--- a/templates/aktas.docx
+++ b/templates/aktas.docx
@@ -221,27 +221,7 @@
         <w:t xml:space="preserve">                                       </w:t>
       </w:r>
       <w:r>
-        <w:t>{</w:t>
-      </w:r>
-      <w:proofErr w:type="spellStart"/>
-      <w:r>
-        <w:t>metai</w:t>
-      </w:r>
-      <w:proofErr w:type="spellEnd"/>
-      <w:r>
-        <w:t>}</w:t>
-      </w:r>
-      <w:r>
-        <w:t xml:space="preserve"> </w:t>
-      </w:r>
-      <w:r>
-        <w:t>{</w:t>
-      </w:r>
-      <w:r>
-        <w:t>data</w:t>
-      </w:r>
-      <w:r>
-        <w:t>}</w:t>
+        <w:t>{data}</w:t>
       </w:r>
     </w:p>
     <w:p>

--- a/templates/aktas.docx
+++ b/templates/aktas.docx
@@ -216,18 +216,39 @@
       <w:pPr>
         <w:spacing w:after="0" w:line="240" w:lineRule="auto"/>
         <w:jc w:val="center"/>
+        <w:rPr>
+          <w:lang w:val="de-DE"/>
+        </w:rPr>
       </w:pPr>
       <w:r>
         <w:t xml:space="preserve">                                       </w:t>
       </w:r>
       <w:r>
-        <w:t>{data}</w:t>
+        <w:rPr>
+          <w:lang w:val="de-DE"/>
+        </w:rPr>
+        <w:t>{</w:t>
+      </w:r>
+      <w:proofErr w:type="spellStart"/>
+      <w:r>
+        <w:rPr>
+          <w:lang w:val="de-DE"/>
+        </w:rPr>
+        <w:t>data</w:t>
+      </w:r>
+      <w:proofErr w:type="spellEnd"/>
+      <w:r>
+        <w:rPr>
+          <w:lang w:val="de-DE"/>
+        </w:rPr>
+        <w:t>}</w:t>
       </w:r>
     </w:p>
     <w:p>
       <w:pPr>
         <w:rPr>
           <w:rFonts w:ascii="Times New Roman" w:hAnsi="Times New Roman"/>
+          <w:lang w:val="de-DE"/>
         </w:rPr>
       </w:pPr>
     </w:p>
@@ -244,6 +265,7 @@
           <w:rFonts w:ascii="Times New Roman" w:hAnsi="Times New Roman"/>
           <w:b/>
           <w:bCs/>
+          <w:lang w:val="de-DE"/>
         </w:rPr>
         <w:t xml:space="preserve">1. </w:t>
       </w:r>
@@ -265,6 +287,7 @@
           <w:bCs/>
           <w:sz w:val="28"/>
           <w:szCs w:val="28"/>
+          <w:lang w:val="de-DE"/>
         </w:rPr>
         <w:t xml:space="preserve">   </w:t>
       </w:r>
@@ -275,6 +298,7 @@
           <w:bCs/>
           <w:sz w:val="28"/>
           <w:szCs w:val="28"/>
+          <w:lang w:val="de-DE"/>
         </w:rPr>
         <w:t xml:space="preserve"> </w:t>
       </w:r>
@@ -285,6 +309,7 @@
           <w:bCs/>
           <w:sz w:val="28"/>
           <w:szCs w:val="28"/>
+          <w:lang w:val="de-DE"/>
         </w:rPr>
         <w:t xml:space="preserve">2. </w:t>
       </w:r>
@@ -296,6 +321,7 @@
           <w:bCs/>
           <w:sz w:val="28"/>
           <w:szCs w:val="28"/>
+          <w:lang w:val="de-DE"/>
         </w:rPr>
         <w:t>Kliento</w:t>
       </w:r>
@@ -307,6 +333,7 @@
           <w:bCs/>
           <w:sz w:val="28"/>
           <w:szCs w:val="28"/>
+          <w:lang w:val="de-DE"/>
         </w:rPr>
         <w:t xml:space="preserve"> </w:t>
       </w:r>
@@ -318,6 +345,7 @@
           <w:bCs/>
           <w:sz w:val="28"/>
           <w:szCs w:val="28"/>
+          <w:lang w:val="de-DE"/>
         </w:rPr>
         <w:t>informacija</w:t>
       </w:r>
@@ -329,6 +357,7 @@
           <w:bCs/>
           <w:sz w:val="28"/>
           <w:szCs w:val="28"/>
+          <w:lang w:val="de-DE"/>
         </w:rPr>
         <w:t xml:space="preserve"> </w:t>
       </w:r>
@@ -339,6 +368,7 @@
           <w:bCs/>
           <w:sz w:val="28"/>
           <w:szCs w:val="28"/>
+          <w:lang w:val="de-DE"/>
         </w:rPr>
         <w:t xml:space="preserve">         </w:t>
       </w:r>
@@ -349,6 +379,7 @@
           <w:bCs/>
           <w:sz w:val="28"/>
           <w:szCs w:val="28"/>
+          <w:lang w:val="de-DE"/>
         </w:rPr>
         <w:t xml:space="preserve">  </w:t>
       </w:r>
@@ -359,6 +390,7 @@
           <w:bCs/>
           <w:sz w:val="28"/>
           <w:szCs w:val="28"/>
+          <w:lang w:val="de-DE"/>
         </w:rPr>
         <w:t xml:space="preserve">3. </w:t>
       </w:r>
@@ -900,13 +932,20 @@
           </w:tcPr>
           <w:p>
             <w:pPr>
-              <w:spacing w:line="360" w:lineRule="auto"/>
               <w:rPr>
                 <w:rFonts w:ascii="Times New Roman" w:hAnsi="Times New Roman"/>
                 <w:sz w:val="28"/>
                 <w:szCs w:val="28"/>
               </w:rPr>
             </w:pPr>
+            <w:r>
+              <w:rPr>
+                <w:rFonts w:ascii="Times New Roman" w:hAnsi="Times New Roman"/>
+                <w:sz w:val="28"/>
+                <w:szCs w:val="28"/>
+              </w:rPr>
+              <w:t xml:space="preserve">El. </w:t>
+            </w:r>
             <w:proofErr w:type="spellStart"/>
             <w:r>
               <w:rPr>
@@ -914,7 +953,7 @@
                 <w:sz w:val="28"/>
                 <w:szCs w:val="28"/>
               </w:rPr>
-              <w:t>Įmonė</w:t>
+              <w:t>pašto</w:t>
             </w:r>
             <w:proofErr w:type="spellEnd"/>
             <w:r>
@@ -925,6 +964,33 @@
               </w:rPr>
               <w:t xml:space="preserve"> </w:t>
             </w:r>
+            <w:proofErr w:type="spellStart"/>
+            <w:r>
+              <w:rPr>
+                <w:rFonts w:ascii="Times New Roman" w:hAnsi="Times New Roman"/>
+                <w:sz w:val="28"/>
+                <w:szCs w:val="28"/>
+              </w:rPr>
+              <w:t>adresas</w:t>
+            </w:r>
+            <w:proofErr w:type="spellEnd"/>
+            <w:r>
+              <w:rPr>
+                <w:rFonts w:ascii="Times New Roman" w:hAnsi="Times New Roman"/>
+                <w:sz w:val="28"/>
+                <w:szCs w:val="28"/>
+              </w:rPr>
+              <w:t xml:space="preserve"> </w:t>
+            </w:r>
+          </w:p>
+          <w:p>
+            <w:pPr>
+              <w:rPr>
+                <w:rFonts w:ascii="Times New Roman" w:hAnsi="Times New Roman"/>
+                <w:sz w:val="28"/>
+                <w:szCs w:val="28"/>
+              </w:rPr>
+            </w:pPr>
           </w:p>
           <w:p>
             <w:pPr>
@@ -943,16 +1009,14 @@
               </w:rPr>
               <w:t>{</w:t>
             </w:r>
-            <w:proofErr w:type="spellStart"/>
-            <w:r>
-              <w:rPr>
-                <w:rFonts w:ascii="Times New Roman" w:hAnsi="Times New Roman"/>
-                <w:sz w:val="28"/>
-                <w:szCs w:val="28"/>
-              </w:rPr>
-              <w:t>imone</w:t>
-            </w:r>
-            <w:proofErr w:type="spellEnd"/>
+            <w:r>
+              <w:rPr>
+                <w:rFonts w:ascii="Times New Roman" w:hAnsi="Times New Roman"/>
+                <w:sz w:val="28"/>
+                <w:szCs w:val="28"/>
+              </w:rPr>
+              <w:t>email</w:t>
+            </w:r>
             <w:r>
               <w:rPr>
                 <w:rFonts w:ascii="Times New Roman" w:hAnsi="Times New Roman"/>
@@ -1408,90 +1472,120 @@
           </w:tcPr>
           <w:p>
             <w:pPr>
+              <w:spacing w:line="360" w:lineRule="auto"/>
               <w:rPr>
                 <w:rFonts w:ascii="Times New Roman" w:hAnsi="Times New Roman"/>
                 <w:sz w:val="28"/>
                 <w:szCs w:val="28"/>
               </w:rPr>
             </w:pPr>
-            <w:r>
-              <w:rPr>
-                <w:rFonts w:ascii="Times New Roman" w:hAnsi="Times New Roman"/>
-                <w:sz w:val="28"/>
-                <w:szCs w:val="28"/>
-              </w:rPr>
-              <w:t xml:space="preserve">El. </w:t>
-            </w:r>
-            <w:proofErr w:type="spellStart"/>
-            <w:r>
-              <w:rPr>
-                <w:rFonts w:ascii="Times New Roman" w:hAnsi="Times New Roman"/>
-                <w:sz w:val="28"/>
-                <w:szCs w:val="28"/>
-              </w:rPr>
-              <w:t>pašto</w:t>
-            </w:r>
-            <w:proofErr w:type="spellEnd"/>
-            <w:r>
-              <w:rPr>
-                <w:rFonts w:ascii="Times New Roman" w:hAnsi="Times New Roman"/>
-                <w:sz w:val="28"/>
-                <w:szCs w:val="28"/>
-              </w:rPr>
-              <w:t xml:space="preserve"> </w:t>
-            </w:r>
-            <w:proofErr w:type="spellStart"/>
-            <w:r>
-              <w:rPr>
-                <w:rFonts w:ascii="Times New Roman" w:hAnsi="Times New Roman"/>
-                <w:sz w:val="28"/>
-                <w:szCs w:val="28"/>
-              </w:rPr>
-              <w:t>adresas</w:t>
-            </w:r>
-            <w:proofErr w:type="spellEnd"/>
-            <w:r>
-              <w:rPr>
-                <w:rFonts w:ascii="Times New Roman" w:hAnsi="Times New Roman"/>
-                <w:sz w:val="28"/>
-                <w:szCs w:val="28"/>
-              </w:rPr>
-              <w:t xml:space="preserve"> </w:t>
-            </w:r>
+            <w:hyperlink r:id="rId10" w:history="1">
+              <w:proofErr w:type="spellStart"/>
+              <w:r>
+                <w:t>Reikia</w:t>
+              </w:r>
+              <w:proofErr w:type="spellEnd"/>
+              <w:r>
+                <w:t xml:space="preserve"> </w:t>
+              </w:r>
+              <w:proofErr w:type="spellStart"/>
+              <w:r>
+                <w:t>sąskaitos</w:t>
+              </w:r>
+              <w:proofErr w:type="spellEnd"/>
+              <w:r>
+                <w:t xml:space="preserve"> </w:t>
+              </w:r>
+              <w:proofErr w:type="spellStart"/>
+              <w:r>
+                <w:t>faktūros</w:t>
+              </w:r>
+              <w:proofErr w:type="spellEnd"/>
+              <w:r>
+                <w:t xml:space="preserve">: </w:t>
+              </w:r>
+              <w:r>
+                <w:rPr>
+                  <w:sz w:val="28"/>
+                  <w:szCs w:val="28"/>
+                </w:rPr>
+                <w:t>{</w:t>
+              </w:r>
+              <w:proofErr w:type="spellStart"/>
+              <w:r>
+                <w:rPr>
+                  <w:sz w:val="28"/>
+                  <w:szCs w:val="28"/>
+                </w:rPr>
+                <w:t>invoiceNeeded</w:t>
+              </w:r>
+              <w:proofErr w:type="spellEnd"/>
+              <w:r>
+                <w:rPr>
+                  <w:sz w:val="28"/>
+                  <w:szCs w:val="28"/>
+                </w:rPr>
+                <w:t>}</w:t>
+              </w:r>
+            </w:hyperlink>
           </w:p>
           <w:p>
             <w:pPr>
-              <w:rPr>
-                <w:rFonts w:ascii="Times New Roman" w:hAnsi="Times New Roman"/>
-                <w:sz w:val="28"/>
-                <w:szCs w:val="28"/>
+              <w:spacing w:line="360" w:lineRule="auto"/>
+              <w:rPr>
+                <w:rFonts w:ascii="Times New Roman" w:hAnsi="Times New Roman"/>
+                <w:color w:val="467886" w:themeColor="hyperlink"/>
+                <w:sz w:val="28"/>
+                <w:szCs w:val="28"/>
+                <w:u w:val="single"/>
               </w:rPr>
             </w:pPr>
-          </w:p>
-          <w:p>
-            <w:pPr>
-              <w:rPr>
-                <w:rFonts w:ascii="Times New Roman" w:hAnsi="Times New Roman"/>
-                <w:sz w:val="28"/>
-                <w:szCs w:val="28"/>
-              </w:rPr>
-            </w:pPr>
-            <w:r>
-              <w:rPr>
-                <w:rFonts w:ascii="Times New Roman" w:hAnsi="Times New Roman"/>
-                <w:sz w:val="28"/>
-                <w:szCs w:val="28"/>
-              </w:rPr>
-              <w:t>{</w:t>
-            </w:r>
-            <w:r>
-              <w:rPr>
-                <w:rFonts w:ascii="Times New Roman" w:hAnsi="Times New Roman"/>
-                <w:sz w:val="28"/>
-                <w:szCs w:val="28"/>
-              </w:rPr>
-              <w:t>email</w:t>
-            </w:r>
+            <w:proofErr w:type="spellStart"/>
+            <w:r>
+              <w:rPr>
+                <w:rFonts w:ascii="Times New Roman" w:hAnsi="Times New Roman"/>
+                <w:sz w:val="28"/>
+                <w:szCs w:val="28"/>
+              </w:rPr>
+              <w:t>Imonės</w:t>
+            </w:r>
+            <w:proofErr w:type="spellEnd"/>
+            <w:r>
+              <w:rPr>
+                <w:rFonts w:ascii="Times New Roman" w:hAnsi="Times New Roman"/>
+                <w:sz w:val="28"/>
+                <w:szCs w:val="28"/>
+              </w:rPr>
+              <w:t xml:space="preserve"> </w:t>
+            </w:r>
+            <w:proofErr w:type="spellStart"/>
+            <w:r>
+              <w:rPr>
+                <w:rFonts w:ascii="Times New Roman" w:hAnsi="Times New Roman"/>
+                <w:sz w:val="28"/>
+                <w:szCs w:val="28"/>
+              </w:rPr>
+              <w:t>pavadinimas</w:t>
+            </w:r>
+            <w:proofErr w:type="spellEnd"/>
+            <w:r>
+              <w:rPr>
+                <w:rFonts w:ascii="Times New Roman" w:hAnsi="Times New Roman"/>
+                <w:sz w:val="28"/>
+                <w:szCs w:val="28"/>
+              </w:rPr>
+              <w:t>: {</w:t>
+            </w:r>
+            <w:proofErr w:type="spellStart"/>
+            <w:r>
+              <w:rPr>
+                <w:rFonts w:ascii="Times New Roman" w:hAnsi="Times New Roman"/>
+                <w:sz w:val="28"/>
+                <w:szCs w:val="28"/>
+              </w:rPr>
+              <w:t>invoiceCompanyName</w:t>
+            </w:r>
+            <w:proofErr w:type="spellEnd"/>
             <w:r>
               <w:rPr>
                 <w:rFonts w:ascii="Times New Roman" w:hAnsi="Times New Roman"/>
@@ -1646,6 +1740,130 @@
           </w:tcPr>
           <w:p>
             <w:pPr>
+              <w:spacing w:line="360" w:lineRule="auto"/>
+              <w:rPr>
+                <w:rFonts w:ascii="Times New Roman" w:hAnsi="Times New Roman"/>
+                <w:sz w:val="28"/>
+                <w:szCs w:val="28"/>
+                <w:lang w:val="de-DE"/>
+              </w:rPr>
+            </w:pPr>
+            <w:hyperlink r:id="rId11" w:history="1">
+              <w:proofErr w:type="spellStart"/>
+              <w:r>
+                <w:rPr>
+                  <w:sz w:val="28"/>
+                  <w:szCs w:val="28"/>
+                  <w:lang w:val="de-DE"/>
+                </w:rPr>
+                <w:t>Įmonės</w:t>
+              </w:r>
+              <w:proofErr w:type="spellEnd"/>
+              <w:r>
+                <w:rPr>
+                  <w:sz w:val="28"/>
+                  <w:szCs w:val="28"/>
+                  <w:lang w:val="de-DE"/>
+                </w:rPr>
+                <w:t xml:space="preserve"> </w:t>
+              </w:r>
+              <w:proofErr w:type="spellStart"/>
+              <w:r>
+                <w:rPr>
+                  <w:sz w:val="28"/>
+                  <w:szCs w:val="28"/>
+                  <w:lang w:val="de-DE"/>
+                </w:rPr>
+                <w:t>kodas</w:t>
+              </w:r>
+              <w:proofErr w:type="spellEnd"/>
+              <w:r>
+                <w:rPr>
+                  <w:sz w:val="28"/>
+                  <w:szCs w:val="28"/>
+                  <w:lang w:val="de-DE"/>
+                </w:rPr>
+                <w:t>: {</w:t>
+              </w:r>
+              <w:proofErr w:type="spellStart"/>
+              <w:r>
+                <w:rPr>
+                  <w:sz w:val="28"/>
+                  <w:szCs w:val="28"/>
+                  <w:lang w:val="de-DE"/>
+                </w:rPr>
+                <w:t>invoiceCode</w:t>
+              </w:r>
+              <w:proofErr w:type="spellEnd"/>
+              <w:r>
+                <w:rPr>
+                  <w:sz w:val="28"/>
+                  <w:szCs w:val="28"/>
+                  <w:lang w:val="de-DE"/>
+                </w:rPr>
+                <w:t>}</w:t>
+              </w:r>
+            </w:hyperlink>
+          </w:p>
+          <w:p>
+            <w:pPr>
+              <w:spacing w:line="360" w:lineRule="auto"/>
+              <w:rPr>
+                <w:rFonts w:ascii="Times New Roman" w:hAnsi="Times New Roman"/>
+                <w:sz w:val="28"/>
+                <w:szCs w:val="28"/>
+                <w:lang w:val="de-DE"/>
+              </w:rPr>
+            </w:pPr>
+            <w:hyperlink r:id="rId12" w:history="1">
+              <w:r>
+                <w:rPr>
+                  <w:sz w:val="28"/>
+                  <w:szCs w:val="28"/>
+                  <w:lang w:val="de-DE"/>
+                </w:rPr>
+                <w:t xml:space="preserve">PVM </w:t>
+              </w:r>
+              <w:proofErr w:type="spellStart"/>
+              <w:r>
+                <w:rPr>
+                  <w:sz w:val="28"/>
+                  <w:szCs w:val="28"/>
+                  <w:lang w:val="de-DE"/>
+                </w:rPr>
+                <w:t>kodas</w:t>
+              </w:r>
+              <w:proofErr w:type="spellEnd"/>
+              <w:r>
+                <w:rPr>
+                  <w:sz w:val="28"/>
+                  <w:szCs w:val="28"/>
+                  <w:lang w:val="de-DE"/>
+                </w:rPr>
+                <w:t>: {</w:t>
+              </w:r>
+              <w:proofErr w:type="spellStart"/>
+              <w:r>
+                <w:rPr>
+                  <w:sz w:val="28"/>
+                  <w:szCs w:val="28"/>
+                  <w:lang w:val="de-DE"/>
+                </w:rPr>
+                <w:t>invoiceVatCode</w:t>
+              </w:r>
+              <w:proofErr w:type="spellEnd"/>
+              <w:r>
+                <w:rPr>
+                  <w:sz w:val="28"/>
+                  <w:szCs w:val="28"/>
+                  <w:lang w:val="de-DE"/>
+                </w:rPr>
+                <w:t>}</w:t>
+              </w:r>
+            </w:hyperlink>
+          </w:p>
+          <w:p>
+            <w:pPr>
               <w:rPr>
                 <w:rFonts w:ascii="Times New Roman" w:hAnsi="Times New Roman"/>
                 <w:lang w:val="de-DE"/>
@@ -1774,6 +1992,24 @@
           <w:rFonts w:ascii="Times New Roman" w:hAnsi="Times New Roman"/>
         </w:rPr>
       </w:pPr>
+    </w:p>
+    <w:p>
+      <w:pPr>
+        <w:rPr>
+          <w:rFonts w:ascii="Times New Roman" w:hAnsi="Times New Roman"/>
+          <w:sz w:val="28"/>
+          <w:szCs w:val="28"/>
+        </w:rPr>
+      </w:pPr>
+    </w:p>
+    <w:p>
+      <w:pPr>
+        <w:rPr>
+          <w:rFonts w:ascii="Times New Roman" w:hAnsi="Times New Roman"/>
+          <w:sz w:val="28"/>
+          <w:szCs w:val="28"/>
+        </w:rPr>
+      </w:pPr>
       <w:r>
         <w:rPr>
           <w:noProof/>
@@ -1781,16 +2017,16 @@
         <mc:AlternateContent>
           <mc:Choice Requires="wps">
             <w:drawing>
-              <wp:anchor distT="0" distB="0" distL="114300" distR="114300" simplePos="0" relativeHeight="251671552" behindDoc="0" locked="0" layoutInCell="1" allowOverlap="1" wp14:anchorId="1A0C0CF2" wp14:editId="078039EA">
+              <wp:anchor distT="0" distB="0" distL="114300" distR="114300" simplePos="0" relativeHeight="251671552" behindDoc="0" locked="0" layoutInCell="1" allowOverlap="1" wp14:anchorId="1A0C0CF2" wp14:editId="08630FB4">
                 <wp:simplePos x="0" y="0"/>
                 <wp:positionH relativeFrom="column">
-                  <wp:posOffset>1449705</wp:posOffset>
+                  <wp:posOffset>1430655</wp:posOffset>
                 </wp:positionH>
                 <wp:positionV relativeFrom="paragraph">
-                  <wp:posOffset>4603750</wp:posOffset>
+                  <wp:posOffset>7620</wp:posOffset>
                 </wp:positionV>
-                <wp:extent cx="5772150" cy="723900"/>
-                <wp:effectExtent l="0" t="0" r="0" b="0"/>
+                <wp:extent cx="5772150" cy="952500"/>
+                <wp:effectExtent l="0" t="0" r="19050" b="19050"/>
                 <wp:wrapNone/>
                 <wp:docPr id="79394971" name="Rectangle 5"/>
                 <wp:cNvGraphicFramePr>
@@ -1805,7 +2041,7 @@
                       <wps:spPr bwMode="auto">
                         <a:xfrm>
                           <a:off x="0" y="0"/>
-                          <a:ext cx="5772150" cy="723900"/>
+                          <a:ext cx="5772150" cy="952500"/>
                         </a:xfrm>
                         <a:prstGeom prst="rect">
                           <a:avLst/>
@@ -1870,7 +2106,7 @@
           </mc:Choice>
           <mc:Fallback>
             <w:pict>
-              <v:rect w14:anchorId="1A0C0CF2" id="Rectangle 5" o:spid="_x0000_s1026" style="position:absolute;margin-left:114.15pt;margin-top:362.5pt;width:454.5pt;height:57pt;z-index:251671552;visibility:visible;mso-wrap-style:square;mso-width-percent:0;mso-height-percent:0;mso-wrap-distance-left:9pt;mso-wrap-distance-top:0;mso-wrap-distance-right:9pt;mso-wrap-distance-bottom:0;mso-position-horizontal:absolute;mso-position-horizontal-relative:text;mso-position-vertical:absolute;mso-position-vertical-relative:text;mso-width-percent:0;mso-height-percent:0;mso-width-relative:page;mso-height-relative:page;v-text-anchor:top" o:gfxdata="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">
+              <v:rect w14:anchorId="1A0C0CF2" id="Rectangle 5" o:spid="_x0000_s1026" style="position:absolute;margin-left:112.65pt;margin-top:.6pt;width:454.5pt;height:75pt;z-index:251671552;visibility:visible;mso-wrap-style:square;mso-width-percent:0;mso-height-percent:0;mso-wrap-distance-left:9pt;mso-wrap-distance-top:0;mso-wrap-distance-right:9pt;mso-wrap-distance-bottom:0;mso-position-horizontal:absolute;mso-position-horizontal-relative:text;mso-position-vertical:absolute;mso-position-vertical-relative:text;mso-width-percent:0;mso-height-percent:0;mso-width-relative:page;mso-height-relative:page;v-text-anchor:top" o:gfxdata="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">
                 <v:textbox>
                   <w:txbxContent>
                     <w:p>
@@ -1907,15 +2143,6 @@
           </mc:Fallback>
         </mc:AlternateContent>
       </w:r>
-    </w:p>
-    <w:p>
-      <w:pPr>
-        <w:rPr>
-          <w:rFonts w:ascii="Times New Roman" w:hAnsi="Times New Roman"/>
-          <w:sz w:val="28"/>
-          <w:szCs w:val="28"/>
-        </w:rPr>
-      </w:pPr>
       <w:proofErr w:type="spellStart"/>
       <w:r>
         <w:rPr>
@@ -1980,6 +2207,32 @@
           <w:rFonts w:ascii="Times New Roman" w:hAnsi="Times New Roman"/>
         </w:rPr>
       </w:pPr>
+      <w:r>
+        <w:rPr>
+          <w:rFonts w:ascii="Times New Roman" w:hAnsi="Times New Roman"/>
+        </w:rPr>
+        <w:t>1</w:t>
+      </w:r>
+      <w:r>
+        <w:rPr>
+          <w:rFonts w:ascii="Times New Roman" w:hAnsi="Times New Roman"/>
+        </w:rPr>
+        <w:t xml:space="preserve">. </w:t>
+      </w:r>
+      <w:r>
+        <w:rPr>
+          <w:rFonts w:ascii="Times New Roman" w:hAnsi="Times New Roman"/>
+          <w:b/>
+          <w:bCs/>
+        </w:rPr>
+        <w:t>ĮRENGINIO DIAGNOSTIKA</w:t>
+      </w:r>
+      <w:r>
+        <w:rPr>
+          <w:rFonts w:ascii="Times New Roman" w:hAnsi="Times New Roman"/>
+        </w:rPr>
+        <w:t xml:space="preserve"> </w:t>
+      </w:r>
     </w:p>
     <w:p>
       <w:pPr>
@@ -1987,39 +2240,410 @@
           <w:rFonts w:ascii="Times New Roman" w:hAnsi="Times New Roman"/>
         </w:rPr>
       </w:pPr>
+      <w:proofErr w:type="spellStart"/>
+      <w:r>
+        <w:rPr>
+          <w:rFonts w:ascii="Times New Roman" w:hAnsi="Times New Roman"/>
+        </w:rPr>
+        <w:t>Gavusi</w:t>
+      </w:r>
+      <w:proofErr w:type="spellEnd"/>
+      <w:r>
+        <w:rPr>
+          <w:rFonts w:ascii="Times New Roman" w:hAnsi="Times New Roman"/>
+        </w:rPr>
+        <w:t xml:space="preserve"> </w:t>
+      </w:r>
+      <w:proofErr w:type="spellStart"/>
+      <w:r>
+        <w:rPr>
+          <w:rFonts w:ascii="Times New Roman" w:hAnsi="Times New Roman"/>
+        </w:rPr>
+        <w:t>įrenginį</w:t>
+      </w:r>
+      <w:proofErr w:type="spellEnd"/>
+      <w:r>
+        <w:rPr>
+          <w:rFonts w:ascii="Times New Roman" w:hAnsi="Times New Roman"/>
+        </w:rPr>
+        <w:t xml:space="preserve">, </w:t>
+      </w:r>
+      <w:proofErr w:type="spellStart"/>
+      <w:r>
+        <w:rPr>
+          <w:rFonts w:ascii="Times New Roman" w:hAnsi="Times New Roman"/>
+        </w:rPr>
+        <w:t>įmonė</w:t>
+      </w:r>
+      <w:proofErr w:type="spellEnd"/>
+      <w:r>
+        <w:rPr>
+          <w:rFonts w:ascii="Times New Roman" w:hAnsi="Times New Roman"/>
+        </w:rPr>
+        <w:t xml:space="preserve"> 4Office </w:t>
+      </w:r>
+      <w:proofErr w:type="spellStart"/>
+      <w:r>
+        <w:rPr>
+          <w:rFonts w:ascii="Times New Roman" w:hAnsi="Times New Roman"/>
+        </w:rPr>
+        <w:t>atlieka</w:t>
+      </w:r>
+      <w:proofErr w:type="spellEnd"/>
+      <w:r>
+        <w:rPr>
+          <w:rFonts w:ascii="Times New Roman" w:hAnsi="Times New Roman"/>
+        </w:rPr>
+        <w:t xml:space="preserve"> </w:t>
+      </w:r>
+      <w:proofErr w:type="spellStart"/>
+      <w:r>
+        <w:rPr>
+          <w:rFonts w:ascii="Times New Roman" w:hAnsi="Times New Roman"/>
+        </w:rPr>
+        <w:t>įrenginio</w:t>
+      </w:r>
+      <w:proofErr w:type="spellEnd"/>
+      <w:r>
+        <w:rPr>
+          <w:rFonts w:ascii="Times New Roman" w:hAnsi="Times New Roman"/>
+        </w:rPr>
+        <w:t xml:space="preserve"> </w:t>
+      </w:r>
+      <w:proofErr w:type="spellStart"/>
+      <w:r>
+        <w:rPr>
+          <w:rFonts w:ascii="Times New Roman" w:hAnsi="Times New Roman"/>
+        </w:rPr>
+        <w:t>gedimų</w:t>
+      </w:r>
+      <w:proofErr w:type="spellEnd"/>
+      <w:r>
+        <w:rPr>
+          <w:rFonts w:ascii="Times New Roman" w:hAnsi="Times New Roman"/>
+        </w:rPr>
+        <w:t xml:space="preserve"> </w:t>
+      </w:r>
+      <w:proofErr w:type="spellStart"/>
+      <w:r>
+        <w:rPr>
+          <w:rFonts w:ascii="Times New Roman" w:hAnsi="Times New Roman"/>
+        </w:rPr>
+        <w:t>diagnostiką</w:t>
+      </w:r>
+      <w:proofErr w:type="spellEnd"/>
+      <w:r>
+        <w:rPr>
+          <w:rFonts w:ascii="Times New Roman" w:hAnsi="Times New Roman"/>
+        </w:rPr>
+        <w:t xml:space="preserve">. </w:t>
+      </w:r>
+      <w:proofErr w:type="spellStart"/>
+      <w:r>
+        <w:rPr>
+          <w:rFonts w:ascii="Times New Roman" w:hAnsi="Times New Roman"/>
+        </w:rPr>
+        <w:t>Atlikusi</w:t>
+      </w:r>
+      <w:proofErr w:type="spellEnd"/>
+      <w:r>
+        <w:rPr>
+          <w:rFonts w:ascii="Times New Roman" w:hAnsi="Times New Roman"/>
+        </w:rPr>
+        <w:t xml:space="preserve"> </w:t>
+      </w:r>
+      <w:proofErr w:type="spellStart"/>
+      <w:r>
+        <w:rPr>
+          <w:rFonts w:ascii="Times New Roman" w:hAnsi="Times New Roman"/>
+        </w:rPr>
+        <w:t>diagnostiką</w:t>
+      </w:r>
+      <w:proofErr w:type="spellEnd"/>
+      <w:r>
+        <w:rPr>
+          <w:rFonts w:ascii="Times New Roman" w:hAnsi="Times New Roman"/>
+        </w:rPr>
+        <w:t xml:space="preserve">, </w:t>
+      </w:r>
+      <w:r>
+        <w:rPr>
+          <w:rFonts w:ascii="Times New Roman" w:hAnsi="Times New Roman"/>
+        </w:rPr>
+        <w:t>4Office</w:t>
+      </w:r>
+      <w:r>
+        <w:rPr>
+          <w:rFonts w:ascii="Times New Roman" w:hAnsi="Times New Roman"/>
+        </w:rPr>
+        <w:t xml:space="preserve"> </w:t>
+      </w:r>
+      <w:proofErr w:type="spellStart"/>
+      <w:r>
+        <w:rPr>
+          <w:rFonts w:ascii="Times New Roman" w:hAnsi="Times New Roman"/>
+        </w:rPr>
+        <w:t>nustato</w:t>
+      </w:r>
+      <w:proofErr w:type="spellEnd"/>
+      <w:r>
+        <w:rPr>
+          <w:rFonts w:ascii="Times New Roman" w:hAnsi="Times New Roman"/>
+        </w:rPr>
+        <w:t xml:space="preserve"> </w:t>
+      </w:r>
+      <w:proofErr w:type="spellStart"/>
+      <w:r>
+        <w:rPr>
+          <w:rFonts w:ascii="Times New Roman" w:hAnsi="Times New Roman"/>
+        </w:rPr>
+        <w:t>įrenginio</w:t>
+      </w:r>
+      <w:proofErr w:type="spellEnd"/>
+      <w:r>
+        <w:rPr>
+          <w:rFonts w:ascii="Times New Roman" w:hAnsi="Times New Roman"/>
+        </w:rPr>
+        <w:t xml:space="preserve"> </w:t>
+      </w:r>
+      <w:proofErr w:type="spellStart"/>
+      <w:r>
+        <w:rPr>
+          <w:rFonts w:ascii="Times New Roman" w:hAnsi="Times New Roman"/>
+        </w:rPr>
+        <w:t>gedimą</w:t>
+      </w:r>
+      <w:proofErr w:type="spellEnd"/>
+      <w:r>
+        <w:rPr>
+          <w:rFonts w:ascii="Times New Roman" w:hAnsi="Times New Roman"/>
+        </w:rPr>
+        <w:t>(-us)</w:t>
+      </w:r>
+      <w:r>
+        <w:rPr>
+          <w:rFonts w:ascii="Times New Roman" w:hAnsi="Times New Roman"/>
+        </w:rPr>
+        <w:t xml:space="preserve">, </w:t>
+      </w:r>
+      <w:proofErr w:type="spellStart"/>
+      <w:r>
+        <w:rPr>
+          <w:rFonts w:ascii="Times New Roman" w:hAnsi="Times New Roman"/>
+        </w:rPr>
+        <w:t>į</w:t>
+      </w:r>
+      <w:r>
+        <w:rPr>
+          <w:rFonts w:ascii="Times New Roman" w:hAnsi="Times New Roman"/>
+        </w:rPr>
+        <w:t>vertina</w:t>
+      </w:r>
+      <w:proofErr w:type="spellEnd"/>
+      <w:r>
+        <w:rPr>
+          <w:rFonts w:ascii="Times New Roman" w:hAnsi="Times New Roman"/>
+        </w:rPr>
+        <w:t xml:space="preserve"> </w:t>
+      </w:r>
+      <w:proofErr w:type="spellStart"/>
+      <w:r>
+        <w:rPr>
+          <w:rFonts w:ascii="Times New Roman" w:hAnsi="Times New Roman"/>
+        </w:rPr>
+        <w:t>įrenginio</w:t>
+      </w:r>
+      <w:proofErr w:type="spellEnd"/>
+      <w:r>
+        <w:rPr>
+          <w:rFonts w:ascii="Times New Roman" w:hAnsi="Times New Roman"/>
+        </w:rPr>
+        <w:t xml:space="preserve"> </w:t>
+      </w:r>
+      <w:proofErr w:type="spellStart"/>
+      <w:r>
+        <w:rPr>
+          <w:rFonts w:ascii="Times New Roman" w:hAnsi="Times New Roman"/>
+        </w:rPr>
+        <w:t>remonto</w:t>
+      </w:r>
+      <w:proofErr w:type="spellEnd"/>
+      <w:r>
+        <w:rPr>
+          <w:rFonts w:ascii="Times New Roman" w:hAnsi="Times New Roman"/>
+        </w:rPr>
+        <w:t xml:space="preserve"> </w:t>
+      </w:r>
+      <w:proofErr w:type="spellStart"/>
+      <w:r>
+        <w:rPr>
+          <w:rFonts w:ascii="Times New Roman" w:hAnsi="Times New Roman"/>
+        </w:rPr>
+        <w:t>darbų</w:t>
+      </w:r>
+      <w:proofErr w:type="spellEnd"/>
+      <w:r>
+        <w:rPr>
+          <w:rFonts w:ascii="Times New Roman" w:hAnsi="Times New Roman"/>
+        </w:rPr>
+        <w:t xml:space="preserve"> </w:t>
+      </w:r>
+      <w:proofErr w:type="spellStart"/>
+      <w:r>
+        <w:rPr>
+          <w:rFonts w:ascii="Times New Roman" w:hAnsi="Times New Roman"/>
+        </w:rPr>
+        <w:t>išlaidas</w:t>
+      </w:r>
+      <w:proofErr w:type="spellEnd"/>
+      <w:r>
+        <w:rPr>
+          <w:rFonts w:ascii="Times New Roman" w:hAnsi="Times New Roman"/>
+        </w:rPr>
+        <w:t>.</w:t>
+      </w:r>
+      <w:r>
+        <w:rPr>
+          <w:rFonts w:ascii="Times New Roman" w:hAnsi="Times New Roman"/>
+        </w:rPr>
+        <w:t xml:space="preserve"> </w:t>
+      </w:r>
+      <w:proofErr w:type="spellStart"/>
+      <w:r>
+        <w:rPr>
+          <w:rFonts w:ascii="Times New Roman" w:hAnsi="Times New Roman"/>
+        </w:rPr>
+        <w:t>Diagnostika</w:t>
+      </w:r>
+      <w:proofErr w:type="spellEnd"/>
+      <w:r>
+        <w:rPr>
+          <w:rFonts w:ascii="Times New Roman" w:hAnsi="Times New Roman"/>
+        </w:rPr>
+        <w:t xml:space="preserve"> </w:t>
+      </w:r>
+      <w:proofErr w:type="spellStart"/>
+      <w:r>
+        <w:rPr>
+          <w:rFonts w:ascii="Times New Roman" w:hAnsi="Times New Roman"/>
+        </w:rPr>
+        <w:t>atliekama</w:t>
+      </w:r>
+      <w:proofErr w:type="spellEnd"/>
+      <w:r>
+        <w:rPr>
+          <w:rFonts w:ascii="Times New Roman" w:hAnsi="Times New Roman"/>
+        </w:rPr>
+        <w:t xml:space="preserve"> per 2 </w:t>
+      </w:r>
+      <w:proofErr w:type="spellStart"/>
+      <w:r>
+        <w:rPr>
+          <w:rFonts w:ascii="Times New Roman" w:hAnsi="Times New Roman"/>
+        </w:rPr>
+        <w:t>d.d.</w:t>
+      </w:r>
+      <w:proofErr w:type="spellEnd"/>
+      <w:r>
+        <w:rPr>
+          <w:rFonts w:ascii="Times New Roman" w:hAnsi="Times New Roman"/>
+        </w:rPr>
+        <w:t xml:space="preserve"> </w:t>
+      </w:r>
+      <w:proofErr w:type="spellStart"/>
+      <w:r>
+        <w:rPr>
+          <w:rFonts w:ascii="Times New Roman" w:hAnsi="Times New Roman"/>
+        </w:rPr>
+        <w:t>nuo</w:t>
+      </w:r>
+      <w:proofErr w:type="spellEnd"/>
+      <w:r>
+        <w:rPr>
+          <w:rFonts w:ascii="Times New Roman" w:hAnsi="Times New Roman"/>
+        </w:rPr>
+        <w:t xml:space="preserve"> </w:t>
+      </w:r>
+      <w:proofErr w:type="spellStart"/>
+      <w:r>
+        <w:rPr>
+          <w:rFonts w:ascii="Times New Roman" w:hAnsi="Times New Roman"/>
+        </w:rPr>
+        <w:t>sekančios</w:t>
+      </w:r>
+      <w:proofErr w:type="spellEnd"/>
+      <w:r>
+        <w:rPr>
+          <w:rFonts w:ascii="Times New Roman" w:hAnsi="Times New Roman"/>
+        </w:rPr>
+        <w:t xml:space="preserve"> </w:t>
+      </w:r>
+      <w:proofErr w:type="spellStart"/>
+      <w:r>
+        <w:rPr>
+          <w:rFonts w:ascii="Times New Roman" w:hAnsi="Times New Roman"/>
+        </w:rPr>
+        <w:t>įrenginio</w:t>
+      </w:r>
+      <w:proofErr w:type="spellEnd"/>
+      <w:r>
+        <w:rPr>
+          <w:rFonts w:ascii="Times New Roman" w:hAnsi="Times New Roman"/>
+        </w:rPr>
+        <w:t xml:space="preserve"> </w:t>
+      </w:r>
+      <w:proofErr w:type="spellStart"/>
+      <w:r>
+        <w:rPr>
+          <w:rFonts w:ascii="Times New Roman" w:hAnsi="Times New Roman"/>
+        </w:rPr>
+        <w:t>priėmimo</w:t>
+      </w:r>
+      <w:proofErr w:type="spellEnd"/>
+      <w:r>
+        <w:rPr>
+          <w:rFonts w:ascii="Times New Roman" w:hAnsi="Times New Roman"/>
+        </w:rPr>
+        <w:t xml:space="preserve"> </w:t>
+      </w:r>
+      <w:proofErr w:type="spellStart"/>
+      <w:r>
+        <w:rPr>
+          <w:rFonts w:ascii="Times New Roman" w:hAnsi="Times New Roman"/>
+        </w:rPr>
+        <w:t>dienos</w:t>
+      </w:r>
+      <w:proofErr w:type="spellEnd"/>
+      <w:r>
+        <w:rPr>
+          <w:rFonts w:ascii="Times New Roman" w:hAnsi="Times New Roman"/>
+        </w:rPr>
+        <w:t>.</w:t>
+      </w:r>
     </w:p>
     <w:p>
       <w:pPr>
         <w:rPr>
           <w:rFonts w:ascii="Times New Roman" w:hAnsi="Times New Roman"/>
-        </w:rPr>
-      </w:pPr>
-      <w:r>
-        <w:rPr>
-          <w:rFonts w:ascii="Times New Roman" w:hAnsi="Times New Roman"/>
-        </w:rPr>
-        <w:lastRenderedPageBreak/>
-        <w:t>1</w:t>
-      </w:r>
-      <w:r>
-        <w:rPr>
-          <w:rFonts w:ascii="Times New Roman" w:hAnsi="Times New Roman"/>
-        </w:rPr>
-        <w:t xml:space="preserve">. </w:t>
-      </w:r>
-      <w:r>
-        <w:rPr>
-          <w:rFonts w:ascii="Times New Roman" w:hAnsi="Times New Roman"/>
           <w:b/>
           <w:bCs/>
         </w:rPr>
-        <w:t>ĮRENGINIO DIAGNOSTIKA</w:t>
-      </w:r>
-      <w:r>
-        <w:rPr>
-          <w:rFonts w:ascii="Times New Roman" w:hAnsi="Times New Roman"/>
-        </w:rPr>
-        <w:t xml:space="preserve"> </w:t>
+      </w:pPr>
+      <w:r>
+        <w:rPr>
+          <w:rFonts w:ascii="Times New Roman" w:hAnsi="Times New Roman"/>
+          <w:b/>
+          <w:bCs/>
+        </w:rPr>
+        <w:t>2</w:t>
+      </w:r>
+      <w:r>
+        <w:rPr>
+          <w:rFonts w:ascii="Times New Roman" w:hAnsi="Times New Roman"/>
+          <w:b/>
+          <w:bCs/>
+        </w:rPr>
+        <w:t>. SAVININKO INFORMAVIMAS APIE REMONTO DARBŲ PRADŽIĄ</w:t>
       </w:r>
     </w:p>
     <w:p>
@@ -2028,385 +2652,207 @@
           <w:rFonts w:ascii="Times New Roman" w:hAnsi="Times New Roman"/>
         </w:rPr>
       </w:pPr>
-      <w:proofErr w:type="spellStart"/>
-      <w:r>
-        <w:rPr>
-          <w:rFonts w:ascii="Times New Roman" w:hAnsi="Times New Roman"/>
-        </w:rPr>
-        <w:t>Gavusi</w:t>
-      </w:r>
-      <w:proofErr w:type="spellEnd"/>
-      <w:r>
-        <w:rPr>
-          <w:rFonts w:ascii="Times New Roman" w:hAnsi="Times New Roman"/>
-        </w:rPr>
-        <w:t xml:space="preserve"> </w:t>
-      </w:r>
-      <w:proofErr w:type="spellStart"/>
-      <w:r>
-        <w:rPr>
-          <w:rFonts w:ascii="Times New Roman" w:hAnsi="Times New Roman"/>
-        </w:rPr>
-        <w:t>įrenginį</w:t>
-      </w:r>
-      <w:proofErr w:type="spellEnd"/>
-      <w:r>
-        <w:rPr>
-          <w:rFonts w:ascii="Times New Roman" w:hAnsi="Times New Roman"/>
-        </w:rPr>
-        <w:t xml:space="preserve">, </w:t>
-      </w:r>
-      <w:proofErr w:type="spellStart"/>
-      <w:r>
-        <w:rPr>
-          <w:rFonts w:ascii="Times New Roman" w:hAnsi="Times New Roman"/>
-        </w:rPr>
-        <w:t>įmonė</w:t>
-      </w:r>
-      <w:proofErr w:type="spellEnd"/>
-      <w:r>
-        <w:rPr>
-          <w:rFonts w:ascii="Times New Roman" w:hAnsi="Times New Roman"/>
-        </w:rPr>
-        <w:t xml:space="preserve"> 4Office </w:t>
-      </w:r>
-      <w:proofErr w:type="spellStart"/>
-      <w:r>
-        <w:rPr>
-          <w:rFonts w:ascii="Times New Roman" w:hAnsi="Times New Roman"/>
-        </w:rPr>
-        <w:t>atlieka</w:t>
-      </w:r>
-      <w:proofErr w:type="spellEnd"/>
-      <w:r>
-        <w:rPr>
-          <w:rFonts w:ascii="Times New Roman" w:hAnsi="Times New Roman"/>
-        </w:rPr>
-        <w:t xml:space="preserve"> </w:t>
-      </w:r>
-      <w:proofErr w:type="spellStart"/>
-      <w:r>
-        <w:rPr>
-          <w:rFonts w:ascii="Times New Roman" w:hAnsi="Times New Roman"/>
-        </w:rPr>
-        <w:t>įrenginio</w:t>
-      </w:r>
-      <w:proofErr w:type="spellEnd"/>
-      <w:r>
-        <w:rPr>
-          <w:rFonts w:ascii="Times New Roman" w:hAnsi="Times New Roman"/>
-        </w:rPr>
-        <w:t xml:space="preserve"> </w:t>
-      </w:r>
-      <w:proofErr w:type="spellStart"/>
-      <w:r>
-        <w:rPr>
-          <w:rFonts w:ascii="Times New Roman" w:hAnsi="Times New Roman"/>
-        </w:rPr>
-        <w:t>gedimų</w:t>
-      </w:r>
-      <w:proofErr w:type="spellEnd"/>
-      <w:r>
-        <w:rPr>
-          <w:rFonts w:ascii="Times New Roman" w:hAnsi="Times New Roman"/>
-        </w:rPr>
-        <w:t xml:space="preserve"> </w:t>
-      </w:r>
-      <w:proofErr w:type="spellStart"/>
-      <w:r>
-        <w:rPr>
-          <w:rFonts w:ascii="Times New Roman" w:hAnsi="Times New Roman"/>
-        </w:rPr>
-        <w:t>diagnostiką</w:t>
-      </w:r>
-      <w:proofErr w:type="spellEnd"/>
-      <w:r>
-        <w:rPr>
-          <w:rFonts w:ascii="Times New Roman" w:hAnsi="Times New Roman"/>
-        </w:rPr>
-        <w:t xml:space="preserve">. </w:t>
-      </w:r>
-      <w:proofErr w:type="spellStart"/>
-      <w:r>
-        <w:rPr>
-          <w:rFonts w:ascii="Times New Roman" w:hAnsi="Times New Roman"/>
-        </w:rPr>
-        <w:t>Atlikusi</w:t>
-      </w:r>
-      <w:proofErr w:type="spellEnd"/>
-      <w:r>
-        <w:rPr>
-          <w:rFonts w:ascii="Times New Roman" w:hAnsi="Times New Roman"/>
-        </w:rPr>
-        <w:t xml:space="preserve"> </w:t>
-      </w:r>
-      <w:proofErr w:type="spellStart"/>
-      <w:r>
-        <w:rPr>
-          <w:rFonts w:ascii="Times New Roman" w:hAnsi="Times New Roman"/>
-        </w:rPr>
-        <w:t>diagnostiką</w:t>
-      </w:r>
-      <w:proofErr w:type="spellEnd"/>
-      <w:r>
-        <w:rPr>
-          <w:rFonts w:ascii="Times New Roman" w:hAnsi="Times New Roman"/>
-        </w:rPr>
-        <w:t xml:space="preserve">, </w:t>
-      </w:r>
-      <w:r>
-        <w:rPr>
-          <w:rFonts w:ascii="Times New Roman" w:hAnsi="Times New Roman"/>
-        </w:rPr>
-        <w:t>4Office</w:t>
-      </w:r>
-      <w:r>
-        <w:rPr>
-          <w:rFonts w:ascii="Times New Roman" w:hAnsi="Times New Roman"/>
-        </w:rPr>
-        <w:t xml:space="preserve"> </w:t>
-      </w:r>
-      <w:proofErr w:type="spellStart"/>
-      <w:r>
-        <w:rPr>
-          <w:rFonts w:ascii="Times New Roman" w:hAnsi="Times New Roman"/>
-        </w:rPr>
-        <w:t>nustato</w:t>
-      </w:r>
-      <w:proofErr w:type="spellEnd"/>
-      <w:r>
-        <w:rPr>
-          <w:rFonts w:ascii="Times New Roman" w:hAnsi="Times New Roman"/>
-        </w:rPr>
-        <w:t xml:space="preserve"> </w:t>
-      </w:r>
-      <w:proofErr w:type="spellStart"/>
-      <w:r>
-        <w:rPr>
-          <w:rFonts w:ascii="Times New Roman" w:hAnsi="Times New Roman"/>
-        </w:rPr>
-        <w:t>įrenginio</w:t>
-      </w:r>
-      <w:proofErr w:type="spellEnd"/>
-      <w:r>
-        <w:rPr>
-          <w:rFonts w:ascii="Times New Roman" w:hAnsi="Times New Roman"/>
-        </w:rPr>
-        <w:t xml:space="preserve"> </w:t>
-      </w:r>
-      <w:proofErr w:type="spellStart"/>
-      <w:r>
-        <w:rPr>
-          <w:rFonts w:ascii="Times New Roman" w:hAnsi="Times New Roman"/>
-        </w:rPr>
-        <w:t>gedimą</w:t>
-      </w:r>
-      <w:proofErr w:type="spellEnd"/>
-      <w:r>
-        <w:rPr>
-          <w:rFonts w:ascii="Times New Roman" w:hAnsi="Times New Roman"/>
-        </w:rPr>
-        <w:t>(-us)</w:t>
-      </w:r>
-      <w:r>
-        <w:rPr>
-          <w:rFonts w:ascii="Times New Roman" w:hAnsi="Times New Roman"/>
-        </w:rPr>
-        <w:t xml:space="preserve">, </w:t>
-      </w:r>
-      <w:proofErr w:type="spellStart"/>
-      <w:r>
-        <w:rPr>
-          <w:rFonts w:ascii="Times New Roman" w:hAnsi="Times New Roman"/>
-        </w:rPr>
-        <w:t>į</w:t>
-      </w:r>
-      <w:r>
-        <w:rPr>
-          <w:rFonts w:ascii="Times New Roman" w:hAnsi="Times New Roman"/>
-        </w:rPr>
-        <w:t>vertina</w:t>
-      </w:r>
-      <w:proofErr w:type="spellEnd"/>
-      <w:r>
-        <w:rPr>
-          <w:rFonts w:ascii="Times New Roman" w:hAnsi="Times New Roman"/>
-        </w:rPr>
-        <w:t xml:space="preserve"> </w:t>
-      </w:r>
-      <w:proofErr w:type="spellStart"/>
-      <w:r>
-        <w:rPr>
-          <w:rFonts w:ascii="Times New Roman" w:hAnsi="Times New Roman"/>
-        </w:rPr>
-        <w:t>įrenginio</w:t>
-      </w:r>
-      <w:proofErr w:type="spellEnd"/>
-      <w:r>
-        <w:rPr>
-          <w:rFonts w:ascii="Times New Roman" w:hAnsi="Times New Roman"/>
-        </w:rPr>
-        <w:t xml:space="preserve"> </w:t>
-      </w:r>
-      <w:proofErr w:type="spellStart"/>
-      <w:r>
-        <w:rPr>
-          <w:rFonts w:ascii="Times New Roman" w:hAnsi="Times New Roman"/>
-        </w:rPr>
-        <w:t>remonto</w:t>
-      </w:r>
-      <w:proofErr w:type="spellEnd"/>
-      <w:r>
-        <w:rPr>
-          <w:rFonts w:ascii="Times New Roman" w:hAnsi="Times New Roman"/>
-        </w:rPr>
-        <w:t xml:space="preserve"> </w:t>
-      </w:r>
-      <w:proofErr w:type="spellStart"/>
-      <w:r>
-        <w:rPr>
-          <w:rFonts w:ascii="Times New Roman" w:hAnsi="Times New Roman"/>
-        </w:rPr>
-        <w:t>darbų</w:t>
-      </w:r>
-      <w:proofErr w:type="spellEnd"/>
-      <w:r>
-        <w:rPr>
-          <w:rFonts w:ascii="Times New Roman" w:hAnsi="Times New Roman"/>
-        </w:rPr>
-        <w:t xml:space="preserve"> </w:t>
-      </w:r>
-      <w:proofErr w:type="spellStart"/>
-      <w:r>
-        <w:rPr>
-          <w:rFonts w:ascii="Times New Roman" w:hAnsi="Times New Roman"/>
-        </w:rPr>
-        <w:t>išlaidas</w:t>
-      </w:r>
-      <w:proofErr w:type="spellEnd"/>
-      <w:r>
-        <w:rPr>
-          <w:rFonts w:ascii="Times New Roman" w:hAnsi="Times New Roman"/>
-        </w:rPr>
-        <w:t>.</w:t>
-      </w:r>
-      <w:r>
-        <w:rPr>
-          <w:rFonts w:ascii="Times New Roman" w:hAnsi="Times New Roman"/>
-        </w:rPr>
-        <w:t xml:space="preserve"> </w:t>
-      </w:r>
-      <w:proofErr w:type="spellStart"/>
-      <w:r>
-        <w:rPr>
-          <w:rFonts w:ascii="Times New Roman" w:hAnsi="Times New Roman"/>
-        </w:rPr>
-        <w:t>Diagnostika</w:t>
-      </w:r>
-      <w:proofErr w:type="spellEnd"/>
-      <w:r>
-        <w:rPr>
-          <w:rFonts w:ascii="Times New Roman" w:hAnsi="Times New Roman"/>
-        </w:rPr>
-        <w:t xml:space="preserve"> </w:t>
-      </w:r>
-      <w:proofErr w:type="spellStart"/>
-      <w:r>
-        <w:rPr>
-          <w:rFonts w:ascii="Times New Roman" w:hAnsi="Times New Roman"/>
-        </w:rPr>
-        <w:t>atliekama</w:t>
-      </w:r>
-      <w:proofErr w:type="spellEnd"/>
-      <w:r>
-        <w:rPr>
-          <w:rFonts w:ascii="Times New Roman" w:hAnsi="Times New Roman"/>
-        </w:rPr>
-        <w:t xml:space="preserve"> per 2 </w:t>
-      </w:r>
-      <w:proofErr w:type="spellStart"/>
-      <w:r>
-        <w:rPr>
-          <w:rFonts w:ascii="Times New Roman" w:hAnsi="Times New Roman"/>
-        </w:rPr>
-        <w:t>d.d.</w:t>
-      </w:r>
-      <w:proofErr w:type="spellEnd"/>
-      <w:r>
-        <w:rPr>
-          <w:rFonts w:ascii="Times New Roman" w:hAnsi="Times New Roman"/>
-        </w:rPr>
-        <w:t xml:space="preserve"> </w:t>
-      </w:r>
-      <w:proofErr w:type="spellStart"/>
-      <w:r>
-        <w:rPr>
-          <w:rFonts w:ascii="Times New Roman" w:hAnsi="Times New Roman"/>
-        </w:rPr>
-        <w:t>nuo</w:t>
-      </w:r>
-      <w:proofErr w:type="spellEnd"/>
-      <w:r>
-        <w:rPr>
-          <w:rFonts w:ascii="Times New Roman" w:hAnsi="Times New Roman"/>
-        </w:rPr>
-        <w:t xml:space="preserve"> </w:t>
-      </w:r>
-      <w:proofErr w:type="spellStart"/>
-      <w:r>
-        <w:rPr>
-          <w:rFonts w:ascii="Times New Roman" w:hAnsi="Times New Roman"/>
-        </w:rPr>
-        <w:t>sekančios</w:t>
-      </w:r>
-      <w:proofErr w:type="spellEnd"/>
-      <w:r>
-        <w:rPr>
-          <w:rFonts w:ascii="Times New Roman" w:hAnsi="Times New Roman"/>
-        </w:rPr>
-        <w:t xml:space="preserve"> </w:t>
-      </w:r>
-      <w:proofErr w:type="spellStart"/>
-      <w:r>
-        <w:rPr>
-          <w:rFonts w:ascii="Times New Roman" w:hAnsi="Times New Roman"/>
-        </w:rPr>
-        <w:t>įrenginio</w:t>
-      </w:r>
-      <w:proofErr w:type="spellEnd"/>
-      <w:r>
-        <w:rPr>
-          <w:rFonts w:ascii="Times New Roman" w:hAnsi="Times New Roman"/>
-        </w:rPr>
-        <w:t xml:space="preserve"> </w:t>
-      </w:r>
-      <w:proofErr w:type="spellStart"/>
-      <w:r>
-        <w:rPr>
-          <w:rFonts w:ascii="Times New Roman" w:hAnsi="Times New Roman"/>
-        </w:rPr>
-        <w:t>priėmimo</w:t>
-      </w:r>
-      <w:proofErr w:type="spellEnd"/>
-      <w:r>
-        <w:rPr>
-          <w:rFonts w:ascii="Times New Roman" w:hAnsi="Times New Roman"/>
-        </w:rPr>
-        <w:t xml:space="preserve"> </w:t>
-      </w:r>
-      <w:proofErr w:type="spellStart"/>
-      <w:r>
-        <w:rPr>
-          <w:rFonts w:ascii="Times New Roman" w:hAnsi="Times New Roman"/>
-        </w:rPr>
-        <w:t>dienos</w:t>
-      </w:r>
-      <w:proofErr w:type="spellEnd"/>
-      <w:r>
-        <w:rPr>
-          <w:rFonts w:ascii="Times New Roman" w:hAnsi="Times New Roman"/>
-        </w:rPr>
-        <w:t>.</w:t>
+      <w:r>
+        <w:rPr>
+          <w:rFonts w:ascii="Times New Roman" w:hAnsi="Times New Roman"/>
+        </w:rPr>
+        <w:t xml:space="preserve">SAVININKAS </w:t>
+      </w:r>
+      <w:proofErr w:type="spellStart"/>
+      <w:r>
+        <w:rPr>
+          <w:rFonts w:ascii="Times New Roman" w:hAnsi="Times New Roman"/>
+        </w:rPr>
+        <w:t>informuojamas</w:t>
+      </w:r>
+      <w:proofErr w:type="spellEnd"/>
+      <w:r>
+        <w:rPr>
+          <w:rFonts w:ascii="Times New Roman" w:hAnsi="Times New Roman"/>
+        </w:rPr>
+        <w:t xml:space="preserve"> </w:t>
+      </w:r>
+      <w:proofErr w:type="spellStart"/>
+      <w:r>
+        <w:rPr>
+          <w:rFonts w:ascii="Times New Roman" w:hAnsi="Times New Roman"/>
+        </w:rPr>
+        <w:t>remiantis</w:t>
+      </w:r>
+      <w:proofErr w:type="spellEnd"/>
+      <w:r>
+        <w:rPr>
+          <w:rFonts w:ascii="Times New Roman" w:hAnsi="Times New Roman"/>
+        </w:rPr>
+        <w:t xml:space="preserve"> jo </w:t>
+      </w:r>
+      <w:proofErr w:type="spellStart"/>
+      <w:r>
+        <w:rPr>
+          <w:rFonts w:ascii="Times New Roman" w:hAnsi="Times New Roman"/>
+        </w:rPr>
+        <w:t>nurodyta</w:t>
+      </w:r>
+      <w:proofErr w:type="spellEnd"/>
+      <w:r>
+        <w:rPr>
+          <w:rFonts w:ascii="Times New Roman" w:hAnsi="Times New Roman"/>
+        </w:rPr>
+        <w:t xml:space="preserve"> </w:t>
+      </w:r>
+      <w:proofErr w:type="spellStart"/>
+      <w:r>
+        <w:rPr>
+          <w:rFonts w:ascii="Times New Roman" w:hAnsi="Times New Roman"/>
+        </w:rPr>
+        <w:t>kontaktine</w:t>
+      </w:r>
+      <w:proofErr w:type="spellEnd"/>
+      <w:r>
+        <w:rPr>
+          <w:rFonts w:ascii="Times New Roman" w:hAnsi="Times New Roman"/>
+        </w:rPr>
+        <w:t xml:space="preserve"> </w:t>
+      </w:r>
+      <w:proofErr w:type="spellStart"/>
+      <w:r>
+        <w:rPr>
+          <w:rFonts w:ascii="Times New Roman" w:hAnsi="Times New Roman"/>
+        </w:rPr>
+        <w:t>informacija</w:t>
+      </w:r>
+      <w:proofErr w:type="spellEnd"/>
+      <w:r>
+        <w:rPr>
+          <w:rFonts w:ascii="Times New Roman" w:hAnsi="Times New Roman"/>
+        </w:rPr>
+        <w:t xml:space="preserve"> (</w:t>
+      </w:r>
+      <w:proofErr w:type="spellStart"/>
+      <w:r>
+        <w:rPr>
+          <w:rFonts w:ascii="Times New Roman" w:hAnsi="Times New Roman"/>
+        </w:rPr>
+        <w:t>telefonu</w:t>
+      </w:r>
+      <w:proofErr w:type="spellEnd"/>
+      <w:r>
+        <w:rPr>
+          <w:rFonts w:ascii="Times New Roman" w:hAnsi="Times New Roman"/>
+        </w:rPr>
+        <w:t xml:space="preserve">, el. </w:t>
+      </w:r>
+      <w:proofErr w:type="spellStart"/>
+      <w:r>
+        <w:rPr>
+          <w:rFonts w:ascii="Times New Roman" w:hAnsi="Times New Roman"/>
+        </w:rPr>
+        <w:t>paštu</w:t>
+      </w:r>
+      <w:proofErr w:type="spellEnd"/>
+      <w:r>
+        <w:rPr>
+          <w:rFonts w:ascii="Times New Roman" w:hAnsi="Times New Roman"/>
+        </w:rPr>
+        <w:t xml:space="preserve">), </w:t>
+      </w:r>
+      <w:proofErr w:type="spellStart"/>
+      <w:r>
+        <w:rPr>
+          <w:rFonts w:ascii="Times New Roman" w:hAnsi="Times New Roman"/>
+        </w:rPr>
+        <w:t>iš</w:t>
+      </w:r>
+      <w:proofErr w:type="spellEnd"/>
+      <w:r>
+        <w:rPr>
+          <w:rFonts w:ascii="Times New Roman" w:hAnsi="Times New Roman"/>
+        </w:rPr>
+        <w:t xml:space="preserve"> </w:t>
+      </w:r>
+      <w:proofErr w:type="spellStart"/>
+      <w:r>
+        <w:rPr>
+          <w:rFonts w:ascii="Times New Roman" w:hAnsi="Times New Roman"/>
+        </w:rPr>
+        <w:t>pradžių</w:t>
+      </w:r>
+      <w:proofErr w:type="spellEnd"/>
+      <w:r>
+        <w:rPr>
+          <w:rFonts w:ascii="Times New Roman" w:hAnsi="Times New Roman"/>
+        </w:rPr>
+        <w:t xml:space="preserve"> </w:t>
+      </w:r>
+      <w:proofErr w:type="spellStart"/>
+      <w:r>
+        <w:rPr>
+          <w:rFonts w:ascii="Times New Roman" w:hAnsi="Times New Roman"/>
+        </w:rPr>
+        <w:t>informuojant</w:t>
+      </w:r>
+      <w:proofErr w:type="spellEnd"/>
+      <w:r>
+        <w:rPr>
+          <w:rFonts w:ascii="Times New Roman" w:hAnsi="Times New Roman"/>
+        </w:rPr>
+        <w:t xml:space="preserve"> SAVININKĄ </w:t>
+      </w:r>
+      <w:proofErr w:type="spellStart"/>
+      <w:r>
+        <w:rPr>
+          <w:rFonts w:ascii="Times New Roman" w:hAnsi="Times New Roman"/>
+        </w:rPr>
+        <w:t>telefonu</w:t>
+      </w:r>
+      <w:proofErr w:type="spellEnd"/>
+      <w:r>
+        <w:rPr>
+          <w:rFonts w:ascii="Times New Roman" w:hAnsi="Times New Roman"/>
+        </w:rPr>
+        <w:t xml:space="preserve"> – </w:t>
+      </w:r>
+      <w:proofErr w:type="spellStart"/>
+      <w:r>
+        <w:rPr>
+          <w:rFonts w:ascii="Times New Roman" w:hAnsi="Times New Roman"/>
+        </w:rPr>
+        <w:t>skambinant</w:t>
+      </w:r>
+      <w:proofErr w:type="spellEnd"/>
+      <w:r>
+        <w:rPr>
+          <w:rFonts w:ascii="Times New Roman" w:hAnsi="Times New Roman"/>
+        </w:rPr>
+        <w:t xml:space="preserve"> </w:t>
+      </w:r>
+      <w:proofErr w:type="spellStart"/>
+      <w:r>
+        <w:rPr>
+          <w:rFonts w:ascii="Times New Roman" w:hAnsi="Times New Roman"/>
+        </w:rPr>
+        <w:t>ar</w:t>
+      </w:r>
+      <w:proofErr w:type="spellEnd"/>
+      <w:r>
+        <w:rPr>
+          <w:rFonts w:ascii="Times New Roman" w:hAnsi="Times New Roman"/>
+        </w:rPr>
+        <w:t xml:space="preserve"> </w:t>
+      </w:r>
+      <w:proofErr w:type="spellStart"/>
+      <w:r>
+        <w:rPr>
+          <w:rFonts w:ascii="Times New Roman" w:hAnsi="Times New Roman"/>
+        </w:rPr>
+        <w:t>išsiunčiant</w:t>
+      </w:r>
+      <w:proofErr w:type="spellEnd"/>
+      <w:r>
+        <w:rPr>
+          <w:rFonts w:ascii="Times New Roman" w:hAnsi="Times New Roman"/>
+        </w:rPr>
+        <w:t xml:space="preserve"> SMS.</w:t>
       </w:r>
     </w:p>
     <w:p>
@@ -2423,7 +2869,7 @@
           <w:b/>
           <w:bCs/>
         </w:rPr>
-        <w:t>2</w:t>
+        <w:t>3</w:t>
       </w:r>
       <w:r>
         <w:rPr>
@@ -2431,7 +2877,7 @@
           <w:b/>
           <w:bCs/>
         </w:rPr>
-        <w:t>. SAVININKO INFORMAVIMAS APIE REMONTO DARBŲ PRADŽIĄ</w:t>
+        <w:t xml:space="preserve">. ATSISAKYMAS ATLIKTI REMONTO DARBUS </w:t>
       </w:r>
     </w:p>
     <w:p>
@@ -2444,189 +2890,651 @@
         <w:rPr>
           <w:rFonts w:ascii="Times New Roman" w:hAnsi="Times New Roman"/>
         </w:rPr>
-        <w:t xml:space="preserve">SAVININKAS </w:t>
-      </w:r>
-      <w:proofErr w:type="spellStart"/>
-      <w:r>
-        <w:rPr>
-          <w:rFonts w:ascii="Times New Roman" w:hAnsi="Times New Roman"/>
-        </w:rPr>
-        <w:t>informuojamas</w:t>
-      </w:r>
-      <w:proofErr w:type="spellEnd"/>
-      <w:r>
-        <w:rPr>
-          <w:rFonts w:ascii="Times New Roman" w:hAnsi="Times New Roman"/>
-        </w:rPr>
-        <w:t xml:space="preserve"> </w:t>
-      </w:r>
-      <w:proofErr w:type="spellStart"/>
-      <w:r>
-        <w:rPr>
-          <w:rFonts w:ascii="Times New Roman" w:hAnsi="Times New Roman"/>
-        </w:rPr>
-        <w:t>remiantis</w:t>
-      </w:r>
-      <w:proofErr w:type="spellEnd"/>
-      <w:r>
-        <w:rPr>
-          <w:rFonts w:ascii="Times New Roman" w:hAnsi="Times New Roman"/>
-        </w:rPr>
-        <w:t xml:space="preserve"> jo </w:t>
-      </w:r>
-      <w:proofErr w:type="spellStart"/>
-      <w:r>
-        <w:rPr>
-          <w:rFonts w:ascii="Times New Roman" w:hAnsi="Times New Roman"/>
-        </w:rPr>
-        <w:t>nurodyta</w:t>
-      </w:r>
-      <w:proofErr w:type="spellEnd"/>
-      <w:r>
-        <w:rPr>
-          <w:rFonts w:ascii="Times New Roman" w:hAnsi="Times New Roman"/>
-        </w:rPr>
-        <w:t xml:space="preserve"> </w:t>
-      </w:r>
-      <w:proofErr w:type="spellStart"/>
-      <w:r>
-        <w:rPr>
-          <w:rFonts w:ascii="Times New Roman" w:hAnsi="Times New Roman"/>
-        </w:rPr>
-        <w:t>kontaktine</w:t>
-      </w:r>
-      <w:proofErr w:type="spellEnd"/>
-      <w:r>
-        <w:rPr>
-          <w:rFonts w:ascii="Times New Roman" w:hAnsi="Times New Roman"/>
-        </w:rPr>
-        <w:t xml:space="preserve"> </w:t>
-      </w:r>
-      <w:proofErr w:type="spellStart"/>
-      <w:r>
-        <w:rPr>
-          <w:rFonts w:ascii="Times New Roman" w:hAnsi="Times New Roman"/>
-        </w:rPr>
-        <w:t>informacija</w:t>
-      </w:r>
-      <w:proofErr w:type="spellEnd"/>
-      <w:r>
-        <w:rPr>
-          <w:rFonts w:ascii="Times New Roman" w:hAnsi="Times New Roman"/>
-        </w:rPr>
-        <w:t xml:space="preserve"> (</w:t>
-      </w:r>
-      <w:proofErr w:type="spellStart"/>
-      <w:r>
-        <w:rPr>
-          <w:rFonts w:ascii="Times New Roman" w:hAnsi="Times New Roman"/>
-        </w:rPr>
-        <w:t>telefonu</w:t>
-      </w:r>
-      <w:proofErr w:type="spellEnd"/>
-      <w:r>
-        <w:rPr>
-          <w:rFonts w:ascii="Times New Roman" w:hAnsi="Times New Roman"/>
-        </w:rPr>
-        <w:t xml:space="preserve">, el. </w:t>
-      </w:r>
-      <w:proofErr w:type="spellStart"/>
-      <w:r>
-        <w:rPr>
-          <w:rFonts w:ascii="Times New Roman" w:hAnsi="Times New Roman"/>
-        </w:rPr>
-        <w:t>paštu</w:t>
-      </w:r>
-      <w:proofErr w:type="spellEnd"/>
-      <w:r>
-        <w:rPr>
-          <w:rFonts w:ascii="Times New Roman" w:hAnsi="Times New Roman"/>
-        </w:rPr>
-        <w:t xml:space="preserve">), iš </w:t>
-      </w:r>
-      <w:proofErr w:type="spellStart"/>
-      <w:r>
-        <w:rPr>
-          <w:rFonts w:ascii="Times New Roman" w:hAnsi="Times New Roman"/>
-        </w:rPr>
-        <w:t>pradžių</w:t>
-      </w:r>
-      <w:proofErr w:type="spellEnd"/>
-      <w:r>
-        <w:rPr>
-          <w:rFonts w:ascii="Times New Roman" w:hAnsi="Times New Roman"/>
-        </w:rPr>
-        <w:t xml:space="preserve"> </w:t>
-      </w:r>
-      <w:proofErr w:type="spellStart"/>
-      <w:r>
-        <w:rPr>
-          <w:rFonts w:ascii="Times New Roman" w:hAnsi="Times New Roman"/>
-        </w:rPr>
-        <w:t>informuojant</w:t>
-      </w:r>
-      <w:proofErr w:type="spellEnd"/>
-      <w:r>
-        <w:rPr>
-          <w:rFonts w:ascii="Times New Roman" w:hAnsi="Times New Roman"/>
-        </w:rPr>
-        <w:t xml:space="preserve"> SAVININKĄ </w:t>
-      </w:r>
-      <w:proofErr w:type="spellStart"/>
-      <w:r>
-        <w:rPr>
-          <w:rFonts w:ascii="Times New Roman" w:hAnsi="Times New Roman"/>
-        </w:rPr>
-        <w:t>telefonu</w:t>
-      </w:r>
-      <w:proofErr w:type="spellEnd"/>
-      <w:r>
-        <w:rPr>
-          <w:rFonts w:ascii="Times New Roman" w:hAnsi="Times New Roman"/>
-        </w:rPr>
-        <w:t xml:space="preserve"> – </w:t>
-      </w:r>
-      <w:proofErr w:type="spellStart"/>
-      <w:r>
-        <w:rPr>
-          <w:rFonts w:ascii="Times New Roman" w:hAnsi="Times New Roman"/>
-        </w:rPr>
-        <w:t>skambinant</w:t>
-      </w:r>
-      <w:proofErr w:type="spellEnd"/>
-      <w:r>
-        <w:rPr>
-          <w:rFonts w:ascii="Times New Roman" w:hAnsi="Times New Roman"/>
-        </w:rPr>
-        <w:t xml:space="preserve"> </w:t>
-      </w:r>
-      <w:proofErr w:type="spellStart"/>
-      <w:r>
-        <w:rPr>
-          <w:rFonts w:ascii="Times New Roman" w:hAnsi="Times New Roman"/>
-        </w:rPr>
-        <w:t>ar</w:t>
-      </w:r>
-      <w:proofErr w:type="spellEnd"/>
-      <w:r>
-        <w:rPr>
-          <w:rFonts w:ascii="Times New Roman" w:hAnsi="Times New Roman"/>
-        </w:rPr>
-        <w:t xml:space="preserve"> </w:t>
-      </w:r>
-      <w:proofErr w:type="spellStart"/>
-      <w:r>
-        <w:rPr>
-          <w:rFonts w:ascii="Times New Roman" w:hAnsi="Times New Roman"/>
-        </w:rPr>
-        <w:t>išsiunčiant</w:t>
-      </w:r>
-      <w:proofErr w:type="spellEnd"/>
-      <w:r>
-        <w:rPr>
-          <w:rFonts w:ascii="Times New Roman" w:hAnsi="Times New Roman"/>
-        </w:rPr>
-        <w:t xml:space="preserve"> SMS.</w:t>
+        <w:t xml:space="preserve">Jei SAVININKAS </w:t>
+      </w:r>
+      <w:proofErr w:type="spellStart"/>
+      <w:r>
+        <w:rPr>
+          <w:rFonts w:ascii="Times New Roman" w:hAnsi="Times New Roman"/>
+        </w:rPr>
+        <w:t>nesutiko</w:t>
+      </w:r>
+      <w:proofErr w:type="spellEnd"/>
+      <w:r>
+        <w:rPr>
+          <w:rFonts w:ascii="Times New Roman" w:hAnsi="Times New Roman"/>
+        </w:rPr>
+        <w:t xml:space="preserve"> </w:t>
+      </w:r>
+      <w:proofErr w:type="spellStart"/>
+      <w:r>
+        <w:rPr>
+          <w:rFonts w:ascii="Times New Roman" w:hAnsi="Times New Roman"/>
+        </w:rPr>
+        <w:t>su</w:t>
+      </w:r>
+      <w:proofErr w:type="spellEnd"/>
+      <w:r>
+        <w:rPr>
+          <w:rFonts w:ascii="Times New Roman" w:hAnsi="Times New Roman"/>
+        </w:rPr>
+        <w:t xml:space="preserve"> </w:t>
+      </w:r>
+      <w:proofErr w:type="spellStart"/>
+      <w:r>
+        <w:rPr>
+          <w:rFonts w:ascii="Times New Roman" w:hAnsi="Times New Roman"/>
+        </w:rPr>
+        <w:t>įrenginio</w:t>
+      </w:r>
+      <w:proofErr w:type="spellEnd"/>
+      <w:r>
+        <w:rPr>
+          <w:rFonts w:ascii="Times New Roman" w:hAnsi="Times New Roman"/>
+        </w:rPr>
+        <w:t xml:space="preserve"> </w:t>
+      </w:r>
+      <w:proofErr w:type="spellStart"/>
+      <w:r>
+        <w:rPr>
+          <w:rFonts w:ascii="Times New Roman" w:hAnsi="Times New Roman"/>
+        </w:rPr>
+        <w:t>bendrais</w:t>
+      </w:r>
+      <w:proofErr w:type="spellEnd"/>
+      <w:r>
+        <w:rPr>
+          <w:rFonts w:ascii="Times New Roman" w:hAnsi="Times New Roman"/>
+        </w:rPr>
+        <w:t xml:space="preserve"> </w:t>
+      </w:r>
+      <w:proofErr w:type="spellStart"/>
+      <w:r>
+        <w:rPr>
+          <w:rFonts w:ascii="Times New Roman" w:hAnsi="Times New Roman"/>
+        </w:rPr>
+        <w:t>remonto</w:t>
+      </w:r>
+      <w:proofErr w:type="spellEnd"/>
+      <w:r>
+        <w:rPr>
+          <w:rFonts w:ascii="Times New Roman" w:hAnsi="Times New Roman"/>
+        </w:rPr>
+        <w:t xml:space="preserve"> </w:t>
+      </w:r>
+      <w:proofErr w:type="spellStart"/>
+      <w:r>
+        <w:rPr>
+          <w:rFonts w:ascii="Times New Roman" w:hAnsi="Times New Roman"/>
+        </w:rPr>
+        <w:t>darbų</w:t>
+      </w:r>
+      <w:proofErr w:type="spellEnd"/>
+      <w:r>
+        <w:rPr>
+          <w:rFonts w:ascii="Times New Roman" w:hAnsi="Times New Roman"/>
+        </w:rPr>
+        <w:t xml:space="preserve"> </w:t>
+      </w:r>
+      <w:proofErr w:type="spellStart"/>
+      <w:r>
+        <w:rPr>
+          <w:rFonts w:ascii="Times New Roman" w:hAnsi="Times New Roman"/>
+        </w:rPr>
+        <w:t>ir</w:t>
+      </w:r>
+      <w:proofErr w:type="spellEnd"/>
+      <w:r>
+        <w:rPr>
+          <w:rFonts w:ascii="Times New Roman" w:hAnsi="Times New Roman"/>
+        </w:rPr>
+        <w:t xml:space="preserve"> </w:t>
+      </w:r>
+      <w:proofErr w:type="spellStart"/>
+      <w:r>
+        <w:rPr>
+          <w:rFonts w:ascii="Times New Roman" w:hAnsi="Times New Roman"/>
+        </w:rPr>
+        <w:t>detalių</w:t>
+      </w:r>
+      <w:proofErr w:type="spellEnd"/>
+      <w:r>
+        <w:rPr>
+          <w:rFonts w:ascii="Times New Roman" w:hAnsi="Times New Roman"/>
+        </w:rPr>
+        <w:t xml:space="preserve"> </w:t>
+      </w:r>
+      <w:proofErr w:type="spellStart"/>
+      <w:r>
+        <w:rPr>
+          <w:rFonts w:ascii="Times New Roman" w:hAnsi="Times New Roman"/>
+        </w:rPr>
+        <w:t>kaštais</w:t>
+      </w:r>
+      <w:proofErr w:type="spellEnd"/>
+      <w:r>
+        <w:rPr>
+          <w:rFonts w:ascii="Times New Roman" w:hAnsi="Times New Roman"/>
+        </w:rPr>
+        <w:t xml:space="preserve">, SAVININKAS </w:t>
+      </w:r>
+      <w:proofErr w:type="spellStart"/>
+      <w:r>
+        <w:rPr>
+          <w:rFonts w:ascii="Times New Roman" w:hAnsi="Times New Roman"/>
+        </w:rPr>
+        <w:t>sutinka</w:t>
+      </w:r>
+      <w:proofErr w:type="spellEnd"/>
+      <w:r>
+        <w:rPr>
+          <w:rFonts w:ascii="Times New Roman" w:hAnsi="Times New Roman"/>
+        </w:rPr>
+        <w:t xml:space="preserve"> </w:t>
+      </w:r>
+      <w:proofErr w:type="spellStart"/>
+      <w:r>
+        <w:rPr>
+          <w:rFonts w:ascii="Times New Roman" w:hAnsi="Times New Roman"/>
+        </w:rPr>
+        <w:t>apmokėti</w:t>
+      </w:r>
+      <w:proofErr w:type="spellEnd"/>
+      <w:r>
+        <w:rPr>
+          <w:rFonts w:ascii="Times New Roman" w:hAnsi="Times New Roman"/>
+        </w:rPr>
+        <w:t xml:space="preserve"> </w:t>
+      </w:r>
+      <w:proofErr w:type="spellStart"/>
+      <w:r>
+        <w:rPr>
+          <w:rFonts w:ascii="Times New Roman" w:hAnsi="Times New Roman"/>
+        </w:rPr>
+        <w:t>įrenginio</w:t>
+      </w:r>
+      <w:proofErr w:type="spellEnd"/>
+      <w:r>
+        <w:rPr>
+          <w:rFonts w:ascii="Times New Roman" w:hAnsi="Times New Roman"/>
+        </w:rPr>
+        <w:t xml:space="preserve"> </w:t>
+      </w:r>
+      <w:proofErr w:type="spellStart"/>
+      <w:r>
+        <w:rPr>
+          <w:rFonts w:ascii="Times New Roman" w:hAnsi="Times New Roman"/>
+        </w:rPr>
+        <w:t>diagnostikos</w:t>
+      </w:r>
+      <w:proofErr w:type="spellEnd"/>
+      <w:r>
+        <w:rPr>
+          <w:rFonts w:ascii="Times New Roman" w:hAnsi="Times New Roman"/>
+        </w:rPr>
+        <w:t xml:space="preserve"> </w:t>
+      </w:r>
+      <w:proofErr w:type="spellStart"/>
+      <w:r>
+        <w:rPr>
+          <w:rFonts w:ascii="Times New Roman" w:hAnsi="Times New Roman"/>
+        </w:rPr>
+        <w:t>ir</w:t>
+      </w:r>
+      <w:proofErr w:type="spellEnd"/>
+      <w:r>
+        <w:rPr>
+          <w:rFonts w:ascii="Times New Roman" w:hAnsi="Times New Roman"/>
+        </w:rPr>
+        <w:t xml:space="preserve"> </w:t>
+      </w:r>
+      <w:proofErr w:type="spellStart"/>
+      <w:r>
+        <w:rPr>
+          <w:rFonts w:ascii="Times New Roman" w:hAnsi="Times New Roman"/>
+        </w:rPr>
+        <w:t>transportavimo</w:t>
+      </w:r>
+      <w:proofErr w:type="spellEnd"/>
+      <w:r>
+        <w:rPr>
+          <w:rFonts w:ascii="Times New Roman" w:hAnsi="Times New Roman"/>
+        </w:rPr>
+        <w:t xml:space="preserve"> </w:t>
+      </w:r>
+      <w:proofErr w:type="spellStart"/>
+      <w:r>
+        <w:rPr>
+          <w:rFonts w:ascii="Times New Roman" w:hAnsi="Times New Roman"/>
+        </w:rPr>
+        <w:t>išlaidas</w:t>
+      </w:r>
+      <w:proofErr w:type="spellEnd"/>
+      <w:r>
+        <w:rPr>
+          <w:rFonts w:ascii="Times New Roman" w:hAnsi="Times New Roman"/>
+        </w:rPr>
+        <w:t xml:space="preserve">, </w:t>
+      </w:r>
+      <w:proofErr w:type="spellStart"/>
+      <w:r>
+        <w:rPr>
+          <w:rFonts w:ascii="Times New Roman" w:hAnsi="Times New Roman"/>
+        </w:rPr>
+        <w:t>remdamasis</w:t>
+      </w:r>
+      <w:proofErr w:type="spellEnd"/>
+      <w:r>
+        <w:rPr>
+          <w:rFonts w:ascii="Times New Roman" w:hAnsi="Times New Roman"/>
+        </w:rPr>
+        <w:t xml:space="preserve"> KAINORAŠČIU, </w:t>
+      </w:r>
+      <w:proofErr w:type="spellStart"/>
+      <w:r>
+        <w:rPr>
+          <w:rFonts w:ascii="Times New Roman" w:hAnsi="Times New Roman"/>
+        </w:rPr>
+        <w:t>esančiu</w:t>
+      </w:r>
+      <w:proofErr w:type="spellEnd"/>
+      <w:r>
+        <w:rPr>
+          <w:rFonts w:ascii="Times New Roman" w:hAnsi="Times New Roman"/>
+        </w:rPr>
+        <w:t xml:space="preserve"> </w:t>
+      </w:r>
+      <w:r>
+        <w:rPr>
+          <w:rFonts w:ascii="Times New Roman" w:hAnsi="Times New Roman"/>
+        </w:rPr>
+        <w:t>4Office</w:t>
+      </w:r>
+      <w:r>
+        <w:rPr>
+          <w:rFonts w:ascii="Times New Roman" w:hAnsi="Times New Roman"/>
+        </w:rPr>
+        <w:t xml:space="preserve"> </w:t>
+      </w:r>
+      <w:proofErr w:type="spellStart"/>
+      <w:r>
+        <w:rPr>
+          <w:rFonts w:ascii="Times New Roman" w:hAnsi="Times New Roman"/>
+        </w:rPr>
+        <w:t>interneto</w:t>
+      </w:r>
+      <w:proofErr w:type="spellEnd"/>
+      <w:r>
+        <w:rPr>
+          <w:rFonts w:ascii="Times New Roman" w:hAnsi="Times New Roman"/>
+        </w:rPr>
+        <w:t xml:space="preserve"> </w:t>
+      </w:r>
+      <w:proofErr w:type="spellStart"/>
+      <w:r>
+        <w:rPr>
+          <w:rFonts w:ascii="Times New Roman" w:hAnsi="Times New Roman"/>
+        </w:rPr>
+        <w:t>svetainėje</w:t>
+      </w:r>
+      <w:proofErr w:type="spellEnd"/>
+      <w:r>
+        <w:rPr>
+          <w:rFonts w:ascii="Times New Roman" w:hAnsi="Times New Roman"/>
+        </w:rPr>
+        <w:t xml:space="preserve"> </w:t>
+      </w:r>
+      <w:r>
+        <w:rPr>
+          <w:rFonts w:ascii="Times New Roman" w:hAnsi="Times New Roman"/>
+        </w:rPr>
+        <w:t>https://www.4office.lt/kitos-paslaugos/biuro-irangos-remontas</w:t>
+      </w:r>
+      <w:r>
+        <w:rPr>
+          <w:rFonts w:ascii="Times New Roman" w:hAnsi="Times New Roman"/>
+        </w:rPr>
+        <w:t xml:space="preserve">. </w:t>
+      </w:r>
+      <w:proofErr w:type="spellStart"/>
+      <w:r>
+        <w:rPr>
+          <w:rFonts w:ascii="Times New Roman" w:hAnsi="Times New Roman"/>
+        </w:rPr>
+        <w:t>Pasirašydamas</w:t>
+      </w:r>
+      <w:proofErr w:type="spellEnd"/>
+      <w:r>
+        <w:rPr>
+          <w:rFonts w:ascii="Times New Roman" w:hAnsi="Times New Roman"/>
+        </w:rPr>
+        <w:t xml:space="preserve"> </w:t>
+      </w:r>
+      <w:proofErr w:type="spellStart"/>
+      <w:r>
+        <w:rPr>
+          <w:rFonts w:ascii="Times New Roman" w:hAnsi="Times New Roman"/>
+        </w:rPr>
+        <w:t>šį</w:t>
+      </w:r>
+      <w:proofErr w:type="spellEnd"/>
+      <w:r>
+        <w:rPr>
+          <w:rFonts w:ascii="Times New Roman" w:hAnsi="Times New Roman"/>
+        </w:rPr>
+        <w:t xml:space="preserve"> „PREKĖS PRIĖMIMO–PERDAVIMO AKTĄ / SUTARTĮ DĖL REMONTO </w:t>
+      </w:r>
+      <w:proofErr w:type="gramStart"/>
+      <w:r>
+        <w:rPr>
+          <w:rFonts w:ascii="Times New Roman" w:hAnsi="Times New Roman"/>
+        </w:rPr>
+        <w:t>DARBŲ“</w:t>
+      </w:r>
+      <w:proofErr w:type="gramEnd"/>
+      <w:r>
+        <w:rPr>
+          <w:rFonts w:ascii="Times New Roman" w:hAnsi="Times New Roman"/>
+        </w:rPr>
+        <w:t xml:space="preserve">, SAVININKAS </w:t>
+      </w:r>
+      <w:proofErr w:type="spellStart"/>
+      <w:r>
+        <w:rPr>
+          <w:rFonts w:ascii="Times New Roman" w:hAnsi="Times New Roman"/>
+        </w:rPr>
+        <w:t>patvirtina</w:t>
+      </w:r>
+      <w:proofErr w:type="spellEnd"/>
+      <w:r>
+        <w:rPr>
+          <w:rFonts w:ascii="Times New Roman" w:hAnsi="Times New Roman"/>
+        </w:rPr>
+        <w:t xml:space="preserve">, </w:t>
+      </w:r>
+      <w:proofErr w:type="spellStart"/>
+      <w:r>
+        <w:rPr>
+          <w:rFonts w:ascii="Times New Roman" w:hAnsi="Times New Roman"/>
+        </w:rPr>
+        <w:t>kad</w:t>
+      </w:r>
+      <w:proofErr w:type="spellEnd"/>
+      <w:r>
+        <w:rPr>
+          <w:rFonts w:ascii="Times New Roman" w:hAnsi="Times New Roman"/>
+        </w:rPr>
+        <w:t xml:space="preserve"> </w:t>
+      </w:r>
+      <w:proofErr w:type="spellStart"/>
+      <w:r>
+        <w:rPr>
+          <w:rFonts w:ascii="Times New Roman" w:hAnsi="Times New Roman"/>
+        </w:rPr>
+        <w:t>susipažino</w:t>
+      </w:r>
+      <w:proofErr w:type="spellEnd"/>
+      <w:r>
+        <w:rPr>
+          <w:rFonts w:ascii="Times New Roman" w:hAnsi="Times New Roman"/>
+        </w:rPr>
+        <w:t xml:space="preserve"> </w:t>
+      </w:r>
+      <w:proofErr w:type="spellStart"/>
+      <w:r>
+        <w:rPr>
+          <w:rFonts w:ascii="Times New Roman" w:hAnsi="Times New Roman"/>
+        </w:rPr>
+        <w:t>su</w:t>
+      </w:r>
+      <w:proofErr w:type="spellEnd"/>
+      <w:r>
+        <w:rPr>
+          <w:rFonts w:ascii="Times New Roman" w:hAnsi="Times New Roman"/>
+        </w:rPr>
+        <w:t xml:space="preserve"> </w:t>
+      </w:r>
+      <w:proofErr w:type="spellStart"/>
+      <w:r>
+        <w:rPr>
+          <w:rFonts w:ascii="Times New Roman" w:hAnsi="Times New Roman"/>
+        </w:rPr>
+        <w:t>aktualiu</w:t>
+      </w:r>
+      <w:proofErr w:type="spellEnd"/>
+      <w:r>
+        <w:rPr>
+          <w:rFonts w:ascii="Times New Roman" w:hAnsi="Times New Roman"/>
+        </w:rPr>
+        <w:t xml:space="preserve"> </w:t>
+      </w:r>
+      <w:r>
+        <w:rPr>
+          <w:rFonts w:ascii="Times New Roman" w:hAnsi="Times New Roman"/>
+        </w:rPr>
+        <w:t>4Office</w:t>
+      </w:r>
+      <w:r>
+        <w:rPr>
+          <w:rFonts w:ascii="Times New Roman" w:hAnsi="Times New Roman"/>
+        </w:rPr>
+        <w:t xml:space="preserve"> KAINORAŠČIU </w:t>
+      </w:r>
+      <w:proofErr w:type="spellStart"/>
+      <w:r>
+        <w:rPr>
+          <w:rFonts w:ascii="Times New Roman" w:hAnsi="Times New Roman"/>
+        </w:rPr>
+        <w:t>ir</w:t>
+      </w:r>
+      <w:proofErr w:type="spellEnd"/>
+      <w:r>
+        <w:rPr>
+          <w:rFonts w:ascii="Times New Roman" w:hAnsi="Times New Roman"/>
+        </w:rPr>
+        <w:t xml:space="preserve"> </w:t>
+      </w:r>
+      <w:proofErr w:type="spellStart"/>
+      <w:r>
+        <w:rPr>
+          <w:rFonts w:ascii="Times New Roman" w:hAnsi="Times New Roman"/>
+        </w:rPr>
+        <w:t>sutinka</w:t>
+      </w:r>
+      <w:proofErr w:type="spellEnd"/>
+      <w:r>
+        <w:rPr>
+          <w:rFonts w:ascii="Times New Roman" w:hAnsi="Times New Roman"/>
+        </w:rPr>
+        <w:t xml:space="preserve"> </w:t>
+      </w:r>
+      <w:proofErr w:type="spellStart"/>
+      <w:r>
+        <w:rPr>
+          <w:rFonts w:ascii="Times New Roman" w:hAnsi="Times New Roman"/>
+        </w:rPr>
+        <w:t>su</w:t>
+      </w:r>
+      <w:proofErr w:type="spellEnd"/>
+      <w:r>
+        <w:rPr>
+          <w:rFonts w:ascii="Times New Roman" w:hAnsi="Times New Roman"/>
+        </w:rPr>
+        <w:t xml:space="preserve"> </w:t>
+      </w:r>
+      <w:proofErr w:type="spellStart"/>
+      <w:r>
+        <w:rPr>
+          <w:rFonts w:ascii="Times New Roman" w:hAnsi="Times New Roman"/>
+        </w:rPr>
+        <w:t>jame</w:t>
+      </w:r>
+      <w:proofErr w:type="spellEnd"/>
+      <w:r>
+        <w:rPr>
+          <w:rFonts w:ascii="Times New Roman" w:hAnsi="Times New Roman"/>
+        </w:rPr>
+        <w:t xml:space="preserve"> </w:t>
+      </w:r>
+      <w:proofErr w:type="spellStart"/>
+      <w:r>
+        <w:rPr>
+          <w:rFonts w:ascii="Times New Roman" w:hAnsi="Times New Roman"/>
+        </w:rPr>
+        <w:t>nurodytais</w:t>
+      </w:r>
+      <w:proofErr w:type="spellEnd"/>
+      <w:r>
+        <w:rPr>
+          <w:rFonts w:ascii="Times New Roman" w:hAnsi="Times New Roman"/>
+        </w:rPr>
+        <w:t xml:space="preserve"> </w:t>
+      </w:r>
+      <w:proofErr w:type="spellStart"/>
+      <w:r>
+        <w:rPr>
+          <w:rFonts w:ascii="Times New Roman" w:hAnsi="Times New Roman"/>
+        </w:rPr>
+        <w:t>įkainiais</w:t>
+      </w:r>
+      <w:proofErr w:type="spellEnd"/>
+      <w:r>
+        <w:rPr>
+          <w:rFonts w:ascii="Times New Roman" w:hAnsi="Times New Roman"/>
+        </w:rPr>
+        <w:t xml:space="preserve">. SAVININKAS </w:t>
+      </w:r>
+      <w:proofErr w:type="spellStart"/>
+      <w:r>
+        <w:rPr>
+          <w:rFonts w:ascii="Times New Roman" w:hAnsi="Times New Roman"/>
+        </w:rPr>
+        <w:t>neturi</w:t>
+      </w:r>
+      <w:proofErr w:type="spellEnd"/>
+      <w:r>
+        <w:rPr>
+          <w:rFonts w:ascii="Times New Roman" w:hAnsi="Times New Roman"/>
+        </w:rPr>
+        <w:t xml:space="preserve"> </w:t>
+      </w:r>
+      <w:proofErr w:type="spellStart"/>
+      <w:r>
+        <w:rPr>
+          <w:rFonts w:ascii="Times New Roman" w:hAnsi="Times New Roman"/>
+        </w:rPr>
+        <w:t>padengti</w:t>
+      </w:r>
+      <w:proofErr w:type="spellEnd"/>
+      <w:r>
+        <w:rPr>
+          <w:rFonts w:ascii="Times New Roman" w:hAnsi="Times New Roman"/>
+        </w:rPr>
+        <w:t xml:space="preserve"> </w:t>
+      </w:r>
+      <w:proofErr w:type="spellStart"/>
+      <w:r>
+        <w:rPr>
+          <w:rFonts w:ascii="Times New Roman" w:hAnsi="Times New Roman"/>
+        </w:rPr>
+        <w:t>transportavimo</w:t>
+      </w:r>
+      <w:proofErr w:type="spellEnd"/>
+      <w:r>
+        <w:rPr>
+          <w:rFonts w:ascii="Times New Roman" w:hAnsi="Times New Roman"/>
+        </w:rPr>
+        <w:t xml:space="preserve"> </w:t>
+      </w:r>
+      <w:proofErr w:type="spellStart"/>
+      <w:r>
+        <w:rPr>
+          <w:rFonts w:ascii="Times New Roman" w:hAnsi="Times New Roman"/>
+        </w:rPr>
+        <w:t>išlaidų</w:t>
+      </w:r>
+      <w:proofErr w:type="spellEnd"/>
+      <w:r>
+        <w:rPr>
+          <w:rFonts w:ascii="Times New Roman" w:hAnsi="Times New Roman"/>
+        </w:rPr>
+        <w:t xml:space="preserve">, </w:t>
+      </w:r>
+      <w:proofErr w:type="spellStart"/>
+      <w:r>
+        <w:rPr>
+          <w:rFonts w:ascii="Times New Roman" w:hAnsi="Times New Roman"/>
+        </w:rPr>
+        <w:t>jei</w:t>
+      </w:r>
+      <w:proofErr w:type="spellEnd"/>
+      <w:r>
+        <w:rPr>
+          <w:rFonts w:ascii="Times New Roman" w:hAnsi="Times New Roman"/>
+        </w:rPr>
+        <w:t xml:space="preserve"> SAVININKAS GAMINĮ </w:t>
+      </w:r>
+      <w:proofErr w:type="spellStart"/>
+      <w:r>
+        <w:rPr>
+          <w:rFonts w:ascii="Times New Roman" w:hAnsi="Times New Roman"/>
+        </w:rPr>
+        <w:t>savo</w:t>
+      </w:r>
+      <w:proofErr w:type="spellEnd"/>
+      <w:r>
+        <w:rPr>
+          <w:rFonts w:ascii="Times New Roman" w:hAnsi="Times New Roman"/>
+        </w:rPr>
+        <w:t xml:space="preserve"> </w:t>
+      </w:r>
+      <w:proofErr w:type="spellStart"/>
+      <w:r>
+        <w:rPr>
+          <w:rFonts w:ascii="Times New Roman" w:hAnsi="Times New Roman"/>
+        </w:rPr>
+        <w:t>sąskaita</w:t>
+      </w:r>
+      <w:proofErr w:type="spellEnd"/>
+      <w:r>
+        <w:rPr>
+          <w:rFonts w:ascii="Times New Roman" w:hAnsi="Times New Roman"/>
+        </w:rPr>
+        <w:t xml:space="preserve"> </w:t>
+      </w:r>
+      <w:proofErr w:type="spellStart"/>
+      <w:r>
+        <w:rPr>
+          <w:rFonts w:ascii="Times New Roman" w:hAnsi="Times New Roman"/>
+        </w:rPr>
+        <w:t>pristatė</w:t>
+      </w:r>
+      <w:proofErr w:type="spellEnd"/>
+      <w:r>
+        <w:rPr>
+          <w:rFonts w:ascii="Times New Roman" w:hAnsi="Times New Roman"/>
+        </w:rPr>
+        <w:t xml:space="preserve"> į </w:t>
+      </w:r>
+      <w:r>
+        <w:rPr>
+          <w:rFonts w:ascii="Times New Roman" w:hAnsi="Times New Roman"/>
+        </w:rPr>
+        <w:t xml:space="preserve">4office </w:t>
+      </w:r>
+      <w:proofErr w:type="spellStart"/>
+      <w:r>
+        <w:rPr>
+          <w:rFonts w:ascii="Times New Roman" w:hAnsi="Times New Roman"/>
+        </w:rPr>
+        <w:t>centrą</w:t>
+      </w:r>
+      <w:proofErr w:type="spellEnd"/>
+      <w:r>
+        <w:rPr>
+          <w:rFonts w:ascii="Times New Roman" w:hAnsi="Times New Roman"/>
+        </w:rPr>
+        <w:t>.</w:t>
       </w:r>
     </w:p>
     <w:p>
@@ -2643,15 +3551,7 @@
           <w:b/>
           <w:bCs/>
         </w:rPr>
-        <w:t>3</w:t>
-      </w:r>
-      <w:r>
-        <w:rPr>
-          <w:rFonts w:ascii="Times New Roman" w:hAnsi="Times New Roman"/>
-          <w:b/>
-          <w:bCs/>
-        </w:rPr>
-        <w:t xml:space="preserve">. ATSISAKYMAS ATLIKTI REMONTO DARBUS </w:t>
+        <w:t xml:space="preserve">4. KAINOS IR APMOKĖJIMO BŪDAI </w:t>
       </w:r>
     </w:p>
     <w:p>
@@ -2660,60 +3560,82 @@
           <w:rFonts w:ascii="Times New Roman" w:hAnsi="Times New Roman"/>
         </w:rPr>
       </w:pPr>
-      <w:r>
-        <w:rPr>
-          <w:rFonts w:ascii="Times New Roman" w:hAnsi="Times New Roman"/>
-        </w:rPr>
-        <w:t xml:space="preserve">Jei SAVININKAS </w:t>
-      </w:r>
-      <w:proofErr w:type="spellStart"/>
-      <w:r>
-        <w:rPr>
-          <w:rFonts w:ascii="Times New Roman" w:hAnsi="Times New Roman"/>
-        </w:rPr>
-        <w:t>nesutiko</w:t>
-      </w:r>
-      <w:proofErr w:type="spellEnd"/>
-      <w:r>
-        <w:rPr>
-          <w:rFonts w:ascii="Times New Roman" w:hAnsi="Times New Roman"/>
-        </w:rPr>
-        <w:t xml:space="preserve"> </w:t>
-      </w:r>
-      <w:proofErr w:type="spellStart"/>
-      <w:r>
-        <w:rPr>
-          <w:rFonts w:ascii="Times New Roman" w:hAnsi="Times New Roman"/>
-        </w:rPr>
-        <w:t>su</w:t>
-      </w:r>
-      <w:proofErr w:type="spellEnd"/>
-      <w:r>
-        <w:rPr>
-          <w:rFonts w:ascii="Times New Roman" w:hAnsi="Times New Roman"/>
-        </w:rPr>
-        <w:t xml:space="preserve"> </w:t>
-      </w:r>
-      <w:proofErr w:type="spellStart"/>
-      <w:r>
-        <w:rPr>
-          <w:rFonts w:ascii="Times New Roman" w:hAnsi="Times New Roman"/>
-        </w:rPr>
-        <w:t>įrenginio</w:t>
-      </w:r>
-      <w:proofErr w:type="spellEnd"/>
-      <w:r>
-        <w:rPr>
-          <w:rFonts w:ascii="Times New Roman" w:hAnsi="Times New Roman"/>
-        </w:rPr>
-        <w:t xml:space="preserve"> </w:t>
-      </w:r>
-      <w:proofErr w:type="spellStart"/>
-      <w:r>
-        <w:rPr>
-          <w:rFonts w:ascii="Times New Roman" w:hAnsi="Times New Roman"/>
-        </w:rPr>
-        <w:t>bendrais</w:t>
+      <w:proofErr w:type="spellStart"/>
+      <w:r>
+        <w:rPr>
+          <w:rFonts w:ascii="Times New Roman" w:hAnsi="Times New Roman"/>
+        </w:rPr>
+        <w:t>Visos</w:t>
+      </w:r>
+      <w:proofErr w:type="spellEnd"/>
+      <w:r>
+        <w:rPr>
+          <w:rFonts w:ascii="Times New Roman" w:hAnsi="Times New Roman"/>
+        </w:rPr>
+        <w:t xml:space="preserve"> </w:t>
+      </w:r>
+      <w:proofErr w:type="spellStart"/>
+      <w:r>
+        <w:rPr>
+          <w:rFonts w:ascii="Times New Roman" w:hAnsi="Times New Roman"/>
+        </w:rPr>
+        <w:t>kainos</w:t>
+      </w:r>
+      <w:proofErr w:type="spellEnd"/>
+      <w:r>
+        <w:rPr>
+          <w:rFonts w:ascii="Times New Roman" w:hAnsi="Times New Roman"/>
+        </w:rPr>
+        <w:t xml:space="preserve"> KAINORAŠTYJE </w:t>
+      </w:r>
+      <w:proofErr w:type="spellStart"/>
+      <w:r>
+        <w:rPr>
+          <w:rFonts w:ascii="Times New Roman" w:hAnsi="Times New Roman"/>
+        </w:rPr>
+        <w:t>nurodytos</w:t>
+      </w:r>
+      <w:proofErr w:type="spellEnd"/>
+      <w:r>
+        <w:rPr>
+          <w:rFonts w:ascii="Times New Roman" w:hAnsi="Times New Roman"/>
+        </w:rPr>
+        <w:t xml:space="preserve"> </w:t>
+      </w:r>
+      <w:proofErr w:type="spellStart"/>
+      <w:r>
+        <w:rPr>
+          <w:rFonts w:ascii="Times New Roman" w:hAnsi="Times New Roman"/>
+        </w:rPr>
+        <w:t>eurais</w:t>
+      </w:r>
+      <w:proofErr w:type="spellEnd"/>
+      <w:r>
+        <w:rPr>
+          <w:rFonts w:ascii="Times New Roman" w:hAnsi="Times New Roman"/>
+        </w:rPr>
+        <w:t xml:space="preserve"> (EUR) be PVM. </w:t>
+      </w:r>
+      <w:proofErr w:type="spellStart"/>
+      <w:r>
+        <w:rPr>
+          <w:rFonts w:ascii="Times New Roman" w:hAnsi="Times New Roman"/>
+        </w:rPr>
+        <w:t>Atsiskaityti</w:t>
+      </w:r>
+      <w:proofErr w:type="spellEnd"/>
+      <w:r>
+        <w:rPr>
+          <w:rFonts w:ascii="Times New Roman" w:hAnsi="Times New Roman"/>
+        </w:rPr>
+        <w:t xml:space="preserve"> </w:t>
+      </w:r>
+      <w:proofErr w:type="spellStart"/>
+      <w:r>
+        <w:rPr>
+          <w:rFonts w:ascii="Times New Roman" w:hAnsi="Times New Roman"/>
+        </w:rPr>
+        <w:t>už</w:t>
       </w:r>
       <w:proofErr w:type="spellEnd"/>
       <w:r>
@@ -2741,147 +3663,49 @@
         <w:rPr>
           <w:rFonts w:ascii="Times New Roman" w:hAnsi="Times New Roman"/>
         </w:rPr>
-        <w:t>darbų</w:t>
-      </w:r>
-      <w:proofErr w:type="spellEnd"/>
-      <w:r>
-        <w:rPr>
-          <w:rFonts w:ascii="Times New Roman" w:hAnsi="Times New Roman"/>
-        </w:rPr>
-        <w:t xml:space="preserve"> </w:t>
-      </w:r>
-      <w:proofErr w:type="spellStart"/>
-      <w:r>
-        <w:rPr>
-          <w:rFonts w:ascii="Times New Roman" w:hAnsi="Times New Roman"/>
-        </w:rPr>
-        <w:t>ir</w:t>
-      </w:r>
-      <w:proofErr w:type="spellEnd"/>
-      <w:r>
-        <w:rPr>
-          <w:rFonts w:ascii="Times New Roman" w:hAnsi="Times New Roman"/>
-        </w:rPr>
-        <w:t xml:space="preserve"> </w:t>
-      </w:r>
-      <w:proofErr w:type="spellStart"/>
-      <w:r>
-        <w:rPr>
-          <w:rFonts w:ascii="Times New Roman" w:hAnsi="Times New Roman"/>
-        </w:rPr>
-        <w:t>detalių</w:t>
-      </w:r>
-      <w:proofErr w:type="spellEnd"/>
-      <w:r>
-        <w:rPr>
-          <w:rFonts w:ascii="Times New Roman" w:hAnsi="Times New Roman"/>
-        </w:rPr>
-        <w:t xml:space="preserve"> </w:t>
-      </w:r>
-      <w:proofErr w:type="spellStart"/>
-      <w:r>
-        <w:rPr>
-          <w:rFonts w:ascii="Times New Roman" w:hAnsi="Times New Roman"/>
-        </w:rPr>
-        <w:t>kaštais</w:t>
-      </w:r>
-      <w:proofErr w:type="spellEnd"/>
-      <w:r>
-        <w:rPr>
-          <w:rFonts w:ascii="Times New Roman" w:hAnsi="Times New Roman"/>
-        </w:rPr>
-        <w:t xml:space="preserve">, SAVININKAS </w:t>
-      </w:r>
-      <w:proofErr w:type="spellStart"/>
-      <w:r>
-        <w:rPr>
-          <w:rFonts w:ascii="Times New Roman" w:hAnsi="Times New Roman"/>
-        </w:rPr>
-        <w:t>sutinka</w:t>
-      </w:r>
-      <w:proofErr w:type="spellEnd"/>
-      <w:r>
-        <w:rPr>
-          <w:rFonts w:ascii="Times New Roman" w:hAnsi="Times New Roman"/>
-        </w:rPr>
-        <w:t xml:space="preserve"> </w:t>
-      </w:r>
-      <w:proofErr w:type="spellStart"/>
-      <w:r>
-        <w:rPr>
-          <w:rFonts w:ascii="Times New Roman" w:hAnsi="Times New Roman"/>
-        </w:rPr>
-        <w:t>apmokėti</w:t>
-      </w:r>
-      <w:proofErr w:type="spellEnd"/>
-      <w:r>
-        <w:rPr>
-          <w:rFonts w:ascii="Times New Roman" w:hAnsi="Times New Roman"/>
-        </w:rPr>
-        <w:t xml:space="preserve"> </w:t>
-      </w:r>
-      <w:proofErr w:type="spellStart"/>
-      <w:r>
-        <w:rPr>
-          <w:rFonts w:ascii="Times New Roman" w:hAnsi="Times New Roman"/>
-        </w:rPr>
-        <w:t>įrenginio</w:t>
-      </w:r>
-      <w:proofErr w:type="spellEnd"/>
-      <w:r>
-        <w:rPr>
-          <w:rFonts w:ascii="Times New Roman" w:hAnsi="Times New Roman"/>
-        </w:rPr>
-        <w:t xml:space="preserve"> </w:t>
-      </w:r>
-      <w:proofErr w:type="spellStart"/>
-      <w:r>
-        <w:rPr>
-          <w:rFonts w:ascii="Times New Roman" w:hAnsi="Times New Roman"/>
-        </w:rPr>
-        <w:t>diagnostikos</w:t>
-      </w:r>
-      <w:proofErr w:type="spellEnd"/>
-      <w:r>
-        <w:rPr>
-          <w:rFonts w:ascii="Times New Roman" w:hAnsi="Times New Roman"/>
-        </w:rPr>
-        <w:t xml:space="preserve"> </w:t>
-      </w:r>
-      <w:proofErr w:type="spellStart"/>
-      <w:r>
-        <w:rPr>
-          <w:rFonts w:ascii="Times New Roman" w:hAnsi="Times New Roman"/>
-        </w:rPr>
-        <w:t>ir</w:t>
-      </w:r>
-      <w:proofErr w:type="spellEnd"/>
-      <w:r>
-        <w:rPr>
-          <w:rFonts w:ascii="Times New Roman" w:hAnsi="Times New Roman"/>
-        </w:rPr>
-        <w:t xml:space="preserve"> </w:t>
-      </w:r>
-      <w:proofErr w:type="spellStart"/>
-      <w:r>
-        <w:rPr>
-          <w:rFonts w:ascii="Times New Roman" w:hAnsi="Times New Roman"/>
-        </w:rPr>
-        <w:t>transportavimo</w:t>
-      </w:r>
-      <w:proofErr w:type="spellEnd"/>
-      <w:r>
-        <w:rPr>
-          <w:rFonts w:ascii="Times New Roman" w:hAnsi="Times New Roman"/>
-        </w:rPr>
-        <w:t xml:space="preserve"> </w:t>
-      </w:r>
-      <w:proofErr w:type="spellStart"/>
-      <w:r>
-        <w:rPr>
-          <w:rFonts w:ascii="Times New Roman" w:hAnsi="Times New Roman"/>
-        </w:rPr>
-        <w:t>išlaidas</w:t>
+        <w:t>darbus</w:t>
+      </w:r>
+      <w:proofErr w:type="spellEnd"/>
+      <w:r>
+        <w:rPr>
+          <w:rFonts w:ascii="Times New Roman" w:hAnsi="Times New Roman"/>
+        </w:rPr>
+        <w:t xml:space="preserve"> </w:t>
+      </w:r>
+      <w:proofErr w:type="spellStart"/>
+      <w:r>
+        <w:rPr>
+          <w:rFonts w:ascii="Times New Roman" w:hAnsi="Times New Roman"/>
+        </w:rPr>
+        <w:t>galima</w:t>
+      </w:r>
+      <w:proofErr w:type="spellEnd"/>
+      <w:r>
+        <w:rPr>
+          <w:rFonts w:ascii="Times New Roman" w:hAnsi="Times New Roman"/>
+        </w:rPr>
+        <w:t xml:space="preserve"> </w:t>
+      </w:r>
+      <w:proofErr w:type="spellStart"/>
+      <w:r>
+        <w:rPr>
+          <w:rFonts w:ascii="Times New Roman" w:hAnsi="Times New Roman"/>
+        </w:rPr>
+        <w:t>bankiniu</w:t>
+      </w:r>
+      <w:proofErr w:type="spellEnd"/>
+      <w:r>
+        <w:rPr>
+          <w:rFonts w:ascii="Times New Roman" w:hAnsi="Times New Roman"/>
+        </w:rPr>
+        <w:t xml:space="preserve"> </w:t>
+      </w:r>
+      <w:proofErr w:type="spellStart"/>
+      <w:r>
+        <w:rPr>
+          <w:rFonts w:ascii="Times New Roman" w:hAnsi="Times New Roman"/>
+        </w:rPr>
+        <w:t>pavedimu</w:t>
       </w:r>
       <w:proofErr w:type="spellEnd"/>
       <w:r>
@@ -2895,129 +3719,83 @@
         <w:rPr>
           <w:rFonts w:ascii="Times New Roman" w:hAnsi="Times New Roman"/>
         </w:rPr>
-        <w:t>remdamasis</w:t>
-      </w:r>
-      <w:proofErr w:type="spellEnd"/>
-      <w:r>
-        <w:rPr>
-          <w:rFonts w:ascii="Times New Roman" w:hAnsi="Times New Roman"/>
-        </w:rPr>
-        <w:t xml:space="preserve"> KAINORAŠČIU, </w:t>
-      </w:r>
-      <w:proofErr w:type="spellStart"/>
-      <w:r>
-        <w:rPr>
-          <w:rFonts w:ascii="Times New Roman" w:hAnsi="Times New Roman"/>
-        </w:rPr>
-        <w:t>esančiu</w:t>
-      </w:r>
-      <w:proofErr w:type="spellEnd"/>
-      <w:r>
-        <w:rPr>
-          <w:rFonts w:ascii="Times New Roman" w:hAnsi="Times New Roman"/>
-        </w:rPr>
-        <w:t xml:space="preserve"> </w:t>
-      </w:r>
-      <w:r>
-        <w:rPr>
-          <w:rFonts w:ascii="Times New Roman" w:hAnsi="Times New Roman"/>
-        </w:rPr>
-        <w:t>4Office</w:t>
-      </w:r>
-      <w:r>
-        <w:rPr>
-          <w:rFonts w:ascii="Times New Roman" w:hAnsi="Times New Roman"/>
-        </w:rPr>
-        <w:t xml:space="preserve"> </w:t>
-      </w:r>
-      <w:proofErr w:type="spellStart"/>
-      <w:r>
-        <w:rPr>
-          <w:rFonts w:ascii="Times New Roman" w:hAnsi="Times New Roman"/>
-        </w:rPr>
-        <w:t>interneto</w:t>
-      </w:r>
-      <w:proofErr w:type="spellEnd"/>
-      <w:r>
-        <w:rPr>
-          <w:rFonts w:ascii="Times New Roman" w:hAnsi="Times New Roman"/>
-        </w:rPr>
-        <w:t xml:space="preserve"> </w:t>
-      </w:r>
-      <w:proofErr w:type="spellStart"/>
-      <w:r>
-        <w:rPr>
-          <w:rFonts w:ascii="Times New Roman" w:hAnsi="Times New Roman"/>
-        </w:rPr>
-        <w:t>svetainėje</w:t>
-      </w:r>
-      <w:proofErr w:type="spellEnd"/>
-      <w:r>
-        <w:rPr>
-          <w:rFonts w:ascii="Times New Roman" w:hAnsi="Times New Roman"/>
-        </w:rPr>
-        <w:t xml:space="preserve"> </w:t>
-      </w:r>
-      <w:r>
-        <w:rPr>
-          <w:rFonts w:ascii="Times New Roman" w:hAnsi="Times New Roman"/>
-        </w:rPr>
-        <w:t>https://www.4office.lt/kitos-paslaugos/biuro-irangos-remontas</w:t>
-      </w:r>
-      <w:r>
-        <w:rPr>
-          <w:rFonts w:ascii="Times New Roman" w:hAnsi="Times New Roman"/>
-        </w:rPr>
-        <w:t xml:space="preserve">. </w:t>
-      </w:r>
-      <w:proofErr w:type="spellStart"/>
-      <w:r>
-        <w:rPr>
-          <w:rFonts w:ascii="Times New Roman" w:hAnsi="Times New Roman"/>
-        </w:rPr>
-        <w:t>Pasirašydamas</w:t>
-      </w:r>
-      <w:proofErr w:type="spellEnd"/>
-      <w:r>
-        <w:rPr>
-          <w:rFonts w:ascii="Times New Roman" w:hAnsi="Times New Roman"/>
-        </w:rPr>
-        <w:t xml:space="preserve"> </w:t>
-      </w:r>
-      <w:proofErr w:type="spellStart"/>
-      <w:r>
-        <w:rPr>
-          <w:rFonts w:ascii="Times New Roman" w:hAnsi="Times New Roman"/>
-        </w:rPr>
-        <w:t>šį</w:t>
-      </w:r>
-      <w:proofErr w:type="spellEnd"/>
-      <w:r>
-        <w:rPr>
-          <w:rFonts w:ascii="Times New Roman" w:hAnsi="Times New Roman"/>
-        </w:rPr>
-        <w:t xml:space="preserve"> „PREKĖS PRIĖMIMO–PERDAVIMO AKTĄ / SUTARTĮ DĖL REMONTO </w:t>
-      </w:r>
-      <w:proofErr w:type="gramStart"/>
-      <w:r>
-        <w:rPr>
-          <w:rFonts w:ascii="Times New Roman" w:hAnsi="Times New Roman"/>
-        </w:rPr>
-        <w:t>DARBŲ“</w:t>
-      </w:r>
-      <w:proofErr w:type="gramEnd"/>
-      <w:r>
-        <w:rPr>
-          <w:rFonts w:ascii="Times New Roman" w:hAnsi="Times New Roman"/>
-        </w:rPr>
-        <w:t xml:space="preserve">, SAVININKAS </w:t>
-      </w:r>
-      <w:proofErr w:type="spellStart"/>
-      <w:r>
-        <w:rPr>
-          <w:rFonts w:ascii="Times New Roman" w:hAnsi="Times New Roman"/>
-        </w:rPr>
-        <w:t>patvirtina</w:t>
+        <w:t>gavus</w:t>
+      </w:r>
+      <w:proofErr w:type="spellEnd"/>
+      <w:r>
+        <w:rPr>
+          <w:rFonts w:ascii="Times New Roman" w:hAnsi="Times New Roman"/>
+        </w:rPr>
+        <w:t xml:space="preserve"> </w:t>
+      </w:r>
+      <w:proofErr w:type="spellStart"/>
+      <w:r>
+        <w:rPr>
+          <w:rFonts w:ascii="Times New Roman" w:hAnsi="Times New Roman"/>
+        </w:rPr>
+        <w:t>išankstinio</w:t>
+      </w:r>
+      <w:proofErr w:type="spellEnd"/>
+      <w:r>
+        <w:rPr>
+          <w:rFonts w:ascii="Times New Roman" w:hAnsi="Times New Roman"/>
+        </w:rPr>
+        <w:t xml:space="preserve"> </w:t>
+      </w:r>
+      <w:proofErr w:type="spellStart"/>
+      <w:r>
+        <w:rPr>
+          <w:rFonts w:ascii="Times New Roman" w:hAnsi="Times New Roman"/>
+        </w:rPr>
+        <w:t>apmokėjimo</w:t>
+      </w:r>
+      <w:proofErr w:type="spellEnd"/>
+      <w:r>
+        <w:rPr>
+          <w:rFonts w:ascii="Times New Roman" w:hAnsi="Times New Roman"/>
+        </w:rPr>
+        <w:t xml:space="preserve"> </w:t>
+      </w:r>
+      <w:proofErr w:type="spellStart"/>
+      <w:r>
+        <w:rPr>
+          <w:rFonts w:ascii="Times New Roman" w:hAnsi="Times New Roman"/>
+        </w:rPr>
+        <w:t>sąskaitą</w:t>
+      </w:r>
+      <w:proofErr w:type="spellEnd"/>
+      <w:r>
+        <w:rPr>
+          <w:rFonts w:ascii="Times New Roman" w:hAnsi="Times New Roman"/>
+        </w:rPr>
+        <w:t xml:space="preserve"> </w:t>
+      </w:r>
+      <w:proofErr w:type="spellStart"/>
+      <w:r>
+        <w:rPr>
+          <w:rFonts w:ascii="Times New Roman" w:hAnsi="Times New Roman"/>
+        </w:rPr>
+        <w:t>arba</w:t>
+      </w:r>
+      <w:proofErr w:type="spellEnd"/>
+      <w:r>
+        <w:rPr>
+          <w:rFonts w:ascii="Times New Roman" w:hAnsi="Times New Roman"/>
+        </w:rPr>
+        <w:t xml:space="preserve"> </w:t>
+      </w:r>
+      <w:r>
+        <w:rPr>
+          <w:rFonts w:ascii="Times New Roman" w:hAnsi="Times New Roman"/>
+        </w:rPr>
+        <w:t xml:space="preserve">4Office </w:t>
+      </w:r>
+      <w:proofErr w:type="spellStart"/>
+      <w:r>
+        <w:rPr>
+          <w:rFonts w:ascii="Times New Roman" w:hAnsi="Times New Roman"/>
+        </w:rPr>
+        <w:t>centre</w:t>
       </w:r>
       <w:proofErr w:type="spellEnd"/>
       <w:r>
@@ -3031,277 +3809,35 @@
         <w:rPr>
           <w:rFonts w:ascii="Times New Roman" w:hAnsi="Times New Roman"/>
         </w:rPr>
-        <w:t>kad</w:t>
-      </w:r>
-      <w:proofErr w:type="spellEnd"/>
-      <w:r>
-        <w:rPr>
-          <w:rFonts w:ascii="Times New Roman" w:hAnsi="Times New Roman"/>
-        </w:rPr>
-        <w:t xml:space="preserve"> </w:t>
-      </w:r>
-      <w:proofErr w:type="spellStart"/>
-      <w:r>
-        <w:rPr>
-          <w:rFonts w:ascii="Times New Roman" w:hAnsi="Times New Roman"/>
-        </w:rPr>
-        <w:t>susipažino</w:t>
-      </w:r>
-      <w:proofErr w:type="spellEnd"/>
-      <w:r>
-        <w:rPr>
-          <w:rFonts w:ascii="Times New Roman" w:hAnsi="Times New Roman"/>
-        </w:rPr>
-        <w:t xml:space="preserve"> </w:t>
-      </w:r>
-      <w:proofErr w:type="spellStart"/>
-      <w:r>
-        <w:rPr>
-          <w:rFonts w:ascii="Times New Roman" w:hAnsi="Times New Roman"/>
-        </w:rPr>
-        <w:t>su</w:t>
-      </w:r>
-      <w:proofErr w:type="spellEnd"/>
-      <w:r>
-        <w:rPr>
-          <w:rFonts w:ascii="Times New Roman" w:hAnsi="Times New Roman"/>
-        </w:rPr>
-        <w:t xml:space="preserve"> </w:t>
-      </w:r>
-      <w:proofErr w:type="spellStart"/>
-      <w:r>
-        <w:rPr>
-          <w:rFonts w:ascii="Times New Roman" w:hAnsi="Times New Roman"/>
-        </w:rPr>
-        <w:t>aktualiu</w:t>
-      </w:r>
-      <w:proofErr w:type="spellEnd"/>
-      <w:r>
-        <w:rPr>
-          <w:rFonts w:ascii="Times New Roman" w:hAnsi="Times New Roman"/>
-        </w:rPr>
-        <w:t xml:space="preserve"> </w:t>
-      </w:r>
-      <w:r>
-        <w:rPr>
-          <w:rFonts w:ascii="Times New Roman" w:hAnsi="Times New Roman"/>
-        </w:rPr>
-        <w:t>4Office</w:t>
-      </w:r>
-      <w:r>
-        <w:rPr>
-          <w:rFonts w:ascii="Times New Roman" w:hAnsi="Times New Roman"/>
-        </w:rPr>
-        <w:t xml:space="preserve"> KAINORAŠČIU </w:t>
-      </w:r>
-      <w:proofErr w:type="spellStart"/>
-      <w:r>
-        <w:rPr>
-          <w:rFonts w:ascii="Times New Roman" w:hAnsi="Times New Roman"/>
-        </w:rPr>
-        <w:t>ir</w:t>
-      </w:r>
-      <w:proofErr w:type="spellEnd"/>
-      <w:r>
-        <w:rPr>
-          <w:rFonts w:ascii="Times New Roman" w:hAnsi="Times New Roman"/>
-        </w:rPr>
-        <w:t xml:space="preserve"> </w:t>
-      </w:r>
-      <w:proofErr w:type="spellStart"/>
-      <w:r>
-        <w:rPr>
-          <w:rFonts w:ascii="Times New Roman" w:hAnsi="Times New Roman"/>
-        </w:rPr>
-        <w:t>sutinka</w:t>
-      </w:r>
-      <w:proofErr w:type="spellEnd"/>
-      <w:r>
-        <w:rPr>
-          <w:rFonts w:ascii="Times New Roman" w:hAnsi="Times New Roman"/>
-        </w:rPr>
-        <w:t xml:space="preserve"> </w:t>
-      </w:r>
-      <w:proofErr w:type="spellStart"/>
-      <w:r>
-        <w:rPr>
-          <w:rFonts w:ascii="Times New Roman" w:hAnsi="Times New Roman"/>
-        </w:rPr>
-        <w:t>su</w:t>
-      </w:r>
-      <w:proofErr w:type="spellEnd"/>
-      <w:r>
-        <w:rPr>
-          <w:rFonts w:ascii="Times New Roman" w:hAnsi="Times New Roman"/>
-        </w:rPr>
-        <w:t xml:space="preserve"> </w:t>
-      </w:r>
-      <w:proofErr w:type="spellStart"/>
-      <w:r>
-        <w:rPr>
-          <w:rFonts w:ascii="Times New Roman" w:hAnsi="Times New Roman"/>
-        </w:rPr>
-        <w:t>jame</w:t>
-      </w:r>
-      <w:proofErr w:type="spellEnd"/>
-      <w:r>
-        <w:rPr>
-          <w:rFonts w:ascii="Times New Roman" w:hAnsi="Times New Roman"/>
-        </w:rPr>
-        <w:t xml:space="preserve"> </w:t>
-      </w:r>
-      <w:proofErr w:type="spellStart"/>
-      <w:r>
-        <w:rPr>
-          <w:rFonts w:ascii="Times New Roman" w:hAnsi="Times New Roman"/>
-        </w:rPr>
-        <w:t>nurodytais</w:t>
-      </w:r>
-      <w:proofErr w:type="spellEnd"/>
-      <w:r>
-        <w:rPr>
-          <w:rFonts w:ascii="Times New Roman" w:hAnsi="Times New Roman"/>
-        </w:rPr>
-        <w:t xml:space="preserve"> </w:t>
-      </w:r>
-      <w:proofErr w:type="spellStart"/>
-      <w:r>
-        <w:rPr>
-          <w:rFonts w:ascii="Times New Roman" w:hAnsi="Times New Roman"/>
-        </w:rPr>
-        <w:t>įkainiais</w:t>
-      </w:r>
-      <w:proofErr w:type="spellEnd"/>
-      <w:r>
-        <w:rPr>
-          <w:rFonts w:ascii="Times New Roman" w:hAnsi="Times New Roman"/>
-        </w:rPr>
-        <w:t xml:space="preserve">. SAVININKAS </w:t>
-      </w:r>
-      <w:proofErr w:type="spellStart"/>
-      <w:r>
-        <w:rPr>
-          <w:rFonts w:ascii="Times New Roman" w:hAnsi="Times New Roman"/>
-        </w:rPr>
-        <w:t>neturi</w:t>
-      </w:r>
-      <w:proofErr w:type="spellEnd"/>
-      <w:r>
-        <w:rPr>
-          <w:rFonts w:ascii="Times New Roman" w:hAnsi="Times New Roman"/>
-        </w:rPr>
-        <w:t xml:space="preserve"> </w:t>
-      </w:r>
-      <w:proofErr w:type="spellStart"/>
-      <w:r>
-        <w:rPr>
-          <w:rFonts w:ascii="Times New Roman" w:hAnsi="Times New Roman"/>
-        </w:rPr>
-        <w:t>padengti</w:t>
-      </w:r>
-      <w:proofErr w:type="spellEnd"/>
-      <w:r>
-        <w:rPr>
-          <w:rFonts w:ascii="Times New Roman" w:hAnsi="Times New Roman"/>
-        </w:rPr>
-        <w:t xml:space="preserve"> </w:t>
-      </w:r>
-      <w:proofErr w:type="spellStart"/>
-      <w:r>
-        <w:rPr>
-          <w:rFonts w:ascii="Times New Roman" w:hAnsi="Times New Roman"/>
-        </w:rPr>
-        <w:t>transportavimo</w:t>
-      </w:r>
-      <w:proofErr w:type="spellEnd"/>
-      <w:r>
-        <w:rPr>
-          <w:rFonts w:ascii="Times New Roman" w:hAnsi="Times New Roman"/>
-        </w:rPr>
-        <w:t xml:space="preserve"> </w:t>
-      </w:r>
-      <w:proofErr w:type="spellStart"/>
-      <w:r>
-        <w:rPr>
-          <w:rFonts w:ascii="Times New Roman" w:hAnsi="Times New Roman"/>
-        </w:rPr>
-        <w:t>išlaidų</w:t>
-      </w:r>
-      <w:proofErr w:type="spellEnd"/>
-      <w:r>
-        <w:rPr>
-          <w:rFonts w:ascii="Times New Roman" w:hAnsi="Times New Roman"/>
-        </w:rPr>
-        <w:t xml:space="preserve">, </w:t>
-      </w:r>
-      <w:proofErr w:type="spellStart"/>
-      <w:r>
-        <w:rPr>
-          <w:rFonts w:ascii="Times New Roman" w:hAnsi="Times New Roman"/>
-        </w:rPr>
-        <w:t>jei</w:t>
-      </w:r>
-      <w:proofErr w:type="spellEnd"/>
-      <w:r>
-        <w:rPr>
-          <w:rFonts w:ascii="Times New Roman" w:hAnsi="Times New Roman"/>
-        </w:rPr>
-        <w:t xml:space="preserve"> SAVININKAS GAMINĮ </w:t>
-      </w:r>
-      <w:proofErr w:type="spellStart"/>
-      <w:r>
-        <w:rPr>
-          <w:rFonts w:ascii="Times New Roman" w:hAnsi="Times New Roman"/>
-        </w:rPr>
-        <w:t>savo</w:t>
-      </w:r>
-      <w:proofErr w:type="spellEnd"/>
-      <w:r>
-        <w:rPr>
-          <w:rFonts w:ascii="Times New Roman" w:hAnsi="Times New Roman"/>
-        </w:rPr>
-        <w:t xml:space="preserve"> </w:t>
-      </w:r>
-      <w:proofErr w:type="spellStart"/>
-      <w:r>
-        <w:rPr>
-          <w:rFonts w:ascii="Times New Roman" w:hAnsi="Times New Roman"/>
-        </w:rPr>
-        <w:t>sąskaita</w:t>
-      </w:r>
-      <w:proofErr w:type="spellEnd"/>
-      <w:r>
-        <w:rPr>
-          <w:rFonts w:ascii="Times New Roman" w:hAnsi="Times New Roman"/>
-        </w:rPr>
-        <w:t xml:space="preserve"> </w:t>
-      </w:r>
-      <w:proofErr w:type="spellStart"/>
-      <w:r>
-        <w:rPr>
-          <w:rFonts w:ascii="Times New Roman" w:hAnsi="Times New Roman"/>
-        </w:rPr>
-        <w:t>pristatė</w:t>
-      </w:r>
-      <w:proofErr w:type="spellEnd"/>
-      <w:r>
-        <w:rPr>
-          <w:rFonts w:ascii="Times New Roman" w:hAnsi="Times New Roman"/>
-        </w:rPr>
-        <w:t xml:space="preserve"> į </w:t>
-      </w:r>
-      <w:r>
-        <w:rPr>
-          <w:rFonts w:ascii="Times New Roman" w:hAnsi="Times New Roman"/>
-        </w:rPr>
-        <w:t xml:space="preserve">4office </w:t>
-      </w:r>
-      <w:proofErr w:type="spellStart"/>
-      <w:r>
-        <w:rPr>
-          <w:rFonts w:ascii="Times New Roman" w:hAnsi="Times New Roman"/>
-        </w:rPr>
-        <w:t>centrą</w:t>
+        <w:t>atsiskaitant</w:t>
+      </w:r>
+      <w:proofErr w:type="spellEnd"/>
+      <w:r>
+        <w:rPr>
+          <w:rFonts w:ascii="Times New Roman" w:hAnsi="Times New Roman"/>
+        </w:rPr>
+        <w:t xml:space="preserve"> </w:t>
+      </w:r>
+      <w:proofErr w:type="spellStart"/>
+      <w:r>
+        <w:rPr>
+          <w:rFonts w:ascii="Times New Roman" w:hAnsi="Times New Roman"/>
+        </w:rPr>
+        <w:t>banko</w:t>
+      </w:r>
+      <w:proofErr w:type="spellEnd"/>
+      <w:r>
+        <w:rPr>
+          <w:rFonts w:ascii="Times New Roman" w:hAnsi="Times New Roman"/>
+        </w:rPr>
+        <w:t xml:space="preserve"> </w:t>
+      </w:r>
+      <w:proofErr w:type="spellStart"/>
+      <w:r>
+        <w:rPr>
+          <w:rFonts w:ascii="Times New Roman" w:hAnsi="Times New Roman"/>
+        </w:rPr>
+        <w:t>kortele</w:t>
       </w:r>
       <w:proofErr w:type="spellEnd"/>
       <w:r>
@@ -3315,17 +3851,21 @@
       <w:pPr>
         <w:rPr>
           <w:rFonts w:ascii="Times New Roman" w:hAnsi="Times New Roman"/>
+        </w:rPr>
+      </w:pPr>
+      <w:r>
+        <w:rPr>
+          <w:rFonts w:ascii="Times New Roman" w:hAnsi="Times New Roman"/>
           <w:b/>
           <w:bCs/>
         </w:rPr>
-      </w:pPr>
-      <w:r>
-        <w:rPr>
-          <w:rFonts w:ascii="Times New Roman" w:hAnsi="Times New Roman"/>
-          <w:b/>
-          <w:bCs/>
-        </w:rPr>
-        <w:t xml:space="preserve">4. KAINOS IR APMOKĖJIMO BŪDAI </w:t>
+        <w:t>5.. GAMINIO GAVIMO TVARKA GAMINYS SAVININKUI</w:t>
+      </w:r>
+      <w:r>
+        <w:rPr>
+          <w:rFonts w:ascii="Times New Roman" w:hAnsi="Times New Roman"/>
+        </w:rPr>
+        <w:t xml:space="preserve"> </w:t>
       </w:r>
     </w:p>
     <w:p>
@@ -3339,63 +3879,689 @@
         <w:rPr>
           <w:rFonts w:ascii="Times New Roman" w:hAnsi="Times New Roman"/>
         </w:rPr>
-        <w:t>Visos</w:t>
-      </w:r>
-      <w:proofErr w:type="spellEnd"/>
-      <w:r>
-        <w:rPr>
-          <w:rFonts w:ascii="Times New Roman" w:hAnsi="Times New Roman"/>
-        </w:rPr>
-        <w:t xml:space="preserve"> </w:t>
-      </w:r>
-      <w:proofErr w:type="spellStart"/>
-      <w:r>
-        <w:rPr>
-          <w:rFonts w:ascii="Times New Roman" w:hAnsi="Times New Roman"/>
-        </w:rPr>
-        <w:t>kainos</w:t>
-      </w:r>
-      <w:proofErr w:type="spellEnd"/>
-      <w:r>
-        <w:rPr>
-          <w:rFonts w:ascii="Times New Roman" w:hAnsi="Times New Roman"/>
-        </w:rPr>
-        <w:t xml:space="preserve"> KAINORAŠTYJE </w:t>
-      </w:r>
-      <w:proofErr w:type="spellStart"/>
-      <w:r>
-        <w:rPr>
-          <w:rFonts w:ascii="Times New Roman" w:hAnsi="Times New Roman"/>
-        </w:rPr>
-        <w:t>nurodytos</w:t>
-      </w:r>
-      <w:proofErr w:type="spellEnd"/>
-      <w:r>
-        <w:rPr>
-          <w:rFonts w:ascii="Times New Roman" w:hAnsi="Times New Roman"/>
-        </w:rPr>
-        <w:t xml:space="preserve"> </w:t>
-      </w:r>
-      <w:proofErr w:type="spellStart"/>
-      <w:r>
-        <w:rPr>
-          <w:rFonts w:ascii="Times New Roman" w:hAnsi="Times New Roman"/>
-        </w:rPr>
-        <w:t>eurais</w:t>
-      </w:r>
-      <w:proofErr w:type="spellEnd"/>
-      <w:r>
-        <w:rPr>
-          <w:rFonts w:ascii="Times New Roman" w:hAnsi="Times New Roman"/>
-        </w:rPr>
-        <w:t xml:space="preserve"> (EUR) be PVM. </w:t>
-      </w:r>
-      <w:proofErr w:type="spellStart"/>
-      <w:r>
-        <w:rPr>
-          <w:rFonts w:ascii="Times New Roman" w:hAnsi="Times New Roman"/>
-        </w:rPr>
-        <w:t>Atsiskaityti</w:t>
+        <w:t>Įrenginys</w:t>
+      </w:r>
+      <w:proofErr w:type="spellEnd"/>
+      <w:r>
+        <w:rPr>
+          <w:rFonts w:ascii="Times New Roman" w:hAnsi="Times New Roman"/>
+        </w:rPr>
+        <w:t xml:space="preserve"> SAVININKUI</w:t>
+      </w:r>
+      <w:r>
+        <w:rPr>
+          <w:rFonts w:ascii="Times New Roman" w:hAnsi="Times New Roman"/>
+        </w:rPr>
+        <w:t xml:space="preserve"> </w:t>
+      </w:r>
+      <w:proofErr w:type="spellStart"/>
+      <w:r>
+        <w:rPr>
+          <w:rFonts w:ascii="Times New Roman" w:hAnsi="Times New Roman"/>
+        </w:rPr>
+        <w:t>grąžinamas</w:t>
+      </w:r>
+      <w:proofErr w:type="spellEnd"/>
+      <w:r>
+        <w:rPr>
+          <w:rFonts w:ascii="Times New Roman" w:hAnsi="Times New Roman"/>
+        </w:rPr>
+        <w:t xml:space="preserve"> tik </w:t>
+      </w:r>
+      <w:proofErr w:type="spellStart"/>
+      <w:r>
+        <w:rPr>
+          <w:rFonts w:ascii="Times New Roman" w:hAnsi="Times New Roman"/>
+        </w:rPr>
+        <w:t>sumokėjus</w:t>
+      </w:r>
+      <w:proofErr w:type="spellEnd"/>
+      <w:r>
+        <w:rPr>
+          <w:rFonts w:ascii="Times New Roman" w:hAnsi="Times New Roman"/>
+        </w:rPr>
+        <w:t xml:space="preserve"> visas </w:t>
+      </w:r>
+      <w:proofErr w:type="spellStart"/>
+      <w:r>
+        <w:rPr>
+          <w:rFonts w:ascii="Times New Roman" w:hAnsi="Times New Roman"/>
+        </w:rPr>
+        <w:t>remonto</w:t>
+      </w:r>
+      <w:proofErr w:type="spellEnd"/>
+      <w:r>
+        <w:rPr>
+          <w:rFonts w:ascii="Times New Roman" w:hAnsi="Times New Roman"/>
+        </w:rPr>
+        <w:t xml:space="preserve"> </w:t>
+      </w:r>
+      <w:proofErr w:type="spellStart"/>
+      <w:r>
+        <w:rPr>
+          <w:rFonts w:ascii="Times New Roman" w:hAnsi="Times New Roman"/>
+        </w:rPr>
+        <w:t>darbų</w:t>
+      </w:r>
+      <w:proofErr w:type="spellEnd"/>
+      <w:r>
+        <w:rPr>
+          <w:rFonts w:ascii="Times New Roman" w:hAnsi="Times New Roman"/>
+        </w:rPr>
+        <w:t>,</w:t>
+      </w:r>
+      <w:r>
+        <w:rPr>
+          <w:rFonts w:ascii="Times New Roman" w:hAnsi="Times New Roman"/>
+        </w:rPr>
+        <w:t xml:space="preserve"> </w:t>
+      </w:r>
+      <w:proofErr w:type="spellStart"/>
+      <w:r>
+        <w:rPr>
+          <w:rFonts w:ascii="Times New Roman" w:hAnsi="Times New Roman"/>
+        </w:rPr>
+        <w:t>atsarginių</w:t>
+      </w:r>
+      <w:proofErr w:type="spellEnd"/>
+      <w:r>
+        <w:rPr>
+          <w:rFonts w:ascii="Times New Roman" w:hAnsi="Times New Roman"/>
+        </w:rPr>
+        <w:t xml:space="preserve"> </w:t>
+      </w:r>
+      <w:proofErr w:type="spellStart"/>
+      <w:r>
+        <w:rPr>
+          <w:rFonts w:ascii="Times New Roman" w:hAnsi="Times New Roman"/>
+        </w:rPr>
+        <w:t>detalių</w:t>
+      </w:r>
+      <w:proofErr w:type="spellEnd"/>
+      <w:r>
+        <w:rPr>
+          <w:rFonts w:ascii="Times New Roman" w:hAnsi="Times New Roman"/>
+        </w:rPr>
+        <w:t xml:space="preserve">, </w:t>
+      </w:r>
+      <w:proofErr w:type="spellStart"/>
+      <w:r>
+        <w:rPr>
+          <w:rFonts w:ascii="Times New Roman" w:hAnsi="Times New Roman"/>
+        </w:rPr>
+        <w:t>diagnostikos</w:t>
+      </w:r>
+      <w:proofErr w:type="spellEnd"/>
+      <w:r>
+        <w:rPr>
+          <w:rFonts w:ascii="Times New Roman" w:hAnsi="Times New Roman"/>
+        </w:rPr>
+        <w:t xml:space="preserve"> </w:t>
+      </w:r>
+      <w:proofErr w:type="spellStart"/>
+      <w:r>
+        <w:rPr>
+          <w:rFonts w:ascii="Times New Roman" w:hAnsi="Times New Roman"/>
+        </w:rPr>
+        <w:t>ir</w:t>
+      </w:r>
+      <w:proofErr w:type="spellEnd"/>
+      <w:r>
+        <w:rPr>
+          <w:rFonts w:ascii="Times New Roman" w:hAnsi="Times New Roman"/>
+        </w:rPr>
+        <w:t xml:space="preserve"> </w:t>
+      </w:r>
+      <w:proofErr w:type="spellStart"/>
+      <w:r>
+        <w:rPr>
+          <w:rFonts w:ascii="Times New Roman" w:hAnsi="Times New Roman"/>
+        </w:rPr>
+        <w:t>transportavimo</w:t>
+      </w:r>
+      <w:proofErr w:type="spellEnd"/>
+      <w:r>
+        <w:rPr>
+          <w:rFonts w:ascii="Times New Roman" w:hAnsi="Times New Roman"/>
+        </w:rPr>
+        <w:t xml:space="preserve"> </w:t>
+      </w:r>
+      <w:proofErr w:type="spellStart"/>
+      <w:r>
+        <w:rPr>
+          <w:rFonts w:ascii="Times New Roman" w:hAnsi="Times New Roman"/>
+        </w:rPr>
+        <w:t>išlaidas</w:t>
+      </w:r>
+      <w:proofErr w:type="spellEnd"/>
+      <w:r>
+        <w:rPr>
+          <w:rFonts w:ascii="Times New Roman" w:hAnsi="Times New Roman"/>
+        </w:rPr>
+        <w:t xml:space="preserve">. SAVININKAS </w:t>
+      </w:r>
+      <w:proofErr w:type="spellStart"/>
+      <w:r>
+        <w:rPr>
+          <w:rFonts w:ascii="Times New Roman" w:hAnsi="Times New Roman"/>
+        </w:rPr>
+        <w:t>įsipareigoja</w:t>
+      </w:r>
+      <w:proofErr w:type="spellEnd"/>
+      <w:r>
+        <w:rPr>
+          <w:rFonts w:ascii="Times New Roman" w:hAnsi="Times New Roman"/>
+        </w:rPr>
+        <w:t xml:space="preserve"> </w:t>
+      </w:r>
+      <w:proofErr w:type="spellStart"/>
+      <w:r>
+        <w:rPr>
+          <w:rFonts w:ascii="Times New Roman" w:hAnsi="Times New Roman"/>
+        </w:rPr>
+        <w:t>pasiimti</w:t>
+      </w:r>
+      <w:proofErr w:type="spellEnd"/>
+      <w:r>
+        <w:rPr>
+          <w:rFonts w:ascii="Times New Roman" w:hAnsi="Times New Roman"/>
+        </w:rPr>
+        <w:t xml:space="preserve"> </w:t>
+      </w:r>
+      <w:proofErr w:type="spellStart"/>
+      <w:r>
+        <w:rPr>
+          <w:rFonts w:ascii="Times New Roman" w:hAnsi="Times New Roman"/>
+        </w:rPr>
+        <w:t>įrenginį</w:t>
+      </w:r>
+      <w:proofErr w:type="spellEnd"/>
+      <w:r>
+        <w:rPr>
+          <w:rFonts w:ascii="Times New Roman" w:hAnsi="Times New Roman"/>
+        </w:rPr>
+        <w:t xml:space="preserve"> per 1 (</w:t>
+      </w:r>
+      <w:proofErr w:type="spellStart"/>
+      <w:r>
+        <w:rPr>
+          <w:rFonts w:ascii="Times New Roman" w:hAnsi="Times New Roman"/>
+        </w:rPr>
+        <w:t>vieną</w:t>
+      </w:r>
+      <w:proofErr w:type="spellEnd"/>
+      <w:r>
+        <w:rPr>
+          <w:rFonts w:ascii="Times New Roman" w:hAnsi="Times New Roman"/>
+        </w:rPr>
+        <w:t xml:space="preserve">) </w:t>
+      </w:r>
+      <w:proofErr w:type="spellStart"/>
+      <w:r>
+        <w:rPr>
+          <w:rFonts w:ascii="Times New Roman" w:hAnsi="Times New Roman"/>
+        </w:rPr>
+        <w:t>savaitę</w:t>
+      </w:r>
+      <w:proofErr w:type="spellEnd"/>
+      <w:r>
+        <w:rPr>
+          <w:rFonts w:ascii="Times New Roman" w:hAnsi="Times New Roman"/>
+        </w:rPr>
+        <w:t xml:space="preserve"> </w:t>
+      </w:r>
+      <w:proofErr w:type="spellStart"/>
+      <w:r>
+        <w:rPr>
+          <w:rFonts w:ascii="Times New Roman" w:hAnsi="Times New Roman"/>
+        </w:rPr>
+        <w:t>nuo</w:t>
+      </w:r>
+      <w:proofErr w:type="spellEnd"/>
+      <w:r>
+        <w:rPr>
+          <w:rFonts w:ascii="Times New Roman" w:hAnsi="Times New Roman"/>
+        </w:rPr>
+        <w:t xml:space="preserve"> </w:t>
+      </w:r>
+      <w:proofErr w:type="spellStart"/>
+      <w:r>
+        <w:rPr>
+          <w:rFonts w:ascii="Times New Roman" w:hAnsi="Times New Roman"/>
+        </w:rPr>
+        <w:t>informacijos</w:t>
+      </w:r>
+      <w:proofErr w:type="spellEnd"/>
+      <w:r>
+        <w:rPr>
+          <w:rFonts w:ascii="Times New Roman" w:hAnsi="Times New Roman"/>
+        </w:rPr>
+        <w:t xml:space="preserve"> </w:t>
+      </w:r>
+      <w:proofErr w:type="spellStart"/>
+      <w:r>
+        <w:rPr>
+          <w:rFonts w:ascii="Times New Roman" w:hAnsi="Times New Roman"/>
+        </w:rPr>
+        <w:t>apie</w:t>
+      </w:r>
+      <w:proofErr w:type="spellEnd"/>
+      <w:r>
+        <w:rPr>
+          <w:rFonts w:ascii="Times New Roman" w:hAnsi="Times New Roman"/>
+        </w:rPr>
+        <w:t xml:space="preserve"> </w:t>
+      </w:r>
+      <w:proofErr w:type="spellStart"/>
+      <w:r>
+        <w:rPr>
+          <w:rFonts w:ascii="Times New Roman" w:hAnsi="Times New Roman"/>
+        </w:rPr>
+        <w:t>remonto</w:t>
+      </w:r>
+      <w:proofErr w:type="spellEnd"/>
+      <w:r>
+        <w:rPr>
+          <w:rFonts w:ascii="Times New Roman" w:hAnsi="Times New Roman"/>
+        </w:rPr>
+        <w:t xml:space="preserve"> </w:t>
+      </w:r>
+      <w:proofErr w:type="spellStart"/>
+      <w:r>
+        <w:rPr>
+          <w:rFonts w:ascii="Times New Roman" w:hAnsi="Times New Roman"/>
+        </w:rPr>
+        <w:t>darbų</w:t>
+      </w:r>
+      <w:proofErr w:type="spellEnd"/>
+      <w:r>
+        <w:rPr>
+          <w:rFonts w:ascii="Times New Roman" w:hAnsi="Times New Roman"/>
+        </w:rPr>
+        <w:t xml:space="preserve"> </w:t>
+      </w:r>
+      <w:proofErr w:type="spellStart"/>
+      <w:r>
+        <w:rPr>
+          <w:rFonts w:ascii="Times New Roman" w:hAnsi="Times New Roman"/>
+        </w:rPr>
+        <w:t>baigimą</w:t>
+      </w:r>
+      <w:proofErr w:type="spellEnd"/>
+      <w:r>
+        <w:rPr>
+          <w:rFonts w:ascii="Times New Roman" w:hAnsi="Times New Roman"/>
+        </w:rPr>
+        <w:t xml:space="preserve"> </w:t>
+      </w:r>
+      <w:proofErr w:type="spellStart"/>
+      <w:r>
+        <w:rPr>
+          <w:rFonts w:ascii="Times New Roman" w:hAnsi="Times New Roman"/>
+        </w:rPr>
+        <w:t>gavimo</w:t>
+      </w:r>
+      <w:proofErr w:type="spellEnd"/>
+      <w:r>
+        <w:rPr>
+          <w:rFonts w:ascii="Times New Roman" w:hAnsi="Times New Roman"/>
+        </w:rPr>
+        <w:t xml:space="preserve"> (</w:t>
+      </w:r>
+      <w:proofErr w:type="spellStart"/>
+      <w:r>
+        <w:rPr>
+          <w:rFonts w:ascii="Times New Roman" w:hAnsi="Times New Roman"/>
+        </w:rPr>
+        <w:t>arba</w:t>
+      </w:r>
+      <w:proofErr w:type="spellEnd"/>
+      <w:r>
+        <w:rPr>
+          <w:rFonts w:ascii="Times New Roman" w:hAnsi="Times New Roman"/>
+        </w:rPr>
+        <w:t xml:space="preserve"> </w:t>
+      </w:r>
+      <w:proofErr w:type="spellStart"/>
+      <w:r>
+        <w:rPr>
+          <w:rFonts w:ascii="Times New Roman" w:hAnsi="Times New Roman"/>
+        </w:rPr>
+        <w:t>atsisakymo</w:t>
+      </w:r>
+      <w:proofErr w:type="spellEnd"/>
+      <w:r>
+        <w:rPr>
+          <w:rFonts w:ascii="Times New Roman" w:hAnsi="Times New Roman"/>
+        </w:rPr>
+        <w:t xml:space="preserve"> </w:t>
+      </w:r>
+      <w:proofErr w:type="spellStart"/>
+      <w:r>
+        <w:rPr>
+          <w:rFonts w:ascii="Times New Roman" w:hAnsi="Times New Roman"/>
+        </w:rPr>
+        <w:t>atlikti</w:t>
+      </w:r>
+      <w:proofErr w:type="spellEnd"/>
+      <w:r>
+        <w:rPr>
+          <w:rFonts w:ascii="Times New Roman" w:hAnsi="Times New Roman"/>
+        </w:rPr>
+        <w:t xml:space="preserve"> </w:t>
+      </w:r>
+      <w:proofErr w:type="spellStart"/>
+      <w:r>
+        <w:rPr>
+          <w:rFonts w:ascii="Times New Roman" w:hAnsi="Times New Roman"/>
+        </w:rPr>
+        <w:t>remonto</w:t>
+      </w:r>
+      <w:proofErr w:type="spellEnd"/>
+      <w:r>
+        <w:rPr>
+          <w:rFonts w:ascii="Times New Roman" w:hAnsi="Times New Roman"/>
+        </w:rPr>
+        <w:t xml:space="preserve"> </w:t>
+      </w:r>
+      <w:proofErr w:type="spellStart"/>
+      <w:r>
+        <w:rPr>
+          <w:rFonts w:ascii="Times New Roman" w:hAnsi="Times New Roman"/>
+        </w:rPr>
+        <w:t>darbus</w:t>
+      </w:r>
+      <w:proofErr w:type="spellEnd"/>
+      <w:r>
+        <w:rPr>
+          <w:rFonts w:ascii="Times New Roman" w:hAnsi="Times New Roman"/>
+        </w:rPr>
+        <w:t xml:space="preserve">, </w:t>
+      </w:r>
+      <w:proofErr w:type="spellStart"/>
+      <w:r>
+        <w:rPr>
+          <w:rFonts w:ascii="Times New Roman" w:hAnsi="Times New Roman"/>
+        </w:rPr>
+        <w:t>gavus</w:t>
+      </w:r>
+      <w:proofErr w:type="spellEnd"/>
+      <w:r>
+        <w:rPr>
+          <w:rFonts w:ascii="Times New Roman" w:hAnsi="Times New Roman"/>
+        </w:rPr>
+        <w:t xml:space="preserve"> </w:t>
+      </w:r>
+      <w:proofErr w:type="spellStart"/>
+      <w:r>
+        <w:rPr>
+          <w:rFonts w:ascii="Times New Roman" w:hAnsi="Times New Roman"/>
+        </w:rPr>
+        <w:t>informaciją</w:t>
+      </w:r>
+      <w:proofErr w:type="spellEnd"/>
+      <w:r>
+        <w:rPr>
+          <w:rFonts w:ascii="Times New Roman" w:hAnsi="Times New Roman"/>
+        </w:rPr>
+        <w:t xml:space="preserve"> </w:t>
+      </w:r>
+      <w:proofErr w:type="spellStart"/>
+      <w:r>
+        <w:rPr>
+          <w:rFonts w:ascii="Times New Roman" w:hAnsi="Times New Roman"/>
+        </w:rPr>
+        <w:t>apie</w:t>
+      </w:r>
+      <w:proofErr w:type="spellEnd"/>
+      <w:r>
+        <w:rPr>
+          <w:rFonts w:ascii="Times New Roman" w:hAnsi="Times New Roman"/>
+        </w:rPr>
+        <w:t xml:space="preserve"> </w:t>
+      </w:r>
+      <w:proofErr w:type="spellStart"/>
+      <w:r>
+        <w:rPr>
+          <w:rFonts w:ascii="Times New Roman" w:hAnsi="Times New Roman"/>
+        </w:rPr>
+        <w:t>gaminio</w:t>
+      </w:r>
+      <w:proofErr w:type="spellEnd"/>
+      <w:r>
+        <w:rPr>
+          <w:rFonts w:ascii="Times New Roman" w:hAnsi="Times New Roman"/>
+        </w:rPr>
+        <w:t xml:space="preserve"> </w:t>
+      </w:r>
+      <w:proofErr w:type="spellStart"/>
+      <w:r>
+        <w:rPr>
+          <w:rFonts w:ascii="Times New Roman" w:hAnsi="Times New Roman"/>
+        </w:rPr>
+        <w:t>remonto</w:t>
+      </w:r>
+      <w:proofErr w:type="spellEnd"/>
+      <w:r>
+        <w:rPr>
+          <w:rFonts w:ascii="Times New Roman" w:hAnsi="Times New Roman"/>
+        </w:rPr>
+        <w:t xml:space="preserve"> </w:t>
+      </w:r>
+      <w:proofErr w:type="spellStart"/>
+      <w:r>
+        <w:rPr>
+          <w:rFonts w:ascii="Times New Roman" w:hAnsi="Times New Roman"/>
+        </w:rPr>
+        <w:t>darbų</w:t>
+      </w:r>
+      <w:proofErr w:type="spellEnd"/>
+      <w:r>
+        <w:rPr>
+          <w:rFonts w:ascii="Times New Roman" w:hAnsi="Times New Roman"/>
+        </w:rPr>
+        <w:t xml:space="preserve"> </w:t>
+      </w:r>
+      <w:proofErr w:type="spellStart"/>
+      <w:r>
+        <w:rPr>
+          <w:rFonts w:ascii="Times New Roman" w:hAnsi="Times New Roman"/>
+        </w:rPr>
+        <w:t>ir</w:t>
+      </w:r>
+      <w:proofErr w:type="spellEnd"/>
+      <w:r>
+        <w:rPr>
+          <w:rFonts w:ascii="Times New Roman" w:hAnsi="Times New Roman"/>
+        </w:rPr>
+        <w:t xml:space="preserve"> </w:t>
+      </w:r>
+      <w:proofErr w:type="spellStart"/>
+      <w:r>
+        <w:rPr>
+          <w:rFonts w:ascii="Times New Roman" w:hAnsi="Times New Roman"/>
+        </w:rPr>
+        <w:t>atsarginių</w:t>
+      </w:r>
+      <w:proofErr w:type="spellEnd"/>
+      <w:r>
+        <w:rPr>
+          <w:rFonts w:ascii="Times New Roman" w:hAnsi="Times New Roman"/>
+        </w:rPr>
+        <w:t xml:space="preserve"> </w:t>
+      </w:r>
+      <w:proofErr w:type="spellStart"/>
+      <w:r>
+        <w:rPr>
+          <w:rFonts w:ascii="Times New Roman" w:hAnsi="Times New Roman"/>
+        </w:rPr>
+        <w:t>detalių</w:t>
+      </w:r>
+      <w:proofErr w:type="spellEnd"/>
+      <w:r>
+        <w:rPr>
+          <w:rFonts w:ascii="Times New Roman" w:hAnsi="Times New Roman"/>
+        </w:rPr>
+        <w:t xml:space="preserve"> </w:t>
+      </w:r>
+      <w:proofErr w:type="spellStart"/>
+      <w:r>
+        <w:rPr>
+          <w:rFonts w:ascii="Times New Roman" w:hAnsi="Times New Roman"/>
+        </w:rPr>
+        <w:t>kaštų</w:t>
+      </w:r>
+      <w:proofErr w:type="spellEnd"/>
+      <w:r>
+        <w:rPr>
+          <w:rFonts w:ascii="Times New Roman" w:hAnsi="Times New Roman"/>
+        </w:rPr>
+        <w:t xml:space="preserve"> </w:t>
+      </w:r>
+      <w:proofErr w:type="spellStart"/>
+      <w:r>
+        <w:rPr>
+          <w:rFonts w:ascii="Times New Roman" w:hAnsi="Times New Roman"/>
+        </w:rPr>
+        <w:t>bendrą</w:t>
+      </w:r>
+      <w:proofErr w:type="spellEnd"/>
+      <w:r>
+        <w:rPr>
+          <w:rFonts w:ascii="Times New Roman" w:hAnsi="Times New Roman"/>
+        </w:rPr>
+        <w:t xml:space="preserve"> </w:t>
+      </w:r>
+      <w:proofErr w:type="spellStart"/>
+      <w:r>
+        <w:rPr>
+          <w:rFonts w:ascii="Times New Roman" w:hAnsi="Times New Roman"/>
+        </w:rPr>
+        <w:t>sumą</w:t>
+      </w:r>
+      <w:proofErr w:type="spellEnd"/>
+      <w:proofErr w:type="gramStart"/>
+      <w:r>
+        <w:rPr>
+          <w:rFonts w:ascii="Times New Roman" w:hAnsi="Times New Roman"/>
+        </w:rPr>
+        <w:t>).</w:t>
+      </w:r>
+      <w:proofErr w:type="spellStart"/>
+      <w:r>
+        <w:rPr>
+          <w:rFonts w:ascii="Times New Roman" w:hAnsi="Times New Roman"/>
+        </w:rPr>
+        <w:t>Už</w:t>
+      </w:r>
+      <w:proofErr w:type="spellEnd"/>
+      <w:proofErr w:type="gramEnd"/>
+      <w:r>
+        <w:rPr>
+          <w:rFonts w:ascii="Times New Roman" w:hAnsi="Times New Roman"/>
+        </w:rPr>
+        <w:t xml:space="preserve"> GAMINIO </w:t>
+      </w:r>
+      <w:proofErr w:type="spellStart"/>
+      <w:r>
+        <w:rPr>
+          <w:rFonts w:ascii="Times New Roman" w:hAnsi="Times New Roman"/>
+        </w:rPr>
+        <w:t>neatsiėmimą</w:t>
+      </w:r>
+      <w:proofErr w:type="spellEnd"/>
+      <w:r>
+        <w:rPr>
+          <w:rFonts w:ascii="Times New Roman" w:hAnsi="Times New Roman"/>
+        </w:rPr>
+        <w:t xml:space="preserve"> per </w:t>
+      </w:r>
+      <w:proofErr w:type="spellStart"/>
+      <w:r>
+        <w:rPr>
+          <w:rFonts w:ascii="Times New Roman" w:hAnsi="Times New Roman"/>
+        </w:rPr>
+        <w:t>nustatytą</w:t>
+      </w:r>
+      <w:proofErr w:type="spellEnd"/>
+      <w:r>
+        <w:rPr>
+          <w:rFonts w:ascii="Times New Roman" w:hAnsi="Times New Roman"/>
+        </w:rPr>
+        <w:t xml:space="preserve"> </w:t>
+      </w:r>
+      <w:proofErr w:type="spellStart"/>
+      <w:r>
+        <w:rPr>
+          <w:rFonts w:ascii="Times New Roman" w:hAnsi="Times New Roman"/>
+        </w:rPr>
+        <w:t>terminą</w:t>
+      </w:r>
+      <w:proofErr w:type="spellEnd"/>
+      <w:r>
+        <w:rPr>
+          <w:rFonts w:ascii="Times New Roman" w:hAnsi="Times New Roman"/>
+        </w:rPr>
+        <w:t xml:space="preserve">, </w:t>
+      </w:r>
+      <w:proofErr w:type="spellStart"/>
+      <w:r>
+        <w:rPr>
+          <w:rFonts w:ascii="Times New Roman" w:hAnsi="Times New Roman"/>
+        </w:rPr>
+        <w:t>pradedant</w:t>
+      </w:r>
+      <w:proofErr w:type="spellEnd"/>
+      <w:r>
+        <w:rPr>
+          <w:rFonts w:ascii="Times New Roman" w:hAnsi="Times New Roman"/>
+        </w:rPr>
+        <w:t xml:space="preserve"> antra </w:t>
+      </w:r>
+      <w:proofErr w:type="spellStart"/>
+      <w:r>
+        <w:rPr>
+          <w:rFonts w:ascii="Times New Roman" w:hAnsi="Times New Roman"/>
+        </w:rPr>
+        <w:t>savaite</w:t>
+      </w:r>
+      <w:proofErr w:type="spellEnd"/>
+      <w:r>
+        <w:rPr>
+          <w:rFonts w:ascii="Times New Roman" w:hAnsi="Times New Roman"/>
+        </w:rPr>
+        <w:t>, SAVININKAS</w:t>
+      </w:r>
+      <w:r>
+        <w:rPr>
+          <w:rFonts w:ascii="Times New Roman" w:hAnsi="Times New Roman"/>
+        </w:rPr>
+        <w:t xml:space="preserve"> </w:t>
+      </w:r>
+      <w:r>
+        <w:rPr>
+          <w:rFonts w:ascii="Times New Roman" w:hAnsi="Times New Roman"/>
+        </w:rPr>
+        <w:t>moka</w:t>
+      </w:r>
+      <w:r>
+        <w:rPr>
+          <w:rFonts w:ascii="Times New Roman" w:hAnsi="Times New Roman"/>
+        </w:rPr>
+        <w:t xml:space="preserve"> 4Office</w:t>
+      </w:r>
+      <w:r>
+        <w:rPr>
+          <w:rFonts w:ascii="Times New Roman" w:hAnsi="Times New Roman"/>
+        </w:rPr>
+        <w:t xml:space="preserve"> </w:t>
+      </w:r>
+      <w:proofErr w:type="spellStart"/>
+      <w:r>
+        <w:rPr>
+          <w:rFonts w:ascii="Times New Roman" w:hAnsi="Times New Roman"/>
+        </w:rPr>
+        <w:t>netesybas</w:t>
       </w:r>
       <w:proofErr w:type="spellEnd"/>
       <w:r>
@@ -3423,6 +4589,142 @@
         <w:rPr>
           <w:rFonts w:ascii="Times New Roman" w:hAnsi="Times New Roman"/>
         </w:rPr>
+        <w:t>įrenginio</w:t>
+      </w:r>
+      <w:proofErr w:type="spellEnd"/>
+      <w:r>
+        <w:rPr>
+          <w:rFonts w:ascii="Times New Roman" w:hAnsi="Times New Roman"/>
+        </w:rPr>
+        <w:t xml:space="preserve"> </w:t>
+      </w:r>
+      <w:proofErr w:type="spellStart"/>
+      <w:r>
+        <w:rPr>
+          <w:rFonts w:ascii="Times New Roman" w:hAnsi="Times New Roman"/>
+        </w:rPr>
+        <w:t>saugojimą</w:t>
+      </w:r>
+      <w:proofErr w:type="spellEnd"/>
+      <w:r>
+        <w:rPr>
+          <w:rFonts w:ascii="Times New Roman" w:hAnsi="Times New Roman"/>
+        </w:rPr>
+        <w:t xml:space="preserve">. Jei SAVININKAS </w:t>
+      </w:r>
+      <w:proofErr w:type="spellStart"/>
+      <w:r>
+        <w:rPr>
+          <w:rFonts w:ascii="Times New Roman" w:hAnsi="Times New Roman"/>
+        </w:rPr>
+        <w:t>neatsiima</w:t>
+      </w:r>
+      <w:proofErr w:type="spellEnd"/>
+      <w:r>
+        <w:rPr>
+          <w:rFonts w:ascii="Times New Roman" w:hAnsi="Times New Roman"/>
+        </w:rPr>
+        <w:t xml:space="preserve"> </w:t>
+      </w:r>
+      <w:proofErr w:type="spellStart"/>
+      <w:r>
+        <w:rPr>
+          <w:rFonts w:ascii="Times New Roman" w:hAnsi="Times New Roman"/>
+        </w:rPr>
+        <w:t>gaminio</w:t>
+      </w:r>
+      <w:proofErr w:type="spellEnd"/>
+      <w:r>
+        <w:rPr>
+          <w:rFonts w:ascii="Times New Roman" w:hAnsi="Times New Roman"/>
+        </w:rPr>
+        <w:t xml:space="preserve"> per </w:t>
+      </w:r>
+      <w:r>
+        <w:rPr>
+          <w:rFonts w:ascii="Times New Roman" w:hAnsi="Times New Roman"/>
+        </w:rPr>
+        <w:t>2</w:t>
+      </w:r>
+      <w:r>
+        <w:rPr>
+          <w:rFonts w:ascii="Times New Roman" w:hAnsi="Times New Roman"/>
+        </w:rPr>
+        <w:t xml:space="preserve"> (</w:t>
+      </w:r>
+      <w:r>
+        <w:rPr>
+          <w:rFonts w:ascii="Times New Roman" w:hAnsi="Times New Roman"/>
+        </w:rPr>
+        <w:t>du</w:t>
+      </w:r>
+      <w:r>
+        <w:rPr>
+          <w:rFonts w:ascii="Times New Roman" w:hAnsi="Times New Roman"/>
+        </w:rPr>
+        <w:t xml:space="preserve">) </w:t>
+      </w:r>
+      <w:proofErr w:type="spellStart"/>
+      <w:r>
+        <w:rPr>
+          <w:rFonts w:ascii="Times New Roman" w:hAnsi="Times New Roman"/>
+        </w:rPr>
+        <w:t>mėnesius</w:t>
+      </w:r>
+      <w:proofErr w:type="spellEnd"/>
+      <w:r>
+        <w:rPr>
+          <w:rFonts w:ascii="Times New Roman" w:hAnsi="Times New Roman"/>
+        </w:rPr>
+        <w:t xml:space="preserve"> </w:t>
+      </w:r>
+      <w:proofErr w:type="spellStart"/>
+      <w:r>
+        <w:rPr>
+          <w:rFonts w:ascii="Times New Roman" w:hAnsi="Times New Roman"/>
+        </w:rPr>
+        <w:t>nuo</w:t>
+      </w:r>
+      <w:proofErr w:type="spellEnd"/>
+      <w:r>
+        <w:rPr>
+          <w:rFonts w:ascii="Times New Roman" w:hAnsi="Times New Roman"/>
+        </w:rPr>
+        <w:t xml:space="preserve"> </w:t>
+      </w:r>
+      <w:proofErr w:type="spellStart"/>
+      <w:r>
+        <w:rPr>
+          <w:rFonts w:ascii="Times New Roman" w:hAnsi="Times New Roman"/>
+        </w:rPr>
+        <w:t>pranešimo</w:t>
+      </w:r>
+      <w:proofErr w:type="spellEnd"/>
+      <w:r>
+        <w:rPr>
+          <w:rFonts w:ascii="Times New Roman" w:hAnsi="Times New Roman"/>
+        </w:rPr>
+        <w:t xml:space="preserve"> </w:t>
+      </w:r>
+      <w:proofErr w:type="spellStart"/>
+      <w:r>
+        <w:rPr>
+          <w:rFonts w:ascii="Times New Roman" w:hAnsi="Times New Roman"/>
+        </w:rPr>
+        <w:t>apie</w:t>
+      </w:r>
+      <w:proofErr w:type="spellEnd"/>
+      <w:r>
+        <w:rPr>
+          <w:rFonts w:ascii="Times New Roman" w:hAnsi="Times New Roman"/>
+        </w:rPr>
+        <w:t xml:space="preserve"> </w:t>
+      </w:r>
+      <w:proofErr w:type="spellStart"/>
+      <w:r>
+        <w:rPr>
+          <w:rFonts w:ascii="Times New Roman" w:hAnsi="Times New Roman"/>
+        </w:rPr>
         <w:t>remonto</w:t>
       </w:r>
       <w:proofErr w:type="spellEnd"/>
@@ -3437,51 +4739,225 @@
         <w:rPr>
           <w:rFonts w:ascii="Times New Roman" w:hAnsi="Times New Roman"/>
         </w:rPr>
-        <w:t>darbus</w:t>
-      </w:r>
-      <w:proofErr w:type="spellEnd"/>
-      <w:r>
-        <w:rPr>
-          <w:rFonts w:ascii="Times New Roman" w:hAnsi="Times New Roman"/>
-        </w:rPr>
-        <w:t xml:space="preserve"> </w:t>
-      </w:r>
-      <w:proofErr w:type="spellStart"/>
-      <w:r>
-        <w:rPr>
-          <w:rFonts w:ascii="Times New Roman" w:hAnsi="Times New Roman"/>
-        </w:rPr>
-        <w:t>galima</w:t>
-      </w:r>
-      <w:proofErr w:type="spellEnd"/>
-      <w:r>
-        <w:rPr>
-          <w:rFonts w:ascii="Times New Roman" w:hAnsi="Times New Roman"/>
-        </w:rPr>
-        <w:t xml:space="preserve"> </w:t>
-      </w:r>
-      <w:proofErr w:type="spellStart"/>
-      <w:r>
-        <w:rPr>
-          <w:rFonts w:ascii="Times New Roman" w:hAnsi="Times New Roman"/>
-        </w:rPr>
-        <w:t>bankiniu</w:t>
-      </w:r>
-      <w:proofErr w:type="spellEnd"/>
-      <w:r>
-        <w:rPr>
-          <w:rFonts w:ascii="Times New Roman" w:hAnsi="Times New Roman"/>
-        </w:rPr>
-        <w:t xml:space="preserve"> </w:t>
-      </w:r>
-      <w:proofErr w:type="spellStart"/>
-      <w:r>
-        <w:rPr>
-          <w:rFonts w:ascii="Times New Roman" w:hAnsi="Times New Roman"/>
-        </w:rPr>
-        <w:t>pavedimu</w:t>
-      </w:r>
-      <w:proofErr w:type="spellEnd"/>
+        <w:t>darbų</w:t>
+      </w:r>
+      <w:proofErr w:type="spellEnd"/>
+      <w:r>
+        <w:rPr>
+          <w:rFonts w:ascii="Times New Roman" w:hAnsi="Times New Roman"/>
+        </w:rPr>
+        <w:t xml:space="preserve"> </w:t>
+      </w:r>
+      <w:proofErr w:type="spellStart"/>
+      <w:r>
+        <w:rPr>
+          <w:rFonts w:ascii="Times New Roman" w:hAnsi="Times New Roman"/>
+        </w:rPr>
+        <w:t>baigimą</w:t>
+      </w:r>
+      <w:proofErr w:type="spellEnd"/>
+      <w:r>
+        <w:rPr>
+          <w:rFonts w:ascii="Times New Roman" w:hAnsi="Times New Roman"/>
+        </w:rPr>
+        <w:t xml:space="preserve"> </w:t>
+      </w:r>
+      <w:proofErr w:type="spellStart"/>
+      <w:r>
+        <w:rPr>
+          <w:rFonts w:ascii="Times New Roman" w:hAnsi="Times New Roman"/>
+        </w:rPr>
+        <w:t>gavimo</w:t>
+      </w:r>
+      <w:proofErr w:type="spellEnd"/>
+      <w:r>
+        <w:rPr>
+          <w:rFonts w:ascii="Times New Roman" w:hAnsi="Times New Roman"/>
+        </w:rPr>
+        <w:t xml:space="preserve"> (</w:t>
+      </w:r>
+      <w:proofErr w:type="spellStart"/>
+      <w:r>
+        <w:rPr>
+          <w:rFonts w:ascii="Times New Roman" w:hAnsi="Times New Roman"/>
+        </w:rPr>
+        <w:t>arba</w:t>
+      </w:r>
+      <w:proofErr w:type="spellEnd"/>
+      <w:r>
+        <w:rPr>
+          <w:rFonts w:ascii="Times New Roman" w:hAnsi="Times New Roman"/>
+        </w:rPr>
+        <w:t xml:space="preserve"> </w:t>
+      </w:r>
+      <w:proofErr w:type="spellStart"/>
+      <w:r>
+        <w:rPr>
+          <w:rFonts w:ascii="Times New Roman" w:hAnsi="Times New Roman"/>
+        </w:rPr>
+        <w:t>gavus</w:t>
+      </w:r>
+      <w:proofErr w:type="spellEnd"/>
+      <w:r>
+        <w:rPr>
+          <w:rFonts w:ascii="Times New Roman" w:hAnsi="Times New Roman"/>
+        </w:rPr>
+        <w:t xml:space="preserve"> </w:t>
+      </w:r>
+      <w:proofErr w:type="spellStart"/>
+      <w:r>
+        <w:rPr>
+          <w:rFonts w:ascii="Times New Roman" w:hAnsi="Times New Roman"/>
+        </w:rPr>
+        <w:t>informaciją</w:t>
+      </w:r>
+      <w:proofErr w:type="spellEnd"/>
+      <w:r>
+        <w:rPr>
+          <w:rFonts w:ascii="Times New Roman" w:hAnsi="Times New Roman"/>
+        </w:rPr>
+        <w:t xml:space="preserve"> </w:t>
+      </w:r>
+      <w:proofErr w:type="spellStart"/>
+      <w:r>
+        <w:rPr>
+          <w:rFonts w:ascii="Times New Roman" w:hAnsi="Times New Roman"/>
+        </w:rPr>
+        <w:t>apie</w:t>
+      </w:r>
+      <w:proofErr w:type="spellEnd"/>
+      <w:r>
+        <w:rPr>
+          <w:rFonts w:ascii="Times New Roman" w:hAnsi="Times New Roman"/>
+        </w:rPr>
+        <w:t xml:space="preserve"> </w:t>
+      </w:r>
+      <w:proofErr w:type="spellStart"/>
+      <w:r>
+        <w:rPr>
+          <w:rFonts w:ascii="Times New Roman" w:hAnsi="Times New Roman"/>
+        </w:rPr>
+        <w:t>gaminio</w:t>
+      </w:r>
+      <w:proofErr w:type="spellEnd"/>
+      <w:r>
+        <w:rPr>
+          <w:rFonts w:ascii="Times New Roman" w:hAnsi="Times New Roman"/>
+        </w:rPr>
+        <w:t xml:space="preserve"> </w:t>
+      </w:r>
+      <w:proofErr w:type="spellStart"/>
+      <w:r>
+        <w:rPr>
+          <w:rFonts w:ascii="Times New Roman" w:hAnsi="Times New Roman"/>
+        </w:rPr>
+        <w:t>remonto</w:t>
+      </w:r>
+      <w:proofErr w:type="spellEnd"/>
+      <w:r>
+        <w:rPr>
+          <w:rFonts w:ascii="Times New Roman" w:hAnsi="Times New Roman"/>
+        </w:rPr>
+        <w:t xml:space="preserve"> </w:t>
+      </w:r>
+      <w:proofErr w:type="spellStart"/>
+      <w:r>
+        <w:rPr>
+          <w:rFonts w:ascii="Times New Roman" w:hAnsi="Times New Roman"/>
+        </w:rPr>
+        <w:t>darbų</w:t>
+      </w:r>
+      <w:proofErr w:type="spellEnd"/>
+      <w:r>
+        <w:rPr>
+          <w:rFonts w:ascii="Times New Roman" w:hAnsi="Times New Roman"/>
+        </w:rPr>
+        <w:t xml:space="preserve"> </w:t>
+      </w:r>
+      <w:proofErr w:type="spellStart"/>
+      <w:r>
+        <w:rPr>
+          <w:rFonts w:ascii="Times New Roman" w:hAnsi="Times New Roman"/>
+        </w:rPr>
+        <w:t>ir</w:t>
+      </w:r>
+      <w:proofErr w:type="spellEnd"/>
+      <w:r>
+        <w:rPr>
+          <w:rFonts w:ascii="Times New Roman" w:hAnsi="Times New Roman"/>
+        </w:rPr>
+        <w:t xml:space="preserve"> </w:t>
+      </w:r>
+      <w:proofErr w:type="spellStart"/>
+      <w:r>
+        <w:rPr>
+          <w:rFonts w:ascii="Times New Roman" w:hAnsi="Times New Roman"/>
+        </w:rPr>
+        <w:t>atsarginių</w:t>
+      </w:r>
+      <w:proofErr w:type="spellEnd"/>
+      <w:r>
+        <w:rPr>
+          <w:rFonts w:ascii="Times New Roman" w:hAnsi="Times New Roman"/>
+        </w:rPr>
+        <w:t xml:space="preserve"> </w:t>
+      </w:r>
+      <w:proofErr w:type="spellStart"/>
+      <w:r>
+        <w:rPr>
+          <w:rFonts w:ascii="Times New Roman" w:hAnsi="Times New Roman"/>
+        </w:rPr>
+        <w:t>detalių</w:t>
+      </w:r>
+      <w:proofErr w:type="spellEnd"/>
+      <w:r>
+        <w:rPr>
+          <w:rFonts w:ascii="Times New Roman" w:hAnsi="Times New Roman"/>
+        </w:rPr>
+        <w:t xml:space="preserve"> </w:t>
+      </w:r>
+      <w:proofErr w:type="spellStart"/>
+      <w:r>
+        <w:rPr>
+          <w:rFonts w:ascii="Times New Roman" w:hAnsi="Times New Roman"/>
+        </w:rPr>
+        <w:t>kaštų</w:t>
+      </w:r>
+      <w:proofErr w:type="spellEnd"/>
+      <w:r>
+        <w:rPr>
+          <w:rFonts w:ascii="Times New Roman" w:hAnsi="Times New Roman"/>
+        </w:rPr>
+        <w:t xml:space="preserve"> </w:t>
+      </w:r>
+      <w:proofErr w:type="spellStart"/>
+      <w:r>
+        <w:rPr>
+          <w:rFonts w:ascii="Times New Roman" w:hAnsi="Times New Roman"/>
+        </w:rPr>
+        <w:t>bendrą</w:t>
+      </w:r>
+      <w:proofErr w:type="spellEnd"/>
+      <w:r>
+        <w:rPr>
+          <w:rFonts w:ascii="Times New Roman" w:hAnsi="Times New Roman"/>
+        </w:rPr>
+        <w:t xml:space="preserve"> </w:t>
+      </w:r>
+      <w:proofErr w:type="spellStart"/>
+      <w:r>
+        <w:rPr>
+          <w:rFonts w:ascii="Times New Roman" w:hAnsi="Times New Roman"/>
+        </w:rPr>
+        <w:t>sumą</w:t>
+      </w:r>
+      <w:proofErr w:type="spellEnd"/>
+      <w:r>
+        <w:rPr>
+          <w:rFonts w:ascii="Times New Roman" w:hAnsi="Times New Roman"/>
+        </w:rPr>
+        <w:t>)</w:t>
+      </w:r>
       <w:r>
         <w:rPr>
           <w:rFonts w:ascii="Times New Roman" w:hAnsi="Times New Roman"/>
@@ -3493,83 +4969,171 @@
         <w:rPr>
           <w:rFonts w:ascii="Times New Roman" w:hAnsi="Times New Roman"/>
         </w:rPr>
-        <w:t>gavus</w:t>
-      </w:r>
-      <w:proofErr w:type="spellEnd"/>
-      <w:r>
-        <w:rPr>
-          <w:rFonts w:ascii="Times New Roman" w:hAnsi="Times New Roman"/>
-        </w:rPr>
-        <w:t xml:space="preserve"> </w:t>
-      </w:r>
-      <w:proofErr w:type="spellStart"/>
-      <w:r>
-        <w:rPr>
-          <w:rFonts w:ascii="Times New Roman" w:hAnsi="Times New Roman"/>
-        </w:rPr>
-        <w:t>išankstinio</w:t>
-      </w:r>
-      <w:proofErr w:type="spellEnd"/>
-      <w:r>
-        <w:rPr>
-          <w:rFonts w:ascii="Times New Roman" w:hAnsi="Times New Roman"/>
-        </w:rPr>
-        <w:t xml:space="preserve"> </w:t>
-      </w:r>
-      <w:proofErr w:type="spellStart"/>
-      <w:r>
-        <w:rPr>
-          <w:rFonts w:ascii="Times New Roman" w:hAnsi="Times New Roman"/>
-        </w:rPr>
-        <w:t>apmokėjimo</w:t>
-      </w:r>
-      <w:proofErr w:type="spellEnd"/>
-      <w:r>
-        <w:rPr>
-          <w:rFonts w:ascii="Times New Roman" w:hAnsi="Times New Roman"/>
-        </w:rPr>
-        <w:t xml:space="preserve"> </w:t>
-      </w:r>
-      <w:proofErr w:type="spellStart"/>
-      <w:r>
-        <w:rPr>
-          <w:rFonts w:ascii="Times New Roman" w:hAnsi="Times New Roman"/>
-        </w:rPr>
-        <w:t>sąskaitą</w:t>
-      </w:r>
-      <w:proofErr w:type="spellEnd"/>
-      <w:r>
-        <w:rPr>
-          <w:rFonts w:ascii="Times New Roman" w:hAnsi="Times New Roman"/>
-        </w:rPr>
-        <w:t xml:space="preserve"> </w:t>
-      </w:r>
-      <w:proofErr w:type="spellStart"/>
-      <w:r>
-        <w:rPr>
-          <w:rFonts w:ascii="Times New Roman" w:hAnsi="Times New Roman"/>
-        </w:rPr>
-        <w:t>arba</w:t>
-      </w:r>
-      <w:proofErr w:type="spellEnd"/>
-      <w:r>
-        <w:rPr>
-          <w:rFonts w:ascii="Times New Roman" w:hAnsi="Times New Roman"/>
-        </w:rPr>
-        <w:t xml:space="preserve"> </w:t>
-      </w:r>
-      <w:r>
-        <w:rPr>
-          <w:rFonts w:ascii="Times New Roman" w:hAnsi="Times New Roman"/>
-        </w:rPr>
-        <w:t xml:space="preserve">4Office </w:t>
-      </w:r>
-      <w:proofErr w:type="spellStart"/>
-      <w:r>
-        <w:rPr>
-          <w:rFonts w:ascii="Times New Roman" w:hAnsi="Times New Roman"/>
-        </w:rPr>
-        <w:t>centre</w:t>
+        <w:t>įrenginys</w:t>
+      </w:r>
+      <w:proofErr w:type="spellEnd"/>
+      <w:r>
+        <w:rPr>
+          <w:rFonts w:ascii="Times New Roman" w:hAnsi="Times New Roman"/>
+        </w:rPr>
+        <w:t xml:space="preserve"> </w:t>
+      </w:r>
+      <w:proofErr w:type="spellStart"/>
+      <w:r>
+        <w:rPr>
+          <w:rFonts w:ascii="Times New Roman" w:hAnsi="Times New Roman"/>
+        </w:rPr>
+        <w:t>tampa</w:t>
+      </w:r>
+      <w:proofErr w:type="spellEnd"/>
+      <w:r>
+        <w:rPr>
+          <w:rFonts w:ascii="Times New Roman" w:hAnsi="Times New Roman"/>
+        </w:rPr>
+        <w:t xml:space="preserve"> </w:t>
+      </w:r>
+      <w:r>
+        <w:rPr>
+          <w:rFonts w:ascii="Times New Roman" w:hAnsi="Times New Roman"/>
+        </w:rPr>
+        <w:t>4Office</w:t>
+      </w:r>
+      <w:r>
+        <w:rPr>
+          <w:rFonts w:ascii="Times New Roman" w:hAnsi="Times New Roman"/>
+        </w:rPr>
+        <w:t xml:space="preserve"> </w:t>
+      </w:r>
+      <w:proofErr w:type="spellStart"/>
+      <w:r>
+        <w:rPr>
+          <w:rFonts w:ascii="Times New Roman" w:hAnsi="Times New Roman"/>
+        </w:rPr>
+        <w:t>nuosavybė</w:t>
+      </w:r>
+      <w:proofErr w:type="spellEnd"/>
+      <w:r>
+        <w:rPr>
+          <w:rFonts w:ascii="Times New Roman" w:hAnsi="Times New Roman"/>
+        </w:rPr>
+        <w:t xml:space="preserve">. </w:t>
+      </w:r>
+      <w:proofErr w:type="spellStart"/>
+      <w:r>
+        <w:rPr>
+          <w:rFonts w:ascii="Times New Roman" w:hAnsi="Times New Roman"/>
+        </w:rPr>
+        <w:t>Tokiu</w:t>
+      </w:r>
+      <w:proofErr w:type="spellEnd"/>
+      <w:r>
+        <w:rPr>
+          <w:rFonts w:ascii="Times New Roman" w:hAnsi="Times New Roman"/>
+        </w:rPr>
+        <w:t xml:space="preserve"> </w:t>
+      </w:r>
+      <w:proofErr w:type="spellStart"/>
+      <w:r>
+        <w:rPr>
+          <w:rFonts w:ascii="Times New Roman" w:hAnsi="Times New Roman"/>
+        </w:rPr>
+        <w:t>atveju</w:t>
+      </w:r>
+      <w:proofErr w:type="spellEnd"/>
+      <w:r>
+        <w:rPr>
+          <w:rFonts w:ascii="Times New Roman" w:hAnsi="Times New Roman"/>
+        </w:rPr>
+        <w:t xml:space="preserve"> </w:t>
+      </w:r>
+      <w:r>
+        <w:rPr>
+          <w:rFonts w:ascii="Times New Roman" w:hAnsi="Times New Roman"/>
+        </w:rPr>
+        <w:t>4Office</w:t>
+      </w:r>
+      <w:r>
+        <w:rPr>
+          <w:rFonts w:ascii="Times New Roman" w:hAnsi="Times New Roman"/>
+        </w:rPr>
+        <w:t xml:space="preserve"> </w:t>
+      </w:r>
+      <w:proofErr w:type="spellStart"/>
+      <w:r>
+        <w:rPr>
+          <w:rFonts w:ascii="Times New Roman" w:hAnsi="Times New Roman"/>
+        </w:rPr>
+        <w:t>turi</w:t>
+      </w:r>
+      <w:proofErr w:type="spellEnd"/>
+      <w:r>
+        <w:rPr>
+          <w:rFonts w:ascii="Times New Roman" w:hAnsi="Times New Roman"/>
+        </w:rPr>
+        <w:t xml:space="preserve"> </w:t>
+      </w:r>
+      <w:proofErr w:type="spellStart"/>
+      <w:r>
+        <w:rPr>
+          <w:rFonts w:ascii="Times New Roman" w:hAnsi="Times New Roman"/>
+        </w:rPr>
+        <w:t>teisę</w:t>
+      </w:r>
+      <w:proofErr w:type="spellEnd"/>
+      <w:r>
+        <w:rPr>
+          <w:rFonts w:ascii="Times New Roman" w:hAnsi="Times New Roman"/>
+        </w:rPr>
+        <w:t xml:space="preserve"> </w:t>
+      </w:r>
+      <w:proofErr w:type="spellStart"/>
+      <w:r>
+        <w:rPr>
+          <w:rFonts w:ascii="Times New Roman" w:hAnsi="Times New Roman"/>
+        </w:rPr>
+        <w:t>parduoti</w:t>
+      </w:r>
+      <w:proofErr w:type="spellEnd"/>
+      <w:r>
+        <w:rPr>
+          <w:rFonts w:ascii="Times New Roman" w:hAnsi="Times New Roman"/>
+        </w:rPr>
+        <w:t xml:space="preserve"> </w:t>
+      </w:r>
+      <w:proofErr w:type="spellStart"/>
+      <w:r>
+        <w:rPr>
+          <w:rFonts w:ascii="Times New Roman" w:hAnsi="Times New Roman"/>
+        </w:rPr>
+        <w:t>įrenginį</w:t>
+      </w:r>
+      <w:proofErr w:type="spellEnd"/>
+      <w:r>
+        <w:rPr>
+          <w:rFonts w:ascii="Times New Roman" w:hAnsi="Times New Roman"/>
+        </w:rPr>
+        <w:t xml:space="preserve"> </w:t>
+      </w:r>
+      <w:proofErr w:type="spellStart"/>
+      <w:r>
+        <w:rPr>
+          <w:rFonts w:ascii="Times New Roman" w:hAnsi="Times New Roman"/>
+        </w:rPr>
+        <w:t>rinkos</w:t>
+      </w:r>
+      <w:proofErr w:type="spellEnd"/>
+      <w:r>
+        <w:rPr>
+          <w:rFonts w:ascii="Times New Roman" w:hAnsi="Times New Roman"/>
+        </w:rPr>
+        <w:t xml:space="preserve"> </w:t>
+      </w:r>
+      <w:proofErr w:type="spellStart"/>
+      <w:r>
+        <w:rPr>
+          <w:rFonts w:ascii="Times New Roman" w:hAnsi="Times New Roman"/>
+        </w:rPr>
+        <w:t>kaina</w:t>
       </w:r>
       <w:proofErr w:type="spellEnd"/>
       <w:r>
@@ -3583,35 +5147,175 @@
         <w:rPr>
           <w:rFonts w:ascii="Times New Roman" w:hAnsi="Times New Roman"/>
         </w:rPr>
-        <w:t>atsiskaitant</w:t>
-      </w:r>
-      <w:proofErr w:type="spellEnd"/>
-      <w:r>
-        <w:rPr>
-          <w:rFonts w:ascii="Times New Roman" w:hAnsi="Times New Roman"/>
-        </w:rPr>
-        <w:t xml:space="preserve"> </w:t>
-      </w:r>
-      <w:proofErr w:type="spellStart"/>
-      <w:r>
-        <w:rPr>
-          <w:rFonts w:ascii="Times New Roman" w:hAnsi="Times New Roman"/>
-        </w:rPr>
-        <w:t>banko</w:t>
-      </w:r>
-      <w:proofErr w:type="spellEnd"/>
-      <w:r>
-        <w:rPr>
-          <w:rFonts w:ascii="Times New Roman" w:hAnsi="Times New Roman"/>
-        </w:rPr>
-        <w:t xml:space="preserve"> </w:t>
-      </w:r>
-      <w:proofErr w:type="spellStart"/>
-      <w:r>
-        <w:rPr>
-          <w:rFonts w:ascii="Times New Roman" w:hAnsi="Times New Roman"/>
-        </w:rPr>
-        <w:t>kortele</w:t>
+        <w:t>kad</w:t>
+      </w:r>
+      <w:proofErr w:type="spellEnd"/>
+      <w:r>
+        <w:rPr>
+          <w:rFonts w:ascii="Times New Roman" w:hAnsi="Times New Roman"/>
+        </w:rPr>
+        <w:t xml:space="preserve"> </w:t>
+      </w:r>
+      <w:proofErr w:type="spellStart"/>
+      <w:r>
+        <w:rPr>
+          <w:rFonts w:ascii="Times New Roman" w:hAnsi="Times New Roman"/>
+        </w:rPr>
+        <w:t>padengtų</w:t>
+      </w:r>
+      <w:proofErr w:type="spellEnd"/>
+      <w:r>
+        <w:rPr>
+          <w:rFonts w:ascii="Times New Roman" w:hAnsi="Times New Roman"/>
+        </w:rPr>
+        <w:t xml:space="preserve"> </w:t>
+      </w:r>
+      <w:proofErr w:type="spellStart"/>
+      <w:r>
+        <w:rPr>
+          <w:rFonts w:ascii="Times New Roman" w:hAnsi="Times New Roman"/>
+        </w:rPr>
+        <w:t>transportavimo</w:t>
+      </w:r>
+      <w:proofErr w:type="spellEnd"/>
+      <w:r>
+        <w:rPr>
+          <w:rFonts w:ascii="Times New Roman" w:hAnsi="Times New Roman"/>
+        </w:rPr>
+        <w:t xml:space="preserve">, </w:t>
+      </w:r>
+      <w:proofErr w:type="spellStart"/>
+      <w:r>
+        <w:rPr>
+          <w:rFonts w:ascii="Times New Roman" w:hAnsi="Times New Roman"/>
+        </w:rPr>
+        <w:t>diagnostikos</w:t>
+      </w:r>
+      <w:proofErr w:type="spellEnd"/>
+      <w:r>
+        <w:rPr>
+          <w:rFonts w:ascii="Times New Roman" w:hAnsi="Times New Roman"/>
+        </w:rPr>
+        <w:t xml:space="preserve">, </w:t>
+      </w:r>
+      <w:proofErr w:type="spellStart"/>
+      <w:r>
+        <w:rPr>
+          <w:rFonts w:ascii="Times New Roman" w:hAnsi="Times New Roman"/>
+        </w:rPr>
+        <w:t>remonto</w:t>
+      </w:r>
+      <w:proofErr w:type="spellEnd"/>
+      <w:r>
+        <w:rPr>
+          <w:rFonts w:ascii="Times New Roman" w:hAnsi="Times New Roman"/>
+        </w:rPr>
+        <w:t xml:space="preserve"> </w:t>
+      </w:r>
+      <w:proofErr w:type="spellStart"/>
+      <w:r>
+        <w:rPr>
+          <w:rFonts w:ascii="Times New Roman" w:hAnsi="Times New Roman"/>
+        </w:rPr>
+        <w:t>darbų</w:t>
+      </w:r>
+      <w:proofErr w:type="spellEnd"/>
+      <w:r>
+        <w:rPr>
+          <w:rFonts w:ascii="Times New Roman" w:hAnsi="Times New Roman"/>
+        </w:rPr>
+        <w:t xml:space="preserve"> </w:t>
+      </w:r>
+      <w:proofErr w:type="spellStart"/>
+      <w:r>
+        <w:rPr>
+          <w:rFonts w:ascii="Times New Roman" w:hAnsi="Times New Roman"/>
+        </w:rPr>
+        <w:t>ir</w:t>
+      </w:r>
+      <w:proofErr w:type="spellEnd"/>
+      <w:r>
+        <w:rPr>
+          <w:rFonts w:ascii="Times New Roman" w:hAnsi="Times New Roman"/>
+        </w:rPr>
+        <w:t xml:space="preserve"> </w:t>
+      </w:r>
+      <w:proofErr w:type="spellStart"/>
+      <w:r>
+        <w:rPr>
+          <w:rFonts w:ascii="Times New Roman" w:hAnsi="Times New Roman"/>
+        </w:rPr>
+        <w:t>panaudotų</w:t>
+      </w:r>
+      <w:proofErr w:type="spellEnd"/>
+      <w:r>
+        <w:rPr>
+          <w:rFonts w:ascii="Times New Roman" w:hAnsi="Times New Roman"/>
+        </w:rPr>
+        <w:t xml:space="preserve"> </w:t>
+      </w:r>
+      <w:proofErr w:type="spellStart"/>
+      <w:r>
+        <w:rPr>
+          <w:rFonts w:ascii="Times New Roman" w:hAnsi="Times New Roman"/>
+        </w:rPr>
+        <w:t>detalių</w:t>
+      </w:r>
+      <w:proofErr w:type="spellEnd"/>
+      <w:r>
+        <w:rPr>
+          <w:rFonts w:ascii="Times New Roman" w:hAnsi="Times New Roman"/>
+        </w:rPr>
+        <w:t xml:space="preserve"> </w:t>
+      </w:r>
+      <w:proofErr w:type="spellStart"/>
+      <w:r>
+        <w:rPr>
+          <w:rFonts w:ascii="Times New Roman" w:hAnsi="Times New Roman"/>
+        </w:rPr>
+        <w:t>kaštus</w:t>
+      </w:r>
+      <w:proofErr w:type="spellEnd"/>
+      <w:r>
+        <w:rPr>
+          <w:rFonts w:ascii="Times New Roman" w:hAnsi="Times New Roman"/>
+        </w:rPr>
+        <w:t xml:space="preserve">, </w:t>
+      </w:r>
+      <w:proofErr w:type="spellStart"/>
+      <w:r>
+        <w:rPr>
+          <w:rFonts w:ascii="Times New Roman" w:hAnsi="Times New Roman"/>
+        </w:rPr>
+        <w:t>neatlygindamas</w:t>
+      </w:r>
+      <w:proofErr w:type="spellEnd"/>
+      <w:r>
+        <w:rPr>
+          <w:rFonts w:ascii="Times New Roman" w:hAnsi="Times New Roman"/>
+        </w:rPr>
+        <w:t xml:space="preserve"> SAVININKUI </w:t>
+      </w:r>
+      <w:proofErr w:type="spellStart"/>
+      <w:r>
+        <w:rPr>
+          <w:rFonts w:ascii="Times New Roman" w:hAnsi="Times New Roman"/>
+        </w:rPr>
+        <w:t>jokių</w:t>
+      </w:r>
+      <w:proofErr w:type="spellEnd"/>
+      <w:r>
+        <w:rPr>
+          <w:rFonts w:ascii="Times New Roman" w:hAnsi="Times New Roman"/>
+        </w:rPr>
+        <w:t xml:space="preserve"> </w:t>
+      </w:r>
+      <w:proofErr w:type="spellStart"/>
+      <w:r>
+        <w:rPr>
+          <w:rFonts w:ascii="Times New Roman" w:hAnsi="Times New Roman"/>
+        </w:rPr>
+        <w:t>nuostolių</w:t>
       </w:r>
       <w:proofErr w:type="spellEnd"/>
       <w:r>
@@ -3633,7 +5337,15 @@
           <w:b/>
           <w:bCs/>
         </w:rPr>
-        <w:t>5.. GAMINIO GAVIMO TVARKA GAMINYS SAVININKUI</w:t>
+        <w:t>6</w:t>
+      </w:r>
+      <w:r>
+        <w:rPr>
+          <w:rFonts w:ascii="Times New Roman" w:hAnsi="Times New Roman"/>
+          <w:b/>
+          <w:bCs/>
+        </w:rPr>
+        <w:t>. KITOS TAISYKLĖS</w:t>
       </w:r>
       <w:r>
         <w:rPr>
@@ -3648,1496 +5360,11 @@
           <w:rFonts w:ascii="Times New Roman" w:hAnsi="Times New Roman"/>
         </w:rPr>
       </w:pPr>
-      <w:proofErr w:type="spellStart"/>
-      <w:r>
-        <w:rPr>
-          <w:rFonts w:ascii="Times New Roman" w:hAnsi="Times New Roman"/>
-        </w:rPr>
-        <w:t>Įrenginys</w:t>
-      </w:r>
-      <w:proofErr w:type="spellEnd"/>
-      <w:r>
-        <w:rPr>
-          <w:rFonts w:ascii="Times New Roman" w:hAnsi="Times New Roman"/>
-        </w:rPr>
-        <w:t xml:space="preserve"> SAVININKUI</w:t>
-      </w:r>
-      <w:r>
-        <w:rPr>
-          <w:rFonts w:ascii="Times New Roman" w:hAnsi="Times New Roman"/>
-        </w:rPr>
-        <w:t xml:space="preserve"> </w:t>
-      </w:r>
-      <w:proofErr w:type="spellStart"/>
-      <w:r>
-        <w:rPr>
-          <w:rFonts w:ascii="Times New Roman" w:hAnsi="Times New Roman"/>
-        </w:rPr>
-        <w:t>grąžinamas</w:t>
-      </w:r>
-      <w:proofErr w:type="spellEnd"/>
-      <w:r>
-        <w:rPr>
-          <w:rFonts w:ascii="Times New Roman" w:hAnsi="Times New Roman"/>
-        </w:rPr>
-        <w:t xml:space="preserve"> tik </w:t>
-      </w:r>
-      <w:proofErr w:type="spellStart"/>
-      <w:r>
-        <w:rPr>
-          <w:rFonts w:ascii="Times New Roman" w:hAnsi="Times New Roman"/>
-        </w:rPr>
-        <w:t>sumokėjus</w:t>
-      </w:r>
-      <w:proofErr w:type="spellEnd"/>
-      <w:r>
-        <w:rPr>
-          <w:rFonts w:ascii="Times New Roman" w:hAnsi="Times New Roman"/>
-        </w:rPr>
-        <w:t xml:space="preserve"> visas </w:t>
-      </w:r>
-      <w:proofErr w:type="spellStart"/>
-      <w:r>
-        <w:rPr>
-          <w:rFonts w:ascii="Times New Roman" w:hAnsi="Times New Roman"/>
-        </w:rPr>
-        <w:t>remonto</w:t>
-      </w:r>
-      <w:proofErr w:type="spellEnd"/>
-      <w:r>
-        <w:rPr>
-          <w:rFonts w:ascii="Times New Roman" w:hAnsi="Times New Roman"/>
-        </w:rPr>
-        <w:t xml:space="preserve"> </w:t>
-      </w:r>
-      <w:proofErr w:type="spellStart"/>
-      <w:r>
-        <w:rPr>
-          <w:rFonts w:ascii="Times New Roman" w:hAnsi="Times New Roman"/>
-        </w:rPr>
-        <w:t>darbų</w:t>
-      </w:r>
-      <w:proofErr w:type="spellEnd"/>
-      <w:r>
-        <w:rPr>
-          <w:rFonts w:ascii="Times New Roman" w:hAnsi="Times New Roman"/>
-        </w:rPr>
-        <w:t>,</w:t>
-      </w:r>
-      <w:r>
-        <w:rPr>
-          <w:rFonts w:ascii="Times New Roman" w:hAnsi="Times New Roman"/>
-        </w:rPr>
-        <w:t xml:space="preserve"> </w:t>
-      </w:r>
-      <w:proofErr w:type="spellStart"/>
-      <w:r>
-        <w:rPr>
-          <w:rFonts w:ascii="Times New Roman" w:hAnsi="Times New Roman"/>
-        </w:rPr>
-        <w:t>atsarginių</w:t>
-      </w:r>
-      <w:proofErr w:type="spellEnd"/>
-      <w:r>
-        <w:rPr>
-          <w:rFonts w:ascii="Times New Roman" w:hAnsi="Times New Roman"/>
-        </w:rPr>
-        <w:t xml:space="preserve"> </w:t>
-      </w:r>
-      <w:proofErr w:type="spellStart"/>
-      <w:r>
-        <w:rPr>
-          <w:rFonts w:ascii="Times New Roman" w:hAnsi="Times New Roman"/>
-        </w:rPr>
-        <w:t>detalių</w:t>
-      </w:r>
-      <w:proofErr w:type="spellEnd"/>
-      <w:r>
-        <w:rPr>
-          <w:rFonts w:ascii="Times New Roman" w:hAnsi="Times New Roman"/>
-        </w:rPr>
-        <w:t xml:space="preserve">, </w:t>
-      </w:r>
-      <w:proofErr w:type="spellStart"/>
-      <w:r>
-        <w:rPr>
-          <w:rFonts w:ascii="Times New Roman" w:hAnsi="Times New Roman"/>
-        </w:rPr>
-        <w:t>diagnostikos</w:t>
-      </w:r>
-      <w:proofErr w:type="spellEnd"/>
-      <w:r>
-        <w:rPr>
-          <w:rFonts w:ascii="Times New Roman" w:hAnsi="Times New Roman"/>
-        </w:rPr>
-        <w:t xml:space="preserve"> </w:t>
-      </w:r>
-      <w:proofErr w:type="spellStart"/>
-      <w:r>
-        <w:rPr>
-          <w:rFonts w:ascii="Times New Roman" w:hAnsi="Times New Roman"/>
-        </w:rPr>
-        <w:t>ir</w:t>
-      </w:r>
-      <w:proofErr w:type="spellEnd"/>
-      <w:r>
-        <w:rPr>
-          <w:rFonts w:ascii="Times New Roman" w:hAnsi="Times New Roman"/>
-        </w:rPr>
-        <w:t xml:space="preserve"> </w:t>
-      </w:r>
-      <w:proofErr w:type="spellStart"/>
-      <w:r>
-        <w:rPr>
-          <w:rFonts w:ascii="Times New Roman" w:hAnsi="Times New Roman"/>
-        </w:rPr>
-        <w:t>transportavimo</w:t>
-      </w:r>
-      <w:proofErr w:type="spellEnd"/>
-      <w:r>
-        <w:rPr>
-          <w:rFonts w:ascii="Times New Roman" w:hAnsi="Times New Roman"/>
-        </w:rPr>
-        <w:t xml:space="preserve"> </w:t>
-      </w:r>
-      <w:proofErr w:type="spellStart"/>
-      <w:r>
-        <w:rPr>
-          <w:rFonts w:ascii="Times New Roman" w:hAnsi="Times New Roman"/>
-        </w:rPr>
-        <w:t>išlaidas</w:t>
-      </w:r>
-      <w:proofErr w:type="spellEnd"/>
-      <w:r>
-        <w:rPr>
-          <w:rFonts w:ascii="Times New Roman" w:hAnsi="Times New Roman"/>
-        </w:rPr>
-        <w:t xml:space="preserve">. SAVININKAS </w:t>
-      </w:r>
-      <w:proofErr w:type="spellStart"/>
-      <w:r>
-        <w:rPr>
-          <w:rFonts w:ascii="Times New Roman" w:hAnsi="Times New Roman"/>
-        </w:rPr>
-        <w:t>įsipareigoja</w:t>
-      </w:r>
-      <w:proofErr w:type="spellEnd"/>
-      <w:r>
-        <w:rPr>
-          <w:rFonts w:ascii="Times New Roman" w:hAnsi="Times New Roman"/>
-        </w:rPr>
-        <w:t xml:space="preserve"> </w:t>
-      </w:r>
-      <w:proofErr w:type="spellStart"/>
-      <w:r>
-        <w:rPr>
-          <w:rFonts w:ascii="Times New Roman" w:hAnsi="Times New Roman"/>
-        </w:rPr>
-        <w:t>pasiimti</w:t>
-      </w:r>
-      <w:proofErr w:type="spellEnd"/>
-      <w:r>
-        <w:rPr>
-          <w:rFonts w:ascii="Times New Roman" w:hAnsi="Times New Roman"/>
-        </w:rPr>
-        <w:t xml:space="preserve"> </w:t>
-      </w:r>
-      <w:proofErr w:type="spellStart"/>
-      <w:r>
-        <w:rPr>
-          <w:rFonts w:ascii="Times New Roman" w:hAnsi="Times New Roman"/>
-        </w:rPr>
-        <w:t>įrenginį</w:t>
-      </w:r>
-      <w:proofErr w:type="spellEnd"/>
-      <w:r>
-        <w:rPr>
-          <w:rFonts w:ascii="Times New Roman" w:hAnsi="Times New Roman"/>
-        </w:rPr>
-        <w:t xml:space="preserve"> per 1 (</w:t>
-      </w:r>
-      <w:proofErr w:type="spellStart"/>
-      <w:r>
-        <w:rPr>
-          <w:rFonts w:ascii="Times New Roman" w:hAnsi="Times New Roman"/>
-        </w:rPr>
-        <w:t>vieną</w:t>
-      </w:r>
-      <w:proofErr w:type="spellEnd"/>
-      <w:r>
-        <w:rPr>
-          <w:rFonts w:ascii="Times New Roman" w:hAnsi="Times New Roman"/>
-        </w:rPr>
-        <w:t xml:space="preserve">) </w:t>
-      </w:r>
-      <w:proofErr w:type="spellStart"/>
-      <w:r>
-        <w:rPr>
-          <w:rFonts w:ascii="Times New Roman" w:hAnsi="Times New Roman"/>
-        </w:rPr>
-        <w:t>savaitę</w:t>
-      </w:r>
-      <w:proofErr w:type="spellEnd"/>
-      <w:r>
-        <w:rPr>
-          <w:rFonts w:ascii="Times New Roman" w:hAnsi="Times New Roman"/>
-        </w:rPr>
-        <w:t xml:space="preserve"> </w:t>
-      </w:r>
-      <w:proofErr w:type="spellStart"/>
-      <w:r>
-        <w:rPr>
-          <w:rFonts w:ascii="Times New Roman" w:hAnsi="Times New Roman"/>
-        </w:rPr>
-        <w:t>nuo</w:t>
-      </w:r>
-      <w:proofErr w:type="spellEnd"/>
-      <w:r>
-        <w:rPr>
-          <w:rFonts w:ascii="Times New Roman" w:hAnsi="Times New Roman"/>
-        </w:rPr>
-        <w:t xml:space="preserve"> </w:t>
-      </w:r>
-      <w:proofErr w:type="spellStart"/>
-      <w:r>
-        <w:rPr>
-          <w:rFonts w:ascii="Times New Roman" w:hAnsi="Times New Roman"/>
-        </w:rPr>
-        <w:t>informacijos</w:t>
-      </w:r>
-      <w:proofErr w:type="spellEnd"/>
-      <w:r>
-        <w:rPr>
-          <w:rFonts w:ascii="Times New Roman" w:hAnsi="Times New Roman"/>
-        </w:rPr>
-        <w:t xml:space="preserve"> </w:t>
-      </w:r>
-      <w:proofErr w:type="spellStart"/>
-      <w:r>
-        <w:rPr>
-          <w:rFonts w:ascii="Times New Roman" w:hAnsi="Times New Roman"/>
-        </w:rPr>
-        <w:t>apie</w:t>
-      </w:r>
-      <w:proofErr w:type="spellEnd"/>
-      <w:r>
-        <w:rPr>
-          <w:rFonts w:ascii="Times New Roman" w:hAnsi="Times New Roman"/>
-        </w:rPr>
-        <w:t xml:space="preserve"> </w:t>
-      </w:r>
-      <w:proofErr w:type="spellStart"/>
-      <w:r>
-        <w:rPr>
-          <w:rFonts w:ascii="Times New Roman" w:hAnsi="Times New Roman"/>
-        </w:rPr>
-        <w:t>remonto</w:t>
-      </w:r>
-      <w:proofErr w:type="spellEnd"/>
-      <w:r>
-        <w:rPr>
-          <w:rFonts w:ascii="Times New Roman" w:hAnsi="Times New Roman"/>
-        </w:rPr>
-        <w:t xml:space="preserve"> </w:t>
-      </w:r>
-      <w:proofErr w:type="spellStart"/>
-      <w:r>
-        <w:rPr>
-          <w:rFonts w:ascii="Times New Roman" w:hAnsi="Times New Roman"/>
-        </w:rPr>
-        <w:t>darbų</w:t>
-      </w:r>
-      <w:proofErr w:type="spellEnd"/>
-      <w:r>
-        <w:rPr>
-          <w:rFonts w:ascii="Times New Roman" w:hAnsi="Times New Roman"/>
-        </w:rPr>
-        <w:t xml:space="preserve"> </w:t>
-      </w:r>
-      <w:proofErr w:type="spellStart"/>
-      <w:r>
-        <w:rPr>
-          <w:rFonts w:ascii="Times New Roman" w:hAnsi="Times New Roman"/>
-        </w:rPr>
-        <w:t>baigimą</w:t>
-      </w:r>
-      <w:proofErr w:type="spellEnd"/>
-      <w:r>
-        <w:rPr>
-          <w:rFonts w:ascii="Times New Roman" w:hAnsi="Times New Roman"/>
-        </w:rPr>
-        <w:t xml:space="preserve"> </w:t>
-      </w:r>
-      <w:proofErr w:type="spellStart"/>
-      <w:r>
-        <w:rPr>
-          <w:rFonts w:ascii="Times New Roman" w:hAnsi="Times New Roman"/>
-        </w:rPr>
-        <w:t>gavimo</w:t>
-      </w:r>
-      <w:proofErr w:type="spellEnd"/>
-      <w:r>
-        <w:rPr>
-          <w:rFonts w:ascii="Times New Roman" w:hAnsi="Times New Roman"/>
-        </w:rPr>
-        <w:t xml:space="preserve"> (</w:t>
-      </w:r>
-      <w:proofErr w:type="spellStart"/>
-      <w:r>
-        <w:rPr>
-          <w:rFonts w:ascii="Times New Roman" w:hAnsi="Times New Roman"/>
-        </w:rPr>
-        <w:t>arba</w:t>
-      </w:r>
-      <w:proofErr w:type="spellEnd"/>
-      <w:r>
-        <w:rPr>
-          <w:rFonts w:ascii="Times New Roman" w:hAnsi="Times New Roman"/>
-        </w:rPr>
-        <w:t xml:space="preserve"> </w:t>
-      </w:r>
-      <w:proofErr w:type="spellStart"/>
-      <w:r>
-        <w:rPr>
-          <w:rFonts w:ascii="Times New Roman" w:hAnsi="Times New Roman"/>
-        </w:rPr>
-        <w:t>atsisakymo</w:t>
-      </w:r>
-      <w:proofErr w:type="spellEnd"/>
-      <w:r>
-        <w:rPr>
-          <w:rFonts w:ascii="Times New Roman" w:hAnsi="Times New Roman"/>
-        </w:rPr>
-        <w:t xml:space="preserve"> </w:t>
-      </w:r>
-      <w:proofErr w:type="spellStart"/>
-      <w:r>
-        <w:rPr>
-          <w:rFonts w:ascii="Times New Roman" w:hAnsi="Times New Roman"/>
-        </w:rPr>
-        <w:t>atlikti</w:t>
-      </w:r>
-      <w:proofErr w:type="spellEnd"/>
-      <w:r>
-        <w:rPr>
-          <w:rFonts w:ascii="Times New Roman" w:hAnsi="Times New Roman"/>
-        </w:rPr>
-        <w:t xml:space="preserve"> </w:t>
-      </w:r>
-      <w:proofErr w:type="spellStart"/>
-      <w:r>
-        <w:rPr>
-          <w:rFonts w:ascii="Times New Roman" w:hAnsi="Times New Roman"/>
-        </w:rPr>
-        <w:t>remonto</w:t>
-      </w:r>
-      <w:proofErr w:type="spellEnd"/>
-      <w:r>
-        <w:rPr>
-          <w:rFonts w:ascii="Times New Roman" w:hAnsi="Times New Roman"/>
-        </w:rPr>
-        <w:t xml:space="preserve"> </w:t>
-      </w:r>
-      <w:proofErr w:type="spellStart"/>
-      <w:r>
-        <w:rPr>
-          <w:rFonts w:ascii="Times New Roman" w:hAnsi="Times New Roman"/>
-        </w:rPr>
-        <w:t>darbus</w:t>
-      </w:r>
-      <w:proofErr w:type="spellEnd"/>
-      <w:r>
-        <w:rPr>
-          <w:rFonts w:ascii="Times New Roman" w:hAnsi="Times New Roman"/>
-        </w:rPr>
-        <w:t xml:space="preserve">, </w:t>
-      </w:r>
-      <w:proofErr w:type="spellStart"/>
-      <w:r>
-        <w:rPr>
-          <w:rFonts w:ascii="Times New Roman" w:hAnsi="Times New Roman"/>
-        </w:rPr>
-        <w:t>gavus</w:t>
-      </w:r>
-      <w:proofErr w:type="spellEnd"/>
-      <w:r>
-        <w:rPr>
-          <w:rFonts w:ascii="Times New Roman" w:hAnsi="Times New Roman"/>
-        </w:rPr>
-        <w:t xml:space="preserve"> </w:t>
-      </w:r>
-      <w:proofErr w:type="spellStart"/>
-      <w:r>
-        <w:rPr>
-          <w:rFonts w:ascii="Times New Roman" w:hAnsi="Times New Roman"/>
-        </w:rPr>
-        <w:t>informaciją</w:t>
-      </w:r>
-      <w:proofErr w:type="spellEnd"/>
-      <w:r>
-        <w:rPr>
-          <w:rFonts w:ascii="Times New Roman" w:hAnsi="Times New Roman"/>
-        </w:rPr>
-        <w:t xml:space="preserve"> </w:t>
-      </w:r>
-      <w:proofErr w:type="spellStart"/>
-      <w:r>
-        <w:rPr>
-          <w:rFonts w:ascii="Times New Roman" w:hAnsi="Times New Roman"/>
-        </w:rPr>
-        <w:t>apie</w:t>
-      </w:r>
-      <w:proofErr w:type="spellEnd"/>
-      <w:r>
-        <w:rPr>
-          <w:rFonts w:ascii="Times New Roman" w:hAnsi="Times New Roman"/>
-        </w:rPr>
-        <w:t xml:space="preserve"> </w:t>
-      </w:r>
-      <w:proofErr w:type="spellStart"/>
-      <w:r>
-        <w:rPr>
-          <w:rFonts w:ascii="Times New Roman" w:hAnsi="Times New Roman"/>
-        </w:rPr>
-        <w:t>gaminio</w:t>
-      </w:r>
-      <w:proofErr w:type="spellEnd"/>
-      <w:r>
-        <w:rPr>
-          <w:rFonts w:ascii="Times New Roman" w:hAnsi="Times New Roman"/>
-        </w:rPr>
-        <w:t xml:space="preserve"> </w:t>
-      </w:r>
-      <w:proofErr w:type="spellStart"/>
-      <w:r>
-        <w:rPr>
-          <w:rFonts w:ascii="Times New Roman" w:hAnsi="Times New Roman"/>
-        </w:rPr>
-        <w:t>remonto</w:t>
-      </w:r>
-      <w:proofErr w:type="spellEnd"/>
-      <w:r>
-        <w:rPr>
-          <w:rFonts w:ascii="Times New Roman" w:hAnsi="Times New Roman"/>
-        </w:rPr>
-        <w:t xml:space="preserve"> </w:t>
-      </w:r>
-      <w:proofErr w:type="spellStart"/>
-      <w:r>
-        <w:rPr>
-          <w:rFonts w:ascii="Times New Roman" w:hAnsi="Times New Roman"/>
-        </w:rPr>
-        <w:t>darbų</w:t>
-      </w:r>
-      <w:proofErr w:type="spellEnd"/>
-      <w:r>
-        <w:rPr>
-          <w:rFonts w:ascii="Times New Roman" w:hAnsi="Times New Roman"/>
-        </w:rPr>
-        <w:t xml:space="preserve"> </w:t>
-      </w:r>
-      <w:proofErr w:type="spellStart"/>
-      <w:r>
-        <w:rPr>
-          <w:rFonts w:ascii="Times New Roman" w:hAnsi="Times New Roman"/>
-        </w:rPr>
-        <w:t>ir</w:t>
-      </w:r>
-      <w:proofErr w:type="spellEnd"/>
-      <w:r>
-        <w:rPr>
-          <w:rFonts w:ascii="Times New Roman" w:hAnsi="Times New Roman"/>
-        </w:rPr>
-        <w:t xml:space="preserve"> </w:t>
-      </w:r>
-      <w:proofErr w:type="spellStart"/>
-      <w:r>
-        <w:rPr>
-          <w:rFonts w:ascii="Times New Roman" w:hAnsi="Times New Roman"/>
-        </w:rPr>
-        <w:t>atsarginių</w:t>
-      </w:r>
-      <w:proofErr w:type="spellEnd"/>
-      <w:r>
-        <w:rPr>
-          <w:rFonts w:ascii="Times New Roman" w:hAnsi="Times New Roman"/>
-        </w:rPr>
-        <w:t xml:space="preserve"> </w:t>
-      </w:r>
-      <w:proofErr w:type="spellStart"/>
-      <w:r>
-        <w:rPr>
-          <w:rFonts w:ascii="Times New Roman" w:hAnsi="Times New Roman"/>
-        </w:rPr>
-        <w:t>detalių</w:t>
-      </w:r>
-      <w:proofErr w:type="spellEnd"/>
-      <w:r>
-        <w:rPr>
-          <w:rFonts w:ascii="Times New Roman" w:hAnsi="Times New Roman"/>
-        </w:rPr>
-        <w:t xml:space="preserve"> </w:t>
-      </w:r>
-      <w:proofErr w:type="spellStart"/>
-      <w:r>
-        <w:rPr>
-          <w:rFonts w:ascii="Times New Roman" w:hAnsi="Times New Roman"/>
-        </w:rPr>
-        <w:t>kaštų</w:t>
-      </w:r>
-      <w:proofErr w:type="spellEnd"/>
-      <w:r>
-        <w:rPr>
-          <w:rFonts w:ascii="Times New Roman" w:hAnsi="Times New Roman"/>
-        </w:rPr>
-        <w:t xml:space="preserve"> </w:t>
-      </w:r>
-      <w:proofErr w:type="spellStart"/>
-      <w:r>
-        <w:rPr>
-          <w:rFonts w:ascii="Times New Roman" w:hAnsi="Times New Roman"/>
-        </w:rPr>
-        <w:t>bendrą</w:t>
-      </w:r>
-      <w:proofErr w:type="spellEnd"/>
-      <w:r>
-        <w:rPr>
-          <w:rFonts w:ascii="Times New Roman" w:hAnsi="Times New Roman"/>
-        </w:rPr>
-        <w:t xml:space="preserve"> </w:t>
-      </w:r>
-      <w:proofErr w:type="spellStart"/>
-      <w:r>
-        <w:rPr>
-          <w:rFonts w:ascii="Times New Roman" w:hAnsi="Times New Roman"/>
-        </w:rPr>
-        <w:t>sumą</w:t>
-      </w:r>
-      <w:proofErr w:type="spellEnd"/>
-      <w:proofErr w:type="gramStart"/>
-      <w:r>
-        <w:rPr>
-          <w:rFonts w:ascii="Times New Roman" w:hAnsi="Times New Roman"/>
-        </w:rPr>
-        <w:t>).</w:t>
-      </w:r>
-      <w:proofErr w:type="spellStart"/>
-      <w:r>
-        <w:rPr>
-          <w:rFonts w:ascii="Times New Roman" w:hAnsi="Times New Roman"/>
-        </w:rPr>
-        <w:t>Už</w:t>
-      </w:r>
-      <w:proofErr w:type="spellEnd"/>
-      <w:proofErr w:type="gramEnd"/>
-      <w:r>
-        <w:rPr>
-          <w:rFonts w:ascii="Times New Roman" w:hAnsi="Times New Roman"/>
-        </w:rPr>
-        <w:t xml:space="preserve"> GAMINIO </w:t>
-      </w:r>
-      <w:proofErr w:type="spellStart"/>
-      <w:r>
-        <w:rPr>
-          <w:rFonts w:ascii="Times New Roman" w:hAnsi="Times New Roman"/>
-        </w:rPr>
-        <w:t>neatsiėmimą</w:t>
-      </w:r>
-      <w:proofErr w:type="spellEnd"/>
-      <w:r>
-        <w:rPr>
-          <w:rFonts w:ascii="Times New Roman" w:hAnsi="Times New Roman"/>
-        </w:rPr>
-        <w:t xml:space="preserve"> per </w:t>
-      </w:r>
-      <w:proofErr w:type="spellStart"/>
-      <w:r>
-        <w:rPr>
-          <w:rFonts w:ascii="Times New Roman" w:hAnsi="Times New Roman"/>
-        </w:rPr>
-        <w:t>nustatytą</w:t>
-      </w:r>
-      <w:proofErr w:type="spellEnd"/>
-      <w:r>
-        <w:rPr>
-          <w:rFonts w:ascii="Times New Roman" w:hAnsi="Times New Roman"/>
-        </w:rPr>
-        <w:t xml:space="preserve"> </w:t>
-      </w:r>
-      <w:proofErr w:type="spellStart"/>
-      <w:r>
-        <w:rPr>
-          <w:rFonts w:ascii="Times New Roman" w:hAnsi="Times New Roman"/>
-        </w:rPr>
-        <w:t>terminą</w:t>
-      </w:r>
-      <w:proofErr w:type="spellEnd"/>
-      <w:r>
-        <w:rPr>
-          <w:rFonts w:ascii="Times New Roman" w:hAnsi="Times New Roman"/>
-        </w:rPr>
-        <w:t xml:space="preserve">, </w:t>
-      </w:r>
-      <w:proofErr w:type="spellStart"/>
-      <w:r>
-        <w:rPr>
-          <w:rFonts w:ascii="Times New Roman" w:hAnsi="Times New Roman"/>
-        </w:rPr>
-        <w:t>pradedant</w:t>
-      </w:r>
-      <w:proofErr w:type="spellEnd"/>
-      <w:r>
-        <w:rPr>
-          <w:rFonts w:ascii="Times New Roman" w:hAnsi="Times New Roman"/>
-        </w:rPr>
-        <w:t xml:space="preserve"> antra </w:t>
-      </w:r>
-      <w:proofErr w:type="spellStart"/>
-      <w:r>
-        <w:rPr>
-          <w:rFonts w:ascii="Times New Roman" w:hAnsi="Times New Roman"/>
-        </w:rPr>
-        <w:t>savaite</w:t>
-      </w:r>
-      <w:proofErr w:type="spellEnd"/>
-      <w:r>
-        <w:rPr>
-          <w:rFonts w:ascii="Times New Roman" w:hAnsi="Times New Roman"/>
-        </w:rPr>
-        <w:t>, SAVININKAS</w:t>
-      </w:r>
-      <w:r>
-        <w:rPr>
-          <w:rFonts w:ascii="Times New Roman" w:hAnsi="Times New Roman"/>
-        </w:rPr>
-        <w:t xml:space="preserve"> </w:t>
-      </w:r>
-      <w:r>
-        <w:rPr>
-          <w:rFonts w:ascii="Times New Roman" w:hAnsi="Times New Roman"/>
-        </w:rPr>
-        <w:t>moka</w:t>
-      </w:r>
-      <w:r>
-        <w:rPr>
-          <w:rFonts w:ascii="Times New Roman" w:hAnsi="Times New Roman"/>
-        </w:rPr>
-        <w:t xml:space="preserve"> 4Office</w:t>
-      </w:r>
-      <w:r>
-        <w:rPr>
-          <w:rFonts w:ascii="Times New Roman" w:hAnsi="Times New Roman"/>
-        </w:rPr>
-        <w:t xml:space="preserve"> </w:t>
-      </w:r>
-      <w:proofErr w:type="spellStart"/>
-      <w:r>
-        <w:rPr>
-          <w:rFonts w:ascii="Times New Roman" w:hAnsi="Times New Roman"/>
-        </w:rPr>
-        <w:t>netesybas</w:t>
-      </w:r>
-      <w:proofErr w:type="spellEnd"/>
-      <w:r>
-        <w:rPr>
-          <w:rFonts w:ascii="Times New Roman" w:hAnsi="Times New Roman"/>
-        </w:rPr>
-        <w:t xml:space="preserve"> </w:t>
-      </w:r>
-      <w:proofErr w:type="spellStart"/>
-      <w:r>
-        <w:rPr>
-          <w:rFonts w:ascii="Times New Roman" w:hAnsi="Times New Roman"/>
-        </w:rPr>
-        <w:t>už</w:t>
-      </w:r>
-      <w:proofErr w:type="spellEnd"/>
-      <w:r>
-        <w:rPr>
-          <w:rFonts w:ascii="Times New Roman" w:hAnsi="Times New Roman"/>
-        </w:rPr>
-        <w:t xml:space="preserve"> </w:t>
-      </w:r>
-      <w:proofErr w:type="spellStart"/>
-      <w:r>
-        <w:rPr>
-          <w:rFonts w:ascii="Times New Roman" w:hAnsi="Times New Roman"/>
-        </w:rPr>
-        <w:t>įrenginio</w:t>
-      </w:r>
-      <w:proofErr w:type="spellEnd"/>
-      <w:r>
-        <w:rPr>
-          <w:rFonts w:ascii="Times New Roman" w:hAnsi="Times New Roman"/>
-        </w:rPr>
-        <w:t xml:space="preserve"> </w:t>
-      </w:r>
-      <w:proofErr w:type="spellStart"/>
-      <w:r>
-        <w:rPr>
-          <w:rFonts w:ascii="Times New Roman" w:hAnsi="Times New Roman"/>
-        </w:rPr>
-        <w:t>saugojimą</w:t>
-      </w:r>
-      <w:proofErr w:type="spellEnd"/>
-      <w:r>
-        <w:rPr>
-          <w:rFonts w:ascii="Times New Roman" w:hAnsi="Times New Roman"/>
-        </w:rPr>
-        <w:t xml:space="preserve">. Jei SAVININKAS </w:t>
-      </w:r>
-      <w:proofErr w:type="spellStart"/>
-      <w:r>
-        <w:rPr>
-          <w:rFonts w:ascii="Times New Roman" w:hAnsi="Times New Roman"/>
-        </w:rPr>
-        <w:t>neatsiima</w:t>
-      </w:r>
-      <w:proofErr w:type="spellEnd"/>
-      <w:r>
-        <w:rPr>
-          <w:rFonts w:ascii="Times New Roman" w:hAnsi="Times New Roman"/>
-        </w:rPr>
-        <w:t xml:space="preserve"> </w:t>
-      </w:r>
-      <w:proofErr w:type="spellStart"/>
-      <w:r>
-        <w:rPr>
-          <w:rFonts w:ascii="Times New Roman" w:hAnsi="Times New Roman"/>
-        </w:rPr>
-        <w:t>gaminio</w:t>
-      </w:r>
-      <w:proofErr w:type="spellEnd"/>
-      <w:r>
-        <w:rPr>
-          <w:rFonts w:ascii="Times New Roman" w:hAnsi="Times New Roman"/>
-        </w:rPr>
-        <w:t xml:space="preserve"> per </w:t>
-      </w:r>
-      <w:r>
-        <w:rPr>
-          <w:rFonts w:ascii="Times New Roman" w:hAnsi="Times New Roman"/>
-        </w:rPr>
-        <w:t>2</w:t>
-      </w:r>
-      <w:r>
-        <w:rPr>
-          <w:rFonts w:ascii="Times New Roman" w:hAnsi="Times New Roman"/>
-        </w:rPr>
-        <w:t xml:space="preserve"> (</w:t>
-      </w:r>
-      <w:r>
-        <w:rPr>
-          <w:rFonts w:ascii="Times New Roman" w:hAnsi="Times New Roman"/>
-        </w:rPr>
-        <w:t>du</w:t>
-      </w:r>
-      <w:r>
-        <w:rPr>
-          <w:rFonts w:ascii="Times New Roman" w:hAnsi="Times New Roman"/>
-        </w:rPr>
-        <w:t xml:space="preserve">) </w:t>
-      </w:r>
-      <w:proofErr w:type="spellStart"/>
-      <w:r>
-        <w:rPr>
-          <w:rFonts w:ascii="Times New Roman" w:hAnsi="Times New Roman"/>
-        </w:rPr>
-        <w:t>mėnesius</w:t>
-      </w:r>
-      <w:proofErr w:type="spellEnd"/>
-      <w:r>
-        <w:rPr>
-          <w:rFonts w:ascii="Times New Roman" w:hAnsi="Times New Roman"/>
-        </w:rPr>
-        <w:t xml:space="preserve"> </w:t>
-      </w:r>
-      <w:proofErr w:type="spellStart"/>
-      <w:r>
-        <w:rPr>
-          <w:rFonts w:ascii="Times New Roman" w:hAnsi="Times New Roman"/>
-        </w:rPr>
-        <w:t>nuo</w:t>
-      </w:r>
-      <w:proofErr w:type="spellEnd"/>
-      <w:r>
-        <w:rPr>
-          <w:rFonts w:ascii="Times New Roman" w:hAnsi="Times New Roman"/>
-        </w:rPr>
-        <w:t xml:space="preserve"> </w:t>
-      </w:r>
-      <w:proofErr w:type="spellStart"/>
-      <w:r>
-        <w:rPr>
-          <w:rFonts w:ascii="Times New Roman" w:hAnsi="Times New Roman"/>
-        </w:rPr>
-        <w:t>pranešimo</w:t>
-      </w:r>
-      <w:proofErr w:type="spellEnd"/>
-      <w:r>
-        <w:rPr>
-          <w:rFonts w:ascii="Times New Roman" w:hAnsi="Times New Roman"/>
-        </w:rPr>
-        <w:t xml:space="preserve"> </w:t>
-      </w:r>
-      <w:proofErr w:type="spellStart"/>
-      <w:r>
-        <w:rPr>
-          <w:rFonts w:ascii="Times New Roman" w:hAnsi="Times New Roman"/>
-        </w:rPr>
-        <w:t>apie</w:t>
-      </w:r>
-      <w:proofErr w:type="spellEnd"/>
-      <w:r>
-        <w:rPr>
-          <w:rFonts w:ascii="Times New Roman" w:hAnsi="Times New Roman"/>
-        </w:rPr>
-        <w:t xml:space="preserve"> </w:t>
-      </w:r>
-      <w:proofErr w:type="spellStart"/>
-      <w:r>
-        <w:rPr>
-          <w:rFonts w:ascii="Times New Roman" w:hAnsi="Times New Roman"/>
-        </w:rPr>
-        <w:t>remonto</w:t>
-      </w:r>
-      <w:proofErr w:type="spellEnd"/>
-      <w:r>
-        <w:rPr>
-          <w:rFonts w:ascii="Times New Roman" w:hAnsi="Times New Roman"/>
-        </w:rPr>
-        <w:t xml:space="preserve"> </w:t>
-      </w:r>
-      <w:proofErr w:type="spellStart"/>
-      <w:r>
-        <w:rPr>
-          <w:rFonts w:ascii="Times New Roman" w:hAnsi="Times New Roman"/>
-        </w:rPr>
-        <w:t>darbų</w:t>
-      </w:r>
-      <w:proofErr w:type="spellEnd"/>
-      <w:r>
-        <w:rPr>
-          <w:rFonts w:ascii="Times New Roman" w:hAnsi="Times New Roman"/>
-        </w:rPr>
-        <w:t xml:space="preserve"> </w:t>
-      </w:r>
-      <w:proofErr w:type="spellStart"/>
-      <w:r>
-        <w:rPr>
-          <w:rFonts w:ascii="Times New Roman" w:hAnsi="Times New Roman"/>
-        </w:rPr>
-        <w:t>baigimą</w:t>
-      </w:r>
-      <w:proofErr w:type="spellEnd"/>
-      <w:r>
-        <w:rPr>
-          <w:rFonts w:ascii="Times New Roman" w:hAnsi="Times New Roman"/>
-        </w:rPr>
-        <w:t xml:space="preserve"> </w:t>
-      </w:r>
-      <w:proofErr w:type="spellStart"/>
-      <w:r>
-        <w:rPr>
-          <w:rFonts w:ascii="Times New Roman" w:hAnsi="Times New Roman"/>
-        </w:rPr>
-        <w:t>gavimo</w:t>
-      </w:r>
-      <w:proofErr w:type="spellEnd"/>
-      <w:r>
-        <w:rPr>
-          <w:rFonts w:ascii="Times New Roman" w:hAnsi="Times New Roman"/>
-        </w:rPr>
-        <w:t xml:space="preserve"> (</w:t>
-      </w:r>
-      <w:proofErr w:type="spellStart"/>
-      <w:r>
-        <w:rPr>
-          <w:rFonts w:ascii="Times New Roman" w:hAnsi="Times New Roman"/>
-        </w:rPr>
-        <w:t>arba</w:t>
-      </w:r>
-      <w:proofErr w:type="spellEnd"/>
-      <w:r>
-        <w:rPr>
-          <w:rFonts w:ascii="Times New Roman" w:hAnsi="Times New Roman"/>
-        </w:rPr>
-        <w:t xml:space="preserve"> </w:t>
-      </w:r>
-      <w:proofErr w:type="spellStart"/>
-      <w:r>
-        <w:rPr>
-          <w:rFonts w:ascii="Times New Roman" w:hAnsi="Times New Roman"/>
-        </w:rPr>
-        <w:t>gavus</w:t>
-      </w:r>
-      <w:proofErr w:type="spellEnd"/>
-      <w:r>
-        <w:rPr>
-          <w:rFonts w:ascii="Times New Roman" w:hAnsi="Times New Roman"/>
-        </w:rPr>
-        <w:t xml:space="preserve"> </w:t>
-      </w:r>
-      <w:proofErr w:type="spellStart"/>
-      <w:r>
-        <w:rPr>
-          <w:rFonts w:ascii="Times New Roman" w:hAnsi="Times New Roman"/>
-        </w:rPr>
-        <w:t>informaciją</w:t>
-      </w:r>
-      <w:proofErr w:type="spellEnd"/>
-      <w:r>
-        <w:rPr>
-          <w:rFonts w:ascii="Times New Roman" w:hAnsi="Times New Roman"/>
-        </w:rPr>
-        <w:t xml:space="preserve"> </w:t>
-      </w:r>
-      <w:proofErr w:type="spellStart"/>
-      <w:r>
-        <w:rPr>
-          <w:rFonts w:ascii="Times New Roman" w:hAnsi="Times New Roman"/>
-        </w:rPr>
-        <w:t>apie</w:t>
-      </w:r>
-      <w:proofErr w:type="spellEnd"/>
-      <w:r>
-        <w:rPr>
-          <w:rFonts w:ascii="Times New Roman" w:hAnsi="Times New Roman"/>
-        </w:rPr>
-        <w:t xml:space="preserve"> </w:t>
-      </w:r>
-      <w:proofErr w:type="spellStart"/>
-      <w:r>
-        <w:rPr>
-          <w:rFonts w:ascii="Times New Roman" w:hAnsi="Times New Roman"/>
-        </w:rPr>
-        <w:t>gaminio</w:t>
-      </w:r>
-      <w:proofErr w:type="spellEnd"/>
-      <w:r>
-        <w:rPr>
-          <w:rFonts w:ascii="Times New Roman" w:hAnsi="Times New Roman"/>
-        </w:rPr>
-        <w:t xml:space="preserve"> </w:t>
-      </w:r>
-      <w:proofErr w:type="spellStart"/>
-      <w:r>
-        <w:rPr>
-          <w:rFonts w:ascii="Times New Roman" w:hAnsi="Times New Roman"/>
-        </w:rPr>
-        <w:t>remonto</w:t>
-      </w:r>
-      <w:proofErr w:type="spellEnd"/>
-      <w:r>
-        <w:rPr>
-          <w:rFonts w:ascii="Times New Roman" w:hAnsi="Times New Roman"/>
-        </w:rPr>
-        <w:t xml:space="preserve"> </w:t>
-      </w:r>
-      <w:proofErr w:type="spellStart"/>
-      <w:r>
-        <w:rPr>
-          <w:rFonts w:ascii="Times New Roman" w:hAnsi="Times New Roman"/>
-        </w:rPr>
-        <w:t>darbų</w:t>
-      </w:r>
-      <w:proofErr w:type="spellEnd"/>
-      <w:r>
-        <w:rPr>
-          <w:rFonts w:ascii="Times New Roman" w:hAnsi="Times New Roman"/>
-        </w:rPr>
-        <w:t xml:space="preserve"> </w:t>
-      </w:r>
-      <w:proofErr w:type="spellStart"/>
-      <w:r>
-        <w:rPr>
-          <w:rFonts w:ascii="Times New Roman" w:hAnsi="Times New Roman"/>
-        </w:rPr>
-        <w:t>ir</w:t>
-      </w:r>
-      <w:proofErr w:type="spellEnd"/>
-      <w:r>
-        <w:rPr>
-          <w:rFonts w:ascii="Times New Roman" w:hAnsi="Times New Roman"/>
-        </w:rPr>
-        <w:t xml:space="preserve"> </w:t>
-      </w:r>
-      <w:proofErr w:type="spellStart"/>
-      <w:r>
-        <w:rPr>
-          <w:rFonts w:ascii="Times New Roman" w:hAnsi="Times New Roman"/>
-        </w:rPr>
-        <w:t>atsarginių</w:t>
-      </w:r>
-      <w:proofErr w:type="spellEnd"/>
-      <w:r>
-        <w:rPr>
-          <w:rFonts w:ascii="Times New Roman" w:hAnsi="Times New Roman"/>
-        </w:rPr>
-        <w:t xml:space="preserve"> </w:t>
-      </w:r>
-      <w:proofErr w:type="spellStart"/>
-      <w:r>
-        <w:rPr>
-          <w:rFonts w:ascii="Times New Roman" w:hAnsi="Times New Roman"/>
-        </w:rPr>
-        <w:t>detalių</w:t>
-      </w:r>
-      <w:proofErr w:type="spellEnd"/>
-      <w:r>
-        <w:rPr>
-          <w:rFonts w:ascii="Times New Roman" w:hAnsi="Times New Roman"/>
-        </w:rPr>
-        <w:t xml:space="preserve"> </w:t>
-      </w:r>
-      <w:proofErr w:type="spellStart"/>
-      <w:r>
-        <w:rPr>
-          <w:rFonts w:ascii="Times New Roman" w:hAnsi="Times New Roman"/>
-        </w:rPr>
-        <w:t>kaštų</w:t>
-      </w:r>
-      <w:proofErr w:type="spellEnd"/>
-      <w:r>
-        <w:rPr>
-          <w:rFonts w:ascii="Times New Roman" w:hAnsi="Times New Roman"/>
-        </w:rPr>
-        <w:t xml:space="preserve"> </w:t>
-      </w:r>
-      <w:proofErr w:type="spellStart"/>
-      <w:r>
-        <w:rPr>
-          <w:rFonts w:ascii="Times New Roman" w:hAnsi="Times New Roman"/>
-        </w:rPr>
-        <w:t>bendrą</w:t>
-      </w:r>
-      <w:proofErr w:type="spellEnd"/>
-      <w:r>
-        <w:rPr>
-          <w:rFonts w:ascii="Times New Roman" w:hAnsi="Times New Roman"/>
-        </w:rPr>
-        <w:t xml:space="preserve"> </w:t>
-      </w:r>
-      <w:proofErr w:type="spellStart"/>
-      <w:r>
-        <w:rPr>
-          <w:rFonts w:ascii="Times New Roman" w:hAnsi="Times New Roman"/>
-        </w:rPr>
-        <w:t>sumą</w:t>
-      </w:r>
-      <w:proofErr w:type="spellEnd"/>
-      <w:r>
-        <w:rPr>
-          <w:rFonts w:ascii="Times New Roman" w:hAnsi="Times New Roman"/>
-        </w:rPr>
-        <w:t>)</w:t>
-      </w:r>
-      <w:r>
-        <w:rPr>
-          <w:rFonts w:ascii="Times New Roman" w:hAnsi="Times New Roman"/>
-        </w:rPr>
-        <w:t xml:space="preserve">, </w:t>
-      </w:r>
-      <w:proofErr w:type="spellStart"/>
-      <w:r>
-        <w:rPr>
-          <w:rFonts w:ascii="Times New Roman" w:hAnsi="Times New Roman"/>
-        </w:rPr>
-        <w:t>įrenginys</w:t>
-      </w:r>
-      <w:proofErr w:type="spellEnd"/>
-      <w:r>
-        <w:rPr>
-          <w:rFonts w:ascii="Times New Roman" w:hAnsi="Times New Roman"/>
-        </w:rPr>
-        <w:t xml:space="preserve"> </w:t>
-      </w:r>
-      <w:proofErr w:type="spellStart"/>
-      <w:r>
-        <w:rPr>
-          <w:rFonts w:ascii="Times New Roman" w:hAnsi="Times New Roman"/>
-        </w:rPr>
-        <w:t>tampa</w:t>
-      </w:r>
-      <w:proofErr w:type="spellEnd"/>
-      <w:r>
-        <w:rPr>
-          <w:rFonts w:ascii="Times New Roman" w:hAnsi="Times New Roman"/>
-        </w:rPr>
-        <w:t xml:space="preserve"> </w:t>
-      </w:r>
-      <w:r>
-        <w:rPr>
-          <w:rFonts w:ascii="Times New Roman" w:hAnsi="Times New Roman"/>
-        </w:rPr>
-        <w:t>4Office</w:t>
-      </w:r>
-      <w:r>
-        <w:rPr>
-          <w:rFonts w:ascii="Times New Roman" w:hAnsi="Times New Roman"/>
-        </w:rPr>
-        <w:t xml:space="preserve"> </w:t>
-      </w:r>
-      <w:proofErr w:type="spellStart"/>
-      <w:r>
-        <w:rPr>
-          <w:rFonts w:ascii="Times New Roman" w:hAnsi="Times New Roman"/>
-        </w:rPr>
-        <w:t>nuosavybė</w:t>
-      </w:r>
-      <w:proofErr w:type="spellEnd"/>
-      <w:r>
-        <w:rPr>
-          <w:rFonts w:ascii="Times New Roman" w:hAnsi="Times New Roman"/>
-        </w:rPr>
-        <w:t xml:space="preserve">. </w:t>
-      </w:r>
-      <w:proofErr w:type="spellStart"/>
-      <w:r>
-        <w:rPr>
-          <w:rFonts w:ascii="Times New Roman" w:hAnsi="Times New Roman"/>
-        </w:rPr>
-        <w:t>Tokiu</w:t>
-      </w:r>
-      <w:proofErr w:type="spellEnd"/>
-      <w:r>
-        <w:rPr>
-          <w:rFonts w:ascii="Times New Roman" w:hAnsi="Times New Roman"/>
-        </w:rPr>
-        <w:t xml:space="preserve"> </w:t>
-      </w:r>
-      <w:proofErr w:type="spellStart"/>
-      <w:r>
-        <w:rPr>
-          <w:rFonts w:ascii="Times New Roman" w:hAnsi="Times New Roman"/>
-        </w:rPr>
-        <w:t>atveju</w:t>
-      </w:r>
-      <w:proofErr w:type="spellEnd"/>
-      <w:r>
-        <w:rPr>
-          <w:rFonts w:ascii="Times New Roman" w:hAnsi="Times New Roman"/>
-        </w:rPr>
-        <w:t xml:space="preserve"> </w:t>
-      </w:r>
-      <w:r>
-        <w:rPr>
-          <w:rFonts w:ascii="Times New Roman" w:hAnsi="Times New Roman"/>
-        </w:rPr>
-        <w:t>4Office</w:t>
-      </w:r>
-      <w:r>
-        <w:rPr>
-          <w:rFonts w:ascii="Times New Roman" w:hAnsi="Times New Roman"/>
-        </w:rPr>
-        <w:t xml:space="preserve"> </w:t>
-      </w:r>
-      <w:proofErr w:type="spellStart"/>
-      <w:r>
-        <w:rPr>
-          <w:rFonts w:ascii="Times New Roman" w:hAnsi="Times New Roman"/>
-        </w:rPr>
-        <w:t>turi</w:t>
-      </w:r>
-      <w:proofErr w:type="spellEnd"/>
-      <w:r>
-        <w:rPr>
-          <w:rFonts w:ascii="Times New Roman" w:hAnsi="Times New Roman"/>
-        </w:rPr>
-        <w:t xml:space="preserve"> </w:t>
-      </w:r>
-      <w:proofErr w:type="spellStart"/>
-      <w:r>
-        <w:rPr>
-          <w:rFonts w:ascii="Times New Roman" w:hAnsi="Times New Roman"/>
-        </w:rPr>
-        <w:t>teisę</w:t>
-      </w:r>
-      <w:proofErr w:type="spellEnd"/>
-      <w:r>
-        <w:rPr>
-          <w:rFonts w:ascii="Times New Roman" w:hAnsi="Times New Roman"/>
-        </w:rPr>
-        <w:t xml:space="preserve"> </w:t>
-      </w:r>
-      <w:proofErr w:type="spellStart"/>
-      <w:r>
-        <w:rPr>
-          <w:rFonts w:ascii="Times New Roman" w:hAnsi="Times New Roman"/>
-        </w:rPr>
-        <w:t>parduoti</w:t>
-      </w:r>
-      <w:proofErr w:type="spellEnd"/>
-      <w:r>
-        <w:rPr>
-          <w:rFonts w:ascii="Times New Roman" w:hAnsi="Times New Roman"/>
-        </w:rPr>
-        <w:t xml:space="preserve"> </w:t>
-      </w:r>
-      <w:proofErr w:type="spellStart"/>
-      <w:r>
-        <w:rPr>
-          <w:rFonts w:ascii="Times New Roman" w:hAnsi="Times New Roman"/>
-        </w:rPr>
-        <w:t>įrenginį</w:t>
-      </w:r>
-      <w:proofErr w:type="spellEnd"/>
-      <w:r>
-        <w:rPr>
-          <w:rFonts w:ascii="Times New Roman" w:hAnsi="Times New Roman"/>
-        </w:rPr>
-        <w:t xml:space="preserve"> </w:t>
-      </w:r>
-      <w:proofErr w:type="spellStart"/>
-      <w:r>
-        <w:rPr>
-          <w:rFonts w:ascii="Times New Roman" w:hAnsi="Times New Roman"/>
-        </w:rPr>
-        <w:t>rinkos</w:t>
-      </w:r>
-      <w:proofErr w:type="spellEnd"/>
-      <w:r>
-        <w:rPr>
-          <w:rFonts w:ascii="Times New Roman" w:hAnsi="Times New Roman"/>
-        </w:rPr>
-        <w:t xml:space="preserve"> </w:t>
-      </w:r>
-      <w:proofErr w:type="spellStart"/>
-      <w:r>
-        <w:rPr>
-          <w:rFonts w:ascii="Times New Roman" w:hAnsi="Times New Roman"/>
-        </w:rPr>
-        <w:t>kaina</w:t>
-      </w:r>
-      <w:proofErr w:type="spellEnd"/>
-      <w:r>
-        <w:rPr>
-          <w:rFonts w:ascii="Times New Roman" w:hAnsi="Times New Roman"/>
-        </w:rPr>
-        <w:t xml:space="preserve">, </w:t>
-      </w:r>
-      <w:proofErr w:type="spellStart"/>
-      <w:r>
-        <w:rPr>
-          <w:rFonts w:ascii="Times New Roman" w:hAnsi="Times New Roman"/>
-        </w:rPr>
-        <w:t>kad</w:t>
-      </w:r>
-      <w:proofErr w:type="spellEnd"/>
-      <w:r>
-        <w:rPr>
-          <w:rFonts w:ascii="Times New Roman" w:hAnsi="Times New Roman"/>
-        </w:rPr>
-        <w:t xml:space="preserve"> </w:t>
-      </w:r>
-      <w:proofErr w:type="spellStart"/>
-      <w:r>
-        <w:rPr>
-          <w:rFonts w:ascii="Times New Roman" w:hAnsi="Times New Roman"/>
-        </w:rPr>
-        <w:t>padengtų</w:t>
-      </w:r>
-      <w:proofErr w:type="spellEnd"/>
-      <w:r>
-        <w:rPr>
-          <w:rFonts w:ascii="Times New Roman" w:hAnsi="Times New Roman"/>
-        </w:rPr>
-        <w:t xml:space="preserve"> </w:t>
-      </w:r>
-      <w:proofErr w:type="spellStart"/>
-      <w:r>
-        <w:rPr>
-          <w:rFonts w:ascii="Times New Roman" w:hAnsi="Times New Roman"/>
-        </w:rPr>
-        <w:t>transportavimo</w:t>
-      </w:r>
-      <w:proofErr w:type="spellEnd"/>
-      <w:r>
-        <w:rPr>
-          <w:rFonts w:ascii="Times New Roman" w:hAnsi="Times New Roman"/>
-        </w:rPr>
-        <w:t xml:space="preserve">, </w:t>
-      </w:r>
-      <w:proofErr w:type="spellStart"/>
-      <w:r>
-        <w:rPr>
-          <w:rFonts w:ascii="Times New Roman" w:hAnsi="Times New Roman"/>
-        </w:rPr>
-        <w:t>diagnostikos</w:t>
-      </w:r>
-      <w:proofErr w:type="spellEnd"/>
-      <w:r>
-        <w:rPr>
-          <w:rFonts w:ascii="Times New Roman" w:hAnsi="Times New Roman"/>
-        </w:rPr>
-        <w:t xml:space="preserve">, </w:t>
-      </w:r>
-      <w:proofErr w:type="spellStart"/>
-      <w:r>
-        <w:rPr>
-          <w:rFonts w:ascii="Times New Roman" w:hAnsi="Times New Roman"/>
-        </w:rPr>
-        <w:t>remonto</w:t>
-      </w:r>
-      <w:proofErr w:type="spellEnd"/>
-      <w:r>
-        <w:rPr>
-          <w:rFonts w:ascii="Times New Roman" w:hAnsi="Times New Roman"/>
-        </w:rPr>
-        <w:t xml:space="preserve"> </w:t>
-      </w:r>
-      <w:proofErr w:type="spellStart"/>
-      <w:r>
-        <w:rPr>
-          <w:rFonts w:ascii="Times New Roman" w:hAnsi="Times New Roman"/>
-        </w:rPr>
-        <w:t>darbų</w:t>
-      </w:r>
-      <w:proofErr w:type="spellEnd"/>
-      <w:r>
-        <w:rPr>
-          <w:rFonts w:ascii="Times New Roman" w:hAnsi="Times New Roman"/>
-        </w:rPr>
-        <w:t xml:space="preserve"> </w:t>
-      </w:r>
-      <w:proofErr w:type="spellStart"/>
-      <w:r>
-        <w:rPr>
-          <w:rFonts w:ascii="Times New Roman" w:hAnsi="Times New Roman"/>
-        </w:rPr>
-        <w:t>ir</w:t>
-      </w:r>
-      <w:proofErr w:type="spellEnd"/>
-      <w:r>
-        <w:rPr>
-          <w:rFonts w:ascii="Times New Roman" w:hAnsi="Times New Roman"/>
-        </w:rPr>
-        <w:t xml:space="preserve"> </w:t>
-      </w:r>
-      <w:proofErr w:type="spellStart"/>
-      <w:r>
-        <w:rPr>
-          <w:rFonts w:ascii="Times New Roman" w:hAnsi="Times New Roman"/>
-        </w:rPr>
-        <w:t>panaudotų</w:t>
-      </w:r>
-      <w:proofErr w:type="spellEnd"/>
-      <w:r>
-        <w:rPr>
-          <w:rFonts w:ascii="Times New Roman" w:hAnsi="Times New Roman"/>
-        </w:rPr>
-        <w:t xml:space="preserve"> </w:t>
-      </w:r>
-      <w:proofErr w:type="spellStart"/>
-      <w:r>
-        <w:rPr>
-          <w:rFonts w:ascii="Times New Roman" w:hAnsi="Times New Roman"/>
-        </w:rPr>
-        <w:t>detalių</w:t>
-      </w:r>
-      <w:proofErr w:type="spellEnd"/>
-      <w:r>
-        <w:rPr>
-          <w:rFonts w:ascii="Times New Roman" w:hAnsi="Times New Roman"/>
-        </w:rPr>
-        <w:t xml:space="preserve"> </w:t>
-      </w:r>
-      <w:proofErr w:type="spellStart"/>
-      <w:r>
-        <w:rPr>
-          <w:rFonts w:ascii="Times New Roman" w:hAnsi="Times New Roman"/>
-        </w:rPr>
-        <w:t>kaštus</w:t>
-      </w:r>
-      <w:proofErr w:type="spellEnd"/>
-      <w:r>
-        <w:rPr>
-          <w:rFonts w:ascii="Times New Roman" w:hAnsi="Times New Roman"/>
-        </w:rPr>
-        <w:t xml:space="preserve">, </w:t>
-      </w:r>
-      <w:proofErr w:type="spellStart"/>
-      <w:r>
-        <w:rPr>
-          <w:rFonts w:ascii="Times New Roman" w:hAnsi="Times New Roman"/>
-        </w:rPr>
-        <w:t>neatlygindamas</w:t>
-      </w:r>
-      <w:proofErr w:type="spellEnd"/>
-      <w:r>
-        <w:rPr>
-          <w:rFonts w:ascii="Times New Roman" w:hAnsi="Times New Roman"/>
-        </w:rPr>
-        <w:t xml:space="preserve"> SAVININKUI </w:t>
-      </w:r>
-      <w:proofErr w:type="spellStart"/>
-      <w:r>
-        <w:rPr>
-          <w:rFonts w:ascii="Times New Roman" w:hAnsi="Times New Roman"/>
-        </w:rPr>
-        <w:t>jokių</w:t>
-      </w:r>
-      <w:proofErr w:type="spellEnd"/>
-      <w:r>
-        <w:rPr>
-          <w:rFonts w:ascii="Times New Roman" w:hAnsi="Times New Roman"/>
-        </w:rPr>
-        <w:t xml:space="preserve"> </w:t>
-      </w:r>
-      <w:proofErr w:type="spellStart"/>
-      <w:r>
-        <w:rPr>
-          <w:rFonts w:ascii="Times New Roman" w:hAnsi="Times New Roman"/>
-        </w:rPr>
-        <w:t>nuostolių</w:t>
-      </w:r>
-      <w:proofErr w:type="spellEnd"/>
-      <w:r>
-        <w:rPr>
-          <w:rFonts w:ascii="Times New Roman" w:hAnsi="Times New Roman"/>
-        </w:rPr>
-        <w:t>.</w:t>
-      </w:r>
-    </w:p>
-    <w:p>
-      <w:pPr>
-        <w:rPr>
-          <w:rFonts w:ascii="Times New Roman" w:hAnsi="Times New Roman"/>
-        </w:rPr>
-      </w:pPr>
-      <w:r>
-        <w:rPr>
-          <w:rFonts w:ascii="Times New Roman" w:hAnsi="Times New Roman"/>
-          <w:b/>
-          <w:bCs/>
-        </w:rPr>
-        <w:t>6</w:t>
-      </w:r>
-      <w:r>
-        <w:rPr>
-          <w:rFonts w:ascii="Times New Roman" w:hAnsi="Times New Roman"/>
-          <w:b/>
-          <w:bCs/>
-        </w:rPr>
-        <w:t>. KITOS TAISYKLĖS</w:t>
-      </w:r>
-      <w:r>
-        <w:rPr>
-          <w:rFonts w:ascii="Times New Roman" w:hAnsi="Times New Roman"/>
-        </w:rPr>
-        <w:t xml:space="preserve"> </w:t>
-      </w:r>
-    </w:p>
-    <w:p>
-      <w:pPr>
-        <w:rPr>
-          <w:rFonts w:ascii="Times New Roman" w:hAnsi="Times New Roman"/>
-        </w:rPr>
-      </w:pPr>
-      <w:r>
-        <w:rPr>
-          <w:rFonts w:ascii="Times New Roman" w:hAnsi="Times New Roman"/>
-        </w:rPr>
+      <w:r>
+        <w:rPr>
+          <w:rFonts w:ascii="Times New Roman" w:hAnsi="Times New Roman"/>
+        </w:rPr>
+        <w:lastRenderedPageBreak/>
         <w:t xml:space="preserve">Palikdamas </w:t>
       </w:r>
       <w:proofErr w:type="spellStart"/>
@@ -5710,6 +5937,155 @@
     </w:lvl>
   </w:abstractNum>
   <w:abstractNum w:abstractNumId="1" w15:restartNumberingAfterBreak="0">
+    <w:nsid w:val="2171321D"/>
+    <w:multiLevelType w:val="multilevel"/>
+    <w:tmpl w:val="68E48124"/>
+    <w:lvl w:ilvl="0">
+      <w:start w:val="1"/>
+      <w:numFmt w:val="bullet"/>
+      <w:lvlText w:val=""/>
+      <w:lvlJc w:val="left"/>
+      <w:pPr>
+        <w:tabs>
+          <w:tab w:val="num" w:pos="720"/>
+        </w:tabs>
+        <w:ind w:left="720" w:hanging="360"/>
+      </w:pPr>
+      <w:rPr>
+        <w:rFonts w:ascii="Symbol" w:hAnsi="Symbol" w:hint="default"/>
+        <w:sz w:val="20"/>
+      </w:rPr>
+    </w:lvl>
+    <w:lvl w:ilvl="1" w:tentative="1">
+      <w:start w:val="1"/>
+      <w:numFmt w:val="bullet"/>
+      <w:lvlText w:val="o"/>
+      <w:lvlJc w:val="left"/>
+      <w:pPr>
+        <w:tabs>
+          <w:tab w:val="num" w:pos="1440"/>
+        </w:tabs>
+        <w:ind w:left="1440" w:hanging="360"/>
+      </w:pPr>
+      <w:rPr>
+        <w:rFonts w:ascii="Courier New" w:hAnsi="Courier New" w:hint="default"/>
+        <w:sz w:val="20"/>
+      </w:rPr>
+    </w:lvl>
+    <w:lvl w:ilvl="2" w:tentative="1">
+      <w:start w:val="1"/>
+      <w:numFmt w:val="bullet"/>
+      <w:lvlText w:val=""/>
+      <w:lvlJc w:val="left"/>
+      <w:pPr>
+        <w:tabs>
+          <w:tab w:val="num" w:pos="2160"/>
+        </w:tabs>
+        <w:ind w:left="2160" w:hanging="360"/>
+      </w:pPr>
+      <w:rPr>
+        <w:rFonts w:ascii="Wingdings" w:hAnsi="Wingdings" w:hint="default"/>
+        <w:sz w:val="20"/>
+      </w:rPr>
+    </w:lvl>
+    <w:lvl w:ilvl="3" w:tentative="1">
+      <w:start w:val="1"/>
+      <w:numFmt w:val="bullet"/>
+      <w:lvlText w:val=""/>
+      <w:lvlJc w:val="left"/>
+      <w:pPr>
+        <w:tabs>
+          <w:tab w:val="num" w:pos="2880"/>
+        </w:tabs>
+        <w:ind w:left="2880" w:hanging="360"/>
+      </w:pPr>
+      <w:rPr>
+        <w:rFonts w:ascii="Wingdings" w:hAnsi="Wingdings" w:hint="default"/>
+        <w:sz w:val="20"/>
+      </w:rPr>
+    </w:lvl>
+    <w:lvl w:ilvl="4" w:tentative="1">
+      <w:start w:val="1"/>
+      <w:numFmt w:val="bullet"/>
+      <w:lvlText w:val=""/>
+      <w:lvlJc w:val="left"/>
+      <w:pPr>
+        <w:tabs>
+          <w:tab w:val="num" w:pos="3600"/>
+        </w:tabs>
+        <w:ind w:left="3600" w:hanging="360"/>
+      </w:pPr>
+      <w:rPr>
+        <w:rFonts w:ascii="Wingdings" w:hAnsi="Wingdings" w:hint="default"/>
+        <w:sz w:val="20"/>
+      </w:rPr>
+    </w:lvl>
+    <w:lvl w:ilvl="5" w:tentative="1">
+      <w:start w:val="1"/>
+      <w:numFmt w:val="bullet"/>
+      <w:lvlText w:val=""/>
+      <w:lvlJc w:val="left"/>
+      <w:pPr>
+        <w:tabs>
+          <w:tab w:val="num" w:pos="4320"/>
+        </w:tabs>
+        <w:ind w:left="4320" w:hanging="360"/>
+      </w:pPr>
+      <w:rPr>
+        <w:rFonts w:ascii="Wingdings" w:hAnsi="Wingdings" w:hint="default"/>
+        <w:sz w:val="20"/>
+      </w:rPr>
+    </w:lvl>
+    <w:lvl w:ilvl="6" w:tentative="1">
+      <w:start w:val="1"/>
+      <w:numFmt w:val="bullet"/>
+      <w:lvlText w:val=""/>
+      <w:lvlJc w:val="left"/>
+      <w:pPr>
+        <w:tabs>
+          <w:tab w:val="num" w:pos="5040"/>
+        </w:tabs>
+        <w:ind w:left="5040" w:hanging="360"/>
+      </w:pPr>
+      <w:rPr>
+        <w:rFonts w:ascii="Wingdings" w:hAnsi="Wingdings" w:hint="default"/>
+        <w:sz w:val="20"/>
+      </w:rPr>
+    </w:lvl>
+    <w:lvl w:ilvl="7" w:tentative="1">
+      <w:start w:val="1"/>
+      <w:numFmt w:val="bullet"/>
+      <w:lvlText w:val=""/>
+      <w:lvlJc w:val="left"/>
+      <w:pPr>
+        <w:tabs>
+          <w:tab w:val="num" w:pos="5760"/>
+        </w:tabs>
+        <w:ind w:left="5760" w:hanging="360"/>
+      </w:pPr>
+      <w:rPr>
+        <w:rFonts w:ascii="Wingdings" w:hAnsi="Wingdings" w:hint="default"/>
+        <w:sz w:val="20"/>
+      </w:rPr>
+    </w:lvl>
+    <w:lvl w:ilvl="8" w:tentative="1">
+      <w:start w:val="1"/>
+      <w:numFmt w:val="bullet"/>
+      <w:lvlText w:val=""/>
+      <w:lvlJc w:val="left"/>
+      <w:pPr>
+        <w:tabs>
+          <w:tab w:val="num" w:pos="6480"/>
+        </w:tabs>
+        <w:ind w:left="6480" w:hanging="360"/>
+      </w:pPr>
+      <w:rPr>
+        <w:rFonts w:ascii="Wingdings" w:hAnsi="Wingdings" w:hint="default"/>
+        <w:sz w:val="20"/>
+      </w:rPr>
+    </w:lvl>
+  </w:abstractNum>
+  <w:abstractNum w:abstractNumId="2" w15:restartNumberingAfterBreak="0">
     <w:nsid w:val="451C7C4E"/>
     <w:multiLevelType w:val="hybridMultilevel"/>
     <w:tmpl w:val="FFFFFFFF"/>
@@ -5822,7 +6198,7 @@
       </w:rPr>
     </w:lvl>
   </w:abstractNum>
-  <w:abstractNum w:abstractNumId="2" w15:restartNumberingAfterBreak="0">
+  <w:abstractNum w:abstractNumId="3" w15:restartNumberingAfterBreak="0">
     <w:nsid w:val="5EA82F3B"/>
     <w:multiLevelType w:val="hybridMultilevel"/>
     <w:tmpl w:val="FFFFFFFF"/>
@@ -5939,9 +6315,12 @@
     <w:abstractNumId w:val="0"/>
   </w:num>
   <w:num w:numId="2" w16cid:durableId="555318194">
+    <w:abstractNumId w:val="3"/>
+  </w:num>
+  <w:num w:numId="3" w16cid:durableId="858348821">
     <w:abstractNumId w:val="2"/>
   </w:num>
-  <w:num w:numId="3" w16cid:durableId="858348821">
+  <w:num w:numId="4" w16cid:durableId="1798913897">
     <w:abstractNumId w:val="1"/>
   </w:num>
 </w:numbering>

--- a/templates/aktas.docx
+++ b/templates/aktas.docx
@@ -2200,6 +2200,33 @@
           <w:rFonts w:ascii="Times New Roman" w:hAnsi="Times New Roman"/>
         </w:rPr>
       </w:pPr>
+      <w:r>
+        <w:rPr>
+          <w:rFonts w:ascii="Times New Roman" w:hAnsi="Times New Roman"/>
+        </w:rPr>
+        <w:lastRenderedPageBreak/>
+        <w:t>1</w:t>
+      </w:r>
+      <w:r>
+        <w:rPr>
+          <w:rFonts w:ascii="Times New Roman" w:hAnsi="Times New Roman"/>
+        </w:rPr>
+        <w:t xml:space="preserve">. </w:t>
+      </w:r>
+      <w:r>
+        <w:rPr>
+          <w:rFonts w:ascii="Times New Roman" w:hAnsi="Times New Roman"/>
+          <w:b/>
+          <w:bCs/>
+        </w:rPr>
+        <w:t>ĮRENGINIO DIAGNOSTIKA</w:t>
+      </w:r>
+      <w:r>
+        <w:rPr>
+          <w:rFonts w:ascii="Times New Roman" w:hAnsi="Times New Roman"/>
+        </w:rPr>
+        <w:t xml:space="preserve"> </w:t>
+      </w:r>
     </w:p>
     <w:p>
       <w:pPr>
@@ -2207,1351 +2234,1583 @@
           <w:rFonts w:ascii="Times New Roman" w:hAnsi="Times New Roman"/>
         </w:rPr>
       </w:pPr>
-      <w:r>
-        <w:rPr>
-          <w:rFonts w:ascii="Times New Roman" w:hAnsi="Times New Roman"/>
-        </w:rPr>
-        <w:t>1</w:t>
-      </w:r>
+      <w:proofErr w:type="spellStart"/>
+      <w:r>
+        <w:rPr>
+          <w:rFonts w:ascii="Times New Roman" w:hAnsi="Times New Roman"/>
+        </w:rPr>
+        <w:t>Gavusi</w:t>
+      </w:r>
+      <w:proofErr w:type="spellEnd"/>
+      <w:r>
+        <w:rPr>
+          <w:rFonts w:ascii="Times New Roman" w:hAnsi="Times New Roman"/>
+        </w:rPr>
+        <w:t xml:space="preserve"> </w:t>
+      </w:r>
+      <w:proofErr w:type="spellStart"/>
+      <w:r>
+        <w:rPr>
+          <w:rFonts w:ascii="Times New Roman" w:hAnsi="Times New Roman"/>
+        </w:rPr>
+        <w:t>įrenginį</w:t>
+      </w:r>
+      <w:proofErr w:type="spellEnd"/>
+      <w:r>
+        <w:rPr>
+          <w:rFonts w:ascii="Times New Roman" w:hAnsi="Times New Roman"/>
+        </w:rPr>
+        <w:t xml:space="preserve">, </w:t>
+      </w:r>
+      <w:proofErr w:type="spellStart"/>
+      <w:r>
+        <w:rPr>
+          <w:rFonts w:ascii="Times New Roman" w:hAnsi="Times New Roman"/>
+        </w:rPr>
+        <w:t>įmonė</w:t>
+      </w:r>
+      <w:proofErr w:type="spellEnd"/>
+      <w:r>
+        <w:rPr>
+          <w:rFonts w:ascii="Times New Roman" w:hAnsi="Times New Roman"/>
+        </w:rPr>
+        <w:t xml:space="preserve"> 4Office </w:t>
+      </w:r>
+      <w:proofErr w:type="spellStart"/>
+      <w:r>
+        <w:rPr>
+          <w:rFonts w:ascii="Times New Roman" w:hAnsi="Times New Roman"/>
+        </w:rPr>
+        <w:t>atlieka</w:t>
+      </w:r>
+      <w:proofErr w:type="spellEnd"/>
+      <w:r>
+        <w:rPr>
+          <w:rFonts w:ascii="Times New Roman" w:hAnsi="Times New Roman"/>
+        </w:rPr>
+        <w:t xml:space="preserve"> </w:t>
+      </w:r>
+      <w:proofErr w:type="spellStart"/>
+      <w:r>
+        <w:rPr>
+          <w:rFonts w:ascii="Times New Roman" w:hAnsi="Times New Roman"/>
+        </w:rPr>
+        <w:t>įrenginio</w:t>
+      </w:r>
+      <w:proofErr w:type="spellEnd"/>
+      <w:r>
+        <w:rPr>
+          <w:rFonts w:ascii="Times New Roman" w:hAnsi="Times New Roman"/>
+        </w:rPr>
+        <w:t xml:space="preserve"> </w:t>
+      </w:r>
+      <w:proofErr w:type="spellStart"/>
+      <w:r>
+        <w:rPr>
+          <w:rFonts w:ascii="Times New Roman" w:hAnsi="Times New Roman"/>
+        </w:rPr>
+        <w:t>gedimų</w:t>
+      </w:r>
+      <w:proofErr w:type="spellEnd"/>
+      <w:r>
+        <w:rPr>
+          <w:rFonts w:ascii="Times New Roman" w:hAnsi="Times New Roman"/>
+        </w:rPr>
+        <w:t xml:space="preserve"> </w:t>
+      </w:r>
+      <w:proofErr w:type="spellStart"/>
+      <w:r>
+        <w:rPr>
+          <w:rFonts w:ascii="Times New Roman" w:hAnsi="Times New Roman"/>
+        </w:rPr>
+        <w:t>diagnostiką</w:t>
+      </w:r>
+      <w:proofErr w:type="spellEnd"/>
       <w:r>
         <w:rPr>
           <w:rFonts w:ascii="Times New Roman" w:hAnsi="Times New Roman"/>
         </w:rPr>
         <w:t xml:space="preserve">. </w:t>
       </w:r>
-      <w:r>
-        <w:rPr>
-          <w:rFonts w:ascii="Times New Roman" w:hAnsi="Times New Roman"/>
-          <w:b/>
-          <w:bCs/>
-        </w:rPr>
-        <w:t>ĮRENGINIO DIAGNOSTIKA</w:t>
-      </w:r>
-      <w:r>
-        <w:rPr>
-          <w:rFonts w:ascii="Times New Roman" w:hAnsi="Times New Roman"/>
-        </w:rPr>
-        <w:t xml:space="preserve"> </w:t>
+      <w:proofErr w:type="spellStart"/>
+      <w:r>
+        <w:rPr>
+          <w:rFonts w:ascii="Times New Roman" w:hAnsi="Times New Roman"/>
+        </w:rPr>
+        <w:t>Atlikusi</w:t>
+      </w:r>
+      <w:proofErr w:type="spellEnd"/>
+      <w:r>
+        <w:rPr>
+          <w:rFonts w:ascii="Times New Roman" w:hAnsi="Times New Roman"/>
+        </w:rPr>
+        <w:t xml:space="preserve"> </w:t>
+      </w:r>
+      <w:proofErr w:type="spellStart"/>
+      <w:r>
+        <w:rPr>
+          <w:rFonts w:ascii="Times New Roman" w:hAnsi="Times New Roman"/>
+        </w:rPr>
+        <w:t>diagnostiką</w:t>
+      </w:r>
+      <w:proofErr w:type="spellEnd"/>
+      <w:r>
+        <w:rPr>
+          <w:rFonts w:ascii="Times New Roman" w:hAnsi="Times New Roman"/>
+        </w:rPr>
+        <w:t xml:space="preserve">, </w:t>
+      </w:r>
+      <w:r>
+        <w:rPr>
+          <w:rFonts w:ascii="Times New Roman" w:hAnsi="Times New Roman"/>
+        </w:rPr>
+        <w:t>4Office</w:t>
+      </w:r>
+      <w:r>
+        <w:rPr>
+          <w:rFonts w:ascii="Times New Roman" w:hAnsi="Times New Roman"/>
+        </w:rPr>
+        <w:t xml:space="preserve"> </w:t>
+      </w:r>
+      <w:proofErr w:type="spellStart"/>
+      <w:r>
+        <w:rPr>
+          <w:rFonts w:ascii="Times New Roman" w:hAnsi="Times New Roman"/>
+        </w:rPr>
+        <w:t>nustato</w:t>
+      </w:r>
+      <w:proofErr w:type="spellEnd"/>
+      <w:r>
+        <w:rPr>
+          <w:rFonts w:ascii="Times New Roman" w:hAnsi="Times New Roman"/>
+        </w:rPr>
+        <w:t xml:space="preserve"> </w:t>
+      </w:r>
+      <w:proofErr w:type="spellStart"/>
+      <w:r>
+        <w:rPr>
+          <w:rFonts w:ascii="Times New Roman" w:hAnsi="Times New Roman"/>
+        </w:rPr>
+        <w:t>įrenginio</w:t>
+      </w:r>
+      <w:proofErr w:type="spellEnd"/>
+      <w:r>
+        <w:rPr>
+          <w:rFonts w:ascii="Times New Roman" w:hAnsi="Times New Roman"/>
+        </w:rPr>
+        <w:t xml:space="preserve"> </w:t>
+      </w:r>
+      <w:proofErr w:type="spellStart"/>
+      <w:r>
+        <w:rPr>
+          <w:rFonts w:ascii="Times New Roman" w:hAnsi="Times New Roman"/>
+        </w:rPr>
+        <w:t>gedimą</w:t>
+      </w:r>
+      <w:proofErr w:type="spellEnd"/>
+      <w:r>
+        <w:rPr>
+          <w:rFonts w:ascii="Times New Roman" w:hAnsi="Times New Roman"/>
+        </w:rPr>
+        <w:t>(-us)</w:t>
+      </w:r>
+      <w:r>
+        <w:rPr>
+          <w:rFonts w:ascii="Times New Roman" w:hAnsi="Times New Roman"/>
+        </w:rPr>
+        <w:t xml:space="preserve">, </w:t>
+      </w:r>
+      <w:proofErr w:type="spellStart"/>
+      <w:r>
+        <w:rPr>
+          <w:rFonts w:ascii="Times New Roman" w:hAnsi="Times New Roman"/>
+        </w:rPr>
+        <w:t>į</w:t>
+      </w:r>
+      <w:r>
+        <w:rPr>
+          <w:rFonts w:ascii="Times New Roman" w:hAnsi="Times New Roman"/>
+        </w:rPr>
+        <w:t>vertina</w:t>
+      </w:r>
+      <w:proofErr w:type="spellEnd"/>
+      <w:r>
+        <w:rPr>
+          <w:rFonts w:ascii="Times New Roman" w:hAnsi="Times New Roman"/>
+        </w:rPr>
+        <w:t xml:space="preserve"> </w:t>
+      </w:r>
+      <w:proofErr w:type="spellStart"/>
+      <w:r>
+        <w:rPr>
+          <w:rFonts w:ascii="Times New Roman" w:hAnsi="Times New Roman"/>
+        </w:rPr>
+        <w:t>įrenginio</w:t>
+      </w:r>
+      <w:proofErr w:type="spellEnd"/>
+      <w:r>
+        <w:rPr>
+          <w:rFonts w:ascii="Times New Roman" w:hAnsi="Times New Roman"/>
+        </w:rPr>
+        <w:t xml:space="preserve"> </w:t>
+      </w:r>
+      <w:proofErr w:type="spellStart"/>
+      <w:r>
+        <w:rPr>
+          <w:rFonts w:ascii="Times New Roman" w:hAnsi="Times New Roman"/>
+        </w:rPr>
+        <w:t>remonto</w:t>
+      </w:r>
+      <w:proofErr w:type="spellEnd"/>
+      <w:r>
+        <w:rPr>
+          <w:rFonts w:ascii="Times New Roman" w:hAnsi="Times New Roman"/>
+        </w:rPr>
+        <w:t xml:space="preserve"> </w:t>
+      </w:r>
+      <w:proofErr w:type="spellStart"/>
+      <w:r>
+        <w:rPr>
+          <w:rFonts w:ascii="Times New Roman" w:hAnsi="Times New Roman"/>
+        </w:rPr>
+        <w:t>darbų</w:t>
+      </w:r>
+      <w:proofErr w:type="spellEnd"/>
+      <w:r>
+        <w:rPr>
+          <w:rFonts w:ascii="Times New Roman" w:hAnsi="Times New Roman"/>
+        </w:rPr>
+        <w:t xml:space="preserve"> </w:t>
+      </w:r>
+      <w:proofErr w:type="spellStart"/>
+      <w:r>
+        <w:rPr>
+          <w:rFonts w:ascii="Times New Roman" w:hAnsi="Times New Roman"/>
+        </w:rPr>
+        <w:t>išlaidas</w:t>
+      </w:r>
+      <w:proofErr w:type="spellEnd"/>
+      <w:r>
+        <w:rPr>
+          <w:rFonts w:ascii="Times New Roman" w:hAnsi="Times New Roman"/>
+        </w:rPr>
+        <w:t>.</w:t>
+      </w:r>
+      <w:r>
+        <w:rPr>
+          <w:rFonts w:ascii="Times New Roman" w:hAnsi="Times New Roman"/>
+        </w:rPr>
+        <w:t xml:space="preserve"> </w:t>
+      </w:r>
+      <w:proofErr w:type="spellStart"/>
+      <w:r>
+        <w:rPr>
+          <w:rFonts w:ascii="Times New Roman" w:hAnsi="Times New Roman"/>
+        </w:rPr>
+        <w:t>Diagnostika</w:t>
+      </w:r>
+      <w:proofErr w:type="spellEnd"/>
+      <w:r>
+        <w:rPr>
+          <w:rFonts w:ascii="Times New Roman" w:hAnsi="Times New Roman"/>
+        </w:rPr>
+        <w:t xml:space="preserve"> </w:t>
+      </w:r>
+      <w:proofErr w:type="spellStart"/>
+      <w:r>
+        <w:rPr>
+          <w:rFonts w:ascii="Times New Roman" w:hAnsi="Times New Roman"/>
+        </w:rPr>
+        <w:t>atliekama</w:t>
+      </w:r>
+      <w:proofErr w:type="spellEnd"/>
+      <w:r>
+        <w:rPr>
+          <w:rFonts w:ascii="Times New Roman" w:hAnsi="Times New Roman"/>
+        </w:rPr>
+        <w:t xml:space="preserve"> per 2 </w:t>
+      </w:r>
+      <w:proofErr w:type="spellStart"/>
+      <w:r>
+        <w:rPr>
+          <w:rFonts w:ascii="Times New Roman" w:hAnsi="Times New Roman"/>
+        </w:rPr>
+        <w:t>d.d.</w:t>
+      </w:r>
+      <w:proofErr w:type="spellEnd"/>
+      <w:r>
+        <w:rPr>
+          <w:rFonts w:ascii="Times New Roman" w:hAnsi="Times New Roman"/>
+        </w:rPr>
+        <w:t xml:space="preserve"> </w:t>
+      </w:r>
+      <w:proofErr w:type="spellStart"/>
+      <w:r>
+        <w:rPr>
+          <w:rFonts w:ascii="Times New Roman" w:hAnsi="Times New Roman"/>
+        </w:rPr>
+        <w:t>nuo</w:t>
+      </w:r>
+      <w:proofErr w:type="spellEnd"/>
+      <w:r>
+        <w:rPr>
+          <w:rFonts w:ascii="Times New Roman" w:hAnsi="Times New Roman"/>
+        </w:rPr>
+        <w:t xml:space="preserve"> </w:t>
+      </w:r>
+      <w:proofErr w:type="spellStart"/>
+      <w:r>
+        <w:rPr>
+          <w:rFonts w:ascii="Times New Roman" w:hAnsi="Times New Roman"/>
+        </w:rPr>
+        <w:t>sekančios</w:t>
+      </w:r>
+      <w:proofErr w:type="spellEnd"/>
+      <w:r>
+        <w:rPr>
+          <w:rFonts w:ascii="Times New Roman" w:hAnsi="Times New Roman"/>
+        </w:rPr>
+        <w:t xml:space="preserve"> </w:t>
+      </w:r>
+      <w:proofErr w:type="spellStart"/>
+      <w:r>
+        <w:rPr>
+          <w:rFonts w:ascii="Times New Roman" w:hAnsi="Times New Roman"/>
+        </w:rPr>
+        <w:t>įrenginio</w:t>
+      </w:r>
+      <w:proofErr w:type="spellEnd"/>
+      <w:r>
+        <w:rPr>
+          <w:rFonts w:ascii="Times New Roman" w:hAnsi="Times New Roman"/>
+        </w:rPr>
+        <w:t xml:space="preserve"> </w:t>
+      </w:r>
+      <w:proofErr w:type="spellStart"/>
+      <w:r>
+        <w:rPr>
+          <w:rFonts w:ascii="Times New Roman" w:hAnsi="Times New Roman"/>
+        </w:rPr>
+        <w:t>priėmimo</w:t>
+      </w:r>
+      <w:proofErr w:type="spellEnd"/>
+      <w:r>
+        <w:rPr>
+          <w:rFonts w:ascii="Times New Roman" w:hAnsi="Times New Roman"/>
+        </w:rPr>
+        <w:t xml:space="preserve"> </w:t>
+      </w:r>
+      <w:proofErr w:type="spellStart"/>
+      <w:r>
+        <w:rPr>
+          <w:rFonts w:ascii="Times New Roman" w:hAnsi="Times New Roman"/>
+        </w:rPr>
+        <w:t>dienos</w:t>
+      </w:r>
+      <w:proofErr w:type="spellEnd"/>
+      <w:r>
+        <w:rPr>
+          <w:rFonts w:ascii="Times New Roman" w:hAnsi="Times New Roman"/>
+        </w:rPr>
+        <w:t>.</w:t>
       </w:r>
     </w:p>
     <w:p>
       <w:pPr>
         <w:rPr>
           <w:rFonts w:ascii="Times New Roman" w:hAnsi="Times New Roman"/>
+          <w:b/>
+          <w:bCs/>
         </w:rPr>
       </w:pPr>
-      <w:proofErr w:type="spellStart"/>
-      <w:r>
-        <w:rPr>
-          <w:rFonts w:ascii="Times New Roman" w:hAnsi="Times New Roman"/>
-        </w:rPr>
-        <w:t>Gavusi</w:t>
-      </w:r>
-      <w:proofErr w:type="spellEnd"/>
-      <w:r>
-        <w:rPr>
-          <w:rFonts w:ascii="Times New Roman" w:hAnsi="Times New Roman"/>
-        </w:rPr>
-        <w:t xml:space="preserve"> </w:t>
-      </w:r>
-      <w:proofErr w:type="spellStart"/>
-      <w:r>
-        <w:rPr>
-          <w:rFonts w:ascii="Times New Roman" w:hAnsi="Times New Roman"/>
-        </w:rPr>
-        <w:t>įrenginį</w:t>
-      </w:r>
-      <w:proofErr w:type="spellEnd"/>
-      <w:r>
-        <w:rPr>
-          <w:rFonts w:ascii="Times New Roman" w:hAnsi="Times New Roman"/>
-        </w:rPr>
-        <w:t xml:space="preserve">, </w:t>
-      </w:r>
-      <w:proofErr w:type="spellStart"/>
-      <w:r>
-        <w:rPr>
-          <w:rFonts w:ascii="Times New Roman" w:hAnsi="Times New Roman"/>
-        </w:rPr>
-        <w:t>įmonė</w:t>
-      </w:r>
-      <w:proofErr w:type="spellEnd"/>
-      <w:r>
-        <w:rPr>
-          <w:rFonts w:ascii="Times New Roman" w:hAnsi="Times New Roman"/>
-        </w:rPr>
-        <w:t xml:space="preserve"> 4Office </w:t>
-      </w:r>
-      <w:proofErr w:type="spellStart"/>
-      <w:r>
-        <w:rPr>
-          <w:rFonts w:ascii="Times New Roman" w:hAnsi="Times New Roman"/>
-        </w:rPr>
-        <w:t>atlieka</w:t>
-      </w:r>
-      <w:proofErr w:type="spellEnd"/>
-      <w:r>
-        <w:rPr>
-          <w:rFonts w:ascii="Times New Roman" w:hAnsi="Times New Roman"/>
-        </w:rPr>
-        <w:t xml:space="preserve"> </w:t>
-      </w:r>
-      <w:proofErr w:type="spellStart"/>
-      <w:r>
-        <w:rPr>
-          <w:rFonts w:ascii="Times New Roman" w:hAnsi="Times New Roman"/>
-        </w:rPr>
-        <w:t>įrenginio</w:t>
-      </w:r>
-      <w:proofErr w:type="spellEnd"/>
-      <w:r>
-        <w:rPr>
-          <w:rFonts w:ascii="Times New Roman" w:hAnsi="Times New Roman"/>
-        </w:rPr>
-        <w:t xml:space="preserve"> </w:t>
-      </w:r>
-      <w:proofErr w:type="spellStart"/>
-      <w:r>
-        <w:rPr>
-          <w:rFonts w:ascii="Times New Roman" w:hAnsi="Times New Roman"/>
-        </w:rPr>
-        <w:t>gedimų</w:t>
-      </w:r>
-      <w:proofErr w:type="spellEnd"/>
-      <w:r>
-        <w:rPr>
-          <w:rFonts w:ascii="Times New Roman" w:hAnsi="Times New Roman"/>
-        </w:rPr>
-        <w:t xml:space="preserve"> </w:t>
-      </w:r>
-      <w:proofErr w:type="spellStart"/>
-      <w:r>
-        <w:rPr>
-          <w:rFonts w:ascii="Times New Roman" w:hAnsi="Times New Roman"/>
-        </w:rPr>
-        <w:t>diagnostiką</w:t>
-      </w:r>
-      <w:proofErr w:type="spellEnd"/>
-      <w:r>
-        <w:rPr>
-          <w:rFonts w:ascii="Times New Roman" w:hAnsi="Times New Roman"/>
-        </w:rPr>
-        <w:t xml:space="preserve">. </w:t>
-      </w:r>
-      <w:proofErr w:type="spellStart"/>
-      <w:r>
-        <w:rPr>
-          <w:rFonts w:ascii="Times New Roman" w:hAnsi="Times New Roman"/>
-        </w:rPr>
-        <w:t>Atlikusi</w:t>
-      </w:r>
-      <w:proofErr w:type="spellEnd"/>
-      <w:r>
-        <w:rPr>
-          <w:rFonts w:ascii="Times New Roman" w:hAnsi="Times New Roman"/>
-        </w:rPr>
-        <w:t xml:space="preserve"> </w:t>
-      </w:r>
-      <w:proofErr w:type="spellStart"/>
-      <w:r>
-        <w:rPr>
-          <w:rFonts w:ascii="Times New Roman" w:hAnsi="Times New Roman"/>
-        </w:rPr>
-        <w:t>diagnostiką</w:t>
-      </w:r>
-      <w:proofErr w:type="spellEnd"/>
-      <w:r>
-        <w:rPr>
-          <w:rFonts w:ascii="Times New Roman" w:hAnsi="Times New Roman"/>
-        </w:rPr>
-        <w:t xml:space="preserve">, </w:t>
-      </w:r>
-      <w:r>
-        <w:rPr>
-          <w:rFonts w:ascii="Times New Roman" w:hAnsi="Times New Roman"/>
-        </w:rPr>
-        <w:t>4Office</w:t>
-      </w:r>
-      <w:r>
-        <w:rPr>
-          <w:rFonts w:ascii="Times New Roman" w:hAnsi="Times New Roman"/>
-        </w:rPr>
-        <w:t xml:space="preserve"> </w:t>
-      </w:r>
-      <w:proofErr w:type="spellStart"/>
-      <w:r>
-        <w:rPr>
-          <w:rFonts w:ascii="Times New Roman" w:hAnsi="Times New Roman"/>
-        </w:rPr>
-        <w:t>nustato</w:t>
-      </w:r>
-      <w:proofErr w:type="spellEnd"/>
-      <w:r>
-        <w:rPr>
-          <w:rFonts w:ascii="Times New Roman" w:hAnsi="Times New Roman"/>
-        </w:rPr>
-        <w:t xml:space="preserve"> </w:t>
-      </w:r>
-      <w:proofErr w:type="spellStart"/>
-      <w:r>
-        <w:rPr>
-          <w:rFonts w:ascii="Times New Roman" w:hAnsi="Times New Roman"/>
-        </w:rPr>
-        <w:t>įrenginio</w:t>
-      </w:r>
-      <w:proofErr w:type="spellEnd"/>
-      <w:r>
-        <w:rPr>
-          <w:rFonts w:ascii="Times New Roman" w:hAnsi="Times New Roman"/>
-        </w:rPr>
-        <w:t xml:space="preserve"> </w:t>
-      </w:r>
-      <w:proofErr w:type="spellStart"/>
-      <w:r>
-        <w:rPr>
-          <w:rFonts w:ascii="Times New Roman" w:hAnsi="Times New Roman"/>
-        </w:rPr>
-        <w:t>gedimą</w:t>
-      </w:r>
-      <w:proofErr w:type="spellEnd"/>
-      <w:r>
-        <w:rPr>
-          <w:rFonts w:ascii="Times New Roman" w:hAnsi="Times New Roman"/>
-        </w:rPr>
-        <w:t>(-us)</w:t>
-      </w:r>
-      <w:r>
-        <w:rPr>
-          <w:rFonts w:ascii="Times New Roman" w:hAnsi="Times New Roman"/>
-        </w:rPr>
-        <w:t xml:space="preserve">, </w:t>
-      </w:r>
-      <w:proofErr w:type="spellStart"/>
-      <w:r>
-        <w:rPr>
-          <w:rFonts w:ascii="Times New Roman" w:hAnsi="Times New Roman"/>
-        </w:rPr>
-        <w:t>į</w:t>
-      </w:r>
-      <w:r>
-        <w:rPr>
-          <w:rFonts w:ascii="Times New Roman" w:hAnsi="Times New Roman"/>
-        </w:rPr>
-        <w:t>vertina</w:t>
-      </w:r>
-      <w:proofErr w:type="spellEnd"/>
-      <w:r>
-        <w:rPr>
-          <w:rFonts w:ascii="Times New Roman" w:hAnsi="Times New Roman"/>
-        </w:rPr>
-        <w:t xml:space="preserve"> </w:t>
-      </w:r>
-      <w:proofErr w:type="spellStart"/>
-      <w:r>
-        <w:rPr>
-          <w:rFonts w:ascii="Times New Roman" w:hAnsi="Times New Roman"/>
-        </w:rPr>
-        <w:t>įrenginio</w:t>
-      </w:r>
-      <w:proofErr w:type="spellEnd"/>
-      <w:r>
-        <w:rPr>
-          <w:rFonts w:ascii="Times New Roman" w:hAnsi="Times New Roman"/>
-        </w:rPr>
-        <w:t xml:space="preserve"> </w:t>
-      </w:r>
-      <w:proofErr w:type="spellStart"/>
-      <w:r>
-        <w:rPr>
-          <w:rFonts w:ascii="Times New Roman" w:hAnsi="Times New Roman"/>
-        </w:rPr>
-        <w:t>remonto</w:t>
-      </w:r>
-      <w:proofErr w:type="spellEnd"/>
-      <w:r>
-        <w:rPr>
-          <w:rFonts w:ascii="Times New Roman" w:hAnsi="Times New Roman"/>
-        </w:rPr>
-        <w:t xml:space="preserve"> </w:t>
-      </w:r>
-      <w:proofErr w:type="spellStart"/>
-      <w:r>
-        <w:rPr>
-          <w:rFonts w:ascii="Times New Roman" w:hAnsi="Times New Roman"/>
-        </w:rPr>
-        <w:t>darbų</w:t>
-      </w:r>
-      <w:proofErr w:type="spellEnd"/>
-      <w:r>
-        <w:rPr>
-          <w:rFonts w:ascii="Times New Roman" w:hAnsi="Times New Roman"/>
-        </w:rPr>
-        <w:t xml:space="preserve"> </w:t>
-      </w:r>
-      <w:proofErr w:type="spellStart"/>
-      <w:r>
-        <w:rPr>
-          <w:rFonts w:ascii="Times New Roman" w:hAnsi="Times New Roman"/>
-        </w:rPr>
-        <w:t>išlaidas</w:t>
-      </w:r>
-      <w:proofErr w:type="spellEnd"/>
-      <w:r>
-        <w:rPr>
-          <w:rFonts w:ascii="Times New Roman" w:hAnsi="Times New Roman"/>
-        </w:rPr>
-        <w:t>.</w:t>
-      </w:r>
-      <w:r>
-        <w:rPr>
-          <w:rFonts w:ascii="Times New Roman" w:hAnsi="Times New Roman"/>
-        </w:rPr>
-        <w:t xml:space="preserve"> </w:t>
-      </w:r>
-      <w:proofErr w:type="spellStart"/>
-      <w:r>
-        <w:rPr>
-          <w:rFonts w:ascii="Times New Roman" w:hAnsi="Times New Roman"/>
-        </w:rPr>
-        <w:t>Diagnostika</w:t>
-      </w:r>
-      <w:proofErr w:type="spellEnd"/>
-      <w:r>
-        <w:rPr>
-          <w:rFonts w:ascii="Times New Roman" w:hAnsi="Times New Roman"/>
-        </w:rPr>
-        <w:t xml:space="preserve"> </w:t>
-      </w:r>
-      <w:proofErr w:type="spellStart"/>
-      <w:r>
-        <w:rPr>
-          <w:rFonts w:ascii="Times New Roman" w:hAnsi="Times New Roman"/>
-        </w:rPr>
-        <w:t>atliekama</w:t>
-      </w:r>
-      <w:proofErr w:type="spellEnd"/>
-      <w:r>
-        <w:rPr>
-          <w:rFonts w:ascii="Times New Roman" w:hAnsi="Times New Roman"/>
-        </w:rPr>
-        <w:t xml:space="preserve"> per 2 </w:t>
-      </w:r>
-      <w:proofErr w:type="spellStart"/>
-      <w:r>
-        <w:rPr>
-          <w:rFonts w:ascii="Times New Roman" w:hAnsi="Times New Roman"/>
-        </w:rPr>
-        <w:t>d.d.</w:t>
-      </w:r>
-      <w:proofErr w:type="spellEnd"/>
-      <w:r>
-        <w:rPr>
-          <w:rFonts w:ascii="Times New Roman" w:hAnsi="Times New Roman"/>
-        </w:rPr>
-        <w:t xml:space="preserve"> </w:t>
-      </w:r>
-      <w:proofErr w:type="spellStart"/>
-      <w:r>
-        <w:rPr>
-          <w:rFonts w:ascii="Times New Roman" w:hAnsi="Times New Roman"/>
-        </w:rPr>
-        <w:t>nuo</w:t>
-      </w:r>
-      <w:proofErr w:type="spellEnd"/>
-      <w:r>
-        <w:rPr>
-          <w:rFonts w:ascii="Times New Roman" w:hAnsi="Times New Roman"/>
-        </w:rPr>
-        <w:t xml:space="preserve"> </w:t>
-      </w:r>
-      <w:proofErr w:type="spellStart"/>
-      <w:r>
-        <w:rPr>
-          <w:rFonts w:ascii="Times New Roman" w:hAnsi="Times New Roman"/>
-        </w:rPr>
-        <w:t>sekančios</w:t>
-      </w:r>
-      <w:proofErr w:type="spellEnd"/>
-      <w:r>
-        <w:rPr>
-          <w:rFonts w:ascii="Times New Roman" w:hAnsi="Times New Roman"/>
-        </w:rPr>
-        <w:t xml:space="preserve"> </w:t>
-      </w:r>
-      <w:proofErr w:type="spellStart"/>
-      <w:r>
-        <w:rPr>
-          <w:rFonts w:ascii="Times New Roman" w:hAnsi="Times New Roman"/>
-        </w:rPr>
-        <w:t>įrenginio</w:t>
-      </w:r>
-      <w:proofErr w:type="spellEnd"/>
-      <w:r>
-        <w:rPr>
-          <w:rFonts w:ascii="Times New Roman" w:hAnsi="Times New Roman"/>
-        </w:rPr>
-        <w:t xml:space="preserve"> </w:t>
-      </w:r>
-      <w:proofErr w:type="spellStart"/>
-      <w:r>
-        <w:rPr>
-          <w:rFonts w:ascii="Times New Roman" w:hAnsi="Times New Roman"/>
-        </w:rPr>
-        <w:t>priėmimo</w:t>
-      </w:r>
-      <w:proofErr w:type="spellEnd"/>
-      <w:r>
-        <w:rPr>
-          <w:rFonts w:ascii="Times New Roman" w:hAnsi="Times New Roman"/>
-        </w:rPr>
-        <w:t xml:space="preserve"> </w:t>
-      </w:r>
-      <w:proofErr w:type="spellStart"/>
-      <w:r>
-        <w:rPr>
-          <w:rFonts w:ascii="Times New Roman" w:hAnsi="Times New Roman"/>
-        </w:rPr>
-        <w:t>dienos</w:t>
-      </w:r>
-      <w:proofErr w:type="spellEnd"/>
-      <w:r>
-        <w:rPr>
-          <w:rFonts w:ascii="Times New Roman" w:hAnsi="Times New Roman"/>
-        </w:rPr>
-        <w:t>.</w:t>
+      <w:r>
+        <w:rPr>
+          <w:rFonts w:ascii="Times New Roman" w:hAnsi="Times New Roman"/>
+          <w:b/>
+          <w:bCs/>
+        </w:rPr>
+        <w:t>2</w:t>
+      </w:r>
+      <w:r>
+        <w:rPr>
+          <w:rFonts w:ascii="Times New Roman" w:hAnsi="Times New Roman"/>
+          <w:b/>
+          <w:bCs/>
+        </w:rPr>
+        <w:t>. SAVININKO INFORMAVIMAS APIE REMONTO DARBŲ PRADŽIĄ</w:t>
       </w:r>
     </w:p>
     <w:p>
       <w:pPr>
         <w:rPr>
           <w:rFonts w:ascii="Times New Roman" w:hAnsi="Times New Roman"/>
-          <w:b/>
-          <w:bCs/>
         </w:rPr>
       </w:pPr>
       <w:r>
         <w:rPr>
           <w:rFonts w:ascii="Times New Roman" w:hAnsi="Times New Roman"/>
-          <w:b/>
-          <w:bCs/>
-        </w:rPr>
-        <w:t>2</w:t>
-      </w:r>
-      <w:r>
-        <w:rPr>
-          <w:rFonts w:ascii="Times New Roman" w:hAnsi="Times New Roman"/>
-          <w:b/>
-          <w:bCs/>
-        </w:rPr>
-        <w:t>. SAVININKO INFORMAVIMAS APIE REMONTO DARBŲ PRADŽIĄ</w:t>
+        </w:rPr>
+        <w:t xml:space="preserve">SAVININKAS </w:t>
+      </w:r>
+      <w:proofErr w:type="spellStart"/>
+      <w:r>
+        <w:rPr>
+          <w:rFonts w:ascii="Times New Roman" w:hAnsi="Times New Roman"/>
+        </w:rPr>
+        <w:t>informuojamas</w:t>
+      </w:r>
+      <w:proofErr w:type="spellEnd"/>
+      <w:r>
+        <w:rPr>
+          <w:rFonts w:ascii="Times New Roman" w:hAnsi="Times New Roman"/>
+        </w:rPr>
+        <w:t xml:space="preserve"> </w:t>
+      </w:r>
+      <w:proofErr w:type="spellStart"/>
+      <w:r>
+        <w:rPr>
+          <w:rFonts w:ascii="Times New Roman" w:hAnsi="Times New Roman"/>
+        </w:rPr>
+        <w:t>remiantis</w:t>
+      </w:r>
+      <w:proofErr w:type="spellEnd"/>
+      <w:r>
+        <w:rPr>
+          <w:rFonts w:ascii="Times New Roman" w:hAnsi="Times New Roman"/>
+        </w:rPr>
+        <w:t xml:space="preserve"> jo </w:t>
+      </w:r>
+      <w:proofErr w:type="spellStart"/>
+      <w:r>
+        <w:rPr>
+          <w:rFonts w:ascii="Times New Roman" w:hAnsi="Times New Roman"/>
+        </w:rPr>
+        <w:t>nurodyta</w:t>
+      </w:r>
+      <w:proofErr w:type="spellEnd"/>
+      <w:r>
+        <w:rPr>
+          <w:rFonts w:ascii="Times New Roman" w:hAnsi="Times New Roman"/>
+        </w:rPr>
+        <w:t xml:space="preserve"> </w:t>
+      </w:r>
+      <w:proofErr w:type="spellStart"/>
+      <w:r>
+        <w:rPr>
+          <w:rFonts w:ascii="Times New Roman" w:hAnsi="Times New Roman"/>
+        </w:rPr>
+        <w:t>kontaktine</w:t>
+      </w:r>
+      <w:proofErr w:type="spellEnd"/>
+      <w:r>
+        <w:rPr>
+          <w:rFonts w:ascii="Times New Roman" w:hAnsi="Times New Roman"/>
+        </w:rPr>
+        <w:t xml:space="preserve"> </w:t>
+      </w:r>
+      <w:proofErr w:type="spellStart"/>
+      <w:r>
+        <w:rPr>
+          <w:rFonts w:ascii="Times New Roman" w:hAnsi="Times New Roman"/>
+        </w:rPr>
+        <w:t>informacija</w:t>
+      </w:r>
+      <w:proofErr w:type="spellEnd"/>
+      <w:r>
+        <w:rPr>
+          <w:rFonts w:ascii="Times New Roman" w:hAnsi="Times New Roman"/>
+        </w:rPr>
+        <w:t xml:space="preserve"> (</w:t>
+      </w:r>
+      <w:proofErr w:type="spellStart"/>
+      <w:r>
+        <w:rPr>
+          <w:rFonts w:ascii="Times New Roman" w:hAnsi="Times New Roman"/>
+        </w:rPr>
+        <w:t>telefonu</w:t>
+      </w:r>
+      <w:proofErr w:type="spellEnd"/>
+      <w:r>
+        <w:rPr>
+          <w:rFonts w:ascii="Times New Roman" w:hAnsi="Times New Roman"/>
+        </w:rPr>
+        <w:t xml:space="preserve">, el. </w:t>
+      </w:r>
+      <w:proofErr w:type="spellStart"/>
+      <w:r>
+        <w:rPr>
+          <w:rFonts w:ascii="Times New Roman" w:hAnsi="Times New Roman"/>
+        </w:rPr>
+        <w:t>paštu</w:t>
+      </w:r>
+      <w:proofErr w:type="spellEnd"/>
+      <w:r>
+        <w:rPr>
+          <w:rFonts w:ascii="Times New Roman" w:hAnsi="Times New Roman"/>
+        </w:rPr>
+        <w:t xml:space="preserve">), iš </w:t>
+      </w:r>
+      <w:proofErr w:type="spellStart"/>
+      <w:r>
+        <w:rPr>
+          <w:rFonts w:ascii="Times New Roman" w:hAnsi="Times New Roman"/>
+        </w:rPr>
+        <w:t>pradžių</w:t>
+      </w:r>
+      <w:proofErr w:type="spellEnd"/>
+      <w:r>
+        <w:rPr>
+          <w:rFonts w:ascii="Times New Roman" w:hAnsi="Times New Roman"/>
+        </w:rPr>
+        <w:t xml:space="preserve"> </w:t>
+      </w:r>
+      <w:proofErr w:type="spellStart"/>
+      <w:r>
+        <w:rPr>
+          <w:rFonts w:ascii="Times New Roman" w:hAnsi="Times New Roman"/>
+        </w:rPr>
+        <w:t>informuojant</w:t>
+      </w:r>
+      <w:proofErr w:type="spellEnd"/>
+      <w:r>
+        <w:rPr>
+          <w:rFonts w:ascii="Times New Roman" w:hAnsi="Times New Roman"/>
+        </w:rPr>
+        <w:t xml:space="preserve"> SAVININKĄ </w:t>
+      </w:r>
+      <w:proofErr w:type="spellStart"/>
+      <w:r>
+        <w:rPr>
+          <w:rFonts w:ascii="Times New Roman" w:hAnsi="Times New Roman"/>
+        </w:rPr>
+        <w:t>telefonu</w:t>
+      </w:r>
+      <w:proofErr w:type="spellEnd"/>
+      <w:r>
+        <w:rPr>
+          <w:rFonts w:ascii="Times New Roman" w:hAnsi="Times New Roman"/>
+        </w:rPr>
+        <w:t xml:space="preserve"> – </w:t>
+      </w:r>
+      <w:proofErr w:type="spellStart"/>
+      <w:r>
+        <w:rPr>
+          <w:rFonts w:ascii="Times New Roman" w:hAnsi="Times New Roman"/>
+        </w:rPr>
+        <w:t>skambinant</w:t>
+      </w:r>
+      <w:proofErr w:type="spellEnd"/>
+      <w:r>
+        <w:rPr>
+          <w:rFonts w:ascii="Times New Roman" w:hAnsi="Times New Roman"/>
+        </w:rPr>
+        <w:t xml:space="preserve"> </w:t>
+      </w:r>
+      <w:proofErr w:type="spellStart"/>
+      <w:r>
+        <w:rPr>
+          <w:rFonts w:ascii="Times New Roman" w:hAnsi="Times New Roman"/>
+        </w:rPr>
+        <w:t>ar</w:t>
+      </w:r>
+      <w:proofErr w:type="spellEnd"/>
+      <w:r>
+        <w:rPr>
+          <w:rFonts w:ascii="Times New Roman" w:hAnsi="Times New Roman"/>
+        </w:rPr>
+        <w:t xml:space="preserve"> </w:t>
+      </w:r>
+      <w:proofErr w:type="spellStart"/>
+      <w:r>
+        <w:rPr>
+          <w:rFonts w:ascii="Times New Roman" w:hAnsi="Times New Roman"/>
+        </w:rPr>
+        <w:t>išsiunčiant</w:t>
+      </w:r>
+      <w:proofErr w:type="spellEnd"/>
+      <w:r>
+        <w:rPr>
+          <w:rFonts w:ascii="Times New Roman" w:hAnsi="Times New Roman"/>
+        </w:rPr>
+        <w:t xml:space="preserve"> SMS.</w:t>
       </w:r>
     </w:p>
     <w:p>
       <w:pPr>
         <w:rPr>
           <w:rFonts w:ascii="Times New Roman" w:hAnsi="Times New Roman"/>
+          <w:b/>
+          <w:bCs/>
         </w:rPr>
       </w:pPr>
       <w:r>
         <w:rPr>
           <w:rFonts w:ascii="Times New Roman" w:hAnsi="Times New Roman"/>
-        </w:rPr>
-        <w:t xml:space="preserve">SAVININKAS </w:t>
-      </w:r>
-      <w:proofErr w:type="spellStart"/>
-      <w:r>
-        <w:rPr>
-          <w:rFonts w:ascii="Times New Roman" w:hAnsi="Times New Roman"/>
-        </w:rPr>
-        <w:t>informuojamas</w:t>
-      </w:r>
-      <w:proofErr w:type="spellEnd"/>
-      <w:r>
-        <w:rPr>
-          <w:rFonts w:ascii="Times New Roman" w:hAnsi="Times New Roman"/>
-        </w:rPr>
-        <w:t xml:space="preserve"> </w:t>
-      </w:r>
-      <w:proofErr w:type="spellStart"/>
-      <w:r>
-        <w:rPr>
-          <w:rFonts w:ascii="Times New Roman" w:hAnsi="Times New Roman"/>
-        </w:rPr>
-        <w:t>remiantis</w:t>
-      </w:r>
-      <w:proofErr w:type="spellEnd"/>
-      <w:r>
-        <w:rPr>
-          <w:rFonts w:ascii="Times New Roman" w:hAnsi="Times New Roman"/>
-        </w:rPr>
-        <w:t xml:space="preserve"> jo </w:t>
-      </w:r>
-      <w:proofErr w:type="spellStart"/>
-      <w:r>
-        <w:rPr>
-          <w:rFonts w:ascii="Times New Roman" w:hAnsi="Times New Roman"/>
-        </w:rPr>
-        <w:t>nurodyta</w:t>
-      </w:r>
-      <w:proofErr w:type="spellEnd"/>
-      <w:r>
-        <w:rPr>
-          <w:rFonts w:ascii="Times New Roman" w:hAnsi="Times New Roman"/>
-        </w:rPr>
-        <w:t xml:space="preserve"> </w:t>
-      </w:r>
-      <w:proofErr w:type="spellStart"/>
-      <w:r>
-        <w:rPr>
-          <w:rFonts w:ascii="Times New Roman" w:hAnsi="Times New Roman"/>
-        </w:rPr>
-        <w:t>kontaktine</w:t>
-      </w:r>
-      <w:proofErr w:type="spellEnd"/>
-      <w:r>
-        <w:rPr>
-          <w:rFonts w:ascii="Times New Roman" w:hAnsi="Times New Roman"/>
-        </w:rPr>
-        <w:t xml:space="preserve"> </w:t>
-      </w:r>
-      <w:proofErr w:type="spellStart"/>
-      <w:r>
-        <w:rPr>
-          <w:rFonts w:ascii="Times New Roman" w:hAnsi="Times New Roman"/>
-        </w:rPr>
-        <w:t>informacija</w:t>
-      </w:r>
-      <w:proofErr w:type="spellEnd"/>
-      <w:r>
-        <w:rPr>
-          <w:rFonts w:ascii="Times New Roman" w:hAnsi="Times New Roman"/>
-        </w:rPr>
-        <w:t xml:space="preserve"> (</w:t>
-      </w:r>
-      <w:proofErr w:type="spellStart"/>
-      <w:r>
-        <w:rPr>
-          <w:rFonts w:ascii="Times New Roman" w:hAnsi="Times New Roman"/>
-        </w:rPr>
-        <w:t>telefonu</w:t>
-      </w:r>
-      <w:proofErr w:type="spellEnd"/>
-      <w:r>
-        <w:rPr>
-          <w:rFonts w:ascii="Times New Roman" w:hAnsi="Times New Roman"/>
-        </w:rPr>
-        <w:t xml:space="preserve">, el. </w:t>
-      </w:r>
-      <w:proofErr w:type="spellStart"/>
-      <w:r>
-        <w:rPr>
-          <w:rFonts w:ascii="Times New Roman" w:hAnsi="Times New Roman"/>
-        </w:rPr>
-        <w:t>paštu</w:t>
-      </w:r>
-      <w:proofErr w:type="spellEnd"/>
-      <w:r>
-        <w:rPr>
-          <w:rFonts w:ascii="Times New Roman" w:hAnsi="Times New Roman"/>
-        </w:rPr>
-        <w:t xml:space="preserve">), </w:t>
-      </w:r>
-      <w:proofErr w:type="spellStart"/>
-      <w:r>
-        <w:rPr>
-          <w:rFonts w:ascii="Times New Roman" w:hAnsi="Times New Roman"/>
-        </w:rPr>
-        <w:t>iš</w:t>
-      </w:r>
-      <w:proofErr w:type="spellEnd"/>
-      <w:r>
-        <w:rPr>
-          <w:rFonts w:ascii="Times New Roman" w:hAnsi="Times New Roman"/>
-        </w:rPr>
-        <w:t xml:space="preserve"> </w:t>
-      </w:r>
-      <w:proofErr w:type="spellStart"/>
-      <w:r>
-        <w:rPr>
-          <w:rFonts w:ascii="Times New Roman" w:hAnsi="Times New Roman"/>
-        </w:rPr>
-        <w:t>pradžių</w:t>
-      </w:r>
-      <w:proofErr w:type="spellEnd"/>
-      <w:r>
-        <w:rPr>
-          <w:rFonts w:ascii="Times New Roman" w:hAnsi="Times New Roman"/>
-        </w:rPr>
-        <w:t xml:space="preserve"> </w:t>
-      </w:r>
-      <w:proofErr w:type="spellStart"/>
-      <w:r>
-        <w:rPr>
-          <w:rFonts w:ascii="Times New Roman" w:hAnsi="Times New Roman"/>
-        </w:rPr>
-        <w:t>informuojant</w:t>
-      </w:r>
-      <w:proofErr w:type="spellEnd"/>
-      <w:r>
-        <w:rPr>
-          <w:rFonts w:ascii="Times New Roman" w:hAnsi="Times New Roman"/>
-        </w:rPr>
-        <w:t xml:space="preserve"> SAVININKĄ </w:t>
-      </w:r>
-      <w:proofErr w:type="spellStart"/>
-      <w:r>
-        <w:rPr>
-          <w:rFonts w:ascii="Times New Roman" w:hAnsi="Times New Roman"/>
-        </w:rPr>
-        <w:t>telefonu</w:t>
-      </w:r>
-      <w:proofErr w:type="spellEnd"/>
-      <w:r>
-        <w:rPr>
-          <w:rFonts w:ascii="Times New Roman" w:hAnsi="Times New Roman"/>
-        </w:rPr>
-        <w:t xml:space="preserve"> – </w:t>
-      </w:r>
-      <w:proofErr w:type="spellStart"/>
-      <w:r>
-        <w:rPr>
-          <w:rFonts w:ascii="Times New Roman" w:hAnsi="Times New Roman"/>
-        </w:rPr>
-        <w:t>skambinant</w:t>
-      </w:r>
-      <w:proofErr w:type="spellEnd"/>
-      <w:r>
-        <w:rPr>
-          <w:rFonts w:ascii="Times New Roman" w:hAnsi="Times New Roman"/>
-        </w:rPr>
-        <w:t xml:space="preserve"> </w:t>
-      </w:r>
-      <w:proofErr w:type="spellStart"/>
-      <w:r>
-        <w:rPr>
-          <w:rFonts w:ascii="Times New Roman" w:hAnsi="Times New Roman"/>
-        </w:rPr>
-        <w:t>ar</w:t>
-      </w:r>
-      <w:proofErr w:type="spellEnd"/>
-      <w:r>
-        <w:rPr>
-          <w:rFonts w:ascii="Times New Roman" w:hAnsi="Times New Roman"/>
-        </w:rPr>
-        <w:t xml:space="preserve"> </w:t>
-      </w:r>
-      <w:proofErr w:type="spellStart"/>
-      <w:r>
-        <w:rPr>
-          <w:rFonts w:ascii="Times New Roman" w:hAnsi="Times New Roman"/>
-        </w:rPr>
-        <w:t>išsiunčiant</w:t>
-      </w:r>
-      <w:proofErr w:type="spellEnd"/>
-      <w:r>
-        <w:rPr>
-          <w:rFonts w:ascii="Times New Roman" w:hAnsi="Times New Roman"/>
-        </w:rPr>
-        <w:t xml:space="preserve"> SMS.</w:t>
+          <w:b/>
+          <w:bCs/>
+        </w:rPr>
+        <w:t>3</w:t>
+      </w:r>
+      <w:r>
+        <w:rPr>
+          <w:rFonts w:ascii="Times New Roman" w:hAnsi="Times New Roman"/>
+          <w:b/>
+          <w:bCs/>
+        </w:rPr>
+        <w:t xml:space="preserve">. ATSISAKYMAS ATLIKTI REMONTO DARBUS </w:t>
       </w:r>
     </w:p>
     <w:p>
       <w:pPr>
         <w:rPr>
           <w:rFonts w:ascii="Times New Roman" w:hAnsi="Times New Roman"/>
-          <w:b/>
-          <w:bCs/>
         </w:rPr>
       </w:pPr>
       <w:r>
         <w:rPr>
           <w:rFonts w:ascii="Times New Roman" w:hAnsi="Times New Roman"/>
-          <w:b/>
-          <w:bCs/>
-        </w:rPr>
-        <w:t>3</w:t>
-      </w:r>
-      <w:r>
-        <w:rPr>
-          <w:rFonts w:ascii="Times New Roman" w:hAnsi="Times New Roman"/>
-          <w:b/>
-          <w:bCs/>
-        </w:rPr>
-        <w:t xml:space="preserve">. ATSISAKYMAS ATLIKTI REMONTO DARBUS </w:t>
+        </w:rPr>
+        <w:t xml:space="preserve">Jei SAVININKAS </w:t>
+      </w:r>
+      <w:proofErr w:type="spellStart"/>
+      <w:r>
+        <w:rPr>
+          <w:rFonts w:ascii="Times New Roman" w:hAnsi="Times New Roman"/>
+        </w:rPr>
+        <w:t>nesutiko</w:t>
+      </w:r>
+      <w:proofErr w:type="spellEnd"/>
+      <w:r>
+        <w:rPr>
+          <w:rFonts w:ascii="Times New Roman" w:hAnsi="Times New Roman"/>
+        </w:rPr>
+        <w:t xml:space="preserve"> </w:t>
+      </w:r>
+      <w:proofErr w:type="spellStart"/>
+      <w:r>
+        <w:rPr>
+          <w:rFonts w:ascii="Times New Roman" w:hAnsi="Times New Roman"/>
+        </w:rPr>
+        <w:t>su</w:t>
+      </w:r>
+      <w:proofErr w:type="spellEnd"/>
+      <w:r>
+        <w:rPr>
+          <w:rFonts w:ascii="Times New Roman" w:hAnsi="Times New Roman"/>
+        </w:rPr>
+        <w:t xml:space="preserve"> </w:t>
+      </w:r>
+      <w:proofErr w:type="spellStart"/>
+      <w:r>
+        <w:rPr>
+          <w:rFonts w:ascii="Times New Roman" w:hAnsi="Times New Roman"/>
+        </w:rPr>
+        <w:t>įrenginio</w:t>
+      </w:r>
+      <w:proofErr w:type="spellEnd"/>
+      <w:r>
+        <w:rPr>
+          <w:rFonts w:ascii="Times New Roman" w:hAnsi="Times New Roman"/>
+        </w:rPr>
+        <w:t xml:space="preserve"> </w:t>
+      </w:r>
+      <w:proofErr w:type="spellStart"/>
+      <w:r>
+        <w:rPr>
+          <w:rFonts w:ascii="Times New Roman" w:hAnsi="Times New Roman"/>
+        </w:rPr>
+        <w:t>bendrais</w:t>
+      </w:r>
+      <w:proofErr w:type="spellEnd"/>
+      <w:r>
+        <w:rPr>
+          <w:rFonts w:ascii="Times New Roman" w:hAnsi="Times New Roman"/>
+        </w:rPr>
+        <w:t xml:space="preserve"> </w:t>
+      </w:r>
+      <w:proofErr w:type="spellStart"/>
+      <w:r>
+        <w:rPr>
+          <w:rFonts w:ascii="Times New Roman" w:hAnsi="Times New Roman"/>
+        </w:rPr>
+        <w:t>remonto</w:t>
+      </w:r>
+      <w:proofErr w:type="spellEnd"/>
+      <w:r>
+        <w:rPr>
+          <w:rFonts w:ascii="Times New Roman" w:hAnsi="Times New Roman"/>
+        </w:rPr>
+        <w:t xml:space="preserve"> </w:t>
+      </w:r>
+      <w:proofErr w:type="spellStart"/>
+      <w:r>
+        <w:rPr>
+          <w:rFonts w:ascii="Times New Roman" w:hAnsi="Times New Roman"/>
+        </w:rPr>
+        <w:t>darbų</w:t>
+      </w:r>
+      <w:proofErr w:type="spellEnd"/>
+      <w:r>
+        <w:rPr>
+          <w:rFonts w:ascii="Times New Roman" w:hAnsi="Times New Roman"/>
+        </w:rPr>
+        <w:t xml:space="preserve"> </w:t>
+      </w:r>
+      <w:proofErr w:type="spellStart"/>
+      <w:r>
+        <w:rPr>
+          <w:rFonts w:ascii="Times New Roman" w:hAnsi="Times New Roman"/>
+        </w:rPr>
+        <w:t>ir</w:t>
+      </w:r>
+      <w:proofErr w:type="spellEnd"/>
+      <w:r>
+        <w:rPr>
+          <w:rFonts w:ascii="Times New Roman" w:hAnsi="Times New Roman"/>
+        </w:rPr>
+        <w:t xml:space="preserve"> </w:t>
+      </w:r>
+      <w:proofErr w:type="spellStart"/>
+      <w:r>
+        <w:rPr>
+          <w:rFonts w:ascii="Times New Roman" w:hAnsi="Times New Roman"/>
+        </w:rPr>
+        <w:t>detalių</w:t>
+      </w:r>
+      <w:proofErr w:type="spellEnd"/>
+      <w:r>
+        <w:rPr>
+          <w:rFonts w:ascii="Times New Roman" w:hAnsi="Times New Roman"/>
+        </w:rPr>
+        <w:t xml:space="preserve"> </w:t>
+      </w:r>
+      <w:proofErr w:type="spellStart"/>
+      <w:r>
+        <w:rPr>
+          <w:rFonts w:ascii="Times New Roman" w:hAnsi="Times New Roman"/>
+        </w:rPr>
+        <w:t>kaštais</w:t>
+      </w:r>
+      <w:proofErr w:type="spellEnd"/>
+      <w:r>
+        <w:rPr>
+          <w:rFonts w:ascii="Times New Roman" w:hAnsi="Times New Roman"/>
+        </w:rPr>
+        <w:t xml:space="preserve">, SAVININKAS </w:t>
+      </w:r>
+      <w:proofErr w:type="spellStart"/>
+      <w:r>
+        <w:rPr>
+          <w:rFonts w:ascii="Times New Roman" w:hAnsi="Times New Roman"/>
+        </w:rPr>
+        <w:t>sutinka</w:t>
+      </w:r>
+      <w:proofErr w:type="spellEnd"/>
+      <w:r>
+        <w:rPr>
+          <w:rFonts w:ascii="Times New Roman" w:hAnsi="Times New Roman"/>
+        </w:rPr>
+        <w:t xml:space="preserve"> </w:t>
+      </w:r>
+      <w:proofErr w:type="spellStart"/>
+      <w:r>
+        <w:rPr>
+          <w:rFonts w:ascii="Times New Roman" w:hAnsi="Times New Roman"/>
+        </w:rPr>
+        <w:t>apmokėti</w:t>
+      </w:r>
+      <w:proofErr w:type="spellEnd"/>
+      <w:r>
+        <w:rPr>
+          <w:rFonts w:ascii="Times New Roman" w:hAnsi="Times New Roman"/>
+        </w:rPr>
+        <w:t xml:space="preserve"> </w:t>
+      </w:r>
+      <w:proofErr w:type="spellStart"/>
+      <w:r>
+        <w:rPr>
+          <w:rFonts w:ascii="Times New Roman" w:hAnsi="Times New Roman"/>
+        </w:rPr>
+        <w:t>įrenginio</w:t>
+      </w:r>
+      <w:proofErr w:type="spellEnd"/>
+      <w:r>
+        <w:rPr>
+          <w:rFonts w:ascii="Times New Roman" w:hAnsi="Times New Roman"/>
+        </w:rPr>
+        <w:t xml:space="preserve"> </w:t>
+      </w:r>
+      <w:proofErr w:type="spellStart"/>
+      <w:r>
+        <w:rPr>
+          <w:rFonts w:ascii="Times New Roman" w:hAnsi="Times New Roman"/>
+        </w:rPr>
+        <w:t>diagnostikos</w:t>
+      </w:r>
+      <w:proofErr w:type="spellEnd"/>
+      <w:r>
+        <w:rPr>
+          <w:rFonts w:ascii="Times New Roman" w:hAnsi="Times New Roman"/>
+        </w:rPr>
+        <w:t xml:space="preserve"> </w:t>
+      </w:r>
+      <w:proofErr w:type="spellStart"/>
+      <w:r>
+        <w:rPr>
+          <w:rFonts w:ascii="Times New Roman" w:hAnsi="Times New Roman"/>
+        </w:rPr>
+        <w:t>ir</w:t>
+      </w:r>
+      <w:proofErr w:type="spellEnd"/>
+      <w:r>
+        <w:rPr>
+          <w:rFonts w:ascii="Times New Roman" w:hAnsi="Times New Roman"/>
+        </w:rPr>
+        <w:t xml:space="preserve"> </w:t>
+      </w:r>
+      <w:proofErr w:type="spellStart"/>
+      <w:r>
+        <w:rPr>
+          <w:rFonts w:ascii="Times New Roman" w:hAnsi="Times New Roman"/>
+        </w:rPr>
+        <w:t>transportavimo</w:t>
+      </w:r>
+      <w:proofErr w:type="spellEnd"/>
+      <w:r>
+        <w:rPr>
+          <w:rFonts w:ascii="Times New Roman" w:hAnsi="Times New Roman"/>
+        </w:rPr>
+        <w:t xml:space="preserve"> </w:t>
+      </w:r>
+      <w:proofErr w:type="spellStart"/>
+      <w:r>
+        <w:rPr>
+          <w:rFonts w:ascii="Times New Roman" w:hAnsi="Times New Roman"/>
+        </w:rPr>
+        <w:t>išlaidas</w:t>
+      </w:r>
+      <w:proofErr w:type="spellEnd"/>
+      <w:r>
+        <w:rPr>
+          <w:rFonts w:ascii="Times New Roman" w:hAnsi="Times New Roman"/>
+        </w:rPr>
+        <w:t xml:space="preserve">, </w:t>
+      </w:r>
+      <w:proofErr w:type="spellStart"/>
+      <w:r>
+        <w:rPr>
+          <w:rFonts w:ascii="Times New Roman" w:hAnsi="Times New Roman"/>
+        </w:rPr>
+        <w:t>remdamasis</w:t>
+      </w:r>
+      <w:proofErr w:type="spellEnd"/>
+      <w:r>
+        <w:rPr>
+          <w:rFonts w:ascii="Times New Roman" w:hAnsi="Times New Roman"/>
+        </w:rPr>
+        <w:t xml:space="preserve"> KAINORAŠČIU, </w:t>
+      </w:r>
+      <w:proofErr w:type="spellStart"/>
+      <w:r>
+        <w:rPr>
+          <w:rFonts w:ascii="Times New Roman" w:hAnsi="Times New Roman"/>
+        </w:rPr>
+        <w:t>esančiu</w:t>
+      </w:r>
+      <w:proofErr w:type="spellEnd"/>
+      <w:r>
+        <w:rPr>
+          <w:rFonts w:ascii="Times New Roman" w:hAnsi="Times New Roman"/>
+        </w:rPr>
+        <w:t xml:space="preserve"> </w:t>
+      </w:r>
+      <w:r>
+        <w:rPr>
+          <w:rFonts w:ascii="Times New Roman" w:hAnsi="Times New Roman"/>
+        </w:rPr>
+        <w:t>4Office</w:t>
+      </w:r>
+      <w:r>
+        <w:rPr>
+          <w:rFonts w:ascii="Times New Roman" w:hAnsi="Times New Roman"/>
+        </w:rPr>
+        <w:t xml:space="preserve"> </w:t>
+      </w:r>
+      <w:proofErr w:type="spellStart"/>
+      <w:r>
+        <w:rPr>
+          <w:rFonts w:ascii="Times New Roman" w:hAnsi="Times New Roman"/>
+        </w:rPr>
+        <w:t>interneto</w:t>
+      </w:r>
+      <w:proofErr w:type="spellEnd"/>
+      <w:r>
+        <w:rPr>
+          <w:rFonts w:ascii="Times New Roman" w:hAnsi="Times New Roman"/>
+        </w:rPr>
+        <w:t xml:space="preserve"> </w:t>
+      </w:r>
+      <w:proofErr w:type="spellStart"/>
+      <w:r>
+        <w:rPr>
+          <w:rFonts w:ascii="Times New Roman" w:hAnsi="Times New Roman"/>
+        </w:rPr>
+        <w:t>svetainėje</w:t>
+      </w:r>
+      <w:proofErr w:type="spellEnd"/>
+      <w:r>
+        <w:rPr>
+          <w:rFonts w:ascii="Times New Roman" w:hAnsi="Times New Roman"/>
+        </w:rPr>
+        <w:t xml:space="preserve"> </w:t>
+      </w:r>
+      <w:r>
+        <w:rPr>
+          <w:rFonts w:ascii="Times New Roman" w:hAnsi="Times New Roman"/>
+        </w:rPr>
+        <w:t>https://www.4office.lt/kitos-paslaugos/biuro-irangos-remontas</w:t>
+      </w:r>
+      <w:r>
+        <w:rPr>
+          <w:rFonts w:ascii="Times New Roman" w:hAnsi="Times New Roman"/>
+        </w:rPr>
+        <w:t xml:space="preserve">. </w:t>
+      </w:r>
+      <w:proofErr w:type="spellStart"/>
+      <w:r>
+        <w:rPr>
+          <w:rFonts w:ascii="Times New Roman" w:hAnsi="Times New Roman"/>
+        </w:rPr>
+        <w:t>Pasirašydamas</w:t>
+      </w:r>
+      <w:proofErr w:type="spellEnd"/>
+      <w:r>
+        <w:rPr>
+          <w:rFonts w:ascii="Times New Roman" w:hAnsi="Times New Roman"/>
+        </w:rPr>
+        <w:t xml:space="preserve"> </w:t>
+      </w:r>
+      <w:proofErr w:type="spellStart"/>
+      <w:r>
+        <w:rPr>
+          <w:rFonts w:ascii="Times New Roman" w:hAnsi="Times New Roman"/>
+        </w:rPr>
+        <w:t>šį</w:t>
+      </w:r>
+      <w:proofErr w:type="spellEnd"/>
+      <w:r>
+        <w:rPr>
+          <w:rFonts w:ascii="Times New Roman" w:hAnsi="Times New Roman"/>
+        </w:rPr>
+        <w:t xml:space="preserve"> „PREKĖS PRIĖMIMO–PERDAVIMO AKTĄ / SUTARTĮ DĖL REMONTO DARBŲ“, SAVININKAS </w:t>
+      </w:r>
+      <w:proofErr w:type="spellStart"/>
+      <w:r>
+        <w:rPr>
+          <w:rFonts w:ascii="Times New Roman" w:hAnsi="Times New Roman"/>
+        </w:rPr>
+        <w:t>patvirtina</w:t>
+      </w:r>
+      <w:proofErr w:type="spellEnd"/>
+      <w:r>
+        <w:rPr>
+          <w:rFonts w:ascii="Times New Roman" w:hAnsi="Times New Roman"/>
+        </w:rPr>
+        <w:t xml:space="preserve">, </w:t>
+      </w:r>
+      <w:proofErr w:type="spellStart"/>
+      <w:r>
+        <w:rPr>
+          <w:rFonts w:ascii="Times New Roman" w:hAnsi="Times New Roman"/>
+        </w:rPr>
+        <w:t>kad</w:t>
+      </w:r>
+      <w:proofErr w:type="spellEnd"/>
+      <w:r>
+        <w:rPr>
+          <w:rFonts w:ascii="Times New Roman" w:hAnsi="Times New Roman"/>
+        </w:rPr>
+        <w:t xml:space="preserve"> </w:t>
+      </w:r>
+      <w:proofErr w:type="spellStart"/>
+      <w:r>
+        <w:rPr>
+          <w:rFonts w:ascii="Times New Roman" w:hAnsi="Times New Roman"/>
+        </w:rPr>
+        <w:t>susipažino</w:t>
+      </w:r>
+      <w:proofErr w:type="spellEnd"/>
+      <w:r>
+        <w:rPr>
+          <w:rFonts w:ascii="Times New Roman" w:hAnsi="Times New Roman"/>
+        </w:rPr>
+        <w:t xml:space="preserve"> </w:t>
+      </w:r>
+      <w:proofErr w:type="spellStart"/>
+      <w:r>
+        <w:rPr>
+          <w:rFonts w:ascii="Times New Roman" w:hAnsi="Times New Roman"/>
+        </w:rPr>
+        <w:t>su</w:t>
+      </w:r>
+      <w:proofErr w:type="spellEnd"/>
+      <w:r>
+        <w:rPr>
+          <w:rFonts w:ascii="Times New Roman" w:hAnsi="Times New Roman"/>
+        </w:rPr>
+        <w:t xml:space="preserve"> </w:t>
+      </w:r>
+      <w:proofErr w:type="spellStart"/>
+      <w:r>
+        <w:rPr>
+          <w:rFonts w:ascii="Times New Roman" w:hAnsi="Times New Roman"/>
+        </w:rPr>
+        <w:t>aktualiu</w:t>
+      </w:r>
+      <w:proofErr w:type="spellEnd"/>
+      <w:r>
+        <w:rPr>
+          <w:rFonts w:ascii="Times New Roman" w:hAnsi="Times New Roman"/>
+        </w:rPr>
+        <w:t xml:space="preserve"> </w:t>
+      </w:r>
+      <w:r>
+        <w:rPr>
+          <w:rFonts w:ascii="Times New Roman" w:hAnsi="Times New Roman"/>
+        </w:rPr>
+        <w:t>4Office</w:t>
+      </w:r>
+      <w:r>
+        <w:rPr>
+          <w:rFonts w:ascii="Times New Roman" w:hAnsi="Times New Roman"/>
+        </w:rPr>
+        <w:t xml:space="preserve"> KAINORAŠČIU </w:t>
+      </w:r>
+      <w:proofErr w:type="spellStart"/>
+      <w:r>
+        <w:rPr>
+          <w:rFonts w:ascii="Times New Roman" w:hAnsi="Times New Roman"/>
+        </w:rPr>
+        <w:t>ir</w:t>
+      </w:r>
+      <w:proofErr w:type="spellEnd"/>
+      <w:r>
+        <w:rPr>
+          <w:rFonts w:ascii="Times New Roman" w:hAnsi="Times New Roman"/>
+        </w:rPr>
+        <w:t xml:space="preserve"> </w:t>
+      </w:r>
+      <w:proofErr w:type="spellStart"/>
+      <w:r>
+        <w:rPr>
+          <w:rFonts w:ascii="Times New Roman" w:hAnsi="Times New Roman"/>
+        </w:rPr>
+        <w:t>sutinka</w:t>
+      </w:r>
+      <w:proofErr w:type="spellEnd"/>
+      <w:r>
+        <w:rPr>
+          <w:rFonts w:ascii="Times New Roman" w:hAnsi="Times New Roman"/>
+        </w:rPr>
+        <w:t xml:space="preserve"> </w:t>
+      </w:r>
+      <w:proofErr w:type="spellStart"/>
+      <w:r>
+        <w:rPr>
+          <w:rFonts w:ascii="Times New Roman" w:hAnsi="Times New Roman"/>
+        </w:rPr>
+        <w:t>su</w:t>
+      </w:r>
+      <w:proofErr w:type="spellEnd"/>
+      <w:r>
+        <w:rPr>
+          <w:rFonts w:ascii="Times New Roman" w:hAnsi="Times New Roman"/>
+        </w:rPr>
+        <w:t xml:space="preserve"> </w:t>
+      </w:r>
+      <w:proofErr w:type="spellStart"/>
+      <w:r>
+        <w:rPr>
+          <w:rFonts w:ascii="Times New Roman" w:hAnsi="Times New Roman"/>
+        </w:rPr>
+        <w:t>jame</w:t>
+      </w:r>
+      <w:proofErr w:type="spellEnd"/>
+      <w:r>
+        <w:rPr>
+          <w:rFonts w:ascii="Times New Roman" w:hAnsi="Times New Roman"/>
+        </w:rPr>
+        <w:t xml:space="preserve"> </w:t>
+      </w:r>
+      <w:proofErr w:type="spellStart"/>
+      <w:r>
+        <w:rPr>
+          <w:rFonts w:ascii="Times New Roman" w:hAnsi="Times New Roman"/>
+        </w:rPr>
+        <w:t>nurodytais</w:t>
+      </w:r>
+      <w:proofErr w:type="spellEnd"/>
+      <w:r>
+        <w:rPr>
+          <w:rFonts w:ascii="Times New Roman" w:hAnsi="Times New Roman"/>
+        </w:rPr>
+        <w:t xml:space="preserve"> </w:t>
+      </w:r>
+      <w:proofErr w:type="spellStart"/>
+      <w:r>
+        <w:rPr>
+          <w:rFonts w:ascii="Times New Roman" w:hAnsi="Times New Roman"/>
+        </w:rPr>
+        <w:t>įkainiais</w:t>
+      </w:r>
+      <w:proofErr w:type="spellEnd"/>
+      <w:r>
+        <w:rPr>
+          <w:rFonts w:ascii="Times New Roman" w:hAnsi="Times New Roman"/>
+        </w:rPr>
+        <w:t xml:space="preserve">. SAVININKAS </w:t>
+      </w:r>
+      <w:proofErr w:type="spellStart"/>
+      <w:r>
+        <w:rPr>
+          <w:rFonts w:ascii="Times New Roman" w:hAnsi="Times New Roman"/>
+        </w:rPr>
+        <w:t>neturi</w:t>
+      </w:r>
+      <w:proofErr w:type="spellEnd"/>
+      <w:r>
+        <w:rPr>
+          <w:rFonts w:ascii="Times New Roman" w:hAnsi="Times New Roman"/>
+        </w:rPr>
+        <w:t xml:space="preserve"> </w:t>
+      </w:r>
+      <w:proofErr w:type="spellStart"/>
+      <w:r>
+        <w:rPr>
+          <w:rFonts w:ascii="Times New Roman" w:hAnsi="Times New Roman"/>
+        </w:rPr>
+        <w:t>padengti</w:t>
+      </w:r>
+      <w:proofErr w:type="spellEnd"/>
+      <w:r>
+        <w:rPr>
+          <w:rFonts w:ascii="Times New Roman" w:hAnsi="Times New Roman"/>
+        </w:rPr>
+        <w:t xml:space="preserve"> </w:t>
+      </w:r>
+      <w:proofErr w:type="spellStart"/>
+      <w:r>
+        <w:rPr>
+          <w:rFonts w:ascii="Times New Roman" w:hAnsi="Times New Roman"/>
+        </w:rPr>
+        <w:t>transportavimo</w:t>
+      </w:r>
+      <w:proofErr w:type="spellEnd"/>
+      <w:r>
+        <w:rPr>
+          <w:rFonts w:ascii="Times New Roman" w:hAnsi="Times New Roman"/>
+        </w:rPr>
+        <w:t xml:space="preserve"> </w:t>
+      </w:r>
+      <w:proofErr w:type="spellStart"/>
+      <w:r>
+        <w:rPr>
+          <w:rFonts w:ascii="Times New Roman" w:hAnsi="Times New Roman"/>
+        </w:rPr>
+        <w:t>išlaidų</w:t>
+      </w:r>
+      <w:proofErr w:type="spellEnd"/>
+      <w:r>
+        <w:rPr>
+          <w:rFonts w:ascii="Times New Roman" w:hAnsi="Times New Roman"/>
+        </w:rPr>
+        <w:t xml:space="preserve">, </w:t>
+      </w:r>
+      <w:proofErr w:type="spellStart"/>
+      <w:r>
+        <w:rPr>
+          <w:rFonts w:ascii="Times New Roman" w:hAnsi="Times New Roman"/>
+        </w:rPr>
+        <w:t>jei</w:t>
+      </w:r>
+      <w:proofErr w:type="spellEnd"/>
+      <w:r>
+        <w:rPr>
+          <w:rFonts w:ascii="Times New Roman" w:hAnsi="Times New Roman"/>
+        </w:rPr>
+        <w:t xml:space="preserve"> SAVININKAS GAMINĮ </w:t>
+      </w:r>
+      <w:proofErr w:type="spellStart"/>
+      <w:r>
+        <w:rPr>
+          <w:rFonts w:ascii="Times New Roman" w:hAnsi="Times New Roman"/>
+        </w:rPr>
+        <w:t>savo</w:t>
+      </w:r>
+      <w:proofErr w:type="spellEnd"/>
+      <w:r>
+        <w:rPr>
+          <w:rFonts w:ascii="Times New Roman" w:hAnsi="Times New Roman"/>
+        </w:rPr>
+        <w:t xml:space="preserve"> </w:t>
+      </w:r>
+      <w:proofErr w:type="spellStart"/>
+      <w:r>
+        <w:rPr>
+          <w:rFonts w:ascii="Times New Roman" w:hAnsi="Times New Roman"/>
+        </w:rPr>
+        <w:t>sąskaita</w:t>
+      </w:r>
+      <w:proofErr w:type="spellEnd"/>
+      <w:r>
+        <w:rPr>
+          <w:rFonts w:ascii="Times New Roman" w:hAnsi="Times New Roman"/>
+        </w:rPr>
+        <w:t xml:space="preserve"> </w:t>
+      </w:r>
+      <w:proofErr w:type="spellStart"/>
+      <w:r>
+        <w:rPr>
+          <w:rFonts w:ascii="Times New Roman" w:hAnsi="Times New Roman"/>
+        </w:rPr>
+        <w:t>pristatė</w:t>
+      </w:r>
+      <w:proofErr w:type="spellEnd"/>
+      <w:r>
+        <w:rPr>
+          <w:rFonts w:ascii="Times New Roman" w:hAnsi="Times New Roman"/>
+        </w:rPr>
+        <w:t xml:space="preserve"> į </w:t>
+      </w:r>
+      <w:r>
+        <w:rPr>
+          <w:rFonts w:ascii="Times New Roman" w:hAnsi="Times New Roman"/>
+        </w:rPr>
+        <w:t xml:space="preserve">4office </w:t>
+      </w:r>
+      <w:proofErr w:type="spellStart"/>
+      <w:r>
+        <w:rPr>
+          <w:rFonts w:ascii="Times New Roman" w:hAnsi="Times New Roman"/>
+        </w:rPr>
+        <w:t>centrą</w:t>
+      </w:r>
+      <w:proofErr w:type="spellEnd"/>
+      <w:r>
+        <w:rPr>
+          <w:rFonts w:ascii="Times New Roman" w:hAnsi="Times New Roman"/>
+        </w:rPr>
+        <w:t>.</w:t>
       </w:r>
     </w:p>
     <w:p>
       <w:pPr>
         <w:rPr>
           <w:rFonts w:ascii="Times New Roman" w:hAnsi="Times New Roman"/>
+          <w:b/>
+          <w:bCs/>
         </w:rPr>
       </w:pPr>
       <w:r>
         <w:rPr>
           <w:rFonts w:ascii="Times New Roman" w:hAnsi="Times New Roman"/>
-        </w:rPr>
-        <w:t xml:space="preserve">Jei SAVININKAS </w:t>
-      </w:r>
-      <w:proofErr w:type="spellStart"/>
-      <w:r>
-        <w:rPr>
-          <w:rFonts w:ascii="Times New Roman" w:hAnsi="Times New Roman"/>
-        </w:rPr>
-        <w:t>nesutiko</w:t>
-      </w:r>
-      <w:proofErr w:type="spellEnd"/>
-      <w:r>
-        <w:rPr>
-          <w:rFonts w:ascii="Times New Roman" w:hAnsi="Times New Roman"/>
-        </w:rPr>
-        <w:t xml:space="preserve"> </w:t>
-      </w:r>
-      <w:proofErr w:type="spellStart"/>
-      <w:r>
-        <w:rPr>
-          <w:rFonts w:ascii="Times New Roman" w:hAnsi="Times New Roman"/>
-        </w:rPr>
-        <w:t>su</w:t>
-      </w:r>
-      <w:proofErr w:type="spellEnd"/>
-      <w:r>
-        <w:rPr>
-          <w:rFonts w:ascii="Times New Roman" w:hAnsi="Times New Roman"/>
-        </w:rPr>
-        <w:t xml:space="preserve"> </w:t>
-      </w:r>
-      <w:proofErr w:type="spellStart"/>
-      <w:r>
-        <w:rPr>
-          <w:rFonts w:ascii="Times New Roman" w:hAnsi="Times New Roman"/>
-        </w:rPr>
-        <w:t>įrenginio</w:t>
-      </w:r>
-      <w:proofErr w:type="spellEnd"/>
-      <w:r>
-        <w:rPr>
-          <w:rFonts w:ascii="Times New Roman" w:hAnsi="Times New Roman"/>
-        </w:rPr>
-        <w:t xml:space="preserve"> </w:t>
-      </w:r>
-      <w:proofErr w:type="spellStart"/>
-      <w:r>
-        <w:rPr>
-          <w:rFonts w:ascii="Times New Roman" w:hAnsi="Times New Roman"/>
-        </w:rPr>
-        <w:t>bendrais</w:t>
-      </w:r>
-      <w:proofErr w:type="spellEnd"/>
-      <w:r>
-        <w:rPr>
-          <w:rFonts w:ascii="Times New Roman" w:hAnsi="Times New Roman"/>
-        </w:rPr>
-        <w:t xml:space="preserve"> </w:t>
-      </w:r>
-      <w:proofErr w:type="spellStart"/>
-      <w:r>
-        <w:rPr>
-          <w:rFonts w:ascii="Times New Roman" w:hAnsi="Times New Roman"/>
-        </w:rPr>
-        <w:t>remonto</w:t>
-      </w:r>
-      <w:proofErr w:type="spellEnd"/>
-      <w:r>
-        <w:rPr>
-          <w:rFonts w:ascii="Times New Roman" w:hAnsi="Times New Roman"/>
-        </w:rPr>
-        <w:t xml:space="preserve"> </w:t>
-      </w:r>
-      <w:proofErr w:type="spellStart"/>
-      <w:r>
-        <w:rPr>
-          <w:rFonts w:ascii="Times New Roman" w:hAnsi="Times New Roman"/>
-        </w:rPr>
-        <w:t>darbų</w:t>
-      </w:r>
-      <w:proofErr w:type="spellEnd"/>
-      <w:r>
-        <w:rPr>
-          <w:rFonts w:ascii="Times New Roman" w:hAnsi="Times New Roman"/>
-        </w:rPr>
-        <w:t xml:space="preserve"> </w:t>
-      </w:r>
-      <w:proofErr w:type="spellStart"/>
-      <w:r>
-        <w:rPr>
-          <w:rFonts w:ascii="Times New Roman" w:hAnsi="Times New Roman"/>
-        </w:rPr>
-        <w:t>ir</w:t>
-      </w:r>
-      <w:proofErr w:type="spellEnd"/>
-      <w:r>
-        <w:rPr>
-          <w:rFonts w:ascii="Times New Roman" w:hAnsi="Times New Roman"/>
-        </w:rPr>
-        <w:t xml:space="preserve"> </w:t>
-      </w:r>
-      <w:proofErr w:type="spellStart"/>
-      <w:r>
-        <w:rPr>
-          <w:rFonts w:ascii="Times New Roman" w:hAnsi="Times New Roman"/>
-        </w:rPr>
-        <w:t>detalių</w:t>
-      </w:r>
-      <w:proofErr w:type="spellEnd"/>
-      <w:r>
-        <w:rPr>
-          <w:rFonts w:ascii="Times New Roman" w:hAnsi="Times New Roman"/>
-        </w:rPr>
-        <w:t xml:space="preserve"> </w:t>
-      </w:r>
-      <w:proofErr w:type="spellStart"/>
-      <w:r>
-        <w:rPr>
-          <w:rFonts w:ascii="Times New Roman" w:hAnsi="Times New Roman"/>
-        </w:rPr>
-        <w:t>kaštais</w:t>
-      </w:r>
-      <w:proofErr w:type="spellEnd"/>
-      <w:r>
-        <w:rPr>
-          <w:rFonts w:ascii="Times New Roman" w:hAnsi="Times New Roman"/>
-        </w:rPr>
-        <w:t xml:space="preserve">, SAVININKAS </w:t>
-      </w:r>
-      <w:proofErr w:type="spellStart"/>
-      <w:r>
-        <w:rPr>
-          <w:rFonts w:ascii="Times New Roman" w:hAnsi="Times New Roman"/>
-        </w:rPr>
-        <w:t>sutinka</w:t>
-      </w:r>
-      <w:proofErr w:type="spellEnd"/>
-      <w:r>
-        <w:rPr>
-          <w:rFonts w:ascii="Times New Roman" w:hAnsi="Times New Roman"/>
-        </w:rPr>
-        <w:t xml:space="preserve"> </w:t>
-      </w:r>
-      <w:proofErr w:type="spellStart"/>
-      <w:r>
-        <w:rPr>
-          <w:rFonts w:ascii="Times New Roman" w:hAnsi="Times New Roman"/>
-        </w:rPr>
-        <w:t>apmokėti</w:t>
-      </w:r>
-      <w:proofErr w:type="spellEnd"/>
-      <w:r>
-        <w:rPr>
-          <w:rFonts w:ascii="Times New Roman" w:hAnsi="Times New Roman"/>
-        </w:rPr>
-        <w:t xml:space="preserve"> </w:t>
-      </w:r>
-      <w:proofErr w:type="spellStart"/>
-      <w:r>
-        <w:rPr>
-          <w:rFonts w:ascii="Times New Roman" w:hAnsi="Times New Roman"/>
-        </w:rPr>
-        <w:t>įrenginio</w:t>
-      </w:r>
-      <w:proofErr w:type="spellEnd"/>
-      <w:r>
-        <w:rPr>
-          <w:rFonts w:ascii="Times New Roman" w:hAnsi="Times New Roman"/>
-        </w:rPr>
-        <w:t xml:space="preserve"> </w:t>
-      </w:r>
-      <w:proofErr w:type="spellStart"/>
-      <w:r>
-        <w:rPr>
-          <w:rFonts w:ascii="Times New Roman" w:hAnsi="Times New Roman"/>
-        </w:rPr>
-        <w:t>diagnostikos</w:t>
-      </w:r>
-      <w:proofErr w:type="spellEnd"/>
-      <w:r>
-        <w:rPr>
-          <w:rFonts w:ascii="Times New Roman" w:hAnsi="Times New Roman"/>
-        </w:rPr>
-        <w:t xml:space="preserve"> </w:t>
-      </w:r>
-      <w:proofErr w:type="spellStart"/>
-      <w:r>
-        <w:rPr>
-          <w:rFonts w:ascii="Times New Roman" w:hAnsi="Times New Roman"/>
-        </w:rPr>
-        <w:t>ir</w:t>
-      </w:r>
-      <w:proofErr w:type="spellEnd"/>
-      <w:r>
-        <w:rPr>
-          <w:rFonts w:ascii="Times New Roman" w:hAnsi="Times New Roman"/>
-        </w:rPr>
-        <w:t xml:space="preserve"> </w:t>
-      </w:r>
-      <w:proofErr w:type="spellStart"/>
-      <w:r>
-        <w:rPr>
-          <w:rFonts w:ascii="Times New Roman" w:hAnsi="Times New Roman"/>
-        </w:rPr>
-        <w:t>transportavimo</w:t>
-      </w:r>
-      <w:proofErr w:type="spellEnd"/>
-      <w:r>
-        <w:rPr>
-          <w:rFonts w:ascii="Times New Roman" w:hAnsi="Times New Roman"/>
-        </w:rPr>
-        <w:t xml:space="preserve"> </w:t>
-      </w:r>
-      <w:proofErr w:type="spellStart"/>
-      <w:r>
-        <w:rPr>
-          <w:rFonts w:ascii="Times New Roman" w:hAnsi="Times New Roman"/>
-        </w:rPr>
-        <w:t>išlaidas</w:t>
-      </w:r>
-      <w:proofErr w:type="spellEnd"/>
-      <w:r>
-        <w:rPr>
-          <w:rFonts w:ascii="Times New Roman" w:hAnsi="Times New Roman"/>
-        </w:rPr>
-        <w:t xml:space="preserve">, </w:t>
-      </w:r>
-      <w:proofErr w:type="spellStart"/>
-      <w:r>
-        <w:rPr>
-          <w:rFonts w:ascii="Times New Roman" w:hAnsi="Times New Roman"/>
-        </w:rPr>
-        <w:t>remdamasis</w:t>
-      </w:r>
-      <w:proofErr w:type="spellEnd"/>
-      <w:r>
-        <w:rPr>
-          <w:rFonts w:ascii="Times New Roman" w:hAnsi="Times New Roman"/>
-        </w:rPr>
-        <w:t xml:space="preserve"> KAINORAŠČIU, </w:t>
-      </w:r>
-      <w:proofErr w:type="spellStart"/>
-      <w:r>
-        <w:rPr>
-          <w:rFonts w:ascii="Times New Roman" w:hAnsi="Times New Roman"/>
-        </w:rPr>
-        <w:t>esančiu</w:t>
-      </w:r>
-      <w:proofErr w:type="spellEnd"/>
-      <w:r>
-        <w:rPr>
-          <w:rFonts w:ascii="Times New Roman" w:hAnsi="Times New Roman"/>
-        </w:rPr>
-        <w:t xml:space="preserve"> </w:t>
-      </w:r>
-      <w:r>
-        <w:rPr>
-          <w:rFonts w:ascii="Times New Roman" w:hAnsi="Times New Roman"/>
-        </w:rPr>
-        <w:t>4Office</w:t>
-      </w:r>
-      <w:r>
-        <w:rPr>
-          <w:rFonts w:ascii="Times New Roman" w:hAnsi="Times New Roman"/>
-        </w:rPr>
-        <w:t xml:space="preserve"> </w:t>
-      </w:r>
-      <w:proofErr w:type="spellStart"/>
-      <w:r>
-        <w:rPr>
-          <w:rFonts w:ascii="Times New Roman" w:hAnsi="Times New Roman"/>
-        </w:rPr>
-        <w:t>interneto</w:t>
-      </w:r>
-      <w:proofErr w:type="spellEnd"/>
-      <w:r>
-        <w:rPr>
-          <w:rFonts w:ascii="Times New Roman" w:hAnsi="Times New Roman"/>
-        </w:rPr>
-        <w:t xml:space="preserve"> </w:t>
-      </w:r>
-      <w:proofErr w:type="spellStart"/>
-      <w:r>
-        <w:rPr>
-          <w:rFonts w:ascii="Times New Roman" w:hAnsi="Times New Roman"/>
-        </w:rPr>
-        <w:t>svetainėje</w:t>
-      </w:r>
-      <w:proofErr w:type="spellEnd"/>
-      <w:r>
-        <w:rPr>
-          <w:rFonts w:ascii="Times New Roman" w:hAnsi="Times New Roman"/>
-        </w:rPr>
-        <w:t xml:space="preserve"> </w:t>
-      </w:r>
-      <w:r>
-        <w:rPr>
-          <w:rFonts w:ascii="Times New Roman" w:hAnsi="Times New Roman"/>
-        </w:rPr>
-        <w:t>https://www.4office.lt/kitos-paslaugos/biuro-irangos-remontas</w:t>
-      </w:r>
-      <w:r>
-        <w:rPr>
-          <w:rFonts w:ascii="Times New Roman" w:hAnsi="Times New Roman"/>
-        </w:rPr>
-        <w:t xml:space="preserve">. </w:t>
-      </w:r>
-      <w:proofErr w:type="spellStart"/>
-      <w:r>
-        <w:rPr>
-          <w:rFonts w:ascii="Times New Roman" w:hAnsi="Times New Roman"/>
-        </w:rPr>
-        <w:t>Pasirašydamas</w:t>
-      </w:r>
-      <w:proofErr w:type="spellEnd"/>
-      <w:r>
-        <w:rPr>
-          <w:rFonts w:ascii="Times New Roman" w:hAnsi="Times New Roman"/>
-        </w:rPr>
-        <w:t xml:space="preserve"> </w:t>
-      </w:r>
-      <w:proofErr w:type="spellStart"/>
-      <w:r>
-        <w:rPr>
-          <w:rFonts w:ascii="Times New Roman" w:hAnsi="Times New Roman"/>
-        </w:rPr>
-        <w:t>šį</w:t>
-      </w:r>
-      <w:proofErr w:type="spellEnd"/>
-      <w:r>
-        <w:rPr>
-          <w:rFonts w:ascii="Times New Roman" w:hAnsi="Times New Roman"/>
-        </w:rPr>
-        <w:t xml:space="preserve"> „PREKĖS PRIĖMIMO–PERDAVIMO AKTĄ / SUTARTĮ DĖL REMONTO </w:t>
-      </w:r>
-      <w:proofErr w:type="gramStart"/>
-      <w:r>
-        <w:rPr>
-          <w:rFonts w:ascii="Times New Roman" w:hAnsi="Times New Roman"/>
-        </w:rPr>
-        <w:t>DARBŲ“</w:t>
-      </w:r>
-      <w:proofErr w:type="gramEnd"/>
-      <w:r>
-        <w:rPr>
-          <w:rFonts w:ascii="Times New Roman" w:hAnsi="Times New Roman"/>
-        </w:rPr>
-        <w:t xml:space="preserve">, SAVININKAS </w:t>
-      </w:r>
-      <w:proofErr w:type="spellStart"/>
-      <w:r>
-        <w:rPr>
-          <w:rFonts w:ascii="Times New Roman" w:hAnsi="Times New Roman"/>
-        </w:rPr>
-        <w:t>patvirtina</w:t>
-      </w:r>
-      <w:proofErr w:type="spellEnd"/>
-      <w:r>
-        <w:rPr>
-          <w:rFonts w:ascii="Times New Roman" w:hAnsi="Times New Roman"/>
-        </w:rPr>
-        <w:t xml:space="preserve">, </w:t>
-      </w:r>
-      <w:proofErr w:type="spellStart"/>
-      <w:r>
-        <w:rPr>
-          <w:rFonts w:ascii="Times New Roman" w:hAnsi="Times New Roman"/>
-        </w:rPr>
-        <w:t>kad</w:t>
-      </w:r>
-      <w:proofErr w:type="spellEnd"/>
-      <w:r>
-        <w:rPr>
-          <w:rFonts w:ascii="Times New Roman" w:hAnsi="Times New Roman"/>
-        </w:rPr>
-        <w:t xml:space="preserve"> </w:t>
-      </w:r>
-      <w:proofErr w:type="spellStart"/>
-      <w:r>
-        <w:rPr>
-          <w:rFonts w:ascii="Times New Roman" w:hAnsi="Times New Roman"/>
-        </w:rPr>
-        <w:t>susipažino</w:t>
-      </w:r>
-      <w:proofErr w:type="spellEnd"/>
-      <w:r>
-        <w:rPr>
-          <w:rFonts w:ascii="Times New Roman" w:hAnsi="Times New Roman"/>
-        </w:rPr>
-        <w:t xml:space="preserve"> </w:t>
-      </w:r>
-      <w:proofErr w:type="spellStart"/>
-      <w:r>
-        <w:rPr>
-          <w:rFonts w:ascii="Times New Roman" w:hAnsi="Times New Roman"/>
-        </w:rPr>
-        <w:t>su</w:t>
-      </w:r>
-      <w:proofErr w:type="spellEnd"/>
-      <w:r>
-        <w:rPr>
-          <w:rFonts w:ascii="Times New Roman" w:hAnsi="Times New Roman"/>
-        </w:rPr>
-        <w:t xml:space="preserve"> </w:t>
-      </w:r>
-      <w:proofErr w:type="spellStart"/>
-      <w:r>
-        <w:rPr>
-          <w:rFonts w:ascii="Times New Roman" w:hAnsi="Times New Roman"/>
-        </w:rPr>
-        <w:t>aktualiu</w:t>
-      </w:r>
-      <w:proofErr w:type="spellEnd"/>
-      <w:r>
-        <w:rPr>
-          <w:rFonts w:ascii="Times New Roman" w:hAnsi="Times New Roman"/>
-        </w:rPr>
-        <w:t xml:space="preserve"> </w:t>
-      </w:r>
-      <w:r>
-        <w:rPr>
-          <w:rFonts w:ascii="Times New Roman" w:hAnsi="Times New Roman"/>
-        </w:rPr>
-        <w:t>4Office</w:t>
-      </w:r>
-      <w:r>
-        <w:rPr>
-          <w:rFonts w:ascii="Times New Roman" w:hAnsi="Times New Roman"/>
-        </w:rPr>
-        <w:t xml:space="preserve"> KAINORAŠČIU </w:t>
-      </w:r>
-      <w:proofErr w:type="spellStart"/>
-      <w:r>
-        <w:rPr>
-          <w:rFonts w:ascii="Times New Roman" w:hAnsi="Times New Roman"/>
-        </w:rPr>
-        <w:t>ir</w:t>
-      </w:r>
-      <w:proofErr w:type="spellEnd"/>
-      <w:r>
-        <w:rPr>
-          <w:rFonts w:ascii="Times New Roman" w:hAnsi="Times New Roman"/>
-        </w:rPr>
-        <w:t xml:space="preserve"> </w:t>
-      </w:r>
-      <w:proofErr w:type="spellStart"/>
-      <w:r>
-        <w:rPr>
-          <w:rFonts w:ascii="Times New Roman" w:hAnsi="Times New Roman"/>
-        </w:rPr>
-        <w:t>sutinka</w:t>
-      </w:r>
-      <w:proofErr w:type="spellEnd"/>
-      <w:r>
-        <w:rPr>
-          <w:rFonts w:ascii="Times New Roman" w:hAnsi="Times New Roman"/>
-        </w:rPr>
-        <w:t xml:space="preserve"> </w:t>
-      </w:r>
-      <w:proofErr w:type="spellStart"/>
-      <w:r>
-        <w:rPr>
-          <w:rFonts w:ascii="Times New Roman" w:hAnsi="Times New Roman"/>
-        </w:rPr>
-        <w:t>su</w:t>
-      </w:r>
-      <w:proofErr w:type="spellEnd"/>
-      <w:r>
-        <w:rPr>
-          <w:rFonts w:ascii="Times New Roman" w:hAnsi="Times New Roman"/>
-        </w:rPr>
-        <w:t xml:space="preserve"> </w:t>
-      </w:r>
-      <w:proofErr w:type="spellStart"/>
-      <w:r>
-        <w:rPr>
-          <w:rFonts w:ascii="Times New Roman" w:hAnsi="Times New Roman"/>
-        </w:rPr>
-        <w:t>jame</w:t>
-      </w:r>
-      <w:proofErr w:type="spellEnd"/>
-      <w:r>
-        <w:rPr>
-          <w:rFonts w:ascii="Times New Roman" w:hAnsi="Times New Roman"/>
-        </w:rPr>
-        <w:t xml:space="preserve"> </w:t>
-      </w:r>
-      <w:proofErr w:type="spellStart"/>
-      <w:r>
-        <w:rPr>
-          <w:rFonts w:ascii="Times New Roman" w:hAnsi="Times New Roman"/>
-        </w:rPr>
-        <w:t>nurodytais</w:t>
-      </w:r>
-      <w:proofErr w:type="spellEnd"/>
-      <w:r>
-        <w:rPr>
-          <w:rFonts w:ascii="Times New Roman" w:hAnsi="Times New Roman"/>
-        </w:rPr>
-        <w:t xml:space="preserve"> </w:t>
-      </w:r>
-      <w:proofErr w:type="spellStart"/>
-      <w:r>
-        <w:rPr>
-          <w:rFonts w:ascii="Times New Roman" w:hAnsi="Times New Roman"/>
-        </w:rPr>
-        <w:t>įkainiais</w:t>
-      </w:r>
-      <w:proofErr w:type="spellEnd"/>
-      <w:r>
-        <w:rPr>
-          <w:rFonts w:ascii="Times New Roman" w:hAnsi="Times New Roman"/>
-        </w:rPr>
-        <w:t xml:space="preserve">. SAVININKAS </w:t>
-      </w:r>
-      <w:proofErr w:type="spellStart"/>
-      <w:r>
-        <w:rPr>
-          <w:rFonts w:ascii="Times New Roman" w:hAnsi="Times New Roman"/>
-        </w:rPr>
-        <w:t>neturi</w:t>
-      </w:r>
-      <w:proofErr w:type="spellEnd"/>
-      <w:r>
-        <w:rPr>
-          <w:rFonts w:ascii="Times New Roman" w:hAnsi="Times New Roman"/>
-        </w:rPr>
-        <w:t xml:space="preserve"> </w:t>
-      </w:r>
-      <w:proofErr w:type="spellStart"/>
-      <w:r>
-        <w:rPr>
-          <w:rFonts w:ascii="Times New Roman" w:hAnsi="Times New Roman"/>
-        </w:rPr>
-        <w:t>padengti</w:t>
-      </w:r>
-      <w:proofErr w:type="spellEnd"/>
-      <w:r>
-        <w:rPr>
-          <w:rFonts w:ascii="Times New Roman" w:hAnsi="Times New Roman"/>
-        </w:rPr>
-        <w:t xml:space="preserve"> </w:t>
-      </w:r>
-      <w:proofErr w:type="spellStart"/>
-      <w:r>
-        <w:rPr>
-          <w:rFonts w:ascii="Times New Roman" w:hAnsi="Times New Roman"/>
-        </w:rPr>
-        <w:t>transportavimo</w:t>
-      </w:r>
-      <w:proofErr w:type="spellEnd"/>
-      <w:r>
-        <w:rPr>
-          <w:rFonts w:ascii="Times New Roman" w:hAnsi="Times New Roman"/>
-        </w:rPr>
-        <w:t xml:space="preserve"> </w:t>
-      </w:r>
-      <w:proofErr w:type="spellStart"/>
-      <w:r>
-        <w:rPr>
-          <w:rFonts w:ascii="Times New Roman" w:hAnsi="Times New Roman"/>
-        </w:rPr>
-        <w:t>išlaidų</w:t>
-      </w:r>
-      <w:proofErr w:type="spellEnd"/>
-      <w:r>
-        <w:rPr>
-          <w:rFonts w:ascii="Times New Roman" w:hAnsi="Times New Roman"/>
-        </w:rPr>
-        <w:t xml:space="preserve">, </w:t>
-      </w:r>
-      <w:proofErr w:type="spellStart"/>
-      <w:r>
-        <w:rPr>
-          <w:rFonts w:ascii="Times New Roman" w:hAnsi="Times New Roman"/>
-        </w:rPr>
-        <w:t>jei</w:t>
-      </w:r>
-      <w:proofErr w:type="spellEnd"/>
-      <w:r>
-        <w:rPr>
-          <w:rFonts w:ascii="Times New Roman" w:hAnsi="Times New Roman"/>
-        </w:rPr>
-        <w:t xml:space="preserve"> SAVININKAS GAMINĮ </w:t>
-      </w:r>
-      <w:proofErr w:type="spellStart"/>
-      <w:r>
-        <w:rPr>
-          <w:rFonts w:ascii="Times New Roman" w:hAnsi="Times New Roman"/>
-        </w:rPr>
-        <w:t>savo</w:t>
-      </w:r>
-      <w:proofErr w:type="spellEnd"/>
-      <w:r>
-        <w:rPr>
-          <w:rFonts w:ascii="Times New Roman" w:hAnsi="Times New Roman"/>
-        </w:rPr>
-        <w:t xml:space="preserve"> </w:t>
-      </w:r>
-      <w:proofErr w:type="spellStart"/>
-      <w:r>
-        <w:rPr>
-          <w:rFonts w:ascii="Times New Roman" w:hAnsi="Times New Roman"/>
-        </w:rPr>
-        <w:t>sąskaita</w:t>
-      </w:r>
-      <w:proofErr w:type="spellEnd"/>
-      <w:r>
-        <w:rPr>
-          <w:rFonts w:ascii="Times New Roman" w:hAnsi="Times New Roman"/>
-        </w:rPr>
-        <w:t xml:space="preserve"> </w:t>
-      </w:r>
-      <w:proofErr w:type="spellStart"/>
-      <w:r>
-        <w:rPr>
-          <w:rFonts w:ascii="Times New Roman" w:hAnsi="Times New Roman"/>
-        </w:rPr>
-        <w:t>pristatė</w:t>
-      </w:r>
-      <w:proofErr w:type="spellEnd"/>
-      <w:r>
-        <w:rPr>
-          <w:rFonts w:ascii="Times New Roman" w:hAnsi="Times New Roman"/>
-        </w:rPr>
-        <w:t xml:space="preserve"> į </w:t>
-      </w:r>
-      <w:r>
-        <w:rPr>
-          <w:rFonts w:ascii="Times New Roman" w:hAnsi="Times New Roman"/>
-        </w:rPr>
-        <w:t xml:space="preserve">4office </w:t>
-      </w:r>
-      <w:proofErr w:type="spellStart"/>
-      <w:r>
-        <w:rPr>
-          <w:rFonts w:ascii="Times New Roman" w:hAnsi="Times New Roman"/>
-        </w:rPr>
-        <w:t>centrą</w:t>
-      </w:r>
-      <w:proofErr w:type="spellEnd"/>
-      <w:r>
-        <w:rPr>
-          <w:rFonts w:ascii="Times New Roman" w:hAnsi="Times New Roman"/>
-        </w:rPr>
-        <w:t>.</w:t>
+          <w:b/>
+          <w:bCs/>
+        </w:rPr>
+        <w:t xml:space="preserve">4. KAINOS IR APMOKĖJIMO BŪDAI </w:t>
       </w:r>
     </w:p>
     <w:p>
       <w:pPr>
         <w:rPr>
           <w:rFonts w:ascii="Times New Roman" w:hAnsi="Times New Roman"/>
-          <w:b/>
-          <w:bCs/>
         </w:rPr>
       </w:pPr>
-      <w:r>
-        <w:rPr>
-          <w:rFonts w:ascii="Times New Roman" w:hAnsi="Times New Roman"/>
-          <w:b/>
-          <w:bCs/>
-        </w:rPr>
-        <w:t xml:space="preserve">4. KAINOS IR APMOKĖJIMO BŪDAI </w:t>
+      <w:proofErr w:type="spellStart"/>
+      <w:r>
+        <w:rPr>
+          <w:rFonts w:ascii="Times New Roman" w:hAnsi="Times New Roman"/>
+        </w:rPr>
+        <w:t>Visos</w:t>
+      </w:r>
+      <w:proofErr w:type="spellEnd"/>
+      <w:r>
+        <w:rPr>
+          <w:rFonts w:ascii="Times New Roman" w:hAnsi="Times New Roman"/>
+        </w:rPr>
+        <w:t xml:space="preserve"> </w:t>
+      </w:r>
+      <w:proofErr w:type="spellStart"/>
+      <w:r>
+        <w:rPr>
+          <w:rFonts w:ascii="Times New Roman" w:hAnsi="Times New Roman"/>
+        </w:rPr>
+        <w:t>kainos</w:t>
+      </w:r>
+      <w:proofErr w:type="spellEnd"/>
+      <w:r>
+        <w:rPr>
+          <w:rFonts w:ascii="Times New Roman" w:hAnsi="Times New Roman"/>
+        </w:rPr>
+        <w:t xml:space="preserve"> KAINORAŠTYJE </w:t>
+      </w:r>
+      <w:proofErr w:type="spellStart"/>
+      <w:r>
+        <w:rPr>
+          <w:rFonts w:ascii="Times New Roman" w:hAnsi="Times New Roman"/>
+        </w:rPr>
+        <w:t>nurodytos</w:t>
+      </w:r>
+      <w:proofErr w:type="spellEnd"/>
+      <w:r>
+        <w:rPr>
+          <w:rFonts w:ascii="Times New Roman" w:hAnsi="Times New Roman"/>
+        </w:rPr>
+        <w:t xml:space="preserve"> </w:t>
+      </w:r>
+      <w:proofErr w:type="spellStart"/>
+      <w:r>
+        <w:rPr>
+          <w:rFonts w:ascii="Times New Roman" w:hAnsi="Times New Roman"/>
+        </w:rPr>
+        <w:t>eurais</w:t>
+      </w:r>
+      <w:proofErr w:type="spellEnd"/>
+      <w:r>
+        <w:rPr>
+          <w:rFonts w:ascii="Times New Roman" w:hAnsi="Times New Roman"/>
+        </w:rPr>
+        <w:t xml:space="preserve"> (EUR) be PVM. </w:t>
+      </w:r>
+      <w:proofErr w:type="spellStart"/>
+      <w:r>
+        <w:rPr>
+          <w:rFonts w:ascii="Times New Roman" w:hAnsi="Times New Roman"/>
+        </w:rPr>
+        <w:t>Atsiskaityti</w:t>
+      </w:r>
+      <w:proofErr w:type="spellEnd"/>
+      <w:r>
+        <w:rPr>
+          <w:rFonts w:ascii="Times New Roman" w:hAnsi="Times New Roman"/>
+        </w:rPr>
+        <w:t xml:space="preserve"> </w:t>
+      </w:r>
+      <w:proofErr w:type="spellStart"/>
+      <w:r>
+        <w:rPr>
+          <w:rFonts w:ascii="Times New Roman" w:hAnsi="Times New Roman"/>
+        </w:rPr>
+        <w:t>už</w:t>
+      </w:r>
+      <w:proofErr w:type="spellEnd"/>
+      <w:r>
+        <w:rPr>
+          <w:rFonts w:ascii="Times New Roman" w:hAnsi="Times New Roman"/>
+        </w:rPr>
+        <w:t xml:space="preserve"> </w:t>
+      </w:r>
+      <w:proofErr w:type="spellStart"/>
+      <w:r>
+        <w:rPr>
+          <w:rFonts w:ascii="Times New Roman" w:hAnsi="Times New Roman"/>
+        </w:rPr>
+        <w:t>remonto</w:t>
+      </w:r>
+      <w:proofErr w:type="spellEnd"/>
+      <w:r>
+        <w:rPr>
+          <w:rFonts w:ascii="Times New Roman" w:hAnsi="Times New Roman"/>
+        </w:rPr>
+        <w:t xml:space="preserve"> </w:t>
+      </w:r>
+      <w:proofErr w:type="spellStart"/>
+      <w:r>
+        <w:rPr>
+          <w:rFonts w:ascii="Times New Roman" w:hAnsi="Times New Roman"/>
+        </w:rPr>
+        <w:t>darbus</w:t>
+      </w:r>
+      <w:proofErr w:type="spellEnd"/>
+      <w:r>
+        <w:rPr>
+          <w:rFonts w:ascii="Times New Roman" w:hAnsi="Times New Roman"/>
+        </w:rPr>
+        <w:t xml:space="preserve"> </w:t>
+      </w:r>
+      <w:proofErr w:type="spellStart"/>
+      <w:r>
+        <w:rPr>
+          <w:rFonts w:ascii="Times New Roman" w:hAnsi="Times New Roman"/>
+        </w:rPr>
+        <w:t>galima</w:t>
+      </w:r>
+      <w:proofErr w:type="spellEnd"/>
+      <w:r>
+        <w:rPr>
+          <w:rFonts w:ascii="Times New Roman" w:hAnsi="Times New Roman"/>
+        </w:rPr>
+        <w:t xml:space="preserve"> </w:t>
+      </w:r>
+      <w:proofErr w:type="spellStart"/>
+      <w:r>
+        <w:rPr>
+          <w:rFonts w:ascii="Times New Roman" w:hAnsi="Times New Roman"/>
+        </w:rPr>
+        <w:t>bankiniu</w:t>
+      </w:r>
+      <w:proofErr w:type="spellEnd"/>
+      <w:r>
+        <w:rPr>
+          <w:rFonts w:ascii="Times New Roman" w:hAnsi="Times New Roman"/>
+        </w:rPr>
+        <w:t xml:space="preserve"> </w:t>
+      </w:r>
+      <w:proofErr w:type="spellStart"/>
+      <w:r>
+        <w:rPr>
+          <w:rFonts w:ascii="Times New Roman" w:hAnsi="Times New Roman"/>
+        </w:rPr>
+        <w:t>pavedimu</w:t>
+      </w:r>
+      <w:proofErr w:type="spellEnd"/>
+      <w:r>
+        <w:rPr>
+          <w:rFonts w:ascii="Times New Roman" w:hAnsi="Times New Roman"/>
+        </w:rPr>
+        <w:t xml:space="preserve">, </w:t>
+      </w:r>
+      <w:proofErr w:type="spellStart"/>
+      <w:r>
+        <w:rPr>
+          <w:rFonts w:ascii="Times New Roman" w:hAnsi="Times New Roman"/>
+        </w:rPr>
+        <w:t>gavus</w:t>
+      </w:r>
+      <w:proofErr w:type="spellEnd"/>
+      <w:r>
+        <w:rPr>
+          <w:rFonts w:ascii="Times New Roman" w:hAnsi="Times New Roman"/>
+        </w:rPr>
+        <w:t xml:space="preserve"> </w:t>
+      </w:r>
+      <w:proofErr w:type="spellStart"/>
+      <w:r>
+        <w:rPr>
+          <w:rFonts w:ascii="Times New Roman" w:hAnsi="Times New Roman"/>
+        </w:rPr>
+        <w:t>išankstinio</w:t>
+      </w:r>
+      <w:proofErr w:type="spellEnd"/>
+      <w:r>
+        <w:rPr>
+          <w:rFonts w:ascii="Times New Roman" w:hAnsi="Times New Roman"/>
+        </w:rPr>
+        <w:t xml:space="preserve"> </w:t>
+      </w:r>
+      <w:proofErr w:type="spellStart"/>
+      <w:r>
+        <w:rPr>
+          <w:rFonts w:ascii="Times New Roman" w:hAnsi="Times New Roman"/>
+        </w:rPr>
+        <w:t>apmokėjimo</w:t>
+      </w:r>
+      <w:proofErr w:type="spellEnd"/>
+      <w:r>
+        <w:rPr>
+          <w:rFonts w:ascii="Times New Roman" w:hAnsi="Times New Roman"/>
+        </w:rPr>
+        <w:t xml:space="preserve"> </w:t>
+      </w:r>
+      <w:proofErr w:type="spellStart"/>
+      <w:r>
+        <w:rPr>
+          <w:rFonts w:ascii="Times New Roman" w:hAnsi="Times New Roman"/>
+        </w:rPr>
+        <w:t>sąskaitą</w:t>
+      </w:r>
+      <w:proofErr w:type="spellEnd"/>
+      <w:r>
+        <w:rPr>
+          <w:rFonts w:ascii="Times New Roman" w:hAnsi="Times New Roman"/>
+        </w:rPr>
+        <w:t xml:space="preserve"> </w:t>
+      </w:r>
+      <w:proofErr w:type="spellStart"/>
+      <w:r>
+        <w:rPr>
+          <w:rFonts w:ascii="Times New Roman" w:hAnsi="Times New Roman"/>
+        </w:rPr>
+        <w:t>arba</w:t>
+      </w:r>
+      <w:proofErr w:type="spellEnd"/>
+      <w:r>
+        <w:rPr>
+          <w:rFonts w:ascii="Times New Roman" w:hAnsi="Times New Roman"/>
+        </w:rPr>
+        <w:t xml:space="preserve"> </w:t>
+      </w:r>
+      <w:r>
+        <w:rPr>
+          <w:rFonts w:ascii="Times New Roman" w:hAnsi="Times New Roman"/>
+        </w:rPr>
+        <w:t xml:space="preserve">4Office </w:t>
+      </w:r>
+      <w:proofErr w:type="spellStart"/>
+      <w:r>
+        <w:rPr>
+          <w:rFonts w:ascii="Times New Roman" w:hAnsi="Times New Roman"/>
+        </w:rPr>
+        <w:t>centre</w:t>
+      </w:r>
+      <w:proofErr w:type="spellEnd"/>
+      <w:r>
+        <w:rPr>
+          <w:rFonts w:ascii="Times New Roman" w:hAnsi="Times New Roman"/>
+        </w:rPr>
+        <w:t xml:space="preserve">, </w:t>
+      </w:r>
+      <w:proofErr w:type="spellStart"/>
+      <w:r>
+        <w:rPr>
+          <w:rFonts w:ascii="Times New Roman" w:hAnsi="Times New Roman"/>
+        </w:rPr>
+        <w:t>atsiskaitant</w:t>
+      </w:r>
+      <w:proofErr w:type="spellEnd"/>
+      <w:r>
+        <w:rPr>
+          <w:rFonts w:ascii="Times New Roman" w:hAnsi="Times New Roman"/>
+        </w:rPr>
+        <w:t xml:space="preserve"> </w:t>
+      </w:r>
+      <w:proofErr w:type="spellStart"/>
+      <w:r>
+        <w:rPr>
+          <w:rFonts w:ascii="Times New Roman" w:hAnsi="Times New Roman"/>
+        </w:rPr>
+        <w:t>banko</w:t>
+      </w:r>
+      <w:proofErr w:type="spellEnd"/>
+      <w:r>
+        <w:rPr>
+          <w:rFonts w:ascii="Times New Roman" w:hAnsi="Times New Roman"/>
+        </w:rPr>
+        <w:t xml:space="preserve"> </w:t>
+      </w:r>
+      <w:proofErr w:type="spellStart"/>
+      <w:r>
+        <w:rPr>
+          <w:rFonts w:ascii="Times New Roman" w:hAnsi="Times New Roman"/>
+        </w:rPr>
+        <w:t>kortele</w:t>
+      </w:r>
+      <w:proofErr w:type="spellEnd"/>
+      <w:r>
+        <w:rPr>
+          <w:rFonts w:ascii="Times New Roman" w:hAnsi="Times New Roman"/>
+        </w:rPr>
+        <w:t>.</w:t>
       </w:r>
     </w:p>
     <w:p>
@@ -3560,291 +3819,19 @@
           <w:rFonts w:ascii="Times New Roman" w:hAnsi="Times New Roman"/>
         </w:rPr>
       </w:pPr>
-      <w:proofErr w:type="spellStart"/>
-      <w:r>
-        <w:rPr>
-          <w:rFonts w:ascii="Times New Roman" w:hAnsi="Times New Roman"/>
-        </w:rPr>
-        <w:t>Visos</w:t>
-      </w:r>
-      <w:proofErr w:type="spellEnd"/>
-      <w:r>
-        <w:rPr>
-          <w:rFonts w:ascii="Times New Roman" w:hAnsi="Times New Roman"/>
-        </w:rPr>
-        <w:t xml:space="preserve"> </w:t>
-      </w:r>
-      <w:proofErr w:type="spellStart"/>
-      <w:r>
-        <w:rPr>
-          <w:rFonts w:ascii="Times New Roman" w:hAnsi="Times New Roman"/>
-        </w:rPr>
-        <w:t>kainos</w:t>
-      </w:r>
-      <w:proofErr w:type="spellEnd"/>
-      <w:r>
-        <w:rPr>
-          <w:rFonts w:ascii="Times New Roman" w:hAnsi="Times New Roman"/>
-        </w:rPr>
-        <w:t xml:space="preserve"> KAINORAŠTYJE </w:t>
-      </w:r>
-      <w:proofErr w:type="spellStart"/>
-      <w:r>
-        <w:rPr>
-          <w:rFonts w:ascii="Times New Roman" w:hAnsi="Times New Roman"/>
-        </w:rPr>
-        <w:t>nurodytos</w:t>
-      </w:r>
-      <w:proofErr w:type="spellEnd"/>
-      <w:r>
-        <w:rPr>
-          <w:rFonts w:ascii="Times New Roman" w:hAnsi="Times New Roman"/>
-        </w:rPr>
-        <w:t xml:space="preserve"> </w:t>
-      </w:r>
-      <w:proofErr w:type="spellStart"/>
-      <w:r>
-        <w:rPr>
-          <w:rFonts w:ascii="Times New Roman" w:hAnsi="Times New Roman"/>
-        </w:rPr>
-        <w:t>eurais</w:t>
-      </w:r>
-      <w:proofErr w:type="spellEnd"/>
-      <w:r>
-        <w:rPr>
-          <w:rFonts w:ascii="Times New Roman" w:hAnsi="Times New Roman"/>
-        </w:rPr>
-        <w:t xml:space="preserve"> (EUR) be PVM. </w:t>
-      </w:r>
-      <w:proofErr w:type="spellStart"/>
-      <w:r>
-        <w:rPr>
-          <w:rFonts w:ascii="Times New Roman" w:hAnsi="Times New Roman"/>
-        </w:rPr>
-        <w:t>Atsiskaityti</w:t>
-      </w:r>
-      <w:proofErr w:type="spellEnd"/>
-      <w:r>
-        <w:rPr>
-          <w:rFonts w:ascii="Times New Roman" w:hAnsi="Times New Roman"/>
-        </w:rPr>
-        <w:t xml:space="preserve"> </w:t>
-      </w:r>
-      <w:proofErr w:type="spellStart"/>
-      <w:r>
-        <w:rPr>
-          <w:rFonts w:ascii="Times New Roman" w:hAnsi="Times New Roman"/>
-        </w:rPr>
-        <w:t>už</w:t>
-      </w:r>
-      <w:proofErr w:type="spellEnd"/>
-      <w:r>
-        <w:rPr>
-          <w:rFonts w:ascii="Times New Roman" w:hAnsi="Times New Roman"/>
-        </w:rPr>
-        <w:t xml:space="preserve"> </w:t>
-      </w:r>
-      <w:proofErr w:type="spellStart"/>
-      <w:r>
-        <w:rPr>
-          <w:rFonts w:ascii="Times New Roman" w:hAnsi="Times New Roman"/>
-        </w:rPr>
-        <w:t>remonto</w:t>
-      </w:r>
-      <w:proofErr w:type="spellEnd"/>
-      <w:r>
-        <w:rPr>
-          <w:rFonts w:ascii="Times New Roman" w:hAnsi="Times New Roman"/>
-        </w:rPr>
-        <w:t xml:space="preserve"> </w:t>
-      </w:r>
-      <w:proofErr w:type="spellStart"/>
-      <w:r>
-        <w:rPr>
-          <w:rFonts w:ascii="Times New Roman" w:hAnsi="Times New Roman"/>
-        </w:rPr>
-        <w:t>darbus</w:t>
-      </w:r>
-      <w:proofErr w:type="spellEnd"/>
-      <w:r>
-        <w:rPr>
-          <w:rFonts w:ascii="Times New Roman" w:hAnsi="Times New Roman"/>
-        </w:rPr>
-        <w:t xml:space="preserve"> </w:t>
-      </w:r>
-      <w:proofErr w:type="spellStart"/>
-      <w:r>
-        <w:rPr>
-          <w:rFonts w:ascii="Times New Roman" w:hAnsi="Times New Roman"/>
-        </w:rPr>
-        <w:t>galima</w:t>
-      </w:r>
-      <w:proofErr w:type="spellEnd"/>
-      <w:r>
-        <w:rPr>
-          <w:rFonts w:ascii="Times New Roman" w:hAnsi="Times New Roman"/>
-        </w:rPr>
-        <w:t xml:space="preserve"> </w:t>
-      </w:r>
-      <w:proofErr w:type="spellStart"/>
-      <w:r>
-        <w:rPr>
-          <w:rFonts w:ascii="Times New Roman" w:hAnsi="Times New Roman"/>
-        </w:rPr>
-        <w:t>bankiniu</w:t>
-      </w:r>
-      <w:proofErr w:type="spellEnd"/>
-      <w:r>
-        <w:rPr>
-          <w:rFonts w:ascii="Times New Roman" w:hAnsi="Times New Roman"/>
-        </w:rPr>
-        <w:t xml:space="preserve"> </w:t>
-      </w:r>
-      <w:proofErr w:type="spellStart"/>
-      <w:r>
-        <w:rPr>
-          <w:rFonts w:ascii="Times New Roman" w:hAnsi="Times New Roman"/>
-        </w:rPr>
-        <w:t>pavedimu</w:t>
-      </w:r>
-      <w:proofErr w:type="spellEnd"/>
-      <w:r>
-        <w:rPr>
-          <w:rFonts w:ascii="Times New Roman" w:hAnsi="Times New Roman"/>
-        </w:rPr>
-        <w:t xml:space="preserve">, </w:t>
-      </w:r>
-      <w:proofErr w:type="spellStart"/>
-      <w:r>
-        <w:rPr>
-          <w:rFonts w:ascii="Times New Roman" w:hAnsi="Times New Roman"/>
-        </w:rPr>
-        <w:t>gavus</w:t>
-      </w:r>
-      <w:proofErr w:type="spellEnd"/>
-      <w:r>
-        <w:rPr>
-          <w:rFonts w:ascii="Times New Roman" w:hAnsi="Times New Roman"/>
-        </w:rPr>
-        <w:t xml:space="preserve"> </w:t>
-      </w:r>
-      <w:proofErr w:type="spellStart"/>
-      <w:r>
-        <w:rPr>
-          <w:rFonts w:ascii="Times New Roman" w:hAnsi="Times New Roman"/>
-        </w:rPr>
-        <w:t>išankstinio</w:t>
-      </w:r>
-      <w:proofErr w:type="spellEnd"/>
-      <w:r>
-        <w:rPr>
-          <w:rFonts w:ascii="Times New Roman" w:hAnsi="Times New Roman"/>
-        </w:rPr>
-        <w:t xml:space="preserve"> </w:t>
-      </w:r>
-      <w:proofErr w:type="spellStart"/>
-      <w:r>
-        <w:rPr>
-          <w:rFonts w:ascii="Times New Roman" w:hAnsi="Times New Roman"/>
-        </w:rPr>
-        <w:t>apmokėjimo</w:t>
-      </w:r>
-      <w:proofErr w:type="spellEnd"/>
-      <w:r>
-        <w:rPr>
-          <w:rFonts w:ascii="Times New Roman" w:hAnsi="Times New Roman"/>
-        </w:rPr>
-        <w:t xml:space="preserve"> </w:t>
-      </w:r>
-      <w:proofErr w:type="spellStart"/>
-      <w:r>
-        <w:rPr>
-          <w:rFonts w:ascii="Times New Roman" w:hAnsi="Times New Roman"/>
-        </w:rPr>
-        <w:t>sąskaitą</w:t>
-      </w:r>
-      <w:proofErr w:type="spellEnd"/>
-      <w:r>
-        <w:rPr>
-          <w:rFonts w:ascii="Times New Roman" w:hAnsi="Times New Roman"/>
-        </w:rPr>
-        <w:t xml:space="preserve"> </w:t>
-      </w:r>
-      <w:proofErr w:type="spellStart"/>
-      <w:r>
-        <w:rPr>
-          <w:rFonts w:ascii="Times New Roman" w:hAnsi="Times New Roman"/>
-        </w:rPr>
-        <w:t>arba</w:t>
-      </w:r>
-      <w:proofErr w:type="spellEnd"/>
-      <w:r>
-        <w:rPr>
-          <w:rFonts w:ascii="Times New Roman" w:hAnsi="Times New Roman"/>
-        </w:rPr>
-        <w:t xml:space="preserve"> </w:t>
-      </w:r>
-      <w:r>
-        <w:rPr>
-          <w:rFonts w:ascii="Times New Roman" w:hAnsi="Times New Roman"/>
-        </w:rPr>
-        <w:t xml:space="preserve">4Office </w:t>
-      </w:r>
-      <w:proofErr w:type="spellStart"/>
-      <w:r>
-        <w:rPr>
-          <w:rFonts w:ascii="Times New Roman" w:hAnsi="Times New Roman"/>
-        </w:rPr>
-        <w:t>centre</w:t>
-      </w:r>
-      <w:proofErr w:type="spellEnd"/>
-      <w:r>
-        <w:rPr>
-          <w:rFonts w:ascii="Times New Roman" w:hAnsi="Times New Roman"/>
-        </w:rPr>
-        <w:t xml:space="preserve">, </w:t>
-      </w:r>
-      <w:proofErr w:type="spellStart"/>
-      <w:r>
-        <w:rPr>
-          <w:rFonts w:ascii="Times New Roman" w:hAnsi="Times New Roman"/>
-        </w:rPr>
-        <w:t>atsiskaitant</w:t>
-      </w:r>
-      <w:proofErr w:type="spellEnd"/>
-      <w:r>
-        <w:rPr>
-          <w:rFonts w:ascii="Times New Roman" w:hAnsi="Times New Roman"/>
-        </w:rPr>
-        <w:t xml:space="preserve"> </w:t>
-      </w:r>
-      <w:proofErr w:type="spellStart"/>
-      <w:r>
-        <w:rPr>
-          <w:rFonts w:ascii="Times New Roman" w:hAnsi="Times New Roman"/>
-        </w:rPr>
-        <w:t>banko</w:t>
-      </w:r>
-      <w:proofErr w:type="spellEnd"/>
-      <w:r>
-        <w:rPr>
-          <w:rFonts w:ascii="Times New Roman" w:hAnsi="Times New Roman"/>
-        </w:rPr>
-        <w:t xml:space="preserve"> </w:t>
-      </w:r>
-      <w:proofErr w:type="spellStart"/>
-      <w:r>
-        <w:rPr>
-          <w:rFonts w:ascii="Times New Roman" w:hAnsi="Times New Roman"/>
-        </w:rPr>
-        <w:t>kortele</w:t>
-      </w:r>
-      <w:proofErr w:type="spellEnd"/>
-      <w:r>
-        <w:rPr>
-          <w:rFonts w:ascii="Times New Roman" w:hAnsi="Times New Roman"/>
-        </w:rPr>
-        <w:t>.</w:t>
+      <w:r>
+        <w:rPr>
+          <w:rFonts w:ascii="Times New Roman" w:hAnsi="Times New Roman"/>
+          <w:b/>
+          <w:bCs/>
+        </w:rPr>
+        <w:t>5.. GAMINIO GAVIMO TVARKA GAMINYS SAVININKUI</w:t>
+      </w:r>
+      <w:r>
+        <w:rPr>
+          <w:rFonts w:ascii="Times New Roman" w:hAnsi="Times New Roman"/>
+        </w:rPr>
+        <w:t xml:space="preserve"> </w:t>
       </w:r>
     </w:p>
     <w:p>
@@ -3853,19 +3840,1453 @@
           <w:rFonts w:ascii="Times New Roman" w:hAnsi="Times New Roman"/>
         </w:rPr>
       </w:pPr>
-      <w:r>
-        <w:rPr>
-          <w:rFonts w:ascii="Times New Roman" w:hAnsi="Times New Roman"/>
-          <w:b/>
-          <w:bCs/>
-        </w:rPr>
-        <w:t>5.. GAMINIO GAVIMO TVARKA GAMINYS SAVININKUI</w:t>
-      </w:r>
-      <w:r>
-        <w:rPr>
-          <w:rFonts w:ascii="Times New Roman" w:hAnsi="Times New Roman"/>
-        </w:rPr>
-        <w:t xml:space="preserve"> </w:t>
+      <w:proofErr w:type="spellStart"/>
+      <w:r>
+        <w:rPr>
+          <w:rFonts w:ascii="Times New Roman" w:hAnsi="Times New Roman"/>
+        </w:rPr>
+        <w:t>Įrenginys</w:t>
+      </w:r>
+      <w:proofErr w:type="spellEnd"/>
+      <w:r>
+        <w:rPr>
+          <w:rFonts w:ascii="Times New Roman" w:hAnsi="Times New Roman"/>
+        </w:rPr>
+        <w:t xml:space="preserve"> SAVININKUI</w:t>
+      </w:r>
+      <w:r>
+        <w:rPr>
+          <w:rFonts w:ascii="Times New Roman" w:hAnsi="Times New Roman"/>
+        </w:rPr>
+        <w:t xml:space="preserve"> </w:t>
+      </w:r>
+      <w:proofErr w:type="spellStart"/>
+      <w:r>
+        <w:rPr>
+          <w:rFonts w:ascii="Times New Roman" w:hAnsi="Times New Roman"/>
+        </w:rPr>
+        <w:t>grąžinamas</w:t>
+      </w:r>
+      <w:proofErr w:type="spellEnd"/>
+      <w:r>
+        <w:rPr>
+          <w:rFonts w:ascii="Times New Roman" w:hAnsi="Times New Roman"/>
+        </w:rPr>
+        <w:t xml:space="preserve"> tik </w:t>
+      </w:r>
+      <w:proofErr w:type="spellStart"/>
+      <w:r>
+        <w:rPr>
+          <w:rFonts w:ascii="Times New Roman" w:hAnsi="Times New Roman"/>
+        </w:rPr>
+        <w:t>sumokėjus</w:t>
+      </w:r>
+      <w:proofErr w:type="spellEnd"/>
+      <w:r>
+        <w:rPr>
+          <w:rFonts w:ascii="Times New Roman" w:hAnsi="Times New Roman"/>
+        </w:rPr>
+        <w:t xml:space="preserve"> visas </w:t>
+      </w:r>
+      <w:proofErr w:type="spellStart"/>
+      <w:r>
+        <w:rPr>
+          <w:rFonts w:ascii="Times New Roman" w:hAnsi="Times New Roman"/>
+        </w:rPr>
+        <w:t>remonto</w:t>
+      </w:r>
+      <w:proofErr w:type="spellEnd"/>
+      <w:r>
+        <w:rPr>
+          <w:rFonts w:ascii="Times New Roman" w:hAnsi="Times New Roman"/>
+        </w:rPr>
+        <w:t xml:space="preserve"> </w:t>
+      </w:r>
+      <w:proofErr w:type="spellStart"/>
+      <w:r>
+        <w:rPr>
+          <w:rFonts w:ascii="Times New Roman" w:hAnsi="Times New Roman"/>
+        </w:rPr>
+        <w:t>darbų</w:t>
+      </w:r>
+      <w:proofErr w:type="spellEnd"/>
+      <w:r>
+        <w:rPr>
+          <w:rFonts w:ascii="Times New Roman" w:hAnsi="Times New Roman"/>
+        </w:rPr>
+        <w:t>,</w:t>
+      </w:r>
+      <w:r>
+        <w:rPr>
+          <w:rFonts w:ascii="Times New Roman" w:hAnsi="Times New Roman"/>
+        </w:rPr>
+        <w:t xml:space="preserve"> </w:t>
+      </w:r>
+      <w:proofErr w:type="spellStart"/>
+      <w:r>
+        <w:rPr>
+          <w:rFonts w:ascii="Times New Roman" w:hAnsi="Times New Roman"/>
+        </w:rPr>
+        <w:t>atsarginių</w:t>
+      </w:r>
+      <w:proofErr w:type="spellEnd"/>
+      <w:r>
+        <w:rPr>
+          <w:rFonts w:ascii="Times New Roman" w:hAnsi="Times New Roman"/>
+        </w:rPr>
+        <w:t xml:space="preserve"> </w:t>
+      </w:r>
+      <w:proofErr w:type="spellStart"/>
+      <w:r>
+        <w:rPr>
+          <w:rFonts w:ascii="Times New Roman" w:hAnsi="Times New Roman"/>
+        </w:rPr>
+        <w:t>detalių</w:t>
+      </w:r>
+      <w:proofErr w:type="spellEnd"/>
+      <w:r>
+        <w:rPr>
+          <w:rFonts w:ascii="Times New Roman" w:hAnsi="Times New Roman"/>
+        </w:rPr>
+        <w:t xml:space="preserve">, </w:t>
+      </w:r>
+      <w:proofErr w:type="spellStart"/>
+      <w:r>
+        <w:rPr>
+          <w:rFonts w:ascii="Times New Roman" w:hAnsi="Times New Roman"/>
+        </w:rPr>
+        <w:t>diagnostikos</w:t>
+      </w:r>
+      <w:proofErr w:type="spellEnd"/>
+      <w:r>
+        <w:rPr>
+          <w:rFonts w:ascii="Times New Roman" w:hAnsi="Times New Roman"/>
+        </w:rPr>
+        <w:t xml:space="preserve"> </w:t>
+      </w:r>
+      <w:proofErr w:type="spellStart"/>
+      <w:r>
+        <w:rPr>
+          <w:rFonts w:ascii="Times New Roman" w:hAnsi="Times New Roman"/>
+        </w:rPr>
+        <w:t>ir</w:t>
+      </w:r>
+      <w:proofErr w:type="spellEnd"/>
+      <w:r>
+        <w:rPr>
+          <w:rFonts w:ascii="Times New Roman" w:hAnsi="Times New Roman"/>
+        </w:rPr>
+        <w:t xml:space="preserve"> </w:t>
+      </w:r>
+      <w:proofErr w:type="spellStart"/>
+      <w:r>
+        <w:rPr>
+          <w:rFonts w:ascii="Times New Roman" w:hAnsi="Times New Roman"/>
+        </w:rPr>
+        <w:t>transportavimo</w:t>
+      </w:r>
+      <w:proofErr w:type="spellEnd"/>
+      <w:r>
+        <w:rPr>
+          <w:rFonts w:ascii="Times New Roman" w:hAnsi="Times New Roman"/>
+        </w:rPr>
+        <w:t xml:space="preserve"> </w:t>
+      </w:r>
+      <w:proofErr w:type="spellStart"/>
+      <w:r>
+        <w:rPr>
+          <w:rFonts w:ascii="Times New Roman" w:hAnsi="Times New Roman"/>
+        </w:rPr>
+        <w:t>išlaidas</w:t>
+      </w:r>
+      <w:proofErr w:type="spellEnd"/>
+      <w:r>
+        <w:rPr>
+          <w:rFonts w:ascii="Times New Roman" w:hAnsi="Times New Roman"/>
+        </w:rPr>
+        <w:t xml:space="preserve">. SAVININKAS </w:t>
+      </w:r>
+      <w:proofErr w:type="spellStart"/>
+      <w:r>
+        <w:rPr>
+          <w:rFonts w:ascii="Times New Roman" w:hAnsi="Times New Roman"/>
+        </w:rPr>
+        <w:t>įsipareigoja</w:t>
+      </w:r>
+      <w:proofErr w:type="spellEnd"/>
+      <w:r>
+        <w:rPr>
+          <w:rFonts w:ascii="Times New Roman" w:hAnsi="Times New Roman"/>
+        </w:rPr>
+        <w:t xml:space="preserve"> </w:t>
+      </w:r>
+      <w:proofErr w:type="spellStart"/>
+      <w:r>
+        <w:rPr>
+          <w:rFonts w:ascii="Times New Roman" w:hAnsi="Times New Roman"/>
+        </w:rPr>
+        <w:t>pasiimti</w:t>
+      </w:r>
+      <w:proofErr w:type="spellEnd"/>
+      <w:r>
+        <w:rPr>
+          <w:rFonts w:ascii="Times New Roman" w:hAnsi="Times New Roman"/>
+        </w:rPr>
+        <w:t xml:space="preserve"> </w:t>
+      </w:r>
+      <w:proofErr w:type="spellStart"/>
+      <w:r>
+        <w:rPr>
+          <w:rFonts w:ascii="Times New Roman" w:hAnsi="Times New Roman"/>
+        </w:rPr>
+        <w:t>įrenginį</w:t>
+      </w:r>
+      <w:proofErr w:type="spellEnd"/>
+      <w:r>
+        <w:rPr>
+          <w:rFonts w:ascii="Times New Roman" w:hAnsi="Times New Roman"/>
+        </w:rPr>
+        <w:t xml:space="preserve"> per 1 (</w:t>
+      </w:r>
+      <w:proofErr w:type="spellStart"/>
+      <w:r>
+        <w:rPr>
+          <w:rFonts w:ascii="Times New Roman" w:hAnsi="Times New Roman"/>
+        </w:rPr>
+        <w:t>vieną</w:t>
+      </w:r>
+      <w:proofErr w:type="spellEnd"/>
+      <w:r>
+        <w:rPr>
+          <w:rFonts w:ascii="Times New Roman" w:hAnsi="Times New Roman"/>
+        </w:rPr>
+        <w:t xml:space="preserve">) </w:t>
+      </w:r>
+      <w:proofErr w:type="spellStart"/>
+      <w:r>
+        <w:rPr>
+          <w:rFonts w:ascii="Times New Roman" w:hAnsi="Times New Roman"/>
+        </w:rPr>
+        <w:t>savaitę</w:t>
+      </w:r>
+      <w:proofErr w:type="spellEnd"/>
+      <w:r>
+        <w:rPr>
+          <w:rFonts w:ascii="Times New Roman" w:hAnsi="Times New Roman"/>
+        </w:rPr>
+        <w:t xml:space="preserve"> </w:t>
+      </w:r>
+      <w:proofErr w:type="spellStart"/>
+      <w:r>
+        <w:rPr>
+          <w:rFonts w:ascii="Times New Roman" w:hAnsi="Times New Roman"/>
+        </w:rPr>
+        <w:t>nuo</w:t>
+      </w:r>
+      <w:proofErr w:type="spellEnd"/>
+      <w:r>
+        <w:rPr>
+          <w:rFonts w:ascii="Times New Roman" w:hAnsi="Times New Roman"/>
+        </w:rPr>
+        <w:t xml:space="preserve"> </w:t>
+      </w:r>
+      <w:proofErr w:type="spellStart"/>
+      <w:r>
+        <w:rPr>
+          <w:rFonts w:ascii="Times New Roman" w:hAnsi="Times New Roman"/>
+        </w:rPr>
+        <w:t>informacijos</w:t>
+      </w:r>
+      <w:proofErr w:type="spellEnd"/>
+      <w:r>
+        <w:rPr>
+          <w:rFonts w:ascii="Times New Roman" w:hAnsi="Times New Roman"/>
+        </w:rPr>
+        <w:t xml:space="preserve"> </w:t>
+      </w:r>
+      <w:proofErr w:type="spellStart"/>
+      <w:r>
+        <w:rPr>
+          <w:rFonts w:ascii="Times New Roman" w:hAnsi="Times New Roman"/>
+        </w:rPr>
+        <w:t>apie</w:t>
+      </w:r>
+      <w:proofErr w:type="spellEnd"/>
+      <w:r>
+        <w:rPr>
+          <w:rFonts w:ascii="Times New Roman" w:hAnsi="Times New Roman"/>
+        </w:rPr>
+        <w:t xml:space="preserve"> </w:t>
+      </w:r>
+      <w:proofErr w:type="spellStart"/>
+      <w:r>
+        <w:rPr>
+          <w:rFonts w:ascii="Times New Roman" w:hAnsi="Times New Roman"/>
+        </w:rPr>
+        <w:t>remonto</w:t>
+      </w:r>
+      <w:proofErr w:type="spellEnd"/>
+      <w:r>
+        <w:rPr>
+          <w:rFonts w:ascii="Times New Roman" w:hAnsi="Times New Roman"/>
+        </w:rPr>
+        <w:t xml:space="preserve"> </w:t>
+      </w:r>
+      <w:proofErr w:type="spellStart"/>
+      <w:r>
+        <w:rPr>
+          <w:rFonts w:ascii="Times New Roman" w:hAnsi="Times New Roman"/>
+        </w:rPr>
+        <w:t>darbų</w:t>
+      </w:r>
+      <w:proofErr w:type="spellEnd"/>
+      <w:r>
+        <w:rPr>
+          <w:rFonts w:ascii="Times New Roman" w:hAnsi="Times New Roman"/>
+        </w:rPr>
+        <w:t xml:space="preserve"> </w:t>
+      </w:r>
+      <w:proofErr w:type="spellStart"/>
+      <w:r>
+        <w:rPr>
+          <w:rFonts w:ascii="Times New Roman" w:hAnsi="Times New Roman"/>
+        </w:rPr>
+        <w:t>baigimą</w:t>
+      </w:r>
+      <w:proofErr w:type="spellEnd"/>
+      <w:r>
+        <w:rPr>
+          <w:rFonts w:ascii="Times New Roman" w:hAnsi="Times New Roman"/>
+        </w:rPr>
+        <w:t xml:space="preserve"> </w:t>
+      </w:r>
+      <w:proofErr w:type="spellStart"/>
+      <w:r>
+        <w:rPr>
+          <w:rFonts w:ascii="Times New Roman" w:hAnsi="Times New Roman"/>
+        </w:rPr>
+        <w:t>gavimo</w:t>
+      </w:r>
+      <w:proofErr w:type="spellEnd"/>
+      <w:r>
+        <w:rPr>
+          <w:rFonts w:ascii="Times New Roman" w:hAnsi="Times New Roman"/>
+        </w:rPr>
+        <w:t xml:space="preserve"> (</w:t>
+      </w:r>
+      <w:proofErr w:type="spellStart"/>
+      <w:r>
+        <w:rPr>
+          <w:rFonts w:ascii="Times New Roman" w:hAnsi="Times New Roman"/>
+        </w:rPr>
+        <w:t>arba</w:t>
+      </w:r>
+      <w:proofErr w:type="spellEnd"/>
+      <w:r>
+        <w:rPr>
+          <w:rFonts w:ascii="Times New Roman" w:hAnsi="Times New Roman"/>
+        </w:rPr>
+        <w:t xml:space="preserve"> </w:t>
+      </w:r>
+      <w:proofErr w:type="spellStart"/>
+      <w:r>
+        <w:rPr>
+          <w:rFonts w:ascii="Times New Roman" w:hAnsi="Times New Roman"/>
+        </w:rPr>
+        <w:t>atsisakymo</w:t>
+      </w:r>
+      <w:proofErr w:type="spellEnd"/>
+      <w:r>
+        <w:rPr>
+          <w:rFonts w:ascii="Times New Roman" w:hAnsi="Times New Roman"/>
+        </w:rPr>
+        <w:t xml:space="preserve"> </w:t>
+      </w:r>
+      <w:proofErr w:type="spellStart"/>
+      <w:r>
+        <w:rPr>
+          <w:rFonts w:ascii="Times New Roman" w:hAnsi="Times New Roman"/>
+        </w:rPr>
+        <w:t>atlikti</w:t>
+      </w:r>
+      <w:proofErr w:type="spellEnd"/>
+      <w:r>
+        <w:rPr>
+          <w:rFonts w:ascii="Times New Roman" w:hAnsi="Times New Roman"/>
+        </w:rPr>
+        <w:t xml:space="preserve"> </w:t>
+      </w:r>
+      <w:proofErr w:type="spellStart"/>
+      <w:r>
+        <w:rPr>
+          <w:rFonts w:ascii="Times New Roman" w:hAnsi="Times New Roman"/>
+        </w:rPr>
+        <w:t>remonto</w:t>
+      </w:r>
+      <w:proofErr w:type="spellEnd"/>
+      <w:r>
+        <w:rPr>
+          <w:rFonts w:ascii="Times New Roman" w:hAnsi="Times New Roman"/>
+        </w:rPr>
+        <w:t xml:space="preserve"> </w:t>
+      </w:r>
+      <w:proofErr w:type="spellStart"/>
+      <w:r>
+        <w:rPr>
+          <w:rFonts w:ascii="Times New Roman" w:hAnsi="Times New Roman"/>
+        </w:rPr>
+        <w:t>darbus</w:t>
+      </w:r>
+      <w:proofErr w:type="spellEnd"/>
+      <w:r>
+        <w:rPr>
+          <w:rFonts w:ascii="Times New Roman" w:hAnsi="Times New Roman"/>
+        </w:rPr>
+        <w:t xml:space="preserve">, </w:t>
+      </w:r>
+      <w:proofErr w:type="spellStart"/>
+      <w:r>
+        <w:rPr>
+          <w:rFonts w:ascii="Times New Roman" w:hAnsi="Times New Roman"/>
+        </w:rPr>
+        <w:t>gavus</w:t>
+      </w:r>
+      <w:proofErr w:type="spellEnd"/>
+      <w:r>
+        <w:rPr>
+          <w:rFonts w:ascii="Times New Roman" w:hAnsi="Times New Roman"/>
+        </w:rPr>
+        <w:t xml:space="preserve"> </w:t>
+      </w:r>
+      <w:proofErr w:type="spellStart"/>
+      <w:r>
+        <w:rPr>
+          <w:rFonts w:ascii="Times New Roman" w:hAnsi="Times New Roman"/>
+        </w:rPr>
+        <w:t>informaciją</w:t>
+      </w:r>
+      <w:proofErr w:type="spellEnd"/>
+      <w:r>
+        <w:rPr>
+          <w:rFonts w:ascii="Times New Roman" w:hAnsi="Times New Roman"/>
+        </w:rPr>
+        <w:t xml:space="preserve"> </w:t>
+      </w:r>
+      <w:proofErr w:type="spellStart"/>
+      <w:r>
+        <w:rPr>
+          <w:rFonts w:ascii="Times New Roman" w:hAnsi="Times New Roman"/>
+        </w:rPr>
+        <w:t>apie</w:t>
+      </w:r>
+      <w:proofErr w:type="spellEnd"/>
+      <w:r>
+        <w:rPr>
+          <w:rFonts w:ascii="Times New Roman" w:hAnsi="Times New Roman"/>
+        </w:rPr>
+        <w:t xml:space="preserve"> </w:t>
+      </w:r>
+      <w:proofErr w:type="spellStart"/>
+      <w:r>
+        <w:rPr>
+          <w:rFonts w:ascii="Times New Roman" w:hAnsi="Times New Roman"/>
+        </w:rPr>
+        <w:t>gaminio</w:t>
+      </w:r>
+      <w:proofErr w:type="spellEnd"/>
+      <w:r>
+        <w:rPr>
+          <w:rFonts w:ascii="Times New Roman" w:hAnsi="Times New Roman"/>
+        </w:rPr>
+        <w:t xml:space="preserve"> </w:t>
+      </w:r>
+      <w:proofErr w:type="spellStart"/>
+      <w:r>
+        <w:rPr>
+          <w:rFonts w:ascii="Times New Roman" w:hAnsi="Times New Roman"/>
+        </w:rPr>
+        <w:t>remonto</w:t>
+      </w:r>
+      <w:proofErr w:type="spellEnd"/>
+      <w:r>
+        <w:rPr>
+          <w:rFonts w:ascii="Times New Roman" w:hAnsi="Times New Roman"/>
+        </w:rPr>
+        <w:t xml:space="preserve"> </w:t>
+      </w:r>
+      <w:proofErr w:type="spellStart"/>
+      <w:r>
+        <w:rPr>
+          <w:rFonts w:ascii="Times New Roman" w:hAnsi="Times New Roman"/>
+        </w:rPr>
+        <w:t>darbų</w:t>
+      </w:r>
+      <w:proofErr w:type="spellEnd"/>
+      <w:r>
+        <w:rPr>
+          <w:rFonts w:ascii="Times New Roman" w:hAnsi="Times New Roman"/>
+        </w:rPr>
+        <w:t xml:space="preserve"> </w:t>
+      </w:r>
+      <w:proofErr w:type="spellStart"/>
+      <w:r>
+        <w:rPr>
+          <w:rFonts w:ascii="Times New Roman" w:hAnsi="Times New Roman"/>
+        </w:rPr>
+        <w:t>ir</w:t>
+      </w:r>
+      <w:proofErr w:type="spellEnd"/>
+      <w:r>
+        <w:rPr>
+          <w:rFonts w:ascii="Times New Roman" w:hAnsi="Times New Roman"/>
+        </w:rPr>
+        <w:t xml:space="preserve"> </w:t>
+      </w:r>
+      <w:proofErr w:type="spellStart"/>
+      <w:r>
+        <w:rPr>
+          <w:rFonts w:ascii="Times New Roman" w:hAnsi="Times New Roman"/>
+        </w:rPr>
+        <w:t>atsarginių</w:t>
+      </w:r>
+      <w:proofErr w:type="spellEnd"/>
+      <w:r>
+        <w:rPr>
+          <w:rFonts w:ascii="Times New Roman" w:hAnsi="Times New Roman"/>
+        </w:rPr>
+        <w:t xml:space="preserve"> </w:t>
+      </w:r>
+      <w:proofErr w:type="spellStart"/>
+      <w:r>
+        <w:rPr>
+          <w:rFonts w:ascii="Times New Roman" w:hAnsi="Times New Roman"/>
+        </w:rPr>
+        <w:t>detalių</w:t>
+      </w:r>
+      <w:proofErr w:type="spellEnd"/>
+      <w:r>
+        <w:rPr>
+          <w:rFonts w:ascii="Times New Roman" w:hAnsi="Times New Roman"/>
+        </w:rPr>
+        <w:t xml:space="preserve"> </w:t>
+      </w:r>
+      <w:proofErr w:type="spellStart"/>
+      <w:r>
+        <w:rPr>
+          <w:rFonts w:ascii="Times New Roman" w:hAnsi="Times New Roman"/>
+        </w:rPr>
+        <w:t>kaštų</w:t>
+      </w:r>
+      <w:proofErr w:type="spellEnd"/>
+      <w:r>
+        <w:rPr>
+          <w:rFonts w:ascii="Times New Roman" w:hAnsi="Times New Roman"/>
+        </w:rPr>
+        <w:t xml:space="preserve"> </w:t>
+      </w:r>
+      <w:proofErr w:type="spellStart"/>
+      <w:r>
+        <w:rPr>
+          <w:rFonts w:ascii="Times New Roman" w:hAnsi="Times New Roman"/>
+        </w:rPr>
+        <w:t>bendrą</w:t>
+      </w:r>
+      <w:proofErr w:type="spellEnd"/>
+      <w:r>
+        <w:rPr>
+          <w:rFonts w:ascii="Times New Roman" w:hAnsi="Times New Roman"/>
+        </w:rPr>
+        <w:t xml:space="preserve"> </w:t>
+      </w:r>
+      <w:proofErr w:type="spellStart"/>
+      <w:r>
+        <w:rPr>
+          <w:rFonts w:ascii="Times New Roman" w:hAnsi="Times New Roman"/>
+        </w:rPr>
+        <w:t>sumą</w:t>
+      </w:r>
+      <w:proofErr w:type="spellEnd"/>
+      <w:r>
+        <w:rPr>
+          <w:rFonts w:ascii="Times New Roman" w:hAnsi="Times New Roman"/>
+        </w:rPr>
+        <w:t>).</w:t>
+      </w:r>
+      <w:proofErr w:type="spellStart"/>
+      <w:r>
+        <w:rPr>
+          <w:rFonts w:ascii="Times New Roman" w:hAnsi="Times New Roman"/>
+        </w:rPr>
+        <w:t>Už</w:t>
+      </w:r>
+      <w:proofErr w:type="spellEnd"/>
+      <w:r>
+        <w:rPr>
+          <w:rFonts w:ascii="Times New Roman" w:hAnsi="Times New Roman"/>
+        </w:rPr>
+        <w:t xml:space="preserve"> GAMINIO </w:t>
+      </w:r>
+      <w:proofErr w:type="spellStart"/>
+      <w:r>
+        <w:rPr>
+          <w:rFonts w:ascii="Times New Roman" w:hAnsi="Times New Roman"/>
+        </w:rPr>
+        <w:t>neatsiėmimą</w:t>
+      </w:r>
+      <w:proofErr w:type="spellEnd"/>
+      <w:r>
+        <w:rPr>
+          <w:rFonts w:ascii="Times New Roman" w:hAnsi="Times New Roman"/>
+        </w:rPr>
+        <w:t xml:space="preserve"> per </w:t>
+      </w:r>
+      <w:proofErr w:type="spellStart"/>
+      <w:r>
+        <w:rPr>
+          <w:rFonts w:ascii="Times New Roman" w:hAnsi="Times New Roman"/>
+        </w:rPr>
+        <w:t>nustatytą</w:t>
+      </w:r>
+      <w:proofErr w:type="spellEnd"/>
+      <w:r>
+        <w:rPr>
+          <w:rFonts w:ascii="Times New Roman" w:hAnsi="Times New Roman"/>
+        </w:rPr>
+        <w:t xml:space="preserve"> </w:t>
+      </w:r>
+      <w:proofErr w:type="spellStart"/>
+      <w:r>
+        <w:rPr>
+          <w:rFonts w:ascii="Times New Roman" w:hAnsi="Times New Roman"/>
+        </w:rPr>
+        <w:t>terminą</w:t>
+      </w:r>
+      <w:proofErr w:type="spellEnd"/>
+      <w:r>
+        <w:rPr>
+          <w:rFonts w:ascii="Times New Roman" w:hAnsi="Times New Roman"/>
+        </w:rPr>
+        <w:t xml:space="preserve">, </w:t>
+      </w:r>
+      <w:proofErr w:type="spellStart"/>
+      <w:r>
+        <w:rPr>
+          <w:rFonts w:ascii="Times New Roman" w:hAnsi="Times New Roman"/>
+        </w:rPr>
+        <w:t>pradedant</w:t>
+      </w:r>
+      <w:proofErr w:type="spellEnd"/>
+      <w:r>
+        <w:rPr>
+          <w:rFonts w:ascii="Times New Roman" w:hAnsi="Times New Roman"/>
+        </w:rPr>
+        <w:t xml:space="preserve"> antra </w:t>
+      </w:r>
+      <w:proofErr w:type="spellStart"/>
+      <w:r>
+        <w:rPr>
+          <w:rFonts w:ascii="Times New Roman" w:hAnsi="Times New Roman"/>
+        </w:rPr>
+        <w:t>savaite</w:t>
+      </w:r>
+      <w:proofErr w:type="spellEnd"/>
+      <w:r>
+        <w:rPr>
+          <w:rFonts w:ascii="Times New Roman" w:hAnsi="Times New Roman"/>
+        </w:rPr>
+        <w:t>, SAVININKAS</w:t>
+      </w:r>
+      <w:r>
+        <w:rPr>
+          <w:rFonts w:ascii="Times New Roman" w:hAnsi="Times New Roman"/>
+        </w:rPr>
+        <w:t xml:space="preserve"> </w:t>
+      </w:r>
+      <w:r>
+        <w:rPr>
+          <w:rFonts w:ascii="Times New Roman" w:hAnsi="Times New Roman"/>
+        </w:rPr>
+        <w:t>moka</w:t>
+      </w:r>
+      <w:r>
+        <w:rPr>
+          <w:rFonts w:ascii="Times New Roman" w:hAnsi="Times New Roman"/>
+        </w:rPr>
+        <w:t xml:space="preserve"> 4Office</w:t>
+      </w:r>
+      <w:r>
+        <w:rPr>
+          <w:rFonts w:ascii="Times New Roman" w:hAnsi="Times New Roman"/>
+        </w:rPr>
+        <w:t xml:space="preserve"> </w:t>
+      </w:r>
+      <w:proofErr w:type="spellStart"/>
+      <w:r>
+        <w:rPr>
+          <w:rFonts w:ascii="Times New Roman" w:hAnsi="Times New Roman"/>
+        </w:rPr>
+        <w:t>netesybas</w:t>
+      </w:r>
+      <w:proofErr w:type="spellEnd"/>
+      <w:r>
+        <w:rPr>
+          <w:rFonts w:ascii="Times New Roman" w:hAnsi="Times New Roman"/>
+        </w:rPr>
+        <w:t xml:space="preserve"> </w:t>
+      </w:r>
+      <w:proofErr w:type="spellStart"/>
+      <w:r>
+        <w:rPr>
+          <w:rFonts w:ascii="Times New Roman" w:hAnsi="Times New Roman"/>
+        </w:rPr>
+        <w:t>už</w:t>
+      </w:r>
+      <w:proofErr w:type="spellEnd"/>
+      <w:r>
+        <w:rPr>
+          <w:rFonts w:ascii="Times New Roman" w:hAnsi="Times New Roman"/>
+        </w:rPr>
+        <w:t xml:space="preserve"> </w:t>
+      </w:r>
+      <w:proofErr w:type="spellStart"/>
+      <w:r>
+        <w:rPr>
+          <w:rFonts w:ascii="Times New Roman" w:hAnsi="Times New Roman"/>
+        </w:rPr>
+        <w:t>įrenginio</w:t>
+      </w:r>
+      <w:proofErr w:type="spellEnd"/>
+      <w:r>
+        <w:rPr>
+          <w:rFonts w:ascii="Times New Roman" w:hAnsi="Times New Roman"/>
+        </w:rPr>
+        <w:t xml:space="preserve"> </w:t>
+      </w:r>
+      <w:proofErr w:type="spellStart"/>
+      <w:r>
+        <w:rPr>
+          <w:rFonts w:ascii="Times New Roman" w:hAnsi="Times New Roman"/>
+        </w:rPr>
+        <w:t>saugojimą</w:t>
+      </w:r>
+      <w:proofErr w:type="spellEnd"/>
+      <w:r>
+        <w:rPr>
+          <w:rFonts w:ascii="Times New Roman" w:hAnsi="Times New Roman"/>
+        </w:rPr>
+        <w:t xml:space="preserve">. Jei SAVININKAS </w:t>
+      </w:r>
+      <w:proofErr w:type="spellStart"/>
+      <w:r>
+        <w:rPr>
+          <w:rFonts w:ascii="Times New Roman" w:hAnsi="Times New Roman"/>
+        </w:rPr>
+        <w:t>neatsiima</w:t>
+      </w:r>
+      <w:proofErr w:type="spellEnd"/>
+      <w:r>
+        <w:rPr>
+          <w:rFonts w:ascii="Times New Roman" w:hAnsi="Times New Roman"/>
+        </w:rPr>
+        <w:t xml:space="preserve"> </w:t>
+      </w:r>
+      <w:proofErr w:type="spellStart"/>
+      <w:r>
+        <w:rPr>
+          <w:rFonts w:ascii="Times New Roman" w:hAnsi="Times New Roman"/>
+        </w:rPr>
+        <w:t>gaminio</w:t>
+      </w:r>
+      <w:proofErr w:type="spellEnd"/>
+      <w:r>
+        <w:rPr>
+          <w:rFonts w:ascii="Times New Roman" w:hAnsi="Times New Roman"/>
+        </w:rPr>
+        <w:t xml:space="preserve"> per </w:t>
+      </w:r>
+      <w:r>
+        <w:rPr>
+          <w:rFonts w:ascii="Times New Roman" w:hAnsi="Times New Roman"/>
+        </w:rPr>
+        <w:t>2</w:t>
+      </w:r>
+      <w:r>
+        <w:rPr>
+          <w:rFonts w:ascii="Times New Roman" w:hAnsi="Times New Roman"/>
+        </w:rPr>
+        <w:t xml:space="preserve"> (</w:t>
+      </w:r>
+      <w:r>
+        <w:rPr>
+          <w:rFonts w:ascii="Times New Roman" w:hAnsi="Times New Roman"/>
+        </w:rPr>
+        <w:t>du</w:t>
+      </w:r>
+      <w:r>
+        <w:rPr>
+          <w:rFonts w:ascii="Times New Roman" w:hAnsi="Times New Roman"/>
+        </w:rPr>
+        <w:t xml:space="preserve">) </w:t>
+      </w:r>
+      <w:proofErr w:type="spellStart"/>
+      <w:r>
+        <w:rPr>
+          <w:rFonts w:ascii="Times New Roman" w:hAnsi="Times New Roman"/>
+        </w:rPr>
+        <w:t>mėnesius</w:t>
+      </w:r>
+      <w:proofErr w:type="spellEnd"/>
+      <w:r>
+        <w:rPr>
+          <w:rFonts w:ascii="Times New Roman" w:hAnsi="Times New Roman"/>
+        </w:rPr>
+        <w:t xml:space="preserve"> </w:t>
+      </w:r>
+      <w:proofErr w:type="spellStart"/>
+      <w:r>
+        <w:rPr>
+          <w:rFonts w:ascii="Times New Roman" w:hAnsi="Times New Roman"/>
+        </w:rPr>
+        <w:t>nuo</w:t>
+      </w:r>
+      <w:proofErr w:type="spellEnd"/>
+      <w:r>
+        <w:rPr>
+          <w:rFonts w:ascii="Times New Roman" w:hAnsi="Times New Roman"/>
+        </w:rPr>
+        <w:t xml:space="preserve"> </w:t>
+      </w:r>
+      <w:proofErr w:type="spellStart"/>
+      <w:r>
+        <w:rPr>
+          <w:rFonts w:ascii="Times New Roman" w:hAnsi="Times New Roman"/>
+        </w:rPr>
+        <w:t>pranešimo</w:t>
+      </w:r>
+      <w:proofErr w:type="spellEnd"/>
+      <w:r>
+        <w:rPr>
+          <w:rFonts w:ascii="Times New Roman" w:hAnsi="Times New Roman"/>
+        </w:rPr>
+        <w:t xml:space="preserve"> </w:t>
+      </w:r>
+      <w:proofErr w:type="spellStart"/>
+      <w:r>
+        <w:rPr>
+          <w:rFonts w:ascii="Times New Roman" w:hAnsi="Times New Roman"/>
+        </w:rPr>
+        <w:t>apie</w:t>
+      </w:r>
+      <w:proofErr w:type="spellEnd"/>
+      <w:r>
+        <w:rPr>
+          <w:rFonts w:ascii="Times New Roman" w:hAnsi="Times New Roman"/>
+        </w:rPr>
+        <w:t xml:space="preserve"> </w:t>
+      </w:r>
+      <w:proofErr w:type="spellStart"/>
+      <w:r>
+        <w:rPr>
+          <w:rFonts w:ascii="Times New Roman" w:hAnsi="Times New Roman"/>
+        </w:rPr>
+        <w:t>remonto</w:t>
+      </w:r>
+      <w:proofErr w:type="spellEnd"/>
+      <w:r>
+        <w:rPr>
+          <w:rFonts w:ascii="Times New Roman" w:hAnsi="Times New Roman"/>
+        </w:rPr>
+        <w:t xml:space="preserve"> </w:t>
+      </w:r>
+      <w:proofErr w:type="spellStart"/>
+      <w:r>
+        <w:rPr>
+          <w:rFonts w:ascii="Times New Roman" w:hAnsi="Times New Roman"/>
+        </w:rPr>
+        <w:t>darbų</w:t>
+      </w:r>
+      <w:proofErr w:type="spellEnd"/>
+      <w:r>
+        <w:rPr>
+          <w:rFonts w:ascii="Times New Roman" w:hAnsi="Times New Roman"/>
+        </w:rPr>
+        <w:t xml:space="preserve"> </w:t>
+      </w:r>
+      <w:proofErr w:type="spellStart"/>
+      <w:r>
+        <w:rPr>
+          <w:rFonts w:ascii="Times New Roman" w:hAnsi="Times New Roman"/>
+        </w:rPr>
+        <w:t>baigimą</w:t>
+      </w:r>
+      <w:proofErr w:type="spellEnd"/>
+      <w:r>
+        <w:rPr>
+          <w:rFonts w:ascii="Times New Roman" w:hAnsi="Times New Roman"/>
+        </w:rPr>
+        <w:t xml:space="preserve"> </w:t>
+      </w:r>
+      <w:proofErr w:type="spellStart"/>
+      <w:r>
+        <w:rPr>
+          <w:rFonts w:ascii="Times New Roman" w:hAnsi="Times New Roman"/>
+        </w:rPr>
+        <w:t>gavimo</w:t>
+      </w:r>
+      <w:proofErr w:type="spellEnd"/>
+      <w:r>
+        <w:rPr>
+          <w:rFonts w:ascii="Times New Roman" w:hAnsi="Times New Roman"/>
+        </w:rPr>
+        <w:t xml:space="preserve"> (</w:t>
+      </w:r>
+      <w:proofErr w:type="spellStart"/>
+      <w:r>
+        <w:rPr>
+          <w:rFonts w:ascii="Times New Roman" w:hAnsi="Times New Roman"/>
+        </w:rPr>
+        <w:t>arba</w:t>
+      </w:r>
+      <w:proofErr w:type="spellEnd"/>
+      <w:r>
+        <w:rPr>
+          <w:rFonts w:ascii="Times New Roman" w:hAnsi="Times New Roman"/>
+        </w:rPr>
+        <w:t xml:space="preserve"> </w:t>
+      </w:r>
+      <w:proofErr w:type="spellStart"/>
+      <w:r>
+        <w:rPr>
+          <w:rFonts w:ascii="Times New Roman" w:hAnsi="Times New Roman"/>
+        </w:rPr>
+        <w:t>gavus</w:t>
+      </w:r>
+      <w:proofErr w:type="spellEnd"/>
+      <w:r>
+        <w:rPr>
+          <w:rFonts w:ascii="Times New Roman" w:hAnsi="Times New Roman"/>
+        </w:rPr>
+        <w:t xml:space="preserve"> </w:t>
+      </w:r>
+      <w:proofErr w:type="spellStart"/>
+      <w:r>
+        <w:rPr>
+          <w:rFonts w:ascii="Times New Roman" w:hAnsi="Times New Roman"/>
+        </w:rPr>
+        <w:t>informaciją</w:t>
+      </w:r>
+      <w:proofErr w:type="spellEnd"/>
+      <w:r>
+        <w:rPr>
+          <w:rFonts w:ascii="Times New Roman" w:hAnsi="Times New Roman"/>
+        </w:rPr>
+        <w:t xml:space="preserve"> </w:t>
+      </w:r>
+      <w:proofErr w:type="spellStart"/>
+      <w:r>
+        <w:rPr>
+          <w:rFonts w:ascii="Times New Roman" w:hAnsi="Times New Roman"/>
+        </w:rPr>
+        <w:t>apie</w:t>
+      </w:r>
+      <w:proofErr w:type="spellEnd"/>
+      <w:r>
+        <w:rPr>
+          <w:rFonts w:ascii="Times New Roman" w:hAnsi="Times New Roman"/>
+        </w:rPr>
+        <w:t xml:space="preserve"> </w:t>
+      </w:r>
+      <w:proofErr w:type="spellStart"/>
+      <w:r>
+        <w:rPr>
+          <w:rFonts w:ascii="Times New Roman" w:hAnsi="Times New Roman"/>
+        </w:rPr>
+        <w:t>gaminio</w:t>
+      </w:r>
+      <w:proofErr w:type="spellEnd"/>
+      <w:r>
+        <w:rPr>
+          <w:rFonts w:ascii="Times New Roman" w:hAnsi="Times New Roman"/>
+        </w:rPr>
+        <w:t xml:space="preserve"> </w:t>
+      </w:r>
+      <w:proofErr w:type="spellStart"/>
+      <w:r>
+        <w:rPr>
+          <w:rFonts w:ascii="Times New Roman" w:hAnsi="Times New Roman"/>
+        </w:rPr>
+        <w:t>remonto</w:t>
+      </w:r>
+      <w:proofErr w:type="spellEnd"/>
+      <w:r>
+        <w:rPr>
+          <w:rFonts w:ascii="Times New Roman" w:hAnsi="Times New Roman"/>
+        </w:rPr>
+        <w:t xml:space="preserve"> </w:t>
+      </w:r>
+      <w:proofErr w:type="spellStart"/>
+      <w:r>
+        <w:rPr>
+          <w:rFonts w:ascii="Times New Roman" w:hAnsi="Times New Roman"/>
+        </w:rPr>
+        <w:t>darbų</w:t>
+      </w:r>
+      <w:proofErr w:type="spellEnd"/>
+      <w:r>
+        <w:rPr>
+          <w:rFonts w:ascii="Times New Roman" w:hAnsi="Times New Roman"/>
+        </w:rPr>
+        <w:t xml:space="preserve"> </w:t>
+      </w:r>
+      <w:proofErr w:type="spellStart"/>
+      <w:r>
+        <w:rPr>
+          <w:rFonts w:ascii="Times New Roman" w:hAnsi="Times New Roman"/>
+        </w:rPr>
+        <w:t>ir</w:t>
+      </w:r>
+      <w:proofErr w:type="spellEnd"/>
+      <w:r>
+        <w:rPr>
+          <w:rFonts w:ascii="Times New Roman" w:hAnsi="Times New Roman"/>
+        </w:rPr>
+        <w:t xml:space="preserve"> </w:t>
+      </w:r>
+      <w:proofErr w:type="spellStart"/>
+      <w:r>
+        <w:rPr>
+          <w:rFonts w:ascii="Times New Roman" w:hAnsi="Times New Roman"/>
+        </w:rPr>
+        <w:t>atsarginių</w:t>
+      </w:r>
+      <w:proofErr w:type="spellEnd"/>
+      <w:r>
+        <w:rPr>
+          <w:rFonts w:ascii="Times New Roman" w:hAnsi="Times New Roman"/>
+        </w:rPr>
+        <w:t xml:space="preserve"> </w:t>
+      </w:r>
+      <w:proofErr w:type="spellStart"/>
+      <w:r>
+        <w:rPr>
+          <w:rFonts w:ascii="Times New Roman" w:hAnsi="Times New Roman"/>
+        </w:rPr>
+        <w:t>detalių</w:t>
+      </w:r>
+      <w:proofErr w:type="spellEnd"/>
+      <w:r>
+        <w:rPr>
+          <w:rFonts w:ascii="Times New Roman" w:hAnsi="Times New Roman"/>
+        </w:rPr>
+        <w:t xml:space="preserve"> </w:t>
+      </w:r>
+      <w:proofErr w:type="spellStart"/>
+      <w:r>
+        <w:rPr>
+          <w:rFonts w:ascii="Times New Roman" w:hAnsi="Times New Roman"/>
+        </w:rPr>
+        <w:t>kaštų</w:t>
+      </w:r>
+      <w:proofErr w:type="spellEnd"/>
+      <w:r>
+        <w:rPr>
+          <w:rFonts w:ascii="Times New Roman" w:hAnsi="Times New Roman"/>
+        </w:rPr>
+        <w:t xml:space="preserve"> </w:t>
+      </w:r>
+      <w:proofErr w:type="spellStart"/>
+      <w:r>
+        <w:rPr>
+          <w:rFonts w:ascii="Times New Roman" w:hAnsi="Times New Roman"/>
+        </w:rPr>
+        <w:t>bendrą</w:t>
+      </w:r>
+      <w:proofErr w:type="spellEnd"/>
+      <w:r>
+        <w:rPr>
+          <w:rFonts w:ascii="Times New Roman" w:hAnsi="Times New Roman"/>
+        </w:rPr>
+        <w:t xml:space="preserve"> </w:t>
+      </w:r>
+      <w:proofErr w:type="spellStart"/>
+      <w:r>
+        <w:rPr>
+          <w:rFonts w:ascii="Times New Roman" w:hAnsi="Times New Roman"/>
+        </w:rPr>
+        <w:t>sumą</w:t>
+      </w:r>
+      <w:proofErr w:type="spellEnd"/>
+      <w:r>
+        <w:rPr>
+          <w:rFonts w:ascii="Times New Roman" w:hAnsi="Times New Roman"/>
+        </w:rPr>
+        <w:t>)</w:t>
+      </w:r>
+      <w:r>
+        <w:rPr>
+          <w:rFonts w:ascii="Times New Roman" w:hAnsi="Times New Roman"/>
+        </w:rPr>
+        <w:t xml:space="preserve">, </w:t>
+      </w:r>
+      <w:proofErr w:type="spellStart"/>
+      <w:r>
+        <w:rPr>
+          <w:rFonts w:ascii="Times New Roman" w:hAnsi="Times New Roman"/>
+        </w:rPr>
+        <w:t>įrenginys</w:t>
+      </w:r>
+      <w:proofErr w:type="spellEnd"/>
+      <w:r>
+        <w:rPr>
+          <w:rFonts w:ascii="Times New Roman" w:hAnsi="Times New Roman"/>
+        </w:rPr>
+        <w:t xml:space="preserve"> </w:t>
+      </w:r>
+      <w:proofErr w:type="spellStart"/>
+      <w:r>
+        <w:rPr>
+          <w:rFonts w:ascii="Times New Roman" w:hAnsi="Times New Roman"/>
+        </w:rPr>
+        <w:t>tampa</w:t>
+      </w:r>
+      <w:proofErr w:type="spellEnd"/>
+      <w:r>
+        <w:rPr>
+          <w:rFonts w:ascii="Times New Roman" w:hAnsi="Times New Roman"/>
+        </w:rPr>
+        <w:t xml:space="preserve"> </w:t>
+      </w:r>
+      <w:r>
+        <w:rPr>
+          <w:rFonts w:ascii="Times New Roman" w:hAnsi="Times New Roman"/>
+        </w:rPr>
+        <w:t>4Office</w:t>
+      </w:r>
+      <w:r>
+        <w:rPr>
+          <w:rFonts w:ascii="Times New Roman" w:hAnsi="Times New Roman"/>
+        </w:rPr>
+        <w:t xml:space="preserve"> </w:t>
+      </w:r>
+      <w:proofErr w:type="spellStart"/>
+      <w:r>
+        <w:rPr>
+          <w:rFonts w:ascii="Times New Roman" w:hAnsi="Times New Roman"/>
+        </w:rPr>
+        <w:t>nuosavybė</w:t>
+      </w:r>
+      <w:proofErr w:type="spellEnd"/>
+      <w:r>
+        <w:rPr>
+          <w:rFonts w:ascii="Times New Roman" w:hAnsi="Times New Roman"/>
+        </w:rPr>
+        <w:t xml:space="preserve">. </w:t>
+      </w:r>
+      <w:proofErr w:type="spellStart"/>
+      <w:r>
+        <w:rPr>
+          <w:rFonts w:ascii="Times New Roman" w:hAnsi="Times New Roman"/>
+        </w:rPr>
+        <w:t>Tokiu</w:t>
+      </w:r>
+      <w:proofErr w:type="spellEnd"/>
+      <w:r>
+        <w:rPr>
+          <w:rFonts w:ascii="Times New Roman" w:hAnsi="Times New Roman"/>
+        </w:rPr>
+        <w:t xml:space="preserve"> </w:t>
+      </w:r>
+      <w:proofErr w:type="spellStart"/>
+      <w:r>
+        <w:rPr>
+          <w:rFonts w:ascii="Times New Roman" w:hAnsi="Times New Roman"/>
+        </w:rPr>
+        <w:t>atveju</w:t>
+      </w:r>
+      <w:proofErr w:type="spellEnd"/>
+      <w:r>
+        <w:rPr>
+          <w:rFonts w:ascii="Times New Roman" w:hAnsi="Times New Roman"/>
+        </w:rPr>
+        <w:t xml:space="preserve"> </w:t>
+      </w:r>
+      <w:r>
+        <w:rPr>
+          <w:rFonts w:ascii="Times New Roman" w:hAnsi="Times New Roman"/>
+        </w:rPr>
+        <w:t>4Office</w:t>
+      </w:r>
+      <w:r>
+        <w:rPr>
+          <w:rFonts w:ascii="Times New Roman" w:hAnsi="Times New Roman"/>
+        </w:rPr>
+        <w:t xml:space="preserve"> </w:t>
+      </w:r>
+      <w:proofErr w:type="spellStart"/>
+      <w:r>
+        <w:rPr>
+          <w:rFonts w:ascii="Times New Roman" w:hAnsi="Times New Roman"/>
+        </w:rPr>
+        <w:t>turi</w:t>
+      </w:r>
+      <w:proofErr w:type="spellEnd"/>
+      <w:r>
+        <w:rPr>
+          <w:rFonts w:ascii="Times New Roman" w:hAnsi="Times New Roman"/>
+        </w:rPr>
+        <w:t xml:space="preserve"> </w:t>
+      </w:r>
+      <w:proofErr w:type="spellStart"/>
+      <w:r>
+        <w:rPr>
+          <w:rFonts w:ascii="Times New Roman" w:hAnsi="Times New Roman"/>
+        </w:rPr>
+        <w:t>teisę</w:t>
+      </w:r>
+      <w:proofErr w:type="spellEnd"/>
+      <w:r>
+        <w:rPr>
+          <w:rFonts w:ascii="Times New Roman" w:hAnsi="Times New Roman"/>
+        </w:rPr>
+        <w:t xml:space="preserve"> </w:t>
+      </w:r>
+      <w:proofErr w:type="spellStart"/>
+      <w:r>
+        <w:rPr>
+          <w:rFonts w:ascii="Times New Roman" w:hAnsi="Times New Roman"/>
+        </w:rPr>
+        <w:t>parduoti</w:t>
+      </w:r>
+      <w:proofErr w:type="spellEnd"/>
+      <w:r>
+        <w:rPr>
+          <w:rFonts w:ascii="Times New Roman" w:hAnsi="Times New Roman"/>
+        </w:rPr>
+        <w:t xml:space="preserve"> </w:t>
+      </w:r>
+      <w:proofErr w:type="spellStart"/>
+      <w:r>
+        <w:rPr>
+          <w:rFonts w:ascii="Times New Roman" w:hAnsi="Times New Roman"/>
+        </w:rPr>
+        <w:t>įrenginį</w:t>
+      </w:r>
+      <w:proofErr w:type="spellEnd"/>
+      <w:r>
+        <w:rPr>
+          <w:rFonts w:ascii="Times New Roman" w:hAnsi="Times New Roman"/>
+        </w:rPr>
+        <w:t xml:space="preserve"> </w:t>
+      </w:r>
+      <w:proofErr w:type="spellStart"/>
+      <w:r>
+        <w:rPr>
+          <w:rFonts w:ascii="Times New Roman" w:hAnsi="Times New Roman"/>
+        </w:rPr>
+        <w:t>rinkos</w:t>
+      </w:r>
+      <w:proofErr w:type="spellEnd"/>
+      <w:r>
+        <w:rPr>
+          <w:rFonts w:ascii="Times New Roman" w:hAnsi="Times New Roman"/>
+        </w:rPr>
+        <w:t xml:space="preserve"> </w:t>
+      </w:r>
+      <w:proofErr w:type="spellStart"/>
+      <w:r>
+        <w:rPr>
+          <w:rFonts w:ascii="Times New Roman" w:hAnsi="Times New Roman"/>
+        </w:rPr>
+        <w:t>kaina</w:t>
+      </w:r>
+      <w:proofErr w:type="spellEnd"/>
+      <w:r>
+        <w:rPr>
+          <w:rFonts w:ascii="Times New Roman" w:hAnsi="Times New Roman"/>
+        </w:rPr>
+        <w:t xml:space="preserve">, </w:t>
+      </w:r>
+      <w:proofErr w:type="spellStart"/>
+      <w:r>
+        <w:rPr>
+          <w:rFonts w:ascii="Times New Roman" w:hAnsi="Times New Roman"/>
+        </w:rPr>
+        <w:t>kad</w:t>
+      </w:r>
+      <w:proofErr w:type="spellEnd"/>
+      <w:r>
+        <w:rPr>
+          <w:rFonts w:ascii="Times New Roman" w:hAnsi="Times New Roman"/>
+        </w:rPr>
+        <w:t xml:space="preserve"> </w:t>
+      </w:r>
+      <w:proofErr w:type="spellStart"/>
+      <w:r>
+        <w:rPr>
+          <w:rFonts w:ascii="Times New Roman" w:hAnsi="Times New Roman"/>
+        </w:rPr>
+        <w:t>padengtų</w:t>
+      </w:r>
+      <w:proofErr w:type="spellEnd"/>
+      <w:r>
+        <w:rPr>
+          <w:rFonts w:ascii="Times New Roman" w:hAnsi="Times New Roman"/>
+        </w:rPr>
+        <w:t xml:space="preserve"> </w:t>
+      </w:r>
+      <w:proofErr w:type="spellStart"/>
+      <w:r>
+        <w:rPr>
+          <w:rFonts w:ascii="Times New Roman" w:hAnsi="Times New Roman"/>
+        </w:rPr>
+        <w:t>transportavimo</w:t>
+      </w:r>
+      <w:proofErr w:type="spellEnd"/>
+      <w:r>
+        <w:rPr>
+          <w:rFonts w:ascii="Times New Roman" w:hAnsi="Times New Roman"/>
+        </w:rPr>
+        <w:t xml:space="preserve">, </w:t>
+      </w:r>
+      <w:proofErr w:type="spellStart"/>
+      <w:r>
+        <w:rPr>
+          <w:rFonts w:ascii="Times New Roman" w:hAnsi="Times New Roman"/>
+        </w:rPr>
+        <w:t>diagnostikos</w:t>
+      </w:r>
+      <w:proofErr w:type="spellEnd"/>
+      <w:r>
+        <w:rPr>
+          <w:rFonts w:ascii="Times New Roman" w:hAnsi="Times New Roman"/>
+        </w:rPr>
+        <w:t xml:space="preserve">, </w:t>
+      </w:r>
+      <w:proofErr w:type="spellStart"/>
+      <w:r>
+        <w:rPr>
+          <w:rFonts w:ascii="Times New Roman" w:hAnsi="Times New Roman"/>
+        </w:rPr>
+        <w:t>remonto</w:t>
+      </w:r>
+      <w:proofErr w:type="spellEnd"/>
+      <w:r>
+        <w:rPr>
+          <w:rFonts w:ascii="Times New Roman" w:hAnsi="Times New Roman"/>
+        </w:rPr>
+        <w:t xml:space="preserve"> </w:t>
+      </w:r>
+      <w:proofErr w:type="spellStart"/>
+      <w:r>
+        <w:rPr>
+          <w:rFonts w:ascii="Times New Roman" w:hAnsi="Times New Roman"/>
+        </w:rPr>
+        <w:t>darbų</w:t>
+      </w:r>
+      <w:proofErr w:type="spellEnd"/>
+      <w:r>
+        <w:rPr>
+          <w:rFonts w:ascii="Times New Roman" w:hAnsi="Times New Roman"/>
+        </w:rPr>
+        <w:t xml:space="preserve"> </w:t>
+      </w:r>
+      <w:proofErr w:type="spellStart"/>
+      <w:r>
+        <w:rPr>
+          <w:rFonts w:ascii="Times New Roman" w:hAnsi="Times New Roman"/>
+        </w:rPr>
+        <w:t>ir</w:t>
+      </w:r>
+      <w:proofErr w:type="spellEnd"/>
+      <w:r>
+        <w:rPr>
+          <w:rFonts w:ascii="Times New Roman" w:hAnsi="Times New Roman"/>
+        </w:rPr>
+        <w:t xml:space="preserve"> </w:t>
+      </w:r>
+      <w:proofErr w:type="spellStart"/>
+      <w:r>
+        <w:rPr>
+          <w:rFonts w:ascii="Times New Roman" w:hAnsi="Times New Roman"/>
+        </w:rPr>
+        <w:t>panaudotų</w:t>
+      </w:r>
+      <w:proofErr w:type="spellEnd"/>
+      <w:r>
+        <w:rPr>
+          <w:rFonts w:ascii="Times New Roman" w:hAnsi="Times New Roman"/>
+        </w:rPr>
+        <w:t xml:space="preserve"> </w:t>
+      </w:r>
+      <w:proofErr w:type="spellStart"/>
+      <w:r>
+        <w:rPr>
+          <w:rFonts w:ascii="Times New Roman" w:hAnsi="Times New Roman"/>
+        </w:rPr>
+        <w:t>detalių</w:t>
+      </w:r>
+      <w:proofErr w:type="spellEnd"/>
+      <w:r>
+        <w:rPr>
+          <w:rFonts w:ascii="Times New Roman" w:hAnsi="Times New Roman"/>
+        </w:rPr>
+        <w:t xml:space="preserve"> </w:t>
+      </w:r>
+      <w:proofErr w:type="spellStart"/>
+      <w:r>
+        <w:rPr>
+          <w:rFonts w:ascii="Times New Roman" w:hAnsi="Times New Roman"/>
+        </w:rPr>
+        <w:t>kaštus</w:t>
+      </w:r>
+      <w:proofErr w:type="spellEnd"/>
+      <w:r>
+        <w:rPr>
+          <w:rFonts w:ascii="Times New Roman" w:hAnsi="Times New Roman"/>
+        </w:rPr>
+        <w:t xml:space="preserve">, </w:t>
+      </w:r>
+      <w:proofErr w:type="spellStart"/>
+      <w:r>
+        <w:rPr>
+          <w:rFonts w:ascii="Times New Roman" w:hAnsi="Times New Roman"/>
+        </w:rPr>
+        <w:t>neatlygindamas</w:t>
+      </w:r>
+      <w:proofErr w:type="spellEnd"/>
+      <w:r>
+        <w:rPr>
+          <w:rFonts w:ascii="Times New Roman" w:hAnsi="Times New Roman"/>
+        </w:rPr>
+        <w:t xml:space="preserve"> SAVININKUI </w:t>
+      </w:r>
+      <w:proofErr w:type="spellStart"/>
+      <w:r>
+        <w:rPr>
+          <w:rFonts w:ascii="Times New Roman" w:hAnsi="Times New Roman"/>
+        </w:rPr>
+        <w:t>jokių</w:t>
+      </w:r>
+      <w:proofErr w:type="spellEnd"/>
+      <w:r>
+        <w:rPr>
+          <w:rFonts w:ascii="Times New Roman" w:hAnsi="Times New Roman"/>
+        </w:rPr>
+        <w:t xml:space="preserve"> </w:t>
+      </w:r>
+      <w:proofErr w:type="spellStart"/>
+      <w:r>
+        <w:rPr>
+          <w:rFonts w:ascii="Times New Roman" w:hAnsi="Times New Roman"/>
+        </w:rPr>
+        <w:t>nuostolių</w:t>
+      </w:r>
+      <w:proofErr w:type="spellEnd"/>
+      <w:r>
+        <w:rPr>
+          <w:rFonts w:ascii="Times New Roman" w:hAnsi="Times New Roman"/>
+        </w:rPr>
+        <w:t>.</w:t>
       </w:r>
     </w:p>
     <w:p>
@@ -3874,1455 +5295,33 @@
           <w:rFonts w:ascii="Times New Roman" w:hAnsi="Times New Roman"/>
         </w:rPr>
       </w:pPr>
-      <w:proofErr w:type="spellStart"/>
-      <w:r>
-        <w:rPr>
-          <w:rFonts w:ascii="Times New Roman" w:hAnsi="Times New Roman"/>
-        </w:rPr>
-        <w:t>Įrenginys</w:t>
-      </w:r>
-      <w:proofErr w:type="spellEnd"/>
-      <w:r>
-        <w:rPr>
-          <w:rFonts w:ascii="Times New Roman" w:hAnsi="Times New Roman"/>
-        </w:rPr>
-        <w:t xml:space="preserve"> SAVININKUI</w:t>
-      </w:r>
-      <w:r>
-        <w:rPr>
-          <w:rFonts w:ascii="Times New Roman" w:hAnsi="Times New Roman"/>
-        </w:rPr>
-        <w:t xml:space="preserve"> </w:t>
-      </w:r>
-      <w:proofErr w:type="spellStart"/>
-      <w:r>
-        <w:rPr>
-          <w:rFonts w:ascii="Times New Roman" w:hAnsi="Times New Roman"/>
-        </w:rPr>
-        <w:t>grąžinamas</w:t>
-      </w:r>
-      <w:proofErr w:type="spellEnd"/>
-      <w:r>
-        <w:rPr>
-          <w:rFonts w:ascii="Times New Roman" w:hAnsi="Times New Roman"/>
-        </w:rPr>
-        <w:t xml:space="preserve"> tik </w:t>
-      </w:r>
-      <w:proofErr w:type="spellStart"/>
-      <w:r>
-        <w:rPr>
-          <w:rFonts w:ascii="Times New Roman" w:hAnsi="Times New Roman"/>
-        </w:rPr>
-        <w:t>sumokėjus</w:t>
-      </w:r>
-      <w:proofErr w:type="spellEnd"/>
-      <w:r>
-        <w:rPr>
-          <w:rFonts w:ascii="Times New Roman" w:hAnsi="Times New Roman"/>
-        </w:rPr>
-        <w:t xml:space="preserve"> visas </w:t>
-      </w:r>
-      <w:proofErr w:type="spellStart"/>
-      <w:r>
-        <w:rPr>
-          <w:rFonts w:ascii="Times New Roman" w:hAnsi="Times New Roman"/>
-        </w:rPr>
-        <w:t>remonto</w:t>
-      </w:r>
-      <w:proofErr w:type="spellEnd"/>
-      <w:r>
-        <w:rPr>
-          <w:rFonts w:ascii="Times New Roman" w:hAnsi="Times New Roman"/>
-        </w:rPr>
-        <w:t xml:space="preserve"> </w:t>
-      </w:r>
-      <w:proofErr w:type="spellStart"/>
-      <w:r>
-        <w:rPr>
-          <w:rFonts w:ascii="Times New Roman" w:hAnsi="Times New Roman"/>
-        </w:rPr>
-        <w:t>darbų</w:t>
-      </w:r>
-      <w:proofErr w:type="spellEnd"/>
-      <w:r>
-        <w:rPr>
-          <w:rFonts w:ascii="Times New Roman" w:hAnsi="Times New Roman"/>
-        </w:rPr>
-        <w:t>,</w:t>
-      </w:r>
-      <w:r>
-        <w:rPr>
-          <w:rFonts w:ascii="Times New Roman" w:hAnsi="Times New Roman"/>
-        </w:rPr>
-        <w:t xml:space="preserve"> </w:t>
-      </w:r>
-      <w:proofErr w:type="spellStart"/>
-      <w:r>
-        <w:rPr>
-          <w:rFonts w:ascii="Times New Roman" w:hAnsi="Times New Roman"/>
-        </w:rPr>
-        <w:t>atsarginių</w:t>
-      </w:r>
-      <w:proofErr w:type="spellEnd"/>
-      <w:r>
-        <w:rPr>
-          <w:rFonts w:ascii="Times New Roman" w:hAnsi="Times New Roman"/>
-        </w:rPr>
-        <w:t xml:space="preserve"> </w:t>
-      </w:r>
-      <w:proofErr w:type="spellStart"/>
-      <w:r>
-        <w:rPr>
-          <w:rFonts w:ascii="Times New Roman" w:hAnsi="Times New Roman"/>
-        </w:rPr>
-        <w:t>detalių</w:t>
-      </w:r>
-      <w:proofErr w:type="spellEnd"/>
-      <w:r>
-        <w:rPr>
-          <w:rFonts w:ascii="Times New Roman" w:hAnsi="Times New Roman"/>
-        </w:rPr>
-        <w:t xml:space="preserve">, </w:t>
-      </w:r>
-      <w:proofErr w:type="spellStart"/>
-      <w:r>
-        <w:rPr>
-          <w:rFonts w:ascii="Times New Roman" w:hAnsi="Times New Roman"/>
-        </w:rPr>
-        <w:t>diagnostikos</w:t>
-      </w:r>
-      <w:proofErr w:type="spellEnd"/>
-      <w:r>
-        <w:rPr>
-          <w:rFonts w:ascii="Times New Roman" w:hAnsi="Times New Roman"/>
-        </w:rPr>
-        <w:t xml:space="preserve"> </w:t>
-      </w:r>
-      <w:proofErr w:type="spellStart"/>
-      <w:r>
-        <w:rPr>
-          <w:rFonts w:ascii="Times New Roman" w:hAnsi="Times New Roman"/>
-        </w:rPr>
-        <w:t>ir</w:t>
-      </w:r>
-      <w:proofErr w:type="spellEnd"/>
-      <w:r>
-        <w:rPr>
-          <w:rFonts w:ascii="Times New Roman" w:hAnsi="Times New Roman"/>
-        </w:rPr>
-        <w:t xml:space="preserve"> </w:t>
-      </w:r>
-      <w:proofErr w:type="spellStart"/>
-      <w:r>
-        <w:rPr>
-          <w:rFonts w:ascii="Times New Roman" w:hAnsi="Times New Roman"/>
-        </w:rPr>
-        <w:t>transportavimo</w:t>
-      </w:r>
-      <w:proofErr w:type="spellEnd"/>
-      <w:r>
-        <w:rPr>
-          <w:rFonts w:ascii="Times New Roman" w:hAnsi="Times New Roman"/>
-        </w:rPr>
-        <w:t xml:space="preserve"> </w:t>
-      </w:r>
-      <w:proofErr w:type="spellStart"/>
-      <w:r>
-        <w:rPr>
-          <w:rFonts w:ascii="Times New Roman" w:hAnsi="Times New Roman"/>
-        </w:rPr>
-        <w:t>išlaidas</w:t>
-      </w:r>
-      <w:proofErr w:type="spellEnd"/>
-      <w:r>
-        <w:rPr>
-          <w:rFonts w:ascii="Times New Roman" w:hAnsi="Times New Roman"/>
-        </w:rPr>
-        <w:t xml:space="preserve">. SAVININKAS </w:t>
-      </w:r>
-      <w:proofErr w:type="spellStart"/>
-      <w:r>
-        <w:rPr>
-          <w:rFonts w:ascii="Times New Roman" w:hAnsi="Times New Roman"/>
-        </w:rPr>
-        <w:t>įsipareigoja</w:t>
-      </w:r>
-      <w:proofErr w:type="spellEnd"/>
-      <w:r>
-        <w:rPr>
-          <w:rFonts w:ascii="Times New Roman" w:hAnsi="Times New Roman"/>
-        </w:rPr>
-        <w:t xml:space="preserve"> </w:t>
-      </w:r>
-      <w:proofErr w:type="spellStart"/>
-      <w:r>
-        <w:rPr>
-          <w:rFonts w:ascii="Times New Roman" w:hAnsi="Times New Roman"/>
-        </w:rPr>
-        <w:t>pasiimti</w:t>
-      </w:r>
-      <w:proofErr w:type="spellEnd"/>
-      <w:r>
-        <w:rPr>
-          <w:rFonts w:ascii="Times New Roman" w:hAnsi="Times New Roman"/>
-        </w:rPr>
-        <w:t xml:space="preserve"> </w:t>
-      </w:r>
-      <w:proofErr w:type="spellStart"/>
-      <w:r>
-        <w:rPr>
-          <w:rFonts w:ascii="Times New Roman" w:hAnsi="Times New Roman"/>
-        </w:rPr>
-        <w:t>įrenginį</w:t>
-      </w:r>
-      <w:proofErr w:type="spellEnd"/>
-      <w:r>
-        <w:rPr>
-          <w:rFonts w:ascii="Times New Roman" w:hAnsi="Times New Roman"/>
-        </w:rPr>
-        <w:t xml:space="preserve"> per 1 (</w:t>
-      </w:r>
-      <w:proofErr w:type="spellStart"/>
-      <w:r>
-        <w:rPr>
-          <w:rFonts w:ascii="Times New Roman" w:hAnsi="Times New Roman"/>
-        </w:rPr>
-        <w:t>vieną</w:t>
-      </w:r>
-      <w:proofErr w:type="spellEnd"/>
-      <w:r>
-        <w:rPr>
-          <w:rFonts w:ascii="Times New Roman" w:hAnsi="Times New Roman"/>
-        </w:rPr>
-        <w:t xml:space="preserve">) </w:t>
-      </w:r>
-      <w:proofErr w:type="spellStart"/>
-      <w:r>
-        <w:rPr>
-          <w:rFonts w:ascii="Times New Roman" w:hAnsi="Times New Roman"/>
-        </w:rPr>
-        <w:t>savaitę</w:t>
-      </w:r>
-      <w:proofErr w:type="spellEnd"/>
-      <w:r>
-        <w:rPr>
-          <w:rFonts w:ascii="Times New Roman" w:hAnsi="Times New Roman"/>
-        </w:rPr>
-        <w:t xml:space="preserve"> </w:t>
-      </w:r>
-      <w:proofErr w:type="spellStart"/>
-      <w:r>
-        <w:rPr>
-          <w:rFonts w:ascii="Times New Roman" w:hAnsi="Times New Roman"/>
-        </w:rPr>
-        <w:t>nuo</w:t>
-      </w:r>
-      <w:proofErr w:type="spellEnd"/>
-      <w:r>
-        <w:rPr>
-          <w:rFonts w:ascii="Times New Roman" w:hAnsi="Times New Roman"/>
-        </w:rPr>
-        <w:t xml:space="preserve"> </w:t>
-      </w:r>
-      <w:proofErr w:type="spellStart"/>
-      <w:r>
-        <w:rPr>
-          <w:rFonts w:ascii="Times New Roman" w:hAnsi="Times New Roman"/>
-        </w:rPr>
-        <w:t>informacijos</w:t>
-      </w:r>
-      <w:proofErr w:type="spellEnd"/>
-      <w:r>
-        <w:rPr>
-          <w:rFonts w:ascii="Times New Roman" w:hAnsi="Times New Roman"/>
-        </w:rPr>
-        <w:t xml:space="preserve"> </w:t>
-      </w:r>
-      <w:proofErr w:type="spellStart"/>
-      <w:r>
-        <w:rPr>
-          <w:rFonts w:ascii="Times New Roman" w:hAnsi="Times New Roman"/>
-        </w:rPr>
-        <w:t>apie</w:t>
-      </w:r>
-      <w:proofErr w:type="spellEnd"/>
-      <w:r>
-        <w:rPr>
-          <w:rFonts w:ascii="Times New Roman" w:hAnsi="Times New Roman"/>
-        </w:rPr>
-        <w:t xml:space="preserve"> </w:t>
-      </w:r>
-      <w:proofErr w:type="spellStart"/>
-      <w:r>
-        <w:rPr>
-          <w:rFonts w:ascii="Times New Roman" w:hAnsi="Times New Roman"/>
-        </w:rPr>
-        <w:t>remonto</w:t>
-      </w:r>
-      <w:proofErr w:type="spellEnd"/>
-      <w:r>
-        <w:rPr>
-          <w:rFonts w:ascii="Times New Roman" w:hAnsi="Times New Roman"/>
-        </w:rPr>
-        <w:t xml:space="preserve"> </w:t>
-      </w:r>
-      <w:proofErr w:type="spellStart"/>
-      <w:r>
-        <w:rPr>
-          <w:rFonts w:ascii="Times New Roman" w:hAnsi="Times New Roman"/>
-        </w:rPr>
-        <w:t>darbų</w:t>
-      </w:r>
-      <w:proofErr w:type="spellEnd"/>
-      <w:r>
-        <w:rPr>
-          <w:rFonts w:ascii="Times New Roman" w:hAnsi="Times New Roman"/>
-        </w:rPr>
-        <w:t xml:space="preserve"> </w:t>
-      </w:r>
-      <w:proofErr w:type="spellStart"/>
-      <w:r>
-        <w:rPr>
-          <w:rFonts w:ascii="Times New Roman" w:hAnsi="Times New Roman"/>
-        </w:rPr>
-        <w:t>baigimą</w:t>
-      </w:r>
-      <w:proofErr w:type="spellEnd"/>
-      <w:r>
-        <w:rPr>
-          <w:rFonts w:ascii="Times New Roman" w:hAnsi="Times New Roman"/>
-        </w:rPr>
-        <w:t xml:space="preserve"> </w:t>
-      </w:r>
-      <w:proofErr w:type="spellStart"/>
-      <w:r>
-        <w:rPr>
-          <w:rFonts w:ascii="Times New Roman" w:hAnsi="Times New Roman"/>
-        </w:rPr>
-        <w:t>gavimo</w:t>
-      </w:r>
-      <w:proofErr w:type="spellEnd"/>
-      <w:r>
-        <w:rPr>
-          <w:rFonts w:ascii="Times New Roman" w:hAnsi="Times New Roman"/>
-        </w:rPr>
-        <w:t xml:space="preserve"> (</w:t>
-      </w:r>
-      <w:proofErr w:type="spellStart"/>
-      <w:r>
-        <w:rPr>
-          <w:rFonts w:ascii="Times New Roman" w:hAnsi="Times New Roman"/>
-        </w:rPr>
-        <w:t>arba</w:t>
-      </w:r>
-      <w:proofErr w:type="spellEnd"/>
-      <w:r>
-        <w:rPr>
-          <w:rFonts w:ascii="Times New Roman" w:hAnsi="Times New Roman"/>
-        </w:rPr>
-        <w:t xml:space="preserve"> </w:t>
-      </w:r>
-      <w:proofErr w:type="spellStart"/>
-      <w:r>
-        <w:rPr>
-          <w:rFonts w:ascii="Times New Roman" w:hAnsi="Times New Roman"/>
-        </w:rPr>
-        <w:t>atsisakymo</w:t>
-      </w:r>
-      <w:proofErr w:type="spellEnd"/>
-      <w:r>
-        <w:rPr>
-          <w:rFonts w:ascii="Times New Roman" w:hAnsi="Times New Roman"/>
-        </w:rPr>
-        <w:t xml:space="preserve"> </w:t>
-      </w:r>
-      <w:proofErr w:type="spellStart"/>
-      <w:r>
-        <w:rPr>
-          <w:rFonts w:ascii="Times New Roman" w:hAnsi="Times New Roman"/>
-        </w:rPr>
-        <w:t>atlikti</w:t>
-      </w:r>
-      <w:proofErr w:type="spellEnd"/>
-      <w:r>
-        <w:rPr>
-          <w:rFonts w:ascii="Times New Roman" w:hAnsi="Times New Roman"/>
-        </w:rPr>
-        <w:t xml:space="preserve"> </w:t>
-      </w:r>
-      <w:proofErr w:type="spellStart"/>
-      <w:r>
-        <w:rPr>
-          <w:rFonts w:ascii="Times New Roman" w:hAnsi="Times New Roman"/>
-        </w:rPr>
-        <w:t>remonto</w:t>
-      </w:r>
-      <w:proofErr w:type="spellEnd"/>
-      <w:r>
-        <w:rPr>
-          <w:rFonts w:ascii="Times New Roman" w:hAnsi="Times New Roman"/>
-        </w:rPr>
-        <w:t xml:space="preserve"> </w:t>
-      </w:r>
-      <w:proofErr w:type="spellStart"/>
-      <w:r>
-        <w:rPr>
-          <w:rFonts w:ascii="Times New Roman" w:hAnsi="Times New Roman"/>
-        </w:rPr>
-        <w:t>darbus</w:t>
-      </w:r>
-      <w:proofErr w:type="spellEnd"/>
-      <w:r>
-        <w:rPr>
-          <w:rFonts w:ascii="Times New Roman" w:hAnsi="Times New Roman"/>
-        </w:rPr>
-        <w:t xml:space="preserve">, </w:t>
-      </w:r>
-      <w:proofErr w:type="spellStart"/>
-      <w:r>
-        <w:rPr>
-          <w:rFonts w:ascii="Times New Roman" w:hAnsi="Times New Roman"/>
-        </w:rPr>
-        <w:t>gavus</w:t>
-      </w:r>
-      <w:proofErr w:type="spellEnd"/>
-      <w:r>
-        <w:rPr>
-          <w:rFonts w:ascii="Times New Roman" w:hAnsi="Times New Roman"/>
-        </w:rPr>
-        <w:t xml:space="preserve"> </w:t>
-      </w:r>
-      <w:proofErr w:type="spellStart"/>
-      <w:r>
-        <w:rPr>
-          <w:rFonts w:ascii="Times New Roman" w:hAnsi="Times New Roman"/>
-        </w:rPr>
-        <w:t>informaciją</w:t>
-      </w:r>
-      <w:proofErr w:type="spellEnd"/>
-      <w:r>
-        <w:rPr>
-          <w:rFonts w:ascii="Times New Roman" w:hAnsi="Times New Roman"/>
-        </w:rPr>
-        <w:t xml:space="preserve"> </w:t>
-      </w:r>
-      <w:proofErr w:type="spellStart"/>
-      <w:r>
-        <w:rPr>
-          <w:rFonts w:ascii="Times New Roman" w:hAnsi="Times New Roman"/>
-        </w:rPr>
-        <w:t>apie</w:t>
-      </w:r>
-      <w:proofErr w:type="spellEnd"/>
-      <w:r>
-        <w:rPr>
-          <w:rFonts w:ascii="Times New Roman" w:hAnsi="Times New Roman"/>
-        </w:rPr>
-        <w:t xml:space="preserve"> </w:t>
-      </w:r>
-      <w:proofErr w:type="spellStart"/>
-      <w:r>
-        <w:rPr>
-          <w:rFonts w:ascii="Times New Roman" w:hAnsi="Times New Roman"/>
-        </w:rPr>
-        <w:t>gaminio</w:t>
-      </w:r>
-      <w:proofErr w:type="spellEnd"/>
-      <w:r>
-        <w:rPr>
-          <w:rFonts w:ascii="Times New Roman" w:hAnsi="Times New Roman"/>
-        </w:rPr>
-        <w:t xml:space="preserve"> </w:t>
-      </w:r>
-      <w:proofErr w:type="spellStart"/>
-      <w:r>
-        <w:rPr>
-          <w:rFonts w:ascii="Times New Roman" w:hAnsi="Times New Roman"/>
-        </w:rPr>
-        <w:t>remonto</w:t>
-      </w:r>
-      <w:proofErr w:type="spellEnd"/>
-      <w:r>
-        <w:rPr>
-          <w:rFonts w:ascii="Times New Roman" w:hAnsi="Times New Roman"/>
-        </w:rPr>
-        <w:t xml:space="preserve"> </w:t>
-      </w:r>
-      <w:proofErr w:type="spellStart"/>
-      <w:r>
-        <w:rPr>
-          <w:rFonts w:ascii="Times New Roman" w:hAnsi="Times New Roman"/>
-        </w:rPr>
-        <w:t>darbų</w:t>
-      </w:r>
-      <w:proofErr w:type="spellEnd"/>
-      <w:r>
-        <w:rPr>
-          <w:rFonts w:ascii="Times New Roman" w:hAnsi="Times New Roman"/>
-        </w:rPr>
-        <w:t xml:space="preserve"> </w:t>
-      </w:r>
-      <w:proofErr w:type="spellStart"/>
-      <w:r>
-        <w:rPr>
-          <w:rFonts w:ascii="Times New Roman" w:hAnsi="Times New Roman"/>
-        </w:rPr>
-        <w:t>ir</w:t>
-      </w:r>
-      <w:proofErr w:type="spellEnd"/>
-      <w:r>
-        <w:rPr>
-          <w:rFonts w:ascii="Times New Roman" w:hAnsi="Times New Roman"/>
-        </w:rPr>
-        <w:t xml:space="preserve"> </w:t>
-      </w:r>
-      <w:proofErr w:type="spellStart"/>
-      <w:r>
-        <w:rPr>
-          <w:rFonts w:ascii="Times New Roman" w:hAnsi="Times New Roman"/>
-        </w:rPr>
-        <w:t>atsarginių</w:t>
-      </w:r>
-      <w:proofErr w:type="spellEnd"/>
-      <w:r>
-        <w:rPr>
-          <w:rFonts w:ascii="Times New Roman" w:hAnsi="Times New Roman"/>
-        </w:rPr>
-        <w:t xml:space="preserve"> </w:t>
-      </w:r>
-      <w:proofErr w:type="spellStart"/>
-      <w:r>
-        <w:rPr>
-          <w:rFonts w:ascii="Times New Roman" w:hAnsi="Times New Roman"/>
-        </w:rPr>
-        <w:t>detalių</w:t>
-      </w:r>
-      <w:proofErr w:type="spellEnd"/>
-      <w:r>
-        <w:rPr>
-          <w:rFonts w:ascii="Times New Roman" w:hAnsi="Times New Roman"/>
-        </w:rPr>
-        <w:t xml:space="preserve"> </w:t>
-      </w:r>
-      <w:proofErr w:type="spellStart"/>
-      <w:r>
-        <w:rPr>
-          <w:rFonts w:ascii="Times New Roman" w:hAnsi="Times New Roman"/>
-        </w:rPr>
-        <w:t>kaštų</w:t>
-      </w:r>
-      <w:proofErr w:type="spellEnd"/>
-      <w:r>
-        <w:rPr>
-          <w:rFonts w:ascii="Times New Roman" w:hAnsi="Times New Roman"/>
-        </w:rPr>
-        <w:t xml:space="preserve"> </w:t>
-      </w:r>
-      <w:proofErr w:type="spellStart"/>
-      <w:r>
-        <w:rPr>
-          <w:rFonts w:ascii="Times New Roman" w:hAnsi="Times New Roman"/>
-        </w:rPr>
-        <w:t>bendrą</w:t>
-      </w:r>
-      <w:proofErr w:type="spellEnd"/>
-      <w:r>
-        <w:rPr>
-          <w:rFonts w:ascii="Times New Roman" w:hAnsi="Times New Roman"/>
-        </w:rPr>
-        <w:t xml:space="preserve"> </w:t>
-      </w:r>
-      <w:proofErr w:type="spellStart"/>
-      <w:r>
-        <w:rPr>
-          <w:rFonts w:ascii="Times New Roman" w:hAnsi="Times New Roman"/>
-        </w:rPr>
-        <w:t>sumą</w:t>
-      </w:r>
-      <w:proofErr w:type="spellEnd"/>
-      <w:proofErr w:type="gramStart"/>
-      <w:r>
-        <w:rPr>
-          <w:rFonts w:ascii="Times New Roman" w:hAnsi="Times New Roman"/>
-        </w:rPr>
-        <w:t>).</w:t>
-      </w:r>
-      <w:proofErr w:type="spellStart"/>
-      <w:r>
-        <w:rPr>
-          <w:rFonts w:ascii="Times New Roman" w:hAnsi="Times New Roman"/>
-        </w:rPr>
-        <w:t>Už</w:t>
-      </w:r>
-      <w:proofErr w:type="spellEnd"/>
-      <w:proofErr w:type="gramEnd"/>
-      <w:r>
-        <w:rPr>
-          <w:rFonts w:ascii="Times New Roman" w:hAnsi="Times New Roman"/>
-        </w:rPr>
-        <w:t xml:space="preserve"> GAMINIO </w:t>
-      </w:r>
-      <w:proofErr w:type="spellStart"/>
-      <w:r>
-        <w:rPr>
-          <w:rFonts w:ascii="Times New Roman" w:hAnsi="Times New Roman"/>
-        </w:rPr>
-        <w:t>neatsiėmimą</w:t>
-      </w:r>
-      <w:proofErr w:type="spellEnd"/>
-      <w:r>
-        <w:rPr>
-          <w:rFonts w:ascii="Times New Roman" w:hAnsi="Times New Roman"/>
-        </w:rPr>
-        <w:t xml:space="preserve"> per </w:t>
-      </w:r>
-      <w:proofErr w:type="spellStart"/>
-      <w:r>
-        <w:rPr>
-          <w:rFonts w:ascii="Times New Roman" w:hAnsi="Times New Roman"/>
-        </w:rPr>
-        <w:t>nustatytą</w:t>
-      </w:r>
-      <w:proofErr w:type="spellEnd"/>
-      <w:r>
-        <w:rPr>
-          <w:rFonts w:ascii="Times New Roman" w:hAnsi="Times New Roman"/>
-        </w:rPr>
-        <w:t xml:space="preserve"> </w:t>
-      </w:r>
-      <w:proofErr w:type="spellStart"/>
-      <w:r>
-        <w:rPr>
-          <w:rFonts w:ascii="Times New Roman" w:hAnsi="Times New Roman"/>
-        </w:rPr>
-        <w:t>terminą</w:t>
-      </w:r>
-      <w:proofErr w:type="spellEnd"/>
-      <w:r>
-        <w:rPr>
-          <w:rFonts w:ascii="Times New Roman" w:hAnsi="Times New Roman"/>
-        </w:rPr>
-        <w:t xml:space="preserve">, </w:t>
-      </w:r>
-      <w:proofErr w:type="spellStart"/>
-      <w:r>
-        <w:rPr>
-          <w:rFonts w:ascii="Times New Roman" w:hAnsi="Times New Roman"/>
-        </w:rPr>
-        <w:t>pradedant</w:t>
-      </w:r>
-      <w:proofErr w:type="spellEnd"/>
-      <w:r>
-        <w:rPr>
-          <w:rFonts w:ascii="Times New Roman" w:hAnsi="Times New Roman"/>
-        </w:rPr>
-        <w:t xml:space="preserve"> antra </w:t>
-      </w:r>
-      <w:proofErr w:type="spellStart"/>
-      <w:r>
-        <w:rPr>
-          <w:rFonts w:ascii="Times New Roman" w:hAnsi="Times New Roman"/>
-        </w:rPr>
-        <w:t>savaite</w:t>
-      </w:r>
-      <w:proofErr w:type="spellEnd"/>
-      <w:r>
-        <w:rPr>
-          <w:rFonts w:ascii="Times New Roman" w:hAnsi="Times New Roman"/>
-        </w:rPr>
-        <w:t>, SAVININKAS</w:t>
-      </w:r>
-      <w:r>
-        <w:rPr>
-          <w:rFonts w:ascii="Times New Roman" w:hAnsi="Times New Roman"/>
-        </w:rPr>
-        <w:t xml:space="preserve"> </w:t>
-      </w:r>
-      <w:r>
-        <w:rPr>
-          <w:rFonts w:ascii="Times New Roman" w:hAnsi="Times New Roman"/>
-        </w:rPr>
-        <w:t>moka</w:t>
-      </w:r>
-      <w:r>
-        <w:rPr>
-          <w:rFonts w:ascii="Times New Roman" w:hAnsi="Times New Roman"/>
-        </w:rPr>
-        <w:t xml:space="preserve"> 4Office</w:t>
-      </w:r>
-      <w:r>
-        <w:rPr>
-          <w:rFonts w:ascii="Times New Roman" w:hAnsi="Times New Roman"/>
-        </w:rPr>
-        <w:t xml:space="preserve"> </w:t>
-      </w:r>
-      <w:proofErr w:type="spellStart"/>
-      <w:r>
-        <w:rPr>
-          <w:rFonts w:ascii="Times New Roman" w:hAnsi="Times New Roman"/>
-        </w:rPr>
-        <w:t>netesybas</w:t>
-      </w:r>
-      <w:proofErr w:type="spellEnd"/>
-      <w:r>
-        <w:rPr>
-          <w:rFonts w:ascii="Times New Roman" w:hAnsi="Times New Roman"/>
-        </w:rPr>
-        <w:t xml:space="preserve"> </w:t>
-      </w:r>
-      <w:proofErr w:type="spellStart"/>
-      <w:r>
-        <w:rPr>
-          <w:rFonts w:ascii="Times New Roman" w:hAnsi="Times New Roman"/>
-        </w:rPr>
-        <w:t>už</w:t>
-      </w:r>
-      <w:proofErr w:type="spellEnd"/>
-      <w:r>
-        <w:rPr>
-          <w:rFonts w:ascii="Times New Roman" w:hAnsi="Times New Roman"/>
-        </w:rPr>
-        <w:t xml:space="preserve"> </w:t>
-      </w:r>
-      <w:proofErr w:type="spellStart"/>
-      <w:r>
-        <w:rPr>
-          <w:rFonts w:ascii="Times New Roman" w:hAnsi="Times New Roman"/>
-        </w:rPr>
-        <w:t>įrenginio</w:t>
-      </w:r>
-      <w:proofErr w:type="spellEnd"/>
-      <w:r>
-        <w:rPr>
-          <w:rFonts w:ascii="Times New Roman" w:hAnsi="Times New Roman"/>
-        </w:rPr>
-        <w:t xml:space="preserve"> </w:t>
-      </w:r>
-      <w:proofErr w:type="spellStart"/>
-      <w:r>
-        <w:rPr>
-          <w:rFonts w:ascii="Times New Roman" w:hAnsi="Times New Roman"/>
-        </w:rPr>
-        <w:t>saugojimą</w:t>
-      </w:r>
-      <w:proofErr w:type="spellEnd"/>
-      <w:r>
-        <w:rPr>
-          <w:rFonts w:ascii="Times New Roman" w:hAnsi="Times New Roman"/>
-        </w:rPr>
-        <w:t xml:space="preserve">. Jei SAVININKAS </w:t>
-      </w:r>
-      <w:proofErr w:type="spellStart"/>
-      <w:r>
-        <w:rPr>
-          <w:rFonts w:ascii="Times New Roman" w:hAnsi="Times New Roman"/>
-        </w:rPr>
-        <w:t>neatsiima</w:t>
-      </w:r>
-      <w:proofErr w:type="spellEnd"/>
-      <w:r>
-        <w:rPr>
-          <w:rFonts w:ascii="Times New Roman" w:hAnsi="Times New Roman"/>
-        </w:rPr>
-        <w:t xml:space="preserve"> </w:t>
-      </w:r>
-      <w:proofErr w:type="spellStart"/>
-      <w:r>
-        <w:rPr>
-          <w:rFonts w:ascii="Times New Roman" w:hAnsi="Times New Roman"/>
-        </w:rPr>
-        <w:t>gaminio</w:t>
-      </w:r>
-      <w:proofErr w:type="spellEnd"/>
-      <w:r>
-        <w:rPr>
-          <w:rFonts w:ascii="Times New Roman" w:hAnsi="Times New Roman"/>
-        </w:rPr>
-        <w:t xml:space="preserve"> per </w:t>
-      </w:r>
-      <w:r>
-        <w:rPr>
-          <w:rFonts w:ascii="Times New Roman" w:hAnsi="Times New Roman"/>
-        </w:rPr>
-        <w:t>2</w:t>
-      </w:r>
-      <w:r>
-        <w:rPr>
-          <w:rFonts w:ascii="Times New Roman" w:hAnsi="Times New Roman"/>
-        </w:rPr>
-        <w:t xml:space="preserve"> (</w:t>
-      </w:r>
-      <w:r>
-        <w:rPr>
-          <w:rFonts w:ascii="Times New Roman" w:hAnsi="Times New Roman"/>
-        </w:rPr>
-        <w:t>du</w:t>
-      </w:r>
-      <w:r>
-        <w:rPr>
-          <w:rFonts w:ascii="Times New Roman" w:hAnsi="Times New Roman"/>
-        </w:rPr>
-        <w:t xml:space="preserve">) </w:t>
-      </w:r>
-      <w:proofErr w:type="spellStart"/>
-      <w:r>
-        <w:rPr>
-          <w:rFonts w:ascii="Times New Roman" w:hAnsi="Times New Roman"/>
-        </w:rPr>
-        <w:t>mėnesius</w:t>
-      </w:r>
-      <w:proofErr w:type="spellEnd"/>
-      <w:r>
-        <w:rPr>
-          <w:rFonts w:ascii="Times New Roman" w:hAnsi="Times New Roman"/>
-        </w:rPr>
-        <w:t xml:space="preserve"> </w:t>
-      </w:r>
-      <w:proofErr w:type="spellStart"/>
-      <w:r>
-        <w:rPr>
-          <w:rFonts w:ascii="Times New Roman" w:hAnsi="Times New Roman"/>
-        </w:rPr>
-        <w:t>nuo</w:t>
-      </w:r>
-      <w:proofErr w:type="spellEnd"/>
-      <w:r>
-        <w:rPr>
-          <w:rFonts w:ascii="Times New Roman" w:hAnsi="Times New Roman"/>
-        </w:rPr>
-        <w:t xml:space="preserve"> </w:t>
-      </w:r>
-      <w:proofErr w:type="spellStart"/>
-      <w:r>
-        <w:rPr>
-          <w:rFonts w:ascii="Times New Roman" w:hAnsi="Times New Roman"/>
-        </w:rPr>
-        <w:t>pranešimo</w:t>
-      </w:r>
-      <w:proofErr w:type="spellEnd"/>
-      <w:r>
-        <w:rPr>
-          <w:rFonts w:ascii="Times New Roman" w:hAnsi="Times New Roman"/>
-        </w:rPr>
-        <w:t xml:space="preserve"> </w:t>
-      </w:r>
-      <w:proofErr w:type="spellStart"/>
-      <w:r>
-        <w:rPr>
-          <w:rFonts w:ascii="Times New Roman" w:hAnsi="Times New Roman"/>
-        </w:rPr>
-        <w:t>apie</w:t>
-      </w:r>
-      <w:proofErr w:type="spellEnd"/>
-      <w:r>
-        <w:rPr>
-          <w:rFonts w:ascii="Times New Roman" w:hAnsi="Times New Roman"/>
-        </w:rPr>
-        <w:t xml:space="preserve"> </w:t>
-      </w:r>
-      <w:proofErr w:type="spellStart"/>
-      <w:r>
-        <w:rPr>
-          <w:rFonts w:ascii="Times New Roman" w:hAnsi="Times New Roman"/>
-        </w:rPr>
-        <w:t>remonto</w:t>
-      </w:r>
-      <w:proofErr w:type="spellEnd"/>
-      <w:r>
-        <w:rPr>
-          <w:rFonts w:ascii="Times New Roman" w:hAnsi="Times New Roman"/>
-        </w:rPr>
-        <w:t xml:space="preserve"> </w:t>
-      </w:r>
-      <w:proofErr w:type="spellStart"/>
-      <w:r>
-        <w:rPr>
-          <w:rFonts w:ascii="Times New Roman" w:hAnsi="Times New Roman"/>
-        </w:rPr>
-        <w:t>darbų</w:t>
-      </w:r>
-      <w:proofErr w:type="spellEnd"/>
-      <w:r>
-        <w:rPr>
-          <w:rFonts w:ascii="Times New Roman" w:hAnsi="Times New Roman"/>
-        </w:rPr>
-        <w:t xml:space="preserve"> </w:t>
-      </w:r>
-      <w:proofErr w:type="spellStart"/>
-      <w:r>
-        <w:rPr>
-          <w:rFonts w:ascii="Times New Roman" w:hAnsi="Times New Roman"/>
-        </w:rPr>
-        <w:t>baigimą</w:t>
-      </w:r>
-      <w:proofErr w:type="spellEnd"/>
-      <w:r>
-        <w:rPr>
-          <w:rFonts w:ascii="Times New Roman" w:hAnsi="Times New Roman"/>
-        </w:rPr>
-        <w:t xml:space="preserve"> </w:t>
-      </w:r>
-      <w:proofErr w:type="spellStart"/>
-      <w:r>
-        <w:rPr>
-          <w:rFonts w:ascii="Times New Roman" w:hAnsi="Times New Roman"/>
-        </w:rPr>
-        <w:t>gavimo</w:t>
-      </w:r>
-      <w:proofErr w:type="spellEnd"/>
-      <w:r>
-        <w:rPr>
-          <w:rFonts w:ascii="Times New Roman" w:hAnsi="Times New Roman"/>
-        </w:rPr>
-        <w:t xml:space="preserve"> (</w:t>
-      </w:r>
-      <w:proofErr w:type="spellStart"/>
-      <w:r>
-        <w:rPr>
-          <w:rFonts w:ascii="Times New Roman" w:hAnsi="Times New Roman"/>
-        </w:rPr>
-        <w:t>arba</w:t>
-      </w:r>
-      <w:proofErr w:type="spellEnd"/>
-      <w:r>
-        <w:rPr>
-          <w:rFonts w:ascii="Times New Roman" w:hAnsi="Times New Roman"/>
-        </w:rPr>
-        <w:t xml:space="preserve"> </w:t>
-      </w:r>
-      <w:proofErr w:type="spellStart"/>
-      <w:r>
-        <w:rPr>
-          <w:rFonts w:ascii="Times New Roman" w:hAnsi="Times New Roman"/>
-        </w:rPr>
-        <w:t>gavus</w:t>
-      </w:r>
-      <w:proofErr w:type="spellEnd"/>
-      <w:r>
-        <w:rPr>
-          <w:rFonts w:ascii="Times New Roman" w:hAnsi="Times New Roman"/>
-        </w:rPr>
-        <w:t xml:space="preserve"> </w:t>
-      </w:r>
-      <w:proofErr w:type="spellStart"/>
-      <w:r>
-        <w:rPr>
-          <w:rFonts w:ascii="Times New Roman" w:hAnsi="Times New Roman"/>
-        </w:rPr>
-        <w:t>informaciją</w:t>
-      </w:r>
-      <w:proofErr w:type="spellEnd"/>
-      <w:r>
-        <w:rPr>
-          <w:rFonts w:ascii="Times New Roman" w:hAnsi="Times New Roman"/>
-        </w:rPr>
-        <w:t xml:space="preserve"> </w:t>
-      </w:r>
-      <w:proofErr w:type="spellStart"/>
-      <w:r>
-        <w:rPr>
-          <w:rFonts w:ascii="Times New Roman" w:hAnsi="Times New Roman"/>
-        </w:rPr>
-        <w:t>apie</w:t>
-      </w:r>
-      <w:proofErr w:type="spellEnd"/>
-      <w:r>
-        <w:rPr>
-          <w:rFonts w:ascii="Times New Roman" w:hAnsi="Times New Roman"/>
-        </w:rPr>
-        <w:t xml:space="preserve"> </w:t>
-      </w:r>
-      <w:proofErr w:type="spellStart"/>
-      <w:r>
-        <w:rPr>
-          <w:rFonts w:ascii="Times New Roman" w:hAnsi="Times New Roman"/>
-        </w:rPr>
-        <w:t>gaminio</w:t>
-      </w:r>
-      <w:proofErr w:type="spellEnd"/>
-      <w:r>
-        <w:rPr>
-          <w:rFonts w:ascii="Times New Roman" w:hAnsi="Times New Roman"/>
-        </w:rPr>
-        <w:t xml:space="preserve"> </w:t>
-      </w:r>
-      <w:proofErr w:type="spellStart"/>
-      <w:r>
-        <w:rPr>
-          <w:rFonts w:ascii="Times New Roman" w:hAnsi="Times New Roman"/>
-        </w:rPr>
-        <w:t>remonto</w:t>
-      </w:r>
-      <w:proofErr w:type="spellEnd"/>
-      <w:r>
-        <w:rPr>
-          <w:rFonts w:ascii="Times New Roman" w:hAnsi="Times New Roman"/>
-        </w:rPr>
-        <w:t xml:space="preserve"> </w:t>
-      </w:r>
-      <w:proofErr w:type="spellStart"/>
-      <w:r>
-        <w:rPr>
-          <w:rFonts w:ascii="Times New Roman" w:hAnsi="Times New Roman"/>
-        </w:rPr>
-        <w:t>darbų</w:t>
-      </w:r>
-      <w:proofErr w:type="spellEnd"/>
-      <w:r>
-        <w:rPr>
-          <w:rFonts w:ascii="Times New Roman" w:hAnsi="Times New Roman"/>
-        </w:rPr>
-        <w:t xml:space="preserve"> </w:t>
-      </w:r>
-      <w:proofErr w:type="spellStart"/>
-      <w:r>
-        <w:rPr>
-          <w:rFonts w:ascii="Times New Roman" w:hAnsi="Times New Roman"/>
-        </w:rPr>
-        <w:t>ir</w:t>
-      </w:r>
-      <w:proofErr w:type="spellEnd"/>
-      <w:r>
-        <w:rPr>
-          <w:rFonts w:ascii="Times New Roman" w:hAnsi="Times New Roman"/>
-        </w:rPr>
-        <w:t xml:space="preserve"> </w:t>
-      </w:r>
-      <w:proofErr w:type="spellStart"/>
-      <w:r>
-        <w:rPr>
-          <w:rFonts w:ascii="Times New Roman" w:hAnsi="Times New Roman"/>
-        </w:rPr>
-        <w:t>atsarginių</w:t>
-      </w:r>
-      <w:proofErr w:type="spellEnd"/>
-      <w:r>
-        <w:rPr>
-          <w:rFonts w:ascii="Times New Roman" w:hAnsi="Times New Roman"/>
-        </w:rPr>
-        <w:t xml:space="preserve"> </w:t>
-      </w:r>
-      <w:proofErr w:type="spellStart"/>
-      <w:r>
-        <w:rPr>
-          <w:rFonts w:ascii="Times New Roman" w:hAnsi="Times New Roman"/>
-        </w:rPr>
-        <w:t>detalių</w:t>
-      </w:r>
-      <w:proofErr w:type="spellEnd"/>
-      <w:r>
-        <w:rPr>
-          <w:rFonts w:ascii="Times New Roman" w:hAnsi="Times New Roman"/>
-        </w:rPr>
-        <w:t xml:space="preserve"> </w:t>
-      </w:r>
-      <w:proofErr w:type="spellStart"/>
-      <w:r>
-        <w:rPr>
-          <w:rFonts w:ascii="Times New Roman" w:hAnsi="Times New Roman"/>
-        </w:rPr>
-        <w:t>kaštų</w:t>
-      </w:r>
-      <w:proofErr w:type="spellEnd"/>
-      <w:r>
-        <w:rPr>
-          <w:rFonts w:ascii="Times New Roman" w:hAnsi="Times New Roman"/>
-        </w:rPr>
-        <w:t xml:space="preserve"> </w:t>
-      </w:r>
-      <w:proofErr w:type="spellStart"/>
-      <w:r>
-        <w:rPr>
-          <w:rFonts w:ascii="Times New Roman" w:hAnsi="Times New Roman"/>
-        </w:rPr>
-        <w:t>bendrą</w:t>
-      </w:r>
-      <w:proofErr w:type="spellEnd"/>
-      <w:r>
-        <w:rPr>
-          <w:rFonts w:ascii="Times New Roman" w:hAnsi="Times New Roman"/>
-        </w:rPr>
-        <w:t xml:space="preserve"> </w:t>
-      </w:r>
-      <w:proofErr w:type="spellStart"/>
-      <w:r>
-        <w:rPr>
-          <w:rFonts w:ascii="Times New Roman" w:hAnsi="Times New Roman"/>
-        </w:rPr>
-        <w:t>sumą</w:t>
-      </w:r>
-      <w:proofErr w:type="spellEnd"/>
-      <w:r>
-        <w:rPr>
-          <w:rFonts w:ascii="Times New Roman" w:hAnsi="Times New Roman"/>
-        </w:rPr>
-        <w:t>)</w:t>
-      </w:r>
-      <w:r>
-        <w:rPr>
-          <w:rFonts w:ascii="Times New Roman" w:hAnsi="Times New Roman"/>
-        </w:rPr>
-        <w:t xml:space="preserve">, </w:t>
-      </w:r>
-      <w:proofErr w:type="spellStart"/>
-      <w:r>
-        <w:rPr>
-          <w:rFonts w:ascii="Times New Roman" w:hAnsi="Times New Roman"/>
-        </w:rPr>
-        <w:t>įrenginys</w:t>
-      </w:r>
-      <w:proofErr w:type="spellEnd"/>
-      <w:r>
-        <w:rPr>
-          <w:rFonts w:ascii="Times New Roman" w:hAnsi="Times New Roman"/>
-        </w:rPr>
-        <w:t xml:space="preserve"> </w:t>
-      </w:r>
-      <w:proofErr w:type="spellStart"/>
-      <w:r>
-        <w:rPr>
-          <w:rFonts w:ascii="Times New Roman" w:hAnsi="Times New Roman"/>
-        </w:rPr>
-        <w:t>tampa</w:t>
-      </w:r>
-      <w:proofErr w:type="spellEnd"/>
-      <w:r>
-        <w:rPr>
-          <w:rFonts w:ascii="Times New Roman" w:hAnsi="Times New Roman"/>
-        </w:rPr>
-        <w:t xml:space="preserve"> </w:t>
-      </w:r>
-      <w:r>
-        <w:rPr>
-          <w:rFonts w:ascii="Times New Roman" w:hAnsi="Times New Roman"/>
-        </w:rPr>
-        <w:t>4Office</w:t>
-      </w:r>
-      <w:r>
-        <w:rPr>
-          <w:rFonts w:ascii="Times New Roman" w:hAnsi="Times New Roman"/>
-        </w:rPr>
-        <w:t xml:space="preserve"> </w:t>
-      </w:r>
-      <w:proofErr w:type="spellStart"/>
-      <w:r>
-        <w:rPr>
-          <w:rFonts w:ascii="Times New Roman" w:hAnsi="Times New Roman"/>
-        </w:rPr>
-        <w:t>nuosavybė</w:t>
-      </w:r>
-      <w:proofErr w:type="spellEnd"/>
-      <w:r>
-        <w:rPr>
-          <w:rFonts w:ascii="Times New Roman" w:hAnsi="Times New Roman"/>
-        </w:rPr>
-        <w:t xml:space="preserve">. </w:t>
-      </w:r>
-      <w:proofErr w:type="spellStart"/>
-      <w:r>
-        <w:rPr>
-          <w:rFonts w:ascii="Times New Roman" w:hAnsi="Times New Roman"/>
-        </w:rPr>
-        <w:t>Tokiu</w:t>
-      </w:r>
-      <w:proofErr w:type="spellEnd"/>
-      <w:r>
-        <w:rPr>
-          <w:rFonts w:ascii="Times New Roman" w:hAnsi="Times New Roman"/>
-        </w:rPr>
-        <w:t xml:space="preserve"> </w:t>
-      </w:r>
-      <w:proofErr w:type="spellStart"/>
-      <w:r>
-        <w:rPr>
-          <w:rFonts w:ascii="Times New Roman" w:hAnsi="Times New Roman"/>
-        </w:rPr>
-        <w:t>atveju</w:t>
-      </w:r>
-      <w:proofErr w:type="spellEnd"/>
-      <w:r>
-        <w:rPr>
-          <w:rFonts w:ascii="Times New Roman" w:hAnsi="Times New Roman"/>
-        </w:rPr>
-        <w:t xml:space="preserve"> </w:t>
-      </w:r>
-      <w:r>
-        <w:rPr>
-          <w:rFonts w:ascii="Times New Roman" w:hAnsi="Times New Roman"/>
-        </w:rPr>
-        <w:t>4Office</w:t>
-      </w:r>
-      <w:r>
-        <w:rPr>
-          <w:rFonts w:ascii="Times New Roman" w:hAnsi="Times New Roman"/>
-        </w:rPr>
-        <w:t xml:space="preserve"> </w:t>
-      </w:r>
-      <w:proofErr w:type="spellStart"/>
-      <w:r>
-        <w:rPr>
-          <w:rFonts w:ascii="Times New Roman" w:hAnsi="Times New Roman"/>
-        </w:rPr>
-        <w:t>turi</w:t>
-      </w:r>
-      <w:proofErr w:type="spellEnd"/>
-      <w:r>
-        <w:rPr>
-          <w:rFonts w:ascii="Times New Roman" w:hAnsi="Times New Roman"/>
-        </w:rPr>
-        <w:t xml:space="preserve"> </w:t>
-      </w:r>
-      <w:proofErr w:type="spellStart"/>
-      <w:r>
-        <w:rPr>
-          <w:rFonts w:ascii="Times New Roman" w:hAnsi="Times New Roman"/>
-        </w:rPr>
-        <w:t>teisę</w:t>
-      </w:r>
-      <w:proofErr w:type="spellEnd"/>
-      <w:r>
-        <w:rPr>
-          <w:rFonts w:ascii="Times New Roman" w:hAnsi="Times New Roman"/>
-        </w:rPr>
-        <w:t xml:space="preserve"> </w:t>
-      </w:r>
-      <w:proofErr w:type="spellStart"/>
-      <w:r>
-        <w:rPr>
-          <w:rFonts w:ascii="Times New Roman" w:hAnsi="Times New Roman"/>
-        </w:rPr>
-        <w:t>parduoti</w:t>
-      </w:r>
-      <w:proofErr w:type="spellEnd"/>
-      <w:r>
-        <w:rPr>
-          <w:rFonts w:ascii="Times New Roman" w:hAnsi="Times New Roman"/>
-        </w:rPr>
-        <w:t xml:space="preserve"> </w:t>
-      </w:r>
-      <w:proofErr w:type="spellStart"/>
-      <w:r>
-        <w:rPr>
-          <w:rFonts w:ascii="Times New Roman" w:hAnsi="Times New Roman"/>
-        </w:rPr>
-        <w:t>įrenginį</w:t>
-      </w:r>
-      <w:proofErr w:type="spellEnd"/>
-      <w:r>
-        <w:rPr>
-          <w:rFonts w:ascii="Times New Roman" w:hAnsi="Times New Roman"/>
-        </w:rPr>
-        <w:t xml:space="preserve"> </w:t>
-      </w:r>
-      <w:proofErr w:type="spellStart"/>
-      <w:r>
-        <w:rPr>
-          <w:rFonts w:ascii="Times New Roman" w:hAnsi="Times New Roman"/>
-        </w:rPr>
-        <w:t>rinkos</w:t>
-      </w:r>
-      <w:proofErr w:type="spellEnd"/>
-      <w:r>
-        <w:rPr>
-          <w:rFonts w:ascii="Times New Roman" w:hAnsi="Times New Roman"/>
-        </w:rPr>
-        <w:t xml:space="preserve"> </w:t>
-      </w:r>
-      <w:proofErr w:type="spellStart"/>
-      <w:r>
-        <w:rPr>
-          <w:rFonts w:ascii="Times New Roman" w:hAnsi="Times New Roman"/>
-        </w:rPr>
-        <w:t>kaina</w:t>
-      </w:r>
-      <w:proofErr w:type="spellEnd"/>
-      <w:r>
-        <w:rPr>
-          <w:rFonts w:ascii="Times New Roman" w:hAnsi="Times New Roman"/>
-        </w:rPr>
-        <w:t xml:space="preserve">, </w:t>
-      </w:r>
-      <w:proofErr w:type="spellStart"/>
-      <w:r>
-        <w:rPr>
-          <w:rFonts w:ascii="Times New Roman" w:hAnsi="Times New Roman"/>
-        </w:rPr>
-        <w:t>kad</w:t>
-      </w:r>
-      <w:proofErr w:type="spellEnd"/>
-      <w:r>
-        <w:rPr>
-          <w:rFonts w:ascii="Times New Roman" w:hAnsi="Times New Roman"/>
-        </w:rPr>
-        <w:t xml:space="preserve"> </w:t>
-      </w:r>
-      <w:proofErr w:type="spellStart"/>
-      <w:r>
-        <w:rPr>
-          <w:rFonts w:ascii="Times New Roman" w:hAnsi="Times New Roman"/>
-        </w:rPr>
-        <w:t>padengtų</w:t>
-      </w:r>
-      <w:proofErr w:type="spellEnd"/>
-      <w:r>
-        <w:rPr>
-          <w:rFonts w:ascii="Times New Roman" w:hAnsi="Times New Roman"/>
-        </w:rPr>
-        <w:t xml:space="preserve"> </w:t>
-      </w:r>
-      <w:proofErr w:type="spellStart"/>
-      <w:r>
-        <w:rPr>
-          <w:rFonts w:ascii="Times New Roman" w:hAnsi="Times New Roman"/>
-        </w:rPr>
-        <w:t>transportavimo</w:t>
-      </w:r>
-      <w:proofErr w:type="spellEnd"/>
-      <w:r>
-        <w:rPr>
-          <w:rFonts w:ascii="Times New Roman" w:hAnsi="Times New Roman"/>
-        </w:rPr>
-        <w:t xml:space="preserve">, </w:t>
-      </w:r>
-      <w:proofErr w:type="spellStart"/>
-      <w:r>
-        <w:rPr>
-          <w:rFonts w:ascii="Times New Roman" w:hAnsi="Times New Roman"/>
-        </w:rPr>
-        <w:t>diagnostikos</w:t>
-      </w:r>
-      <w:proofErr w:type="spellEnd"/>
-      <w:r>
-        <w:rPr>
-          <w:rFonts w:ascii="Times New Roman" w:hAnsi="Times New Roman"/>
-        </w:rPr>
-        <w:t xml:space="preserve">, </w:t>
-      </w:r>
-      <w:proofErr w:type="spellStart"/>
-      <w:r>
-        <w:rPr>
-          <w:rFonts w:ascii="Times New Roman" w:hAnsi="Times New Roman"/>
-        </w:rPr>
-        <w:t>remonto</w:t>
-      </w:r>
-      <w:proofErr w:type="spellEnd"/>
-      <w:r>
-        <w:rPr>
-          <w:rFonts w:ascii="Times New Roman" w:hAnsi="Times New Roman"/>
-        </w:rPr>
-        <w:t xml:space="preserve"> </w:t>
-      </w:r>
-      <w:proofErr w:type="spellStart"/>
-      <w:r>
-        <w:rPr>
-          <w:rFonts w:ascii="Times New Roman" w:hAnsi="Times New Roman"/>
-        </w:rPr>
-        <w:t>darbų</w:t>
-      </w:r>
-      <w:proofErr w:type="spellEnd"/>
-      <w:r>
-        <w:rPr>
-          <w:rFonts w:ascii="Times New Roman" w:hAnsi="Times New Roman"/>
-        </w:rPr>
-        <w:t xml:space="preserve"> </w:t>
-      </w:r>
-      <w:proofErr w:type="spellStart"/>
-      <w:r>
-        <w:rPr>
-          <w:rFonts w:ascii="Times New Roman" w:hAnsi="Times New Roman"/>
-        </w:rPr>
-        <w:t>ir</w:t>
-      </w:r>
-      <w:proofErr w:type="spellEnd"/>
-      <w:r>
-        <w:rPr>
-          <w:rFonts w:ascii="Times New Roman" w:hAnsi="Times New Roman"/>
-        </w:rPr>
-        <w:t xml:space="preserve"> </w:t>
-      </w:r>
-      <w:proofErr w:type="spellStart"/>
-      <w:r>
-        <w:rPr>
-          <w:rFonts w:ascii="Times New Roman" w:hAnsi="Times New Roman"/>
-        </w:rPr>
-        <w:t>panaudotų</w:t>
-      </w:r>
-      <w:proofErr w:type="spellEnd"/>
-      <w:r>
-        <w:rPr>
-          <w:rFonts w:ascii="Times New Roman" w:hAnsi="Times New Roman"/>
-        </w:rPr>
-        <w:t xml:space="preserve"> </w:t>
-      </w:r>
-      <w:proofErr w:type="spellStart"/>
-      <w:r>
-        <w:rPr>
-          <w:rFonts w:ascii="Times New Roman" w:hAnsi="Times New Roman"/>
-        </w:rPr>
-        <w:t>detalių</w:t>
-      </w:r>
-      <w:proofErr w:type="spellEnd"/>
-      <w:r>
-        <w:rPr>
-          <w:rFonts w:ascii="Times New Roman" w:hAnsi="Times New Roman"/>
-        </w:rPr>
-        <w:t xml:space="preserve"> </w:t>
-      </w:r>
-      <w:proofErr w:type="spellStart"/>
-      <w:r>
-        <w:rPr>
-          <w:rFonts w:ascii="Times New Roman" w:hAnsi="Times New Roman"/>
-        </w:rPr>
-        <w:t>kaštus</w:t>
-      </w:r>
-      <w:proofErr w:type="spellEnd"/>
-      <w:r>
-        <w:rPr>
-          <w:rFonts w:ascii="Times New Roman" w:hAnsi="Times New Roman"/>
-        </w:rPr>
-        <w:t xml:space="preserve">, </w:t>
-      </w:r>
-      <w:proofErr w:type="spellStart"/>
-      <w:r>
-        <w:rPr>
-          <w:rFonts w:ascii="Times New Roman" w:hAnsi="Times New Roman"/>
-        </w:rPr>
-        <w:t>neatlygindamas</w:t>
-      </w:r>
-      <w:proofErr w:type="spellEnd"/>
-      <w:r>
-        <w:rPr>
-          <w:rFonts w:ascii="Times New Roman" w:hAnsi="Times New Roman"/>
-        </w:rPr>
-        <w:t xml:space="preserve"> SAVININKUI </w:t>
-      </w:r>
-      <w:proofErr w:type="spellStart"/>
-      <w:r>
-        <w:rPr>
-          <w:rFonts w:ascii="Times New Roman" w:hAnsi="Times New Roman"/>
-        </w:rPr>
-        <w:t>jokių</w:t>
-      </w:r>
-      <w:proofErr w:type="spellEnd"/>
-      <w:r>
-        <w:rPr>
-          <w:rFonts w:ascii="Times New Roman" w:hAnsi="Times New Roman"/>
-        </w:rPr>
-        <w:t xml:space="preserve"> </w:t>
-      </w:r>
-      <w:proofErr w:type="spellStart"/>
-      <w:r>
-        <w:rPr>
-          <w:rFonts w:ascii="Times New Roman" w:hAnsi="Times New Roman"/>
-        </w:rPr>
-        <w:t>nuostolių</w:t>
-      </w:r>
-      <w:proofErr w:type="spellEnd"/>
-      <w:r>
-        <w:rPr>
-          <w:rFonts w:ascii="Times New Roman" w:hAnsi="Times New Roman"/>
-        </w:rPr>
-        <w:t>.</w:t>
+      <w:r>
+        <w:rPr>
+          <w:rFonts w:ascii="Times New Roman" w:hAnsi="Times New Roman"/>
+          <w:b/>
+          <w:bCs/>
+        </w:rPr>
+        <w:t>6</w:t>
+      </w:r>
+      <w:r>
+        <w:rPr>
+          <w:rFonts w:ascii="Times New Roman" w:hAnsi="Times New Roman"/>
+          <w:b/>
+          <w:bCs/>
+        </w:rPr>
+        <w:t>. KITOS TAISYKLĖS</w:t>
+      </w:r>
+      <w:r>
+        <w:rPr>
+          <w:rFonts w:ascii="Times New Roman" w:hAnsi="Times New Roman"/>
+        </w:rPr>
+        <w:t xml:space="preserve"> </w:t>
+      </w:r>
+      <w:r>
+        <w:rPr>
+          <w:rFonts w:ascii="Times New Roman" w:hAnsi="Times New Roman"/>
+        </w:rPr>
+        <w:t>‘</w:t>
       </w:r>
     </w:p>
     <w:p>
@@ -5334,37 +5333,7 @@
       <w:r>
         <w:rPr>
           <w:rFonts w:ascii="Times New Roman" w:hAnsi="Times New Roman"/>
-          <w:b/>
-          <w:bCs/>
-        </w:rPr>
-        <w:t>6</w:t>
-      </w:r>
-      <w:r>
-        <w:rPr>
-          <w:rFonts w:ascii="Times New Roman" w:hAnsi="Times New Roman"/>
-          <w:b/>
-          <w:bCs/>
-        </w:rPr>
-        <w:t>. KITOS TAISYKLĖS</w:t>
-      </w:r>
-      <w:r>
-        <w:rPr>
-          <w:rFonts w:ascii="Times New Roman" w:hAnsi="Times New Roman"/>
-        </w:rPr>
-        <w:t xml:space="preserve"> </w:t>
-      </w:r>
-    </w:p>
-    <w:p>
-      <w:pPr>
-        <w:rPr>
-          <w:rFonts w:ascii="Times New Roman" w:hAnsi="Times New Roman"/>
-        </w:rPr>
-      </w:pPr>
-      <w:r>
-        <w:rPr>
-          <w:rFonts w:ascii="Times New Roman" w:hAnsi="Times New Roman"/>
-        </w:rPr>
-        <w:lastRenderedPageBreak/>
+        </w:rPr>
         <w:t xml:space="preserve">Palikdamas </w:t>
       </w:r>
       <w:proofErr w:type="spellStart"/>
@@ -5494,7 +5463,6 @@
         <w:t xml:space="preserve"> </w:t>
       </w:r>
       <w:proofErr w:type="spellStart"/>
-      <w:proofErr w:type="gramStart"/>
       <w:r>
         <w:rPr>
           <w:rFonts w:ascii="Times New Roman" w:hAnsi="Times New Roman"/>
@@ -5502,7 +5470,6 @@
         <w:t>taisyklėmis.Visus</w:t>
       </w:r>
       <w:proofErr w:type="spellEnd"/>
-      <w:proofErr w:type="gramEnd"/>
       <w:r>
         <w:rPr>
           <w:rFonts w:ascii="Times New Roman" w:hAnsi="Times New Roman"/>
@@ -6730,6 +6697,7 @@
   <w:style w:type="character" w:default="1" w:styleId="DefaultParagraphFont">
     <w:name w:val="Default Paragraph Font"/>
     <w:uiPriority w:val="1"/>
+    <w:semiHidden/>
     <w:unhideWhenUsed/>
   </w:style>
   <w:style w:type="table" w:default="1" w:styleId="TableNormal">

--- a/templates/aktas.docx
+++ b/templates/aktas.docx
@@ -23,7 +23,7 @@
     </w:p>
     <w:tbl>
       <w:tblPr>
-        <w:tblStyle w:val="Lentelstinklelis"/>
+        <w:tblStyle w:val="TableGrid"/>
         <w:tblW w:w="0" w:type="auto"/>
         <w:tblInd w:w="-176" w:type="dxa"/>
         <w:tblLook w:val="04A0" w:firstRow="1" w:lastRow="0" w:firstColumn="1" w:lastColumn="0" w:noHBand="0" w:noVBand="1"/>
@@ -65,20 +65,8 @@
                 <w:sz w:val="24"/>
                 <w:szCs w:val="24"/>
               </w:rPr>
-              <w:t xml:space="preserve">remonto priėmimo-perdavimo aktas </w:t>
+              <w:t>remonto priėmimo-perdavimo aktas nr.</w:t>
             </w:r>
-            <w:proofErr w:type="spellStart"/>
-            <w:r>
-              <w:rPr>
-                <w:rFonts w:ascii="Aptos" w:hAnsi="Aptos"/>
-                <w:b/>
-                <w:bCs/>
-                <w:sz w:val="24"/>
-                <w:szCs w:val="24"/>
-              </w:rPr>
-              <w:t>nr.</w:t>
-            </w:r>
-            <w:proofErr w:type="spellEnd"/>
           </w:p>
         </w:tc>
         <w:tc>
@@ -152,27 +140,7 @@
                 <w:szCs w:val="24"/>
                 <w:lang w:val="de-DE"/>
               </w:rPr>
-              <w:t>{</w:t>
-            </w:r>
-            <w:proofErr w:type="spellStart"/>
-            <w:r>
-              <w:rPr>
-                <w:rFonts w:ascii="Aptos" w:hAnsi="Aptos"/>
-                <w:sz w:val="24"/>
-                <w:szCs w:val="24"/>
-                <w:lang w:val="de-DE"/>
-              </w:rPr>
-              <w:t>data</w:t>
-            </w:r>
-            <w:proofErr w:type="spellEnd"/>
-            <w:r>
-              <w:rPr>
-                <w:rFonts w:ascii="Aptos" w:hAnsi="Aptos"/>
-                <w:sz w:val="24"/>
-                <w:szCs w:val="24"/>
-                <w:lang w:val="de-DE"/>
-              </w:rPr>
-              <w:t>}</w:t>
+              <w:t>{data}</w:t>
             </w:r>
           </w:p>
         </w:tc>
@@ -245,7 +213,6 @@
           <w:lang w:val="en-US"/>
         </w:rPr>
       </w:pPr>
-      <w:proofErr w:type="spellStart"/>
       <w:r>
         <w:rPr>
           <w:rFonts w:ascii="Aptos" w:hAnsi="Aptos"/>
@@ -266,9 +233,8 @@
           <w:szCs w:val="24"/>
           <w:lang w:val="en-US"/>
         </w:rPr>
-        <w:t>o</w:t>
+        <w:t>o informacija</w:t>
       </w:r>
-      <w:proofErr w:type="spellEnd"/>
       <w:r>
         <w:rPr>
           <w:rFonts w:ascii="Aptos" w:hAnsi="Aptos"/>
@@ -278,36 +244,12 @@
           <w:szCs w:val="24"/>
           <w:lang w:val="en-US"/>
         </w:rPr>
-        <w:t xml:space="preserve"> </w:t>
-      </w:r>
-      <w:proofErr w:type="spellStart"/>
-      <w:r>
-        <w:rPr>
-          <w:rFonts w:ascii="Aptos" w:hAnsi="Aptos"/>
-          <w:b/>
-          <w:bCs/>
-          <w:sz w:val="24"/>
-          <w:szCs w:val="24"/>
-          <w:lang w:val="en-US"/>
-        </w:rPr>
-        <w:t>informacija</w:t>
-      </w:r>
-      <w:proofErr w:type="spellEnd"/>
-      <w:r>
-        <w:rPr>
-          <w:rFonts w:ascii="Aptos" w:hAnsi="Aptos"/>
-          <w:b/>
-          <w:bCs/>
-          <w:sz w:val="24"/>
-          <w:szCs w:val="24"/>
-          <w:lang w:val="en-US"/>
-        </w:rPr>
         <w:t>:</w:t>
       </w:r>
     </w:p>
     <w:tbl>
       <w:tblPr>
-        <w:tblStyle w:val="Lentelstinklelis"/>
+        <w:tblStyle w:val="TableGrid"/>
         <w:tblW w:w="0" w:type="auto"/>
         <w:tblInd w:w="-176" w:type="dxa"/>
         <w:tblLook w:val="04A0" w:firstRow="1" w:lastRow="0" w:firstColumn="1" w:lastColumn="0" w:noHBand="0" w:noVBand="1"/>
@@ -501,29 +443,7 @@
                 <w:sz w:val="24"/>
                 <w:szCs w:val="24"/>
               </w:rPr>
-              <w:t>{</w:t>
-            </w:r>
-            <w:proofErr w:type="spellStart"/>
-            <w:r>
-              <w:rPr>
-                <w:rFonts w:ascii="Aptos" w:hAnsi="Aptos"/>
-                <w:b/>
-                <w:bCs/>
-                <w:sz w:val="24"/>
-                <w:szCs w:val="24"/>
-              </w:rPr>
-              <w:t>email</w:t>
-            </w:r>
-            <w:proofErr w:type="spellEnd"/>
-            <w:r>
-              <w:rPr>
-                <w:rFonts w:ascii="Aptos" w:hAnsi="Aptos"/>
-                <w:b/>
-                <w:bCs/>
-                <w:sz w:val="24"/>
-                <w:szCs w:val="24"/>
-              </w:rPr>
-              <w:t>}</w:t>
+              <w:t>{email}</w:t>
             </w:r>
           </w:p>
         </w:tc>
@@ -597,7 +517,15 @@
                 <w:sz w:val="24"/>
                 <w:szCs w:val="24"/>
               </w:rPr>
-              <w:t>Reikia sąskaitos faktūros</w:t>
+              <w:t>Įmonės kodas</w:t>
+            </w:r>
+            <w:r>
+              <w:rPr>
+                <w:rFonts w:ascii="Aptos" w:hAnsi="Aptos"/>
+                <w:sz w:val="24"/>
+                <w:szCs w:val="24"/>
+              </w:rPr>
+              <w:t xml:space="preserve"> / Pavadinimas</w:t>
             </w:r>
           </w:p>
         </w:tc>
@@ -623,245 +551,7 @@
                 <w:sz w:val="24"/>
                 <w:szCs w:val="24"/>
               </w:rPr>
-              <w:t>{</w:t>
-            </w:r>
-            <w:proofErr w:type="spellStart"/>
-            <w:r>
-              <w:rPr>
-                <w:rFonts w:ascii="Aptos" w:hAnsi="Aptos"/>
-                <w:b/>
-                <w:bCs/>
-                <w:sz w:val="24"/>
-                <w:szCs w:val="24"/>
-              </w:rPr>
-              <w:t>invoiceNeeded</w:t>
-            </w:r>
-            <w:proofErr w:type="spellEnd"/>
-            <w:r>
-              <w:rPr>
-                <w:rFonts w:ascii="Aptos" w:hAnsi="Aptos"/>
-                <w:b/>
-                <w:bCs/>
-                <w:sz w:val="24"/>
-                <w:szCs w:val="24"/>
-              </w:rPr>
-              <w:t>}</w:t>
-            </w:r>
-          </w:p>
-        </w:tc>
-      </w:tr>
-      <w:tr>
-        <w:tc>
-          <w:tcPr>
-            <w:tcW w:w="2978" w:type="dxa"/>
-          </w:tcPr>
-          <w:p>
-            <w:pPr>
-              <w:rPr>
-                <w:rFonts w:ascii="Aptos" w:hAnsi="Aptos"/>
-                <w:sz w:val="24"/>
-                <w:szCs w:val="24"/>
-              </w:rPr>
-            </w:pPr>
-            <w:r>
-              <w:rPr>
-                <w:rFonts w:ascii="Aptos" w:hAnsi="Aptos"/>
-                <w:sz w:val="24"/>
-                <w:szCs w:val="24"/>
-              </w:rPr>
-              <w:t>Įmonės pavadinimas</w:t>
-            </w:r>
-          </w:p>
-        </w:tc>
-        <w:tc>
-          <w:tcPr>
-            <w:tcW w:w="7229" w:type="dxa"/>
-          </w:tcPr>
-          <w:p>
-            <w:pPr>
-              <w:rPr>
-                <w:rFonts w:ascii="Aptos" w:hAnsi="Aptos"/>
-                <w:b/>
-                <w:bCs/>
-                <w:sz w:val="24"/>
-                <w:szCs w:val="24"/>
-              </w:rPr>
-            </w:pPr>
-            <w:r>
-              <w:rPr>
-                <w:rFonts w:ascii="Aptos" w:hAnsi="Aptos"/>
-                <w:b/>
-                <w:bCs/>
-                <w:sz w:val="24"/>
-                <w:szCs w:val="24"/>
-              </w:rPr>
-              <w:t>{</w:t>
-            </w:r>
-            <w:proofErr w:type="spellStart"/>
-            <w:r>
-              <w:rPr>
-                <w:rFonts w:ascii="Aptos" w:hAnsi="Aptos"/>
-                <w:b/>
-                <w:bCs/>
-                <w:sz w:val="24"/>
-                <w:szCs w:val="24"/>
-              </w:rPr>
-              <w:t>invoiceCompanyName</w:t>
-            </w:r>
-            <w:proofErr w:type="spellEnd"/>
-            <w:r>
-              <w:rPr>
-                <w:rFonts w:ascii="Aptos" w:hAnsi="Aptos"/>
-                <w:b/>
-                <w:bCs/>
-                <w:sz w:val="24"/>
-                <w:szCs w:val="24"/>
-              </w:rPr>
-              <w:t>}</w:t>
-            </w:r>
-          </w:p>
-        </w:tc>
-      </w:tr>
-      <w:tr>
-        <w:tc>
-          <w:tcPr>
-            <w:tcW w:w="2978" w:type="dxa"/>
-          </w:tcPr>
-          <w:p>
-            <w:pPr>
-              <w:rPr>
-                <w:rFonts w:ascii="Aptos" w:hAnsi="Aptos"/>
-                <w:sz w:val="24"/>
-                <w:szCs w:val="24"/>
-              </w:rPr>
-            </w:pPr>
-            <w:r>
-              <w:rPr>
-                <w:rFonts w:ascii="Aptos" w:hAnsi="Aptos"/>
-                <w:sz w:val="24"/>
-                <w:szCs w:val="24"/>
-              </w:rPr>
-              <w:t>Įmonės kodas</w:t>
-            </w:r>
-          </w:p>
-        </w:tc>
-        <w:tc>
-          <w:tcPr>
-            <w:tcW w:w="7229" w:type="dxa"/>
-          </w:tcPr>
-          <w:p>
-            <w:pPr>
-              <w:rPr>
-                <w:rFonts w:ascii="Aptos" w:hAnsi="Aptos"/>
-                <w:b/>
-                <w:bCs/>
-                <w:sz w:val="24"/>
-                <w:szCs w:val="24"/>
-              </w:rPr>
-            </w:pPr>
-            <w:r>
-              <w:rPr>
-                <w:rFonts w:ascii="Aptos" w:hAnsi="Aptos"/>
-                <w:b/>
-                <w:bCs/>
-                <w:sz w:val="24"/>
-                <w:szCs w:val="24"/>
-              </w:rPr>
-              <w:t>{</w:t>
-            </w:r>
-            <w:proofErr w:type="spellStart"/>
-            <w:r>
-              <w:rPr>
-                <w:rFonts w:ascii="Aptos" w:hAnsi="Aptos"/>
-                <w:b/>
-                <w:bCs/>
-                <w:sz w:val="24"/>
-                <w:szCs w:val="24"/>
-              </w:rPr>
-              <w:t>invoiceCode</w:t>
-            </w:r>
-            <w:proofErr w:type="spellEnd"/>
-            <w:r>
-              <w:rPr>
-                <w:rFonts w:ascii="Aptos" w:hAnsi="Aptos"/>
-                <w:b/>
-                <w:bCs/>
-                <w:sz w:val="24"/>
-                <w:szCs w:val="24"/>
-              </w:rPr>
-              <w:t>}</w:t>
-            </w:r>
-          </w:p>
-        </w:tc>
-      </w:tr>
-      <w:tr>
-        <w:tc>
-          <w:tcPr>
-            <w:tcW w:w="2978" w:type="dxa"/>
-          </w:tcPr>
-          <w:p>
-            <w:pPr>
-              <w:rPr>
-                <w:rFonts w:ascii="Aptos" w:hAnsi="Aptos"/>
-                <w:sz w:val="24"/>
-                <w:szCs w:val="24"/>
-              </w:rPr>
-            </w:pPr>
-            <w:r>
-              <w:rPr>
-                <w:rFonts w:ascii="Aptos" w:hAnsi="Aptos"/>
-                <w:sz w:val="24"/>
-                <w:szCs w:val="24"/>
-              </w:rPr>
-              <w:t>Įmonės PVM kodas</w:t>
-            </w:r>
-          </w:p>
-        </w:tc>
-        <w:tc>
-          <w:tcPr>
-            <w:tcW w:w="7229" w:type="dxa"/>
-          </w:tcPr>
-          <w:p>
-            <w:pPr>
-              <w:rPr>
-                <w:rFonts w:ascii="Aptos" w:hAnsi="Aptos"/>
-                <w:b/>
-                <w:bCs/>
-                <w:sz w:val="24"/>
-                <w:szCs w:val="24"/>
-              </w:rPr>
-            </w:pPr>
-            <w:r>
-              <w:rPr>
-                <w:rFonts w:ascii="Aptos" w:hAnsi="Aptos"/>
-                <w:b/>
-                <w:bCs/>
-                <w:sz w:val="24"/>
-                <w:szCs w:val="24"/>
-              </w:rPr>
-              <w:t>{</w:t>
-            </w:r>
-            <w:proofErr w:type="spellStart"/>
-            <w:r>
-              <w:rPr>
-                <w:rFonts w:ascii="Aptos" w:hAnsi="Aptos"/>
-                <w:b/>
-                <w:bCs/>
-                <w:sz w:val="24"/>
-                <w:szCs w:val="24"/>
-              </w:rPr>
-              <w:t>invoiceVatCode</w:t>
-            </w:r>
-            <w:proofErr w:type="spellEnd"/>
-            <w:r>
-              <w:rPr>
-                <w:rFonts w:ascii="Aptos" w:hAnsi="Aptos"/>
-                <w:b/>
-                <w:bCs/>
-                <w:sz w:val="24"/>
-                <w:szCs w:val="24"/>
-              </w:rPr>
-              <w:t>}</w:t>
+              <w:t>{invoiceCode}</w:t>
             </w:r>
           </w:p>
         </w:tc>
@@ -888,7 +578,6 @@
           <w:lang w:val="pl-PL"/>
         </w:rPr>
       </w:pPr>
-      <w:proofErr w:type="spellStart"/>
       <w:r>
         <w:rPr>
           <w:rFonts w:ascii="Aptos" w:hAnsi="Aptos"/>
@@ -898,48 +587,12 @@
           <w:szCs w:val="24"/>
           <w:lang w:val="pl-PL"/>
         </w:rPr>
-        <w:t>Įrangos</w:t>
-      </w:r>
-      <w:proofErr w:type="spellEnd"/>
-      <w:r>
-        <w:rPr>
-          <w:rFonts w:ascii="Aptos" w:hAnsi="Aptos"/>
-          <w:b/>
-          <w:bCs/>
-          <w:sz w:val="24"/>
-          <w:szCs w:val="24"/>
-          <w:lang w:val="pl-PL"/>
-        </w:rPr>
-        <w:t xml:space="preserve"> </w:t>
-      </w:r>
-      <w:proofErr w:type="spellStart"/>
-      <w:r>
-        <w:rPr>
-          <w:rFonts w:ascii="Aptos" w:hAnsi="Aptos"/>
-          <w:b/>
-          <w:bCs/>
-          <w:sz w:val="24"/>
-          <w:szCs w:val="24"/>
-          <w:lang w:val="pl-PL"/>
-        </w:rPr>
-        <w:t>informacija</w:t>
-      </w:r>
-      <w:proofErr w:type="spellEnd"/>
-      <w:r>
-        <w:rPr>
-          <w:rFonts w:ascii="Aptos" w:hAnsi="Aptos"/>
-          <w:b/>
-          <w:bCs/>
-          <w:sz w:val="24"/>
-          <w:szCs w:val="24"/>
-          <w:lang w:val="pl-PL"/>
-        </w:rPr>
-        <w:t>:</w:t>
+        <w:t>Įrangos informacija:</w:t>
       </w:r>
     </w:p>
     <w:tbl>
       <w:tblPr>
-        <w:tblStyle w:val="Lentelstinklelis"/>
+        <w:tblStyle w:val="TableGrid"/>
         <w:tblW w:w="0" w:type="auto"/>
         <w:tblInd w:w="-176" w:type="dxa"/>
         <w:tblLook w:val="04A0" w:firstRow="1" w:lastRow="0" w:firstColumn="1" w:lastColumn="0" w:noHBand="0" w:noVBand="1"/>
@@ -1208,21 +861,7 @@
               <w:rPr>
                 <w:rFonts w:ascii="Aptos" w:hAnsi="Aptos"/>
               </w:rPr>
-              <w:t>{</w:t>
-            </w:r>
-            <w:proofErr w:type="spellStart"/>
-            <w:r>
-              <w:rPr>
-                <w:rFonts w:ascii="Aptos" w:hAnsi="Aptos"/>
-              </w:rPr>
-              <w:t>usb_laidas</w:t>
-            </w:r>
-            <w:proofErr w:type="spellEnd"/>
-            <w:r>
-              <w:rPr>
-                <w:rFonts w:ascii="Aptos" w:hAnsi="Aptos"/>
-              </w:rPr>
-              <w:t>}</w:t>
+              <w:t>{usb_laidas}</w:t>
             </w:r>
           </w:p>
         </w:tc>
@@ -1365,7 +1004,35 @@
           <w:rFonts w:ascii="Aptos" w:hAnsi="Aptos"/>
           <w:lang w:val="es-ES"/>
         </w:rPr>
-        <w:t>Mokestis taikomas tik iš anksto informavus klientą ir gavus jo sutikimą (pvz., sudėtingesniais atvejais).</w:t>
+        <w:t>Jei remonto kaina neviršija 40 Eur</w:t>
+      </w:r>
+      <w:r>
+        <w:rPr>
+          <w:rFonts w:ascii="Aptos" w:hAnsi="Aptos"/>
+          <w:lang w:val="es-ES"/>
+        </w:rPr>
+        <w:t xml:space="preserve"> su PVM</w:t>
+      </w:r>
+      <w:r>
+        <w:rPr>
+          <w:rFonts w:ascii="Aptos" w:hAnsi="Aptos"/>
+          <w:lang w:val="es-ES"/>
+        </w:rPr>
+        <w:t xml:space="preserve">, darbai </w:t>
+      </w:r>
+      <w:r>
+        <w:rPr>
+          <w:rFonts w:ascii="Aptos" w:hAnsi="Aptos"/>
+          <w:lang w:val="es-ES"/>
+        </w:rPr>
+        <w:t>bus</w:t>
+      </w:r>
+      <w:r>
+        <w:rPr>
+          <w:rFonts w:ascii="Aptos" w:hAnsi="Aptos"/>
+          <w:lang w:val="es-ES"/>
+        </w:rPr>
+        <w:t xml:space="preserve"> atliekami be išankstinio kliento informavimo ir sutikimo. Viršijus šią sumą, klientas turi būti informuotas iš anksto ir turi duoti sutikimą.</w:t>
       </w:r>
     </w:p>
     <w:p>
@@ -1431,117 +1098,26 @@
           <w:lang w:val="pl-PL"/>
         </w:rPr>
       </w:pPr>
-      <w:proofErr w:type="spellStart"/>
       <w:r>
         <w:rPr>
           <w:rFonts w:ascii="Aptos" w:hAnsi="Aptos"/>
           <w:lang w:val="pl-PL"/>
         </w:rPr>
-        <w:t>Atsiskaityti</w:t>
+        <w:t xml:space="preserve">Atsiskaityti galima bankiniu pavedimu arba </w:t>
       </w:r>
-      <w:proofErr w:type="spellEnd"/>
       <w:r>
         <w:rPr>
           <w:rFonts w:ascii="Aptos" w:hAnsi="Aptos"/>
           <w:lang w:val="pl-PL"/>
         </w:rPr>
-        <w:t xml:space="preserve"> </w:t>
+        <w:t xml:space="preserve">banko </w:t>
       </w:r>
-      <w:proofErr w:type="spellStart"/>
       <w:r>
         <w:rPr>
           <w:rFonts w:ascii="Aptos" w:hAnsi="Aptos"/>
           <w:lang w:val="pl-PL"/>
         </w:rPr>
-        <w:t>galima</w:t>
-      </w:r>
-      <w:proofErr w:type="spellEnd"/>
-      <w:r>
-        <w:rPr>
-          <w:rFonts w:ascii="Aptos" w:hAnsi="Aptos"/>
-          <w:lang w:val="pl-PL"/>
-        </w:rPr>
-        <w:t xml:space="preserve"> </w:t>
-      </w:r>
-      <w:proofErr w:type="spellStart"/>
-      <w:r>
-        <w:rPr>
-          <w:rFonts w:ascii="Aptos" w:hAnsi="Aptos"/>
-          <w:lang w:val="pl-PL"/>
-        </w:rPr>
-        <w:t>bankiniu</w:t>
-      </w:r>
-      <w:proofErr w:type="spellEnd"/>
-      <w:r>
-        <w:rPr>
-          <w:rFonts w:ascii="Aptos" w:hAnsi="Aptos"/>
-          <w:lang w:val="pl-PL"/>
-        </w:rPr>
-        <w:t xml:space="preserve"> </w:t>
-      </w:r>
-      <w:proofErr w:type="spellStart"/>
-      <w:r>
-        <w:rPr>
-          <w:rFonts w:ascii="Aptos" w:hAnsi="Aptos"/>
-          <w:lang w:val="pl-PL"/>
-        </w:rPr>
-        <w:t>pavedimu</w:t>
-      </w:r>
-      <w:proofErr w:type="spellEnd"/>
-      <w:r>
-        <w:rPr>
-          <w:rFonts w:ascii="Aptos" w:hAnsi="Aptos"/>
-          <w:lang w:val="pl-PL"/>
-        </w:rPr>
-        <w:t xml:space="preserve"> arba </w:t>
-      </w:r>
-      <w:proofErr w:type="spellStart"/>
-      <w:r>
-        <w:rPr>
-          <w:rFonts w:ascii="Aptos" w:hAnsi="Aptos"/>
-          <w:lang w:val="pl-PL"/>
-        </w:rPr>
-        <w:t>banko</w:t>
-      </w:r>
-      <w:proofErr w:type="spellEnd"/>
-      <w:r>
-        <w:rPr>
-          <w:rFonts w:ascii="Aptos" w:hAnsi="Aptos"/>
-          <w:lang w:val="pl-PL"/>
-        </w:rPr>
-        <w:t xml:space="preserve"> </w:t>
-      </w:r>
-      <w:proofErr w:type="spellStart"/>
-      <w:r>
-        <w:rPr>
-          <w:rFonts w:ascii="Aptos" w:hAnsi="Aptos"/>
-          <w:lang w:val="pl-PL"/>
-        </w:rPr>
-        <w:t>kortele</w:t>
-      </w:r>
-      <w:proofErr w:type="spellEnd"/>
-      <w:r>
-        <w:rPr>
-          <w:rFonts w:ascii="Aptos" w:hAnsi="Aptos"/>
-          <w:lang w:val="pl-PL"/>
-        </w:rPr>
-        <w:t xml:space="preserve"> 4office </w:t>
-      </w:r>
-      <w:proofErr w:type="spellStart"/>
-      <w:r>
-        <w:rPr>
-          <w:rFonts w:ascii="Aptos" w:hAnsi="Aptos"/>
-          <w:lang w:val="pl-PL"/>
-        </w:rPr>
-        <w:t>centre</w:t>
-      </w:r>
-      <w:proofErr w:type="spellEnd"/>
-      <w:r>
-        <w:rPr>
-          <w:rFonts w:ascii="Aptos" w:hAnsi="Aptos"/>
-          <w:lang w:val="pl-PL"/>
-        </w:rPr>
-        <w:t>.</w:t>
+        <w:t>kortele 4office centre.</w:t>
       </w:r>
     </w:p>
     <w:p>
@@ -1555,69 +1131,12 @@
           <w:lang w:val="pl-PL"/>
         </w:rPr>
       </w:pPr>
-      <w:proofErr w:type="spellStart"/>
       <w:r>
         <w:rPr>
           <w:rFonts w:ascii="Aptos" w:hAnsi="Aptos"/>
           <w:lang w:val="pl-PL"/>
         </w:rPr>
-        <w:t>Įrenginys</w:t>
-      </w:r>
-      <w:proofErr w:type="spellEnd"/>
-      <w:r>
-        <w:rPr>
-          <w:rFonts w:ascii="Aptos" w:hAnsi="Aptos"/>
-          <w:lang w:val="pl-PL"/>
-        </w:rPr>
-        <w:t xml:space="preserve"> </w:t>
-      </w:r>
-      <w:proofErr w:type="spellStart"/>
-      <w:r>
-        <w:rPr>
-          <w:rFonts w:ascii="Aptos" w:hAnsi="Aptos"/>
-          <w:lang w:val="pl-PL"/>
-        </w:rPr>
-        <w:t>grąžinamas</w:t>
-      </w:r>
-      <w:proofErr w:type="spellEnd"/>
-      <w:r>
-        <w:rPr>
-          <w:rFonts w:ascii="Aptos" w:hAnsi="Aptos"/>
-          <w:lang w:val="pl-PL"/>
-        </w:rPr>
-        <w:t xml:space="preserve"> tik </w:t>
-      </w:r>
-      <w:proofErr w:type="spellStart"/>
-      <w:r>
-        <w:rPr>
-          <w:rFonts w:ascii="Aptos" w:hAnsi="Aptos"/>
-          <w:lang w:val="pl-PL"/>
-        </w:rPr>
-        <w:t>pilnai</w:t>
-      </w:r>
-      <w:proofErr w:type="spellEnd"/>
-      <w:r>
-        <w:rPr>
-          <w:rFonts w:ascii="Aptos" w:hAnsi="Aptos"/>
-          <w:lang w:val="pl-PL"/>
-        </w:rPr>
-        <w:t xml:space="preserve"> </w:t>
-      </w:r>
-      <w:proofErr w:type="spellStart"/>
-      <w:r>
-        <w:rPr>
-          <w:rFonts w:ascii="Aptos" w:hAnsi="Aptos"/>
-          <w:lang w:val="pl-PL"/>
-        </w:rPr>
-        <w:t>atsiskaičius</w:t>
-      </w:r>
-      <w:proofErr w:type="spellEnd"/>
-      <w:r>
-        <w:rPr>
-          <w:rFonts w:ascii="Aptos" w:hAnsi="Aptos"/>
-          <w:lang w:val="pl-PL"/>
-        </w:rPr>
-        <w:t>.</w:t>
+        <w:t>Įrenginys grąžinamas tik pilnai atsiskaičius.</w:t>
       </w:r>
     </w:p>
     <w:p>
@@ -1628,228 +1147,66 @@
         </w:numPr>
         <w:rPr>
           <w:rFonts w:ascii="Aptos" w:hAnsi="Aptos"/>
-          <w:lang w:val="en-US"/>
-        </w:rPr>
-      </w:pPr>
-      <w:proofErr w:type="spellStart"/>
+          <w:lang w:val="fr-FR"/>
+        </w:rPr>
+      </w:pPr>
       <w:r>
         <w:rPr>
           <w:rFonts w:ascii="Aptos" w:hAnsi="Aptos"/>
-          <w:lang w:val="en-US"/>
-        </w:rPr>
-        <w:t>Prašome</w:t>
-      </w:r>
-      <w:proofErr w:type="spellEnd"/>
-      <w:r>
-        <w:rPr>
-          <w:rFonts w:ascii="Aptos" w:hAnsi="Aptos"/>
-          <w:lang w:val="en-US"/>
-        </w:rPr>
-        <w:t xml:space="preserve"> </w:t>
-      </w:r>
-      <w:proofErr w:type="spellStart"/>
-      <w:r>
-        <w:rPr>
-          <w:rFonts w:ascii="Aptos" w:hAnsi="Aptos"/>
-          <w:lang w:val="en-US"/>
-        </w:rPr>
-        <w:t>jį</w:t>
-      </w:r>
-      <w:proofErr w:type="spellEnd"/>
-      <w:r>
-        <w:rPr>
-          <w:rFonts w:ascii="Aptos" w:hAnsi="Aptos"/>
-          <w:lang w:val="en-US"/>
-        </w:rPr>
-        <w:t xml:space="preserve"> </w:t>
-      </w:r>
-      <w:proofErr w:type="spellStart"/>
-      <w:r>
-        <w:rPr>
-          <w:rFonts w:ascii="Aptos" w:hAnsi="Aptos"/>
-          <w:lang w:val="en-US"/>
-        </w:rPr>
-        <w:t>atsiimti</w:t>
-      </w:r>
-      <w:proofErr w:type="spellEnd"/>
-      <w:r>
-        <w:rPr>
-          <w:rFonts w:ascii="Aptos" w:hAnsi="Aptos"/>
-          <w:lang w:val="en-US"/>
-        </w:rPr>
-        <w:t xml:space="preserve"> per </w:t>
+          <w:lang w:val="fr-FR"/>
+        </w:rPr>
+        <w:t xml:space="preserve">Prašome jį atsiimti per </w:t>
       </w:r>
       <w:r>
         <w:rPr>
           <w:rFonts w:ascii="Aptos" w:hAnsi="Aptos"/>
-          <w:lang w:val="en-US"/>
+          <w:lang w:val="fr-FR"/>
         </w:rPr>
         <w:t>2</w:t>
       </w:r>
       <w:r>
         <w:rPr>
           <w:rFonts w:ascii="Aptos" w:hAnsi="Aptos"/>
-          <w:lang w:val="en-US"/>
+          <w:lang w:val="fr-FR"/>
+        </w:rPr>
+        <w:t xml:space="preserve"> savait</w:t>
+      </w:r>
+      <w:r>
+        <w:rPr>
+          <w:rFonts w:ascii="Aptos" w:hAnsi="Aptos"/>
+          <w:lang w:val="fr-FR"/>
+        </w:rPr>
+        <w:t>es</w:t>
+      </w:r>
+      <w:r>
+        <w:rPr>
+          <w:rFonts w:ascii="Aptos" w:hAnsi="Aptos"/>
+          <w:lang w:val="fr-FR"/>
+        </w:rPr>
+        <w:t xml:space="preserve"> nuo informavimo.</w:t>
+      </w:r>
+      <w:r>
+        <w:rPr>
+          <w:rFonts w:ascii="Aptos" w:hAnsi="Aptos"/>
+          <w:lang w:val="fr-FR"/>
         </w:rPr>
         <w:t xml:space="preserve"> </w:t>
       </w:r>
-      <w:proofErr w:type="spellStart"/>
       <w:r>
         <w:rPr>
           <w:rFonts w:ascii="Aptos" w:hAnsi="Aptos"/>
-          <w:lang w:val="en-US"/>
-        </w:rPr>
-        <w:t>savait</w:t>
+          <w:lang w:val="fr-FR"/>
+        </w:rPr>
+        <w:t>Vėliau gali būti taikomas saugojimo mokestis</w:t>
       </w:r>
       <w:r>
-        <w:rPr>
-          <w:rFonts w:ascii="Aptos" w:hAnsi="Aptos"/>
-          <w:lang w:val="en-US"/>
-        </w:rPr>
-        <w:t>es</w:t>
-      </w:r>
-      <w:proofErr w:type="spellEnd"/>
-      <w:r>
-        <w:rPr>
-          <w:rFonts w:ascii="Aptos" w:hAnsi="Aptos"/>
-          <w:lang w:val="en-US"/>
-        </w:rPr>
         <w:t xml:space="preserve"> </w:t>
       </w:r>
-      <w:proofErr w:type="spellStart"/>
       <w:r>
         <w:rPr>
           <w:rFonts w:ascii="Aptos" w:hAnsi="Aptos"/>
-          <w:lang w:val="en-US"/>
-        </w:rPr>
-        <w:t>nuo</w:t>
-      </w:r>
-      <w:proofErr w:type="spellEnd"/>
-      <w:r>
-        <w:rPr>
-          <w:rFonts w:ascii="Aptos" w:hAnsi="Aptos"/>
-          <w:lang w:val="en-US"/>
-        </w:rPr>
-        <w:t xml:space="preserve"> </w:t>
-      </w:r>
-      <w:proofErr w:type="spellStart"/>
-      <w:r>
-        <w:rPr>
-          <w:rFonts w:ascii="Aptos" w:hAnsi="Aptos"/>
-          <w:lang w:val="en-US"/>
-        </w:rPr>
-        <w:t>informavimo</w:t>
-      </w:r>
-      <w:proofErr w:type="spellEnd"/>
-      <w:r>
-        <w:rPr>
-          <w:rFonts w:ascii="Aptos" w:hAnsi="Aptos"/>
-          <w:lang w:val="en-US"/>
-        </w:rPr>
-        <w:t>.</w:t>
-      </w:r>
-      <w:r>
-        <w:rPr>
-          <w:rFonts w:ascii="Aptos" w:hAnsi="Aptos"/>
-          <w:lang w:val="en-US"/>
-        </w:rPr>
-        <w:t xml:space="preserve"> </w:t>
-      </w:r>
-      <w:proofErr w:type="spellStart"/>
-      <w:r>
-        <w:rPr>
-          <w:rFonts w:ascii="Aptos" w:hAnsi="Aptos"/>
-          <w:lang w:val="en-US"/>
-        </w:rPr>
-        <w:t>Vėliau</w:t>
-      </w:r>
-      <w:proofErr w:type="spellEnd"/>
-      <w:r>
-        <w:rPr>
-          <w:rFonts w:ascii="Aptos" w:hAnsi="Aptos"/>
-          <w:lang w:val="en-US"/>
-        </w:rPr>
-        <w:t xml:space="preserve"> </w:t>
-      </w:r>
-      <w:proofErr w:type="spellStart"/>
-      <w:r>
-        <w:rPr>
-          <w:rFonts w:ascii="Aptos" w:hAnsi="Aptos"/>
-          <w:lang w:val="en-US"/>
-        </w:rPr>
-        <w:t>gali</w:t>
-      </w:r>
-      <w:proofErr w:type="spellEnd"/>
-      <w:r>
-        <w:rPr>
-          <w:rFonts w:ascii="Aptos" w:hAnsi="Aptos"/>
-          <w:lang w:val="en-US"/>
-        </w:rPr>
-        <w:t xml:space="preserve"> </w:t>
-      </w:r>
-      <w:proofErr w:type="spellStart"/>
-      <w:r>
-        <w:rPr>
-          <w:rFonts w:ascii="Aptos" w:hAnsi="Aptos"/>
-          <w:lang w:val="en-US"/>
-        </w:rPr>
-        <w:t>būti</w:t>
-      </w:r>
-      <w:proofErr w:type="spellEnd"/>
-      <w:r>
-        <w:rPr>
-          <w:rFonts w:ascii="Aptos" w:hAnsi="Aptos"/>
-          <w:lang w:val="en-US"/>
-        </w:rPr>
-        <w:t xml:space="preserve"> </w:t>
-      </w:r>
-      <w:proofErr w:type="spellStart"/>
-      <w:r>
-        <w:rPr>
-          <w:rFonts w:ascii="Aptos" w:hAnsi="Aptos"/>
-          <w:lang w:val="en-US"/>
-        </w:rPr>
-        <w:t>taikomas</w:t>
-      </w:r>
-      <w:proofErr w:type="spellEnd"/>
-      <w:r>
-        <w:rPr>
-          <w:rFonts w:ascii="Aptos" w:hAnsi="Aptos"/>
-          <w:lang w:val="en-US"/>
-        </w:rPr>
-        <w:t xml:space="preserve"> </w:t>
-      </w:r>
-      <w:proofErr w:type="spellStart"/>
-      <w:r>
-        <w:rPr>
-          <w:rFonts w:ascii="Aptos" w:hAnsi="Aptos"/>
-          <w:lang w:val="en-US"/>
-        </w:rPr>
-        <w:t>saugojimo</w:t>
-      </w:r>
-      <w:proofErr w:type="spellEnd"/>
-      <w:r>
-        <w:rPr>
-          <w:rFonts w:ascii="Aptos" w:hAnsi="Aptos"/>
-          <w:lang w:val="en-US"/>
-        </w:rPr>
-        <w:t xml:space="preserve"> </w:t>
-      </w:r>
-      <w:proofErr w:type="spellStart"/>
-      <w:r>
-        <w:rPr>
-          <w:rFonts w:ascii="Aptos" w:hAnsi="Aptos"/>
-          <w:lang w:val="en-US"/>
-        </w:rPr>
-        <w:t>mokestis</w:t>
-      </w:r>
-      <w:proofErr w:type="spellEnd"/>
-      <w:r>
-        <w:rPr>
-          <w:rFonts w:ascii="Aptos" w:hAnsi="Aptos"/>
-          <w:lang w:val="en-US"/>
-        </w:rPr>
-        <w:t>.</w:t>
+        </w:rPr>
+        <w:t>– 1 Eur už kiekvieną pavėluotą dieną.</w:t>
       </w:r>
     </w:p>
     <w:p>
@@ -1860,262 +1217,22 @@
         </w:numPr>
         <w:rPr>
           <w:rFonts w:ascii="Aptos" w:hAnsi="Aptos"/>
-          <w:lang w:val="en-US"/>
+          <w:lang w:val="fr-FR"/>
         </w:rPr>
       </w:pPr>
       <w:r>
         <w:rPr>
           <w:rFonts w:ascii="Aptos" w:hAnsi="Aptos"/>
-          <w:lang w:val="en-US"/>
-        </w:rPr>
-        <w:t xml:space="preserve">Jei </w:t>
-      </w:r>
-      <w:proofErr w:type="spellStart"/>
-      <w:r>
-        <w:rPr>
-          <w:rFonts w:ascii="Aptos" w:hAnsi="Aptos"/>
-          <w:lang w:val="en-US"/>
-        </w:rPr>
-        <w:t>įrenginys</w:t>
-      </w:r>
-      <w:proofErr w:type="spellEnd"/>
-      <w:r>
-        <w:rPr>
-          <w:rFonts w:ascii="Aptos" w:hAnsi="Aptos"/>
-          <w:lang w:val="en-US"/>
-        </w:rPr>
-        <w:t xml:space="preserve"> </w:t>
-      </w:r>
-      <w:proofErr w:type="spellStart"/>
-      <w:r>
-        <w:rPr>
-          <w:rFonts w:ascii="Aptos" w:hAnsi="Aptos"/>
-          <w:lang w:val="en-US"/>
-        </w:rPr>
-        <w:t>neatsiimamas</w:t>
-      </w:r>
-      <w:proofErr w:type="spellEnd"/>
-      <w:r>
-        <w:rPr>
-          <w:rFonts w:ascii="Aptos" w:hAnsi="Aptos"/>
-          <w:lang w:val="en-US"/>
-        </w:rPr>
-        <w:t xml:space="preserve"> per 2 </w:t>
-      </w:r>
-      <w:proofErr w:type="spellStart"/>
-      <w:r>
-        <w:rPr>
-          <w:rFonts w:ascii="Aptos" w:hAnsi="Aptos"/>
-          <w:lang w:val="en-US"/>
-        </w:rPr>
-        <w:t>mėnesius</w:t>
-      </w:r>
-      <w:proofErr w:type="spellEnd"/>
-      <w:r>
-        <w:rPr>
-          <w:rFonts w:ascii="Aptos" w:hAnsi="Aptos"/>
-          <w:lang w:val="en-US"/>
-        </w:rPr>
-        <w:t xml:space="preserve">, UAB 4office </w:t>
-      </w:r>
-      <w:proofErr w:type="spellStart"/>
-      <w:r>
-        <w:rPr>
-          <w:rFonts w:ascii="Aptos" w:hAnsi="Aptos"/>
-          <w:lang w:val="en-US"/>
-        </w:rPr>
-        <w:t>turi</w:t>
-      </w:r>
-      <w:proofErr w:type="spellEnd"/>
-      <w:r>
-        <w:rPr>
-          <w:rFonts w:ascii="Aptos" w:hAnsi="Aptos"/>
-          <w:lang w:val="en-US"/>
-        </w:rPr>
-        <w:t xml:space="preserve"> </w:t>
-      </w:r>
-      <w:proofErr w:type="spellStart"/>
-      <w:r>
-        <w:rPr>
-          <w:rFonts w:ascii="Aptos" w:hAnsi="Aptos"/>
-          <w:lang w:val="en-US"/>
-        </w:rPr>
-        <w:t>teisę</w:t>
-      </w:r>
-      <w:proofErr w:type="spellEnd"/>
-      <w:r>
-        <w:rPr>
-          <w:rFonts w:ascii="Aptos" w:hAnsi="Aptos"/>
-          <w:lang w:val="en-US"/>
-        </w:rPr>
-        <w:t xml:space="preserve"> </w:t>
-      </w:r>
-      <w:proofErr w:type="spellStart"/>
-      <w:r>
-        <w:rPr>
-          <w:rFonts w:ascii="Aptos" w:hAnsi="Aptos"/>
-          <w:lang w:val="en-US"/>
-        </w:rPr>
-        <w:t>jį</w:t>
-      </w:r>
-      <w:proofErr w:type="spellEnd"/>
-      <w:r>
-        <w:rPr>
-          <w:rFonts w:ascii="Aptos" w:hAnsi="Aptos"/>
-          <w:lang w:val="en-US"/>
-        </w:rPr>
-        <w:t xml:space="preserve"> </w:t>
-      </w:r>
-      <w:proofErr w:type="spellStart"/>
-      <w:r>
-        <w:rPr>
-          <w:rFonts w:ascii="Aptos" w:hAnsi="Aptos"/>
-          <w:lang w:val="en-US"/>
-        </w:rPr>
-        <w:t>utilizuoti</w:t>
-      </w:r>
-      <w:proofErr w:type="spellEnd"/>
-      <w:r>
-        <w:rPr>
-          <w:rFonts w:ascii="Aptos" w:hAnsi="Aptos"/>
-          <w:lang w:val="en-US"/>
-        </w:rPr>
-        <w:t xml:space="preserve"> </w:t>
-      </w:r>
-      <w:proofErr w:type="spellStart"/>
-      <w:r>
-        <w:rPr>
-          <w:rFonts w:ascii="Aptos" w:hAnsi="Aptos"/>
-          <w:lang w:val="en-US"/>
-        </w:rPr>
-        <w:t>arba</w:t>
-      </w:r>
-      <w:proofErr w:type="spellEnd"/>
-      <w:r>
-        <w:rPr>
-          <w:rFonts w:ascii="Aptos" w:hAnsi="Aptos"/>
-          <w:lang w:val="en-US"/>
-        </w:rPr>
-        <w:t xml:space="preserve"> </w:t>
-      </w:r>
-      <w:proofErr w:type="spellStart"/>
-      <w:r>
-        <w:rPr>
-          <w:rFonts w:ascii="Aptos" w:hAnsi="Aptos"/>
-          <w:lang w:val="en-US"/>
-        </w:rPr>
-        <w:t>kitaip</w:t>
-      </w:r>
-      <w:proofErr w:type="spellEnd"/>
-      <w:r>
-        <w:rPr>
-          <w:rFonts w:ascii="Aptos" w:hAnsi="Aptos"/>
-          <w:lang w:val="en-US"/>
-        </w:rPr>
-        <w:t xml:space="preserve"> </w:t>
-      </w:r>
-      <w:proofErr w:type="spellStart"/>
-      <w:r>
-        <w:rPr>
-          <w:rFonts w:ascii="Aptos" w:hAnsi="Aptos"/>
-          <w:lang w:val="en-US"/>
-        </w:rPr>
-        <w:t>juo</w:t>
-      </w:r>
-      <w:proofErr w:type="spellEnd"/>
-      <w:r>
-        <w:rPr>
-          <w:rFonts w:ascii="Aptos" w:hAnsi="Aptos"/>
-          <w:lang w:val="en-US"/>
-        </w:rPr>
-        <w:t xml:space="preserve"> </w:t>
-      </w:r>
-      <w:proofErr w:type="spellStart"/>
-      <w:r>
-        <w:rPr>
-          <w:rFonts w:ascii="Aptos" w:hAnsi="Aptos"/>
-          <w:lang w:val="en-US"/>
-        </w:rPr>
-        <w:t>disponuoti</w:t>
-      </w:r>
-      <w:proofErr w:type="spellEnd"/>
-      <w:r>
-        <w:rPr>
-          <w:rFonts w:ascii="Aptos" w:hAnsi="Aptos"/>
-          <w:lang w:val="en-US"/>
-        </w:rPr>
-        <w:t xml:space="preserve">, </w:t>
-      </w:r>
-      <w:proofErr w:type="spellStart"/>
-      <w:r>
-        <w:rPr>
-          <w:rFonts w:ascii="Aptos" w:hAnsi="Aptos"/>
-          <w:lang w:val="en-US"/>
-        </w:rPr>
-        <w:t>siekiant</w:t>
-      </w:r>
-      <w:proofErr w:type="spellEnd"/>
-      <w:r>
-        <w:rPr>
-          <w:rFonts w:ascii="Aptos" w:hAnsi="Aptos"/>
-          <w:lang w:val="en-US"/>
-        </w:rPr>
-        <w:t xml:space="preserve"> </w:t>
-      </w:r>
-      <w:proofErr w:type="spellStart"/>
-      <w:r>
-        <w:rPr>
-          <w:rFonts w:ascii="Aptos" w:hAnsi="Aptos"/>
-          <w:lang w:val="en-US"/>
-        </w:rPr>
-        <w:t>padengti</w:t>
-      </w:r>
-      <w:proofErr w:type="spellEnd"/>
-      <w:r>
-        <w:rPr>
-          <w:rFonts w:ascii="Aptos" w:hAnsi="Aptos"/>
-          <w:lang w:val="en-US"/>
-        </w:rPr>
-        <w:t xml:space="preserve"> </w:t>
-      </w:r>
-      <w:proofErr w:type="spellStart"/>
-      <w:r>
-        <w:rPr>
-          <w:rFonts w:ascii="Aptos" w:hAnsi="Aptos"/>
-          <w:lang w:val="en-US"/>
-        </w:rPr>
-        <w:t>patirtas</w:t>
-      </w:r>
-      <w:proofErr w:type="spellEnd"/>
-      <w:r>
-        <w:rPr>
-          <w:rFonts w:ascii="Aptos" w:hAnsi="Aptos"/>
-          <w:lang w:val="en-US"/>
-        </w:rPr>
-        <w:t xml:space="preserve"> </w:t>
-      </w:r>
-      <w:proofErr w:type="spellStart"/>
-      <w:r>
-        <w:rPr>
-          <w:rFonts w:ascii="Aptos" w:hAnsi="Aptos"/>
-          <w:lang w:val="en-US"/>
-        </w:rPr>
-        <w:t>išlaidas</w:t>
-      </w:r>
-      <w:proofErr w:type="spellEnd"/>
-      <w:r>
-        <w:rPr>
-          <w:rFonts w:ascii="Aptos" w:hAnsi="Aptos"/>
-          <w:lang w:val="en-US"/>
-        </w:rPr>
-        <w:t>.</w:t>
+          <w:lang w:val="fr-FR"/>
+        </w:rPr>
+        <w:t>Jei įrenginys neatsiimamas per 2 mėnesius, UAB 4office turi teisę jį utilizuoti arba kitaip juo disponuoti, siekiant padengti patirtas išlaidas.</w:t>
       </w:r>
     </w:p>
     <w:p>
       <w:pPr>
         <w:rPr>
           <w:rFonts w:ascii="Aptos" w:hAnsi="Aptos"/>
-          <w:lang w:val="en-US"/>
+          <w:lang w:val="fr-FR"/>
         </w:rPr>
       </w:pPr>
     </w:p>
@@ -2123,189 +1240,59 @@
       <w:pPr>
         <w:rPr>
           <w:rFonts w:ascii="Aptos" w:hAnsi="Aptos"/>
-          <w:lang w:val="en-US"/>
-        </w:rPr>
-      </w:pPr>
-      <w:proofErr w:type="spellStart"/>
+          <w:lang w:val="fr-FR"/>
+        </w:rPr>
+      </w:pPr>
       <w:r>
         <w:rPr>
           <w:rFonts w:ascii="Aptos" w:hAnsi="Aptos"/>
-          <w:lang w:val="en-US"/>
+          <w:lang w:val="fr-FR"/>
         </w:rPr>
         <w:t>Sutikimas</w:t>
-      </w:r>
-      <w:proofErr w:type="spellEnd"/>
-    </w:p>
-    <w:p>
-      <w:pPr>
-        <w:rPr>
-          <w:rFonts w:ascii="Aptos" w:hAnsi="Aptos"/>
-          <w:lang w:val="en-US"/>
-        </w:rPr>
-      </w:pPr>
-      <w:r>
-        <w:rPr>
-          <w:rFonts w:ascii="Aptos" w:hAnsi="Aptos"/>
-          <w:lang w:val="en-US"/>
-        </w:rPr>
-        <w:t xml:space="preserve">Palikdamas </w:t>
-      </w:r>
-      <w:proofErr w:type="spellStart"/>
-      <w:r>
-        <w:rPr>
-          <w:rFonts w:ascii="Aptos" w:hAnsi="Aptos"/>
-          <w:lang w:val="en-US"/>
-        </w:rPr>
-        <w:t>įrenginį</w:t>
-      </w:r>
-      <w:proofErr w:type="spellEnd"/>
-      <w:r>
-        <w:rPr>
-          <w:rFonts w:ascii="Aptos" w:hAnsi="Aptos"/>
-          <w:lang w:val="en-US"/>
-        </w:rPr>
-        <w:t xml:space="preserve">, </w:t>
-      </w:r>
-      <w:proofErr w:type="spellStart"/>
-      <w:r>
-        <w:rPr>
-          <w:rFonts w:ascii="Aptos" w:hAnsi="Aptos"/>
-          <w:lang w:val="en-US"/>
-        </w:rPr>
-        <w:t>klientas</w:t>
-      </w:r>
-      <w:proofErr w:type="spellEnd"/>
-      <w:r>
-        <w:rPr>
-          <w:rFonts w:ascii="Aptos" w:hAnsi="Aptos"/>
-          <w:lang w:val="en-US"/>
-        </w:rPr>
-        <w:t xml:space="preserve"> </w:t>
-      </w:r>
-      <w:proofErr w:type="spellStart"/>
-      <w:r>
-        <w:rPr>
-          <w:rFonts w:ascii="Aptos" w:hAnsi="Aptos"/>
-          <w:lang w:val="en-US"/>
-        </w:rPr>
-        <w:t>patvirtina</w:t>
-      </w:r>
-      <w:proofErr w:type="spellEnd"/>
-      <w:r>
-        <w:rPr>
-          <w:rFonts w:ascii="Aptos" w:hAnsi="Aptos"/>
-          <w:lang w:val="en-US"/>
-        </w:rPr>
-        <w:t xml:space="preserve">, </w:t>
-      </w:r>
-      <w:proofErr w:type="spellStart"/>
-      <w:r>
-        <w:rPr>
-          <w:rFonts w:ascii="Aptos" w:hAnsi="Aptos"/>
-          <w:lang w:val="en-US"/>
-        </w:rPr>
-        <w:t>kad</w:t>
-      </w:r>
-      <w:proofErr w:type="spellEnd"/>
-      <w:r>
-        <w:rPr>
-          <w:rFonts w:ascii="Aptos" w:hAnsi="Aptos"/>
-          <w:lang w:val="en-US"/>
-        </w:rPr>
-        <w:t xml:space="preserve"> </w:t>
-      </w:r>
-      <w:proofErr w:type="spellStart"/>
-      <w:r>
-        <w:rPr>
-          <w:rFonts w:ascii="Aptos" w:hAnsi="Aptos"/>
-          <w:lang w:val="en-US"/>
-        </w:rPr>
-        <w:t>sutinka</w:t>
-      </w:r>
-      <w:proofErr w:type="spellEnd"/>
-      <w:r>
-        <w:rPr>
-          <w:rFonts w:ascii="Aptos" w:hAnsi="Aptos"/>
-          <w:lang w:val="en-US"/>
-        </w:rPr>
-        <w:t xml:space="preserve"> </w:t>
-      </w:r>
-      <w:proofErr w:type="spellStart"/>
-      <w:r>
-        <w:rPr>
-          <w:rFonts w:ascii="Aptos" w:hAnsi="Aptos"/>
-          <w:lang w:val="en-US"/>
-        </w:rPr>
-        <w:t>su</w:t>
-      </w:r>
-      <w:proofErr w:type="spellEnd"/>
-      <w:r>
-        <w:rPr>
-          <w:rFonts w:ascii="Aptos" w:hAnsi="Aptos"/>
-          <w:lang w:val="en-US"/>
-        </w:rPr>
-        <w:t xml:space="preserve"> </w:t>
-      </w:r>
-      <w:proofErr w:type="spellStart"/>
-      <w:r>
-        <w:rPr>
-          <w:rFonts w:ascii="Aptos" w:hAnsi="Aptos"/>
-          <w:lang w:val="en-US"/>
-        </w:rPr>
-        <w:t>šiomis</w:t>
-      </w:r>
-      <w:proofErr w:type="spellEnd"/>
-      <w:r>
-        <w:rPr>
-          <w:rFonts w:ascii="Aptos" w:hAnsi="Aptos"/>
-          <w:lang w:val="en-US"/>
-        </w:rPr>
-        <w:t xml:space="preserve"> </w:t>
-      </w:r>
-      <w:proofErr w:type="spellStart"/>
-      <w:r>
-        <w:rPr>
-          <w:rFonts w:ascii="Aptos" w:hAnsi="Aptos"/>
-          <w:lang w:val="en-US"/>
-        </w:rPr>
-        <w:t>sąlygomis</w:t>
-      </w:r>
-      <w:proofErr w:type="spellEnd"/>
-      <w:r>
-        <w:rPr>
-          <w:rFonts w:ascii="Aptos" w:hAnsi="Aptos"/>
-          <w:lang w:val="en-US"/>
-        </w:rPr>
-        <w:t>.</w:t>
       </w:r>
     </w:p>
     <w:p>
       <w:pPr>
         <w:rPr>
           <w:rFonts w:ascii="Aptos" w:hAnsi="Aptos"/>
+          <w:lang w:val="fr-FR"/>
+        </w:rPr>
+      </w:pPr>
+      <w:r>
+        <w:rPr>
+          <w:rFonts w:ascii="Aptos" w:hAnsi="Aptos"/>
+          <w:lang w:val="fr-FR"/>
+        </w:rPr>
+        <w:t>Palikdamas įrenginį, klientas patvirtina, kad sutinka su šiomis sąlygomis.</w:t>
+      </w:r>
+    </w:p>
+    <w:p>
+      <w:pPr>
+        <w:rPr>
+          <w:rFonts w:ascii="Aptos" w:hAnsi="Aptos"/>
+          <w:sz w:val="24"/>
+          <w:szCs w:val="24"/>
+          <w:lang w:val="fr-FR"/>
+        </w:rPr>
+      </w:pPr>
+    </w:p>
+    <w:p>
+      <w:pPr>
+        <w:rPr>
+          <w:sz w:val="24"/>
+          <w:szCs w:val="24"/>
+          <w:lang w:val="fr-FR"/>
+        </w:rPr>
+      </w:pPr>
+    </w:p>
+    <w:p>
+      <w:pPr>
+        <w:rPr>
           <w:sz w:val="24"/>
           <w:szCs w:val="24"/>
           <w:lang w:val="en-US"/>
         </w:rPr>
       </w:pPr>
-    </w:p>
-    <w:p>
-      <w:pPr>
-        <w:rPr>
-          <w:sz w:val="24"/>
-          <w:szCs w:val="24"/>
-          <w:lang w:val="en-US"/>
-        </w:rPr>
-      </w:pPr>
-    </w:p>
-    <w:p>
-      <w:pPr>
-        <w:rPr>
-          <w:sz w:val="24"/>
-          <w:szCs w:val="24"/>
-          <w:lang w:val="en-US"/>
-        </w:rPr>
-      </w:pPr>
       <w:r>
         <w:rPr>
           <w:rFonts w:ascii="Aptos" w:hAnsi="Aptos"/>
@@ -2313,27 +1300,7 @@
           <w:szCs w:val="24"/>
           <w:lang w:val="de-DE"/>
         </w:rPr>
-        <w:t>{</w:t>
-      </w:r>
-      <w:proofErr w:type="spellStart"/>
-      <w:r>
-        <w:rPr>
-          <w:rFonts w:ascii="Aptos" w:hAnsi="Aptos"/>
-          <w:sz w:val="24"/>
-          <w:szCs w:val="24"/>
-          <w:lang w:val="de-DE"/>
-        </w:rPr>
-        <w:t>data</w:t>
-      </w:r>
-      <w:proofErr w:type="spellEnd"/>
-      <w:r>
-        <w:rPr>
-          <w:rFonts w:ascii="Aptos" w:hAnsi="Aptos"/>
-          <w:sz w:val="24"/>
-          <w:szCs w:val="24"/>
-          <w:lang w:val="de-DE"/>
-        </w:rPr>
-        <w:t>}</w:t>
+        <w:t>{data}</w:t>
       </w:r>
       <w:r>
         <w:rPr>
@@ -2384,43 +1351,7 @@
           <w:szCs w:val="24"/>
           <w:lang w:val="en-US"/>
         </w:rPr>
-        <w:t xml:space="preserve">(Vardas, </w:t>
-      </w:r>
-      <w:proofErr w:type="spellStart"/>
-      <w:r>
-        <w:rPr>
-          <w:sz w:val="24"/>
-          <w:szCs w:val="24"/>
-          <w:lang w:val="en-US"/>
-        </w:rPr>
-        <w:t>Pavardė</w:t>
-      </w:r>
-      <w:proofErr w:type="spellEnd"/>
-      <w:r>
-        <w:rPr>
-          <w:sz w:val="24"/>
-          <w:szCs w:val="24"/>
-          <w:lang w:val="en-US"/>
-        </w:rPr>
-        <w:t xml:space="preserve">, </w:t>
-      </w:r>
-      <w:proofErr w:type="spellStart"/>
-      <w:r>
-        <w:rPr>
-          <w:sz w:val="24"/>
-          <w:szCs w:val="24"/>
-          <w:lang w:val="en-US"/>
-        </w:rPr>
-        <w:t>parašas</w:t>
-      </w:r>
-      <w:proofErr w:type="spellEnd"/>
-      <w:r>
-        <w:rPr>
-          <w:sz w:val="24"/>
-          <w:szCs w:val="24"/>
-          <w:lang w:val="en-US"/>
-        </w:rPr>
-        <w:t>)</w:t>
+        <w:t>(Vardas, Pavardė, parašas)</w:t>
       </w:r>
     </w:p>
     <w:sectPr>
@@ -2462,7 +1393,7 @@
 <w:ftr xmlns:wpc="http://schemas.microsoft.com/office/word/2010/wordprocessingCanvas" xmlns:cx="http://schemas.microsoft.com/office/drawing/2014/chartex" xmlns:cx1="http://schemas.microsoft.com/office/drawing/2015/9/8/chartex" xmlns:cx2="http://schemas.microsoft.com/office/drawing/2015/10/21/chartex" xmlns:cx3="http://schemas.microsoft.com/office/drawing/2016/5/9/chartex" xmlns:cx4="http://schemas.microsoft.com/office/drawing/2016/5/10/chartex" xmlns:cx5="http://schemas.microsoft.com/office/drawing/2016/5/11/chartex" xmlns:cx6="http://schemas.microsoft.com/office/drawing/2016/5/12/chartex" xmlns:cx7="http://schemas.microsoft.com/office/drawing/2016/5/13/chartex" xmlns:cx8="http://schemas.microsoft.com/office/drawing/2016/5/14/chartex" xmlns:mc="http://schemas.openxmlformats.org/markup-compatibility/2006" xmlns:aink="http://schemas.microsoft.com/office/drawing/2016/ink" xmlns:am3d="http://schemas.microsoft.com/office/drawing/2017/model3d" xmlns:o="urn:schemas-microsoft-com:office:office" xmlns:oel="http://schemas.microsoft.com/office/2019/extlst" xmlns:r="http://schemas.openxmlformats.org/officeDocument/2006/relationships" xmlns:m="http://schemas.openxmlformats.org/officeDocument/2006/math" xmlns:v="urn:schemas-microsoft-com:vml" xmlns:wp14="http://schemas.microsoft.com/office/word/2010/wordprocessingDrawing" xmlns:wp="http://schemas.openxmlformats.org/drawingml/2006/wordprocessingDrawing" xmlns:w10="urn:schemas-microsoft-com:office:word" xmlns:w="http://schemas.openxmlformats.org/wordprocessingml/2006/main" xmlns:w14="http://schemas.microsoft.com/office/word/2010/wordml" xmlns:w15="http://schemas.microsoft.com/office/word/2012/wordml" xmlns:w16cex="http://schemas.microsoft.com/office/word/2018/wordml/cex" xmlns:w16cid="http://schemas.microsoft.com/office/word/2016/wordml/cid" xmlns:w16="http://schemas.microsoft.com/office/word/2018/wordml" xmlns:w16du="http://schemas.microsoft.com/office/word/2023/wordml/word16du" xmlns:w16sdtdh="http://schemas.microsoft.com/office/word/2020/wordml/sdtdatahash" xmlns:w16sdtfl="http://schemas.microsoft.com/office/word/2024/wordml/sdtformatlock" xmlns:w16se="http://schemas.microsoft.com/office/word/2015/wordml/symex" xmlns:wpg="http://schemas.microsoft.com/office/word/2010/wordprocessingGroup" xmlns:wpi="http://schemas.microsoft.com/office/word/2010/wordprocessingInk" xmlns:wne="http://schemas.microsoft.com/office/word/2006/wordml" xmlns:wps="http://schemas.microsoft.com/office/word/2010/wordprocessingShape" mc:Ignorable="w14 w15 w16se w16cid w16 w16cex w16sdtdh w16sdtfl w16du wp14">
   <w:p>
     <w:pPr>
-      <w:pStyle w:val="Porat"/>
+      <w:pStyle w:val="Footer"/>
     </w:pPr>
   </w:p>
 </w:ftr>
@@ -2472,7 +1403,7 @@
 <w:ftr xmlns:wpc="http://schemas.microsoft.com/office/word/2010/wordprocessingCanvas" xmlns:cx="http://schemas.microsoft.com/office/drawing/2014/chartex" xmlns:cx1="http://schemas.microsoft.com/office/drawing/2015/9/8/chartex" xmlns:cx2="http://schemas.microsoft.com/office/drawing/2015/10/21/chartex" xmlns:cx3="http://schemas.microsoft.com/office/drawing/2016/5/9/chartex" xmlns:cx4="http://schemas.microsoft.com/office/drawing/2016/5/10/chartex" xmlns:cx5="http://schemas.microsoft.com/office/drawing/2016/5/11/chartex" xmlns:cx6="http://schemas.microsoft.com/office/drawing/2016/5/12/chartex" xmlns:cx7="http://schemas.microsoft.com/office/drawing/2016/5/13/chartex" xmlns:cx8="http://schemas.microsoft.com/office/drawing/2016/5/14/chartex" xmlns:mc="http://schemas.openxmlformats.org/markup-compatibility/2006" xmlns:aink="http://schemas.microsoft.com/office/drawing/2016/ink" xmlns:am3d="http://schemas.microsoft.com/office/drawing/2017/model3d" xmlns:o="urn:schemas-microsoft-com:office:office" xmlns:oel="http://schemas.microsoft.com/office/2019/extlst" xmlns:r="http://schemas.openxmlformats.org/officeDocument/2006/relationships" xmlns:m="http://schemas.openxmlformats.org/officeDocument/2006/math" xmlns:v="urn:schemas-microsoft-com:vml" xmlns:wp14="http://schemas.microsoft.com/office/word/2010/wordprocessingDrawing" xmlns:wp="http://schemas.openxmlformats.org/drawingml/2006/wordprocessingDrawing" xmlns:w10="urn:schemas-microsoft-com:office:word" xmlns:w="http://schemas.openxmlformats.org/wordprocessingml/2006/main" xmlns:w14="http://schemas.microsoft.com/office/word/2010/wordml" xmlns:w15="http://schemas.microsoft.com/office/word/2012/wordml" xmlns:w16cex="http://schemas.microsoft.com/office/word/2018/wordml/cex" xmlns:w16cid="http://schemas.microsoft.com/office/word/2016/wordml/cid" xmlns:w16="http://schemas.microsoft.com/office/word/2018/wordml" xmlns:w16du="http://schemas.microsoft.com/office/word/2023/wordml/word16du" xmlns:w16sdtdh="http://schemas.microsoft.com/office/word/2020/wordml/sdtdatahash" xmlns:w16sdtfl="http://schemas.microsoft.com/office/word/2024/wordml/sdtformatlock" xmlns:w16se="http://schemas.microsoft.com/office/word/2015/wordml/symex" xmlns:wpg="http://schemas.microsoft.com/office/word/2010/wordprocessingGroup" xmlns:wpi="http://schemas.microsoft.com/office/word/2010/wordprocessingInk" xmlns:wne="http://schemas.microsoft.com/office/word/2006/wordml" xmlns:wps="http://schemas.microsoft.com/office/word/2010/wordprocessingShape" mc:Ignorable="w14 w15 w16se w16cid w16 w16cex w16sdtdh w16sdtfl w16du wp14">
   <w:p>
     <w:pPr>
-      <w:pStyle w:val="Porat"/>
+      <w:pStyle w:val="Footer"/>
     </w:pPr>
   </w:p>
 </w:ftr>
@@ -2482,7 +1413,7 @@
 <w:ftr xmlns:wpc="http://schemas.microsoft.com/office/word/2010/wordprocessingCanvas" xmlns:cx="http://schemas.microsoft.com/office/drawing/2014/chartex" xmlns:cx1="http://schemas.microsoft.com/office/drawing/2015/9/8/chartex" xmlns:cx2="http://schemas.microsoft.com/office/drawing/2015/10/21/chartex" xmlns:cx3="http://schemas.microsoft.com/office/drawing/2016/5/9/chartex" xmlns:cx4="http://schemas.microsoft.com/office/drawing/2016/5/10/chartex" xmlns:cx5="http://schemas.microsoft.com/office/drawing/2016/5/11/chartex" xmlns:cx6="http://schemas.microsoft.com/office/drawing/2016/5/12/chartex" xmlns:cx7="http://schemas.microsoft.com/office/drawing/2016/5/13/chartex" xmlns:cx8="http://schemas.microsoft.com/office/drawing/2016/5/14/chartex" xmlns:mc="http://schemas.openxmlformats.org/markup-compatibility/2006" xmlns:aink="http://schemas.microsoft.com/office/drawing/2016/ink" xmlns:am3d="http://schemas.microsoft.com/office/drawing/2017/model3d" xmlns:o="urn:schemas-microsoft-com:office:office" xmlns:oel="http://schemas.microsoft.com/office/2019/extlst" xmlns:r="http://schemas.openxmlformats.org/officeDocument/2006/relationships" xmlns:m="http://schemas.openxmlformats.org/officeDocument/2006/math" xmlns:v="urn:schemas-microsoft-com:vml" xmlns:wp14="http://schemas.microsoft.com/office/word/2010/wordprocessingDrawing" xmlns:wp="http://schemas.openxmlformats.org/drawingml/2006/wordprocessingDrawing" xmlns:w10="urn:schemas-microsoft-com:office:word" xmlns:w="http://schemas.openxmlformats.org/wordprocessingml/2006/main" xmlns:w14="http://schemas.microsoft.com/office/word/2010/wordml" xmlns:w15="http://schemas.microsoft.com/office/word/2012/wordml" xmlns:w16cex="http://schemas.microsoft.com/office/word/2018/wordml/cex" xmlns:w16cid="http://schemas.microsoft.com/office/word/2016/wordml/cid" xmlns:w16="http://schemas.microsoft.com/office/word/2018/wordml" xmlns:w16du="http://schemas.microsoft.com/office/word/2023/wordml/word16du" xmlns:w16sdtdh="http://schemas.microsoft.com/office/word/2020/wordml/sdtdatahash" xmlns:w16sdtfl="http://schemas.microsoft.com/office/word/2024/wordml/sdtformatlock" xmlns:w16se="http://schemas.microsoft.com/office/word/2015/wordml/symex" xmlns:wpg="http://schemas.microsoft.com/office/word/2010/wordprocessingGroup" xmlns:wpi="http://schemas.microsoft.com/office/word/2010/wordprocessingInk" xmlns:wne="http://schemas.microsoft.com/office/word/2006/wordml" xmlns:wps="http://schemas.microsoft.com/office/word/2010/wordprocessingShape" mc:Ignorable="w14 w15 w16se w16cid w16 w16cex w16sdtdh w16sdtfl w16du wp14">
   <w:p>
     <w:pPr>
-      <w:pStyle w:val="Porat"/>
+      <w:pStyle w:val="Footer"/>
     </w:pPr>
   </w:p>
 </w:ftr>
@@ -2511,7 +1442,7 @@
 <w:hdr xmlns:wpc="http://schemas.microsoft.com/office/word/2010/wordprocessingCanvas" xmlns:cx="http://schemas.microsoft.com/office/drawing/2014/chartex" xmlns:cx1="http://schemas.microsoft.com/office/drawing/2015/9/8/chartex" xmlns:cx2="http://schemas.microsoft.com/office/drawing/2015/10/21/chartex" xmlns:cx3="http://schemas.microsoft.com/office/drawing/2016/5/9/chartex" xmlns:cx4="http://schemas.microsoft.com/office/drawing/2016/5/10/chartex" xmlns:cx5="http://schemas.microsoft.com/office/drawing/2016/5/11/chartex" xmlns:cx6="http://schemas.microsoft.com/office/drawing/2016/5/12/chartex" xmlns:cx7="http://schemas.microsoft.com/office/drawing/2016/5/13/chartex" xmlns:cx8="http://schemas.microsoft.com/office/drawing/2016/5/14/chartex" xmlns:mc="http://schemas.openxmlformats.org/markup-compatibility/2006" xmlns:aink="http://schemas.microsoft.com/office/drawing/2016/ink" xmlns:am3d="http://schemas.microsoft.com/office/drawing/2017/model3d" xmlns:o="urn:schemas-microsoft-com:office:office" xmlns:oel="http://schemas.microsoft.com/office/2019/extlst" xmlns:r="http://schemas.openxmlformats.org/officeDocument/2006/relationships" xmlns:m="http://schemas.openxmlformats.org/officeDocument/2006/math" xmlns:v="urn:schemas-microsoft-com:vml" xmlns:wp14="http://schemas.microsoft.com/office/word/2010/wordprocessingDrawing" xmlns:wp="http://schemas.openxmlformats.org/drawingml/2006/wordprocessingDrawing" xmlns:w10="urn:schemas-microsoft-com:office:word" xmlns:w="http://schemas.openxmlformats.org/wordprocessingml/2006/main" xmlns:w14="http://schemas.microsoft.com/office/word/2010/wordml" xmlns:w15="http://schemas.microsoft.com/office/word/2012/wordml" xmlns:w16cex="http://schemas.microsoft.com/office/word/2018/wordml/cex" xmlns:w16cid="http://schemas.microsoft.com/office/word/2016/wordml/cid" xmlns:w16="http://schemas.microsoft.com/office/word/2018/wordml" xmlns:w16du="http://schemas.microsoft.com/office/word/2023/wordml/word16du" xmlns:w16sdtdh="http://schemas.microsoft.com/office/word/2020/wordml/sdtdatahash" xmlns:w16sdtfl="http://schemas.microsoft.com/office/word/2024/wordml/sdtformatlock" xmlns:w16se="http://schemas.microsoft.com/office/word/2015/wordml/symex" xmlns:wpg="http://schemas.microsoft.com/office/word/2010/wordprocessingGroup" xmlns:wpi="http://schemas.microsoft.com/office/word/2010/wordprocessingInk" xmlns:wne="http://schemas.microsoft.com/office/word/2006/wordml" xmlns:wps="http://schemas.microsoft.com/office/word/2010/wordprocessingShape" mc:Ignorable="w14 w15 w16se w16cid w16 w16cex w16sdtdh w16sdtfl w16du wp14">
   <w:p>
     <w:pPr>
-      <w:pStyle w:val="Antrats"/>
+      <w:pStyle w:val="Header"/>
     </w:pPr>
   </w:p>
 </w:hdr>
@@ -2531,32 +1462,83 @@
       <w:rPr>
         <w:noProof/>
       </w:rPr>
-      <w:pict w14:anchorId="44F9B8B5">
-        <v:shapetype id="_x0000_t75" coordsize="21600,21600" o:spt="75" o:preferrelative="t" path="m@4@5l@4@11@9@11@9@5xe" filled="f" stroked="f">
-          <v:stroke joinstyle="miter"/>
-          <v:formulas>
-            <v:f eqn="if lineDrawn pixelLineWidth 0"/>
-            <v:f eqn="sum @0 1 0"/>
-            <v:f eqn="sum 0 0 @1"/>
-            <v:f eqn="prod @2 1 2"/>
-            <v:f eqn="prod @3 21600 pixelWidth"/>
-            <v:f eqn="prod @3 21600 pixelHeight"/>
-            <v:f eqn="sum @0 0 1"/>
-            <v:f eqn="prod @6 1 2"/>
-            <v:f eqn="prod @7 21600 pixelWidth"/>
-            <v:f eqn="sum @8 21600 0"/>
-            <v:f eqn="prod @7 21600 pixelHeight"/>
-            <v:f eqn="sum @10 21600 0"/>
-          </v:formulas>
-          <v:path o:extrusionok="f" gradientshapeok="t" o:connecttype="rect"/>
-          <o:lock v:ext="edit" aspectratio="t"/>
-        </v:shapetype>
-        <v:shape id="_x0000_s1028" type="#_x0000_t75" style="position:absolute;margin-left:-27.1pt;margin-top:3.95pt;width:199.7pt;height:76.3pt;z-index:-251657728;mso-position-horizontal-relative:text;mso-position-vertical-relative:text;mso-width-relative:page;mso-height-relative:page" wrapcoords="4992 0 1325 533 1223 3200 3260 4267 1426 4533 -102 6400 -102 13600 1121 17867 2242 21333 2547 21333 5808 21333 8049 21333 15691 18133 15691 17067 18849 17067 21600 15200 21600 9600 21091 9067 18136 8267 17626 6133 7845 3733 6725 1067 5909 0 4992 0">
-          <v:imagedata r:id="rId1" o:title="4ofiice-FINAL4office sone "/>
-          <v:shadow offset="1pt" offset2="-2pt"/>
-          <w10:wrap type="through"/>
-        </v:shape>
-      </w:pict>
+      <w:drawing>
+        <wp:anchor distT="0" distB="0" distL="114300" distR="114300" simplePos="0" relativeHeight="251658752" behindDoc="1" locked="0" layoutInCell="1" allowOverlap="1" wp14:anchorId="44F9B8B5" wp14:editId="67AF0B86">
+          <wp:simplePos x="0" y="0"/>
+          <wp:positionH relativeFrom="column">
+            <wp:posOffset>-344170</wp:posOffset>
+          </wp:positionH>
+          <wp:positionV relativeFrom="paragraph">
+            <wp:posOffset>50165</wp:posOffset>
+          </wp:positionV>
+          <wp:extent cx="2536190" cy="969010"/>
+          <wp:effectExtent l="0" t="0" r="0" b="0"/>
+          <wp:wrapThrough wrapText="bothSides">
+            <wp:wrapPolygon edited="0">
+              <wp:start x="4867" y="0"/>
+              <wp:lineTo x="2271" y="0"/>
+              <wp:lineTo x="0" y="2972"/>
+              <wp:lineTo x="0" y="14013"/>
+              <wp:lineTo x="1622" y="20383"/>
+              <wp:lineTo x="2271" y="21232"/>
+              <wp:lineTo x="6003" y="21232"/>
+              <wp:lineTo x="6814" y="20383"/>
+              <wp:lineTo x="21254" y="16561"/>
+              <wp:lineTo x="21416" y="13164"/>
+              <wp:lineTo x="21416" y="8917"/>
+              <wp:lineTo x="18171" y="6370"/>
+              <wp:lineTo x="6165" y="0"/>
+              <wp:lineTo x="4867" y="0"/>
+            </wp:wrapPolygon>
+          </wp:wrapThrough>
+          <wp:docPr id="4" name="Picture 1"/>
+          <wp:cNvGraphicFramePr>
+            <a:graphicFrameLocks xmlns:a="http://schemas.openxmlformats.org/drawingml/2006/main" noChangeAspect="1"/>
+          </wp:cNvGraphicFramePr>
+          <a:graphic xmlns:a="http://schemas.openxmlformats.org/drawingml/2006/main">
+            <a:graphicData uri="http://schemas.openxmlformats.org/drawingml/2006/picture">
+              <pic:pic xmlns:pic="http://schemas.openxmlformats.org/drawingml/2006/picture">
+                <pic:nvPicPr>
+                  <pic:cNvPr id="0" name="Picture 4"/>
+                  <pic:cNvPicPr>
+                    <a:picLocks noChangeAspect="1" noChangeArrowheads="1"/>
+                  </pic:cNvPicPr>
+                </pic:nvPicPr>
+                <pic:blipFill>
+                  <a:blip r:embed="rId1">
+                    <a:extLst>
+                      <a:ext uri="{28A0092B-C50C-407E-A947-70E740481C1C}">
+                        <a14:useLocalDpi xmlns:a14="http://schemas.microsoft.com/office/drawing/2010/main" val="0"/>
+                      </a:ext>
+                    </a:extLst>
+                  </a:blip>
+                  <a:srcRect/>
+                  <a:stretch>
+                    <a:fillRect/>
+                  </a:stretch>
+                </pic:blipFill>
+                <pic:spPr bwMode="auto">
+                  <a:xfrm>
+                    <a:off x="0" y="0"/>
+                    <a:ext cx="2536190" cy="969010"/>
+                  </a:xfrm>
+                  <a:prstGeom prst="rect">
+                    <a:avLst/>
+                  </a:prstGeom>
+                  <a:noFill/>
+                  <a:effectLst/>
+                </pic:spPr>
+              </pic:pic>
+            </a:graphicData>
+          </a:graphic>
+          <wp14:sizeRelH relativeFrom="page">
+            <wp14:pctWidth>0</wp14:pctWidth>
+          </wp14:sizeRelH>
+          <wp14:sizeRelV relativeFrom="page">
+            <wp14:pctHeight>0</wp14:pctHeight>
+          </wp14:sizeRelV>
+        </wp:anchor>
+      </w:drawing>
     </w:r>
     <w:r>
       <w:tab/>
@@ -2607,7 +1589,7 @@
         <w:rFonts w:ascii="Aptos" w:hAnsi="Aptos"/>
         <w:sz w:val="24"/>
         <w:szCs w:val="24"/>
-        <w:lang w:val="en-US"/>
+        <w:lang w:val="fr-FR"/>
       </w:rPr>
     </w:pPr>
     <w:r>
@@ -2615,7 +1597,7 @@
         <w:rFonts w:ascii="Aptos" w:hAnsi="Aptos"/>
         <w:sz w:val="24"/>
         <w:szCs w:val="24"/>
-        <w:lang w:val="en-US"/>
+        <w:lang w:val="fr-FR"/>
       </w:rPr>
       <w:t>Gariūnų g. 57</w:t>
     </w:r>
@@ -2624,7 +1606,7 @@
         <w:rFonts w:ascii="Aptos" w:hAnsi="Aptos"/>
         <w:sz w:val="24"/>
         <w:szCs w:val="24"/>
-        <w:lang w:val="en-US"/>
+        <w:lang w:val="fr-FR"/>
       </w:rPr>
       <w:t>A-5</w:t>
     </w:r>
@@ -2633,7 +1615,7 @@
         <w:rFonts w:ascii="Aptos" w:hAnsi="Aptos"/>
         <w:sz w:val="24"/>
         <w:szCs w:val="24"/>
-        <w:lang w:val="en-US"/>
+        <w:lang w:val="fr-FR"/>
       </w:rPr>
       <w:t>, LT-02300, Vilnius</w:t>
     </w:r>
@@ -2645,7 +1627,7 @@
         <w:rFonts w:ascii="Aptos" w:hAnsi="Aptos"/>
         <w:sz w:val="24"/>
         <w:szCs w:val="24"/>
-        <w:lang w:val="en-US"/>
+        <w:lang w:val="fr-FR"/>
       </w:rPr>
     </w:pPr>
     <w:r>
@@ -2653,7 +1635,7 @@
         <w:rFonts w:ascii="Aptos" w:hAnsi="Aptos"/>
         <w:sz w:val="24"/>
         <w:szCs w:val="24"/>
-        <w:lang w:val="en-US"/>
+        <w:lang w:val="fr-FR"/>
       </w:rPr>
       <w:t>Tel. +370 5 230 5365</w:t>
     </w:r>
@@ -2666,17 +1648,17 @@
         <w:sz w:val="24"/>
         <w:szCs w:val="24"/>
         <w:u w:val="single"/>
-        <w:lang w:val="en-US"/>
+        <w:lang w:val="nl-NL"/>
       </w:rPr>
     </w:pPr>
     <w:hyperlink r:id="rId2" w:history="1">
       <w:r>
         <w:rPr>
-          <w:rStyle w:val="Hipersaitas"/>
+          <w:rStyle w:val="Hyperlink"/>
           <w:rFonts w:ascii="Aptos" w:hAnsi="Aptos"/>
           <w:sz w:val="24"/>
           <w:szCs w:val="24"/>
-          <w:lang w:val="en-US"/>
+          <w:lang w:val="nl-NL"/>
         </w:rPr>
         <w:t>www.4office.lt</w:t>
       </w:r>
@@ -2687,7 +1669,7 @@
         <w:sz w:val="24"/>
         <w:szCs w:val="24"/>
         <w:u w:val="single"/>
-        <w:lang w:val="en-US"/>
+        <w:lang w:val="nl-NL"/>
       </w:rPr>
       <w:t xml:space="preserve"> </w:t>
     </w:r>
@@ -2706,18 +1688,18 @@
         <w:rFonts w:ascii="Aptos" w:hAnsi="Aptos"/>
         <w:sz w:val="24"/>
         <w:szCs w:val="24"/>
-        <w:lang w:val="en-US"/>
+        <w:lang w:val="nl-NL"/>
       </w:rPr>
       <w:t xml:space="preserve">Helpdesk: </w:t>
     </w:r>
     <w:hyperlink r:id="rId3" w:history="1">
       <w:r>
         <w:rPr>
-          <w:rStyle w:val="Hipersaitas"/>
+          <w:rStyle w:val="Hyperlink"/>
           <w:rFonts w:ascii="Aptos" w:hAnsi="Aptos"/>
           <w:sz w:val="24"/>
           <w:szCs w:val="24"/>
-          <w:lang w:val="en-US"/>
+          <w:lang w:val="nl-NL"/>
         </w:rPr>
         <w:t>help@4office.lt</w:t>
       </w:r>
@@ -2743,21 +1725,87 @@
   </w:p>
   <w:p>
     <w:pPr>
-      <w:pStyle w:val="Antrats"/>
+      <w:pStyle w:val="Header"/>
     </w:pPr>
     <w:r>
       <w:rPr>
+        <w:noProof/>
         <w:lang w:val="en-US"/>
       </w:rPr>
-      <w:pict w14:anchorId="3537BC20">
-        <v:shapetype id="_x0000_t32" coordsize="21600,21600" o:spt="32" o:oned="t" path="m,l21600,21600e" filled="f">
-          <v:path arrowok="t" fillok="f" o:connecttype="none"/>
-          <o:lock v:ext="edit" shapetype="t"/>
-        </v:shapetype>
-        <v:shape id="_x0000_s1025" type="#_x0000_t32" style="position:absolute;margin-left:-76.35pt;margin-top:14.55pt;width:852.2pt;height:.3pt;z-index:-251659776;mso-position-horizontal-relative:text;mso-position-vertical-relative:text" o:connectortype="straight" strokecolor="#f2f2f2" strokeweight="1.06mm">
-          <v:stroke color2="#0d0d0d" joinstyle="miter" endcap="square"/>
-        </v:shape>
-      </w:pict>
+      <mc:AlternateContent>
+        <mc:Choice Requires="wps">
+          <w:drawing>
+            <wp:anchor distT="0" distB="0" distL="114300" distR="114300" simplePos="0" relativeHeight="251656704" behindDoc="1" locked="0" layoutInCell="1" allowOverlap="1" wp14:anchorId="3537BC20" wp14:editId="5F916532">
+              <wp:simplePos x="0" y="0"/>
+              <wp:positionH relativeFrom="column">
+                <wp:posOffset>-969645</wp:posOffset>
+              </wp:positionH>
+              <wp:positionV relativeFrom="paragraph">
+                <wp:posOffset>184785</wp:posOffset>
+              </wp:positionV>
+              <wp:extent cx="10822940" cy="3810"/>
+              <wp:effectExtent l="20955" t="22860" r="24130" b="20955"/>
+              <wp:wrapNone/>
+              <wp:docPr id="27577694" name="AutoShape 1"/>
+              <wp:cNvGraphicFramePr>
+                <a:graphicFrameLocks xmlns:a="http://schemas.openxmlformats.org/drawingml/2006/main"/>
+              </wp:cNvGraphicFramePr>
+              <a:graphic xmlns:a="http://schemas.openxmlformats.org/drawingml/2006/main">
+                <a:graphicData uri="http://schemas.microsoft.com/office/word/2010/wordprocessingShape">
+                  <wps:wsp>
+                    <wps:cNvCnPr>
+                      <a:cxnSpLocks noChangeShapeType="1"/>
+                    </wps:cNvCnPr>
+                    <wps:spPr bwMode="auto">
+                      <a:xfrm>
+                        <a:off x="0" y="0"/>
+                        <a:ext cx="10822940" cy="3810"/>
+                      </a:xfrm>
+                      <a:prstGeom prst="straightConnector1">
+                        <a:avLst/>
+                      </a:prstGeom>
+                      <a:noFill/>
+                      <a:ln w="38160" cap="sq">
+                        <a:solidFill>
+                          <a:srgbClr val="F2F2F2"/>
+                        </a:solidFill>
+                        <a:miter lim="800000"/>
+                        <a:headEnd/>
+                        <a:tailEnd/>
+                      </a:ln>
+                      <a:extLst>
+                        <a:ext uri="{909E8E84-426E-40DD-AFC4-6F175D3DCCD1}">
+                          <a14:hiddenFill xmlns:a14="http://schemas.microsoft.com/office/drawing/2010/main">
+                            <a:noFill/>
+                          </a14:hiddenFill>
+                        </a:ext>
+                      </a:extLst>
+                    </wps:spPr>
+                    <wps:bodyPr/>
+                  </wps:wsp>
+                </a:graphicData>
+              </a:graphic>
+              <wp14:sizeRelH relativeFrom="page">
+                <wp14:pctWidth>0</wp14:pctWidth>
+              </wp14:sizeRelH>
+              <wp14:sizeRelV relativeFrom="page">
+                <wp14:pctHeight>0</wp14:pctHeight>
+              </wp14:sizeRelV>
+            </wp:anchor>
+          </w:drawing>
+        </mc:Choice>
+        <mc:Fallback>
+          <w:pict>
+            <v:shapetype w14:anchorId="6B95A2D9" id="_x0000_t32" coordsize="21600,21600" o:spt="32" o:oned="t" path="m,l21600,21600e" filled="f">
+              <v:path arrowok="t" fillok="f" o:connecttype="none"/>
+              <o:lock v:ext="edit" shapetype="t"/>
+            </v:shapetype>
+            <v:shape id="AutoShape 1" o:spid="_x0000_s1026" type="#_x0000_t32" style="position:absolute;margin-left:-76.35pt;margin-top:14.55pt;width:852.2pt;height:.3pt;z-index:-251659776;visibility:visible;mso-wrap-style:square;mso-width-percent:0;mso-height-percent:0;mso-wrap-distance-left:9pt;mso-wrap-distance-top:0;mso-wrap-distance-right:9pt;mso-wrap-distance-bottom:0;mso-position-horizontal:absolute;mso-position-horizontal-relative:text;mso-position-vertical:absolute;mso-position-vertical-relative:text;mso-width-percent:0;mso-height-percent:0;mso-width-relative:page;mso-height-relative:page" o:gfxdata="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" strokecolor="#f2f2f2" strokeweight="1.06mm">
+              <v:stroke joinstyle="miter" endcap="square"/>
+            </v:shape>
+          </w:pict>
+        </mc:Fallback>
+      </mc:AlternateContent>
     </w:r>
   </w:p>
 </w:hdr>
@@ -2767,7 +1815,7 @@
 <w:hdr xmlns:wpc="http://schemas.microsoft.com/office/word/2010/wordprocessingCanvas" xmlns:cx="http://schemas.microsoft.com/office/drawing/2014/chartex" xmlns:cx1="http://schemas.microsoft.com/office/drawing/2015/9/8/chartex" xmlns:cx2="http://schemas.microsoft.com/office/drawing/2015/10/21/chartex" xmlns:cx3="http://schemas.microsoft.com/office/drawing/2016/5/9/chartex" xmlns:cx4="http://schemas.microsoft.com/office/drawing/2016/5/10/chartex" xmlns:cx5="http://schemas.microsoft.com/office/drawing/2016/5/11/chartex" xmlns:cx6="http://schemas.microsoft.com/office/drawing/2016/5/12/chartex" xmlns:cx7="http://schemas.microsoft.com/office/drawing/2016/5/13/chartex" xmlns:cx8="http://schemas.microsoft.com/office/drawing/2016/5/14/chartex" xmlns:mc="http://schemas.openxmlformats.org/markup-compatibility/2006" xmlns:aink="http://schemas.microsoft.com/office/drawing/2016/ink" xmlns:am3d="http://schemas.microsoft.com/office/drawing/2017/model3d" xmlns:o="urn:schemas-microsoft-com:office:office" xmlns:oel="http://schemas.microsoft.com/office/2019/extlst" xmlns:r="http://schemas.openxmlformats.org/officeDocument/2006/relationships" xmlns:m="http://schemas.openxmlformats.org/officeDocument/2006/math" xmlns:v="urn:schemas-microsoft-com:vml" xmlns:wp14="http://schemas.microsoft.com/office/word/2010/wordprocessingDrawing" xmlns:wp="http://schemas.openxmlformats.org/drawingml/2006/wordprocessingDrawing" xmlns:w10="urn:schemas-microsoft-com:office:word" xmlns:w="http://schemas.openxmlformats.org/wordprocessingml/2006/main" xmlns:w14="http://schemas.microsoft.com/office/word/2010/wordml" xmlns:w15="http://schemas.microsoft.com/office/word/2012/wordml" xmlns:w16cex="http://schemas.microsoft.com/office/word/2018/wordml/cex" xmlns:w16cid="http://schemas.microsoft.com/office/word/2016/wordml/cid" xmlns:w16="http://schemas.microsoft.com/office/word/2018/wordml" xmlns:w16du="http://schemas.microsoft.com/office/word/2023/wordml/word16du" xmlns:w16sdtdh="http://schemas.microsoft.com/office/word/2020/wordml/sdtdatahash" xmlns:w16sdtfl="http://schemas.microsoft.com/office/word/2024/wordml/sdtformatlock" xmlns:w16se="http://schemas.microsoft.com/office/word/2015/wordml/symex" xmlns:wpg="http://schemas.microsoft.com/office/word/2010/wordprocessingGroup" xmlns:wpi="http://schemas.microsoft.com/office/word/2010/wordprocessingInk" xmlns:wne="http://schemas.microsoft.com/office/word/2006/wordml" xmlns:wps="http://schemas.microsoft.com/office/word/2010/wordprocessingShape" mc:Ignorable="w14 w15 w16se w16cid w16 w16cex w16sdtdh w16sdtfl w16du wp14">
   <w:p>
     <w:pPr>
-      <w:pStyle w:val="Antrats"/>
+      <w:pStyle w:val="Header"/>
     </w:pPr>
   </w:p>
 </w:hdr>
@@ -2782,7 +1830,7 @@
     <w:lvl w:ilvl="0">
       <w:start w:val="1"/>
       <w:numFmt w:val="none"/>
-      <w:pStyle w:val="Antrat1"/>
+      <w:pStyle w:val="Heading1"/>
       <w:suff w:val="nothing"/>
       <w:lvlText w:val=""/>
       <w:lvlJc w:val="left"/>
@@ -4338,7 +3386,7 @@
     <w:lsdException w:name="Unresolved Mention" w:semiHidden="1" w:unhideWhenUsed="1"/>
     <w:lsdException w:name="Smart Link" w:semiHidden="1" w:unhideWhenUsed="1"/>
   </w:latentStyles>
-  <w:style w:type="paragraph" w:default="1" w:styleId="prastasis">
+  <w:style w:type="paragraph" w:default="1" w:styleId="Normal">
     <w:name w:val="Normal"/>
     <w:qFormat/>
     <w:rsid w:val="00095FAB"/>
@@ -4349,10 +3397,10 @@
       <w:lang w:eastAsia="zh-CN"/>
     </w:rPr>
   </w:style>
-  <w:style w:type="paragraph" w:styleId="Antrat1">
+  <w:style w:type="paragraph" w:styleId="Heading1">
     <w:name w:val="heading 1"/>
-    <w:basedOn w:val="prastasis"/>
-    <w:next w:val="prastasis"/>
+    <w:basedOn w:val="Normal"/>
+    <w:next w:val="Normal"/>
     <w:qFormat/>
     <w:pPr>
       <w:keepNext/>
@@ -4369,10 +3417,10 @@
       <w:szCs w:val="24"/>
     </w:rPr>
   </w:style>
-  <w:style w:type="paragraph" w:styleId="Antrat3">
+  <w:style w:type="paragraph" w:styleId="Heading3">
     <w:name w:val="heading 3"/>
-    <w:basedOn w:val="prastasis"/>
-    <w:next w:val="prastasis"/>
+    <w:basedOn w:val="Normal"/>
+    <w:next w:val="Normal"/>
     <w:qFormat/>
     <w:pPr>
       <w:keepNext/>
@@ -4387,12 +3435,12 @@
       <w:szCs w:val="26"/>
     </w:rPr>
   </w:style>
-  <w:style w:type="character" w:default="1" w:styleId="Numatytasispastraiposriftas">
+  <w:style w:type="character" w:default="1" w:styleId="DefaultParagraphFont">
     <w:name w:val="Default Paragraph Font"/>
     <w:uiPriority w:val="1"/>
     <w:unhideWhenUsed/>
   </w:style>
-  <w:style w:type="table" w:default="1" w:styleId="prastojilentel">
+  <w:style w:type="table" w:default="1" w:styleId="TableNormal">
     <w:name w:val="Normal Table"/>
     <w:uiPriority w:val="99"/>
     <w:semiHidden/>
@@ -4407,7 +3455,7 @@
       </w:tblCellMar>
     </w:tblPr>
   </w:style>
-  <w:style w:type="numbering" w:default="1" w:styleId="Sraonra">
+  <w:style w:type="numbering" w:default="1" w:styleId="NoList">
     <w:name w:val="No List"/>
     <w:uiPriority w:val="99"/>
     <w:semiHidden/>
@@ -4686,7 +3734,7 @@
       <w:u w:val="none"/>
     </w:rPr>
   </w:style>
-  <w:style w:type="character" w:styleId="Emfaz">
+  <w:style w:type="character" w:styleId="Emphasis">
     <w:name w:val="Emphasis"/>
     <w:qFormat/>
     <w:rPr>
@@ -4707,7 +3755,7 @@
       <w:lang w:val="en-US"/>
     </w:rPr>
   </w:style>
-  <w:style w:type="character" w:styleId="Hipersaitas">
+  <w:style w:type="character" w:styleId="Hyperlink">
     <w:name w:val="Hyperlink"/>
     <w:rPr>
       <w:color w:val="0000FF"/>
@@ -4726,7 +3774,7 @@
       <w:lang w:val="en-US"/>
     </w:rPr>
   </w:style>
-  <w:style w:type="character" w:styleId="Grietas">
+  <w:style w:type="character" w:styleId="Strong">
     <w:name w:val="Strong"/>
     <w:uiPriority w:val="22"/>
     <w:qFormat/>
@@ -4754,8 +3802,8 @@
   </w:style>
   <w:style w:type="paragraph" w:customStyle="1" w:styleId="Heading">
     <w:name w:val="Heading"/>
-    <w:basedOn w:val="prastasis"/>
-    <w:next w:val="Pagrindinistekstas"/>
+    <w:basedOn w:val="Normal"/>
+    <w:next w:val="BodyText"/>
     <w:pPr>
       <w:keepNext/>
       <w:spacing w:before="240" w:after="120"/>
@@ -4766,9 +3814,9 @@
       <w:szCs w:val="28"/>
     </w:rPr>
   </w:style>
-  <w:style w:type="paragraph" w:styleId="Pagrindinistekstas">
+  <w:style w:type="paragraph" w:styleId="BodyText">
     <w:name w:val="Body Text"/>
-    <w:basedOn w:val="prastasis"/>
+    <w:basedOn w:val="Normal"/>
     <w:pPr>
       <w:jc w:val="both"/>
     </w:pPr>
@@ -4776,16 +3824,16 @@
       <w:sz w:val="24"/>
     </w:rPr>
   </w:style>
-  <w:style w:type="paragraph" w:styleId="Sraas">
+  <w:style w:type="paragraph" w:styleId="List">
     <w:name w:val="List"/>
-    <w:basedOn w:val="Pagrindinistekstas"/>
+    <w:basedOn w:val="BodyText"/>
     <w:rPr>
       <w:rFonts w:cs="Mangal"/>
     </w:rPr>
   </w:style>
-  <w:style w:type="paragraph" w:styleId="Antrat">
+  <w:style w:type="paragraph" w:styleId="Caption">
     <w:name w:val="caption"/>
-    <w:basedOn w:val="prastasis"/>
+    <w:basedOn w:val="Normal"/>
     <w:qFormat/>
     <w:pPr>
       <w:suppressLineNumbers/>
@@ -4801,7 +3849,7 @@
   </w:style>
   <w:style w:type="paragraph" w:customStyle="1" w:styleId="Index">
     <w:name w:val="Index"/>
-    <w:basedOn w:val="prastasis"/>
+    <w:basedOn w:val="Normal"/>
     <w:pPr>
       <w:suppressLineNumbers/>
     </w:pPr>
@@ -4809,9 +3857,9 @@
       <w:rFonts w:cs="Mangal"/>
     </w:rPr>
   </w:style>
-  <w:style w:type="paragraph" w:styleId="Antrats">
+  <w:style w:type="paragraph" w:styleId="Header">
     <w:name w:val="header"/>
-    <w:basedOn w:val="prastasis"/>
+    <w:basedOn w:val="Normal"/>
     <w:pPr>
       <w:tabs>
         <w:tab w:val="center" w:pos="4153"/>
@@ -4819,9 +3867,9 @@
       </w:tabs>
     </w:pPr>
   </w:style>
-  <w:style w:type="paragraph" w:styleId="Porat">
+  <w:style w:type="paragraph" w:styleId="Footer">
     <w:name w:val="footer"/>
-    <w:basedOn w:val="prastasis"/>
+    <w:basedOn w:val="Normal"/>
     <w:pPr>
       <w:tabs>
         <w:tab w:val="center" w:pos="4153"/>
@@ -4831,17 +3879,17 @@
   </w:style>
   <w:style w:type="paragraph" w:customStyle="1" w:styleId="Debesliotekstas1">
     <w:name w:val="Debesėlio tekstas1"/>
-    <w:basedOn w:val="prastasis"/>
+    <w:basedOn w:val="Normal"/>
     <w:rPr>
       <w:rFonts w:ascii="Tahoma" w:hAnsi="Tahoma" w:cs="Tahoma"/>
       <w:sz w:val="16"/>
       <w:szCs w:val="16"/>
     </w:rPr>
   </w:style>
-  <w:style w:type="paragraph" w:styleId="Pavadinimas">
+  <w:style w:type="paragraph" w:styleId="Title">
     <w:name w:val="Title"/>
-    <w:basedOn w:val="prastasis"/>
-    <w:next w:val="prastasis"/>
+    <w:basedOn w:val="Normal"/>
+    <w:next w:val="Normal"/>
     <w:qFormat/>
     <w:pPr>
       <w:spacing w:before="240" w:after="60"/>
@@ -4856,10 +3904,10 @@
       <w:szCs w:val="32"/>
     </w:rPr>
   </w:style>
-  <w:style w:type="paragraph" w:styleId="Paantrat">
+  <w:style w:type="paragraph" w:styleId="Subtitle">
     <w:name w:val="Subtitle"/>
     <w:basedOn w:val="Heading"/>
-    <w:next w:val="Pagrindinistekstas"/>
+    <w:next w:val="BodyText"/>
     <w:qFormat/>
     <w:pPr>
       <w:jc w:val="center"/>
@@ -4871,7 +3919,7 @@
   </w:style>
   <w:style w:type="paragraph" w:customStyle="1" w:styleId="TableContents">
     <w:name w:val="Table Contents"/>
-    <w:basedOn w:val="prastasis"/>
+    <w:basedOn w:val="Normal"/>
     <w:pPr>
       <w:suppressLineNumbers/>
     </w:pPr>
@@ -4887,9 +3935,9 @@
       <w:bCs/>
     </w:rPr>
   </w:style>
-  <w:style w:type="table" w:styleId="Lentelstinklelis">
+  <w:style w:type="table" w:styleId="TableGrid">
     <w:name w:val="Table Grid"/>
-    <w:basedOn w:val="prastojilentel"/>
+    <w:basedOn w:val="TableNormal"/>
     <w:uiPriority w:val="39"/>
     <w:rsid w:val="006521B7"/>
     <w:tblPr>
@@ -4917,7 +3965,7 @@
       <w:szCs w:val="24"/>
     </w:rPr>
   </w:style>
-  <w:style w:type="character" w:styleId="Neapdorotaspaminjimas">
+  <w:style w:type="character" w:styleId="UnresolvedMention">
     <w:name w:val="Unresolved Mention"/>
     <w:uiPriority w:val="99"/>
     <w:semiHidden/>
@@ -4939,9 +3987,9 @@
     <w:name w:val="hps"/>
     <w:rsid w:val="00355850"/>
   </w:style>
-  <w:style w:type="paragraph" w:styleId="prastasiniatinklio">
+  <w:style w:type="paragraph" w:styleId="NormalWeb">
     <w:name w:val="Normal (Web)"/>
-    <w:basedOn w:val="prastasis"/>
+    <w:basedOn w:val="Normal"/>
     <w:uiPriority w:val="99"/>
     <w:unhideWhenUsed/>
     <w:rsid w:val="00355850"/>
@@ -5254,6 +4302,25 @@
 </file>
 
 <file path=customXml/item1.xml><?xml version="1.0" encoding="utf-8"?>
+<b:Sources xmlns:b="http://schemas.openxmlformats.org/officeDocument/2006/bibliography" xmlns="http://schemas.openxmlformats.org/officeDocument/2006/bibliography" SelectedStyle="\APASixthEditionOfficeOnline.xsl" StyleName="APA" Version="6"/>
+</file>
+
+<file path=customXml/item2.xml><?xml version="1.0" encoding="utf-8"?>
+<p:properties xmlns:p="http://schemas.microsoft.com/office/2006/metadata/properties" xmlns:xsi="http://www.w3.org/2001/XMLSchema-instance" xmlns:pc="http://schemas.microsoft.com/office/infopath/2007/PartnerControls">
+  <documentManagement/>
+</p:properties>
+</file>
+
+<file path=customXml/item3.xml><?xml version="1.0" encoding="utf-8"?>
+<?mso-contentType ?>
+<FormTemplates xmlns="http://schemas.microsoft.com/sharepoint/v3/contenttype/forms">
+  <Display>DocumentLibraryForm</Display>
+  <Edit>DocumentLibraryForm</Edit>
+  <New>DocumentLibraryForm</New>
+</FormTemplates>
+</file>
+
+<file path=customXml/item4.xml><?xml version="1.0" encoding="utf-8"?>
 <ct:contentTypeSchema xmlns:ct="http://schemas.microsoft.com/office/2006/metadata/contentType" xmlns:ma="http://schemas.microsoft.com/office/2006/metadata/properties/metaAttributes" ct:_="" ma:_="" ma:contentTypeName="Dokumentas" ma:contentTypeID="0x01010017C5E37302ED5B4393E12F926763B961" ma:contentTypeVersion="5" ma:contentTypeDescription="Kurkite naują dokumentą." ma:contentTypeScope="" ma:versionID="64c87de12f3c145059ca9e4c76805602">
   <xsd:schema xmlns:xsd="http://www.w3.org/2001/XMLSchema" xmlns:xs="http://www.w3.org/2001/XMLSchema" xmlns:p="http://schemas.microsoft.com/office/2006/metadata/properties" xmlns:ns3="95bb7dd7-1a6f-4c8b-bf95-283e638d61c1" xmlns:ns4="6ef92817-0dd1-4395-9663-9aab56939276" targetNamespace="http://schemas.microsoft.com/office/2006/metadata/properties" ma:root="true" ma:fieldsID="f97fe7fdb53d8f2ae9f1e25a28a9f949" ns3:_="" ns4:_="">
     <xsd:import namespace="95bb7dd7-1a6f-4c8b-bf95-283e638d61c1"/>
@@ -5424,26 +4491,32 @@
 </ct:contentTypeSchema>
 </file>
 
-<file path=customXml/item2.xml><?xml version="1.0" encoding="utf-8"?>
-<?mso-contentType ?>
-<FormTemplates xmlns="http://schemas.microsoft.com/sharepoint/v3/contenttype/forms">
-  <Display>DocumentLibraryForm</Display>
-  <Edit>DocumentLibraryForm</Edit>
-  <New>DocumentLibraryForm</New>
-</FormTemplates>
+<file path=customXml/itemProps1.xml><?xml version="1.0" encoding="utf-8"?>
+<ds:datastoreItem xmlns:ds="http://schemas.openxmlformats.org/officeDocument/2006/customXml" ds:itemID="{A6CEB405-97C9-4A19-AA63-7645E1292537}">
+  <ds:schemaRefs>
+    <ds:schemaRef ds:uri="http://schemas.openxmlformats.org/officeDocument/2006/bibliography"/>
+  </ds:schemaRefs>
+</ds:datastoreItem>
 </file>
 
-<file path=customXml/item3.xml><?xml version="1.0" encoding="utf-8"?>
-<p:properties xmlns:p="http://schemas.microsoft.com/office/2006/metadata/properties" xmlns:xsi="http://www.w3.org/2001/XMLSchema-instance" xmlns:pc="http://schemas.microsoft.com/office/infopath/2007/PartnerControls">
-  <documentManagement/>
-</p:properties>
+<file path=customXml/itemProps2.xml><?xml version="1.0" encoding="utf-8"?>
+<ds:datastoreItem xmlns:ds="http://schemas.openxmlformats.org/officeDocument/2006/customXml" ds:itemID="{BBF7080E-19E9-4237-9527-BC6EB533F072}">
+  <ds:schemaRefs>
+    <ds:schemaRef ds:uri="http://schemas.microsoft.com/office/2006/metadata/properties"/>
+    <ds:schemaRef ds:uri="http://schemas.microsoft.com/office/infopath/2007/PartnerControls"/>
+  </ds:schemaRefs>
+</ds:datastoreItem>
 </file>
 
-<file path=customXml/item4.xml><?xml version="1.0" encoding="utf-8"?>
-<b:Sources xmlns:b="http://schemas.openxmlformats.org/officeDocument/2006/bibliography" xmlns="http://schemas.openxmlformats.org/officeDocument/2006/bibliography" SelectedStyle="\APASixthEditionOfficeOnline.xsl" StyleName="APA" Version="6"/>
+<file path=customXml/itemProps3.xml><?xml version="1.0" encoding="utf-8"?>
+<ds:datastoreItem xmlns:ds="http://schemas.openxmlformats.org/officeDocument/2006/customXml" ds:itemID="{F09D6D4C-18AE-4F2D-8333-431F90F26862}">
+  <ds:schemaRefs>
+    <ds:schemaRef ds:uri="http://schemas.microsoft.com/sharepoint/v3/contenttype/forms"/>
+  </ds:schemaRefs>
+</ds:datastoreItem>
 </file>
 
-<file path=customXml/itemProps1.xml><?xml version="1.0" encoding="utf-8"?>
+<file path=customXml/itemProps4.xml><?xml version="1.0" encoding="utf-8"?>
 <ds:datastoreItem xmlns:ds="http://schemas.openxmlformats.org/officeDocument/2006/customXml" ds:itemID="{BA82F190-2F74-4F78-9127-7A6DF58C9BC7}">
   <ds:schemaRefs>
     <ds:schemaRef ds:uri="http://schemas.microsoft.com/office/2006/metadata/contentType"/>
@@ -5460,29 +4533,4 @@
     <ds:schemaRef ds:uri="http://schemas.microsoft.com/internal/obd"/>
   </ds:schemaRefs>
 </ds:datastoreItem>
-</file>
-
-<file path=customXml/itemProps2.xml><?xml version="1.0" encoding="utf-8"?>
-<ds:datastoreItem xmlns:ds="http://schemas.openxmlformats.org/officeDocument/2006/customXml" ds:itemID="{F09D6D4C-18AE-4F2D-8333-431F90F26862}">
-  <ds:schemaRefs>
-    <ds:schemaRef ds:uri="http://schemas.microsoft.com/sharepoint/v3/contenttype/forms"/>
-  </ds:schemaRefs>
-</ds:datastoreItem>
-</file>
-
-<file path=customXml/itemProps3.xml><?xml version="1.0" encoding="utf-8"?>
-<ds:datastoreItem xmlns:ds="http://schemas.openxmlformats.org/officeDocument/2006/customXml" ds:itemID="{BBF7080E-19E9-4237-9527-BC6EB533F072}">
-  <ds:schemaRefs>
-    <ds:schemaRef ds:uri="http://schemas.microsoft.com/office/2006/metadata/properties"/>
-    <ds:schemaRef ds:uri="http://schemas.microsoft.com/office/infopath/2007/PartnerControls"/>
-  </ds:schemaRefs>
-</ds:datastoreItem>
-</file>
-
-<file path=customXml/itemProps4.xml><?xml version="1.0" encoding="utf-8"?>
-<ds:datastoreItem xmlns:ds="http://schemas.openxmlformats.org/officeDocument/2006/customXml" ds:itemID="{A6CEB405-97C9-4A19-AA63-7645E1292537}">
-  <ds:schemaRefs>
-    <ds:schemaRef ds:uri="http://schemas.openxmlformats.org/officeDocument/2006/bibliography"/>
-  </ds:schemaRefs>
-</ds:datastoreItem>
 </file>
--- a/templates/aktas.docx
+++ b/templates/aktas.docx
@@ -3,15 +3,6 @@
 <w:document xmlns:wpc="http://schemas.microsoft.com/office/word/2010/wordprocessingCanvas" xmlns:cx="http://schemas.microsoft.com/office/drawing/2014/chartex" xmlns:cx1="http://schemas.microsoft.com/office/drawing/2015/9/8/chartex" xmlns:cx2="http://schemas.microsoft.com/office/drawing/2015/10/21/chartex" xmlns:cx3="http://schemas.microsoft.com/office/drawing/2016/5/9/chartex" xmlns:cx4="http://schemas.microsoft.com/office/drawing/2016/5/10/chartex" xmlns:cx5="http://schemas.microsoft.com/office/drawing/2016/5/11/chartex" xmlns:cx6="http://schemas.microsoft.com/office/drawing/2016/5/12/chartex" xmlns:cx7="http://schemas.microsoft.com/office/drawing/2016/5/13/chartex" xmlns:cx8="http://schemas.microsoft.com/office/drawing/2016/5/14/chartex" xmlns:mc="http://schemas.openxmlformats.org/markup-compatibility/2006" xmlns:aink="http://schemas.microsoft.com/office/drawing/2016/ink" xmlns:am3d="http://schemas.microsoft.com/office/drawing/2017/model3d" xmlns:o="urn:schemas-microsoft-com:office:office" xmlns:oel="http://schemas.microsoft.com/office/2019/extlst" xmlns:r="http://schemas.openxmlformats.org/officeDocument/2006/relationships" xmlns:m="http://schemas.openxmlformats.org/officeDocument/2006/math" xmlns:v="urn:schemas-microsoft-com:vml" xmlns:wp14="http://schemas.microsoft.com/office/word/2010/wordprocessingDrawing" xmlns:wp="http://schemas.openxmlformats.org/drawingml/2006/wordprocessingDrawing" xmlns:w10="urn:schemas-microsoft-com:office:word" xmlns:w="http://schemas.openxmlformats.org/wordprocessingml/2006/main" xmlns:w14="http://schemas.microsoft.com/office/word/2010/wordml" xmlns:w15="http://schemas.microsoft.com/office/word/2012/wordml" xmlns:w16cex="http://schemas.microsoft.com/office/word/2018/wordml/cex" xmlns:w16cid="http://schemas.microsoft.com/office/word/2016/wordml/cid" xmlns:w16="http://schemas.microsoft.com/office/word/2018/wordml" xmlns:w16du="http://schemas.microsoft.com/office/word/2023/wordml/word16du" xmlns:w16sdtdh="http://schemas.microsoft.com/office/word/2020/wordml/sdtdatahash" xmlns:w16sdtfl="http://schemas.microsoft.com/office/word/2024/wordml/sdtformatlock" xmlns:w16se="http://schemas.microsoft.com/office/word/2015/wordml/symex" xmlns:wpg="http://schemas.microsoft.com/office/word/2010/wordprocessingGroup" xmlns:wpi="http://schemas.microsoft.com/office/word/2010/wordprocessingInk" xmlns:wne="http://schemas.microsoft.com/office/word/2006/wordml" xmlns:wps="http://schemas.microsoft.com/office/word/2010/wordprocessingShape" mc:Ignorable="w14 w15 w16se w16cid w16 w16cex w16sdtdh w16sdtfl w16du wp14">
   <w:background w:color="FFFFFF"/>
   <w:body>
-    <w:p>
-      <w:pPr>
-        <w:rPr>
-          <w:sz w:val="24"/>
-          <w:szCs w:val="24"/>
-          <w:lang w:val="pl-PL"/>
-        </w:rPr>
-      </w:pPr>
-    </w:p>
     <w:p>
       <w:pPr>
         <w:rPr>
@@ -93,7 +84,31 @@
                 <w:szCs w:val="24"/>
                 <w:lang w:val="es-ES"/>
               </w:rPr>
-              <w:t>{issueKey}</w:t>
+              <w:t>{</w:t>
+            </w:r>
+            <w:proofErr w:type="spellStart"/>
+            <w:r>
+              <w:rPr>
+                <w:rFonts w:ascii="Aptos" w:hAnsi="Aptos"/>
+                <w:b/>
+                <w:bCs/>
+                <w:sz w:val="24"/>
+                <w:szCs w:val="24"/>
+                <w:lang w:val="es-ES"/>
+              </w:rPr>
+              <w:t>issueKey</w:t>
+            </w:r>
+            <w:proofErr w:type="spellEnd"/>
+            <w:r>
+              <w:rPr>
+                <w:rFonts w:ascii="Aptos" w:hAnsi="Aptos"/>
+                <w:b/>
+                <w:bCs/>
+                <w:sz w:val="24"/>
+                <w:szCs w:val="24"/>
+                <w:lang w:val="es-ES"/>
+              </w:rPr>
+              <w:t>}</w:t>
             </w:r>
           </w:p>
         </w:tc>
@@ -140,7 +155,27 @@
                 <w:szCs w:val="24"/>
                 <w:lang w:val="de-DE"/>
               </w:rPr>
-              <w:t>{data}</w:t>
+              <w:t>{</w:t>
+            </w:r>
+            <w:proofErr w:type="spellStart"/>
+            <w:r>
+              <w:rPr>
+                <w:rFonts w:ascii="Aptos" w:hAnsi="Aptos"/>
+                <w:sz w:val="24"/>
+                <w:szCs w:val="24"/>
+                <w:lang w:val="de-DE"/>
+              </w:rPr>
+              <w:t>data</w:t>
+            </w:r>
+            <w:proofErr w:type="spellEnd"/>
+            <w:r>
+              <w:rPr>
+                <w:rFonts w:ascii="Aptos" w:hAnsi="Aptos"/>
+                <w:sz w:val="24"/>
+                <w:szCs w:val="24"/>
+                <w:lang w:val="de-DE"/>
+              </w:rPr>
+              <w:t>}</w:t>
             </w:r>
           </w:p>
         </w:tc>
@@ -213,6 +248,7 @@
           <w:lang w:val="en-US"/>
         </w:rPr>
       </w:pPr>
+      <w:proofErr w:type="spellStart"/>
       <w:r>
         <w:rPr>
           <w:rFonts w:ascii="Aptos" w:hAnsi="Aptos"/>
@@ -233,8 +269,33 @@
           <w:szCs w:val="24"/>
           <w:lang w:val="en-US"/>
         </w:rPr>
-        <w:t>o informacija</w:t>
-      </w:r>
+        <w:t>o</w:t>
+      </w:r>
+      <w:proofErr w:type="spellEnd"/>
+      <w:r>
+        <w:rPr>
+          <w:rFonts w:ascii="Aptos" w:hAnsi="Aptos"/>
+          <w:b/>
+          <w:bCs/>
+          <w:sz w:val="24"/>
+          <w:szCs w:val="24"/>
+          <w:lang w:val="en-US"/>
+        </w:rPr>
+        <w:t xml:space="preserve"> </w:t>
+      </w:r>
+      <w:proofErr w:type="spellStart"/>
+      <w:r>
+        <w:rPr>
+          <w:rFonts w:ascii="Aptos" w:hAnsi="Aptos"/>
+          <w:b/>
+          <w:bCs/>
+          <w:sz w:val="24"/>
+          <w:szCs w:val="24"/>
+          <w:lang w:val="en-US"/>
+        </w:rPr>
+        <w:t>informacija</w:t>
+      </w:r>
+      <w:proofErr w:type="spellEnd"/>
       <w:r>
         <w:rPr>
           <w:rFonts w:ascii="Aptos" w:hAnsi="Aptos"/>
@@ -255,13 +316,13 @@
         <w:tblLook w:val="04A0" w:firstRow="1" w:lastRow="0" w:firstColumn="1" w:lastColumn="0" w:noHBand="0" w:noVBand="1"/>
       </w:tblPr>
       <w:tblGrid>
-        <w:gridCol w:w="2978"/>
-        <w:gridCol w:w="7229"/>
+        <w:gridCol w:w="3231"/>
+        <w:gridCol w:w="6976"/>
       </w:tblGrid>
       <w:tr>
         <w:tc>
           <w:tcPr>
-            <w:tcW w:w="2978" w:type="dxa"/>
+            <w:tcW w:w="3231" w:type="dxa"/>
           </w:tcPr>
           <w:p>
             <w:pPr>
@@ -283,7 +344,7 @@
         </w:tc>
         <w:tc>
           <w:tcPr>
-            <w:tcW w:w="7229" w:type="dxa"/>
+            <w:tcW w:w="6976" w:type="dxa"/>
           </w:tcPr>
           <w:p>
             <w:pPr>
@@ -331,7 +392,7 @@
       <w:tr>
         <w:tc>
           <w:tcPr>
-            <w:tcW w:w="2978" w:type="dxa"/>
+            <w:tcW w:w="3231" w:type="dxa"/>
           </w:tcPr>
           <w:p>
             <w:pPr>
@@ -353,7 +414,7 @@
         </w:tc>
         <w:tc>
           <w:tcPr>
-            <w:tcW w:w="7229" w:type="dxa"/>
+            <w:tcW w:w="6976" w:type="dxa"/>
           </w:tcPr>
           <w:p>
             <w:pPr>
@@ -401,7 +462,7 @@
       <w:tr>
         <w:tc>
           <w:tcPr>
-            <w:tcW w:w="2978" w:type="dxa"/>
+            <w:tcW w:w="3231" w:type="dxa"/>
           </w:tcPr>
           <w:p>
             <w:pPr>
@@ -423,7 +484,7 @@
         </w:tc>
         <w:tc>
           <w:tcPr>
-            <w:tcW w:w="7229" w:type="dxa"/>
+            <w:tcW w:w="6976" w:type="dxa"/>
           </w:tcPr>
           <w:p>
             <w:pPr>
@@ -451,7 +512,7 @@
       <w:tr>
         <w:tc>
           <w:tcPr>
-            <w:tcW w:w="2978" w:type="dxa"/>
+            <w:tcW w:w="3231" w:type="dxa"/>
           </w:tcPr>
           <w:p>
             <w:pPr>
@@ -473,7 +534,7 @@
         </w:tc>
         <w:tc>
           <w:tcPr>
-            <w:tcW w:w="7229" w:type="dxa"/>
+            <w:tcW w:w="6976" w:type="dxa"/>
           </w:tcPr>
           <w:p>
             <w:pPr>
@@ -499,9 +560,12 @@
         </w:tc>
       </w:tr>
       <w:tr>
+        <w:trPr>
+          <w:trHeight w:val="381"/>
+        </w:trPr>
         <w:tc>
           <w:tcPr>
-            <w:tcW w:w="2978" w:type="dxa"/>
+            <w:tcW w:w="3231" w:type="dxa"/>
           </w:tcPr>
           <w:p>
             <w:pPr>
@@ -531,7 +595,7 @@
         </w:tc>
         <w:tc>
           <w:tcPr>
-            <w:tcW w:w="7229" w:type="dxa"/>
+            <w:tcW w:w="6976" w:type="dxa"/>
           </w:tcPr>
           <w:p>
             <w:pPr>
@@ -598,14 +662,14 @@
         <w:tblLook w:val="04A0" w:firstRow="1" w:lastRow="0" w:firstColumn="1" w:lastColumn="0" w:noHBand="0" w:noVBand="1"/>
       </w:tblPr>
       <w:tblGrid>
-        <w:gridCol w:w="2978"/>
-        <w:gridCol w:w="3614"/>
+        <w:gridCol w:w="3231"/>
+        <w:gridCol w:w="3361"/>
         <w:gridCol w:w="3615"/>
       </w:tblGrid>
       <w:tr>
         <w:tc>
           <w:tcPr>
-            <w:tcW w:w="2978" w:type="dxa"/>
+            <w:tcW w:w="3231" w:type="dxa"/>
           </w:tcPr>
           <w:p>
             <w:pPr>
@@ -627,7 +691,7 @@
         </w:tc>
         <w:tc>
           <w:tcPr>
-            <w:tcW w:w="7229" w:type="dxa"/>
+            <w:tcW w:w="6976" w:type="dxa"/>
             <w:gridSpan w:val="2"/>
           </w:tcPr>
           <w:p>
@@ -656,7 +720,7 @@
       <w:tr>
         <w:tc>
           <w:tcPr>
-            <w:tcW w:w="2978" w:type="dxa"/>
+            <w:tcW w:w="3231" w:type="dxa"/>
           </w:tcPr>
           <w:p>
             <w:pPr>
@@ -678,7 +742,7 @@
         </w:tc>
         <w:tc>
           <w:tcPr>
-            <w:tcW w:w="7229" w:type="dxa"/>
+            <w:tcW w:w="6976" w:type="dxa"/>
             <w:gridSpan w:val="2"/>
           </w:tcPr>
           <w:p>
@@ -707,7 +771,7 @@
       <w:tr>
         <w:tc>
           <w:tcPr>
-            <w:tcW w:w="2978" w:type="dxa"/>
+            <w:tcW w:w="3231" w:type="dxa"/>
           </w:tcPr>
           <w:p>
             <w:pPr>
@@ -729,7 +793,7 @@
         </w:tc>
         <w:tc>
           <w:tcPr>
-            <w:tcW w:w="7229" w:type="dxa"/>
+            <w:tcW w:w="6976" w:type="dxa"/>
             <w:gridSpan w:val="2"/>
           </w:tcPr>
           <w:p>
@@ -758,7 +822,7 @@
       <w:tr>
         <w:tc>
           <w:tcPr>
-            <w:tcW w:w="2978" w:type="dxa"/>
+            <w:tcW w:w="3231" w:type="dxa"/>
           </w:tcPr>
           <w:p>
             <w:pPr>
@@ -789,7 +853,7 @@
         </w:tc>
         <w:tc>
           <w:tcPr>
-            <w:tcW w:w="3614" w:type="dxa"/>
+            <w:tcW w:w="3361" w:type="dxa"/>
           </w:tcPr>
           <w:p>
             <w:pPr>
@@ -800,6 +864,7 @@
                 <w:lang w:val="fr-FR"/>
               </w:rPr>
             </w:pPr>
+            <w:proofErr w:type="spellStart"/>
             <w:r>
               <w:rPr>
                 <w:rFonts w:ascii="Aptos" w:hAnsi="Aptos"/>
@@ -807,7 +872,37 @@
                 <w:szCs w:val="24"/>
                 <w:lang w:val="fr-FR"/>
               </w:rPr>
-              <w:t xml:space="preserve">Maitinimo laidas </w:t>
+              <w:t>Maitinimo</w:t>
+            </w:r>
+            <w:proofErr w:type="spellEnd"/>
+            <w:r>
+              <w:rPr>
+                <w:rFonts w:ascii="Aptos" w:hAnsi="Aptos"/>
+                <w:sz w:val="24"/>
+                <w:szCs w:val="24"/>
+                <w:lang w:val="fr-FR"/>
+              </w:rPr>
+              <w:t xml:space="preserve"> </w:t>
+            </w:r>
+            <w:proofErr w:type="spellStart"/>
+            <w:r>
+              <w:rPr>
+                <w:rFonts w:ascii="Aptos" w:hAnsi="Aptos"/>
+                <w:sz w:val="24"/>
+                <w:szCs w:val="24"/>
+                <w:lang w:val="fr-FR"/>
+              </w:rPr>
+              <w:t>laidas</w:t>
+            </w:r>
+            <w:proofErr w:type="spellEnd"/>
+            <w:r>
+              <w:rPr>
+                <w:rFonts w:ascii="Aptos" w:hAnsi="Aptos"/>
+                <w:sz w:val="24"/>
+                <w:szCs w:val="24"/>
+                <w:lang w:val="fr-FR"/>
+              </w:rPr>
+              <w:t xml:space="preserve"> </w:t>
             </w:r>
           </w:p>
           <w:p>
@@ -822,7 +917,32 @@
                 <w:rFonts w:ascii="Aptos" w:hAnsi="Aptos"/>
                 <w:lang w:val="fr-FR"/>
               </w:rPr>
-              <w:t>{maitinimo_laidas}</w:t>
+              <w:t>{</w:t>
+            </w:r>
+            <w:proofErr w:type="spellStart"/>
+            <w:proofErr w:type="gramStart"/>
+            <w:r>
+              <w:rPr>
+                <w:rFonts w:ascii="Aptos" w:hAnsi="Aptos"/>
+                <w:lang w:val="fr-FR"/>
+              </w:rPr>
+              <w:t>maitinimo</w:t>
+            </w:r>
+            <w:proofErr w:type="gramEnd"/>
+            <w:r>
+              <w:rPr>
+                <w:rFonts w:ascii="Aptos" w:hAnsi="Aptos"/>
+                <w:lang w:val="fr-FR"/>
+              </w:rPr>
+              <w:t>_laidas</w:t>
+            </w:r>
+            <w:proofErr w:type="spellEnd"/>
+            <w:r>
+              <w:rPr>
+                <w:rFonts w:ascii="Aptos" w:hAnsi="Aptos"/>
+                <w:lang w:val="fr-FR"/>
+              </w:rPr>
+              <w:t>}</w:t>
             </w:r>
           </w:p>
         </w:tc>
@@ -846,8 +966,19 @@
                 <w:szCs w:val="24"/>
                 <w:lang w:val="fr-FR"/>
               </w:rPr>
-              <w:t>USB laidas</w:t>
+              <w:t xml:space="preserve">USB </w:t>
             </w:r>
+            <w:proofErr w:type="spellStart"/>
+            <w:r>
+              <w:rPr>
+                <w:rFonts w:ascii="Aptos" w:hAnsi="Aptos"/>
+                <w:sz w:val="24"/>
+                <w:szCs w:val="24"/>
+                <w:lang w:val="fr-FR"/>
+              </w:rPr>
+              <w:t>laidas</w:t>
+            </w:r>
+            <w:proofErr w:type="spellEnd"/>
           </w:p>
           <w:p>
             <w:pPr>
@@ -868,11 +999,11 @@
       </w:tr>
       <w:tr>
         <w:trPr>
-          <w:trHeight w:val="1349"/>
+          <w:trHeight w:val="1191"/>
         </w:trPr>
         <w:tc>
           <w:tcPr>
-            <w:tcW w:w="2978" w:type="dxa"/>
+            <w:tcW w:w="3231" w:type="dxa"/>
           </w:tcPr>
           <w:p>
             <w:pPr>
@@ -894,7 +1025,7 @@
         </w:tc>
         <w:tc>
           <w:tcPr>
-            <w:tcW w:w="7229" w:type="dxa"/>
+            <w:tcW w:w="6976" w:type="dxa"/>
             <w:gridSpan w:val="2"/>
           </w:tcPr>
           <w:p>
@@ -980,12 +1111,133 @@
           <w:lang w:val="es-ES"/>
         </w:rPr>
       </w:pPr>
-      <w:r>
-        <w:rPr>
-          <w:rFonts w:ascii="Aptos" w:hAnsi="Aptos"/>
-          <w:lang w:val="es-ES"/>
-        </w:rPr>
-        <w:t>Diagnostika atliekama per 2 darbo dienas ir įprastai yra nemokama.</w:t>
+      <w:proofErr w:type="spellStart"/>
+      <w:r>
+        <w:rPr>
+          <w:rFonts w:ascii="Aptos" w:hAnsi="Aptos"/>
+          <w:lang w:val="es-ES"/>
+        </w:rPr>
+        <w:t>Diagnostika</w:t>
+      </w:r>
+      <w:proofErr w:type="spellEnd"/>
+      <w:r>
+        <w:rPr>
+          <w:rFonts w:ascii="Aptos" w:hAnsi="Aptos"/>
+          <w:lang w:val="es-ES"/>
+        </w:rPr>
+        <w:t xml:space="preserve"> </w:t>
+      </w:r>
+      <w:proofErr w:type="spellStart"/>
+      <w:r>
+        <w:rPr>
+          <w:rFonts w:ascii="Aptos" w:hAnsi="Aptos"/>
+          <w:lang w:val="es-ES"/>
+        </w:rPr>
+        <w:t>atliekama</w:t>
+      </w:r>
+      <w:proofErr w:type="spellEnd"/>
+      <w:r>
+        <w:rPr>
+          <w:rFonts w:ascii="Aptos" w:hAnsi="Aptos"/>
+          <w:lang w:val="es-ES"/>
+        </w:rPr>
+        <w:t xml:space="preserve"> </w:t>
+      </w:r>
+      <w:proofErr w:type="gramStart"/>
+      <w:r>
+        <w:rPr>
+          <w:rFonts w:ascii="Aptos" w:hAnsi="Aptos"/>
+          <w:lang w:val="es-ES"/>
+        </w:rPr>
+        <w:t>per 2</w:t>
+      </w:r>
+      <w:proofErr w:type="gramEnd"/>
+      <w:r>
+        <w:rPr>
+          <w:rFonts w:ascii="Aptos" w:hAnsi="Aptos"/>
+          <w:lang w:val="es-ES"/>
+        </w:rPr>
+        <w:t xml:space="preserve"> </w:t>
+      </w:r>
+      <w:proofErr w:type="spellStart"/>
+      <w:r>
+        <w:rPr>
+          <w:rFonts w:ascii="Aptos" w:hAnsi="Aptos"/>
+          <w:lang w:val="es-ES"/>
+        </w:rPr>
+        <w:t>darbo</w:t>
+      </w:r>
+      <w:proofErr w:type="spellEnd"/>
+      <w:r>
+        <w:rPr>
+          <w:rFonts w:ascii="Aptos" w:hAnsi="Aptos"/>
+          <w:lang w:val="es-ES"/>
+        </w:rPr>
+        <w:t xml:space="preserve"> </w:t>
+      </w:r>
+      <w:proofErr w:type="spellStart"/>
+      <w:r>
+        <w:rPr>
+          <w:rFonts w:ascii="Aptos" w:hAnsi="Aptos"/>
+          <w:lang w:val="es-ES"/>
+        </w:rPr>
+        <w:t>dienas</w:t>
+      </w:r>
+      <w:proofErr w:type="spellEnd"/>
+      <w:r>
+        <w:rPr>
+          <w:rFonts w:ascii="Aptos" w:hAnsi="Aptos"/>
+          <w:lang w:val="es-ES"/>
+        </w:rPr>
+        <w:t xml:space="preserve"> ir </w:t>
+      </w:r>
+      <w:proofErr w:type="spellStart"/>
+      <w:r>
+        <w:rPr>
+          <w:rFonts w:ascii="Aptos" w:hAnsi="Aptos"/>
+          <w:lang w:val="es-ES"/>
+        </w:rPr>
+        <w:t>įprastai</w:t>
+      </w:r>
+      <w:proofErr w:type="spellEnd"/>
+      <w:r>
+        <w:rPr>
+          <w:rFonts w:ascii="Aptos" w:hAnsi="Aptos"/>
+          <w:lang w:val="es-ES"/>
+        </w:rPr>
+        <w:t xml:space="preserve"> </w:t>
+      </w:r>
+      <w:proofErr w:type="spellStart"/>
+      <w:r>
+        <w:rPr>
+          <w:rFonts w:ascii="Aptos" w:hAnsi="Aptos"/>
+          <w:lang w:val="es-ES"/>
+        </w:rPr>
+        <w:t>yra</w:t>
+      </w:r>
+      <w:proofErr w:type="spellEnd"/>
+      <w:r>
+        <w:rPr>
+          <w:rFonts w:ascii="Aptos" w:hAnsi="Aptos"/>
+          <w:lang w:val="es-ES"/>
+        </w:rPr>
+        <w:t xml:space="preserve"> </w:t>
+      </w:r>
+      <w:proofErr w:type="spellStart"/>
+      <w:r>
+        <w:rPr>
+          <w:rFonts w:ascii="Aptos" w:hAnsi="Aptos"/>
+          <w:lang w:val="es-ES"/>
+        </w:rPr>
+        <w:t>nemokama</w:t>
+      </w:r>
+      <w:proofErr w:type="spellEnd"/>
+      <w:r>
+        <w:rPr>
+          <w:rFonts w:ascii="Aptos" w:hAnsi="Aptos"/>
+          <w:lang w:val="es-ES"/>
+        </w:rPr>
+        <w:t>.</w:t>
       </w:r>
     </w:p>
     <w:p>
@@ -1004,8 +1256,49 @@
           <w:rFonts w:ascii="Aptos" w:hAnsi="Aptos"/>
           <w:lang w:val="es-ES"/>
         </w:rPr>
-        <w:t>Jei remonto kaina neviršija 40 Eur</w:t>
-      </w:r>
+        <w:t xml:space="preserve">Jei remonto </w:t>
+      </w:r>
+      <w:proofErr w:type="spellStart"/>
+      <w:r>
+        <w:rPr>
+          <w:rFonts w:ascii="Aptos" w:hAnsi="Aptos"/>
+          <w:lang w:val="es-ES"/>
+        </w:rPr>
+        <w:t>kaina</w:t>
+      </w:r>
+      <w:proofErr w:type="spellEnd"/>
+      <w:r>
+        <w:rPr>
+          <w:rFonts w:ascii="Aptos" w:hAnsi="Aptos"/>
+          <w:lang w:val="es-ES"/>
+        </w:rPr>
+        <w:t xml:space="preserve"> </w:t>
+      </w:r>
+      <w:proofErr w:type="spellStart"/>
+      <w:r>
+        <w:rPr>
+          <w:rFonts w:ascii="Aptos" w:hAnsi="Aptos"/>
+          <w:lang w:val="es-ES"/>
+        </w:rPr>
+        <w:t>neviršija</w:t>
+      </w:r>
+      <w:proofErr w:type="spellEnd"/>
+      <w:r>
+        <w:rPr>
+          <w:rFonts w:ascii="Aptos" w:hAnsi="Aptos"/>
+          <w:lang w:val="es-ES"/>
+        </w:rPr>
+        <w:t xml:space="preserve"> 40 </w:t>
+      </w:r>
+      <w:proofErr w:type="spellStart"/>
+      <w:r>
+        <w:rPr>
+          <w:rFonts w:ascii="Aptos" w:hAnsi="Aptos"/>
+          <w:lang w:val="es-ES"/>
+        </w:rPr>
+        <w:t>Eur</w:t>
+      </w:r>
+      <w:proofErr w:type="spellEnd"/>
       <w:r>
         <w:rPr>
           <w:rFonts w:ascii="Aptos" w:hAnsi="Aptos"/>
@@ -1018,7 +1311,23 @@
           <w:rFonts w:ascii="Aptos" w:hAnsi="Aptos"/>
           <w:lang w:val="es-ES"/>
         </w:rPr>
-        <w:t xml:space="preserve">, darbai </w:t>
+        <w:t xml:space="preserve">, </w:t>
+      </w:r>
+      <w:proofErr w:type="spellStart"/>
+      <w:r>
+        <w:rPr>
+          <w:rFonts w:ascii="Aptos" w:hAnsi="Aptos"/>
+          <w:lang w:val="es-ES"/>
+        </w:rPr>
+        <w:t>darbai</w:t>
+      </w:r>
+      <w:proofErr w:type="spellEnd"/>
+      <w:r>
+        <w:rPr>
+          <w:rFonts w:ascii="Aptos" w:hAnsi="Aptos"/>
+          <w:lang w:val="es-ES"/>
+        </w:rPr>
+        <w:t xml:space="preserve"> </w:t>
       </w:r>
       <w:r>
         <w:rPr>
@@ -1032,7 +1341,279 @@
           <w:rFonts w:ascii="Aptos" w:hAnsi="Aptos"/>
           <w:lang w:val="es-ES"/>
         </w:rPr>
-        <w:t xml:space="preserve"> atliekami be išankstinio kliento informavimo ir sutikimo. Viršijus šią sumą, klientas turi būti informuotas iš anksto ir turi duoti sutikimą.</w:t>
+        <w:t xml:space="preserve"> </w:t>
+      </w:r>
+      <w:proofErr w:type="spellStart"/>
+      <w:r>
+        <w:rPr>
+          <w:rFonts w:ascii="Aptos" w:hAnsi="Aptos"/>
+          <w:lang w:val="es-ES"/>
+        </w:rPr>
+        <w:t>atliekami</w:t>
+      </w:r>
+      <w:proofErr w:type="spellEnd"/>
+      <w:r>
+        <w:rPr>
+          <w:rFonts w:ascii="Aptos" w:hAnsi="Aptos"/>
+          <w:lang w:val="es-ES"/>
+        </w:rPr>
+        <w:t xml:space="preserve"> be </w:t>
+      </w:r>
+      <w:proofErr w:type="spellStart"/>
+      <w:r>
+        <w:rPr>
+          <w:rFonts w:ascii="Aptos" w:hAnsi="Aptos"/>
+          <w:lang w:val="es-ES"/>
+        </w:rPr>
+        <w:t>išankstinio</w:t>
+      </w:r>
+      <w:proofErr w:type="spellEnd"/>
+      <w:r>
+        <w:rPr>
+          <w:rFonts w:ascii="Aptos" w:hAnsi="Aptos"/>
+          <w:lang w:val="es-ES"/>
+        </w:rPr>
+        <w:t xml:space="preserve"> </w:t>
+      </w:r>
+      <w:proofErr w:type="spellStart"/>
+      <w:r>
+        <w:rPr>
+          <w:rFonts w:ascii="Aptos" w:hAnsi="Aptos"/>
+          <w:lang w:val="es-ES"/>
+        </w:rPr>
+        <w:t>kliento</w:t>
+      </w:r>
+      <w:proofErr w:type="spellEnd"/>
+      <w:r>
+        <w:rPr>
+          <w:rFonts w:ascii="Aptos" w:hAnsi="Aptos"/>
+          <w:lang w:val="es-ES"/>
+        </w:rPr>
+        <w:t xml:space="preserve"> </w:t>
+      </w:r>
+      <w:proofErr w:type="spellStart"/>
+      <w:r>
+        <w:rPr>
+          <w:rFonts w:ascii="Aptos" w:hAnsi="Aptos"/>
+          <w:lang w:val="es-ES"/>
+        </w:rPr>
+        <w:t>informavimo</w:t>
+      </w:r>
+      <w:proofErr w:type="spellEnd"/>
+      <w:r>
+        <w:rPr>
+          <w:rFonts w:ascii="Aptos" w:hAnsi="Aptos"/>
+          <w:lang w:val="es-ES"/>
+        </w:rPr>
+        <w:t xml:space="preserve"> ir </w:t>
+      </w:r>
+      <w:proofErr w:type="spellStart"/>
+      <w:r>
+        <w:rPr>
+          <w:rFonts w:ascii="Aptos" w:hAnsi="Aptos"/>
+          <w:lang w:val="es-ES"/>
+        </w:rPr>
+        <w:t>sutikimo</w:t>
+      </w:r>
+      <w:proofErr w:type="spellEnd"/>
+      <w:r>
+        <w:rPr>
+          <w:rFonts w:ascii="Aptos" w:hAnsi="Aptos"/>
+          <w:lang w:val="es-ES"/>
+        </w:rPr>
+        <w:t xml:space="preserve">. </w:t>
+      </w:r>
+      <w:proofErr w:type="spellStart"/>
+      <w:r>
+        <w:rPr>
+          <w:rFonts w:ascii="Aptos" w:hAnsi="Aptos"/>
+          <w:lang w:val="es-ES"/>
+        </w:rPr>
+        <w:t>Viršijus</w:t>
+      </w:r>
+      <w:proofErr w:type="spellEnd"/>
+      <w:r>
+        <w:rPr>
+          <w:rFonts w:ascii="Aptos" w:hAnsi="Aptos"/>
+          <w:lang w:val="es-ES"/>
+        </w:rPr>
+        <w:t xml:space="preserve"> </w:t>
+      </w:r>
+      <w:proofErr w:type="spellStart"/>
+      <w:r>
+        <w:rPr>
+          <w:rFonts w:ascii="Aptos" w:hAnsi="Aptos"/>
+          <w:lang w:val="es-ES"/>
+        </w:rPr>
+        <w:t>šią</w:t>
+      </w:r>
+      <w:proofErr w:type="spellEnd"/>
+      <w:r>
+        <w:rPr>
+          <w:rFonts w:ascii="Aptos" w:hAnsi="Aptos"/>
+          <w:lang w:val="es-ES"/>
+        </w:rPr>
+        <w:t xml:space="preserve"> </w:t>
+      </w:r>
+      <w:proofErr w:type="spellStart"/>
+      <w:r>
+        <w:rPr>
+          <w:rFonts w:ascii="Aptos" w:hAnsi="Aptos"/>
+          <w:lang w:val="es-ES"/>
+        </w:rPr>
+        <w:t>sumą</w:t>
+      </w:r>
+      <w:proofErr w:type="spellEnd"/>
+      <w:r>
+        <w:rPr>
+          <w:rFonts w:ascii="Aptos" w:hAnsi="Aptos"/>
+          <w:lang w:val="es-ES"/>
+        </w:rPr>
+        <w:t xml:space="preserve">, </w:t>
+      </w:r>
+      <w:proofErr w:type="spellStart"/>
+      <w:r>
+        <w:rPr>
+          <w:rFonts w:ascii="Aptos" w:hAnsi="Aptos"/>
+          <w:lang w:val="es-ES"/>
+        </w:rPr>
+        <w:t>klientas</w:t>
+      </w:r>
+      <w:proofErr w:type="spellEnd"/>
+      <w:r>
+        <w:rPr>
+          <w:rFonts w:ascii="Aptos" w:hAnsi="Aptos"/>
+          <w:lang w:val="es-ES"/>
+        </w:rPr>
+        <w:t xml:space="preserve"> </w:t>
+      </w:r>
+      <w:proofErr w:type="spellStart"/>
+      <w:r>
+        <w:rPr>
+          <w:rFonts w:ascii="Aptos" w:hAnsi="Aptos"/>
+          <w:lang w:val="es-ES"/>
+        </w:rPr>
+        <w:t>turi</w:t>
+      </w:r>
+      <w:proofErr w:type="spellEnd"/>
+      <w:r>
+        <w:rPr>
+          <w:rFonts w:ascii="Aptos" w:hAnsi="Aptos"/>
+          <w:lang w:val="es-ES"/>
+        </w:rPr>
+        <w:t xml:space="preserve"> </w:t>
+      </w:r>
+      <w:proofErr w:type="spellStart"/>
+      <w:r>
+        <w:rPr>
+          <w:rFonts w:ascii="Aptos" w:hAnsi="Aptos"/>
+          <w:lang w:val="es-ES"/>
+        </w:rPr>
+        <w:t>būti</w:t>
+      </w:r>
+      <w:proofErr w:type="spellEnd"/>
+      <w:r>
+        <w:rPr>
+          <w:rFonts w:ascii="Aptos" w:hAnsi="Aptos"/>
+          <w:lang w:val="es-ES"/>
+        </w:rPr>
+        <w:t xml:space="preserve"> </w:t>
+      </w:r>
+      <w:proofErr w:type="spellStart"/>
+      <w:r>
+        <w:rPr>
+          <w:rFonts w:ascii="Aptos" w:hAnsi="Aptos"/>
+          <w:lang w:val="es-ES"/>
+        </w:rPr>
+        <w:t>informuotas</w:t>
+      </w:r>
+      <w:proofErr w:type="spellEnd"/>
+      <w:r>
+        <w:rPr>
+          <w:rFonts w:ascii="Aptos" w:hAnsi="Aptos"/>
+          <w:lang w:val="es-ES"/>
+        </w:rPr>
+        <w:t xml:space="preserve"> </w:t>
+      </w:r>
+      <w:proofErr w:type="spellStart"/>
+      <w:r>
+        <w:rPr>
+          <w:rFonts w:ascii="Aptos" w:hAnsi="Aptos"/>
+          <w:lang w:val="es-ES"/>
+        </w:rPr>
+        <w:t>iš</w:t>
+      </w:r>
+      <w:proofErr w:type="spellEnd"/>
+      <w:r>
+        <w:rPr>
+          <w:rFonts w:ascii="Aptos" w:hAnsi="Aptos"/>
+          <w:lang w:val="es-ES"/>
+        </w:rPr>
+        <w:t xml:space="preserve"> </w:t>
+      </w:r>
+      <w:proofErr w:type="spellStart"/>
+      <w:r>
+        <w:rPr>
+          <w:rFonts w:ascii="Aptos" w:hAnsi="Aptos"/>
+          <w:lang w:val="es-ES"/>
+        </w:rPr>
+        <w:t>anksto</w:t>
+      </w:r>
+      <w:proofErr w:type="spellEnd"/>
+      <w:r>
+        <w:rPr>
+          <w:rFonts w:ascii="Aptos" w:hAnsi="Aptos"/>
+          <w:lang w:val="es-ES"/>
+        </w:rPr>
+        <w:t xml:space="preserve"> ir </w:t>
+      </w:r>
+      <w:proofErr w:type="spellStart"/>
+      <w:r>
+        <w:rPr>
+          <w:rFonts w:ascii="Aptos" w:hAnsi="Aptos"/>
+          <w:lang w:val="es-ES"/>
+        </w:rPr>
+        <w:t>turi</w:t>
+      </w:r>
+      <w:proofErr w:type="spellEnd"/>
+      <w:r>
+        <w:rPr>
+          <w:rFonts w:ascii="Aptos" w:hAnsi="Aptos"/>
+          <w:lang w:val="es-ES"/>
+        </w:rPr>
+        <w:t xml:space="preserve"> </w:t>
+      </w:r>
+      <w:proofErr w:type="spellStart"/>
+      <w:r>
+        <w:rPr>
+          <w:rFonts w:ascii="Aptos" w:hAnsi="Aptos"/>
+          <w:lang w:val="es-ES"/>
+        </w:rPr>
+        <w:t>duoti</w:t>
+      </w:r>
+      <w:proofErr w:type="spellEnd"/>
+      <w:r>
+        <w:rPr>
+          <w:rFonts w:ascii="Aptos" w:hAnsi="Aptos"/>
+          <w:lang w:val="es-ES"/>
+        </w:rPr>
+        <w:t xml:space="preserve"> </w:t>
+      </w:r>
+      <w:proofErr w:type="spellStart"/>
+      <w:r>
+        <w:rPr>
+          <w:rFonts w:ascii="Aptos" w:hAnsi="Aptos"/>
+          <w:lang w:val="es-ES"/>
+        </w:rPr>
+        <w:t>sutikimą</w:t>
+      </w:r>
+      <w:proofErr w:type="spellEnd"/>
+      <w:r>
+        <w:rPr>
+          <w:rFonts w:ascii="Aptos" w:hAnsi="Aptos"/>
+          <w:lang w:val="es-ES"/>
+        </w:rPr>
+        <w:t>.</w:t>
       </w:r>
     </w:p>
     <w:p>
@@ -1046,12 +1627,85 @@
           <w:lang w:val="es-ES"/>
         </w:rPr>
       </w:pPr>
-      <w:r>
-        <w:rPr>
-          <w:rFonts w:ascii="Aptos" w:hAnsi="Aptos"/>
-          <w:lang w:val="es-ES"/>
-        </w:rPr>
-        <w:t xml:space="preserve">Apie gedimą ir remonto kainą informuojame telefonu </w:t>
+      <w:proofErr w:type="spellStart"/>
+      <w:r>
+        <w:rPr>
+          <w:rFonts w:ascii="Aptos" w:hAnsi="Aptos"/>
+          <w:lang w:val="es-ES"/>
+        </w:rPr>
+        <w:t>Apie</w:t>
+      </w:r>
+      <w:proofErr w:type="spellEnd"/>
+      <w:r>
+        <w:rPr>
+          <w:rFonts w:ascii="Aptos" w:hAnsi="Aptos"/>
+          <w:lang w:val="es-ES"/>
+        </w:rPr>
+        <w:t xml:space="preserve"> </w:t>
+      </w:r>
+      <w:proofErr w:type="spellStart"/>
+      <w:r>
+        <w:rPr>
+          <w:rFonts w:ascii="Aptos" w:hAnsi="Aptos"/>
+          <w:lang w:val="es-ES"/>
+        </w:rPr>
+        <w:t>gedimą</w:t>
+      </w:r>
+      <w:proofErr w:type="spellEnd"/>
+      <w:r>
+        <w:rPr>
+          <w:rFonts w:ascii="Aptos" w:hAnsi="Aptos"/>
+          <w:lang w:val="es-ES"/>
+        </w:rPr>
+        <w:t xml:space="preserve"> ir remonto </w:t>
+      </w:r>
+      <w:proofErr w:type="spellStart"/>
+      <w:r>
+        <w:rPr>
+          <w:rFonts w:ascii="Aptos" w:hAnsi="Aptos"/>
+          <w:lang w:val="es-ES"/>
+        </w:rPr>
+        <w:t>kainą</w:t>
+      </w:r>
+      <w:proofErr w:type="spellEnd"/>
+      <w:r>
+        <w:rPr>
+          <w:rFonts w:ascii="Aptos" w:hAnsi="Aptos"/>
+          <w:lang w:val="es-ES"/>
+        </w:rPr>
+        <w:t xml:space="preserve"> </w:t>
+      </w:r>
+      <w:proofErr w:type="spellStart"/>
+      <w:r>
+        <w:rPr>
+          <w:rFonts w:ascii="Aptos" w:hAnsi="Aptos"/>
+          <w:lang w:val="es-ES"/>
+        </w:rPr>
+        <w:t>informuojame</w:t>
+      </w:r>
+      <w:proofErr w:type="spellEnd"/>
+      <w:r>
+        <w:rPr>
+          <w:rFonts w:ascii="Aptos" w:hAnsi="Aptos"/>
+          <w:lang w:val="es-ES"/>
+        </w:rPr>
+        <w:t xml:space="preserve"> </w:t>
+      </w:r>
+      <w:proofErr w:type="spellStart"/>
+      <w:r>
+        <w:rPr>
+          <w:rFonts w:ascii="Aptos" w:hAnsi="Aptos"/>
+          <w:lang w:val="es-ES"/>
+        </w:rPr>
+        <w:t>telefonu</w:t>
+      </w:r>
+      <w:proofErr w:type="spellEnd"/>
+      <w:r>
+        <w:rPr>
+          <w:rFonts w:ascii="Aptos" w:hAnsi="Aptos"/>
+          <w:lang w:val="es-ES"/>
+        </w:rPr>
+        <w:t xml:space="preserve"> </w:t>
       </w:r>
       <w:r>
         <w:rPr>
@@ -1060,12 +1714,53 @@
         </w:rPr>
         <w:t>ir/</w:t>
       </w:r>
-      <w:r>
-        <w:rPr>
-          <w:rFonts w:ascii="Aptos" w:hAnsi="Aptos"/>
-          <w:lang w:val="es-ES"/>
-        </w:rPr>
-        <w:t>arba el. paštu.</w:t>
+      <w:proofErr w:type="spellStart"/>
+      <w:r>
+        <w:rPr>
+          <w:rFonts w:ascii="Aptos" w:hAnsi="Aptos"/>
+          <w:lang w:val="es-ES"/>
+        </w:rPr>
+        <w:t>arba</w:t>
+      </w:r>
+      <w:proofErr w:type="spellEnd"/>
+      <w:r>
+        <w:rPr>
+          <w:rFonts w:ascii="Aptos" w:hAnsi="Aptos"/>
+          <w:lang w:val="es-ES"/>
+        </w:rPr>
+        <w:t xml:space="preserve"> </w:t>
+      </w:r>
+      <w:proofErr w:type="spellStart"/>
+      <w:r>
+        <w:rPr>
+          <w:rFonts w:ascii="Aptos" w:hAnsi="Aptos"/>
+          <w:lang w:val="es-ES"/>
+        </w:rPr>
+        <w:t>el</w:t>
+      </w:r>
+      <w:proofErr w:type="spellEnd"/>
+      <w:r>
+        <w:rPr>
+          <w:rFonts w:ascii="Aptos" w:hAnsi="Aptos"/>
+          <w:lang w:val="es-ES"/>
+        </w:rPr>
+        <w:t xml:space="preserve">. </w:t>
+      </w:r>
+      <w:proofErr w:type="spellStart"/>
+      <w:r>
+        <w:rPr>
+          <w:rFonts w:ascii="Aptos" w:hAnsi="Aptos"/>
+          <w:lang w:val="es-ES"/>
+        </w:rPr>
+        <w:t>paštu</w:t>
+      </w:r>
+      <w:proofErr w:type="spellEnd"/>
+      <w:r>
+        <w:rPr>
+          <w:rFonts w:ascii="Aptos" w:hAnsi="Aptos"/>
+          <w:lang w:val="es-ES"/>
+        </w:rPr>
+        <w:t>.</w:t>
       </w:r>
     </w:p>
     <w:p>
@@ -1084,7 +1779,151 @@
           <w:rFonts w:ascii="Aptos" w:hAnsi="Aptos"/>
           <w:lang w:val="es-ES"/>
         </w:rPr>
-        <w:t>Atsisakius remonto gali būti taikomas diagnostikos (jei buvo suderinta) ir transportavimo mokestis.</w:t>
+        <w:t xml:space="preserve">Atsisakius remonto </w:t>
+      </w:r>
+      <w:proofErr w:type="spellStart"/>
+      <w:r>
+        <w:rPr>
+          <w:rFonts w:ascii="Aptos" w:hAnsi="Aptos"/>
+          <w:lang w:val="es-ES"/>
+        </w:rPr>
+        <w:t>gali</w:t>
+      </w:r>
+      <w:proofErr w:type="spellEnd"/>
+      <w:r>
+        <w:rPr>
+          <w:rFonts w:ascii="Aptos" w:hAnsi="Aptos"/>
+          <w:lang w:val="es-ES"/>
+        </w:rPr>
+        <w:t xml:space="preserve"> </w:t>
+      </w:r>
+      <w:proofErr w:type="spellStart"/>
+      <w:r>
+        <w:rPr>
+          <w:rFonts w:ascii="Aptos" w:hAnsi="Aptos"/>
+          <w:lang w:val="es-ES"/>
+        </w:rPr>
+        <w:t>būti</w:t>
+      </w:r>
+      <w:proofErr w:type="spellEnd"/>
+      <w:r>
+        <w:rPr>
+          <w:rFonts w:ascii="Aptos" w:hAnsi="Aptos"/>
+          <w:lang w:val="es-ES"/>
+        </w:rPr>
+        <w:t xml:space="preserve"> </w:t>
+      </w:r>
+      <w:proofErr w:type="spellStart"/>
+      <w:r>
+        <w:rPr>
+          <w:rFonts w:ascii="Aptos" w:hAnsi="Aptos"/>
+          <w:lang w:val="es-ES"/>
+        </w:rPr>
+        <w:t>taikomas</w:t>
+      </w:r>
+      <w:proofErr w:type="spellEnd"/>
+      <w:r>
+        <w:rPr>
+          <w:rFonts w:ascii="Aptos" w:hAnsi="Aptos"/>
+          <w:lang w:val="es-ES"/>
+        </w:rPr>
+        <w:t xml:space="preserve"> </w:t>
+      </w:r>
+      <w:proofErr w:type="spellStart"/>
+      <w:r>
+        <w:rPr>
+          <w:rFonts w:ascii="Aptos" w:hAnsi="Aptos"/>
+          <w:lang w:val="es-ES"/>
+        </w:rPr>
+        <w:t>diagnostikos</w:t>
+      </w:r>
+      <w:proofErr w:type="spellEnd"/>
+      <w:r>
+        <w:rPr>
+          <w:rFonts w:ascii="Aptos" w:hAnsi="Aptos"/>
+          <w:lang w:val="es-ES"/>
+        </w:rPr>
+        <w:t xml:space="preserve"> (</w:t>
+      </w:r>
+      <w:proofErr w:type="spellStart"/>
+      <w:r>
+        <w:rPr>
+          <w:rFonts w:ascii="Aptos" w:hAnsi="Aptos"/>
+          <w:lang w:val="es-ES"/>
+        </w:rPr>
+        <w:t>jei</w:t>
+      </w:r>
+      <w:proofErr w:type="spellEnd"/>
+      <w:r>
+        <w:rPr>
+          <w:rFonts w:ascii="Aptos" w:hAnsi="Aptos"/>
+          <w:lang w:val="es-ES"/>
+        </w:rPr>
+        <w:t xml:space="preserve"> </w:t>
+      </w:r>
+      <w:proofErr w:type="spellStart"/>
+      <w:r>
+        <w:rPr>
+          <w:rFonts w:ascii="Aptos" w:hAnsi="Aptos"/>
+          <w:lang w:val="es-ES"/>
+        </w:rPr>
+        <w:t>buvo</w:t>
+      </w:r>
+      <w:proofErr w:type="spellEnd"/>
+      <w:r>
+        <w:rPr>
+          <w:rFonts w:ascii="Aptos" w:hAnsi="Aptos"/>
+          <w:lang w:val="es-ES"/>
+        </w:rPr>
+        <w:t xml:space="preserve"> </w:t>
+      </w:r>
+      <w:proofErr w:type="spellStart"/>
+      <w:r>
+        <w:rPr>
+          <w:rFonts w:ascii="Aptos" w:hAnsi="Aptos"/>
+          <w:lang w:val="es-ES"/>
+        </w:rPr>
+        <w:t>suderinta</w:t>
+      </w:r>
+      <w:proofErr w:type="spellEnd"/>
+      <w:r>
+        <w:rPr>
+          <w:rFonts w:ascii="Aptos" w:hAnsi="Aptos"/>
+          <w:lang w:val="es-ES"/>
+        </w:rPr>
+        <w:t xml:space="preserve">) ir </w:t>
+      </w:r>
+      <w:proofErr w:type="spellStart"/>
+      <w:r>
+        <w:rPr>
+          <w:rFonts w:ascii="Aptos" w:hAnsi="Aptos"/>
+          <w:lang w:val="es-ES"/>
+        </w:rPr>
+        <w:t>transportavimo</w:t>
+      </w:r>
+      <w:proofErr w:type="spellEnd"/>
+      <w:r>
+        <w:rPr>
+          <w:rFonts w:ascii="Aptos" w:hAnsi="Aptos"/>
+          <w:lang w:val="es-ES"/>
+        </w:rPr>
+        <w:t xml:space="preserve"> </w:t>
+      </w:r>
+      <w:proofErr w:type="spellStart"/>
+      <w:r>
+        <w:rPr>
+          <w:rFonts w:ascii="Aptos" w:hAnsi="Aptos"/>
+          <w:lang w:val="es-ES"/>
+        </w:rPr>
+        <w:t>mokestis</w:t>
+      </w:r>
+      <w:proofErr w:type="spellEnd"/>
+      <w:r>
+        <w:rPr>
+          <w:rFonts w:ascii="Aptos" w:hAnsi="Aptos"/>
+          <w:lang w:val="es-ES"/>
+        </w:rPr>
+        <w:t>.</w:t>
       </w:r>
     </w:p>
     <w:p>
@@ -1150,12 +1989,53 @@
           <w:lang w:val="fr-FR"/>
         </w:rPr>
       </w:pPr>
-      <w:r>
-        <w:rPr>
-          <w:rFonts w:ascii="Aptos" w:hAnsi="Aptos"/>
-          <w:lang w:val="fr-FR"/>
-        </w:rPr>
-        <w:t xml:space="preserve">Prašome jį atsiimti per </w:t>
+      <w:proofErr w:type="spellStart"/>
+      <w:r>
+        <w:rPr>
+          <w:rFonts w:ascii="Aptos" w:hAnsi="Aptos"/>
+          <w:lang w:val="fr-FR"/>
+        </w:rPr>
+        <w:t>Prašome</w:t>
+      </w:r>
+      <w:proofErr w:type="spellEnd"/>
+      <w:r>
+        <w:rPr>
+          <w:rFonts w:ascii="Aptos" w:hAnsi="Aptos"/>
+          <w:lang w:val="fr-FR"/>
+        </w:rPr>
+        <w:t xml:space="preserve"> </w:t>
+      </w:r>
+      <w:proofErr w:type="spellStart"/>
+      <w:r>
+        <w:rPr>
+          <w:rFonts w:ascii="Aptos" w:hAnsi="Aptos"/>
+          <w:lang w:val="fr-FR"/>
+        </w:rPr>
+        <w:t>jį</w:t>
+      </w:r>
+      <w:proofErr w:type="spellEnd"/>
+      <w:r>
+        <w:rPr>
+          <w:rFonts w:ascii="Aptos" w:hAnsi="Aptos"/>
+          <w:lang w:val="fr-FR"/>
+        </w:rPr>
+        <w:t xml:space="preserve"> </w:t>
+      </w:r>
+      <w:proofErr w:type="spellStart"/>
+      <w:r>
+        <w:rPr>
+          <w:rFonts w:ascii="Aptos" w:hAnsi="Aptos"/>
+          <w:lang w:val="fr-FR"/>
+        </w:rPr>
+        <w:t>atsiimti</w:t>
+      </w:r>
+      <w:proofErr w:type="spellEnd"/>
+      <w:r>
+        <w:rPr>
+          <w:rFonts w:ascii="Aptos" w:hAnsi="Aptos"/>
+          <w:lang w:val="fr-FR"/>
+        </w:rPr>
+        <w:t xml:space="preserve"> per </w:t>
       </w:r>
       <w:r>
         <w:rPr>
@@ -1169,7 +2049,15 @@
           <w:rFonts w:ascii="Aptos" w:hAnsi="Aptos"/>
           <w:lang w:val="fr-FR"/>
         </w:rPr>
-        <w:t xml:space="preserve"> savait</w:t>
+        <w:t xml:space="preserve"> </w:t>
+      </w:r>
+      <w:proofErr w:type="spellStart"/>
+      <w:r>
+        <w:rPr>
+          <w:rFonts w:ascii="Aptos" w:hAnsi="Aptos"/>
+          <w:lang w:val="fr-FR"/>
+        </w:rPr>
+        <w:t>savait</w:t>
       </w:r>
       <w:r>
         <w:rPr>
@@ -1178,13 +2066,7 @@
         </w:rPr>
         <w:t>es</w:t>
       </w:r>
-      <w:r>
-        <w:rPr>
-          <w:rFonts w:ascii="Aptos" w:hAnsi="Aptos"/>
-          <w:lang w:val="fr-FR"/>
-        </w:rPr>
-        <w:t xml:space="preserve"> nuo informavimo.</w:t>
-      </w:r>
+      <w:proofErr w:type="spellEnd"/>
       <w:r>
         <w:rPr>
           <w:rFonts w:ascii="Aptos" w:hAnsi="Aptos"/>
@@ -1192,13 +2074,134 @@
         </w:rPr>
         <w:t xml:space="preserve"> </w:t>
       </w:r>
-      <w:r>
-        <w:rPr>
-          <w:rFonts w:ascii="Aptos" w:hAnsi="Aptos"/>
-          <w:lang w:val="fr-FR"/>
-        </w:rPr>
-        <w:t>Vėliau gali būti taikomas saugojimo mokestis</w:t>
-      </w:r>
+      <w:proofErr w:type="spellStart"/>
+      <w:r>
+        <w:rPr>
+          <w:rFonts w:ascii="Aptos" w:hAnsi="Aptos"/>
+          <w:lang w:val="fr-FR"/>
+        </w:rPr>
+        <w:t>nuo</w:t>
+      </w:r>
+      <w:proofErr w:type="spellEnd"/>
+      <w:r>
+        <w:rPr>
+          <w:rFonts w:ascii="Aptos" w:hAnsi="Aptos"/>
+          <w:lang w:val="fr-FR"/>
+        </w:rPr>
+        <w:t xml:space="preserve"> </w:t>
+      </w:r>
+      <w:proofErr w:type="spellStart"/>
+      <w:r>
+        <w:rPr>
+          <w:rFonts w:ascii="Aptos" w:hAnsi="Aptos"/>
+          <w:lang w:val="fr-FR"/>
+        </w:rPr>
+        <w:t>informavimo</w:t>
+      </w:r>
+      <w:proofErr w:type="spellEnd"/>
+      <w:r>
+        <w:rPr>
+          <w:rFonts w:ascii="Aptos" w:hAnsi="Aptos"/>
+          <w:lang w:val="fr-FR"/>
+        </w:rPr>
+        <w:t>.</w:t>
+      </w:r>
+      <w:r>
+        <w:rPr>
+          <w:rFonts w:ascii="Aptos" w:hAnsi="Aptos"/>
+          <w:lang w:val="fr-FR"/>
+        </w:rPr>
+        <w:t xml:space="preserve"> </w:t>
+      </w:r>
+      <w:proofErr w:type="spellStart"/>
+      <w:r>
+        <w:rPr>
+          <w:rFonts w:ascii="Aptos" w:hAnsi="Aptos"/>
+          <w:lang w:val="fr-FR"/>
+        </w:rPr>
+        <w:t>Vėliau</w:t>
+      </w:r>
+      <w:proofErr w:type="spellEnd"/>
+      <w:r>
+        <w:rPr>
+          <w:rFonts w:ascii="Aptos" w:hAnsi="Aptos"/>
+          <w:lang w:val="fr-FR"/>
+        </w:rPr>
+        <w:t xml:space="preserve"> </w:t>
+      </w:r>
+      <w:proofErr w:type="spellStart"/>
+      <w:r>
+        <w:rPr>
+          <w:rFonts w:ascii="Aptos" w:hAnsi="Aptos"/>
+          <w:lang w:val="fr-FR"/>
+        </w:rPr>
+        <w:t>gali</w:t>
+      </w:r>
+      <w:proofErr w:type="spellEnd"/>
+      <w:r>
+        <w:rPr>
+          <w:rFonts w:ascii="Aptos" w:hAnsi="Aptos"/>
+          <w:lang w:val="fr-FR"/>
+        </w:rPr>
+        <w:t xml:space="preserve"> </w:t>
+      </w:r>
+      <w:proofErr w:type="spellStart"/>
+      <w:r>
+        <w:rPr>
+          <w:rFonts w:ascii="Aptos" w:hAnsi="Aptos"/>
+          <w:lang w:val="fr-FR"/>
+        </w:rPr>
+        <w:t>būti</w:t>
+      </w:r>
+      <w:proofErr w:type="spellEnd"/>
+      <w:r>
+        <w:rPr>
+          <w:rFonts w:ascii="Aptos" w:hAnsi="Aptos"/>
+          <w:lang w:val="fr-FR"/>
+        </w:rPr>
+        <w:t xml:space="preserve"> </w:t>
+      </w:r>
+      <w:proofErr w:type="spellStart"/>
+      <w:r>
+        <w:rPr>
+          <w:rFonts w:ascii="Aptos" w:hAnsi="Aptos"/>
+          <w:lang w:val="fr-FR"/>
+        </w:rPr>
+        <w:t>taikomas</w:t>
+      </w:r>
+      <w:proofErr w:type="spellEnd"/>
+      <w:r>
+        <w:rPr>
+          <w:rFonts w:ascii="Aptos" w:hAnsi="Aptos"/>
+          <w:lang w:val="fr-FR"/>
+        </w:rPr>
+        <w:t xml:space="preserve"> </w:t>
+      </w:r>
+      <w:proofErr w:type="spellStart"/>
+      <w:r>
+        <w:rPr>
+          <w:rFonts w:ascii="Aptos" w:hAnsi="Aptos"/>
+          <w:lang w:val="fr-FR"/>
+        </w:rPr>
+        <w:t>saugojimo</w:t>
+      </w:r>
+      <w:proofErr w:type="spellEnd"/>
+      <w:r>
+        <w:rPr>
+          <w:rFonts w:ascii="Aptos" w:hAnsi="Aptos"/>
+          <w:lang w:val="fr-FR"/>
+        </w:rPr>
+        <w:t xml:space="preserve"> </w:t>
+      </w:r>
+      <w:proofErr w:type="spellStart"/>
+      <w:r>
+        <w:rPr>
+          <w:rFonts w:ascii="Aptos" w:hAnsi="Aptos"/>
+          <w:lang w:val="fr-FR"/>
+        </w:rPr>
+        <w:t>mokestis</w:t>
+      </w:r>
+      <w:proofErr w:type="spellEnd"/>
       <w:r>
         <w:t xml:space="preserve"> </w:t>
       </w:r>
@@ -1225,7 +2228,247 @@
           <w:rFonts w:ascii="Aptos" w:hAnsi="Aptos"/>
           <w:lang w:val="fr-FR"/>
         </w:rPr>
-        <w:t>Jei įrenginys neatsiimamas per 2 mėnesius, UAB 4office turi teisę jį utilizuoti arba kitaip juo disponuoti, siekiant padengti patirtas išlaidas.</w:t>
+        <w:t xml:space="preserve">Jei </w:t>
+      </w:r>
+      <w:proofErr w:type="spellStart"/>
+      <w:r>
+        <w:rPr>
+          <w:rFonts w:ascii="Aptos" w:hAnsi="Aptos"/>
+          <w:lang w:val="fr-FR"/>
+        </w:rPr>
+        <w:t>įrenginys</w:t>
+      </w:r>
+      <w:proofErr w:type="spellEnd"/>
+      <w:r>
+        <w:rPr>
+          <w:rFonts w:ascii="Aptos" w:hAnsi="Aptos"/>
+          <w:lang w:val="fr-FR"/>
+        </w:rPr>
+        <w:t xml:space="preserve"> </w:t>
+      </w:r>
+      <w:proofErr w:type="spellStart"/>
+      <w:r>
+        <w:rPr>
+          <w:rFonts w:ascii="Aptos" w:hAnsi="Aptos"/>
+          <w:lang w:val="fr-FR"/>
+        </w:rPr>
+        <w:t>neatsiimamas</w:t>
+      </w:r>
+      <w:proofErr w:type="spellEnd"/>
+      <w:r>
+        <w:rPr>
+          <w:rFonts w:ascii="Aptos" w:hAnsi="Aptos"/>
+          <w:lang w:val="fr-FR"/>
+        </w:rPr>
+        <w:t xml:space="preserve"> per 2 </w:t>
+      </w:r>
+      <w:proofErr w:type="spellStart"/>
+      <w:r>
+        <w:rPr>
+          <w:rFonts w:ascii="Aptos" w:hAnsi="Aptos"/>
+          <w:lang w:val="fr-FR"/>
+        </w:rPr>
+        <w:t>mėnesius</w:t>
+      </w:r>
+      <w:proofErr w:type="spellEnd"/>
+      <w:r>
+        <w:rPr>
+          <w:rFonts w:ascii="Aptos" w:hAnsi="Aptos"/>
+          <w:lang w:val="fr-FR"/>
+        </w:rPr>
+        <w:t xml:space="preserve">, UAB 4office </w:t>
+      </w:r>
+      <w:proofErr w:type="spellStart"/>
+      <w:r>
+        <w:rPr>
+          <w:rFonts w:ascii="Aptos" w:hAnsi="Aptos"/>
+          <w:lang w:val="fr-FR"/>
+        </w:rPr>
+        <w:t>turi</w:t>
+      </w:r>
+      <w:proofErr w:type="spellEnd"/>
+      <w:r>
+        <w:rPr>
+          <w:rFonts w:ascii="Aptos" w:hAnsi="Aptos"/>
+          <w:lang w:val="fr-FR"/>
+        </w:rPr>
+        <w:t xml:space="preserve"> </w:t>
+      </w:r>
+      <w:proofErr w:type="spellStart"/>
+      <w:r>
+        <w:rPr>
+          <w:rFonts w:ascii="Aptos" w:hAnsi="Aptos"/>
+          <w:lang w:val="fr-FR"/>
+        </w:rPr>
+        <w:t>teisę</w:t>
+      </w:r>
+      <w:proofErr w:type="spellEnd"/>
+      <w:r>
+        <w:rPr>
+          <w:rFonts w:ascii="Aptos" w:hAnsi="Aptos"/>
+          <w:lang w:val="fr-FR"/>
+        </w:rPr>
+        <w:t xml:space="preserve"> </w:t>
+      </w:r>
+      <w:proofErr w:type="spellStart"/>
+      <w:r>
+        <w:rPr>
+          <w:rFonts w:ascii="Aptos" w:hAnsi="Aptos"/>
+          <w:lang w:val="fr-FR"/>
+        </w:rPr>
+        <w:t>jį</w:t>
+      </w:r>
+      <w:proofErr w:type="spellEnd"/>
+      <w:r>
+        <w:rPr>
+          <w:rFonts w:ascii="Aptos" w:hAnsi="Aptos"/>
+          <w:lang w:val="fr-FR"/>
+        </w:rPr>
+        <w:t xml:space="preserve"> </w:t>
+      </w:r>
+      <w:proofErr w:type="spellStart"/>
+      <w:r>
+        <w:rPr>
+          <w:rFonts w:ascii="Aptos" w:hAnsi="Aptos"/>
+          <w:lang w:val="fr-FR"/>
+        </w:rPr>
+        <w:t>utilizuoti</w:t>
+      </w:r>
+      <w:proofErr w:type="spellEnd"/>
+      <w:r>
+        <w:rPr>
+          <w:rFonts w:ascii="Aptos" w:hAnsi="Aptos"/>
+          <w:lang w:val="fr-FR"/>
+        </w:rPr>
+        <w:t xml:space="preserve"> </w:t>
+      </w:r>
+      <w:proofErr w:type="spellStart"/>
+      <w:r>
+        <w:rPr>
+          <w:rFonts w:ascii="Aptos" w:hAnsi="Aptos"/>
+          <w:lang w:val="fr-FR"/>
+        </w:rPr>
+        <w:t>arba</w:t>
+      </w:r>
+      <w:proofErr w:type="spellEnd"/>
+      <w:r>
+        <w:rPr>
+          <w:rFonts w:ascii="Aptos" w:hAnsi="Aptos"/>
+          <w:lang w:val="fr-FR"/>
+        </w:rPr>
+        <w:t xml:space="preserve"> </w:t>
+      </w:r>
+      <w:proofErr w:type="spellStart"/>
+      <w:r>
+        <w:rPr>
+          <w:rFonts w:ascii="Aptos" w:hAnsi="Aptos"/>
+          <w:lang w:val="fr-FR"/>
+        </w:rPr>
+        <w:t>kitaip</w:t>
+      </w:r>
+      <w:proofErr w:type="spellEnd"/>
+      <w:r>
+        <w:rPr>
+          <w:rFonts w:ascii="Aptos" w:hAnsi="Aptos"/>
+          <w:lang w:val="fr-FR"/>
+        </w:rPr>
+        <w:t xml:space="preserve"> </w:t>
+      </w:r>
+      <w:proofErr w:type="spellStart"/>
+      <w:r>
+        <w:rPr>
+          <w:rFonts w:ascii="Aptos" w:hAnsi="Aptos"/>
+          <w:lang w:val="fr-FR"/>
+        </w:rPr>
+        <w:t>juo</w:t>
+      </w:r>
+      <w:proofErr w:type="spellEnd"/>
+      <w:r>
+        <w:rPr>
+          <w:rFonts w:ascii="Aptos" w:hAnsi="Aptos"/>
+          <w:lang w:val="fr-FR"/>
+        </w:rPr>
+        <w:t xml:space="preserve"> </w:t>
+      </w:r>
+      <w:proofErr w:type="spellStart"/>
+      <w:r>
+        <w:rPr>
+          <w:rFonts w:ascii="Aptos" w:hAnsi="Aptos"/>
+          <w:lang w:val="fr-FR"/>
+        </w:rPr>
+        <w:t>disponuoti</w:t>
+      </w:r>
+      <w:proofErr w:type="spellEnd"/>
+      <w:r>
+        <w:rPr>
+          <w:rFonts w:ascii="Aptos" w:hAnsi="Aptos"/>
+          <w:lang w:val="fr-FR"/>
+        </w:rPr>
+        <w:t xml:space="preserve">, </w:t>
+      </w:r>
+      <w:proofErr w:type="spellStart"/>
+      <w:r>
+        <w:rPr>
+          <w:rFonts w:ascii="Aptos" w:hAnsi="Aptos"/>
+          <w:lang w:val="fr-FR"/>
+        </w:rPr>
+        <w:t>siekiant</w:t>
+      </w:r>
+      <w:proofErr w:type="spellEnd"/>
+      <w:r>
+        <w:rPr>
+          <w:rFonts w:ascii="Aptos" w:hAnsi="Aptos"/>
+          <w:lang w:val="fr-FR"/>
+        </w:rPr>
+        <w:t xml:space="preserve"> </w:t>
+      </w:r>
+      <w:proofErr w:type="spellStart"/>
+      <w:r>
+        <w:rPr>
+          <w:rFonts w:ascii="Aptos" w:hAnsi="Aptos"/>
+          <w:lang w:val="fr-FR"/>
+        </w:rPr>
+        <w:t>padengti</w:t>
+      </w:r>
+      <w:proofErr w:type="spellEnd"/>
+      <w:r>
+        <w:rPr>
+          <w:rFonts w:ascii="Aptos" w:hAnsi="Aptos"/>
+          <w:lang w:val="fr-FR"/>
+        </w:rPr>
+        <w:t xml:space="preserve"> </w:t>
+      </w:r>
+      <w:proofErr w:type="spellStart"/>
+      <w:r>
+        <w:rPr>
+          <w:rFonts w:ascii="Aptos" w:hAnsi="Aptos"/>
+          <w:lang w:val="fr-FR"/>
+        </w:rPr>
+        <w:t>patirtas</w:t>
+      </w:r>
+      <w:proofErr w:type="spellEnd"/>
+      <w:r>
+        <w:rPr>
+          <w:rFonts w:ascii="Aptos" w:hAnsi="Aptos"/>
+          <w:lang w:val="fr-FR"/>
+        </w:rPr>
+        <w:t xml:space="preserve"> </w:t>
+      </w:r>
+      <w:proofErr w:type="spellStart"/>
+      <w:r>
+        <w:rPr>
+          <w:rFonts w:ascii="Aptos" w:hAnsi="Aptos"/>
+          <w:lang w:val="fr-FR"/>
+        </w:rPr>
+        <w:t>išlaidas</w:t>
+      </w:r>
+      <w:proofErr w:type="spellEnd"/>
+      <w:r>
+        <w:rPr>
+          <w:rFonts w:ascii="Aptos" w:hAnsi="Aptos"/>
+          <w:lang w:val="fr-FR"/>
+        </w:rPr>
+        <w:t>.</w:t>
       </w:r>
     </w:p>
     <w:p>
@@ -1243,6 +2486,7 @@
           <w:lang w:val="fr-FR"/>
         </w:rPr>
       </w:pPr>
+      <w:proofErr w:type="spellStart"/>
       <w:r>
         <w:rPr>
           <w:rFonts w:ascii="Aptos" w:hAnsi="Aptos"/>
@@ -1250,6 +2494,7 @@
         </w:rPr>
         <w:t>Sutikimas</w:t>
       </w:r>
+      <w:proofErr w:type="spellEnd"/>
     </w:p>
     <w:p>
       <w:pPr>
@@ -1258,12 +2503,133 @@
           <w:lang w:val="fr-FR"/>
         </w:rPr>
       </w:pPr>
-      <w:r>
-        <w:rPr>
-          <w:rFonts w:ascii="Aptos" w:hAnsi="Aptos"/>
-          <w:lang w:val="fr-FR"/>
-        </w:rPr>
-        <w:t>Palikdamas įrenginį, klientas patvirtina, kad sutinka su šiomis sąlygomis.</w:t>
+      <w:proofErr w:type="spellStart"/>
+      <w:r>
+        <w:rPr>
+          <w:rFonts w:ascii="Aptos" w:hAnsi="Aptos"/>
+          <w:lang w:val="fr-FR"/>
+        </w:rPr>
+        <w:t>Palikdamas</w:t>
+      </w:r>
+      <w:proofErr w:type="spellEnd"/>
+      <w:r>
+        <w:rPr>
+          <w:rFonts w:ascii="Aptos" w:hAnsi="Aptos"/>
+          <w:lang w:val="fr-FR"/>
+        </w:rPr>
+        <w:t xml:space="preserve"> </w:t>
+      </w:r>
+      <w:proofErr w:type="spellStart"/>
+      <w:r>
+        <w:rPr>
+          <w:rFonts w:ascii="Aptos" w:hAnsi="Aptos"/>
+          <w:lang w:val="fr-FR"/>
+        </w:rPr>
+        <w:t>įrenginį</w:t>
+      </w:r>
+      <w:proofErr w:type="spellEnd"/>
+      <w:r>
+        <w:rPr>
+          <w:rFonts w:ascii="Aptos" w:hAnsi="Aptos"/>
+          <w:lang w:val="fr-FR"/>
+        </w:rPr>
+        <w:t xml:space="preserve">, </w:t>
+      </w:r>
+      <w:proofErr w:type="spellStart"/>
+      <w:r>
+        <w:rPr>
+          <w:rFonts w:ascii="Aptos" w:hAnsi="Aptos"/>
+          <w:lang w:val="fr-FR"/>
+        </w:rPr>
+        <w:t>klientas</w:t>
+      </w:r>
+      <w:proofErr w:type="spellEnd"/>
+      <w:r>
+        <w:rPr>
+          <w:rFonts w:ascii="Aptos" w:hAnsi="Aptos"/>
+          <w:lang w:val="fr-FR"/>
+        </w:rPr>
+        <w:t xml:space="preserve"> </w:t>
+      </w:r>
+      <w:proofErr w:type="spellStart"/>
+      <w:r>
+        <w:rPr>
+          <w:rFonts w:ascii="Aptos" w:hAnsi="Aptos"/>
+          <w:lang w:val="fr-FR"/>
+        </w:rPr>
+        <w:t>patvirtina</w:t>
+      </w:r>
+      <w:proofErr w:type="spellEnd"/>
+      <w:r>
+        <w:rPr>
+          <w:rFonts w:ascii="Aptos" w:hAnsi="Aptos"/>
+          <w:lang w:val="fr-FR"/>
+        </w:rPr>
+        <w:t xml:space="preserve">, </w:t>
+      </w:r>
+      <w:proofErr w:type="spellStart"/>
+      <w:r>
+        <w:rPr>
+          <w:rFonts w:ascii="Aptos" w:hAnsi="Aptos"/>
+          <w:lang w:val="fr-FR"/>
+        </w:rPr>
+        <w:t>kad</w:t>
+      </w:r>
+      <w:proofErr w:type="spellEnd"/>
+      <w:r>
+        <w:rPr>
+          <w:rFonts w:ascii="Aptos" w:hAnsi="Aptos"/>
+          <w:lang w:val="fr-FR"/>
+        </w:rPr>
+        <w:t xml:space="preserve"> </w:t>
+      </w:r>
+      <w:proofErr w:type="spellStart"/>
+      <w:r>
+        <w:rPr>
+          <w:rFonts w:ascii="Aptos" w:hAnsi="Aptos"/>
+          <w:lang w:val="fr-FR"/>
+        </w:rPr>
+        <w:t>sutinka</w:t>
+      </w:r>
+      <w:proofErr w:type="spellEnd"/>
+      <w:r>
+        <w:rPr>
+          <w:rFonts w:ascii="Aptos" w:hAnsi="Aptos"/>
+          <w:lang w:val="fr-FR"/>
+        </w:rPr>
+        <w:t xml:space="preserve"> su </w:t>
+      </w:r>
+      <w:proofErr w:type="spellStart"/>
+      <w:r>
+        <w:rPr>
+          <w:rFonts w:ascii="Aptos" w:hAnsi="Aptos"/>
+          <w:lang w:val="fr-FR"/>
+        </w:rPr>
+        <w:t>šiomis</w:t>
+      </w:r>
+      <w:proofErr w:type="spellEnd"/>
+      <w:r>
+        <w:rPr>
+          <w:rFonts w:ascii="Aptos" w:hAnsi="Aptos"/>
+          <w:lang w:val="fr-FR"/>
+        </w:rPr>
+        <w:t xml:space="preserve"> </w:t>
+      </w:r>
+      <w:proofErr w:type="spellStart"/>
+      <w:r>
+        <w:rPr>
+          <w:rFonts w:ascii="Aptos" w:hAnsi="Aptos"/>
+          <w:lang w:val="fr-FR"/>
+        </w:rPr>
+        <w:t>sąlygomis</w:t>
+      </w:r>
+      <w:proofErr w:type="spellEnd"/>
+      <w:r>
+        <w:rPr>
+          <w:rFonts w:ascii="Aptos" w:hAnsi="Aptos"/>
+          <w:lang w:val="fr-FR"/>
+        </w:rPr>
+        <w:t>.</w:t>
       </w:r>
     </w:p>
     <w:p>
@@ -1300,8 +2666,9 @@
           <w:szCs w:val="24"/>
           <w:lang w:val="de-DE"/>
         </w:rPr>
-        <w:t>{data}</w:t>
-      </w:r>
+        <w:t>{</w:t>
+      </w:r>
+      <w:proofErr w:type="spellStart"/>
       <w:r>
         <w:rPr>
           <w:rFonts w:ascii="Aptos" w:hAnsi="Aptos"/>
@@ -1309,6 +2676,25 @@
           <w:szCs w:val="24"/>
           <w:lang w:val="de-DE"/>
         </w:rPr>
+        <w:t>data</w:t>
+      </w:r>
+      <w:proofErr w:type="spellEnd"/>
+      <w:r>
+        <w:rPr>
+          <w:rFonts w:ascii="Aptos" w:hAnsi="Aptos"/>
+          <w:sz w:val="24"/>
+          <w:szCs w:val="24"/>
+          <w:lang w:val="de-DE"/>
+        </w:rPr>
+        <w:t>}</w:t>
+      </w:r>
+      <w:r>
+        <w:rPr>
+          <w:rFonts w:ascii="Aptos" w:hAnsi="Aptos"/>
+          <w:sz w:val="24"/>
+          <w:szCs w:val="24"/>
+          <w:lang w:val="de-DE"/>
+        </w:rPr>
         <w:t xml:space="preserve"> </w:t>
       </w:r>
       <w:r>
@@ -1351,18 +2737,67 @@
           <w:szCs w:val="24"/>
           <w:lang w:val="en-US"/>
         </w:rPr>
-        <w:t>(Vardas, Pavardė, parašas)</w:t>
+        <w:t>(</w:t>
+      </w:r>
+      <w:proofErr w:type="spellStart"/>
+      <w:r>
+        <w:rPr>
+          <w:sz w:val="24"/>
+          <w:szCs w:val="24"/>
+          <w:lang w:val="en-US"/>
+        </w:rPr>
+        <w:t>Vardas</w:t>
+      </w:r>
+      <w:proofErr w:type="spellEnd"/>
+      <w:r>
+        <w:rPr>
+          <w:sz w:val="24"/>
+          <w:szCs w:val="24"/>
+          <w:lang w:val="en-US"/>
+        </w:rPr>
+        <w:t xml:space="preserve">, </w:t>
+      </w:r>
+      <w:proofErr w:type="spellStart"/>
+      <w:r>
+        <w:rPr>
+          <w:sz w:val="24"/>
+          <w:szCs w:val="24"/>
+          <w:lang w:val="en-US"/>
+        </w:rPr>
+        <w:t>Pavardė</w:t>
+      </w:r>
+      <w:proofErr w:type="spellEnd"/>
+      <w:r>
+        <w:rPr>
+          <w:sz w:val="24"/>
+          <w:szCs w:val="24"/>
+          <w:lang w:val="en-US"/>
+        </w:rPr>
+        <w:t xml:space="preserve">, </w:t>
+      </w:r>
+      <w:proofErr w:type="spellStart"/>
+      <w:r>
+        <w:rPr>
+          <w:sz w:val="24"/>
+          <w:szCs w:val="24"/>
+          <w:lang w:val="en-US"/>
+        </w:rPr>
+        <w:t>parašas</w:t>
+      </w:r>
+      <w:proofErr w:type="spellEnd"/>
+      <w:r>
+        <w:rPr>
+          <w:sz w:val="24"/>
+          <w:szCs w:val="24"/>
+          <w:lang w:val="en-US"/>
+        </w:rPr>
+        <w:t>)</w:t>
       </w:r>
     </w:p>
     <w:sectPr>
-      <w:headerReference w:type="even" r:id="rId11"/>
-      <w:headerReference w:type="default" r:id="rId12"/>
-      <w:footerReference w:type="even" r:id="rId13"/>
-      <w:footerReference w:type="default" r:id="rId14"/>
-      <w:headerReference w:type="first" r:id="rId15"/>
-      <w:footerReference w:type="first" r:id="rId16"/>
+      <w:headerReference w:type="default" r:id="rId11"/>
       <w:pgSz w:w="11906" w:h="16838"/>
-      <w:pgMar w:top="1985" w:right="567" w:bottom="142" w:left="1134" w:header="285" w:footer="335" w:gutter="0"/>
+      <w:pgMar w:top="1985" w:right="567" w:bottom="142" w:left="1134" w:header="144" w:footer="144" w:gutter="0"/>
       <w:cols w:space="1296"/>
       <w:docGrid w:linePitch="600" w:charSpace="40960"/>
     </w:sectPr>
@@ -1389,36 +2824,6 @@
 </w:endnotes>
 </file>
 
-<file path=word/footer1.xml><?xml version="1.0" encoding="utf-8"?>
-<w:ftr xmlns:wpc="http://schemas.microsoft.com/office/word/2010/wordprocessingCanvas" xmlns:cx="http://schemas.microsoft.com/office/drawing/2014/chartex" xmlns:cx1="http://schemas.microsoft.com/office/drawing/2015/9/8/chartex" xmlns:cx2="http://schemas.microsoft.com/office/drawing/2015/10/21/chartex" xmlns:cx3="http://schemas.microsoft.com/office/drawing/2016/5/9/chartex" xmlns:cx4="http://schemas.microsoft.com/office/drawing/2016/5/10/chartex" xmlns:cx5="http://schemas.microsoft.com/office/drawing/2016/5/11/chartex" xmlns:cx6="http://schemas.microsoft.com/office/drawing/2016/5/12/chartex" xmlns:cx7="http://schemas.microsoft.com/office/drawing/2016/5/13/chartex" xmlns:cx8="http://schemas.microsoft.com/office/drawing/2016/5/14/chartex" xmlns:mc="http://schemas.openxmlformats.org/markup-compatibility/2006" xmlns:aink="http://schemas.microsoft.com/office/drawing/2016/ink" xmlns:am3d="http://schemas.microsoft.com/office/drawing/2017/model3d" xmlns:o="urn:schemas-microsoft-com:office:office" xmlns:oel="http://schemas.microsoft.com/office/2019/extlst" xmlns:r="http://schemas.openxmlformats.org/officeDocument/2006/relationships" xmlns:m="http://schemas.openxmlformats.org/officeDocument/2006/math" xmlns:v="urn:schemas-microsoft-com:vml" xmlns:wp14="http://schemas.microsoft.com/office/word/2010/wordprocessingDrawing" xmlns:wp="http://schemas.openxmlformats.org/drawingml/2006/wordprocessingDrawing" xmlns:w10="urn:schemas-microsoft-com:office:word" xmlns:w="http://schemas.openxmlformats.org/wordprocessingml/2006/main" xmlns:w14="http://schemas.microsoft.com/office/word/2010/wordml" xmlns:w15="http://schemas.microsoft.com/office/word/2012/wordml" xmlns:w16cex="http://schemas.microsoft.com/office/word/2018/wordml/cex" xmlns:w16cid="http://schemas.microsoft.com/office/word/2016/wordml/cid" xmlns:w16="http://schemas.microsoft.com/office/word/2018/wordml" xmlns:w16du="http://schemas.microsoft.com/office/word/2023/wordml/word16du" xmlns:w16sdtdh="http://schemas.microsoft.com/office/word/2020/wordml/sdtdatahash" xmlns:w16sdtfl="http://schemas.microsoft.com/office/word/2024/wordml/sdtformatlock" xmlns:w16se="http://schemas.microsoft.com/office/word/2015/wordml/symex" xmlns:wpg="http://schemas.microsoft.com/office/word/2010/wordprocessingGroup" xmlns:wpi="http://schemas.microsoft.com/office/word/2010/wordprocessingInk" xmlns:wne="http://schemas.microsoft.com/office/word/2006/wordml" xmlns:wps="http://schemas.microsoft.com/office/word/2010/wordprocessingShape" mc:Ignorable="w14 w15 w16se w16cid w16 w16cex w16sdtdh w16sdtfl w16du wp14">
-  <w:p>
-    <w:pPr>
-      <w:pStyle w:val="Footer"/>
-    </w:pPr>
-  </w:p>
-</w:ftr>
-</file>
-
-<file path=word/footer2.xml><?xml version="1.0" encoding="utf-8"?>
-<w:ftr xmlns:wpc="http://schemas.microsoft.com/office/word/2010/wordprocessingCanvas" xmlns:cx="http://schemas.microsoft.com/office/drawing/2014/chartex" xmlns:cx1="http://schemas.microsoft.com/office/drawing/2015/9/8/chartex" xmlns:cx2="http://schemas.microsoft.com/office/drawing/2015/10/21/chartex" xmlns:cx3="http://schemas.microsoft.com/office/drawing/2016/5/9/chartex" xmlns:cx4="http://schemas.microsoft.com/office/drawing/2016/5/10/chartex" xmlns:cx5="http://schemas.microsoft.com/office/drawing/2016/5/11/chartex" xmlns:cx6="http://schemas.microsoft.com/office/drawing/2016/5/12/chartex" xmlns:cx7="http://schemas.microsoft.com/office/drawing/2016/5/13/chartex" xmlns:cx8="http://schemas.microsoft.com/office/drawing/2016/5/14/chartex" xmlns:mc="http://schemas.openxmlformats.org/markup-compatibility/2006" xmlns:aink="http://schemas.microsoft.com/office/drawing/2016/ink" xmlns:am3d="http://schemas.microsoft.com/office/drawing/2017/model3d" xmlns:o="urn:schemas-microsoft-com:office:office" xmlns:oel="http://schemas.microsoft.com/office/2019/extlst" xmlns:r="http://schemas.openxmlformats.org/officeDocument/2006/relationships" xmlns:m="http://schemas.openxmlformats.org/officeDocument/2006/math" xmlns:v="urn:schemas-microsoft-com:vml" xmlns:wp14="http://schemas.microsoft.com/office/word/2010/wordprocessingDrawing" xmlns:wp="http://schemas.openxmlformats.org/drawingml/2006/wordprocessingDrawing" xmlns:w10="urn:schemas-microsoft-com:office:word" xmlns:w="http://schemas.openxmlformats.org/wordprocessingml/2006/main" xmlns:w14="http://schemas.microsoft.com/office/word/2010/wordml" xmlns:w15="http://schemas.microsoft.com/office/word/2012/wordml" xmlns:w16cex="http://schemas.microsoft.com/office/word/2018/wordml/cex" xmlns:w16cid="http://schemas.microsoft.com/office/word/2016/wordml/cid" xmlns:w16="http://schemas.microsoft.com/office/word/2018/wordml" xmlns:w16du="http://schemas.microsoft.com/office/word/2023/wordml/word16du" xmlns:w16sdtdh="http://schemas.microsoft.com/office/word/2020/wordml/sdtdatahash" xmlns:w16sdtfl="http://schemas.microsoft.com/office/word/2024/wordml/sdtformatlock" xmlns:w16se="http://schemas.microsoft.com/office/word/2015/wordml/symex" xmlns:wpg="http://schemas.microsoft.com/office/word/2010/wordprocessingGroup" xmlns:wpi="http://schemas.microsoft.com/office/word/2010/wordprocessingInk" xmlns:wne="http://schemas.microsoft.com/office/word/2006/wordml" xmlns:wps="http://schemas.microsoft.com/office/word/2010/wordprocessingShape" mc:Ignorable="w14 w15 w16se w16cid w16 w16cex w16sdtdh w16sdtfl w16du wp14">
-  <w:p>
-    <w:pPr>
-      <w:pStyle w:val="Footer"/>
-    </w:pPr>
-  </w:p>
-</w:ftr>
-</file>
-
-<file path=word/footer3.xml><?xml version="1.0" encoding="utf-8"?>
-<w:ftr xmlns:wpc="http://schemas.microsoft.com/office/word/2010/wordprocessingCanvas" xmlns:cx="http://schemas.microsoft.com/office/drawing/2014/chartex" xmlns:cx1="http://schemas.microsoft.com/office/drawing/2015/9/8/chartex" xmlns:cx2="http://schemas.microsoft.com/office/drawing/2015/10/21/chartex" xmlns:cx3="http://schemas.microsoft.com/office/drawing/2016/5/9/chartex" xmlns:cx4="http://schemas.microsoft.com/office/drawing/2016/5/10/chartex" xmlns:cx5="http://schemas.microsoft.com/office/drawing/2016/5/11/chartex" xmlns:cx6="http://schemas.microsoft.com/office/drawing/2016/5/12/chartex" xmlns:cx7="http://schemas.microsoft.com/office/drawing/2016/5/13/chartex" xmlns:cx8="http://schemas.microsoft.com/office/drawing/2016/5/14/chartex" xmlns:mc="http://schemas.openxmlformats.org/markup-compatibility/2006" xmlns:aink="http://schemas.microsoft.com/office/drawing/2016/ink" xmlns:am3d="http://schemas.microsoft.com/office/drawing/2017/model3d" xmlns:o="urn:schemas-microsoft-com:office:office" xmlns:oel="http://schemas.microsoft.com/office/2019/extlst" xmlns:r="http://schemas.openxmlformats.org/officeDocument/2006/relationships" xmlns:m="http://schemas.openxmlformats.org/officeDocument/2006/math" xmlns:v="urn:schemas-microsoft-com:vml" xmlns:wp14="http://schemas.microsoft.com/office/word/2010/wordprocessingDrawing" xmlns:wp="http://schemas.openxmlformats.org/drawingml/2006/wordprocessingDrawing" xmlns:w10="urn:schemas-microsoft-com:office:word" xmlns:w="http://schemas.openxmlformats.org/wordprocessingml/2006/main" xmlns:w14="http://schemas.microsoft.com/office/word/2010/wordml" xmlns:w15="http://schemas.microsoft.com/office/word/2012/wordml" xmlns:w16cex="http://schemas.microsoft.com/office/word/2018/wordml/cex" xmlns:w16cid="http://schemas.microsoft.com/office/word/2016/wordml/cid" xmlns:w16="http://schemas.microsoft.com/office/word/2018/wordml" xmlns:w16du="http://schemas.microsoft.com/office/word/2023/wordml/word16du" xmlns:w16sdtdh="http://schemas.microsoft.com/office/word/2020/wordml/sdtdatahash" xmlns:w16sdtfl="http://schemas.microsoft.com/office/word/2024/wordml/sdtformatlock" xmlns:w16se="http://schemas.microsoft.com/office/word/2015/wordml/symex" xmlns:wpg="http://schemas.microsoft.com/office/word/2010/wordprocessingGroup" xmlns:wpi="http://schemas.microsoft.com/office/word/2010/wordprocessingInk" xmlns:wne="http://schemas.microsoft.com/office/word/2006/wordml" xmlns:wps="http://schemas.microsoft.com/office/word/2010/wordprocessingShape" mc:Ignorable="w14 w15 w16se w16cid w16 w16cex w16sdtdh w16sdtfl w16du wp14">
-  <w:p>
-    <w:pPr>
-      <w:pStyle w:val="Footer"/>
-    </w:pPr>
-  </w:p>
-</w:ftr>
-</file>
-
 <file path=word/footnotes.xml><?xml version="1.0" encoding="utf-8"?>
 <w:footnotes xmlns:wpc="http://schemas.microsoft.com/office/word/2010/wordprocessingCanvas" xmlns:cx="http://schemas.microsoft.com/office/drawing/2014/chartex" xmlns:cx1="http://schemas.microsoft.com/office/drawing/2015/9/8/chartex" xmlns:cx2="http://schemas.microsoft.com/office/drawing/2015/10/21/chartex" xmlns:cx3="http://schemas.microsoft.com/office/drawing/2016/5/9/chartex" xmlns:cx4="http://schemas.microsoft.com/office/drawing/2016/5/10/chartex" xmlns:cx5="http://schemas.microsoft.com/office/drawing/2016/5/11/chartex" xmlns:cx6="http://schemas.microsoft.com/office/drawing/2016/5/12/chartex" xmlns:cx7="http://schemas.microsoft.com/office/drawing/2016/5/13/chartex" xmlns:cx8="http://schemas.microsoft.com/office/drawing/2016/5/14/chartex" xmlns:mc="http://schemas.openxmlformats.org/markup-compatibility/2006" xmlns:aink="http://schemas.microsoft.com/office/drawing/2016/ink" xmlns:am3d="http://schemas.microsoft.com/office/drawing/2017/model3d" xmlns:o="urn:schemas-microsoft-com:office:office" xmlns:oel="http://schemas.microsoft.com/office/2019/extlst" xmlns:r="http://schemas.openxmlformats.org/officeDocument/2006/relationships" xmlns:m="http://schemas.openxmlformats.org/officeDocument/2006/math" xmlns:v="urn:schemas-microsoft-com:vml" xmlns:wp14="http://schemas.microsoft.com/office/word/2010/wordprocessingDrawing" xmlns:wp="http://schemas.openxmlformats.org/drawingml/2006/wordprocessingDrawing" xmlns:w10="urn:schemas-microsoft-com:office:word" xmlns:w="http://schemas.openxmlformats.org/wordprocessingml/2006/main" xmlns:w14="http://schemas.microsoft.com/office/word/2010/wordml" xmlns:w15="http://schemas.microsoft.com/office/word/2012/wordml" xmlns:w16cex="http://schemas.microsoft.com/office/word/2018/wordml/cex" xmlns:w16cid="http://schemas.microsoft.com/office/word/2016/wordml/cid" xmlns:w16="http://schemas.microsoft.com/office/word/2018/wordml" xmlns:w16du="http://schemas.microsoft.com/office/word/2023/wordml/word16du" xmlns:w16sdtdh="http://schemas.microsoft.com/office/word/2020/wordml/sdtdatahash" xmlns:w16sdtfl="http://schemas.microsoft.com/office/word/2024/wordml/sdtformatlock" xmlns:w16se="http://schemas.microsoft.com/office/word/2015/wordml/symex" xmlns:wpg="http://schemas.microsoft.com/office/word/2010/wordprocessingGroup" xmlns:wpi="http://schemas.microsoft.com/office/word/2010/wordprocessingInk" xmlns:wne="http://schemas.microsoft.com/office/word/2006/wordml" xmlns:wps="http://schemas.microsoft.com/office/word/2010/wordprocessingShape" mc:Ignorable="w14 w15 w16se w16cid w16 w16cex w16sdtdh w16sdtfl w16du wp14">
   <w:footnote w:type="separator" w:id="-1">
@@ -1439,16 +2844,6 @@
 </file>
 
 <file path=word/header1.xml><?xml version="1.0" encoding="utf-8"?>
-<w:hdr xmlns:wpc="http://schemas.microsoft.com/office/word/2010/wordprocessingCanvas" xmlns:cx="http://schemas.microsoft.com/office/drawing/2014/chartex" xmlns:cx1="http://schemas.microsoft.com/office/drawing/2015/9/8/chartex" xmlns:cx2="http://schemas.microsoft.com/office/drawing/2015/10/21/chartex" xmlns:cx3="http://schemas.microsoft.com/office/drawing/2016/5/9/chartex" xmlns:cx4="http://schemas.microsoft.com/office/drawing/2016/5/10/chartex" xmlns:cx5="http://schemas.microsoft.com/office/drawing/2016/5/11/chartex" xmlns:cx6="http://schemas.microsoft.com/office/drawing/2016/5/12/chartex" xmlns:cx7="http://schemas.microsoft.com/office/drawing/2016/5/13/chartex" xmlns:cx8="http://schemas.microsoft.com/office/drawing/2016/5/14/chartex" xmlns:mc="http://schemas.openxmlformats.org/markup-compatibility/2006" xmlns:aink="http://schemas.microsoft.com/office/drawing/2016/ink" xmlns:am3d="http://schemas.microsoft.com/office/drawing/2017/model3d" xmlns:o="urn:schemas-microsoft-com:office:office" xmlns:oel="http://schemas.microsoft.com/office/2019/extlst" xmlns:r="http://schemas.openxmlformats.org/officeDocument/2006/relationships" xmlns:m="http://schemas.openxmlformats.org/officeDocument/2006/math" xmlns:v="urn:schemas-microsoft-com:vml" xmlns:wp14="http://schemas.microsoft.com/office/word/2010/wordprocessingDrawing" xmlns:wp="http://schemas.openxmlformats.org/drawingml/2006/wordprocessingDrawing" xmlns:w10="urn:schemas-microsoft-com:office:word" xmlns:w="http://schemas.openxmlformats.org/wordprocessingml/2006/main" xmlns:w14="http://schemas.microsoft.com/office/word/2010/wordml" xmlns:w15="http://schemas.microsoft.com/office/word/2012/wordml" xmlns:w16cex="http://schemas.microsoft.com/office/word/2018/wordml/cex" xmlns:w16cid="http://schemas.microsoft.com/office/word/2016/wordml/cid" xmlns:w16="http://schemas.microsoft.com/office/word/2018/wordml" xmlns:w16du="http://schemas.microsoft.com/office/word/2023/wordml/word16du" xmlns:w16sdtdh="http://schemas.microsoft.com/office/word/2020/wordml/sdtdatahash" xmlns:w16sdtfl="http://schemas.microsoft.com/office/word/2024/wordml/sdtformatlock" xmlns:w16se="http://schemas.microsoft.com/office/word/2015/wordml/symex" xmlns:wpg="http://schemas.microsoft.com/office/word/2010/wordprocessingGroup" xmlns:wpi="http://schemas.microsoft.com/office/word/2010/wordprocessingInk" xmlns:wne="http://schemas.microsoft.com/office/word/2006/wordml" xmlns:wps="http://schemas.microsoft.com/office/word/2010/wordprocessingShape" mc:Ignorable="w14 w15 w16se w16cid w16 w16cex w16sdtdh w16sdtfl w16du wp14">
-  <w:p>
-    <w:pPr>
-      <w:pStyle w:val="Header"/>
-    </w:pPr>
-  </w:p>
-</w:hdr>
-</file>
-
-<file path=word/header2.xml><?xml version="1.0" encoding="utf-8"?>
 <w:hdr xmlns:wpc="http://schemas.microsoft.com/office/word/2010/wordprocessingCanvas" xmlns:cx="http://schemas.microsoft.com/office/drawing/2014/chartex" xmlns:cx1="http://schemas.microsoft.com/office/drawing/2015/9/8/chartex" xmlns:cx2="http://schemas.microsoft.com/office/drawing/2015/10/21/chartex" xmlns:cx3="http://schemas.microsoft.com/office/drawing/2016/5/9/chartex" xmlns:cx4="http://schemas.microsoft.com/office/drawing/2016/5/10/chartex" xmlns:cx5="http://schemas.microsoft.com/office/drawing/2016/5/11/chartex" xmlns:cx6="http://schemas.microsoft.com/office/drawing/2016/5/12/chartex" xmlns:cx7="http://schemas.microsoft.com/office/drawing/2016/5/13/chartex" xmlns:cx8="http://schemas.microsoft.com/office/drawing/2016/5/14/chartex" xmlns:mc="http://schemas.openxmlformats.org/markup-compatibility/2006" xmlns:aink="http://schemas.microsoft.com/office/drawing/2016/ink" xmlns:am3d="http://schemas.microsoft.com/office/drawing/2017/model3d" xmlns:o="urn:schemas-microsoft-com:office:office" xmlns:oel="http://schemas.microsoft.com/office/2019/extlst" xmlns:r="http://schemas.openxmlformats.org/officeDocument/2006/relationships" xmlns:m="http://schemas.openxmlformats.org/officeDocument/2006/math" xmlns:v="urn:schemas-microsoft-com:vml" xmlns:wp14="http://schemas.microsoft.com/office/word/2010/wordprocessingDrawing" xmlns:wp="http://schemas.openxmlformats.org/drawingml/2006/wordprocessingDrawing" xmlns:w10="urn:schemas-microsoft-com:office:word" xmlns:w="http://schemas.openxmlformats.org/wordprocessingml/2006/main" xmlns:w14="http://schemas.microsoft.com/office/word/2010/wordml" xmlns:w15="http://schemas.microsoft.com/office/word/2012/wordml" xmlns:w16cex="http://schemas.microsoft.com/office/word/2018/wordml/cex" xmlns:w16cid="http://schemas.microsoft.com/office/word/2016/wordml/cid" xmlns:w16="http://schemas.microsoft.com/office/word/2018/wordml" xmlns:w16du="http://schemas.microsoft.com/office/word/2023/wordml/word16du" xmlns:w16sdtdh="http://schemas.microsoft.com/office/word/2020/wordml/sdtdatahash" xmlns:w16sdtfl="http://schemas.microsoft.com/office/word/2024/wordml/sdtformatlock" xmlns:w16se="http://schemas.microsoft.com/office/word/2015/wordml/symex" xmlns:wpg="http://schemas.microsoft.com/office/word/2010/wordprocessingGroup" xmlns:wpi="http://schemas.microsoft.com/office/word/2010/wordprocessingInk" xmlns:wne="http://schemas.microsoft.com/office/word/2006/wordml" xmlns:wps="http://schemas.microsoft.com/office/word/2010/wordprocessingShape" mc:Ignorable="w14 w15 w16se w16cid w16 w16cex w16sdtdh w16sdtfl w16du wp14">
   <w:p>
     <w:pPr>
@@ -1491,7 +2886,7 @@
               <wp:lineTo x="4867" y="0"/>
             </wp:wrapPolygon>
           </wp:wrapThrough>
-          <wp:docPr id="4" name="Picture 1"/>
+          <wp:docPr id="396913369" name="Picture 1"/>
           <wp:cNvGraphicFramePr>
             <a:graphicFrameLocks xmlns:a="http://schemas.openxmlformats.org/drawingml/2006/main" noChangeAspect="1"/>
           </wp:cNvGraphicFramePr>
@@ -1592,6 +2987,7 @@
         <w:lang w:val="fr-FR"/>
       </w:rPr>
     </w:pPr>
+    <w:proofErr w:type="spellStart"/>
     <w:r>
       <w:rPr>
         <w:rFonts w:ascii="Aptos" w:hAnsi="Aptos"/>
@@ -1599,7 +2995,17 @@
         <w:szCs w:val="24"/>
         <w:lang w:val="fr-FR"/>
       </w:rPr>
-      <w:t>Gariūnų g. 57</w:t>
+      <w:t>Gariūnų</w:t>
+    </w:r>
+    <w:proofErr w:type="spellEnd"/>
+    <w:r>
+      <w:rPr>
+        <w:rFonts w:ascii="Aptos" w:hAnsi="Aptos"/>
+        <w:sz w:val="24"/>
+        <w:szCs w:val="24"/>
+        <w:lang w:val="fr-FR"/>
+      </w:rPr>
+      <w:t xml:space="preserve"> g. 57</w:t>
     </w:r>
     <w:r>
       <w:rPr>
@@ -1807,16 +3213,6 @@
         </mc:Fallback>
       </mc:AlternateContent>
     </w:r>
-  </w:p>
-</w:hdr>
-</file>
-
-<file path=word/header3.xml><?xml version="1.0" encoding="utf-8"?>
-<w:hdr xmlns:wpc="http://schemas.microsoft.com/office/word/2010/wordprocessingCanvas" xmlns:cx="http://schemas.microsoft.com/office/drawing/2014/chartex" xmlns:cx1="http://schemas.microsoft.com/office/drawing/2015/9/8/chartex" xmlns:cx2="http://schemas.microsoft.com/office/drawing/2015/10/21/chartex" xmlns:cx3="http://schemas.microsoft.com/office/drawing/2016/5/9/chartex" xmlns:cx4="http://schemas.microsoft.com/office/drawing/2016/5/10/chartex" xmlns:cx5="http://schemas.microsoft.com/office/drawing/2016/5/11/chartex" xmlns:cx6="http://schemas.microsoft.com/office/drawing/2016/5/12/chartex" xmlns:cx7="http://schemas.microsoft.com/office/drawing/2016/5/13/chartex" xmlns:cx8="http://schemas.microsoft.com/office/drawing/2016/5/14/chartex" xmlns:mc="http://schemas.openxmlformats.org/markup-compatibility/2006" xmlns:aink="http://schemas.microsoft.com/office/drawing/2016/ink" xmlns:am3d="http://schemas.microsoft.com/office/drawing/2017/model3d" xmlns:o="urn:schemas-microsoft-com:office:office" xmlns:oel="http://schemas.microsoft.com/office/2019/extlst" xmlns:r="http://schemas.openxmlformats.org/officeDocument/2006/relationships" xmlns:m="http://schemas.openxmlformats.org/officeDocument/2006/math" xmlns:v="urn:schemas-microsoft-com:vml" xmlns:wp14="http://schemas.microsoft.com/office/word/2010/wordprocessingDrawing" xmlns:wp="http://schemas.openxmlformats.org/drawingml/2006/wordprocessingDrawing" xmlns:w10="urn:schemas-microsoft-com:office:word" xmlns:w="http://schemas.openxmlformats.org/wordprocessingml/2006/main" xmlns:w14="http://schemas.microsoft.com/office/word/2010/wordml" xmlns:w15="http://schemas.microsoft.com/office/word/2012/wordml" xmlns:w16cex="http://schemas.microsoft.com/office/word/2018/wordml/cex" xmlns:w16cid="http://schemas.microsoft.com/office/word/2016/wordml/cid" xmlns:w16="http://schemas.microsoft.com/office/word/2018/wordml" xmlns:w16du="http://schemas.microsoft.com/office/word/2023/wordml/word16du" xmlns:w16sdtdh="http://schemas.microsoft.com/office/word/2020/wordml/sdtdatahash" xmlns:w16sdtfl="http://schemas.microsoft.com/office/word/2024/wordml/sdtformatlock" xmlns:w16se="http://schemas.microsoft.com/office/word/2015/wordml/symex" xmlns:wpg="http://schemas.microsoft.com/office/word/2010/wordprocessingGroup" xmlns:wpi="http://schemas.microsoft.com/office/word/2010/wordprocessingInk" xmlns:wne="http://schemas.microsoft.com/office/word/2006/wordml" xmlns:wps="http://schemas.microsoft.com/office/word/2010/wordprocessingShape" mc:Ignorable="w14 w15 w16se w16cid w16 w16cex w16sdtdh w16sdtfl w16du wp14">
-  <w:p>
-    <w:pPr>
-      <w:pStyle w:val="Header"/>
-    </w:pPr>
   </w:p>
 </w:hdr>
 </file>
@@ -3438,6 +4834,7 @@
   <w:style w:type="character" w:default="1" w:styleId="DefaultParagraphFont">
     <w:name w:val="Default Paragraph Font"/>
     <w:uiPriority w:val="1"/>
+    <w:semiHidden/>
     <w:unhideWhenUsed/>
   </w:style>
   <w:style w:type="table" w:default="1" w:styleId="TableNormal">
@@ -4001,6 +5398,16 @@
       <w:sz w:val="24"/>
       <w:szCs w:val="24"/>
       <w:lang w:eastAsia="lt-LT"/>
+    </w:rPr>
+  </w:style>
+  <w:style w:type="paragraph" w:styleId="Revision">
+    <w:name w:val="Revision"/>
+    <w:hidden/>
+    <w:uiPriority w:val="99"/>
+    <w:semiHidden/>
+    <w:rsid w:val="000D57A2"/>
+    <w:rPr>
+      <w:lang w:eastAsia="zh-CN"/>
     </w:rPr>
   </w:style>
 </w:styles>
@@ -4302,25 +5709,16 @@
 </file>
 
 <file path=customXml/item1.xml><?xml version="1.0" encoding="utf-8"?>
-<b:Sources xmlns:b="http://schemas.openxmlformats.org/officeDocument/2006/bibliography" xmlns="http://schemas.openxmlformats.org/officeDocument/2006/bibliography" SelectedStyle="\APASixthEditionOfficeOnline.xsl" StyleName="APA" Version="6"/>
-</file>
-
-<file path=customXml/item2.xml><?xml version="1.0" encoding="utf-8"?>
 <p:properties xmlns:p="http://schemas.microsoft.com/office/2006/metadata/properties" xmlns:xsi="http://www.w3.org/2001/XMLSchema-instance" xmlns:pc="http://schemas.microsoft.com/office/infopath/2007/PartnerControls">
   <documentManagement/>
 </p:properties>
 </file>
 
-<file path=customXml/item3.xml><?xml version="1.0" encoding="utf-8"?>
-<?mso-contentType ?>
-<FormTemplates xmlns="http://schemas.microsoft.com/sharepoint/v3/contenttype/forms">
-  <Display>DocumentLibraryForm</Display>
-  <Edit>DocumentLibraryForm</Edit>
-  <New>DocumentLibraryForm</New>
-</FormTemplates>
+<file path=customXml/item2.xml><?xml version="1.0" encoding="utf-8"?>
+<b:Sources xmlns:b="http://schemas.openxmlformats.org/officeDocument/2006/bibliography" xmlns="http://schemas.openxmlformats.org/officeDocument/2006/bibliography" SelectedStyle="\APASixthEditionOfficeOnline.xsl" StyleName="APA" Version="6"/>
 </file>
 
-<file path=customXml/item4.xml><?xml version="1.0" encoding="utf-8"?>
+<file path=customXml/item3.xml><?xml version="1.0" encoding="utf-8"?>
 <ct:contentTypeSchema xmlns:ct="http://schemas.microsoft.com/office/2006/metadata/contentType" xmlns:ma="http://schemas.microsoft.com/office/2006/metadata/properties/metaAttributes" ct:_="" ma:_="" ma:contentTypeName="Dokumentas" ma:contentTypeID="0x01010017C5E37302ED5B4393E12F926763B961" ma:contentTypeVersion="5" ma:contentTypeDescription="Kurkite naują dokumentą." ma:contentTypeScope="" ma:versionID="64c87de12f3c145059ca9e4c76805602">
   <xsd:schema xmlns:xsd="http://www.w3.org/2001/XMLSchema" xmlns:xs="http://www.w3.org/2001/XMLSchema" xmlns:p="http://schemas.microsoft.com/office/2006/metadata/properties" xmlns:ns3="95bb7dd7-1a6f-4c8b-bf95-283e638d61c1" xmlns:ns4="6ef92817-0dd1-4395-9663-9aab56939276" targetNamespace="http://schemas.microsoft.com/office/2006/metadata/properties" ma:root="true" ma:fieldsID="f97fe7fdb53d8f2ae9f1e25a28a9f949" ns3:_="" ns4:_="">
     <xsd:import namespace="95bb7dd7-1a6f-4c8b-bf95-283e638d61c1"/>
@@ -4491,15 +5889,16 @@
 </ct:contentTypeSchema>
 </file>
 
-<file path=customXml/itemProps1.xml><?xml version="1.0" encoding="utf-8"?>
-<ds:datastoreItem xmlns:ds="http://schemas.openxmlformats.org/officeDocument/2006/customXml" ds:itemID="{A6CEB405-97C9-4A19-AA63-7645E1292537}">
-  <ds:schemaRefs>
-    <ds:schemaRef ds:uri="http://schemas.openxmlformats.org/officeDocument/2006/bibliography"/>
-  </ds:schemaRefs>
-</ds:datastoreItem>
+<file path=customXml/item4.xml><?xml version="1.0" encoding="utf-8"?>
+<?mso-contentType ?>
+<FormTemplates xmlns="http://schemas.microsoft.com/sharepoint/v3/contenttype/forms">
+  <Display>DocumentLibraryForm</Display>
+  <Edit>DocumentLibraryForm</Edit>
+  <New>DocumentLibraryForm</New>
+</FormTemplates>
 </file>
 
-<file path=customXml/itemProps2.xml><?xml version="1.0" encoding="utf-8"?>
+<file path=customXml/itemProps1.xml><?xml version="1.0" encoding="utf-8"?>
 <ds:datastoreItem xmlns:ds="http://schemas.openxmlformats.org/officeDocument/2006/customXml" ds:itemID="{BBF7080E-19E9-4237-9527-BC6EB533F072}">
   <ds:schemaRefs>
     <ds:schemaRef ds:uri="http://schemas.microsoft.com/office/2006/metadata/properties"/>
@@ -4508,15 +5907,15 @@
 </ds:datastoreItem>
 </file>
 
-<file path=customXml/itemProps3.xml><?xml version="1.0" encoding="utf-8"?>
-<ds:datastoreItem xmlns:ds="http://schemas.openxmlformats.org/officeDocument/2006/customXml" ds:itemID="{F09D6D4C-18AE-4F2D-8333-431F90F26862}">
+<file path=customXml/itemProps2.xml><?xml version="1.0" encoding="utf-8"?>
+<ds:datastoreItem xmlns:ds="http://schemas.openxmlformats.org/officeDocument/2006/customXml" ds:itemID="{A6CEB405-97C9-4A19-AA63-7645E1292537}">
   <ds:schemaRefs>
-    <ds:schemaRef ds:uri="http://schemas.microsoft.com/sharepoint/v3/contenttype/forms"/>
+    <ds:schemaRef ds:uri="http://schemas.openxmlformats.org/officeDocument/2006/bibliography"/>
   </ds:schemaRefs>
 </ds:datastoreItem>
 </file>
 
-<file path=customXml/itemProps4.xml><?xml version="1.0" encoding="utf-8"?>
+<file path=customXml/itemProps3.xml><?xml version="1.0" encoding="utf-8"?>
 <ds:datastoreItem xmlns:ds="http://schemas.openxmlformats.org/officeDocument/2006/customXml" ds:itemID="{BA82F190-2F74-4F78-9127-7A6DF58C9BC7}">
   <ds:schemaRefs>
     <ds:schemaRef ds:uri="http://schemas.microsoft.com/office/2006/metadata/contentType"/>
@@ -4533,4 +5932,12 @@
     <ds:schemaRef ds:uri="http://schemas.microsoft.com/internal/obd"/>
   </ds:schemaRefs>
 </ds:datastoreItem>
+</file>
+
+<file path=customXml/itemProps4.xml><?xml version="1.0" encoding="utf-8"?>
+<ds:datastoreItem xmlns:ds="http://schemas.openxmlformats.org/officeDocument/2006/customXml" ds:itemID="{F09D6D4C-18AE-4F2D-8333-431F90F26862}">
+  <ds:schemaRefs>
+    <ds:schemaRef ds:uri="http://schemas.microsoft.com/sharepoint/v3/contenttype/forms"/>
+  </ds:schemaRefs>
+</ds:datastoreItem>
 </file>
--- a/templates/aktas.docx
+++ b/templates/aktas.docx
@@ -29,8 +29,8 @@
         <w:tblLook w:val="04A0" w:firstRow="1" w:lastRow="0" w:firstColumn="1" w:lastColumn="0" w:noHBand="0" w:noVBand="1"/>
       </w:tblPr>
       <w:tblGrid>
-        <w:gridCol w:w="6380"/>
-        <w:gridCol w:w="3827"/>
+        <w:gridCol w:w="5708"/>
+        <w:gridCol w:w="3484"/>
       </w:tblGrid>
       <w:tr>
         <w:tc>
@@ -93,7 +93,31 @@
                 <w:szCs w:val="24"/>
                 <w:lang w:val="es-ES"/>
               </w:rPr>
-              <w:t>{issueKey}</w:t>
+              <w:t>{</w:t>
+            </w:r>
+            <w:proofErr w:type="spellStart"/>
+            <w:r>
+              <w:rPr>
+                <w:rFonts w:ascii="Aptos" w:hAnsi="Aptos"/>
+                <w:b/>
+                <w:bCs/>
+                <w:sz w:val="24"/>
+                <w:szCs w:val="24"/>
+                <w:lang w:val="es-ES"/>
+              </w:rPr>
+              <w:t>issueKey</w:t>
+            </w:r>
+            <w:proofErr w:type="spellEnd"/>
+            <w:r>
+              <w:rPr>
+                <w:rFonts w:ascii="Aptos" w:hAnsi="Aptos"/>
+                <w:b/>
+                <w:bCs/>
+                <w:sz w:val="24"/>
+                <w:szCs w:val="24"/>
+                <w:lang w:val="es-ES"/>
+              </w:rPr>
+              <w:t>}</w:t>
             </w:r>
           </w:p>
         </w:tc>
@@ -140,7 +164,27 @@
                 <w:szCs w:val="24"/>
                 <w:lang w:val="de-DE"/>
               </w:rPr>
-              <w:t>{data}</w:t>
+              <w:t>{</w:t>
+            </w:r>
+            <w:proofErr w:type="spellStart"/>
+            <w:r>
+              <w:rPr>
+                <w:rFonts w:ascii="Aptos" w:hAnsi="Aptos"/>
+                <w:sz w:val="24"/>
+                <w:szCs w:val="24"/>
+                <w:lang w:val="de-DE"/>
+              </w:rPr>
+              <w:t>data</w:t>
+            </w:r>
+            <w:proofErr w:type="spellEnd"/>
+            <w:r>
+              <w:rPr>
+                <w:rFonts w:ascii="Aptos" w:hAnsi="Aptos"/>
+                <w:sz w:val="24"/>
+                <w:szCs w:val="24"/>
+                <w:lang w:val="de-DE"/>
+              </w:rPr>
+              <w:t>}</w:t>
             </w:r>
           </w:p>
         </w:tc>
@@ -213,6 +257,7 @@
           <w:lang w:val="en-US"/>
         </w:rPr>
       </w:pPr>
+      <w:proofErr w:type="spellStart"/>
       <w:r>
         <w:rPr>
           <w:rFonts w:ascii="Aptos" w:hAnsi="Aptos"/>
@@ -233,8 +278,9 @@
           <w:szCs w:val="24"/>
           <w:lang w:val="en-US"/>
         </w:rPr>
-        <w:t>o informacija</w:t>
-      </w:r>
+        <w:t>o</w:t>
+      </w:r>
+      <w:proofErr w:type="spellEnd"/>
       <w:r>
         <w:rPr>
           <w:rFonts w:ascii="Aptos" w:hAnsi="Aptos"/>
@@ -244,24 +290,48 @@
           <w:szCs w:val="24"/>
           <w:lang w:val="en-US"/>
         </w:rPr>
+        <w:t xml:space="preserve"> </w:t>
+      </w:r>
+      <w:proofErr w:type="spellStart"/>
+      <w:r>
+        <w:rPr>
+          <w:rFonts w:ascii="Aptos" w:hAnsi="Aptos"/>
+          <w:b/>
+          <w:bCs/>
+          <w:sz w:val="24"/>
+          <w:szCs w:val="24"/>
+          <w:lang w:val="en-US"/>
+        </w:rPr>
+        <w:t>informacija</w:t>
+      </w:r>
+      <w:proofErr w:type="spellEnd"/>
+      <w:r>
+        <w:rPr>
+          <w:rFonts w:ascii="Aptos" w:hAnsi="Aptos"/>
+          <w:b/>
+          <w:bCs/>
+          <w:sz w:val="24"/>
+          <w:szCs w:val="24"/>
+          <w:lang w:val="en-US"/>
+        </w:rPr>
         <w:t>:</w:t>
       </w:r>
     </w:p>
     <w:tbl>
       <w:tblPr>
         <w:tblStyle w:val="TableGrid"/>
-        <w:tblW w:w="0" w:type="auto"/>
+        <w:tblW w:w="9531" w:type="dxa"/>
         <w:tblInd w:w="-176" w:type="dxa"/>
         <w:tblLook w:val="04A0" w:firstRow="1" w:lastRow="0" w:firstColumn="1" w:lastColumn="0" w:noHBand="0" w:noVBand="1"/>
       </w:tblPr>
       <w:tblGrid>
-        <w:gridCol w:w="2978"/>
-        <w:gridCol w:w="7229"/>
+        <w:gridCol w:w="3321"/>
+        <w:gridCol w:w="6210"/>
       </w:tblGrid>
       <w:tr>
         <w:tc>
           <w:tcPr>
-            <w:tcW w:w="2978" w:type="dxa"/>
+            <w:tcW w:w="3321" w:type="dxa"/>
           </w:tcPr>
           <w:p>
             <w:pPr>
@@ -283,7 +353,7 @@
         </w:tc>
         <w:tc>
           <w:tcPr>
-            <w:tcW w:w="7229" w:type="dxa"/>
+            <w:tcW w:w="6210" w:type="dxa"/>
           </w:tcPr>
           <w:p>
             <w:pPr>
@@ -331,7 +401,7 @@
       <w:tr>
         <w:tc>
           <w:tcPr>
-            <w:tcW w:w="2978" w:type="dxa"/>
+            <w:tcW w:w="3321" w:type="dxa"/>
           </w:tcPr>
           <w:p>
             <w:pPr>
@@ -353,7 +423,7 @@
         </w:tc>
         <w:tc>
           <w:tcPr>
-            <w:tcW w:w="7229" w:type="dxa"/>
+            <w:tcW w:w="6210" w:type="dxa"/>
           </w:tcPr>
           <w:p>
             <w:pPr>
@@ -401,7 +471,7 @@
       <w:tr>
         <w:tc>
           <w:tcPr>
-            <w:tcW w:w="2978" w:type="dxa"/>
+            <w:tcW w:w="3321" w:type="dxa"/>
           </w:tcPr>
           <w:p>
             <w:pPr>
@@ -423,7 +493,7 @@
         </w:tc>
         <w:tc>
           <w:tcPr>
-            <w:tcW w:w="7229" w:type="dxa"/>
+            <w:tcW w:w="6210" w:type="dxa"/>
           </w:tcPr>
           <w:p>
             <w:pPr>
@@ -451,7 +521,7 @@
       <w:tr>
         <w:tc>
           <w:tcPr>
-            <w:tcW w:w="2978" w:type="dxa"/>
+            <w:tcW w:w="3321" w:type="dxa"/>
           </w:tcPr>
           <w:p>
             <w:pPr>
@@ -473,7 +543,7 @@
         </w:tc>
         <w:tc>
           <w:tcPr>
-            <w:tcW w:w="7229" w:type="dxa"/>
+            <w:tcW w:w="6210" w:type="dxa"/>
           </w:tcPr>
           <w:p>
             <w:pPr>
@@ -501,7 +571,7 @@
       <w:tr>
         <w:tc>
           <w:tcPr>
-            <w:tcW w:w="2978" w:type="dxa"/>
+            <w:tcW w:w="3321" w:type="dxa"/>
           </w:tcPr>
           <w:p>
             <w:pPr>
@@ -531,7 +601,7 @@
         </w:tc>
         <w:tc>
           <w:tcPr>
-            <w:tcW w:w="7229" w:type="dxa"/>
+            <w:tcW w:w="6210" w:type="dxa"/>
           </w:tcPr>
           <w:p>
             <w:pPr>
@@ -593,19 +663,19 @@
     <w:tbl>
       <w:tblPr>
         <w:tblStyle w:val="TableGrid"/>
-        <w:tblW w:w="0" w:type="auto"/>
+        <w:tblW w:w="9531" w:type="dxa"/>
         <w:tblInd w:w="-176" w:type="dxa"/>
         <w:tblLook w:val="04A0" w:firstRow="1" w:lastRow="0" w:firstColumn="1" w:lastColumn="0" w:noHBand="0" w:noVBand="1"/>
       </w:tblPr>
       <w:tblGrid>
-        <w:gridCol w:w="2978"/>
-        <w:gridCol w:w="3614"/>
-        <w:gridCol w:w="3615"/>
+        <w:gridCol w:w="3321"/>
+        <w:gridCol w:w="2684"/>
+        <w:gridCol w:w="3526"/>
       </w:tblGrid>
       <w:tr>
         <w:tc>
           <w:tcPr>
-            <w:tcW w:w="2978" w:type="dxa"/>
+            <w:tcW w:w="3321" w:type="dxa"/>
           </w:tcPr>
           <w:p>
             <w:pPr>
@@ -627,7 +697,7 @@
         </w:tc>
         <w:tc>
           <w:tcPr>
-            <w:tcW w:w="7229" w:type="dxa"/>
+            <w:tcW w:w="6210" w:type="dxa"/>
             <w:gridSpan w:val="2"/>
           </w:tcPr>
           <w:p>
@@ -656,7 +726,7 @@
       <w:tr>
         <w:tc>
           <w:tcPr>
-            <w:tcW w:w="2978" w:type="dxa"/>
+            <w:tcW w:w="3321" w:type="dxa"/>
           </w:tcPr>
           <w:p>
             <w:pPr>
@@ -678,7 +748,7 @@
         </w:tc>
         <w:tc>
           <w:tcPr>
-            <w:tcW w:w="7229" w:type="dxa"/>
+            <w:tcW w:w="6210" w:type="dxa"/>
             <w:gridSpan w:val="2"/>
           </w:tcPr>
           <w:p>
@@ -707,7 +777,7 @@
       <w:tr>
         <w:tc>
           <w:tcPr>
-            <w:tcW w:w="2978" w:type="dxa"/>
+            <w:tcW w:w="3321" w:type="dxa"/>
           </w:tcPr>
           <w:p>
             <w:pPr>
@@ -729,7 +799,7 @@
         </w:tc>
         <w:tc>
           <w:tcPr>
-            <w:tcW w:w="7229" w:type="dxa"/>
+            <w:tcW w:w="6210" w:type="dxa"/>
             <w:gridSpan w:val="2"/>
           </w:tcPr>
           <w:p>
@@ -758,7 +828,7 @@
       <w:tr>
         <w:tc>
           <w:tcPr>
-            <w:tcW w:w="2978" w:type="dxa"/>
+            <w:tcW w:w="3321" w:type="dxa"/>
           </w:tcPr>
           <w:p>
             <w:pPr>
@@ -789,7 +859,7 @@
         </w:tc>
         <w:tc>
           <w:tcPr>
-            <w:tcW w:w="3614" w:type="dxa"/>
+            <w:tcW w:w="2684" w:type="dxa"/>
           </w:tcPr>
           <w:p>
             <w:pPr>
@@ -800,6 +870,7 @@
                 <w:lang w:val="fr-FR"/>
               </w:rPr>
             </w:pPr>
+            <w:proofErr w:type="spellStart"/>
             <w:r>
               <w:rPr>
                 <w:rFonts w:ascii="Aptos" w:hAnsi="Aptos"/>
@@ -807,7 +878,37 @@
                 <w:szCs w:val="24"/>
                 <w:lang w:val="fr-FR"/>
               </w:rPr>
-              <w:t xml:space="preserve">Maitinimo laidas </w:t>
+              <w:t>Maitinimo</w:t>
+            </w:r>
+            <w:proofErr w:type="spellEnd"/>
+            <w:r>
+              <w:rPr>
+                <w:rFonts w:ascii="Aptos" w:hAnsi="Aptos"/>
+                <w:sz w:val="24"/>
+                <w:szCs w:val="24"/>
+                <w:lang w:val="fr-FR"/>
+              </w:rPr>
+              <w:t xml:space="preserve"> </w:t>
+            </w:r>
+            <w:proofErr w:type="spellStart"/>
+            <w:r>
+              <w:rPr>
+                <w:rFonts w:ascii="Aptos" w:hAnsi="Aptos"/>
+                <w:sz w:val="24"/>
+                <w:szCs w:val="24"/>
+                <w:lang w:val="fr-FR"/>
+              </w:rPr>
+              <w:t>laidas</w:t>
+            </w:r>
+            <w:proofErr w:type="spellEnd"/>
+            <w:r>
+              <w:rPr>
+                <w:rFonts w:ascii="Aptos" w:hAnsi="Aptos"/>
+                <w:sz w:val="24"/>
+                <w:szCs w:val="24"/>
+                <w:lang w:val="fr-FR"/>
+              </w:rPr>
+              <w:t xml:space="preserve"> </w:t>
             </w:r>
           </w:p>
           <w:p>
@@ -822,13 +923,38 @@
                 <w:rFonts w:ascii="Aptos" w:hAnsi="Aptos"/>
                 <w:lang w:val="fr-FR"/>
               </w:rPr>
-              <w:t>{maitinimo_laidas}</w:t>
+              <w:t>{</w:t>
+            </w:r>
+            <w:proofErr w:type="spellStart"/>
+            <w:proofErr w:type="gramStart"/>
+            <w:r>
+              <w:rPr>
+                <w:rFonts w:ascii="Aptos" w:hAnsi="Aptos"/>
+                <w:lang w:val="fr-FR"/>
+              </w:rPr>
+              <w:t>maitinimo</w:t>
+            </w:r>
+            <w:proofErr w:type="gramEnd"/>
+            <w:r>
+              <w:rPr>
+                <w:rFonts w:ascii="Aptos" w:hAnsi="Aptos"/>
+                <w:lang w:val="fr-FR"/>
+              </w:rPr>
+              <w:t>_laidas</w:t>
+            </w:r>
+            <w:proofErr w:type="spellEnd"/>
+            <w:r>
+              <w:rPr>
+                <w:rFonts w:ascii="Aptos" w:hAnsi="Aptos"/>
+                <w:lang w:val="fr-FR"/>
+              </w:rPr>
+              <w:t>}</w:t>
             </w:r>
           </w:p>
         </w:tc>
         <w:tc>
           <w:tcPr>
-            <w:tcW w:w="3615" w:type="dxa"/>
+            <w:tcW w:w="3526" w:type="dxa"/>
           </w:tcPr>
           <w:p>
             <w:pPr>
@@ -846,8 +972,19 @@
                 <w:szCs w:val="24"/>
                 <w:lang w:val="fr-FR"/>
               </w:rPr>
-              <w:t>USB laidas</w:t>
+              <w:t xml:space="preserve">USB </w:t>
             </w:r>
+            <w:proofErr w:type="spellStart"/>
+            <w:r>
+              <w:rPr>
+                <w:rFonts w:ascii="Aptos" w:hAnsi="Aptos"/>
+                <w:sz w:val="24"/>
+                <w:szCs w:val="24"/>
+                <w:lang w:val="fr-FR"/>
+              </w:rPr>
+              <w:t>laidas</w:t>
+            </w:r>
+            <w:proofErr w:type="spellEnd"/>
           </w:p>
           <w:p>
             <w:pPr>
@@ -872,7 +1009,7 @@
         </w:trPr>
         <w:tc>
           <w:tcPr>
-            <w:tcW w:w="2978" w:type="dxa"/>
+            <w:tcW w:w="3321" w:type="dxa"/>
           </w:tcPr>
           <w:p>
             <w:pPr>
@@ -894,7 +1031,7 @@
         </w:tc>
         <w:tc>
           <w:tcPr>
-            <w:tcW w:w="7229" w:type="dxa"/>
+            <w:tcW w:w="6210" w:type="dxa"/>
             <w:gridSpan w:val="2"/>
           </w:tcPr>
           <w:p>
@@ -980,12 +1117,133 @@
           <w:lang w:val="es-ES"/>
         </w:rPr>
       </w:pPr>
-      <w:r>
-        <w:rPr>
-          <w:rFonts w:ascii="Aptos" w:hAnsi="Aptos"/>
-          <w:lang w:val="es-ES"/>
-        </w:rPr>
-        <w:t>Diagnostika atliekama per 2 darbo dienas ir įprastai yra nemokama.</w:t>
+      <w:proofErr w:type="spellStart"/>
+      <w:r>
+        <w:rPr>
+          <w:rFonts w:ascii="Aptos" w:hAnsi="Aptos"/>
+          <w:lang w:val="es-ES"/>
+        </w:rPr>
+        <w:t>Diagnostika</w:t>
+      </w:r>
+      <w:proofErr w:type="spellEnd"/>
+      <w:r>
+        <w:rPr>
+          <w:rFonts w:ascii="Aptos" w:hAnsi="Aptos"/>
+          <w:lang w:val="es-ES"/>
+        </w:rPr>
+        <w:t xml:space="preserve"> </w:t>
+      </w:r>
+      <w:proofErr w:type="spellStart"/>
+      <w:r>
+        <w:rPr>
+          <w:rFonts w:ascii="Aptos" w:hAnsi="Aptos"/>
+          <w:lang w:val="es-ES"/>
+        </w:rPr>
+        <w:t>atliekama</w:t>
+      </w:r>
+      <w:proofErr w:type="spellEnd"/>
+      <w:r>
+        <w:rPr>
+          <w:rFonts w:ascii="Aptos" w:hAnsi="Aptos"/>
+          <w:lang w:val="es-ES"/>
+        </w:rPr>
+        <w:t xml:space="preserve"> </w:t>
+      </w:r>
+      <w:proofErr w:type="gramStart"/>
+      <w:r>
+        <w:rPr>
+          <w:rFonts w:ascii="Aptos" w:hAnsi="Aptos"/>
+          <w:lang w:val="es-ES"/>
+        </w:rPr>
+        <w:t>per 2</w:t>
+      </w:r>
+      <w:proofErr w:type="gramEnd"/>
+      <w:r>
+        <w:rPr>
+          <w:rFonts w:ascii="Aptos" w:hAnsi="Aptos"/>
+          <w:lang w:val="es-ES"/>
+        </w:rPr>
+        <w:t xml:space="preserve"> </w:t>
+      </w:r>
+      <w:proofErr w:type="spellStart"/>
+      <w:r>
+        <w:rPr>
+          <w:rFonts w:ascii="Aptos" w:hAnsi="Aptos"/>
+          <w:lang w:val="es-ES"/>
+        </w:rPr>
+        <w:t>darbo</w:t>
+      </w:r>
+      <w:proofErr w:type="spellEnd"/>
+      <w:r>
+        <w:rPr>
+          <w:rFonts w:ascii="Aptos" w:hAnsi="Aptos"/>
+          <w:lang w:val="es-ES"/>
+        </w:rPr>
+        <w:t xml:space="preserve"> </w:t>
+      </w:r>
+      <w:proofErr w:type="spellStart"/>
+      <w:r>
+        <w:rPr>
+          <w:rFonts w:ascii="Aptos" w:hAnsi="Aptos"/>
+          <w:lang w:val="es-ES"/>
+        </w:rPr>
+        <w:t>dienas</w:t>
+      </w:r>
+      <w:proofErr w:type="spellEnd"/>
+      <w:r>
+        <w:rPr>
+          <w:rFonts w:ascii="Aptos" w:hAnsi="Aptos"/>
+          <w:lang w:val="es-ES"/>
+        </w:rPr>
+        <w:t xml:space="preserve"> ir </w:t>
+      </w:r>
+      <w:proofErr w:type="spellStart"/>
+      <w:r>
+        <w:rPr>
+          <w:rFonts w:ascii="Aptos" w:hAnsi="Aptos"/>
+          <w:lang w:val="es-ES"/>
+        </w:rPr>
+        <w:t>įprastai</w:t>
+      </w:r>
+      <w:proofErr w:type="spellEnd"/>
+      <w:r>
+        <w:rPr>
+          <w:rFonts w:ascii="Aptos" w:hAnsi="Aptos"/>
+          <w:lang w:val="es-ES"/>
+        </w:rPr>
+        <w:t xml:space="preserve"> </w:t>
+      </w:r>
+      <w:proofErr w:type="spellStart"/>
+      <w:r>
+        <w:rPr>
+          <w:rFonts w:ascii="Aptos" w:hAnsi="Aptos"/>
+          <w:lang w:val="es-ES"/>
+        </w:rPr>
+        <w:t>yra</w:t>
+      </w:r>
+      <w:proofErr w:type="spellEnd"/>
+      <w:r>
+        <w:rPr>
+          <w:rFonts w:ascii="Aptos" w:hAnsi="Aptos"/>
+          <w:lang w:val="es-ES"/>
+        </w:rPr>
+        <w:t xml:space="preserve"> </w:t>
+      </w:r>
+      <w:proofErr w:type="spellStart"/>
+      <w:r>
+        <w:rPr>
+          <w:rFonts w:ascii="Aptos" w:hAnsi="Aptos"/>
+          <w:lang w:val="es-ES"/>
+        </w:rPr>
+        <w:t>nemokama</w:t>
+      </w:r>
+      <w:proofErr w:type="spellEnd"/>
+      <w:r>
+        <w:rPr>
+          <w:rFonts w:ascii="Aptos" w:hAnsi="Aptos"/>
+          <w:lang w:val="es-ES"/>
+        </w:rPr>
+        <w:t>.</w:t>
       </w:r>
     </w:p>
     <w:p>
@@ -1004,8 +1262,49 @@
           <w:rFonts w:ascii="Aptos" w:hAnsi="Aptos"/>
           <w:lang w:val="es-ES"/>
         </w:rPr>
-        <w:t>Jei remonto kaina neviršija 40 Eur</w:t>
-      </w:r>
+        <w:t xml:space="preserve">Jei remonto </w:t>
+      </w:r>
+      <w:proofErr w:type="spellStart"/>
+      <w:r>
+        <w:rPr>
+          <w:rFonts w:ascii="Aptos" w:hAnsi="Aptos"/>
+          <w:lang w:val="es-ES"/>
+        </w:rPr>
+        <w:t>kaina</w:t>
+      </w:r>
+      <w:proofErr w:type="spellEnd"/>
+      <w:r>
+        <w:rPr>
+          <w:rFonts w:ascii="Aptos" w:hAnsi="Aptos"/>
+          <w:lang w:val="es-ES"/>
+        </w:rPr>
+        <w:t xml:space="preserve"> </w:t>
+      </w:r>
+      <w:proofErr w:type="spellStart"/>
+      <w:r>
+        <w:rPr>
+          <w:rFonts w:ascii="Aptos" w:hAnsi="Aptos"/>
+          <w:lang w:val="es-ES"/>
+        </w:rPr>
+        <w:t>neviršija</w:t>
+      </w:r>
+      <w:proofErr w:type="spellEnd"/>
+      <w:r>
+        <w:rPr>
+          <w:rFonts w:ascii="Aptos" w:hAnsi="Aptos"/>
+          <w:lang w:val="es-ES"/>
+        </w:rPr>
+        <w:t xml:space="preserve"> 40 </w:t>
+      </w:r>
+      <w:proofErr w:type="spellStart"/>
+      <w:r>
+        <w:rPr>
+          <w:rFonts w:ascii="Aptos" w:hAnsi="Aptos"/>
+          <w:lang w:val="es-ES"/>
+        </w:rPr>
+        <w:t>Eur</w:t>
+      </w:r>
+      <w:proofErr w:type="spellEnd"/>
       <w:r>
         <w:rPr>
           <w:rFonts w:ascii="Aptos" w:hAnsi="Aptos"/>
@@ -1018,7 +1317,23 @@
           <w:rFonts w:ascii="Aptos" w:hAnsi="Aptos"/>
           <w:lang w:val="es-ES"/>
         </w:rPr>
-        <w:t xml:space="preserve">, darbai </w:t>
+        <w:t xml:space="preserve">, </w:t>
+      </w:r>
+      <w:proofErr w:type="spellStart"/>
+      <w:r>
+        <w:rPr>
+          <w:rFonts w:ascii="Aptos" w:hAnsi="Aptos"/>
+          <w:lang w:val="es-ES"/>
+        </w:rPr>
+        <w:t>darbai</w:t>
+      </w:r>
+      <w:proofErr w:type="spellEnd"/>
+      <w:r>
+        <w:rPr>
+          <w:rFonts w:ascii="Aptos" w:hAnsi="Aptos"/>
+          <w:lang w:val="es-ES"/>
+        </w:rPr>
+        <w:t xml:space="preserve"> </w:t>
       </w:r>
       <w:r>
         <w:rPr>
@@ -1032,7 +1347,279 @@
           <w:rFonts w:ascii="Aptos" w:hAnsi="Aptos"/>
           <w:lang w:val="es-ES"/>
         </w:rPr>
-        <w:t xml:space="preserve"> atliekami be išankstinio kliento informavimo ir sutikimo. Viršijus šią sumą, klientas turi būti informuotas iš anksto ir turi duoti sutikimą.</w:t>
+        <w:t xml:space="preserve"> </w:t>
+      </w:r>
+      <w:proofErr w:type="spellStart"/>
+      <w:r>
+        <w:rPr>
+          <w:rFonts w:ascii="Aptos" w:hAnsi="Aptos"/>
+          <w:lang w:val="es-ES"/>
+        </w:rPr>
+        <w:t>atliekami</w:t>
+      </w:r>
+      <w:proofErr w:type="spellEnd"/>
+      <w:r>
+        <w:rPr>
+          <w:rFonts w:ascii="Aptos" w:hAnsi="Aptos"/>
+          <w:lang w:val="es-ES"/>
+        </w:rPr>
+        <w:t xml:space="preserve"> be </w:t>
+      </w:r>
+      <w:proofErr w:type="spellStart"/>
+      <w:r>
+        <w:rPr>
+          <w:rFonts w:ascii="Aptos" w:hAnsi="Aptos"/>
+          <w:lang w:val="es-ES"/>
+        </w:rPr>
+        <w:t>išankstinio</w:t>
+      </w:r>
+      <w:proofErr w:type="spellEnd"/>
+      <w:r>
+        <w:rPr>
+          <w:rFonts w:ascii="Aptos" w:hAnsi="Aptos"/>
+          <w:lang w:val="es-ES"/>
+        </w:rPr>
+        <w:t xml:space="preserve"> </w:t>
+      </w:r>
+      <w:proofErr w:type="spellStart"/>
+      <w:r>
+        <w:rPr>
+          <w:rFonts w:ascii="Aptos" w:hAnsi="Aptos"/>
+          <w:lang w:val="es-ES"/>
+        </w:rPr>
+        <w:t>kliento</w:t>
+      </w:r>
+      <w:proofErr w:type="spellEnd"/>
+      <w:r>
+        <w:rPr>
+          <w:rFonts w:ascii="Aptos" w:hAnsi="Aptos"/>
+          <w:lang w:val="es-ES"/>
+        </w:rPr>
+        <w:t xml:space="preserve"> </w:t>
+      </w:r>
+      <w:proofErr w:type="spellStart"/>
+      <w:r>
+        <w:rPr>
+          <w:rFonts w:ascii="Aptos" w:hAnsi="Aptos"/>
+          <w:lang w:val="es-ES"/>
+        </w:rPr>
+        <w:t>informavimo</w:t>
+      </w:r>
+      <w:proofErr w:type="spellEnd"/>
+      <w:r>
+        <w:rPr>
+          <w:rFonts w:ascii="Aptos" w:hAnsi="Aptos"/>
+          <w:lang w:val="es-ES"/>
+        </w:rPr>
+        <w:t xml:space="preserve"> ir </w:t>
+      </w:r>
+      <w:proofErr w:type="spellStart"/>
+      <w:r>
+        <w:rPr>
+          <w:rFonts w:ascii="Aptos" w:hAnsi="Aptos"/>
+          <w:lang w:val="es-ES"/>
+        </w:rPr>
+        <w:t>sutikimo</w:t>
+      </w:r>
+      <w:proofErr w:type="spellEnd"/>
+      <w:r>
+        <w:rPr>
+          <w:rFonts w:ascii="Aptos" w:hAnsi="Aptos"/>
+          <w:lang w:val="es-ES"/>
+        </w:rPr>
+        <w:t xml:space="preserve">. </w:t>
+      </w:r>
+      <w:proofErr w:type="spellStart"/>
+      <w:r>
+        <w:rPr>
+          <w:rFonts w:ascii="Aptos" w:hAnsi="Aptos"/>
+          <w:lang w:val="es-ES"/>
+        </w:rPr>
+        <w:t>Viršijus</w:t>
+      </w:r>
+      <w:proofErr w:type="spellEnd"/>
+      <w:r>
+        <w:rPr>
+          <w:rFonts w:ascii="Aptos" w:hAnsi="Aptos"/>
+          <w:lang w:val="es-ES"/>
+        </w:rPr>
+        <w:t xml:space="preserve"> </w:t>
+      </w:r>
+      <w:proofErr w:type="spellStart"/>
+      <w:r>
+        <w:rPr>
+          <w:rFonts w:ascii="Aptos" w:hAnsi="Aptos"/>
+          <w:lang w:val="es-ES"/>
+        </w:rPr>
+        <w:t>šią</w:t>
+      </w:r>
+      <w:proofErr w:type="spellEnd"/>
+      <w:r>
+        <w:rPr>
+          <w:rFonts w:ascii="Aptos" w:hAnsi="Aptos"/>
+          <w:lang w:val="es-ES"/>
+        </w:rPr>
+        <w:t xml:space="preserve"> </w:t>
+      </w:r>
+      <w:proofErr w:type="spellStart"/>
+      <w:r>
+        <w:rPr>
+          <w:rFonts w:ascii="Aptos" w:hAnsi="Aptos"/>
+          <w:lang w:val="es-ES"/>
+        </w:rPr>
+        <w:t>sumą</w:t>
+      </w:r>
+      <w:proofErr w:type="spellEnd"/>
+      <w:r>
+        <w:rPr>
+          <w:rFonts w:ascii="Aptos" w:hAnsi="Aptos"/>
+          <w:lang w:val="es-ES"/>
+        </w:rPr>
+        <w:t xml:space="preserve">, </w:t>
+      </w:r>
+      <w:proofErr w:type="spellStart"/>
+      <w:r>
+        <w:rPr>
+          <w:rFonts w:ascii="Aptos" w:hAnsi="Aptos"/>
+          <w:lang w:val="es-ES"/>
+        </w:rPr>
+        <w:t>klientas</w:t>
+      </w:r>
+      <w:proofErr w:type="spellEnd"/>
+      <w:r>
+        <w:rPr>
+          <w:rFonts w:ascii="Aptos" w:hAnsi="Aptos"/>
+          <w:lang w:val="es-ES"/>
+        </w:rPr>
+        <w:t xml:space="preserve"> </w:t>
+      </w:r>
+      <w:proofErr w:type="spellStart"/>
+      <w:r>
+        <w:rPr>
+          <w:rFonts w:ascii="Aptos" w:hAnsi="Aptos"/>
+          <w:lang w:val="es-ES"/>
+        </w:rPr>
+        <w:t>turi</w:t>
+      </w:r>
+      <w:proofErr w:type="spellEnd"/>
+      <w:r>
+        <w:rPr>
+          <w:rFonts w:ascii="Aptos" w:hAnsi="Aptos"/>
+          <w:lang w:val="es-ES"/>
+        </w:rPr>
+        <w:t xml:space="preserve"> </w:t>
+      </w:r>
+      <w:proofErr w:type="spellStart"/>
+      <w:r>
+        <w:rPr>
+          <w:rFonts w:ascii="Aptos" w:hAnsi="Aptos"/>
+          <w:lang w:val="es-ES"/>
+        </w:rPr>
+        <w:t>būti</w:t>
+      </w:r>
+      <w:proofErr w:type="spellEnd"/>
+      <w:r>
+        <w:rPr>
+          <w:rFonts w:ascii="Aptos" w:hAnsi="Aptos"/>
+          <w:lang w:val="es-ES"/>
+        </w:rPr>
+        <w:t xml:space="preserve"> </w:t>
+      </w:r>
+      <w:proofErr w:type="spellStart"/>
+      <w:r>
+        <w:rPr>
+          <w:rFonts w:ascii="Aptos" w:hAnsi="Aptos"/>
+          <w:lang w:val="es-ES"/>
+        </w:rPr>
+        <w:t>informuotas</w:t>
+      </w:r>
+      <w:proofErr w:type="spellEnd"/>
+      <w:r>
+        <w:rPr>
+          <w:rFonts w:ascii="Aptos" w:hAnsi="Aptos"/>
+          <w:lang w:val="es-ES"/>
+        </w:rPr>
+        <w:t xml:space="preserve"> </w:t>
+      </w:r>
+      <w:proofErr w:type="spellStart"/>
+      <w:r>
+        <w:rPr>
+          <w:rFonts w:ascii="Aptos" w:hAnsi="Aptos"/>
+          <w:lang w:val="es-ES"/>
+        </w:rPr>
+        <w:t>iš</w:t>
+      </w:r>
+      <w:proofErr w:type="spellEnd"/>
+      <w:r>
+        <w:rPr>
+          <w:rFonts w:ascii="Aptos" w:hAnsi="Aptos"/>
+          <w:lang w:val="es-ES"/>
+        </w:rPr>
+        <w:t xml:space="preserve"> </w:t>
+      </w:r>
+      <w:proofErr w:type="spellStart"/>
+      <w:r>
+        <w:rPr>
+          <w:rFonts w:ascii="Aptos" w:hAnsi="Aptos"/>
+          <w:lang w:val="es-ES"/>
+        </w:rPr>
+        <w:t>anksto</w:t>
+      </w:r>
+      <w:proofErr w:type="spellEnd"/>
+      <w:r>
+        <w:rPr>
+          <w:rFonts w:ascii="Aptos" w:hAnsi="Aptos"/>
+          <w:lang w:val="es-ES"/>
+        </w:rPr>
+        <w:t xml:space="preserve"> ir </w:t>
+      </w:r>
+      <w:proofErr w:type="spellStart"/>
+      <w:r>
+        <w:rPr>
+          <w:rFonts w:ascii="Aptos" w:hAnsi="Aptos"/>
+          <w:lang w:val="es-ES"/>
+        </w:rPr>
+        <w:t>turi</w:t>
+      </w:r>
+      <w:proofErr w:type="spellEnd"/>
+      <w:r>
+        <w:rPr>
+          <w:rFonts w:ascii="Aptos" w:hAnsi="Aptos"/>
+          <w:lang w:val="es-ES"/>
+        </w:rPr>
+        <w:t xml:space="preserve"> </w:t>
+      </w:r>
+      <w:proofErr w:type="spellStart"/>
+      <w:r>
+        <w:rPr>
+          <w:rFonts w:ascii="Aptos" w:hAnsi="Aptos"/>
+          <w:lang w:val="es-ES"/>
+        </w:rPr>
+        <w:t>duoti</w:t>
+      </w:r>
+      <w:proofErr w:type="spellEnd"/>
+      <w:r>
+        <w:rPr>
+          <w:rFonts w:ascii="Aptos" w:hAnsi="Aptos"/>
+          <w:lang w:val="es-ES"/>
+        </w:rPr>
+        <w:t xml:space="preserve"> </w:t>
+      </w:r>
+      <w:proofErr w:type="spellStart"/>
+      <w:r>
+        <w:rPr>
+          <w:rFonts w:ascii="Aptos" w:hAnsi="Aptos"/>
+          <w:lang w:val="es-ES"/>
+        </w:rPr>
+        <w:t>sutikimą</w:t>
+      </w:r>
+      <w:proofErr w:type="spellEnd"/>
+      <w:r>
+        <w:rPr>
+          <w:rFonts w:ascii="Aptos" w:hAnsi="Aptos"/>
+          <w:lang w:val="es-ES"/>
+        </w:rPr>
+        <w:t>.</w:t>
       </w:r>
     </w:p>
     <w:p>
@@ -1046,12 +1633,85 @@
           <w:lang w:val="es-ES"/>
         </w:rPr>
       </w:pPr>
-      <w:r>
-        <w:rPr>
-          <w:rFonts w:ascii="Aptos" w:hAnsi="Aptos"/>
-          <w:lang w:val="es-ES"/>
-        </w:rPr>
-        <w:t xml:space="preserve">Apie gedimą ir remonto kainą informuojame telefonu </w:t>
+      <w:proofErr w:type="spellStart"/>
+      <w:r>
+        <w:rPr>
+          <w:rFonts w:ascii="Aptos" w:hAnsi="Aptos"/>
+          <w:lang w:val="es-ES"/>
+        </w:rPr>
+        <w:t>Apie</w:t>
+      </w:r>
+      <w:proofErr w:type="spellEnd"/>
+      <w:r>
+        <w:rPr>
+          <w:rFonts w:ascii="Aptos" w:hAnsi="Aptos"/>
+          <w:lang w:val="es-ES"/>
+        </w:rPr>
+        <w:t xml:space="preserve"> </w:t>
+      </w:r>
+      <w:proofErr w:type="spellStart"/>
+      <w:r>
+        <w:rPr>
+          <w:rFonts w:ascii="Aptos" w:hAnsi="Aptos"/>
+          <w:lang w:val="es-ES"/>
+        </w:rPr>
+        <w:t>gedimą</w:t>
+      </w:r>
+      <w:proofErr w:type="spellEnd"/>
+      <w:r>
+        <w:rPr>
+          <w:rFonts w:ascii="Aptos" w:hAnsi="Aptos"/>
+          <w:lang w:val="es-ES"/>
+        </w:rPr>
+        <w:t xml:space="preserve"> ir remonto </w:t>
+      </w:r>
+      <w:proofErr w:type="spellStart"/>
+      <w:r>
+        <w:rPr>
+          <w:rFonts w:ascii="Aptos" w:hAnsi="Aptos"/>
+          <w:lang w:val="es-ES"/>
+        </w:rPr>
+        <w:t>kainą</w:t>
+      </w:r>
+      <w:proofErr w:type="spellEnd"/>
+      <w:r>
+        <w:rPr>
+          <w:rFonts w:ascii="Aptos" w:hAnsi="Aptos"/>
+          <w:lang w:val="es-ES"/>
+        </w:rPr>
+        <w:t xml:space="preserve"> </w:t>
+      </w:r>
+      <w:proofErr w:type="spellStart"/>
+      <w:r>
+        <w:rPr>
+          <w:rFonts w:ascii="Aptos" w:hAnsi="Aptos"/>
+          <w:lang w:val="es-ES"/>
+        </w:rPr>
+        <w:t>informuojame</w:t>
+      </w:r>
+      <w:proofErr w:type="spellEnd"/>
+      <w:r>
+        <w:rPr>
+          <w:rFonts w:ascii="Aptos" w:hAnsi="Aptos"/>
+          <w:lang w:val="es-ES"/>
+        </w:rPr>
+        <w:t xml:space="preserve"> </w:t>
+      </w:r>
+      <w:proofErr w:type="spellStart"/>
+      <w:r>
+        <w:rPr>
+          <w:rFonts w:ascii="Aptos" w:hAnsi="Aptos"/>
+          <w:lang w:val="es-ES"/>
+        </w:rPr>
+        <w:t>telefonu</w:t>
+      </w:r>
+      <w:proofErr w:type="spellEnd"/>
+      <w:r>
+        <w:rPr>
+          <w:rFonts w:ascii="Aptos" w:hAnsi="Aptos"/>
+          <w:lang w:val="es-ES"/>
+        </w:rPr>
+        <w:t xml:space="preserve"> </w:t>
       </w:r>
       <w:r>
         <w:rPr>
@@ -1060,12 +1720,53 @@
         </w:rPr>
         <w:t>ir/</w:t>
       </w:r>
-      <w:r>
-        <w:rPr>
-          <w:rFonts w:ascii="Aptos" w:hAnsi="Aptos"/>
-          <w:lang w:val="es-ES"/>
-        </w:rPr>
-        <w:t>arba el. paštu.</w:t>
+      <w:proofErr w:type="spellStart"/>
+      <w:r>
+        <w:rPr>
+          <w:rFonts w:ascii="Aptos" w:hAnsi="Aptos"/>
+          <w:lang w:val="es-ES"/>
+        </w:rPr>
+        <w:t>arba</w:t>
+      </w:r>
+      <w:proofErr w:type="spellEnd"/>
+      <w:r>
+        <w:rPr>
+          <w:rFonts w:ascii="Aptos" w:hAnsi="Aptos"/>
+          <w:lang w:val="es-ES"/>
+        </w:rPr>
+        <w:t xml:space="preserve"> </w:t>
+      </w:r>
+      <w:proofErr w:type="spellStart"/>
+      <w:r>
+        <w:rPr>
+          <w:rFonts w:ascii="Aptos" w:hAnsi="Aptos"/>
+          <w:lang w:val="es-ES"/>
+        </w:rPr>
+        <w:t>el</w:t>
+      </w:r>
+      <w:proofErr w:type="spellEnd"/>
+      <w:r>
+        <w:rPr>
+          <w:rFonts w:ascii="Aptos" w:hAnsi="Aptos"/>
+          <w:lang w:val="es-ES"/>
+        </w:rPr>
+        <w:t xml:space="preserve">. </w:t>
+      </w:r>
+      <w:proofErr w:type="spellStart"/>
+      <w:r>
+        <w:rPr>
+          <w:rFonts w:ascii="Aptos" w:hAnsi="Aptos"/>
+          <w:lang w:val="es-ES"/>
+        </w:rPr>
+        <w:t>paštu</w:t>
+      </w:r>
+      <w:proofErr w:type="spellEnd"/>
+      <w:r>
+        <w:rPr>
+          <w:rFonts w:ascii="Aptos" w:hAnsi="Aptos"/>
+          <w:lang w:val="es-ES"/>
+        </w:rPr>
+        <w:t>.</w:t>
       </w:r>
     </w:p>
     <w:p>
@@ -1084,7 +1785,151 @@
           <w:rFonts w:ascii="Aptos" w:hAnsi="Aptos"/>
           <w:lang w:val="es-ES"/>
         </w:rPr>
-        <w:t>Atsisakius remonto gali būti taikomas diagnostikos (jei buvo suderinta) ir transportavimo mokestis.</w:t>
+        <w:t xml:space="preserve">Atsisakius remonto </w:t>
+      </w:r>
+      <w:proofErr w:type="spellStart"/>
+      <w:r>
+        <w:rPr>
+          <w:rFonts w:ascii="Aptos" w:hAnsi="Aptos"/>
+          <w:lang w:val="es-ES"/>
+        </w:rPr>
+        <w:t>gali</w:t>
+      </w:r>
+      <w:proofErr w:type="spellEnd"/>
+      <w:r>
+        <w:rPr>
+          <w:rFonts w:ascii="Aptos" w:hAnsi="Aptos"/>
+          <w:lang w:val="es-ES"/>
+        </w:rPr>
+        <w:t xml:space="preserve"> </w:t>
+      </w:r>
+      <w:proofErr w:type="spellStart"/>
+      <w:r>
+        <w:rPr>
+          <w:rFonts w:ascii="Aptos" w:hAnsi="Aptos"/>
+          <w:lang w:val="es-ES"/>
+        </w:rPr>
+        <w:t>būti</w:t>
+      </w:r>
+      <w:proofErr w:type="spellEnd"/>
+      <w:r>
+        <w:rPr>
+          <w:rFonts w:ascii="Aptos" w:hAnsi="Aptos"/>
+          <w:lang w:val="es-ES"/>
+        </w:rPr>
+        <w:t xml:space="preserve"> </w:t>
+      </w:r>
+      <w:proofErr w:type="spellStart"/>
+      <w:r>
+        <w:rPr>
+          <w:rFonts w:ascii="Aptos" w:hAnsi="Aptos"/>
+          <w:lang w:val="es-ES"/>
+        </w:rPr>
+        <w:t>taikomas</w:t>
+      </w:r>
+      <w:proofErr w:type="spellEnd"/>
+      <w:r>
+        <w:rPr>
+          <w:rFonts w:ascii="Aptos" w:hAnsi="Aptos"/>
+          <w:lang w:val="es-ES"/>
+        </w:rPr>
+        <w:t xml:space="preserve"> </w:t>
+      </w:r>
+      <w:proofErr w:type="spellStart"/>
+      <w:r>
+        <w:rPr>
+          <w:rFonts w:ascii="Aptos" w:hAnsi="Aptos"/>
+          <w:lang w:val="es-ES"/>
+        </w:rPr>
+        <w:t>diagnostikos</w:t>
+      </w:r>
+      <w:proofErr w:type="spellEnd"/>
+      <w:r>
+        <w:rPr>
+          <w:rFonts w:ascii="Aptos" w:hAnsi="Aptos"/>
+          <w:lang w:val="es-ES"/>
+        </w:rPr>
+        <w:t xml:space="preserve"> (</w:t>
+      </w:r>
+      <w:proofErr w:type="spellStart"/>
+      <w:r>
+        <w:rPr>
+          <w:rFonts w:ascii="Aptos" w:hAnsi="Aptos"/>
+          <w:lang w:val="es-ES"/>
+        </w:rPr>
+        <w:t>jei</w:t>
+      </w:r>
+      <w:proofErr w:type="spellEnd"/>
+      <w:r>
+        <w:rPr>
+          <w:rFonts w:ascii="Aptos" w:hAnsi="Aptos"/>
+          <w:lang w:val="es-ES"/>
+        </w:rPr>
+        <w:t xml:space="preserve"> </w:t>
+      </w:r>
+      <w:proofErr w:type="spellStart"/>
+      <w:r>
+        <w:rPr>
+          <w:rFonts w:ascii="Aptos" w:hAnsi="Aptos"/>
+          <w:lang w:val="es-ES"/>
+        </w:rPr>
+        <w:t>buvo</w:t>
+      </w:r>
+      <w:proofErr w:type="spellEnd"/>
+      <w:r>
+        <w:rPr>
+          <w:rFonts w:ascii="Aptos" w:hAnsi="Aptos"/>
+          <w:lang w:val="es-ES"/>
+        </w:rPr>
+        <w:t xml:space="preserve"> </w:t>
+      </w:r>
+      <w:proofErr w:type="spellStart"/>
+      <w:r>
+        <w:rPr>
+          <w:rFonts w:ascii="Aptos" w:hAnsi="Aptos"/>
+          <w:lang w:val="es-ES"/>
+        </w:rPr>
+        <w:t>suderinta</w:t>
+      </w:r>
+      <w:proofErr w:type="spellEnd"/>
+      <w:r>
+        <w:rPr>
+          <w:rFonts w:ascii="Aptos" w:hAnsi="Aptos"/>
+          <w:lang w:val="es-ES"/>
+        </w:rPr>
+        <w:t xml:space="preserve">) ir </w:t>
+      </w:r>
+      <w:proofErr w:type="spellStart"/>
+      <w:r>
+        <w:rPr>
+          <w:rFonts w:ascii="Aptos" w:hAnsi="Aptos"/>
+          <w:lang w:val="es-ES"/>
+        </w:rPr>
+        <w:t>transportavimo</w:t>
+      </w:r>
+      <w:proofErr w:type="spellEnd"/>
+      <w:r>
+        <w:rPr>
+          <w:rFonts w:ascii="Aptos" w:hAnsi="Aptos"/>
+          <w:lang w:val="es-ES"/>
+        </w:rPr>
+        <w:t xml:space="preserve"> </w:t>
+      </w:r>
+      <w:proofErr w:type="spellStart"/>
+      <w:r>
+        <w:rPr>
+          <w:rFonts w:ascii="Aptos" w:hAnsi="Aptos"/>
+          <w:lang w:val="es-ES"/>
+        </w:rPr>
+        <w:t>mokestis</w:t>
+      </w:r>
+      <w:proofErr w:type="spellEnd"/>
+      <w:r>
+        <w:rPr>
+          <w:rFonts w:ascii="Aptos" w:hAnsi="Aptos"/>
+          <w:lang w:val="es-ES"/>
+        </w:rPr>
+        <w:t>.</w:t>
       </w:r>
     </w:p>
     <w:p>
@@ -1150,12 +1995,53 @@
           <w:lang w:val="fr-FR"/>
         </w:rPr>
       </w:pPr>
-      <w:r>
-        <w:rPr>
-          <w:rFonts w:ascii="Aptos" w:hAnsi="Aptos"/>
-          <w:lang w:val="fr-FR"/>
-        </w:rPr>
-        <w:t xml:space="preserve">Prašome jį atsiimti per </w:t>
+      <w:proofErr w:type="spellStart"/>
+      <w:r>
+        <w:rPr>
+          <w:rFonts w:ascii="Aptos" w:hAnsi="Aptos"/>
+          <w:lang w:val="fr-FR"/>
+        </w:rPr>
+        <w:t>Prašome</w:t>
+      </w:r>
+      <w:proofErr w:type="spellEnd"/>
+      <w:r>
+        <w:rPr>
+          <w:rFonts w:ascii="Aptos" w:hAnsi="Aptos"/>
+          <w:lang w:val="fr-FR"/>
+        </w:rPr>
+        <w:t xml:space="preserve"> </w:t>
+      </w:r>
+      <w:proofErr w:type="spellStart"/>
+      <w:r>
+        <w:rPr>
+          <w:rFonts w:ascii="Aptos" w:hAnsi="Aptos"/>
+          <w:lang w:val="fr-FR"/>
+        </w:rPr>
+        <w:t>jį</w:t>
+      </w:r>
+      <w:proofErr w:type="spellEnd"/>
+      <w:r>
+        <w:rPr>
+          <w:rFonts w:ascii="Aptos" w:hAnsi="Aptos"/>
+          <w:lang w:val="fr-FR"/>
+        </w:rPr>
+        <w:t xml:space="preserve"> </w:t>
+      </w:r>
+      <w:proofErr w:type="spellStart"/>
+      <w:r>
+        <w:rPr>
+          <w:rFonts w:ascii="Aptos" w:hAnsi="Aptos"/>
+          <w:lang w:val="fr-FR"/>
+        </w:rPr>
+        <w:t>atsiimti</w:t>
+      </w:r>
+      <w:proofErr w:type="spellEnd"/>
+      <w:r>
+        <w:rPr>
+          <w:rFonts w:ascii="Aptos" w:hAnsi="Aptos"/>
+          <w:lang w:val="fr-FR"/>
+        </w:rPr>
+        <w:t xml:space="preserve"> per </w:t>
       </w:r>
       <w:r>
         <w:rPr>
@@ -1169,7 +2055,15 @@
           <w:rFonts w:ascii="Aptos" w:hAnsi="Aptos"/>
           <w:lang w:val="fr-FR"/>
         </w:rPr>
-        <w:t xml:space="preserve"> savait</w:t>
+        <w:t xml:space="preserve"> </w:t>
+      </w:r>
+      <w:proofErr w:type="spellStart"/>
+      <w:r>
+        <w:rPr>
+          <w:rFonts w:ascii="Aptos" w:hAnsi="Aptos"/>
+          <w:lang w:val="fr-FR"/>
+        </w:rPr>
+        <w:t>savait</w:t>
       </w:r>
       <w:r>
         <w:rPr>
@@ -1178,13 +2072,7 @@
         </w:rPr>
         <w:t>es</w:t>
       </w:r>
-      <w:r>
-        <w:rPr>
-          <w:rFonts w:ascii="Aptos" w:hAnsi="Aptos"/>
-          <w:lang w:val="fr-FR"/>
-        </w:rPr>
-        <w:t xml:space="preserve"> nuo informavimo.</w:t>
-      </w:r>
+      <w:proofErr w:type="spellEnd"/>
       <w:r>
         <w:rPr>
           <w:rFonts w:ascii="Aptos" w:hAnsi="Aptos"/>
@@ -1192,13 +2080,134 @@
         </w:rPr>
         <w:t xml:space="preserve"> </w:t>
       </w:r>
-      <w:r>
-        <w:rPr>
-          <w:rFonts w:ascii="Aptos" w:hAnsi="Aptos"/>
-          <w:lang w:val="fr-FR"/>
-        </w:rPr>
-        <w:t>Vėliau gali būti taikomas saugojimo mokestis</w:t>
-      </w:r>
+      <w:proofErr w:type="spellStart"/>
+      <w:r>
+        <w:rPr>
+          <w:rFonts w:ascii="Aptos" w:hAnsi="Aptos"/>
+          <w:lang w:val="fr-FR"/>
+        </w:rPr>
+        <w:t>nuo</w:t>
+      </w:r>
+      <w:proofErr w:type="spellEnd"/>
+      <w:r>
+        <w:rPr>
+          <w:rFonts w:ascii="Aptos" w:hAnsi="Aptos"/>
+          <w:lang w:val="fr-FR"/>
+        </w:rPr>
+        <w:t xml:space="preserve"> </w:t>
+      </w:r>
+      <w:proofErr w:type="spellStart"/>
+      <w:r>
+        <w:rPr>
+          <w:rFonts w:ascii="Aptos" w:hAnsi="Aptos"/>
+          <w:lang w:val="fr-FR"/>
+        </w:rPr>
+        <w:t>informavimo</w:t>
+      </w:r>
+      <w:proofErr w:type="spellEnd"/>
+      <w:r>
+        <w:rPr>
+          <w:rFonts w:ascii="Aptos" w:hAnsi="Aptos"/>
+          <w:lang w:val="fr-FR"/>
+        </w:rPr>
+        <w:t>.</w:t>
+      </w:r>
+      <w:r>
+        <w:rPr>
+          <w:rFonts w:ascii="Aptos" w:hAnsi="Aptos"/>
+          <w:lang w:val="fr-FR"/>
+        </w:rPr>
+        <w:t xml:space="preserve"> </w:t>
+      </w:r>
+      <w:proofErr w:type="spellStart"/>
+      <w:r>
+        <w:rPr>
+          <w:rFonts w:ascii="Aptos" w:hAnsi="Aptos"/>
+          <w:lang w:val="fr-FR"/>
+        </w:rPr>
+        <w:t>Vėliau</w:t>
+      </w:r>
+      <w:proofErr w:type="spellEnd"/>
+      <w:r>
+        <w:rPr>
+          <w:rFonts w:ascii="Aptos" w:hAnsi="Aptos"/>
+          <w:lang w:val="fr-FR"/>
+        </w:rPr>
+        <w:t xml:space="preserve"> </w:t>
+      </w:r>
+      <w:proofErr w:type="spellStart"/>
+      <w:r>
+        <w:rPr>
+          <w:rFonts w:ascii="Aptos" w:hAnsi="Aptos"/>
+          <w:lang w:val="fr-FR"/>
+        </w:rPr>
+        <w:t>gali</w:t>
+      </w:r>
+      <w:proofErr w:type="spellEnd"/>
+      <w:r>
+        <w:rPr>
+          <w:rFonts w:ascii="Aptos" w:hAnsi="Aptos"/>
+          <w:lang w:val="fr-FR"/>
+        </w:rPr>
+        <w:t xml:space="preserve"> </w:t>
+      </w:r>
+      <w:proofErr w:type="spellStart"/>
+      <w:r>
+        <w:rPr>
+          <w:rFonts w:ascii="Aptos" w:hAnsi="Aptos"/>
+          <w:lang w:val="fr-FR"/>
+        </w:rPr>
+        <w:t>būti</w:t>
+      </w:r>
+      <w:proofErr w:type="spellEnd"/>
+      <w:r>
+        <w:rPr>
+          <w:rFonts w:ascii="Aptos" w:hAnsi="Aptos"/>
+          <w:lang w:val="fr-FR"/>
+        </w:rPr>
+        <w:t xml:space="preserve"> </w:t>
+      </w:r>
+      <w:proofErr w:type="spellStart"/>
+      <w:r>
+        <w:rPr>
+          <w:rFonts w:ascii="Aptos" w:hAnsi="Aptos"/>
+          <w:lang w:val="fr-FR"/>
+        </w:rPr>
+        <w:t>taikomas</w:t>
+      </w:r>
+      <w:proofErr w:type="spellEnd"/>
+      <w:r>
+        <w:rPr>
+          <w:rFonts w:ascii="Aptos" w:hAnsi="Aptos"/>
+          <w:lang w:val="fr-FR"/>
+        </w:rPr>
+        <w:t xml:space="preserve"> </w:t>
+      </w:r>
+      <w:proofErr w:type="spellStart"/>
+      <w:r>
+        <w:rPr>
+          <w:rFonts w:ascii="Aptos" w:hAnsi="Aptos"/>
+          <w:lang w:val="fr-FR"/>
+        </w:rPr>
+        <w:t>saugojimo</w:t>
+      </w:r>
+      <w:proofErr w:type="spellEnd"/>
+      <w:r>
+        <w:rPr>
+          <w:rFonts w:ascii="Aptos" w:hAnsi="Aptos"/>
+          <w:lang w:val="fr-FR"/>
+        </w:rPr>
+        <w:t xml:space="preserve"> </w:t>
+      </w:r>
+      <w:proofErr w:type="spellStart"/>
+      <w:r>
+        <w:rPr>
+          <w:rFonts w:ascii="Aptos" w:hAnsi="Aptos"/>
+          <w:lang w:val="fr-FR"/>
+        </w:rPr>
+        <w:t>mokestis</w:t>
+      </w:r>
+      <w:proofErr w:type="spellEnd"/>
       <w:r>
         <w:t xml:space="preserve"> </w:t>
       </w:r>
@@ -1225,7 +2234,247 @@
           <w:rFonts w:ascii="Aptos" w:hAnsi="Aptos"/>
           <w:lang w:val="fr-FR"/>
         </w:rPr>
-        <w:t>Jei įrenginys neatsiimamas per 2 mėnesius, UAB 4office turi teisę jį utilizuoti arba kitaip juo disponuoti, siekiant padengti patirtas išlaidas.</w:t>
+        <w:t xml:space="preserve">Jei </w:t>
+      </w:r>
+      <w:proofErr w:type="spellStart"/>
+      <w:r>
+        <w:rPr>
+          <w:rFonts w:ascii="Aptos" w:hAnsi="Aptos"/>
+          <w:lang w:val="fr-FR"/>
+        </w:rPr>
+        <w:t>įrenginys</w:t>
+      </w:r>
+      <w:proofErr w:type="spellEnd"/>
+      <w:r>
+        <w:rPr>
+          <w:rFonts w:ascii="Aptos" w:hAnsi="Aptos"/>
+          <w:lang w:val="fr-FR"/>
+        </w:rPr>
+        <w:t xml:space="preserve"> </w:t>
+      </w:r>
+      <w:proofErr w:type="spellStart"/>
+      <w:r>
+        <w:rPr>
+          <w:rFonts w:ascii="Aptos" w:hAnsi="Aptos"/>
+          <w:lang w:val="fr-FR"/>
+        </w:rPr>
+        <w:t>neatsiimamas</w:t>
+      </w:r>
+      <w:proofErr w:type="spellEnd"/>
+      <w:r>
+        <w:rPr>
+          <w:rFonts w:ascii="Aptos" w:hAnsi="Aptos"/>
+          <w:lang w:val="fr-FR"/>
+        </w:rPr>
+        <w:t xml:space="preserve"> per 2 </w:t>
+      </w:r>
+      <w:proofErr w:type="spellStart"/>
+      <w:r>
+        <w:rPr>
+          <w:rFonts w:ascii="Aptos" w:hAnsi="Aptos"/>
+          <w:lang w:val="fr-FR"/>
+        </w:rPr>
+        <w:t>mėnesius</w:t>
+      </w:r>
+      <w:proofErr w:type="spellEnd"/>
+      <w:r>
+        <w:rPr>
+          <w:rFonts w:ascii="Aptos" w:hAnsi="Aptos"/>
+          <w:lang w:val="fr-FR"/>
+        </w:rPr>
+        <w:t xml:space="preserve">, UAB 4office </w:t>
+      </w:r>
+      <w:proofErr w:type="spellStart"/>
+      <w:r>
+        <w:rPr>
+          <w:rFonts w:ascii="Aptos" w:hAnsi="Aptos"/>
+          <w:lang w:val="fr-FR"/>
+        </w:rPr>
+        <w:t>turi</w:t>
+      </w:r>
+      <w:proofErr w:type="spellEnd"/>
+      <w:r>
+        <w:rPr>
+          <w:rFonts w:ascii="Aptos" w:hAnsi="Aptos"/>
+          <w:lang w:val="fr-FR"/>
+        </w:rPr>
+        <w:t xml:space="preserve"> </w:t>
+      </w:r>
+      <w:proofErr w:type="spellStart"/>
+      <w:r>
+        <w:rPr>
+          <w:rFonts w:ascii="Aptos" w:hAnsi="Aptos"/>
+          <w:lang w:val="fr-FR"/>
+        </w:rPr>
+        <w:t>teisę</w:t>
+      </w:r>
+      <w:proofErr w:type="spellEnd"/>
+      <w:r>
+        <w:rPr>
+          <w:rFonts w:ascii="Aptos" w:hAnsi="Aptos"/>
+          <w:lang w:val="fr-FR"/>
+        </w:rPr>
+        <w:t xml:space="preserve"> </w:t>
+      </w:r>
+      <w:proofErr w:type="spellStart"/>
+      <w:r>
+        <w:rPr>
+          <w:rFonts w:ascii="Aptos" w:hAnsi="Aptos"/>
+          <w:lang w:val="fr-FR"/>
+        </w:rPr>
+        <w:t>jį</w:t>
+      </w:r>
+      <w:proofErr w:type="spellEnd"/>
+      <w:r>
+        <w:rPr>
+          <w:rFonts w:ascii="Aptos" w:hAnsi="Aptos"/>
+          <w:lang w:val="fr-FR"/>
+        </w:rPr>
+        <w:t xml:space="preserve"> </w:t>
+      </w:r>
+      <w:proofErr w:type="spellStart"/>
+      <w:r>
+        <w:rPr>
+          <w:rFonts w:ascii="Aptos" w:hAnsi="Aptos"/>
+          <w:lang w:val="fr-FR"/>
+        </w:rPr>
+        <w:t>utilizuoti</w:t>
+      </w:r>
+      <w:proofErr w:type="spellEnd"/>
+      <w:r>
+        <w:rPr>
+          <w:rFonts w:ascii="Aptos" w:hAnsi="Aptos"/>
+          <w:lang w:val="fr-FR"/>
+        </w:rPr>
+        <w:t xml:space="preserve"> </w:t>
+      </w:r>
+      <w:proofErr w:type="spellStart"/>
+      <w:r>
+        <w:rPr>
+          <w:rFonts w:ascii="Aptos" w:hAnsi="Aptos"/>
+          <w:lang w:val="fr-FR"/>
+        </w:rPr>
+        <w:t>arba</w:t>
+      </w:r>
+      <w:proofErr w:type="spellEnd"/>
+      <w:r>
+        <w:rPr>
+          <w:rFonts w:ascii="Aptos" w:hAnsi="Aptos"/>
+          <w:lang w:val="fr-FR"/>
+        </w:rPr>
+        <w:t xml:space="preserve"> </w:t>
+      </w:r>
+      <w:proofErr w:type="spellStart"/>
+      <w:r>
+        <w:rPr>
+          <w:rFonts w:ascii="Aptos" w:hAnsi="Aptos"/>
+          <w:lang w:val="fr-FR"/>
+        </w:rPr>
+        <w:t>kitaip</w:t>
+      </w:r>
+      <w:proofErr w:type="spellEnd"/>
+      <w:r>
+        <w:rPr>
+          <w:rFonts w:ascii="Aptos" w:hAnsi="Aptos"/>
+          <w:lang w:val="fr-FR"/>
+        </w:rPr>
+        <w:t xml:space="preserve"> </w:t>
+      </w:r>
+      <w:proofErr w:type="spellStart"/>
+      <w:r>
+        <w:rPr>
+          <w:rFonts w:ascii="Aptos" w:hAnsi="Aptos"/>
+          <w:lang w:val="fr-FR"/>
+        </w:rPr>
+        <w:t>juo</w:t>
+      </w:r>
+      <w:proofErr w:type="spellEnd"/>
+      <w:r>
+        <w:rPr>
+          <w:rFonts w:ascii="Aptos" w:hAnsi="Aptos"/>
+          <w:lang w:val="fr-FR"/>
+        </w:rPr>
+        <w:t xml:space="preserve"> </w:t>
+      </w:r>
+      <w:proofErr w:type="spellStart"/>
+      <w:r>
+        <w:rPr>
+          <w:rFonts w:ascii="Aptos" w:hAnsi="Aptos"/>
+          <w:lang w:val="fr-FR"/>
+        </w:rPr>
+        <w:t>disponuoti</w:t>
+      </w:r>
+      <w:proofErr w:type="spellEnd"/>
+      <w:r>
+        <w:rPr>
+          <w:rFonts w:ascii="Aptos" w:hAnsi="Aptos"/>
+          <w:lang w:val="fr-FR"/>
+        </w:rPr>
+        <w:t xml:space="preserve">, </w:t>
+      </w:r>
+      <w:proofErr w:type="spellStart"/>
+      <w:r>
+        <w:rPr>
+          <w:rFonts w:ascii="Aptos" w:hAnsi="Aptos"/>
+          <w:lang w:val="fr-FR"/>
+        </w:rPr>
+        <w:t>siekiant</w:t>
+      </w:r>
+      <w:proofErr w:type="spellEnd"/>
+      <w:r>
+        <w:rPr>
+          <w:rFonts w:ascii="Aptos" w:hAnsi="Aptos"/>
+          <w:lang w:val="fr-FR"/>
+        </w:rPr>
+        <w:t xml:space="preserve"> </w:t>
+      </w:r>
+      <w:proofErr w:type="spellStart"/>
+      <w:r>
+        <w:rPr>
+          <w:rFonts w:ascii="Aptos" w:hAnsi="Aptos"/>
+          <w:lang w:val="fr-FR"/>
+        </w:rPr>
+        <w:t>padengti</w:t>
+      </w:r>
+      <w:proofErr w:type="spellEnd"/>
+      <w:r>
+        <w:rPr>
+          <w:rFonts w:ascii="Aptos" w:hAnsi="Aptos"/>
+          <w:lang w:val="fr-FR"/>
+        </w:rPr>
+        <w:t xml:space="preserve"> </w:t>
+      </w:r>
+      <w:proofErr w:type="spellStart"/>
+      <w:r>
+        <w:rPr>
+          <w:rFonts w:ascii="Aptos" w:hAnsi="Aptos"/>
+          <w:lang w:val="fr-FR"/>
+        </w:rPr>
+        <w:t>patirtas</w:t>
+      </w:r>
+      <w:proofErr w:type="spellEnd"/>
+      <w:r>
+        <w:rPr>
+          <w:rFonts w:ascii="Aptos" w:hAnsi="Aptos"/>
+          <w:lang w:val="fr-FR"/>
+        </w:rPr>
+        <w:t xml:space="preserve"> </w:t>
+      </w:r>
+      <w:proofErr w:type="spellStart"/>
+      <w:r>
+        <w:rPr>
+          <w:rFonts w:ascii="Aptos" w:hAnsi="Aptos"/>
+          <w:lang w:val="fr-FR"/>
+        </w:rPr>
+        <w:t>išlaidas</w:t>
+      </w:r>
+      <w:proofErr w:type="spellEnd"/>
+      <w:r>
+        <w:rPr>
+          <w:rFonts w:ascii="Aptos" w:hAnsi="Aptos"/>
+          <w:lang w:val="fr-FR"/>
+        </w:rPr>
+        <w:t>.</w:t>
       </w:r>
     </w:p>
     <w:p>
@@ -1235,6 +2484,15 @@
           <w:lang w:val="fr-FR"/>
         </w:rPr>
       </w:pPr>
+      <w:proofErr w:type="spellStart"/>
+      <w:r>
+        <w:rPr>
+          <w:rFonts w:ascii="Aptos" w:hAnsi="Aptos"/>
+          <w:lang w:val="fr-FR"/>
+        </w:rPr>
+        <w:t>Sutikimas</w:t>
+      </w:r>
+      <w:proofErr w:type="spellEnd"/>
     </w:p>
     <w:p>
       <w:pPr>
@@ -1243,38 +2501,134 @@
           <w:lang w:val="fr-FR"/>
         </w:rPr>
       </w:pPr>
-      <w:r>
-        <w:rPr>
-          <w:rFonts w:ascii="Aptos" w:hAnsi="Aptos"/>
-          <w:lang w:val="fr-FR"/>
-        </w:rPr>
-        <w:t>Sutikimas</w:t>
-      </w:r>
-    </w:p>
-    <w:p>
-      <w:pPr>
-        <w:rPr>
-          <w:rFonts w:ascii="Aptos" w:hAnsi="Aptos"/>
-          <w:lang w:val="fr-FR"/>
-        </w:rPr>
-      </w:pPr>
-      <w:r>
-        <w:rPr>
-          <w:rFonts w:ascii="Aptos" w:hAnsi="Aptos"/>
-          <w:lang w:val="fr-FR"/>
-        </w:rPr>
-        <w:t>Palikdamas įrenginį, klientas patvirtina, kad sutinka su šiomis sąlygomis.</w:t>
-      </w:r>
-    </w:p>
-    <w:p>
-      <w:pPr>
-        <w:rPr>
-          <w:rFonts w:ascii="Aptos" w:hAnsi="Aptos"/>
-          <w:sz w:val="24"/>
-          <w:szCs w:val="24"/>
-          <w:lang w:val="fr-FR"/>
-        </w:rPr>
-      </w:pPr>
+      <w:proofErr w:type="spellStart"/>
+      <w:r>
+        <w:rPr>
+          <w:rFonts w:ascii="Aptos" w:hAnsi="Aptos"/>
+          <w:lang w:val="fr-FR"/>
+        </w:rPr>
+        <w:t>Palikdamas</w:t>
+      </w:r>
+      <w:proofErr w:type="spellEnd"/>
+      <w:r>
+        <w:rPr>
+          <w:rFonts w:ascii="Aptos" w:hAnsi="Aptos"/>
+          <w:lang w:val="fr-FR"/>
+        </w:rPr>
+        <w:t xml:space="preserve"> </w:t>
+      </w:r>
+      <w:proofErr w:type="spellStart"/>
+      <w:r>
+        <w:rPr>
+          <w:rFonts w:ascii="Aptos" w:hAnsi="Aptos"/>
+          <w:lang w:val="fr-FR"/>
+        </w:rPr>
+        <w:t>įrenginį</w:t>
+      </w:r>
+      <w:proofErr w:type="spellEnd"/>
+      <w:r>
+        <w:rPr>
+          <w:rFonts w:ascii="Aptos" w:hAnsi="Aptos"/>
+          <w:lang w:val="fr-FR"/>
+        </w:rPr>
+        <w:t xml:space="preserve">, </w:t>
+      </w:r>
+      <w:proofErr w:type="spellStart"/>
+      <w:r>
+        <w:rPr>
+          <w:rFonts w:ascii="Aptos" w:hAnsi="Aptos"/>
+          <w:lang w:val="fr-FR"/>
+        </w:rPr>
+        <w:t>klientas</w:t>
+      </w:r>
+      <w:proofErr w:type="spellEnd"/>
+      <w:r>
+        <w:rPr>
+          <w:rFonts w:ascii="Aptos" w:hAnsi="Aptos"/>
+          <w:lang w:val="fr-FR"/>
+        </w:rPr>
+        <w:t xml:space="preserve"> </w:t>
+      </w:r>
+      <w:proofErr w:type="spellStart"/>
+      <w:r>
+        <w:rPr>
+          <w:rFonts w:ascii="Aptos" w:hAnsi="Aptos"/>
+          <w:lang w:val="fr-FR"/>
+        </w:rPr>
+        <w:t>patvirtina</w:t>
+      </w:r>
+      <w:proofErr w:type="spellEnd"/>
+      <w:r>
+        <w:rPr>
+          <w:rFonts w:ascii="Aptos" w:hAnsi="Aptos"/>
+          <w:lang w:val="fr-FR"/>
+        </w:rPr>
+        <w:t xml:space="preserve">, </w:t>
+      </w:r>
+      <w:proofErr w:type="spellStart"/>
+      <w:r>
+        <w:rPr>
+          <w:rFonts w:ascii="Aptos" w:hAnsi="Aptos"/>
+          <w:lang w:val="fr-FR"/>
+        </w:rPr>
+        <w:t>kad</w:t>
+      </w:r>
+      <w:proofErr w:type="spellEnd"/>
+      <w:r>
+        <w:rPr>
+          <w:rFonts w:ascii="Aptos" w:hAnsi="Aptos"/>
+          <w:lang w:val="fr-FR"/>
+        </w:rPr>
+        <w:t xml:space="preserve"> </w:t>
+      </w:r>
+      <w:proofErr w:type="spellStart"/>
+      <w:r>
+        <w:rPr>
+          <w:rFonts w:ascii="Aptos" w:hAnsi="Aptos"/>
+          <w:lang w:val="fr-FR"/>
+        </w:rPr>
+        <w:t>sutinka</w:t>
+      </w:r>
+      <w:proofErr w:type="spellEnd"/>
+      <w:r>
+        <w:rPr>
+          <w:rFonts w:ascii="Aptos" w:hAnsi="Aptos"/>
+          <w:lang w:val="fr-FR"/>
+        </w:rPr>
+        <w:t xml:space="preserve"> su </w:t>
+      </w:r>
+      <w:proofErr w:type="spellStart"/>
+      <w:r>
+        <w:rPr>
+          <w:rFonts w:ascii="Aptos" w:hAnsi="Aptos"/>
+          <w:lang w:val="fr-FR"/>
+        </w:rPr>
+        <w:t>šiomis</w:t>
+      </w:r>
+      <w:proofErr w:type="spellEnd"/>
+      <w:r>
+        <w:rPr>
+          <w:rFonts w:ascii="Aptos" w:hAnsi="Aptos"/>
+          <w:lang w:val="fr-FR"/>
+        </w:rPr>
+        <w:t xml:space="preserve"> </w:t>
+      </w:r>
+      <w:proofErr w:type="spellStart"/>
+      <w:r>
+        <w:rPr>
+          <w:rFonts w:ascii="Aptos" w:hAnsi="Aptos"/>
+          <w:lang w:val="fr-FR"/>
+        </w:rPr>
+        <w:t>sąlygomis</w:t>
+      </w:r>
+      <w:proofErr w:type="spellEnd"/>
+      <w:r>
+        <w:rPr>
+          <w:rFonts w:ascii="Aptos" w:hAnsi="Aptos"/>
+          <w:lang w:val="fr-FR"/>
+        </w:rPr>
+        <w:t>.</w:t>
+      </w:r>
     </w:p>
     <w:p>
       <w:pPr>
@@ -1300,8 +2654,9 @@
           <w:szCs w:val="24"/>
           <w:lang w:val="de-DE"/>
         </w:rPr>
-        <w:t>{data}</w:t>
-      </w:r>
+        <w:t>{</w:t>
+      </w:r>
+      <w:proofErr w:type="spellStart"/>
       <w:r>
         <w:rPr>
           <w:rFonts w:ascii="Aptos" w:hAnsi="Aptos"/>
@@ -1309,6 +2664,25 @@
           <w:szCs w:val="24"/>
           <w:lang w:val="de-DE"/>
         </w:rPr>
+        <w:t>data</w:t>
+      </w:r>
+      <w:proofErr w:type="spellEnd"/>
+      <w:r>
+        <w:rPr>
+          <w:rFonts w:ascii="Aptos" w:hAnsi="Aptos"/>
+          <w:sz w:val="24"/>
+          <w:szCs w:val="24"/>
+          <w:lang w:val="de-DE"/>
+        </w:rPr>
+        <w:t>}</w:t>
+      </w:r>
+      <w:r>
+        <w:rPr>
+          <w:rFonts w:ascii="Aptos" w:hAnsi="Aptos"/>
+          <w:sz w:val="24"/>
+          <w:szCs w:val="24"/>
+          <w:lang w:val="de-DE"/>
+        </w:rPr>
         <w:t xml:space="preserve"> </w:t>
       </w:r>
       <w:r>
@@ -1351,7 +2725,61 @@
           <w:szCs w:val="24"/>
           <w:lang w:val="en-US"/>
         </w:rPr>
-        <w:t>(Vardas, Pavardė, parašas)</w:t>
+        <w:t>(</w:t>
+      </w:r>
+      <w:proofErr w:type="spellStart"/>
+      <w:r>
+        <w:rPr>
+          <w:sz w:val="24"/>
+          <w:szCs w:val="24"/>
+          <w:lang w:val="en-US"/>
+        </w:rPr>
+        <w:t>Vardas</w:t>
+      </w:r>
+      <w:proofErr w:type="spellEnd"/>
+      <w:r>
+        <w:rPr>
+          <w:sz w:val="24"/>
+          <w:szCs w:val="24"/>
+          <w:lang w:val="en-US"/>
+        </w:rPr>
+        <w:t xml:space="preserve">, </w:t>
+      </w:r>
+      <w:proofErr w:type="spellStart"/>
+      <w:r>
+        <w:rPr>
+          <w:sz w:val="24"/>
+          <w:szCs w:val="24"/>
+          <w:lang w:val="en-US"/>
+        </w:rPr>
+        <w:t>Pavardė</w:t>
+      </w:r>
+      <w:proofErr w:type="spellEnd"/>
+      <w:r>
+        <w:rPr>
+          <w:sz w:val="24"/>
+          <w:szCs w:val="24"/>
+          <w:lang w:val="en-US"/>
+        </w:rPr>
+        <w:t xml:space="preserve">, </w:t>
+      </w:r>
+      <w:proofErr w:type="spellStart"/>
+      <w:r>
+        <w:rPr>
+          <w:sz w:val="24"/>
+          <w:szCs w:val="24"/>
+          <w:lang w:val="en-US"/>
+        </w:rPr>
+        <w:t>parašas</w:t>
+      </w:r>
+      <w:proofErr w:type="spellEnd"/>
+      <w:r>
+        <w:rPr>
+          <w:sz w:val="24"/>
+          <w:szCs w:val="24"/>
+          <w:lang w:val="en-US"/>
+        </w:rPr>
+        <w:t>)</w:t>
       </w:r>
     </w:p>
     <w:sectPr>
@@ -1362,7 +2790,7 @@
       <w:headerReference w:type="first" r:id="rId15"/>
       <w:footerReference w:type="first" r:id="rId16"/>
       <w:pgSz w:w="11906" w:h="16838"/>
-      <w:pgMar w:top="1985" w:right="567" w:bottom="142" w:left="1134" w:header="285" w:footer="335" w:gutter="0"/>
+      <w:pgMar w:top="1440" w:right="1440" w:bottom="1440" w:left="1440" w:header="285" w:footer="335" w:gutter="0"/>
       <w:cols w:space="1296"/>
       <w:docGrid w:linePitch="600" w:charSpace="40960"/>
     </w:sectPr>
@@ -1592,6 +3020,7 @@
         <w:lang w:val="fr-FR"/>
       </w:rPr>
     </w:pPr>
+    <w:proofErr w:type="spellStart"/>
     <w:r>
       <w:rPr>
         <w:rFonts w:ascii="Aptos" w:hAnsi="Aptos"/>
@@ -1599,7 +3028,17 @@
         <w:szCs w:val="24"/>
         <w:lang w:val="fr-FR"/>
       </w:rPr>
-      <w:t>Gariūnų g. 57</w:t>
+      <w:t>Gariūnų</w:t>
+    </w:r>
+    <w:proofErr w:type="spellEnd"/>
+    <w:r>
+      <w:rPr>
+        <w:rFonts w:ascii="Aptos" w:hAnsi="Aptos"/>
+        <w:sz w:val="24"/>
+        <w:szCs w:val="24"/>
+        <w:lang w:val="fr-FR"/>
+      </w:rPr>
+      <w:t xml:space="preserve"> g. 57</w:t>
     </w:r>
     <w:r>
       <w:rPr>
@@ -3438,6 +4877,7 @@
   <w:style w:type="character" w:default="1" w:styleId="DefaultParagraphFont">
     <w:name w:val="Default Paragraph Font"/>
     <w:uiPriority w:val="1"/>
+    <w:semiHidden/>
     <w:unhideWhenUsed/>
   </w:style>
   <w:style w:type="table" w:default="1" w:styleId="TableNormal">
@@ -4302,25 +5742,16 @@
 </file>
 
 <file path=customXml/item1.xml><?xml version="1.0" encoding="utf-8"?>
-<b:Sources xmlns:b="http://schemas.openxmlformats.org/officeDocument/2006/bibliography" xmlns="http://schemas.openxmlformats.org/officeDocument/2006/bibliography" SelectedStyle="\APASixthEditionOfficeOnline.xsl" StyleName="APA" Version="6"/>
-</file>
-
-<file path=customXml/item2.xml><?xml version="1.0" encoding="utf-8"?>
 <p:properties xmlns:p="http://schemas.microsoft.com/office/2006/metadata/properties" xmlns:xsi="http://www.w3.org/2001/XMLSchema-instance" xmlns:pc="http://schemas.microsoft.com/office/infopath/2007/PartnerControls">
   <documentManagement/>
 </p:properties>
 </file>
 
-<file path=customXml/item3.xml><?xml version="1.0" encoding="utf-8"?>
-<?mso-contentType ?>
-<FormTemplates xmlns="http://schemas.microsoft.com/sharepoint/v3/contenttype/forms">
-  <Display>DocumentLibraryForm</Display>
-  <Edit>DocumentLibraryForm</Edit>
-  <New>DocumentLibraryForm</New>
-</FormTemplates>
+<file path=customXml/item2.xml><?xml version="1.0" encoding="utf-8"?>
+<b:Sources xmlns:b="http://schemas.openxmlformats.org/officeDocument/2006/bibliography" xmlns="http://schemas.openxmlformats.org/officeDocument/2006/bibliography" SelectedStyle="\APASixthEditionOfficeOnline.xsl" StyleName="APA" Version="6"/>
 </file>
 
-<file path=customXml/item4.xml><?xml version="1.0" encoding="utf-8"?>
+<file path=customXml/item3.xml><?xml version="1.0" encoding="utf-8"?>
 <ct:contentTypeSchema xmlns:ct="http://schemas.microsoft.com/office/2006/metadata/contentType" xmlns:ma="http://schemas.microsoft.com/office/2006/metadata/properties/metaAttributes" ct:_="" ma:_="" ma:contentTypeName="Dokumentas" ma:contentTypeID="0x01010017C5E37302ED5B4393E12F926763B961" ma:contentTypeVersion="5" ma:contentTypeDescription="Kurkite naują dokumentą." ma:contentTypeScope="" ma:versionID="64c87de12f3c145059ca9e4c76805602">
   <xsd:schema xmlns:xsd="http://www.w3.org/2001/XMLSchema" xmlns:xs="http://www.w3.org/2001/XMLSchema" xmlns:p="http://schemas.microsoft.com/office/2006/metadata/properties" xmlns:ns3="95bb7dd7-1a6f-4c8b-bf95-283e638d61c1" xmlns:ns4="6ef92817-0dd1-4395-9663-9aab56939276" targetNamespace="http://schemas.microsoft.com/office/2006/metadata/properties" ma:root="true" ma:fieldsID="f97fe7fdb53d8f2ae9f1e25a28a9f949" ns3:_="" ns4:_="">
     <xsd:import namespace="95bb7dd7-1a6f-4c8b-bf95-283e638d61c1"/>
@@ -4491,15 +5922,16 @@
 </ct:contentTypeSchema>
 </file>
 
-<file path=customXml/itemProps1.xml><?xml version="1.0" encoding="utf-8"?>
-<ds:datastoreItem xmlns:ds="http://schemas.openxmlformats.org/officeDocument/2006/customXml" ds:itemID="{A6CEB405-97C9-4A19-AA63-7645E1292537}">
-  <ds:schemaRefs>
-    <ds:schemaRef ds:uri="http://schemas.openxmlformats.org/officeDocument/2006/bibliography"/>
-  </ds:schemaRefs>
-</ds:datastoreItem>
+<file path=customXml/item4.xml><?xml version="1.0" encoding="utf-8"?>
+<?mso-contentType ?>
+<FormTemplates xmlns="http://schemas.microsoft.com/sharepoint/v3/contenttype/forms">
+  <Display>DocumentLibraryForm</Display>
+  <Edit>DocumentLibraryForm</Edit>
+  <New>DocumentLibraryForm</New>
+</FormTemplates>
 </file>
 
-<file path=customXml/itemProps2.xml><?xml version="1.0" encoding="utf-8"?>
+<file path=customXml/itemProps1.xml><?xml version="1.0" encoding="utf-8"?>
 <ds:datastoreItem xmlns:ds="http://schemas.openxmlformats.org/officeDocument/2006/customXml" ds:itemID="{BBF7080E-19E9-4237-9527-BC6EB533F072}">
   <ds:schemaRefs>
     <ds:schemaRef ds:uri="http://schemas.microsoft.com/office/2006/metadata/properties"/>
@@ -4508,15 +5940,15 @@
 </ds:datastoreItem>
 </file>
 
-<file path=customXml/itemProps3.xml><?xml version="1.0" encoding="utf-8"?>
-<ds:datastoreItem xmlns:ds="http://schemas.openxmlformats.org/officeDocument/2006/customXml" ds:itemID="{F09D6D4C-18AE-4F2D-8333-431F90F26862}">
+<file path=customXml/itemProps2.xml><?xml version="1.0" encoding="utf-8"?>
+<ds:datastoreItem xmlns:ds="http://schemas.openxmlformats.org/officeDocument/2006/customXml" ds:itemID="{A6CEB405-97C9-4A19-AA63-7645E1292537}">
   <ds:schemaRefs>
-    <ds:schemaRef ds:uri="http://schemas.microsoft.com/sharepoint/v3/contenttype/forms"/>
+    <ds:schemaRef ds:uri="http://schemas.openxmlformats.org/officeDocument/2006/bibliography"/>
   </ds:schemaRefs>
 </ds:datastoreItem>
 </file>
 
-<file path=customXml/itemProps4.xml><?xml version="1.0" encoding="utf-8"?>
+<file path=customXml/itemProps3.xml><?xml version="1.0" encoding="utf-8"?>
 <ds:datastoreItem xmlns:ds="http://schemas.openxmlformats.org/officeDocument/2006/customXml" ds:itemID="{BA82F190-2F74-4F78-9127-7A6DF58C9BC7}">
   <ds:schemaRefs>
     <ds:schemaRef ds:uri="http://schemas.microsoft.com/office/2006/metadata/contentType"/>
@@ -4533,4 +5965,12 @@
     <ds:schemaRef ds:uri="http://schemas.microsoft.com/internal/obd"/>
   </ds:schemaRefs>
 </ds:datastoreItem>
+</file>
+
+<file path=customXml/itemProps4.xml><?xml version="1.0" encoding="utf-8"?>
+<ds:datastoreItem xmlns:ds="http://schemas.openxmlformats.org/officeDocument/2006/customXml" ds:itemID="{F09D6D4C-18AE-4F2D-8333-431F90F26862}">
+  <ds:schemaRefs>
+    <ds:schemaRef ds:uri="http://schemas.microsoft.com/sharepoint/v3/contenttype/forms"/>
+  </ds:schemaRefs>
+</ds:datastoreItem>
 </file>
--- a/templates/aktas.docx
+++ b/templates/aktas.docx
@@ -3,15 +3,6 @@
 <w:document xmlns:wpc="http://schemas.microsoft.com/office/word/2010/wordprocessingCanvas" xmlns:cx="http://schemas.microsoft.com/office/drawing/2014/chartex" xmlns:cx1="http://schemas.microsoft.com/office/drawing/2015/9/8/chartex" xmlns:cx2="http://schemas.microsoft.com/office/drawing/2015/10/21/chartex" xmlns:cx3="http://schemas.microsoft.com/office/drawing/2016/5/9/chartex" xmlns:cx4="http://schemas.microsoft.com/office/drawing/2016/5/10/chartex" xmlns:cx5="http://schemas.microsoft.com/office/drawing/2016/5/11/chartex" xmlns:cx6="http://schemas.microsoft.com/office/drawing/2016/5/12/chartex" xmlns:cx7="http://schemas.microsoft.com/office/drawing/2016/5/13/chartex" xmlns:cx8="http://schemas.microsoft.com/office/drawing/2016/5/14/chartex" xmlns:mc="http://schemas.openxmlformats.org/markup-compatibility/2006" xmlns:aink="http://schemas.microsoft.com/office/drawing/2016/ink" xmlns:am3d="http://schemas.microsoft.com/office/drawing/2017/model3d" xmlns:o="urn:schemas-microsoft-com:office:office" xmlns:oel="http://schemas.microsoft.com/office/2019/extlst" xmlns:r="http://schemas.openxmlformats.org/officeDocument/2006/relationships" xmlns:m="http://schemas.openxmlformats.org/officeDocument/2006/math" xmlns:v="urn:schemas-microsoft-com:vml" xmlns:wp14="http://schemas.microsoft.com/office/word/2010/wordprocessingDrawing" xmlns:wp="http://schemas.openxmlformats.org/drawingml/2006/wordprocessingDrawing" xmlns:w10="urn:schemas-microsoft-com:office:word" xmlns:w="http://schemas.openxmlformats.org/wordprocessingml/2006/main" xmlns:w14="http://schemas.microsoft.com/office/word/2010/wordml" xmlns:w15="http://schemas.microsoft.com/office/word/2012/wordml" xmlns:w16cex="http://schemas.microsoft.com/office/word/2018/wordml/cex" xmlns:w16cid="http://schemas.microsoft.com/office/word/2016/wordml/cid" xmlns:w16="http://schemas.microsoft.com/office/word/2018/wordml" xmlns:w16du="http://schemas.microsoft.com/office/word/2023/wordml/word16du" xmlns:w16sdtdh="http://schemas.microsoft.com/office/word/2020/wordml/sdtdatahash" xmlns:w16sdtfl="http://schemas.microsoft.com/office/word/2024/wordml/sdtformatlock" xmlns:w16se="http://schemas.microsoft.com/office/word/2015/wordml/symex" xmlns:wpg="http://schemas.microsoft.com/office/word/2010/wordprocessingGroup" xmlns:wpi="http://schemas.microsoft.com/office/word/2010/wordprocessingInk" xmlns:wne="http://schemas.microsoft.com/office/word/2006/wordml" xmlns:wps="http://schemas.microsoft.com/office/word/2010/wordprocessingShape" mc:Ignorable="w14 w15 w16se w16cid w16 w16cex w16sdtdh w16sdtfl w16du wp14">
   <w:background w:color="FFFFFF"/>
   <w:body>
-    <w:p>
-      <w:pPr>
-        <w:rPr>
-          <w:sz w:val="24"/>
-          <w:szCs w:val="24"/>
-          <w:lang w:val="pl-PL"/>
-        </w:rPr>
-      </w:pPr>
-    </w:p>
     <w:p>
       <w:pPr>
         <w:rPr>
@@ -93,31 +84,7 @@
                 <w:szCs w:val="24"/>
                 <w:lang w:val="es-ES"/>
               </w:rPr>
-              <w:t>{</w:t>
-            </w:r>
-            <w:proofErr w:type="spellStart"/>
-            <w:r>
-              <w:rPr>
-                <w:rFonts w:ascii="Aptos" w:hAnsi="Aptos"/>
-                <w:b/>
-                <w:bCs/>
-                <w:sz w:val="24"/>
-                <w:szCs w:val="24"/>
-                <w:lang w:val="es-ES"/>
-              </w:rPr>
-              <w:t>issueKey</w:t>
-            </w:r>
-            <w:proofErr w:type="spellEnd"/>
-            <w:r>
-              <w:rPr>
-                <w:rFonts w:ascii="Aptos" w:hAnsi="Aptos"/>
-                <w:b/>
-                <w:bCs/>
-                <w:sz w:val="24"/>
-                <w:szCs w:val="24"/>
-                <w:lang w:val="es-ES"/>
-              </w:rPr>
-              <w:t>}</w:t>
+              <w:t>{issueKey}</w:t>
             </w:r>
           </w:p>
         </w:tc>
@@ -164,27 +131,7 @@
                 <w:szCs w:val="24"/>
                 <w:lang w:val="de-DE"/>
               </w:rPr>
-              <w:t>{</w:t>
-            </w:r>
-            <w:proofErr w:type="spellStart"/>
-            <w:r>
-              <w:rPr>
-                <w:rFonts w:ascii="Aptos" w:hAnsi="Aptos"/>
-                <w:sz w:val="24"/>
-                <w:szCs w:val="24"/>
-                <w:lang w:val="de-DE"/>
-              </w:rPr>
-              <w:t>data</w:t>
-            </w:r>
-            <w:proofErr w:type="spellEnd"/>
-            <w:r>
-              <w:rPr>
-                <w:rFonts w:ascii="Aptos" w:hAnsi="Aptos"/>
-                <w:sz w:val="24"/>
-                <w:szCs w:val="24"/>
-                <w:lang w:val="de-DE"/>
-              </w:rPr>
-              <w:t>}</w:t>
+              <w:t>{data}</w:t>
             </w:r>
           </w:p>
         </w:tc>
@@ -257,7 +204,6 @@
           <w:lang w:val="en-US"/>
         </w:rPr>
       </w:pPr>
-      <w:proofErr w:type="spellStart"/>
       <w:r>
         <w:rPr>
           <w:rFonts w:ascii="Aptos" w:hAnsi="Aptos"/>
@@ -278,33 +224,8 @@
           <w:szCs w:val="24"/>
           <w:lang w:val="en-US"/>
         </w:rPr>
-        <w:t>o</w:t>
+        <w:t>o informacija</w:t>
       </w:r>
-      <w:proofErr w:type="spellEnd"/>
-      <w:r>
-        <w:rPr>
-          <w:rFonts w:ascii="Aptos" w:hAnsi="Aptos"/>
-          <w:b/>
-          <w:bCs/>
-          <w:sz w:val="24"/>
-          <w:szCs w:val="24"/>
-          <w:lang w:val="en-US"/>
-        </w:rPr>
-        <w:t xml:space="preserve"> </w:t>
-      </w:r>
-      <w:proofErr w:type="spellStart"/>
-      <w:r>
-        <w:rPr>
-          <w:rFonts w:ascii="Aptos" w:hAnsi="Aptos"/>
-          <w:b/>
-          <w:bCs/>
-          <w:sz w:val="24"/>
-          <w:szCs w:val="24"/>
-          <w:lang w:val="en-US"/>
-        </w:rPr>
-        <w:t>informacija</w:t>
-      </w:r>
-      <w:proofErr w:type="spellEnd"/>
       <w:r>
         <w:rPr>
           <w:rFonts w:ascii="Aptos" w:hAnsi="Aptos"/>
@@ -870,7 +791,6 @@
                 <w:lang w:val="fr-FR"/>
               </w:rPr>
             </w:pPr>
-            <w:proofErr w:type="spellStart"/>
             <w:r>
               <w:rPr>
                 <w:rFonts w:ascii="Aptos" w:hAnsi="Aptos"/>
@@ -878,37 +798,7 @@
                 <w:szCs w:val="24"/>
                 <w:lang w:val="fr-FR"/>
               </w:rPr>
-              <w:t>Maitinimo</w:t>
-            </w:r>
-            <w:proofErr w:type="spellEnd"/>
-            <w:r>
-              <w:rPr>
-                <w:rFonts w:ascii="Aptos" w:hAnsi="Aptos"/>
-                <w:sz w:val="24"/>
-                <w:szCs w:val="24"/>
-                <w:lang w:val="fr-FR"/>
-              </w:rPr>
-              <w:t xml:space="preserve"> </w:t>
-            </w:r>
-            <w:proofErr w:type="spellStart"/>
-            <w:r>
-              <w:rPr>
-                <w:rFonts w:ascii="Aptos" w:hAnsi="Aptos"/>
-                <w:sz w:val="24"/>
-                <w:szCs w:val="24"/>
-                <w:lang w:val="fr-FR"/>
-              </w:rPr>
-              <w:t>laidas</w:t>
-            </w:r>
-            <w:proofErr w:type="spellEnd"/>
-            <w:r>
-              <w:rPr>
-                <w:rFonts w:ascii="Aptos" w:hAnsi="Aptos"/>
-                <w:sz w:val="24"/>
-                <w:szCs w:val="24"/>
-                <w:lang w:val="fr-FR"/>
-              </w:rPr>
-              <w:t xml:space="preserve"> </w:t>
+              <w:t xml:space="preserve">Maitinimo laidas </w:t>
             </w:r>
           </w:p>
           <w:p>
@@ -923,32 +813,7 @@
                 <w:rFonts w:ascii="Aptos" w:hAnsi="Aptos"/>
                 <w:lang w:val="fr-FR"/>
               </w:rPr>
-              <w:t>{</w:t>
-            </w:r>
-            <w:proofErr w:type="spellStart"/>
-            <w:proofErr w:type="gramStart"/>
-            <w:r>
-              <w:rPr>
-                <w:rFonts w:ascii="Aptos" w:hAnsi="Aptos"/>
-                <w:lang w:val="fr-FR"/>
-              </w:rPr>
-              <w:t>maitinimo</w:t>
-            </w:r>
-            <w:proofErr w:type="gramEnd"/>
-            <w:r>
-              <w:rPr>
-                <w:rFonts w:ascii="Aptos" w:hAnsi="Aptos"/>
-                <w:lang w:val="fr-FR"/>
-              </w:rPr>
-              <w:t>_laidas</w:t>
-            </w:r>
-            <w:proofErr w:type="spellEnd"/>
-            <w:r>
-              <w:rPr>
-                <w:rFonts w:ascii="Aptos" w:hAnsi="Aptos"/>
-                <w:lang w:val="fr-FR"/>
-              </w:rPr>
-              <w:t>}</w:t>
+              <w:t>{maitinimo_laidas}</w:t>
             </w:r>
           </w:p>
         </w:tc>
@@ -972,19 +837,8 @@
                 <w:szCs w:val="24"/>
                 <w:lang w:val="fr-FR"/>
               </w:rPr>
-              <w:t xml:space="preserve">USB </w:t>
+              <w:t>USB laidas</w:t>
             </w:r>
-            <w:proofErr w:type="spellStart"/>
-            <w:r>
-              <w:rPr>
-                <w:rFonts w:ascii="Aptos" w:hAnsi="Aptos"/>
-                <w:sz w:val="24"/>
-                <w:szCs w:val="24"/>
-                <w:lang w:val="fr-FR"/>
-              </w:rPr>
-              <w:t>laidas</w:t>
-            </w:r>
-            <w:proofErr w:type="spellEnd"/>
           </w:p>
           <w:p>
             <w:pPr>
@@ -1005,7 +859,7 @@
       </w:tr>
       <w:tr>
         <w:trPr>
-          <w:trHeight w:val="1349"/>
+          <w:trHeight w:val="1214"/>
         </w:trPr>
         <w:tc>
           <w:tcPr>
@@ -1100,14 +954,6 @@
     </w:p>
     <w:p>
       <w:pPr>
-        <w:rPr>
-          <w:rFonts w:ascii="Aptos" w:hAnsi="Aptos"/>
-          <w:lang w:val="es-ES"/>
-        </w:rPr>
-      </w:pPr>
-    </w:p>
-    <w:p>
-      <w:pPr>
         <w:numPr>
           <w:ilvl w:val="0"/>
           <w:numId w:val="10"/>
@@ -1117,133 +963,12 @@
           <w:lang w:val="es-ES"/>
         </w:rPr>
       </w:pPr>
-      <w:proofErr w:type="spellStart"/>
       <w:r>
         <w:rPr>
           <w:rFonts w:ascii="Aptos" w:hAnsi="Aptos"/>
           <w:lang w:val="es-ES"/>
         </w:rPr>
-        <w:t>Diagnostika</w:t>
-      </w:r>
-      <w:proofErr w:type="spellEnd"/>
-      <w:r>
-        <w:rPr>
-          <w:rFonts w:ascii="Aptos" w:hAnsi="Aptos"/>
-          <w:lang w:val="es-ES"/>
-        </w:rPr>
-        <w:t xml:space="preserve"> </w:t>
-      </w:r>
-      <w:proofErr w:type="spellStart"/>
-      <w:r>
-        <w:rPr>
-          <w:rFonts w:ascii="Aptos" w:hAnsi="Aptos"/>
-          <w:lang w:val="es-ES"/>
-        </w:rPr>
-        <w:t>atliekama</w:t>
-      </w:r>
-      <w:proofErr w:type="spellEnd"/>
-      <w:r>
-        <w:rPr>
-          <w:rFonts w:ascii="Aptos" w:hAnsi="Aptos"/>
-          <w:lang w:val="es-ES"/>
-        </w:rPr>
-        <w:t xml:space="preserve"> </w:t>
-      </w:r>
-      <w:proofErr w:type="gramStart"/>
-      <w:r>
-        <w:rPr>
-          <w:rFonts w:ascii="Aptos" w:hAnsi="Aptos"/>
-          <w:lang w:val="es-ES"/>
-        </w:rPr>
-        <w:t>per 2</w:t>
-      </w:r>
-      <w:proofErr w:type="gramEnd"/>
-      <w:r>
-        <w:rPr>
-          <w:rFonts w:ascii="Aptos" w:hAnsi="Aptos"/>
-          <w:lang w:val="es-ES"/>
-        </w:rPr>
-        <w:t xml:space="preserve"> </w:t>
-      </w:r>
-      <w:proofErr w:type="spellStart"/>
-      <w:r>
-        <w:rPr>
-          <w:rFonts w:ascii="Aptos" w:hAnsi="Aptos"/>
-          <w:lang w:val="es-ES"/>
-        </w:rPr>
-        <w:t>darbo</w:t>
-      </w:r>
-      <w:proofErr w:type="spellEnd"/>
-      <w:r>
-        <w:rPr>
-          <w:rFonts w:ascii="Aptos" w:hAnsi="Aptos"/>
-          <w:lang w:val="es-ES"/>
-        </w:rPr>
-        <w:t xml:space="preserve"> </w:t>
-      </w:r>
-      <w:proofErr w:type="spellStart"/>
-      <w:r>
-        <w:rPr>
-          <w:rFonts w:ascii="Aptos" w:hAnsi="Aptos"/>
-          <w:lang w:val="es-ES"/>
-        </w:rPr>
-        <w:t>dienas</w:t>
-      </w:r>
-      <w:proofErr w:type="spellEnd"/>
-      <w:r>
-        <w:rPr>
-          <w:rFonts w:ascii="Aptos" w:hAnsi="Aptos"/>
-          <w:lang w:val="es-ES"/>
-        </w:rPr>
-        <w:t xml:space="preserve"> ir </w:t>
-      </w:r>
-      <w:proofErr w:type="spellStart"/>
-      <w:r>
-        <w:rPr>
-          <w:rFonts w:ascii="Aptos" w:hAnsi="Aptos"/>
-          <w:lang w:val="es-ES"/>
-        </w:rPr>
-        <w:t>įprastai</w:t>
-      </w:r>
-      <w:proofErr w:type="spellEnd"/>
-      <w:r>
-        <w:rPr>
-          <w:rFonts w:ascii="Aptos" w:hAnsi="Aptos"/>
-          <w:lang w:val="es-ES"/>
-        </w:rPr>
-        <w:t xml:space="preserve"> </w:t>
-      </w:r>
-      <w:proofErr w:type="spellStart"/>
-      <w:r>
-        <w:rPr>
-          <w:rFonts w:ascii="Aptos" w:hAnsi="Aptos"/>
-          <w:lang w:val="es-ES"/>
-        </w:rPr>
-        <w:t>yra</w:t>
-      </w:r>
-      <w:proofErr w:type="spellEnd"/>
-      <w:r>
-        <w:rPr>
-          <w:rFonts w:ascii="Aptos" w:hAnsi="Aptos"/>
-          <w:lang w:val="es-ES"/>
-        </w:rPr>
-        <w:t xml:space="preserve"> </w:t>
-      </w:r>
-      <w:proofErr w:type="spellStart"/>
-      <w:r>
-        <w:rPr>
-          <w:rFonts w:ascii="Aptos" w:hAnsi="Aptos"/>
-          <w:lang w:val="es-ES"/>
-        </w:rPr>
-        <w:t>nemokama</w:t>
-      </w:r>
-      <w:proofErr w:type="spellEnd"/>
-      <w:r>
-        <w:rPr>
-          <w:rFonts w:ascii="Aptos" w:hAnsi="Aptos"/>
-          <w:lang w:val="es-ES"/>
-        </w:rPr>
-        <w:t>.</w:t>
+        <w:t>Diagnostika atliekama per 2 darbo dienas ir įprastai yra nemokama.</w:t>
       </w:r>
     </w:p>
     <w:p>
@@ -1262,49 +987,8 @@
           <w:rFonts w:ascii="Aptos" w:hAnsi="Aptos"/>
           <w:lang w:val="es-ES"/>
         </w:rPr>
-        <w:t xml:space="preserve">Jei remonto </w:t>
+        <w:t>Jei remonto kaina neviršija 40 Eur</w:t>
       </w:r>
-      <w:proofErr w:type="spellStart"/>
-      <w:r>
-        <w:rPr>
-          <w:rFonts w:ascii="Aptos" w:hAnsi="Aptos"/>
-          <w:lang w:val="es-ES"/>
-        </w:rPr>
-        <w:t>kaina</w:t>
-      </w:r>
-      <w:proofErr w:type="spellEnd"/>
-      <w:r>
-        <w:rPr>
-          <w:rFonts w:ascii="Aptos" w:hAnsi="Aptos"/>
-          <w:lang w:val="es-ES"/>
-        </w:rPr>
-        <w:t xml:space="preserve"> </w:t>
-      </w:r>
-      <w:proofErr w:type="spellStart"/>
-      <w:r>
-        <w:rPr>
-          <w:rFonts w:ascii="Aptos" w:hAnsi="Aptos"/>
-          <w:lang w:val="es-ES"/>
-        </w:rPr>
-        <w:t>neviršija</w:t>
-      </w:r>
-      <w:proofErr w:type="spellEnd"/>
-      <w:r>
-        <w:rPr>
-          <w:rFonts w:ascii="Aptos" w:hAnsi="Aptos"/>
-          <w:lang w:val="es-ES"/>
-        </w:rPr>
-        <w:t xml:space="preserve"> 40 </w:t>
-      </w:r>
-      <w:proofErr w:type="spellStart"/>
-      <w:r>
-        <w:rPr>
-          <w:rFonts w:ascii="Aptos" w:hAnsi="Aptos"/>
-          <w:lang w:val="es-ES"/>
-        </w:rPr>
-        <w:t>Eur</w:t>
-      </w:r>
-      <w:proofErr w:type="spellEnd"/>
       <w:r>
         <w:rPr>
           <w:rFonts w:ascii="Aptos" w:hAnsi="Aptos"/>
@@ -1317,23 +1001,7 @@
           <w:rFonts w:ascii="Aptos" w:hAnsi="Aptos"/>
           <w:lang w:val="es-ES"/>
         </w:rPr>
-        <w:t xml:space="preserve">, </w:t>
-      </w:r>
-      <w:proofErr w:type="spellStart"/>
-      <w:r>
-        <w:rPr>
-          <w:rFonts w:ascii="Aptos" w:hAnsi="Aptos"/>
-          <w:lang w:val="es-ES"/>
-        </w:rPr>
-        <w:t>darbai</w:t>
-      </w:r>
-      <w:proofErr w:type="spellEnd"/>
-      <w:r>
-        <w:rPr>
-          <w:rFonts w:ascii="Aptos" w:hAnsi="Aptos"/>
-          <w:lang w:val="es-ES"/>
-        </w:rPr>
-        <w:t xml:space="preserve"> </w:t>
+        <w:t xml:space="preserve">, darbai </w:t>
       </w:r>
       <w:r>
         <w:rPr>
@@ -1347,279 +1015,7 @@
           <w:rFonts w:ascii="Aptos" w:hAnsi="Aptos"/>
           <w:lang w:val="es-ES"/>
         </w:rPr>
-        <w:t xml:space="preserve"> </w:t>
-      </w:r>
-      <w:proofErr w:type="spellStart"/>
-      <w:r>
-        <w:rPr>
-          <w:rFonts w:ascii="Aptos" w:hAnsi="Aptos"/>
-          <w:lang w:val="es-ES"/>
-        </w:rPr>
-        <w:t>atliekami</w:t>
-      </w:r>
-      <w:proofErr w:type="spellEnd"/>
-      <w:r>
-        <w:rPr>
-          <w:rFonts w:ascii="Aptos" w:hAnsi="Aptos"/>
-          <w:lang w:val="es-ES"/>
-        </w:rPr>
-        <w:t xml:space="preserve"> be </w:t>
-      </w:r>
-      <w:proofErr w:type="spellStart"/>
-      <w:r>
-        <w:rPr>
-          <w:rFonts w:ascii="Aptos" w:hAnsi="Aptos"/>
-          <w:lang w:val="es-ES"/>
-        </w:rPr>
-        <w:t>išankstinio</w:t>
-      </w:r>
-      <w:proofErr w:type="spellEnd"/>
-      <w:r>
-        <w:rPr>
-          <w:rFonts w:ascii="Aptos" w:hAnsi="Aptos"/>
-          <w:lang w:val="es-ES"/>
-        </w:rPr>
-        <w:t xml:space="preserve"> </w:t>
-      </w:r>
-      <w:proofErr w:type="spellStart"/>
-      <w:r>
-        <w:rPr>
-          <w:rFonts w:ascii="Aptos" w:hAnsi="Aptos"/>
-          <w:lang w:val="es-ES"/>
-        </w:rPr>
-        <w:t>kliento</w:t>
-      </w:r>
-      <w:proofErr w:type="spellEnd"/>
-      <w:r>
-        <w:rPr>
-          <w:rFonts w:ascii="Aptos" w:hAnsi="Aptos"/>
-          <w:lang w:val="es-ES"/>
-        </w:rPr>
-        <w:t xml:space="preserve"> </w:t>
-      </w:r>
-      <w:proofErr w:type="spellStart"/>
-      <w:r>
-        <w:rPr>
-          <w:rFonts w:ascii="Aptos" w:hAnsi="Aptos"/>
-          <w:lang w:val="es-ES"/>
-        </w:rPr>
-        <w:t>informavimo</w:t>
-      </w:r>
-      <w:proofErr w:type="spellEnd"/>
-      <w:r>
-        <w:rPr>
-          <w:rFonts w:ascii="Aptos" w:hAnsi="Aptos"/>
-          <w:lang w:val="es-ES"/>
-        </w:rPr>
-        <w:t xml:space="preserve"> ir </w:t>
-      </w:r>
-      <w:proofErr w:type="spellStart"/>
-      <w:r>
-        <w:rPr>
-          <w:rFonts w:ascii="Aptos" w:hAnsi="Aptos"/>
-          <w:lang w:val="es-ES"/>
-        </w:rPr>
-        <w:t>sutikimo</w:t>
-      </w:r>
-      <w:proofErr w:type="spellEnd"/>
-      <w:r>
-        <w:rPr>
-          <w:rFonts w:ascii="Aptos" w:hAnsi="Aptos"/>
-          <w:lang w:val="es-ES"/>
-        </w:rPr>
-        <w:t xml:space="preserve">. </w:t>
-      </w:r>
-      <w:proofErr w:type="spellStart"/>
-      <w:r>
-        <w:rPr>
-          <w:rFonts w:ascii="Aptos" w:hAnsi="Aptos"/>
-          <w:lang w:val="es-ES"/>
-        </w:rPr>
-        <w:t>Viršijus</w:t>
-      </w:r>
-      <w:proofErr w:type="spellEnd"/>
-      <w:r>
-        <w:rPr>
-          <w:rFonts w:ascii="Aptos" w:hAnsi="Aptos"/>
-          <w:lang w:val="es-ES"/>
-        </w:rPr>
-        <w:t xml:space="preserve"> </w:t>
-      </w:r>
-      <w:proofErr w:type="spellStart"/>
-      <w:r>
-        <w:rPr>
-          <w:rFonts w:ascii="Aptos" w:hAnsi="Aptos"/>
-          <w:lang w:val="es-ES"/>
-        </w:rPr>
-        <w:t>šią</w:t>
-      </w:r>
-      <w:proofErr w:type="spellEnd"/>
-      <w:r>
-        <w:rPr>
-          <w:rFonts w:ascii="Aptos" w:hAnsi="Aptos"/>
-          <w:lang w:val="es-ES"/>
-        </w:rPr>
-        <w:t xml:space="preserve"> </w:t>
-      </w:r>
-      <w:proofErr w:type="spellStart"/>
-      <w:r>
-        <w:rPr>
-          <w:rFonts w:ascii="Aptos" w:hAnsi="Aptos"/>
-          <w:lang w:val="es-ES"/>
-        </w:rPr>
-        <w:t>sumą</w:t>
-      </w:r>
-      <w:proofErr w:type="spellEnd"/>
-      <w:r>
-        <w:rPr>
-          <w:rFonts w:ascii="Aptos" w:hAnsi="Aptos"/>
-          <w:lang w:val="es-ES"/>
-        </w:rPr>
-        <w:t xml:space="preserve">, </w:t>
-      </w:r>
-      <w:proofErr w:type="spellStart"/>
-      <w:r>
-        <w:rPr>
-          <w:rFonts w:ascii="Aptos" w:hAnsi="Aptos"/>
-          <w:lang w:val="es-ES"/>
-        </w:rPr>
-        <w:t>klientas</w:t>
-      </w:r>
-      <w:proofErr w:type="spellEnd"/>
-      <w:r>
-        <w:rPr>
-          <w:rFonts w:ascii="Aptos" w:hAnsi="Aptos"/>
-          <w:lang w:val="es-ES"/>
-        </w:rPr>
-        <w:t xml:space="preserve"> </w:t>
-      </w:r>
-      <w:proofErr w:type="spellStart"/>
-      <w:r>
-        <w:rPr>
-          <w:rFonts w:ascii="Aptos" w:hAnsi="Aptos"/>
-          <w:lang w:val="es-ES"/>
-        </w:rPr>
-        <w:t>turi</w:t>
-      </w:r>
-      <w:proofErr w:type="spellEnd"/>
-      <w:r>
-        <w:rPr>
-          <w:rFonts w:ascii="Aptos" w:hAnsi="Aptos"/>
-          <w:lang w:val="es-ES"/>
-        </w:rPr>
-        <w:t xml:space="preserve"> </w:t>
-      </w:r>
-      <w:proofErr w:type="spellStart"/>
-      <w:r>
-        <w:rPr>
-          <w:rFonts w:ascii="Aptos" w:hAnsi="Aptos"/>
-          <w:lang w:val="es-ES"/>
-        </w:rPr>
-        <w:t>būti</w:t>
-      </w:r>
-      <w:proofErr w:type="spellEnd"/>
-      <w:r>
-        <w:rPr>
-          <w:rFonts w:ascii="Aptos" w:hAnsi="Aptos"/>
-          <w:lang w:val="es-ES"/>
-        </w:rPr>
-        <w:t xml:space="preserve"> </w:t>
-      </w:r>
-      <w:proofErr w:type="spellStart"/>
-      <w:r>
-        <w:rPr>
-          <w:rFonts w:ascii="Aptos" w:hAnsi="Aptos"/>
-          <w:lang w:val="es-ES"/>
-        </w:rPr>
-        <w:t>informuotas</w:t>
-      </w:r>
-      <w:proofErr w:type="spellEnd"/>
-      <w:r>
-        <w:rPr>
-          <w:rFonts w:ascii="Aptos" w:hAnsi="Aptos"/>
-          <w:lang w:val="es-ES"/>
-        </w:rPr>
-        <w:t xml:space="preserve"> </w:t>
-      </w:r>
-      <w:proofErr w:type="spellStart"/>
-      <w:r>
-        <w:rPr>
-          <w:rFonts w:ascii="Aptos" w:hAnsi="Aptos"/>
-          <w:lang w:val="es-ES"/>
-        </w:rPr>
-        <w:t>iš</w:t>
-      </w:r>
-      <w:proofErr w:type="spellEnd"/>
-      <w:r>
-        <w:rPr>
-          <w:rFonts w:ascii="Aptos" w:hAnsi="Aptos"/>
-          <w:lang w:val="es-ES"/>
-        </w:rPr>
-        <w:t xml:space="preserve"> </w:t>
-      </w:r>
-      <w:proofErr w:type="spellStart"/>
-      <w:r>
-        <w:rPr>
-          <w:rFonts w:ascii="Aptos" w:hAnsi="Aptos"/>
-          <w:lang w:val="es-ES"/>
-        </w:rPr>
-        <w:t>anksto</w:t>
-      </w:r>
-      <w:proofErr w:type="spellEnd"/>
-      <w:r>
-        <w:rPr>
-          <w:rFonts w:ascii="Aptos" w:hAnsi="Aptos"/>
-          <w:lang w:val="es-ES"/>
-        </w:rPr>
-        <w:t xml:space="preserve"> ir </w:t>
-      </w:r>
-      <w:proofErr w:type="spellStart"/>
-      <w:r>
-        <w:rPr>
-          <w:rFonts w:ascii="Aptos" w:hAnsi="Aptos"/>
-          <w:lang w:val="es-ES"/>
-        </w:rPr>
-        <w:t>turi</w:t>
-      </w:r>
-      <w:proofErr w:type="spellEnd"/>
-      <w:r>
-        <w:rPr>
-          <w:rFonts w:ascii="Aptos" w:hAnsi="Aptos"/>
-          <w:lang w:val="es-ES"/>
-        </w:rPr>
-        <w:t xml:space="preserve"> </w:t>
-      </w:r>
-      <w:proofErr w:type="spellStart"/>
-      <w:r>
-        <w:rPr>
-          <w:rFonts w:ascii="Aptos" w:hAnsi="Aptos"/>
-          <w:lang w:val="es-ES"/>
-        </w:rPr>
-        <w:t>duoti</w:t>
-      </w:r>
-      <w:proofErr w:type="spellEnd"/>
-      <w:r>
-        <w:rPr>
-          <w:rFonts w:ascii="Aptos" w:hAnsi="Aptos"/>
-          <w:lang w:val="es-ES"/>
-        </w:rPr>
-        <w:t xml:space="preserve"> </w:t>
-      </w:r>
-      <w:proofErr w:type="spellStart"/>
-      <w:r>
-        <w:rPr>
-          <w:rFonts w:ascii="Aptos" w:hAnsi="Aptos"/>
-          <w:lang w:val="es-ES"/>
-        </w:rPr>
-        <w:t>sutikimą</w:t>
-      </w:r>
-      <w:proofErr w:type="spellEnd"/>
-      <w:r>
-        <w:rPr>
-          <w:rFonts w:ascii="Aptos" w:hAnsi="Aptos"/>
-          <w:lang w:val="es-ES"/>
-        </w:rPr>
-        <w:t>.</w:t>
+        <w:t xml:space="preserve"> atliekami be išankstinio kliento informavimo ir sutikimo. Viršijus šią sumą, klientas turi būti informuotas iš anksto ir turi duoti sutikimą.</w:t>
       </w:r>
     </w:p>
     <w:p>
@@ -1633,85 +1029,12 @@
           <w:lang w:val="es-ES"/>
         </w:rPr>
       </w:pPr>
-      <w:proofErr w:type="spellStart"/>
       <w:r>
         <w:rPr>
           <w:rFonts w:ascii="Aptos" w:hAnsi="Aptos"/>
           <w:lang w:val="es-ES"/>
         </w:rPr>
-        <w:t>Apie</w:t>
-      </w:r>
-      <w:proofErr w:type="spellEnd"/>
-      <w:r>
-        <w:rPr>
-          <w:rFonts w:ascii="Aptos" w:hAnsi="Aptos"/>
-          <w:lang w:val="es-ES"/>
-        </w:rPr>
-        <w:t xml:space="preserve"> </w:t>
-      </w:r>
-      <w:proofErr w:type="spellStart"/>
-      <w:r>
-        <w:rPr>
-          <w:rFonts w:ascii="Aptos" w:hAnsi="Aptos"/>
-          <w:lang w:val="es-ES"/>
-        </w:rPr>
-        <w:t>gedimą</w:t>
-      </w:r>
-      <w:proofErr w:type="spellEnd"/>
-      <w:r>
-        <w:rPr>
-          <w:rFonts w:ascii="Aptos" w:hAnsi="Aptos"/>
-          <w:lang w:val="es-ES"/>
-        </w:rPr>
-        <w:t xml:space="preserve"> ir remonto </w:t>
-      </w:r>
-      <w:proofErr w:type="spellStart"/>
-      <w:r>
-        <w:rPr>
-          <w:rFonts w:ascii="Aptos" w:hAnsi="Aptos"/>
-          <w:lang w:val="es-ES"/>
-        </w:rPr>
-        <w:t>kainą</w:t>
-      </w:r>
-      <w:proofErr w:type="spellEnd"/>
-      <w:r>
-        <w:rPr>
-          <w:rFonts w:ascii="Aptos" w:hAnsi="Aptos"/>
-          <w:lang w:val="es-ES"/>
-        </w:rPr>
-        <w:t xml:space="preserve"> </w:t>
-      </w:r>
-      <w:proofErr w:type="spellStart"/>
-      <w:r>
-        <w:rPr>
-          <w:rFonts w:ascii="Aptos" w:hAnsi="Aptos"/>
-          <w:lang w:val="es-ES"/>
-        </w:rPr>
-        <w:t>informuojame</w:t>
-      </w:r>
-      <w:proofErr w:type="spellEnd"/>
-      <w:r>
-        <w:rPr>
-          <w:rFonts w:ascii="Aptos" w:hAnsi="Aptos"/>
-          <w:lang w:val="es-ES"/>
-        </w:rPr>
-        <w:t xml:space="preserve"> </w:t>
-      </w:r>
-      <w:proofErr w:type="spellStart"/>
-      <w:r>
-        <w:rPr>
-          <w:rFonts w:ascii="Aptos" w:hAnsi="Aptos"/>
-          <w:lang w:val="es-ES"/>
-        </w:rPr>
-        <w:t>telefonu</w:t>
-      </w:r>
-      <w:proofErr w:type="spellEnd"/>
-      <w:r>
-        <w:rPr>
-          <w:rFonts w:ascii="Aptos" w:hAnsi="Aptos"/>
-          <w:lang w:val="es-ES"/>
-        </w:rPr>
-        <w:t xml:space="preserve"> </w:t>
+        <w:t xml:space="preserve">Apie gedimą ir remonto kainą informuojame telefonu </w:t>
       </w:r>
       <w:r>
         <w:rPr>
@@ -1720,53 +1043,12 @@
         </w:rPr>
         <w:t>ir/</w:t>
       </w:r>
-      <w:proofErr w:type="spellStart"/>
       <w:r>
         <w:rPr>
           <w:rFonts w:ascii="Aptos" w:hAnsi="Aptos"/>
           <w:lang w:val="es-ES"/>
         </w:rPr>
-        <w:t>arba</w:t>
-      </w:r>
-      <w:proofErr w:type="spellEnd"/>
-      <w:r>
-        <w:rPr>
-          <w:rFonts w:ascii="Aptos" w:hAnsi="Aptos"/>
-          <w:lang w:val="es-ES"/>
-        </w:rPr>
-        <w:t xml:space="preserve"> </w:t>
-      </w:r>
-      <w:proofErr w:type="spellStart"/>
-      <w:r>
-        <w:rPr>
-          <w:rFonts w:ascii="Aptos" w:hAnsi="Aptos"/>
-          <w:lang w:val="es-ES"/>
-        </w:rPr>
-        <w:t>el</w:t>
-      </w:r>
-      <w:proofErr w:type="spellEnd"/>
-      <w:r>
-        <w:rPr>
-          <w:rFonts w:ascii="Aptos" w:hAnsi="Aptos"/>
-          <w:lang w:val="es-ES"/>
-        </w:rPr>
-        <w:t xml:space="preserve">. </w:t>
-      </w:r>
-      <w:proofErr w:type="spellStart"/>
-      <w:r>
-        <w:rPr>
-          <w:rFonts w:ascii="Aptos" w:hAnsi="Aptos"/>
-          <w:lang w:val="es-ES"/>
-        </w:rPr>
-        <w:t>paštu</w:t>
-      </w:r>
-      <w:proofErr w:type="spellEnd"/>
-      <w:r>
-        <w:rPr>
-          <w:rFonts w:ascii="Aptos" w:hAnsi="Aptos"/>
-          <w:lang w:val="es-ES"/>
-        </w:rPr>
-        <w:t>.</w:t>
+        <w:t>arba el. paštu.</w:t>
       </w:r>
     </w:p>
     <w:p>
@@ -1785,151 +1067,7 @@
           <w:rFonts w:ascii="Aptos" w:hAnsi="Aptos"/>
           <w:lang w:val="es-ES"/>
         </w:rPr>
-        <w:t xml:space="preserve">Atsisakius remonto </w:t>
-      </w:r>
-      <w:proofErr w:type="spellStart"/>
-      <w:r>
-        <w:rPr>
-          <w:rFonts w:ascii="Aptos" w:hAnsi="Aptos"/>
-          <w:lang w:val="es-ES"/>
-        </w:rPr>
-        <w:t>gali</w:t>
-      </w:r>
-      <w:proofErr w:type="spellEnd"/>
-      <w:r>
-        <w:rPr>
-          <w:rFonts w:ascii="Aptos" w:hAnsi="Aptos"/>
-          <w:lang w:val="es-ES"/>
-        </w:rPr>
-        <w:t xml:space="preserve"> </w:t>
-      </w:r>
-      <w:proofErr w:type="spellStart"/>
-      <w:r>
-        <w:rPr>
-          <w:rFonts w:ascii="Aptos" w:hAnsi="Aptos"/>
-          <w:lang w:val="es-ES"/>
-        </w:rPr>
-        <w:t>būti</w:t>
-      </w:r>
-      <w:proofErr w:type="spellEnd"/>
-      <w:r>
-        <w:rPr>
-          <w:rFonts w:ascii="Aptos" w:hAnsi="Aptos"/>
-          <w:lang w:val="es-ES"/>
-        </w:rPr>
-        <w:t xml:space="preserve"> </w:t>
-      </w:r>
-      <w:proofErr w:type="spellStart"/>
-      <w:r>
-        <w:rPr>
-          <w:rFonts w:ascii="Aptos" w:hAnsi="Aptos"/>
-          <w:lang w:val="es-ES"/>
-        </w:rPr>
-        <w:t>taikomas</w:t>
-      </w:r>
-      <w:proofErr w:type="spellEnd"/>
-      <w:r>
-        <w:rPr>
-          <w:rFonts w:ascii="Aptos" w:hAnsi="Aptos"/>
-          <w:lang w:val="es-ES"/>
-        </w:rPr>
-        <w:t xml:space="preserve"> </w:t>
-      </w:r>
-      <w:proofErr w:type="spellStart"/>
-      <w:r>
-        <w:rPr>
-          <w:rFonts w:ascii="Aptos" w:hAnsi="Aptos"/>
-          <w:lang w:val="es-ES"/>
-        </w:rPr>
-        <w:t>diagnostikos</w:t>
-      </w:r>
-      <w:proofErr w:type="spellEnd"/>
-      <w:r>
-        <w:rPr>
-          <w:rFonts w:ascii="Aptos" w:hAnsi="Aptos"/>
-          <w:lang w:val="es-ES"/>
-        </w:rPr>
-        <w:t xml:space="preserve"> (</w:t>
-      </w:r>
-      <w:proofErr w:type="spellStart"/>
-      <w:r>
-        <w:rPr>
-          <w:rFonts w:ascii="Aptos" w:hAnsi="Aptos"/>
-          <w:lang w:val="es-ES"/>
-        </w:rPr>
-        <w:t>jei</w:t>
-      </w:r>
-      <w:proofErr w:type="spellEnd"/>
-      <w:r>
-        <w:rPr>
-          <w:rFonts w:ascii="Aptos" w:hAnsi="Aptos"/>
-          <w:lang w:val="es-ES"/>
-        </w:rPr>
-        <w:t xml:space="preserve"> </w:t>
-      </w:r>
-      <w:proofErr w:type="spellStart"/>
-      <w:r>
-        <w:rPr>
-          <w:rFonts w:ascii="Aptos" w:hAnsi="Aptos"/>
-          <w:lang w:val="es-ES"/>
-        </w:rPr>
-        <w:t>buvo</w:t>
-      </w:r>
-      <w:proofErr w:type="spellEnd"/>
-      <w:r>
-        <w:rPr>
-          <w:rFonts w:ascii="Aptos" w:hAnsi="Aptos"/>
-          <w:lang w:val="es-ES"/>
-        </w:rPr>
-        <w:t xml:space="preserve"> </w:t>
-      </w:r>
-      <w:proofErr w:type="spellStart"/>
-      <w:r>
-        <w:rPr>
-          <w:rFonts w:ascii="Aptos" w:hAnsi="Aptos"/>
-          <w:lang w:val="es-ES"/>
-        </w:rPr>
-        <w:t>suderinta</w:t>
-      </w:r>
-      <w:proofErr w:type="spellEnd"/>
-      <w:r>
-        <w:rPr>
-          <w:rFonts w:ascii="Aptos" w:hAnsi="Aptos"/>
-          <w:lang w:val="es-ES"/>
-        </w:rPr>
-        <w:t xml:space="preserve">) ir </w:t>
-      </w:r>
-      <w:proofErr w:type="spellStart"/>
-      <w:r>
-        <w:rPr>
-          <w:rFonts w:ascii="Aptos" w:hAnsi="Aptos"/>
-          <w:lang w:val="es-ES"/>
-        </w:rPr>
-        <w:t>transportavimo</w:t>
-      </w:r>
-      <w:proofErr w:type="spellEnd"/>
-      <w:r>
-        <w:rPr>
-          <w:rFonts w:ascii="Aptos" w:hAnsi="Aptos"/>
-          <w:lang w:val="es-ES"/>
-        </w:rPr>
-        <w:t xml:space="preserve"> </w:t>
-      </w:r>
-      <w:proofErr w:type="spellStart"/>
-      <w:r>
-        <w:rPr>
-          <w:rFonts w:ascii="Aptos" w:hAnsi="Aptos"/>
-          <w:lang w:val="es-ES"/>
-        </w:rPr>
-        <w:t>mokestis</w:t>
-      </w:r>
-      <w:proofErr w:type="spellEnd"/>
-      <w:r>
-        <w:rPr>
-          <w:rFonts w:ascii="Aptos" w:hAnsi="Aptos"/>
-          <w:lang w:val="es-ES"/>
-        </w:rPr>
-        <w:t>.</w:t>
+        <w:t>Atsisakius remonto gali būti taikomas diagnostikos (jei buvo suderinta) ir transportavimo mokestis.</w:t>
       </w:r>
     </w:p>
     <w:p>
@@ -1995,53 +1133,12 @@
           <w:lang w:val="fr-FR"/>
         </w:rPr>
       </w:pPr>
-      <w:proofErr w:type="spellStart"/>
       <w:r>
         <w:rPr>
           <w:rFonts w:ascii="Aptos" w:hAnsi="Aptos"/>
           <w:lang w:val="fr-FR"/>
         </w:rPr>
-        <w:t>Prašome</w:t>
-      </w:r>
-      <w:proofErr w:type="spellEnd"/>
-      <w:r>
-        <w:rPr>
-          <w:rFonts w:ascii="Aptos" w:hAnsi="Aptos"/>
-          <w:lang w:val="fr-FR"/>
-        </w:rPr>
-        <w:t xml:space="preserve"> </w:t>
-      </w:r>
-      <w:proofErr w:type="spellStart"/>
-      <w:r>
-        <w:rPr>
-          <w:rFonts w:ascii="Aptos" w:hAnsi="Aptos"/>
-          <w:lang w:val="fr-FR"/>
-        </w:rPr>
-        <w:t>jį</w:t>
-      </w:r>
-      <w:proofErr w:type="spellEnd"/>
-      <w:r>
-        <w:rPr>
-          <w:rFonts w:ascii="Aptos" w:hAnsi="Aptos"/>
-          <w:lang w:val="fr-FR"/>
-        </w:rPr>
-        <w:t xml:space="preserve"> </w:t>
-      </w:r>
-      <w:proofErr w:type="spellStart"/>
-      <w:r>
-        <w:rPr>
-          <w:rFonts w:ascii="Aptos" w:hAnsi="Aptos"/>
-          <w:lang w:val="fr-FR"/>
-        </w:rPr>
-        <w:t>atsiimti</w:t>
-      </w:r>
-      <w:proofErr w:type="spellEnd"/>
-      <w:r>
-        <w:rPr>
-          <w:rFonts w:ascii="Aptos" w:hAnsi="Aptos"/>
-          <w:lang w:val="fr-FR"/>
-        </w:rPr>
-        <w:t xml:space="preserve"> per </w:t>
+        <w:t xml:space="preserve">Prašome jį atsiimti per </w:t>
       </w:r>
       <w:r>
         <w:rPr>
@@ -2055,159 +1152,36 @@
           <w:rFonts w:ascii="Aptos" w:hAnsi="Aptos"/>
           <w:lang w:val="fr-FR"/>
         </w:rPr>
+        <w:t xml:space="preserve"> savait</w:t>
+      </w:r>
+      <w:r>
+        <w:rPr>
+          <w:rFonts w:ascii="Aptos" w:hAnsi="Aptos"/>
+          <w:lang w:val="fr-FR"/>
+        </w:rPr>
+        <w:t>es</w:t>
+      </w:r>
+      <w:r>
+        <w:rPr>
+          <w:rFonts w:ascii="Aptos" w:hAnsi="Aptos"/>
+          <w:lang w:val="fr-FR"/>
+        </w:rPr>
+        <w:t xml:space="preserve"> nuo informavimo.</w:t>
+      </w:r>
+      <w:r>
+        <w:rPr>
+          <w:rFonts w:ascii="Aptos" w:hAnsi="Aptos"/>
+          <w:lang w:val="fr-FR"/>
+        </w:rPr>
         <w:t xml:space="preserve"> </w:t>
       </w:r>
-      <w:proofErr w:type="spellStart"/>
       <w:r>
         <w:rPr>
           <w:rFonts w:ascii="Aptos" w:hAnsi="Aptos"/>
           <w:lang w:val="fr-FR"/>
         </w:rPr>
-        <w:t>savait</w:t>
+        <w:t>Vėliau gali būti taikomas saugojimo mokestis</w:t>
       </w:r>
-      <w:r>
-        <w:rPr>
-          <w:rFonts w:ascii="Aptos" w:hAnsi="Aptos"/>
-          <w:lang w:val="fr-FR"/>
-        </w:rPr>
-        <w:t>es</w:t>
-      </w:r>
-      <w:proofErr w:type="spellEnd"/>
-      <w:r>
-        <w:rPr>
-          <w:rFonts w:ascii="Aptos" w:hAnsi="Aptos"/>
-          <w:lang w:val="fr-FR"/>
-        </w:rPr>
-        <w:t xml:space="preserve"> </w:t>
-      </w:r>
-      <w:proofErr w:type="spellStart"/>
-      <w:r>
-        <w:rPr>
-          <w:rFonts w:ascii="Aptos" w:hAnsi="Aptos"/>
-          <w:lang w:val="fr-FR"/>
-        </w:rPr>
-        <w:t>nuo</w:t>
-      </w:r>
-      <w:proofErr w:type="spellEnd"/>
-      <w:r>
-        <w:rPr>
-          <w:rFonts w:ascii="Aptos" w:hAnsi="Aptos"/>
-          <w:lang w:val="fr-FR"/>
-        </w:rPr>
-        <w:t xml:space="preserve"> </w:t>
-      </w:r>
-      <w:proofErr w:type="spellStart"/>
-      <w:r>
-        <w:rPr>
-          <w:rFonts w:ascii="Aptos" w:hAnsi="Aptos"/>
-          <w:lang w:val="fr-FR"/>
-        </w:rPr>
-        <w:t>informavimo</w:t>
-      </w:r>
-      <w:proofErr w:type="spellEnd"/>
-      <w:r>
-        <w:rPr>
-          <w:rFonts w:ascii="Aptos" w:hAnsi="Aptos"/>
-          <w:lang w:val="fr-FR"/>
-        </w:rPr>
-        <w:t>.</w:t>
-      </w:r>
-      <w:r>
-        <w:rPr>
-          <w:rFonts w:ascii="Aptos" w:hAnsi="Aptos"/>
-          <w:lang w:val="fr-FR"/>
-        </w:rPr>
-        <w:t xml:space="preserve"> </w:t>
-      </w:r>
-      <w:proofErr w:type="spellStart"/>
-      <w:r>
-        <w:rPr>
-          <w:rFonts w:ascii="Aptos" w:hAnsi="Aptos"/>
-          <w:lang w:val="fr-FR"/>
-        </w:rPr>
-        <w:t>Vėliau</w:t>
-      </w:r>
-      <w:proofErr w:type="spellEnd"/>
-      <w:r>
-        <w:rPr>
-          <w:rFonts w:ascii="Aptos" w:hAnsi="Aptos"/>
-          <w:lang w:val="fr-FR"/>
-        </w:rPr>
-        <w:t xml:space="preserve"> </w:t>
-      </w:r>
-      <w:proofErr w:type="spellStart"/>
-      <w:r>
-        <w:rPr>
-          <w:rFonts w:ascii="Aptos" w:hAnsi="Aptos"/>
-          <w:lang w:val="fr-FR"/>
-        </w:rPr>
-        <w:t>gali</w:t>
-      </w:r>
-      <w:proofErr w:type="spellEnd"/>
-      <w:r>
-        <w:rPr>
-          <w:rFonts w:ascii="Aptos" w:hAnsi="Aptos"/>
-          <w:lang w:val="fr-FR"/>
-        </w:rPr>
-        <w:t xml:space="preserve"> </w:t>
-      </w:r>
-      <w:proofErr w:type="spellStart"/>
-      <w:r>
-        <w:rPr>
-          <w:rFonts w:ascii="Aptos" w:hAnsi="Aptos"/>
-          <w:lang w:val="fr-FR"/>
-        </w:rPr>
-        <w:t>būti</w:t>
-      </w:r>
-      <w:proofErr w:type="spellEnd"/>
-      <w:r>
-        <w:rPr>
-          <w:rFonts w:ascii="Aptos" w:hAnsi="Aptos"/>
-          <w:lang w:val="fr-FR"/>
-        </w:rPr>
-        <w:t xml:space="preserve"> </w:t>
-      </w:r>
-      <w:proofErr w:type="spellStart"/>
-      <w:r>
-        <w:rPr>
-          <w:rFonts w:ascii="Aptos" w:hAnsi="Aptos"/>
-          <w:lang w:val="fr-FR"/>
-        </w:rPr>
-        <w:t>taikomas</w:t>
-      </w:r>
-      <w:proofErr w:type="spellEnd"/>
-      <w:r>
-        <w:rPr>
-          <w:rFonts w:ascii="Aptos" w:hAnsi="Aptos"/>
-          <w:lang w:val="fr-FR"/>
-        </w:rPr>
-        <w:t xml:space="preserve"> </w:t>
-      </w:r>
-      <w:proofErr w:type="spellStart"/>
-      <w:r>
-        <w:rPr>
-          <w:rFonts w:ascii="Aptos" w:hAnsi="Aptos"/>
-          <w:lang w:val="fr-FR"/>
-        </w:rPr>
-        <w:t>saugojimo</w:t>
-      </w:r>
-      <w:proofErr w:type="spellEnd"/>
-      <w:r>
-        <w:rPr>
-          <w:rFonts w:ascii="Aptos" w:hAnsi="Aptos"/>
-          <w:lang w:val="fr-FR"/>
-        </w:rPr>
-        <w:t xml:space="preserve"> </w:t>
-      </w:r>
-      <w:proofErr w:type="spellStart"/>
-      <w:r>
-        <w:rPr>
-          <w:rFonts w:ascii="Aptos" w:hAnsi="Aptos"/>
-          <w:lang w:val="fr-FR"/>
-        </w:rPr>
-        <w:t>mokestis</w:t>
-      </w:r>
-      <w:proofErr w:type="spellEnd"/>
       <w:r>
         <w:t xml:space="preserve"> </w:t>
       </w:r>
@@ -2234,247 +1208,7 @@
           <w:rFonts w:ascii="Aptos" w:hAnsi="Aptos"/>
           <w:lang w:val="fr-FR"/>
         </w:rPr>
-        <w:t xml:space="preserve">Jei </w:t>
-      </w:r>
-      <w:proofErr w:type="spellStart"/>
-      <w:r>
-        <w:rPr>
-          <w:rFonts w:ascii="Aptos" w:hAnsi="Aptos"/>
-          <w:lang w:val="fr-FR"/>
-        </w:rPr>
-        <w:t>įrenginys</w:t>
-      </w:r>
-      <w:proofErr w:type="spellEnd"/>
-      <w:r>
-        <w:rPr>
-          <w:rFonts w:ascii="Aptos" w:hAnsi="Aptos"/>
-          <w:lang w:val="fr-FR"/>
-        </w:rPr>
-        <w:t xml:space="preserve"> </w:t>
-      </w:r>
-      <w:proofErr w:type="spellStart"/>
-      <w:r>
-        <w:rPr>
-          <w:rFonts w:ascii="Aptos" w:hAnsi="Aptos"/>
-          <w:lang w:val="fr-FR"/>
-        </w:rPr>
-        <w:t>neatsiimamas</w:t>
-      </w:r>
-      <w:proofErr w:type="spellEnd"/>
-      <w:r>
-        <w:rPr>
-          <w:rFonts w:ascii="Aptos" w:hAnsi="Aptos"/>
-          <w:lang w:val="fr-FR"/>
-        </w:rPr>
-        <w:t xml:space="preserve"> per 2 </w:t>
-      </w:r>
-      <w:proofErr w:type="spellStart"/>
-      <w:r>
-        <w:rPr>
-          <w:rFonts w:ascii="Aptos" w:hAnsi="Aptos"/>
-          <w:lang w:val="fr-FR"/>
-        </w:rPr>
-        <w:t>mėnesius</w:t>
-      </w:r>
-      <w:proofErr w:type="spellEnd"/>
-      <w:r>
-        <w:rPr>
-          <w:rFonts w:ascii="Aptos" w:hAnsi="Aptos"/>
-          <w:lang w:val="fr-FR"/>
-        </w:rPr>
-        <w:t xml:space="preserve">, UAB 4office </w:t>
-      </w:r>
-      <w:proofErr w:type="spellStart"/>
-      <w:r>
-        <w:rPr>
-          <w:rFonts w:ascii="Aptos" w:hAnsi="Aptos"/>
-          <w:lang w:val="fr-FR"/>
-        </w:rPr>
-        <w:t>turi</w:t>
-      </w:r>
-      <w:proofErr w:type="spellEnd"/>
-      <w:r>
-        <w:rPr>
-          <w:rFonts w:ascii="Aptos" w:hAnsi="Aptos"/>
-          <w:lang w:val="fr-FR"/>
-        </w:rPr>
-        <w:t xml:space="preserve"> </w:t>
-      </w:r>
-      <w:proofErr w:type="spellStart"/>
-      <w:r>
-        <w:rPr>
-          <w:rFonts w:ascii="Aptos" w:hAnsi="Aptos"/>
-          <w:lang w:val="fr-FR"/>
-        </w:rPr>
-        <w:t>teisę</w:t>
-      </w:r>
-      <w:proofErr w:type="spellEnd"/>
-      <w:r>
-        <w:rPr>
-          <w:rFonts w:ascii="Aptos" w:hAnsi="Aptos"/>
-          <w:lang w:val="fr-FR"/>
-        </w:rPr>
-        <w:t xml:space="preserve"> </w:t>
-      </w:r>
-      <w:proofErr w:type="spellStart"/>
-      <w:r>
-        <w:rPr>
-          <w:rFonts w:ascii="Aptos" w:hAnsi="Aptos"/>
-          <w:lang w:val="fr-FR"/>
-        </w:rPr>
-        <w:t>jį</w:t>
-      </w:r>
-      <w:proofErr w:type="spellEnd"/>
-      <w:r>
-        <w:rPr>
-          <w:rFonts w:ascii="Aptos" w:hAnsi="Aptos"/>
-          <w:lang w:val="fr-FR"/>
-        </w:rPr>
-        <w:t xml:space="preserve"> </w:t>
-      </w:r>
-      <w:proofErr w:type="spellStart"/>
-      <w:r>
-        <w:rPr>
-          <w:rFonts w:ascii="Aptos" w:hAnsi="Aptos"/>
-          <w:lang w:val="fr-FR"/>
-        </w:rPr>
-        <w:t>utilizuoti</w:t>
-      </w:r>
-      <w:proofErr w:type="spellEnd"/>
-      <w:r>
-        <w:rPr>
-          <w:rFonts w:ascii="Aptos" w:hAnsi="Aptos"/>
-          <w:lang w:val="fr-FR"/>
-        </w:rPr>
-        <w:t xml:space="preserve"> </w:t>
-      </w:r>
-      <w:proofErr w:type="spellStart"/>
-      <w:r>
-        <w:rPr>
-          <w:rFonts w:ascii="Aptos" w:hAnsi="Aptos"/>
-          <w:lang w:val="fr-FR"/>
-        </w:rPr>
-        <w:t>arba</w:t>
-      </w:r>
-      <w:proofErr w:type="spellEnd"/>
-      <w:r>
-        <w:rPr>
-          <w:rFonts w:ascii="Aptos" w:hAnsi="Aptos"/>
-          <w:lang w:val="fr-FR"/>
-        </w:rPr>
-        <w:t xml:space="preserve"> </w:t>
-      </w:r>
-      <w:proofErr w:type="spellStart"/>
-      <w:r>
-        <w:rPr>
-          <w:rFonts w:ascii="Aptos" w:hAnsi="Aptos"/>
-          <w:lang w:val="fr-FR"/>
-        </w:rPr>
-        <w:t>kitaip</w:t>
-      </w:r>
-      <w:proofErr w:type="spellEnd"/>
-      <w:r>
-        <w:rPr>
-          <w:rFonts w:ascii="Aptos" w:hAnsi="Aptos"/>
-          <w:lang w:val="fr-FR"/>
-        </w:rPr>
-        <w:t xml:space="preserve"> </w:t>
-      </w:r>
-      <w:proofErr w:type="spellStart"/>
-      <w:r>
-        <w:rPr>
-          <w:rFonts w:ascii="Aptos" w:hAnsi="Aptos"/>
-          <w:lang w:val="fr-FR"/>
-        </w:rPr>
-        <w:t>juo</w:t>
-      </w:r>
-      <w:proofErr w:type="spellEnd"/>
-      <w:r>
-        <w:rPr>
-          <w:rFonts w:ascii="Aptos" w:hAnsi="Aptos"/>
-          <w:lang w:val="fr-FR"/>
-        </w:rPr>
-        <w:t xml:space="preserve"> </w:t>
-      </w:r>
-      <w:proofErr w:type="spellStart"/>
-      <w:r>
-        <w:rPr>
-          <w:rFonts w:ascii="Aptos" w:hAnsi="Aptos"/>
-          <w:lang w:val="fr-FR"/>
-        </w:rPr>
-        <w:t>disponuoti</w:t>
-      </w:r>
-      <w:proofErr w:type="spellEnd"/>
-      <w:r>
-        <w:rPr>
-          <w:rFonts w:ascii="Aptos" w:hAnsi="Aptos"/>
-          <w:lang w:val="fr-FR"/>
-        </w:rPr>
-        <w:t xml:space="preserve">, </w:t>
-      </w:r>
-      <w:proofErr w:type="spellStart"/>
-      <w:r>
-        <w:rPr>
-          <w:rFonts w:ascii="Aptos" w:hAnsi="Aptos"/>
-          <w:lang w:val="fr-FR"/>
-        </w:rPr>
-        <w:t>siekiant</w:t>
-      </w:r>
-      <w:proofErr w:type="spellEnd"/>
-      <w:r>
-        <w:rPr>
-          <w:rFonts w:ascii="Aptos" w:hAnsi="Aptos"/>
-          <w:lang w:val="fr-FR"/>
-        </w:rPr>
-        <w:t xml:space="preserve"> </w:t>
-      </w:r>
-      <w:proofErr w:type="spellStart"/>
-      <w:r>
-        <w:rPr>
-          <w:rFonts w:ascii="Aptos" w:hAnsi="Aptos"/>
-          <w:lang w:val="fr-FR"/>
-        </w:rPr>
-        <w:t>padengti</w:t>
-      </w:r>
-      <w:proofErr w:type="spellEnd"/>
-      <w:r>
-        <w:rPr>
-          <w:rFonts w:ascii="Aptos" w:hAnsi="Aptos"/>
-          <w:lang w:val="fr-FR"/>
-        </w:rPr>
-        <w:t xml:space="preserve"> </w:t>
-      </w:r>
-      <w:proofErr w:type="spellStart"/>
-      <w:r>
-        <w:rPr>
-          <w:rFonts w:ascii="Aptos" w:hAnsi="Aptos"/>
-          <w:lang w:val="fr-FR"/>
-        </w:rPr>
-        <w:t>patirtas</w:t>
-      </w:r>
-      <w:proofErr w:type="spellEnd"/>
-      <w:r>
-        <w:rPr>
-          <w:rFonts w:ascii="Aptos" w:hAnsi="Aptos"/>
-          <w:lang w:val="fr-FR"/>
-        </w:rPr>
-        <w:t xml:space="preserve"> </w:t>
-      </w:r>
-      <w:proofErr w:type="spellStart"/>
-      <w:r>
-        <w:rPr>
-          <w:rFonts w:ascii="Aptos" w:hAnsi="Aptos"/>
-          <w:lang w:val="fr-FR"/>
-        </w:rPr>
-        <w:t>išlaidas</w:t>
-      </w:r>
-      <w:proofErr w:type="spellEnd"/>
-      <w:r>
-        <w:rPr>
-          <w:rFonts w:ascii="Aptos" w:hAnsi="Aptos"/>
-          <w:lang w:val="fr-FR"/>
-        </w:rPr>
-        <w:t>.</w:t>
+        <w:t>Jei įrenginys neatsiimamas per 2 mėnesius, UAB 4office turi teisę jį utilizuoti arba kitaip juo disponuoti, siekiant padengti patirtas išlaidas.</w:t>
       </w:r>
     </w:p>
     <w:p>
@@ -2484,155 +1218,32 @@
           <w:lang w:val="fr-FR"/>
         </w:rPr>
       </w:pPr>
-      <w:proofErr w:type="spellStart"/>
       <w:r>
         <w:rPr>
           <w:rFonts w:ascii="Aptos" w:hAnsi="Aptos"/>
           <w:lang w:val="fr-FR"/>
         </w:rPr>
         <w:t>Sutikimas</w:t>
-      </w:r>
-      <w:proofErr w:type="spellEnd"/>
-    </w:p>
-    <w:p>
-      <w:pPr>
-        <w:rPr>
-          <w:rFonts w:ascii="Aptos" w:hAnsi="Aptos"/>
-          <w:lang w:val="fr-FR"/>
-        </w:rPr>
-      </w:pPr>
-      <w:proofErr w:type="spellStart"/>
-      <w:r>
-        <w:rPr>
-          <w:rFonts w:ascii="Aptos" w:hAnsi="Aptos"/>
-          <w:lang w:val="fr-FR"/>
-        </w:rPr>
-        <w:t>Palikdamas</w:t>
-      </w:r>
-      <w:proofErr w:type="spellEnd"/>
-      <w:r>
-        <w:rPr>
-          <w:rFonts w:ascii="Aptos" w:hAnsi="Aptos"/>
-          <w:lang w:val="fr-FR"/>
-        </w:rPr>
-        <w:t xml:space="preserve"> </w:t>
-      </w:r>
-      <w:proofErr w:type="spellStart"/>
-      <w:r>
-        <w:rPr>
-          <w:rFonts w:ascii="Aptos" w:hAnsi="Aptos"/>
-          <w:lang w:val="fr-FR"/>
-        </w:rPr>
-        <w:t>įrenginį</w:t>
-      </w:r>
-      <w:proofErr w:type="spellEnd"/>
-      <w:r>
-        <w:rPr>
-          <w:rFonts w:ascii="Aptos" w:hAnsi="Aptos"/>
-          <w:lang w:val="fr-FR"/>
-        </w:rPr>
-        <w:t xml:space="preserve">, </w:t>
-      </w:r>
-      <w:proofErr w:type="spellStart"/>
-      <w:r>
-        <w:rPr>
-          <w:rFonts w:ascii="Aptos" w:hAnsi="Aptos"/>
-          <w:lang w:val="fr-FR"/>
-        </w:rPr>
-        <w:t>klientas</w:t>
-      </w:r>
-      <w:proofErr w:type="spellEnd"/>
-      <w:r>
-        <w:rPr>
-          <w:rFonts w:ascii="Aptos" w:hAnsi="Aptos"/>
-          <w:lang w:val="fr-FR"/>
-        </w:rPr>
-        <w:t xml:space="preserve"> </w:t>
-      </w:r>
-      <w:proofErr w:type="spellStart"/>
-      <w:r>
-        <w:rPr>
-          <w:rFonts w:ascii="Aptos" w:hAnsi="Aptos"/>
-          <w:lang w:val="fr-FR"/>
-        </w:rPr>
-        <w:t>patvirtina</w:t>
-      </w:r>
-      <w:proofErr w:type="spellEnd"/>
-      <w:r>
-        <w:rPr>
-          <w:rFonts w:ascii="Aptos" w:hAnsi="Aptos"/>
-          <w:lang w:val="fr-FR"/>
-        </w:rPr>
-        <w:t xml:space="preserve">, </w:t>
-      </w:r>
-      <w:proofErr w:type="spellStart"/>
-      <w:r>
-        <w:rPr>
-          <w:rFonts w:ascii="Aptos" w:hAnsi="Aptos"/>
-          <w:lang w:val="fr-FR"/>
-        </w:rPr>
-        <w:t>kad</w:t>
-      </w:r>
-      <w:proofErr w:type="spellEnd"/>
-      <w:r>
-        <w:rPr>
-          <w:rFonts w:ascii="Aptos" w:hAnsi="Aptos"/>
-          <w:lang w:val="fr-FR"/>
-        </w:rPr>
-        <w:t xml:space="preserve"> </w:t>
-      </w:r>
-      <w:proofErr w:type="spellStart"/>
-      <w:r>
-        <w:rPr>
-          <w:rFonts w:ascii="Aptos" w:hAnsi="Aptos"/>
-          <w:lang w:val="fr-FR"/>
-        </w:rPr>
-        <w:t>sutinka</w:t>
-      </w:r>
-      <w:proofErr w:type="spellEnd"/>
-      <w:r>
-        <w:rPr>
-          <w:rFonts w:ascii="Aptos" w:hAnsi="Aptos"/>
-          <w:lang w:val="fr-FR"/>
-        </w:rPr>
-        <w:t xml:space="preserve"> su </w:t>
-      </w:r>
-      <w:proofErr w:type="spellStart"/>
-      <w:r>
-        <w:rPr>
-          <w:rFonts w:ascii="Aptos" w:hAnsi="Aptos"/>
-          <w:lang w:val="fr-FR"/>
-        </w:rPr>
-        <w:t>šiomis</w:t>
-      </w:r>
-      <w:proofErr w:type="spellEnd"/>
-      <w:r>
-        <w:rPr>
-          <w:rFonts w:ascii="Aptos" w:hAnsi="Aptos"/>
-          <w:lang w:val="fr-FR"/>
-        </w:rPr>
-        <w:t xml:space="preserve"> </w:t>
-      </w:r>
-      <w:proofErr w:type="spellStart"/>
-      <w:r>
-        <w:rPr>
-          <w:rFonts w:ascii="Aptos" w:hAnsi="Aptos"/>
-          <w:lang w:val="fr-FR"/>
-        </w:rPr>
-        <w:t>sąlygomis</w:t>
-      </w:r>
-      <w:proofErr w:type="spellEnd"/>
-      <w:r>
-        <w:rPr>
-          <w:rFonts w:ascii="Aptos" w:hAnsi="Aptos"/>
-          <w:lang w:val="fr-FR"/>
-        </w:rPr>
-        <w:t>.</w:t>
       </w:r>
     </w:p>
     <w:p>
       <w:pPr>
         <w:rPr>
+          <w:rFonts w:ascii="Aptos" w:hAnsi="Aptos"/>
+          <w:lang w:val="fr-FR"/>
+        </w:rPr>
+      </w:pPr>
+      <w:r>
+        <w:rPr>
+          <w:rFonts w:ascii="Aptos" w:hAnsi="Aptos"/>
+          <w:lang w:val="fr-FR"/>
+        </w:rPr>
+        <w:t>Palikdamas įrenginį, klientas patvirtina, kad sutinka su šiomis sąlygomis.</w:t>
+      </w:r>
+    </w:p>
+    <w:p>
+      <w:pPr>
+        <w:rPr>
           <w:sz w:val="24"/>
           <w:szCs w:val="24"/>
           <w:lang w:val="fr-FR"/>
@@ -2654,27 +1265,7 @@
           <w:szCs w:val="24"/>
           <w:lang w:val="de-DE"/>
         </w:rPr>
-        <w:t>{</w:t>
-      </w:r>
-      <w:proofErr w:type="spellStart"/>
-      <w:r>
-        <w:rPr>
-          <w:rFonts w:ascii="Aptos" w:hAnsi="Aptos"/>
-          <w:sz w:val="24"/>
-          <w:szCs w:val="24"/>
-          <w:lang w:val="de-DE"/>
-        </w:rPr>
-        <w:t>data</w:t>
-      </w:r>
-      <w:proofErr w:type="spellEnd"/>
-      <w:r>
-        <w:rPr>
-          <w:rFonts w:ascii="Aptos" w:hAnsi="Aptos"/>
-          <w:sz w:val="24"/>
-          <w:szCs w:val="24"/>
-          <w:lang w:val="de-DE"/>
-        </w:rPr>
-        <w:t>}</w:t>
+        <w:t>{data}</w:t>
       </w:r>
       <w:r>
         <w:rPr>
@@ -2725,61 +1316,7 @@
           <w:szCs w:val="24"/>
           <w:lang w:val="en-US"/>
         </w:rPr>
-        <w:t>(</w:t>
-      </w:r>
-      <w:proofErr w:type="spellStart"/>
-      <w:r>
-        <w:rPr>
-          <w:sz w:val="24"/>
-          <w:szCs w:val="24"/>
-          <w:lang w:val="en-US"/>
-        </w:rPr>
-        <w:t>Vardas</w:t>
-      </w:r>
-      <w:proofErr w:type="spellEnd"/>
-      <w:r>
-        <w:rPr>
-          <w:sz w:val="24"/>
-          <w:szCs w:val="24"/>
-          <w:lang w:val="en-US"/>
-        </w:rPr>
-        <w:t xml:space="preserve">, </w:t>
-      </w:r>
-      <w:proofErr w:type="spellStart"/>
-      <w:r>
-        <w:rPr>
-          <w:sz w:val="24"/>
-          <w:szCs w:val="24"/>
-          <w:lang w:val="en-US"/>
-        </w:rPr>
-        <w:t>Pavardė</w:t>
-      </w:r>
-      <w:proofErr w:type="spellEnd"/>
-      <w:r>
-        <w:rPr>
-          <w:sz w:val="24"/>
-          <w:szCs w:val="24"/>
-          <w:lang w:val="en-US"/>
-        </w:rPr>
-        <w:t xml:space="preserve">, </w:t>
-      </w:r>
-      <w:proofErr w:type="spellStart"/>
-      <w:r>
-        <w:rPr>
-          <w:sz w:val="24"/>
-          <w:szCs w:val="24"/>
-          <w:lang w:val="en-US"/>
-        </w:rPr>
-        <w:t>parašas</w:t>
-      </w:r>
-      <w:proofErr w:type="spellEnd"/>
-      <w:r>
-        <w:rPr>
-          <w:sz w:val="24"/>
-          <w:szCs w:val="24"/>
-          <w:lang w:val="en-US"/>
-        </w:rPr>
-        <w:t>)</w:t>
+        <w:t>(Vardas, Pavardė, parašas)</w:t>
       </w:r>
     </w:p>
     <w:sectPr>
@@ -3020,7 +1557,6 @@
         <w:lang w:val="fr-FR"/>
       </w:rPr>
     </w:pPr>
-    <w:proofErr w:type="spellStart"/>
     <w:r>
       <w:rPr>
         <w:rFonts w:ascii="Aptos" w:hAnsi="Aptos"/>
@@ -3028,17 +1564,7 @@
         <w:szCs w:val="24"/>
         <w:lang w:val="fr-FR"/>
       </w:rPr>
-      <w:t>Gariūnų</w:t>
-    </w:r>
-    <w:proofErr w:type="spellEnd"/>
-    <w:r>
-      <w:rPr>
-        <w:rFonts w:ascii="Aptos" w:hAnsi="Aptos"/>
-        <w:sz w:val="24"/>
-        <w:szCs w:val="24"/>
-        <w:lang w:val="fr-FR"/>
-      </w:rPr>
-      <w:t xml:space="preserve"> g. 57</w:t>
+      <w:t>Gariūnų g. 57</w:t>
     </w:r>
     <w:r>
       <w:rPr>
@@ -5742,16 +4268,25 @@
 </file>
 
 <file path=customXml/item1.xml><?xml version="1.0" encoding="utf-8"?>
+<b:Sources xmlns:b="http://schemas.openxmlformats.org/officeDocument/2006/bibliography" xmlns="http://schemas.openxmlformats.org/officeDocument/2006/bibliography" SelectedStyle="\APASixthEditionOfficeOnline.xsl" StyleName="APA" Version="6"/>
+</file>
+
+<file path=customXml/item2.xml><?xml version="1.0" encoding="utf-8"?>
 <p:properties xmlns:p="http://schemas.microsoft.com/office/2006/metadata/properties" xmlns:xsi="http://www.w3.org/2001/XMLSchema-instance" xmlns:pc="http://schemas.microsoft.com/office/infopath/2007/PartnerControls">
   <documentManagement/>
 </p:properties>
 </file>
 
-<file path=customXml/item2.xml><?xml version="1.0" encoding="utf-8"?>
-<b:Sources xmlns:b="http://schemas.openxmlformats.org/officeDocument/2006/bibliography" xmlns="http://schemas.openxmlformats.org/officeDocument/2006/bibliography" SelectedStyle="\APASixthEditionOfficeOnline.xsl" StyleName="APA" Version="6"/>
+<file path=customXml/item3.xml><?xml version="1.0" encoding="utf-8"?>
+<?mso-contentType ?>
+<FormTemplates xmlns="http://schemas.microsoft.com/sharepoint/v3/contenttype/forms">
+  <Display>DocumentLibraryForm</Display>
+  <Edit>DocumentLibraryForm</Edit>
+  <New>DocumentLibraryForm</New>
+</FormTemplates>
 </file>
 
-<file path=customXml/item3.xml><?xml version="1.0" encoding="utf-8"?>
+<file path=customXml/item4.xml><?xml version="1.0" encoding="utf-8"?>
 <ct:contentTypeSchema xmlns:ct="http://schemas.microsoft.com/office/2006/metadata/contentType" xmlns:ma="http://schemas.microsoft.com/office/2006/metadata/properties/metaAttributes" ct:_="" ma:_="" ma:contentTypeName="Dokumentas" ma:contentTypeID="0x01010017C5E37302ED5B4393E12F926763B961" ma:contentTypeVersion="5" ma:contentTypeDescription="Kurkite naują dokumentą." ma:contentTypeScope="" ma:versionID="64c87de12f3c145059ca9e4c76805602">
   <xsd:schema xmlns:xsd="http://www.w3.org/2001/XMLSchema" xmlns:xs="http://www.w3.org/2001/XMLSchema" xmlns:p="http://schemas.microsoft.com/office/2006/metadata/properties" xmlns:ns3="95bb7dd7-1a6f-4c8b-bf95-283e638d61c1" xmlns:ns4="6ef92817-0dd1-4395-9663-9aab56939276" targetNamespace="http://schemas.microsoft.com/office/2006/metadata/properties" ma:root="true" ma:fieldsID="f97fe7fdb53d8f2ae9f1e25a28a9f949" ns3:_="" ns4:_="">
     <xsd:import namespace="95bb7dd7-1a6f-4c8b-bf95-283e638d61c1"/>
@@ -5922,16 +4457,15 @@
 </ct:contentTypeSchema>
 </file>
 
-<file path=customXml/item4.xml><?xml version="1.0" encoding="utf-8"?>
-<?mso-contentType ?>
-<FormTemplates xmlns="http://schemas.microsoft.com/sharepoint/v3/contenttype/forms">
-  <Display>DocumentLibraryForm</Display>
-  <Edit>DocumentLibraryForm</Edit>
-  <New>DocumentLibraryForm</New>
-</FormTemplates>
+<file path=customXml/itemProps1.xml><?xml version="1.0" encoding="utf-8"?>
+<ds:datastoreItem xmlns:ds="http://schemas.openxmlformats.org/officeDocument/2006/customXml" ds:itemID="{A6CEB405-97C9-4A19-AA63-7645E1292537}">
+  <ds:schemaRefs>
+    <ds:schemaRef ds:uri="http://schemas.openxmlformats.org/officeDocument/2006/bibliography"/>
+  </ds:schemaRefs>
+</ds:datastoreItem>
 </file>
 
-<file path=customXml/itemProps1.xml><?xml version="1.0" encoding="utf-8"?>
+<file path=customXml/itemProps2.xml><?xml version="1.0" encoding="utf-8"?>
 <ds:datastoreItem xmlns:ds="http://schemas.openxmlformats.org/officeDocument/2006/customXml" ds:itemID="{BBF7080E-19E9-4237-9527-BC6EB533F072}">
   <ds:schemaRefs>
     <ds:schemaRef ds:uri="http://schemas.microsoft.com/office/2006/metadata/properties"/>
@@ -5940,15 +4474,15 @@
 </ds:datastoreItem>
 </file>
 
-<file path=customXml/itemProps2.xml><?xml version="1.0" encoding="utf-8"?>
-<ds:datastoreItem xmlns:ds="http://schemas.openxmlformats.org/officeDocument/2006/customXml" ds:itemID="{A6CEB405-97C9-4A19-AA63-7645E1292537}">
+<file path=customXml/itemProps3.xml><?xml version="1.0" encoding="utf-8"?>
+<ds:datastoreItem xmlns:ds="http://schemas.openxmlformats.org/officeDocument/2006/customXml" ds:itemID="{F09D6D4C-18AE-4F2D-8333-431F90F26862}">
   <ds:schemaRefs>
-    <ds:schemaRef ds:uri="http://schemas.openxmlformats.org/officeDocument/2006/bibliography"/>
+    <ds:schemaRef ds:uri="http://schemas.microsoft.com/sharepoint/v3/contenttype/forms"/>
   </ds:schemaRefs>
 </ds:datastoreItem>
 </file>
 
-<file path=customXml/itemProps3.xml><?xml version="1.0" encoding="utf-8"?>
+<file path=customXml/itemProps4.xml><?xml version="1.0" encoding="utf-8"?>
 <ds:datastoreItem xmlns:ds="http://schemas.openxmlformats.org/officeDocument/2006/customXml" ds:itemID="{BA82F190-2F74-4F78-9127-7A6DF58C9BC7}">
   <ds:schemaRefs>
     <ds:schemaRef ds:uri="http://schemas.microsoft.com/office/2006/metadata/contentType"/>
@@ -5965,12 +4499,4 @@
     <ds:schemaRef ds:uri="http://schemas.microsoft.com/internal/obd"/>
   </ds:schemaRefs>
 </ds:datastoreItem>
-</file>
-
-<file path=customXml/itemProps4.xml><?xml version="1.0" encoding="utf-8"?>
-<ds:datastoreItem xmlns:ds="http://schemas.openxmlformats.org/officeDocument/2006/customXml" ds:itemID="{F09D6D4C-18AE-4F2D-8333-431F90F26862}">
-  <ds:schemaRefs>
-    <ds:schemaRef ds:uri="http://schemas.microsoft.com/sharepoint/v3/contenttype/forms"/>
-  </ds:schemaRefs>
-</ds:datastoreItem>
 </file>